--- a/wwwroot/DocxModel/FIBER_ANALYSIS_DATA_SHEET.docx
+++ b/wwwroot/DocxModel/FIBER_ANALYSIS_DATA_SHEET.docx
@@ -57,7 +57,7 @@
               <w:pStyle w:val="aa"/>
               <w:jc w:val="right"/>
               <w:rPr>
-                <w:rFonts w:ascii="Arial" w:eastAsia="黑体" w:hAnsi="Arial" w:cs="Arial" w:hint="eastAsia"/>
+                <w:rFonts w:ascii="Arial" w:eastAsia="黑体" w:hAnsi="Arial" w:cs="Arial"/>
                 <w:b/>
                 <w:bCs/>
               </w:rPr>
@@ -194,7 +194,7 @@
       </w:tr>
       <w:tr>
         <w:trPr>
-          <w:trHeight w:val="1897"/>
+          <w:trHeight w:val="1263"/>
         </w:trPr>
         <w:tc>
           <w:tcPr>
@@ -224,6 +224,460 @@
           <w:tcPr>
             <w:tcW w:w="8039" w:type="dxa"/>
           </w:tcPr>
+          <w:tbl>
+            <w:tblPr>
+              <w:tblStyle w:val="a9"/>
+              <w:tblpPr w:leftFromText="180" w:rightFromText="180" w:vertAnchor="page" w:horzAnchor="margin" w:tblpY="57"/>
+              <w:tblOverlap w:val="never"/>
+              <w:tblW w:w="0" w:type="auto"/>
+              <w:tblBorders>
+                <w:top w:val="none" w:sz="0" w:space="0" w:color="auto"/>
+                <w:left w:val="none" w:sz="0" w:space="0" w:color="auto"/>
+                <w:bottom w:val="none" w:sz="0" w:space="0" w:color="auto"/>
+                <w:right w:val="none" w:sz="0" w:space="0" w:color="auto"/>
+                <w:insideH w:val="none" w:sz="0" w:space="0" w:color="auto"/>
+                <w:insideV w:val="none" w:sz="0" w:space="0" w:color="auto"/>
+              </w:tblBorders>
+              <w:tblLook w:val="04A0" w:firstRow="1" w:lastRow="0" w:firstColumn="1" w:lastColumn="0" w:noHBand="0" w:noVBand="1"/>
+            </w:tblPr>
+            <w:tblGrid>
+              <w:gridCol w:w="1116"/>
+              <w:gridCol w:w="1116"/>
+              <w:gridCol w:w="1116"/>
+              <w:gridCol w:w="1116"/>
+              <w:gridCol w:w="1116"/>
+              <w:gridCol w:w="1116"/>
+              <w:gridCol w:w="1117"/>
+            </w:tblGrid>
+            <w:tr>
+              <w:tc>
+                <w:tcPr>
+                  <w:tcW w:w="1116" w:type="dxa"/>
+                </w:tcPr>
+                <w:p>
+                  <w:pPr>
+                    <w:spacing w:after="0" w:line="240" w:lineRule="auto"/>
+                    <w:rPr>
+                      <w:rFonts w:ascii="Arial" w:eastAsia="黑体" w:hAnsi="Arial" w:cs="Arial"/>
+                      <w:sz w:val="20"/>
+                      <w:szCs w:val="20"/>
+                    </w:rPr>
+                  </w:pPr>
+                </w:p>
+              </w:tc>
+              <w:tc>
+                <w:tcPr>
+                  <w:tcW w:w="1116" w:type="dxa"/>
+                </w:tcPr>
+                <w:p>
+                  <w:pPr>
+                    <w:spacing w:after="0" w:line="240" w:lineRule="auto"/>
+                    <w:rPr>
+                      <w:rFonts w:ascii="Arial" w:eastAsia="黑体" w:hAnsi="Arial" w:cs="Arial"/>
+                      <w:sz w:val="20"/>
+                      <w:szCs w:val="20"/>
+                    </w:rPr>
+                  </w:pPr>
+                </w:p>
+              </w:tc>
+              <w:tc>
+                <w:tcPr>
+                  <w:tcW w:w="1116" w:type="dxa"/>
+                </w:tcPr>
+                <w:p>
+                  <w:pPr>
+                    <w:spacing w:after="0" w:line="240" w:lineRule="auto"/>
+                    <w:rPr>
+                      <w:rFonts w:ascii="Arial" w:eastAsia="黑体" w:hAnsi="Arial" w:cs="Arial"/>
+                      <w:sz w:val="20"/>
+                      <w:szCs w:val="20"/>
+                    </w:rPr>
+                  </w:pPr>
+                </w:p>
+              </w:tc>
+              <w:tc>
+                <w:tcPr>
+                  <w:tcW w:w="1116" w:type="dxa"/>
+                </w:tcPr>
+                <w:p>
+                  <w:pPr>
+                    <w:spacing w:after="0" w:line="240" w:lineRule="auto"/>
+                    <w:rPr>
+                      <w:rFonts w:ascii="Arial" w:eastAsia="黑体" w:hAnsi="Arial" w:cs="Arial"/>
+                      <w:sz w:val="20"/>
+                      <w:szCs w:val="20"/>
+                    </w:rPr>
+                  </w:pPr>
+                </w:p>
+              </w:tc>
+              <w:tc>
+                <w:tcPr>
+                  <w:tcW w:w="1116" w:type="dxa"/>
+                </w:tcPr>
+                <w:p>
+                  <w:pPr>
+                    <w:spacing w:after="0" w:line="240" w:lineRule="auto"/>
+                    <w:rPr>
+                      <w:rFonts w:ascii="Arial" w:eastAsia="黑体" w:hAnsi="Arial" w:cs="Arial"/>
+                      <w:sz w:val="20"/>
+                      <w:szCs w:val="20"/>
+                    </w:rPr>
+                  </w:pPr>
+                </w:p>
+              </w:tc>
+              <w:tc>
+                <w:tcPr>
+                  <w:tcW w:w="1116" w:type="dxa"/>
+                </w:tcPr>
+                <w:p>
+                  <w:pPr>
+                    <w:spacing w:after="0" w:line="240" w:lineRule="auto"/>
+                    <w:rPr>
+                      <w:rFonts w:ascii="Arial" w:eastAsia="黑体" w:hAnsi="Arial" w:cs="Arial"/>
+                      <w:sz w:val="20"/>
+                      <w:szCs w:val="20"/>
+                    </w:rPr>
+                  </w:pPr>
+                </w:p>
+              </w:tc>
+              <w:tc>
+                <w:tcPr>
+                  <w:tcW w:w="1117" w:type="dxa"/>
+                </w:tcPr>
+                <w:p>
+                  <w:pPr>
+                    <w:spacing w:after="0" w:line="240" w:lineRule="auto"/>
+                    <w:rPr>
+                      <w:rFonts w:ascii="Arial" w:eastAsia="黑体" w:hAnsi="Arial" w:cs="Arial"/>
+                      <w:sz w:val="20"/>
+                      <w:szCs w:val="20"/>
+                    </w:rPr>
+                  </w:pPr>
+                </w:p>
+              </w:tc>
+            </w:tr>
+            <w:tr>
+              <w:tc>
+                <w:tcPr>
+                  <w:tcW w:w="1116" w:type="dxa"/>
+                </w:tcPr>
+                <w:p>
+                  <w:pPr>
+                    <w:spacing w:after="0" w:line="240" w:lineRule="auto"/>
+                    <w:rPr>
+                      <w:rFonts w:ascii="Arial" w:eastAsia="黑体" w:hAnsi="Arial" w:cs="Arial"/>
+                      <w:sz w:val="20"/>
+                      <w:szCs w:val="20"/>
+                    </w:rPr>
+                  </w:pPr>
+                </w:p>
+              </w:tc>
+              <w:tc>
+                <w:tcPr>
+                  <w:tcW w:w="1116" w:type="dxa"/>
+                </w:tcPr>
+                <w:p>
+                  <w:pPr>
+                    <w:spacing w:after="0" w:line="240" w:lineRule="auto"/>
+                    <w:rPr>
+                      <w:rFonts w:ascii="Arial" w:eastAsia="黑体" w:hAnsi="Arial" w:cs="Arial"/>
+                      <w:sz w:val="20"/>
+                      <w:szCs w:val="20"/>
+                    </w:rPr>
+                  </w:pPr>
+                </w:p>
+              </w:tc>
+              <w:tc>
+                <w:tcPr>
+                  <w:tcW w:w="1116" w:type="dxa"/>
+                </w:tcPr>
+                <w:p>
+                  <w:pPr>
+                    <w:spacing w:after="0" w:line="240" w:lineRule="auto"/>
+                    <w:rPr>
+                      <w:rFonts w:ascii="Arial" w:eastAsia="黑体" w:hAnsi="Arial" w:cs="Arial"/>
+                      <w:sz w:val="20"/>
+                      <w:szCs w:val="20"/>
+                    </w:rPr>
+                  </w:pPr>
+                </w:p>
+              </w:tc>
+              <w:tc>
+                <w:tcPr>
+                  <w:tcW w:w="1116" w:type="dxa"/>
+                </w:tcPr>
+                <w:p>
+                  <w:pPr>
+                    <w:spacing w:after="0" w:line="240" w:lineRule="auto"/>
+                    <w:rPr>
+                      <w:rFonts w:ascii="Arial" w:eastAsia="黑体" w:hAnsi="Arial" w:cs="Arial"/>
+                      <w:sz w:val="20"/>
+                      <w:szCs w:val="20"/>
+                    </w:rPr>
+                  </w:pPr>
+                </w:p>
+              </w:tc>
+              <w:tc>
+                <w:tcPr>
+                  <w:tcW w:w="1116" w:type="dxa"/>
+                </w:tcPr>
+                <w:p>
+                  <w:pPr>
+                    <w:spacing w:after="0" w:line="240" w:lineRule="auto"/>
+                    <w:rPr>
+                      <w:rFonts w:ascii="Arial" w:eastAsia="黑体" w:hAnsi="Arial" w:cs="Arial"/>
+                      <w:sz w:val="20"/>
+                      <w:szCs w:val="20"/>
+                    </w:rPr>
+                  </w:pPr>
+                </w:p>
+              </w:tc>
+              <w:tc>
+                <w:tcPr>
+                  <w:tcW w:w="1116" w:type="dxa"/>
+                </w:tcPr>
+                <w:p>
+                  <w:pPr>
+                    <w:spacing w:after="0" w:line="240" w:lineRule="auto"/>
+                    <w:rPr>
+                      <w:rFonts w:ascii="Arial" w:eastAsia="黑体" w:hAnsi="Arial" w:cs="Arial"/>
+                      <w:sz w:val="20"/>
+                      <w:szCs w:val="20"/>
+                    </w:rPr>
+                  </w:pPr>
+                </w:p>
+              </w:tc>
+              <w:tc>
+                <w:tcPr>
+                  <w:tcW w:w="1117" w:type="dxa"/>
+                </w:tcPr>
+                <w:p>
+                  <w:pPr>
+                    <w:spacing w:after="0" w:line="240" w:lineRule="auto"/>
+                    <w:rPr>
+                      <w:rFonts w:ascii="Arial" w:eastAsia="黑体" w:hAnsi="Arial" w:cs="Arial"/>
+                      <w:sz w:val="20"/>
+                      <w:szCs w:val="20"/>
+                    </w:rPr>
+                  </w:pPr>
+                </w:p>
+              </w:tc>
+            </w:tr>
+            <w:tr>
+              <w:tc>
+                <w:tcPr>
+                  <w:tcW w:w="1116" w:type="dxa"/>
+                </w:tcPr>
+                <w:p>
+                  <w:pPr>
+                    <w:spacing w:after="0" w:line="240" w:lineRule="auto"/>
+                    <w:rPr>
+                      <w:rFonts w:ascii="Arial" w:eastAsia="黑体" w:hAnsi="Arial" w:cs="Arial"/>
+                      <w:sz w:val="20"/>
+                      <w:szCs w:val="20"/>
+                    </w:rPr>
+                  </w:pPr>
+                </w:p>
+              </w:tc>
+              <w:tc>
+                <w:tcPr>
+                  <w:tcW w:w="1116" w:type="dxa"/>
+                </w:tcPr>
+                <w:p>
+                  <w:pPr>
+                    <w:spacing w:after="0" w:line="240" w:lineRule="auto"/>
+                    <w:rPr>
+                      <w:rFonts w:ascii="Arial" w:eastAsia="黑体" w:hAnsi="Arial" w:cs="Arial"/>
+                      <w:sz w:val="20"/>
+                      <w:szCs w:val="20"/>
+                    </w:rPr>
+                  </w:pPr>
+                </w:p>
+              </w:tc>
+              <w:tc>
+                <w:tcPr>
+                  <w:tcW w:w="1116" w:type="dxa"/>
+                </w:tcPr>
+                <w:p>
+                  <w:pPr>
+                    <w:spacing w:after="0" w:line="240" w:lineRule="auto"/>
+                    <w:rPr>
+                      <w:rFonts w:ascii="Arial" w:eastAsia="黑体" w:hAnsi="Arial" w:cs="Arial"/>
+                      <w:sz w:val="20"/>
+                      <w:szCs w:val="20"/>
+                    </w:rPr>
+                  </w:pPr>
+                </w:p>
+              </w:tc>
+              <w:tc>
+                <w:tcPr>
+                  <w:tcW w:w="1116" w:type="dxa"/>
+                </w:tcPr>
+                <w:p>
+                  <w:pPr>
+                    <w:spacing w:after="0" w:line="240" w:lineRule="auto"/>
+                    <w:rPr>
+                      <w:rFonts w:ascii="Arial" w:eastAsia="黑体" w:hAnsi="Arial" w:cs="Arial"/>
+                      <w:sz w:val="20"/>
+                      <w:szCs w:val="20"/>
+                    </w:rPr>
+                  </w:pPr>
+                </w:p>
+              </w:tc>
+              <w:tc>
+                <w:tcPr>
+                  <w:tcW w:w="1116" w:type="dxa"/>
+                </w:tcPr>
+                <w:p>
+                  <w:pPr>
+                    <w:spacing w:after="0" w:line="240" w:lineRule="auto"/>
+                    <w:rPr>
+                      <w:rFonts w:ascii="Arial" w:eastAsia="黑体" w:hAnsi="Arial" w:cs="Arial"/>
+                      <w:sz w:val="20"/>
+                      <w:szCs w:val="20"/>
+                    </w:rPr>
+                  </w:pPr>
+                </w:p>
+              </w:tc>
+              <w:tc>
+                <w:tcPr>
+                  <w:tcW w:w="1116" w:type="dxa"/>
+                </w:tcPr>
+                <w:p>
+                  <w:pPr>
+                    <w:spacing w:after="0" w:line="240" w:lineRule="auto"/>
+                    <w:rPr>
+                      <w:rFonts w:ascii="Arial" w:eastAsia="黑体" w:hAnsi="Arial" w:cs="Arial"/>
+                      <w:sz w:val="20"/>
+                      <w:szCs w:val="20"/>
+                    </w:rPr>
+                  </w:pPr>
+                </w:p>
+              </w:tc>
+              <w:tc>
+                <w:tcPr>
+                  <w:tcW w:w="1117" w:type="dxa"/>
+                </w:tcPr>
+                <w:p>
+                  <w:pPr>
+                    <w:spacing w:after="0" w:line="240" w:lineRule="auto"/>
+                    <w:rPr>
+                      <w:rFonts w:ascii="Arial" w:eastAsia="黑体" w:hAnsi="Arial" w:cs="Arial"/>
+                      <w:sz w:val="20"/>
+                      <w:szCs w:val="20"/>
+                    </w:rPr>
+                  </w:pPr>
+                </w:p>
+              </w:tc>
+            </w:tr>
+            <w:tr>
+              <w:tc>
+                <w:tcPr>
+                  <w:tcW w:w="1116" w:type="dxa"/>
+                </w:tcPr>
+                <w:p>
+                  <w:pPr>
+                    <w:spacing w:after="0" w:line="240" w:lineRule="auto"/>
+                    <w:rPr>
+                      <w:rFonts w:ascii="Arial" w:eastAsia="黑体" w:hAnsi="Arial" w:cs="Arial"/>
+                      <w:sz w:val="20"/>
+                      <w:szCs w:val="20"/>
+                    </w:rPr>
+                  </w:pPr>
+                </w:p>
+              </w:tc>
+              <w:tc>
+                <w:tcPr>
+                  <w:tcW w:w="1116" w:type="dxa"/>
+                </w:tcPr>
+                <w:p>
+                  <w:pPr>
+                    <w:spacing w:after="0" w:line="240" w:lineRule="auto"/>
+                    <w:rPr>
+                      <w:rFonts w:ascii="Arial" w:eastAsia="黑体" w:hAnsi="Arial" w:cs="Arial"/>
+                      <w:sz w:val="20"/>
+                      <w:szCs w:val="20"/>
+                    </w:rPr>
+                  </w:pPr>
+                </w:p>
+              </w:tc>
+              <w:tc>
+                <w:tcPr>
+                  <w:tcW w:w="1116" w:type="dxa"/>
+                </w:tcPr>
+                <w:p>
+                  <w:pPr>
+                    <w:spacing w:after="0" w:line="240" w:lineRule="auto"/>
+                    <w:rPr>
+                      <w:rFonts w:ascii="Arial" w:eastAsia="黑体" w:hAnsi="Arial" w:cs="Arial"/>
+                      <w:sz w:val="20"/>
+                      <w:szCs w:val="20"/>
+                    </w:rPr>
+                  </w:pPr>
+                </w:p>
+              </w:tc>
+              <w:tc>
+                <w:tcPr>
+                  <w:tcW w:w="1116" w:type="dxa"/>
+                </w:tcPr>
+                <w:p>
+                  <w:pPr>
+                    <w:spacing w:after="0" w:line="240" w:lineRule="auto"/>
+                    <w:rPr>
+                      <w:rFonts w:ascii="Arial" w:eastAsia="黑体" w:hAnsi="Arial" w:cs="Arial"/>
+                      <w:sz w:val="20"/>
+                      <w:szCs w:val="20"/>
+                    </w:rPr>
+                  </w:pPr>
+                </w:p>
+              </w:tc>
+              <w:tc>
+                <w:tcPr>
+                  <w:tcW w:w="1116" w:type="dxa"/>
+                </w:tcPr>
+                <w:p>
+                  <w:pPr>
+                    <w:spacing w:after="0" w:line="240" w:lineRule="auto"/>
+                    <w:rPr>
+                      <w:rFonts w:ascii="Arial" w:eastAsia="黑体" w:hAnsi="Arial" w:cs="Arial"/>
+                      <w:sz w:val="20"/>
+                      <w:szCs w:val="20"/>
+                    </w:rPr>
+                  </w:pPr>
+                </w:p>
+              </w:tc>
+              <w:tc>
+                <w:tcPr>
+                  <w:tcW w:w="1116" w:type="dxa"/>
+                </w:tcPr>
+                <w:p>
+                  <w:pPr>
+                    <w:spacing w:after="0" w:line="240" w:lineRule="auto"/>
+                    <w:rPr>
+                      <w:rFonts w:ascii="Arial" w:eastAsia="黑体" w:hAnsi="Arial" w:cs="Arial"/>
+                      <w:sz w:val="20"/>
+                      <w:szCs w:val="20"/>
+                    </w:rPr>
+                  </w:pPr>
+                </w:p>
+              </w:tc>
+              <w:tc>
+                <w:tcPr>
+                  <w:tcW w:w="1117" w:type="dxa"/>
+                </w:tcPr>
+                <w:p>
+                  <w:pPr>
+                    <w:spacing w:after="0" w:line="240" w:lineRule="auto"/>
+                    <w:rPr>
+                      <w:rFonts w:ascii="Arial" w:eastAsia="黑体" w:hAnsi="Arial" w:cs="Arial"/>
+                      <w:sz w:val="20"/>
+                      <w:szCs w:val="20"/>
+                    </w:rPr>
+                  </w:pPr>
+                </w:p>
+              </w:tc>
+            </w:tr>
+          </w:tbl>
           <w:p>
             <w:pPr>
               <w:spacing w:after="0" w:line="240" w:lineRule="auto"/>
@@ -483,11 +937,39 @@
               <w:spacing w:after="0" w:line="240" w:lineRule="auto"/>
               <w:jc w:val="center"/>
               <w:rPr>
+                <w:rFonts w:ascii="Arial" w:eastAsia="黑体" w:hAnsi="Arial" w:cs="Arial"/>
+                <w:color w:val="538135" w:themeColor="accent6" w:themeShade="BF"/>
+                <w:sz w:val="18"/>
+                <w:szCs w:val="18"/>
+              </w:rPr>
+            </w:pPr>
+            <w:r>
+              <w:rPr>
                 <w:rFonts w:ascii="Arial" w:eastAsia="黑体" w:hAnsi="Arial" w:cs="Arial" w:hint="eastAsia"/>
                 <w:color w:val="538135" w:themeColor="accent6" w:themeShade="BF"/>
                 <w:sz w:val="18"/>
                 <w:szCs w:val="18"/>
               </w:rPr>
+              <w:t>Trial # 1</w:t>
+            </w:r>
+          </w:p>
+        </w:tc>
+        <w:tc>
+          <w:tcPr>
+            <w:tcW w:w="1701" w:type="dxa"/>
+            <w:gridSpan w:val="2"/>
+            <w:shd w:val="thinDiagCross" w:color="D9D9D9" w:themeColor="background1" w:themeShade="D9" w:fill="FFFFFF" w:themeFill="background1"/>
+          </w:tcPr>
+          <w:p>
+            <w:pPr>
+              <w:spacing w:after="0" w:line="240" w:lineRule="auto"/>
+              <w:jc w:val="center"/>
+              <w:rPr>
+                <w:rFonts w:ascii="Arial" w:eastAsia="黑体" w:hAnsi="Arial" w:cs="Arial"/>
+                <w:color w:val="538135" w:themeColor="accent6" w:themeShade="BF"/>
+                <w:sz w:val="18"/>
+                <w:szCs w:val="18"/>
+              </w:rPr>
             </w:pPr>
             <w:r>
               <w:rPr>
@@ -496,14 +978,13 @@
                 <w:sz w:val="18"/>
                 <w:szCs w:val="18"/>
               </w:rPr>
-              <w:t>Trial # 1</w:t>
+              <w:t>Trial # 2</w:t>
             </w:r>
           </w:p>
         </w:tc>
         <w:tc>
           <w:tcPr>
-            <w:tcW w:w="1701" w:type="dxa"/>
-            <w:gridSpan w:val="2"/>
+            <w:tcW w:w="992" w:type="dxa"/>
             <w:shd w:val="thinDiagCross" w:color="D9D9D9" w:themeColor="background1" w:themeShade="D9" w:fill="FFFFFF" w:themeFill="background1"/>
           </w:tcPr>
           <w:p>
@@ -524,13 +1005,13 @@
                 <w:sz w:val="18"/>
                 <w:szCs w:val="18"/>
               </w:rPr>
-              <w:t>Trial # 2</w:t>
+              <w:t>Average</w:t>
             </w:r>
           </w:p>
         </w:tc>
         <w:tc>
           <w:tcPr>
-            <w:tcW w:w="992" w:type="dxa"/>
+            <w:tcW w:w="993" w:type="dxa"/>
             <w:shd w:val="thinDiagCross" w:color="D9D9D9" w:themeColor="background1" w:themeShade="D9" w:fill="FFFFFF" w:themeFill="background1"/>
           </w:tcPr>
           <w:p>
@@ -544,6 +1025,15 @@
                 <w:szCs w:val="18"/>
               </w:rPr>
             </w:pPr>
+            <w:r>
+              <w:rPr>
+                <w:rFonts w:ascii="Arial" w:eastAsia="黑体" w:hAnsi="Arial" w:cs="Arial"/>
+                <w:color w:val="538135" w:themeColor="accent6" w:themeShade="BF"/>
+                <w:sz w:val="18"/>
+                <w:szCs w:val="18"/>
+              </w:rPr>
+              <w:t>C</w:t>
+            </w:r>
             <w:r>
               <w:rPr>
                 <w:rFonts w:ascii="Arial" w:eastAsia="黑体" w:hAnsi="Arial" w:cs="Arial" w:hint="eastAsia"/>
@@ -551,13 +1041,13 @@
                 <w:sz w:val="18"/>
                 <w:szCs w:val="18"/>
               </w:rPr>
-              <w:t>Average</w:t>
+              <w:t>orrect</w:t>
             </w:r>
           </w:p>
         </w:tc>
         <w:tc>
           <w:tcPr>
-            <w:tcW w:w="993" w:type="dxa"/>
+            <w:tcW w:w="1701" w:type="dxa"/>
             <w:shd w:val="thinDiagCross" w:color="D9D9D9" w:themeColor="background1" w:themeShade="D9" w:fill="FFFFFF" w:themeFill="background1"/>
           </w:tcPr>
           <w:p>
@@ -571,15 +1061,6 @@
                 <w:szCs w:val="18"/>
               </w:rPr>
             </w:pPr>
-            <w:r>
-              <w:rPr>
-                <w:rFonts w:ascii="Arial" w:eastAsia="黑体" w:hAnsi="Arial" w:cs="Arial"/>
-                <w:color w:val="538135" w:themeColor="accent6" w:themeShade="BF"/>
-                <w:sz w:val="18"/>
-                <w:szCs w:val="18"/>
-              </w:rPr>
-              <w:t>C</w:t>
-            </w:r>
             <w:r>
               <w:rPr>
                 <w:rFonts w:ascii="Arial" w:eastAsia="黑体" w:hAnsi="Arial" w:cs="Arial" w:hint="eastAsia"/>
@@ -587,33 +1068,6 @@
                 <w:sz w:val="18"/>
                 <w:szCs w:val="18"/>
               </w:rPr>
-              <w:t>orrect</w:t>
-            </w:r>
-          </w:p>
-        </w:tc>
-        <w:tc>
-          <w:tcPr>
-            <w:tcW w:w="1701" w:type="dxa"/>
-            <w:shd w:val="thinDiagCross" w:color="D9D9D9" w:themeColor="background1" w:themeShade="D9" w:fill="FFFFFF" w:themeFill="background1"/>
-          </w:tcPr>
-          <w:p>
-            <w:pPr>
-              <w:spacing w:after="0" w:line="240" w:lineRule="auto"/>
-              <w:jc w:val="center"/>
-              <w:rPr>
-                <w:rFonts w:ascii="Arial" w:eastAsia="黑体" w:hAnsi="Arial" w:cs="Arial"/>
-                <w:color w:val="538135" w:themeColor="accent6" w:themeShade="BF"/>
-                <w:sz w:val="18"/>
-                <w:szCs w:val="18"/>
-              </w:rPr>
-            </w:pPr>
-            <w:r>
-              <w:rPr>
-                <w:rFonts w:ascii="Arial" w:eastAsia="黑体" w:hAnsi="Arial" w:cs="Arial" w:hint="eastAsia"/>
-                <w:color w:val="538135" w:themeColor="accent6" w:themeShade="BF"/>
-                <w:sz w:val="18"/>
-                <w:szCs w:val="18"/>
-              </w:rPr>
               <w:t>MR</w:t>
             </w:r>
           </w:p>
@@ -628,7 +1082,7 @@
               <w:spacing w:after="0" w:line="240" w:lineRule="auto"/>
               <w:jc w:val="center"/>
               <w:rPr>
-                <w:rFonts w:ascii="Arial" w:eastAsia="黑体" w:hAnsi="Arial" w:cs="Arial" w:hint="eastAsia"/>
+                <w:rFonts w:ascii="Arial" w:eastAsia="黑体" w:hAnsi="Arial" w:cs="Arial"/>
                 <w:color w:val="538135" w:themeColor="accent6" w:themeShade="BF"/>
                 <w:sz w:val="18"/>
                 <w:szCs w:val="18"/>
@@ -670,6 +1124,7 @@
               <w:spacing w:after="0" w:line="240" w:lineRule="auto"/>
               <w:rPr>
                 <w:rFonts w:ascii="Arial" w:eastAsia="黑体" w:hAnsi="Arial" w:cs="Arial"/>
+                <w:color w:val="538135" w:themeColor="accent6" w:themeShade="BF"/>
                 <w:sz w:val="20"/>
                 <w:szCs w:val="20"/>
               </w:rPr>
@@ -709,7 +1164,7 @@
               <w:spacing w:after="0" w:line="240" w:lineRule="auto"/>
               <w:jc w:val="center"/>
               <w:rPr>
-                <w:rFonts w:ascii="Arial" w:eastAsia="黑体" w:hAnsi="Arial" w:cs="Arial" w:hint="eastAsia"/>
+                <w:rFonts w:ascii="Arial" w:eastAsia="黑体" w:hAnsi="Arial" w:cs="Arial"/>
                 <w:sz w:val="14"/>
                 <w:szCs w:val="14"/>
               </w:rPr>
@@ -838,6 +1293,22 @@
               <w:spacing w:after="0" w:line="240" w:lineRule="auto"/>
               <w:rPr>
                 <w:rFonts w:ascii="Arial" w:eastAsia="黑体" w:hAnsi="Arial" w:cs="Arial"/>
+                <w:color w:val="538135" w:themeColor="accent6" w:themeShade="BF"/>
+                <w:sz w:val="18"/>
+                <w:szCs w:val="18"/>
+              </w:rPr>
+            </w:pPr>
+          </w:p>
+        </w:tc>
+        <w:tc>
+          <w:tcPr>
+            <w:tcW w:w="1276" w:type="dxa"/>
+          </w:tcPr>
+          <w:p>
+            <w:pPr>
+              <w:spacing w:after="0" w:line="240" w:lineRule="auto"/>
+              <w:rPr>
+                <w:rFonts w:ascii="Arial" w:eastAsia="黑体" w:hAnsi="Arial" w:cs="Arial"/>
                 <w:sz w:val="20"/>
                 <w:szCs w:val="20"/>
               </w:rPr>
@@ -846,21 +1317,6 @@
         </w:tc>
         <w:tc>
           <w:tcPr>
-            <w:tcW w:w="1276" w:type="dxa"/>
-          </w:tcPr>
-          <w:p>
-            <w:pPr>
-              <w:spacing w:after="0" w:line="240" w:lineRule="auto"/>
-              <w:rPr>
-                <w:rFonts w:ascii="Arial" w:eastAsia="黑体" w:hAnsi="Arial" w:cs="Arial"/>
-                <w:sz w:val="20"/>
-                <w:szCs w:val="20"/>
-              </w:rPr>
-            </w:pPr>
-          </w:p>
-        </w:tc>
-        <w:tc>
-          <w:tcPr>
             <w:tcW w:w="851" w:type="dxa"/>
           </w:tcPr>
           <w:p>
@@ -868,7 +1324,7 @@
               <w:spacing w:after="0" w:line="240" w:lineRule="auto"/>
               <w:jc w:val="center"/>
               <w:rPr>
-                <w:rFonts w:ascii="Arial" w:eastAsia="黑体" w:hAnsi="Arial" w:cs="Arial" w:hint="eastAsia"/>
+                <w:rFonts w:ascii="Arial" w:eastAsia="黑体" w:hAnsi="Arial" w:cs="Arial"/>
                 <w:sz w:val="14"/>
                 <w:szCs w:val="14"/>
               </w:rPr>
@@ -1001,8 +1457,9 @@
               <w:spacing w:after="0" w:line="240" w:lineRule="auto"/>
               <w:rPr>
                 <w:rFonts w:ascii="Arial" w:eastAsia="黑体" w:hAnsi="Arial" w:cs="Arial"/>
-                <w:sz w:val="20"/>
-                <w:szCs w:val="20"/>
+                <w:color w:val="538135" w:themeColor="accent6" w:themeShade="BF"/>
+                <w:sz w:val="18"/>
+                <w:szCs w:val="18"/>
               </w:rPr>
             </w:pPr>
           </w:p>
@@ -1164,8 +1621,9 @@
               <w:spacing w:after="0" w:line="240" w:lineRule="auto"/>
               <w:rPr>
                 <w:rFonts w:ascii="Arial" w:eastAsia="黑体" w:hAnsi="Arial" w:cs="Arial"/>
-                <w:sz w:val="20"/>
-                <w:szCs w:val="20"/>
+                <w:color w:val="538135" w:themeColor="accent6" w:themeShade="BF"/>
+                <w:sz w:val="18"/>
+                <w:szCs w:val="18"/>
               </w:rPr>
             </w:pPr>
           </w:p>
@@ -1325,6 +1783,22 @@
               <w:spacing w:after="0" w:line="240" w:lineRule="auto"/>
               <w:rPr>
                 <w:rFonts w:ascii="Arial" w:eastAsia="黑体" w:hAnsi="Arial" w:cs="Arial"/>
+                <w:color w:val="538135" w:themeColor="accent6" w:themeShade="BF"/>
+                <w:sz w:val="18"/>
+                <w:szCs w:val="18"/>
+              </w:rPr>
+            </w:pPr>
+          </w:p>
+        </w:tc>
+        <w:tc>
+          <w:tcPr>
+            <w:tcW w:w="1276" w:type="dxa"/>
+          </w:tcPr>
+          <w:p>
+            <w:pPr>
+              <w:spacing w:after="0" w:line="240" w:lineRule="auto"/>
+              <w:rPr>
+                <w:rFonts w:ascii="Arial" w:eastAsia="黑体" w:hAnsi="Arial" w:cs="Arial"/>
                 <w:sz w:val="20"/>
                 <w:szCs w:val="20"/>
               </w:rPr>
@@ -1333,21 +1807,6 @@
         </w:tc>
         <w:tc>
           <w:tcPr>
-            <w:tcW w:w="1276" w:type="dxa"/>
-          </w:tcPr>
-          <w:p>
-            <w:pPr>
-              <w:spacing w:after="0" w:line="240" w:lineRule="auto"/>
-              <w:rPr>
-                <w:rFonts w:ascii="Arial" w:eastAsia="黑体" w:hAnsi="Arial" w:cs="Arial"/>
-                <w:sz w:val="20"/>
-                <w:szCs w:val="20"/>
-              </w:rPr>
-            </w:pPr>
-          </w:p>
-        </w:tc>
-        <w:tc>
-          <w:tcPr>
             <w:tcW w:w="851" w:type="dxa"/>
           </w:tcPr>
           <w:p>
@@ -1355,7 +1814,7 @@
               <w:spacing w:after="0" w:line="240" w:lineRule="auto"/>
               <w:jc w:val="center"/>
               <w:rPr>
-                <w:rFonts w:ascii="Arial" w:eastAsia="黑体" w:hAnsi="Arial" w:cs="Arial" w:hint="eastAsia"/>
+                <w:rFonts w:ascii="Arial" w:eastAsia="黑体" w:hAnsi="Arial" w:cs="Arial"/>
                 <w:sz w:val="14"/>
                 <w:szCs w:val="14"/>
               </w:rPr>
@@ -1408,8 +1867,6 @@
                 <w:szCs w:val="14"/>
               </w:rPr>
             </w:pPr>
-            <w:bookmarkStart w:id="3" w:name="ReportNumber"/>
-            <w:bookmarkEnd w:id="3"/>
           </w:p>
         </w:tc>
         <w:tc>
@@ -1490,6 +1947,22 @@
               <w:spacing w:after="0" w:line="240" w:lineRule="auto"/>
               <w:rPr>
                 <w:rFonts w:ascii="Arial" w:eastAsia="黑体" w:hAnsi="Arial" w:cs="Arial"/>
+                <w:color w:val="538135" w:themeColor="accent6" w:themeShade="BF"/>
+                <w:sz w:val="18"/>
+                <w:szCs w:val="18"/>
+              </w:rPr>
+            </w:pPr>
+          </w:p>
+        </w:tc>
+        <w:tc>
+          <w:tcPr>
+            <w:tcW w:w="1276" w:type="dxa"/>
+          </w:tcPr>
+          <w:p>
+            <w:pPr>
+              <w:spacing w:after="0" w:line="240" w:lineRule="auto"/>
+              <w:rPr>
+                <w:rFonts w:ascii="Arial" w:eastAsia="黑体" w:hAnsi="Arial" w:cs="Arial"/>
                 <w:sz w:val="20"/>
                 <w:szCs w:val="20"/>
               </w:rPr>
@@ -1498,21 +1971,6 @@
         </w:tc>
         <w:tc>
           <w:tcPr>
-            <w:tcW w:w="1276" w:type="dxa"/>
-          </w:tcPr>
-          <w:p>
-            <w:pPr>
-              <w:spacing w:after="0" w:line="240" w:lineRule="auto"/>
-              <w:rPr>
-                <w:rFonts w:ascii="Arial" w:eastAsia="黑体" w:hAnsi="Arial" w:cs="Arial"/>
-                <w:sz w:val="20"/>
-                <w:szCs w:val="20"/>
-              </w:rPr>
-            </w:pPr>
-          </w:p>
-        </w:tc>
-        <w:tc>
-          <w:tcPr>
             <w:tcW w:w="851" w:type="dxa"/>
           </w:tcPr>
           <w:p>
@@ -1520,7 +1978,7 @@
               <w:spacing w:after="0" w:line="240" w:lineRule="auto"/>
               <w:jc w:val="center"/>
               <w:rPr>
-                <w:rFonts w:ascii="Arial" w:eastAsia="黑体" w:hAnsi="Arial" w:cs="Arial" w:hint="eastAsia"/>
+                <w:rFonts w:ascii="Arial" w:eastAsia="黑体" w:hAnsi="Arial" w:cs="Arial"/>
                 <w:sz w:val="14"/>
                 <w:szCs w:val="14"/>
               </w:rPr>
@@ -1653,6 +2111,22 @@
               <w:spacing w:after="0" w:line="240" w:lineRule="auto"/>
               <w:rPr>
                 <w:rFonts w:ascii="Arial" w:eastAsia="黑体" w:hAnsi="Arial" w:cs="Arial"/>
+                <w:color w:val="538135" w:themeColor="accent6" w:themeShade="BF"/>
+                <w:sz w:val="18"/>
+                <w:szCs w:val="18"/>
+              </w:rPr>
+            </w:pPr>
+          </w:p>
+        </w:tc>
+        <w:tc>
+          <w:tcPr>
+            <w:tcW w:w="1276" w:type="dxa"/>
+          </w:tcPr>
+          <w:p>
+            <w:pPr>
+              <w:spacing w:after="0" w:line="240" w:lineRule="auto"/>
+              <w:rPr>
+                <w:rFonts w:ascii="Arial" w:eastAsia="黑体" w:hAnsi="Arial" w:cs="Arial"/>
                 <w:sz w:val="20"/>
                 <w:szCs w:val="20"/>
               </w:rPr>
@@ -1661,21 +2135,6 @@
         </w:tc>
         <w:tc>
           <w:tcPr>
-            <w:tcW w:w="1276" w:type="dxa"/>
-          </w:tcPr>
-          <w:p>
-            <w:pPr>
-              <w:spacing w:after="0" w:line="240" w:lineRule="auto"/>
-              <w:rPr>
-                <w:rFonts w:ascii="Arial" w:eastAsia="黑体" w:hAnsi="Arial" w:cs="Arial"/>
-                <w:sz w:val="20"/>
-                <w:szCs w:val="20"/>
-              </w:rPr>
-            </w:pPr>
-          </w:p>
-        </w:tc>
-        <w:tc>
-          <w:tcPr>
             <w:tcW w:w="851" w:type="dxa"/>
           </w:tcPr>
           <w:p>
@@ -1683,7 +2142,7 @@
               <w:spacing w:after="0" w:line="240" w:lineRule="auto"/>
               <w:jc w:val="center"/>
               <w:rPr>
-                <w:rFonts w:ascii="Arial" w:eastAsia="黑体" w:hAnsi="Arial" w:cs="Arial" w:hint="eastAsia"/>
+                <w:rFonts w:ascii="Arial" w:eastAsia="黑体" w:hAnsi="Arial" w:cs="Arial"/>
                 <w:sz w:val="14"/>
                 <w:szCs w:val="14"/>
               </w:rPr>
@@ -1816,6 +2275,22 @@
               <w:spacing w:after="0" w:line="240" w:lineRule="auto"/>
               <w:rPr>
                 <w:rFonts w:ascii="Arial" w:eastAsia="黑体" w:hAnsi="Arial" w:cs="Arial"/>
+                <w:color w:val="538135" w:themeColor="accent6" w:themeShade="BF"/>
+                <w:sz w:val="18"/>
+                <w:szCs w:val="18"/>
+              </w:rPr>
+            </w:pPr>
+          </w:p>
+        </w:tc>
+        <w:tc>
+          <w:tcPr>
+            <w:tcW w:w="1276" w:type="dxa"/>
+          </w:tcPr>
+          <w:p>
+            <w:pPr>
+              <w:spacing w:after="0" w:line="240" w:lineRule="auto"/>
+              <w:rPr>
+                <w:rFonts w:ascii="Arial" w:eastAsia="黑体" w:hAnsi="Arial" w:cs="Arial"/>
                 <w:sz w:val="20"/>
                 <w:szCs w:val="20"/>
               </w:rPr>
@@ -1824,21 +2299,6 @@
         </w:tc>
         <w:tc>
           <w:tcPr>
-            <w:tcW w:w="1276" w:type="dxa"/>
-          </w:tcPr>
-          <w:p>
-            <w:pPr>
-              <w:spacing w:after="0" w:line="240" w:lineRule="auto"/>
-              <w:rPr>
-                <w:rFonts w:ascii="Arial" w:eastAsia="黑体" w:hAnsi="Arial" w:cs="Arial"/>
-                <w:sz w:val="20"/>
-                <w:szCs w:val="20"/>
-              </w:rPr>
-            </w:pPr>
-          </w:p>
-        </w:tc>
-        <w:tc>
-          <w:tcPr>
             <w:tcW w:w="851" w:type="dxa"/>
           </w:tcPr>
           <w:p>
@@ -1846,7 +2306,7 @@
               <w:spacing w:after="0" w:line="240" w:lineRule="auto"/>
               <w:jc w:val="center"/>
               <w:rPr>
-                <w:rFonts w:ascii="Arial" w:eastAsia="黑体" w:hAnsi="Arial" w:cs="Arial" w:hint="eastAsia"/>
+                <w:rFonts w:ascii="Arial" w:eastAsia="黑体" w:hAnsi="Arial" w:cs="Arial"/>
                 <w:sz w:val="14"/>
                 <w:szCs w:val="14"/>
               </w:rPr>
@@ -1979,6 +2439,22 @@
               <w:spacing w:after="0" w:line="240" w:lineRule="auto"/>
               <w:rPr>
                 <w:rFonts w:ascii="Arial" w:eastAsia="黑体" w:hAnsi="Arial" w:cs="Arial"/>
+                <w:color w:val="538135" w:themeColor="accent6" w:themeShade="BF"/>
+                <w:sz w:val="18"/>
+                <w:szCs w:val="18"/>
+              </w:rPr>
+            </w:pPr>
+          </w:p>
+        </w:tc>
+        <w:tc>
+          <w:tcPr>
+            <w:tcW w:w="1276" w:type="dxa"/>
+          </w:tcPr>
+          <w:p>
+            <w:pPr>
+              <w:spacing w:after="0" w:line="240" w:lineRule="auto"/>
+              <w:rPr>
+                <w:rFonts w:ascii="Arial" w:eastAsia="黑体" w:hAnsi="Arial" w:cs="Arial"/>
                 <w:sz w:val="20"/>
                 <w:szCs w:val="20"/>
               </w:rPr>
@@ -1987,21 +2463,6 @@
         </w:tc>
         <w:tc>
           <w:tcPr>
-            <w:tcW w:w="1276" w:type="dxa"/>
-          </w:tcPr>
-          <w:p>
-            <w:pPr>
-              <w:spacing w:after="0" w:line="240" w:lineRule="auto"/>
-              <w:rPr>
-                <w:rFonts w:ascii="Arial" w:eastAsia="黑体" w:hAnsi="Arial" w:cs="Arial"/>
-                <w:sz w:val="20"/>
-                <w:szCs w:val="20"/>
-              </w:rPr>
-            </w:pPr>
-          </w:p>
-        </w:tc>
-        <w:tc>
-          <w:tcPr>
             <w:tcW w:w="851" w:type="dxa"/>
           </w:tcPr>
           <w:p>
@@ -2009,7 +2470,7 @@
               <w:spacing w:after="0" w:line="240" w:lineRule="auto"/>
               <w:jc w:val="center"/>
               <w:rPr>
-                <w:rFonts w:ascii="Arial" w:eastAsia="黑体" w:hAnsi="Arial" w:cs="Arial" w:hint="eastAsia"/>
+                <w:rFonts w:ascii="Arial" w:eastAsia="黑体" w:hAnsi="Arial" w:cs="Arial"/>
                 <w:sz w:val="14"/>
                 <w:szCs w:val="14"/>
               </w:rPr>
@@ -2142,6 +2603,22 @@
               <w:spacing w:after="0" w:line="240" w:lineRule="auto"/>
               <w:rPr>
                 <w:rFonts w:ascii="Arial" w:eastAsia="黑体" w:hAnsi="Arial" w:cs="Arial"/>
+                <w:color w:val="538135" w:themeColor="accent6" w:themeShade="BF"/>
+                <w:sz w:val="18"/>
+                <w:szCs w:val="18"/>
+              </w:rPr>
+            </w:pPr>
+          </w:p>
+        </w:tc>
+        <w:tc>
+          <w:tcPr>
+            <w:tcW w:w="1276" w:type="dxa"/>
+          </w:tcPr>
+          <w:p>
+            <w:pPr>
+              <w:spacing w:after="0" w:line="240" w:lineRule="auto"/>
+              <w:rPr>
+                <w:rFonts w:ascii="Arial" w:eastAsia="黑体" w:hAnsi="Arial" w:cs="Arial"/>
                 <w:sz w:val="20"/>
                 <w:szCs w:val="20"/>
               </w:rPr>
@@ -2150,21 +2627,6 @@
         </w:tc>
         <w:tc>
           <w:tcPr>
-            <w:tcW w:w="1276" w:type="dxa"/>
-          </w:tcPr>
-          <w:p>
-            <w:pPr>
-              <w:spacing w:after="0" w:line="240" w:lineRule="auto"/>
-              <w:rPr>
-                <w:rFonts w:ascii="Arial" w:eastAsia="黑体" w:hAnsi="Arial" w:cs="Arial"/>
-                <w:sz w:val="20"/>
-                <w:szCs w:val="20"/>
-              </w:rPr>
-            </w:pPr>
-          </w:p>
-        </w:tc>
-        <w:tc>
-          <w:tcPr>
             <w:tcW w:w="851" w:type="dxa"/>
           </w:tcPr>
           <w:p>
@@ -2172,7 +2634,7 @@
               <w:spacing w:after="0" w:line="240" w:lineRule="auto"/>
               <w:jc w:val="center"/>
               <w:rPr>
-                <w:rFonts w:ascii="Arial" w:eastAsia="黑体" w:hAnsi="Arial" w:cs="Arial" w:hint="eastAsia"/>
+                <w:rFonts w:ascii="Arial" w:eastAsia="黑体" w:hAnsi="Arial" w:cs="Arial"/>
                 <w:sz w:val="14"/>
                 <w:szCs w:val="14"/>
               </w:rPr>
@@ -2305,6 +2767,22 @@
               <w:spacing w:after="0" w:line="240" w:lineRule="auto"/>
               <w:rPr>
                 <w:rFonts w:ascii="Arial" w:eastAsia="黑体" w:hAnsi="Arial" w:cs="Arial"/>
+                <w:color w:val="538135" w:themeColor="accent6" w:themeShade="BF"/>
+                <w:sz w:val="18"/>
+                <w:szCs w:val="18"/>
+              </w:rPr>
+            </w:pPr>
+          </w:p>
+        </w:tc>
+        <w:tc>
+          <w:tcPr>
+            <w:tcW w:w="1276" w:type="dxa"/>
+          </w:tcPr>
+          <w:p>
+            <w:pPr>
+              <w:spacing w:after="0" w:line="240" w:lineRule="auto"/>
+              <w:rPr>
+                <w:rFonts w:ascii="Arial" w:eastAsia="黑体" w:hAnsi="Arial" w:cs="Arial"/>
                 <w:sz w:val="20"/>
                 <w:szCs w:val="20"/>
               </w:rPr>
@@ -2313,21 +2791,6 @@
         </w:tc>
         <w:tc>
           <w:tcPr>
-            <w:tcW w:w="1276" w:type="dxa"/>
-          </w:tcPr>
-          <w:p>
-            <w:pPr>
-              <w:spacing w:after="0" w:line="240" w:lineRule="auto"/>
-              <w:rPr>
-                <w:rFonts w:ascii="Arial" w:eastAsia="黑体" w:hAnsi="Arial" w:cs="Arial"/>
-                <w:sz w:val="20"/>
-                <w:szCs w:val="20"/>
-              </w:rPr>
-            </w:pPr>
-          </w:p>
-        </w:tc>
-        <w:tc>
-          <w:tcPr>
             <w:tcW w:w="851" w:type="dxa"/>
           </w:tcPr>
           <w:p>
@@ -2335,7 +2798,7 @@
               <w:spacing w:after="0" w:line="240" w:lineRule="auto"/>
               <w:jc w:val="center"/>
               <w:rPr>
-                <w:rFonts w:ascii="Arial" w:eastAsia="黑体" w:hAnsi="Arial" w:cs="Arial" w:hint="eastAsia"/>
+                <w:rFonts w:ascii="Arial" w:eastAsia="黑体" w:hAnsi="Arial" w:cs="Arial"/>
                 <w:sz w:val="14"/>
                 <w:szCs w:val="14"/>
               </w:rPr>
@@ -2456,16 +2919,6 @@
         </w:tc>
       </w:tr>
     </w:tbl>
-    <w:p>
-      <w:pPr>
-        <w:pStyle w:val="aa"/>
-        <w:rPr>
-          <w:rFonts w:ascii="Arial" w:eastAsia="宋体" w:hAnsi="Arial" w:cs="Arial" w:hint="eastAsia"/>
-          <w:sz w:val="20"/>
-          <w:szCs w:val="20"/>
-        </w:rPr>
-      </w:pPr>
-    </w:p>
     <w:p>
       <w:pPr>
         <w:pStyle w:val="aa"/>
@@ -2493,7 +2946,7 @@
       </w:tblGrid>
       <w:tr>
         <w:trPr>
-          <w:trHeight w:val="171"/>
+          <w:trHeight w:val="167"/>
         </w:trPr>
         <w:tc>
           <w:tcPr>
@@ -2503,14 +2956,72 @@
             <w:pPr>
               <w:pStyle w:val="aa"/>
               <w:jc w:val="right"/>
+              <w:rPr>
+                <w:rFonts w:ascii="Arial" w:hAnsi="Arial" w:cs="Arial"/>
+                <w:b/>
+                <w:sz w:val="20"/>
+                <w:szCs w:val="20"/>
+              </w:rPr>
+            </w:pPr>
+            <w:bookmarkStart w:id="2" w:name="_Hlk91160098"/>
+            <w:r>
               <w:rPr>
                 <w:rFonts w:ascii="Arial" w:hAnsi="Arial" w:cs="Arial" w:hint="eastAsia"/>
                 <w:b/>
                 <w:sz w:val="20"/>
                 <w:szCs w:val="20"/>
               </w:rPr>
-            </w:pPr>
-            <w:bookmarkStart w:id="4" w:name="_Hlk91160098"/>
+              <w:t>Test Result:</w:t>
+            </w:r>
+          </w:p>
+        </w:tc>
+        <w:tc>
+          <w:tcPr>
+            <w:tcW w:w="850" w:type="dxa"/>
+          </w:tcPr>
+          <w:p>
+            <w:pPr>
+              <w:pStyle w:val="aa"/>
+              <w:rPr>
+                <w:rFonts w:ascii="Arial" w:hAnsi="Arial" w:cs="Arial"/>
+                <w:bCs/>
+                <w:sz w:val="20"/>
+                <w:szCs w:val="20"/>
+              </w:rPr>
+            </w:pPr>
+          </w:p>
+        </w:tc>
+        <w:tc>
+          <w:tcPr>
+            <w:tcW w:w="850" w:type="dxa"/>
+          </w:tcPr>
+          <w:p>
+            <w:pPr>
+              <w:pStyle w:val="aa"/>
+              <w:rPr>
+                <w:rFonts w:ascii="Arial" w:hAnsi="Arial" w:cs="Arial"/>
+                <w:bCs/>
+                <w:sz w:val="20"/>
+                <w:szCs w:val="20"/>
+              </w:rPr>
+            </w:pPr>
+          </w:p>
+        </w:tc>
+        <w:tc>
+          <w:tcPr>
+            <w:tcW w:w="2836" w:type="dxa"/>
+          </w:tcPr>
+          <w:p>
+            <w:pPr>
+              <w:pStyle w:val="aa"/>
+              <w:jc w:val="right"/>
+              <w:rPr>
+                <w:rFonts w:ascii="Arial" w:hAnsi="Arial" w:cs="Arial"/>
+                <w:b/>
+                <w:sz w:val="20"/>
+                <w:szCs w:val="20"/>
+              </w:rPr>
+            </w:pPr>
             <w:r>
               <w:rPr>
                 <w:rFonts w:ascii="Arial" w:hAnsi="Arial" w:cs="Arial" w:hint="eastAsia"/>
@@ -2518,118 +3029,68 @@
                 <w:sz w:val="20"/>
                 <w:szCs w:val="20"/>
               </w:rPr>
-              <w:t>Test Result:</w:t>
+              <w:t>Recommendation:</w:t>
             </w:r>
           </w:p>
         </w:tc>
         <w:tc>
           <w:tcPr>
             <w:tcW w:w="850" w:type="dxa"/>
-          </w:tcPr>
-          <w:p>
-            <w:pPr>
-              <w:pStyle w:val="aa"/>
-              <w:rPr>
-                <w:rFonts w:ascii="Arial" w:hAnsi="Arial" w:cs="Arial"/>
-                <w:bCs/>
-                <w:sz w:val="20"/>
-                <w:szCs w:val="20"/>
-              </w:rPr>
-            </w:pPr>
-          </w:p>
-        </w:tc>
-        <w:tc>
-          <w:tcPr>
-            <w:tcW w:w="850" w:type="dxa"/>
-          </w:tcPr>
-          <w:p>
-            <w:pPr>
-              <w:pStyle w:val="aa"/>
-              <w:rPr>
-                <w:rFonts w:ascii="Arial" w:hAnsi="Arial" w:cs="Arial"/>
-                <w:bCs/>
-                <w:sz w:val="20"/>
-                <w:szCs w:val="20"/>
-              </w:rPr>
-            </w:pPr>
-          </w:p>
-        </w:tc>
-        <w:tc>
-          <w:tcPr>
-            <w:tcW w:w="2836" w:type="dxa"/>
           </w:tcPr>
           <w:p>
             <w:pPr>
               <w:pStyle w:val="aa"/>
               <w:jc w:val="right"/>
               <w:rPr>
-                <w:rFonts w:ascii="Arial" w:hAnsi="Arial" w:cs="Arial" w:hint="eastAsia"/>
+                <w:rFonts w:ascii="Arial" w:hAnsi="Arial" w:cs="Arial"/>
                 <w:b/>
                 <w:sz w:val="20"/>
                 <w:szCs w:val="20"/>
               </w:rPr>
             </w:pPr>
-            <w:r>
-              <w:rPr>
-                <w:rFonts w:ascii="Arial" w:hAnsi="Arial" w:cs="Arial" w:hint="eastAsia"/>
+          </w:p>
+        </w:tc>
+        <w:tc>
+          <w:tcPr>
+            <w:tcW w:w="851" w:type="dxa"/>
+          </w:tcPr>
+          <w:p>
+            <w:pPr>
+              <w:pStyle w:val="aa"/>
+              <w:jc w:val="right"/>
+              <w:rPr>
+                <w:rFonts w:ascii="Arial" w:hAnsi="Arial" w:cs="Arial"/>
                 <w:b/>
                 <w:sz w:val="20"/>
                 <w:szCs w:val="20"/>
               </w:rPr>
-              <w:t>Recommendation:</w:t>
-            </w:r>
-          </w:p>
-        </w:tc>
-        <w:tc>
-          <w:tcPr>
-            <w:tcW w:w="850" w:type="dxa"/>
-          </w:tcPr>
-          <w:p>
-            <w:pPr>
-              <w:pStyle w:val="aa"/>
-              <w:jc w:val="right"/>
-              <w:rPr>
-                <w:rFonts w:ascii="Arial" w:hAnsi="Arial" w:cs="Arial" w:hint="eastAsia"/>
-                <w:b/>
-                <w:sz w:val="20"/>
-                <w:szCs w:val="20"/>
-              </w:rPr>
-            </w:pPr>
-          </w:p>
-        </w:tc>
-        <w:tc>
-          <w:tcPr>
-            <w:tcW w:w="851" w:type="dxa"/>
-          </w:tcPr>
-          <w:p>
-            <w:pPr>
-              <w:pStyle w:val="aa"/>
-              <w:jc w:val="right"/>
-              <w:rPr>
-                <w:rFonts w:ascii="Arial" w:hAnsi="Arial" w:cs="Arial" w:hint="eastAsia"/>
-                <w:b/>
-                <w:sz w:val="20"/>
-                <w:szCs w:val="20"/>
-              </w:rPr>
             </w:pPr>
           </w:p>
         </w:tc>
         <w:tc>
           <w:tcPr>
             <w:tcW w:w="992" w:type="dxa"/>
-            <w:vMerge w:val="restart"/>
           </w:tcPr>
           <w:p>
             <w:pPr>
               <w:pStyle w:val="aa"/>
               <w:jc w:val="center"/>
               <w:rPr>
+                <w:rFonts w:ascii="Arial" w:hAnsi="Arial" w:cs="Arial"/>
+                <w:bCs/>
+                <w:sz w:val="14"/>
+                <w:szCs w:val="14"/>
+              </w:rPr>
+            </w:pPr>
+            <w:r>
+              <w:rPr>
                 <w:rFonts w:ascii="Arial" w:hAnsi="Arial" w:cs="Arial" w:hint="eastAsia"/>
-                <w:b/>
-                <w:sz w:val="20"/>
-                <w:szCs w:val="20"/>
-              </w:rPr>
-            </w:pPr>
+                <w:bCs/>
+                <w:sz w:val="14"/>
+                <w:szCs w:val="14"/>
+              </w:rPr>
+              <w:t>Conclusion</w:t>
+            </w:r>
           </w:p>
         </w:tc>
       </w:tr>
@@ -2646,12 +3107,30 @@
               <w:pStyle w:val="aa"/>
               <w:jc w:val="right"/>
               <w:rPr>
+                <w:rFonts w:ascii="Arial" w:hAnsi="Arial" w:cs="Arial"/>
+                <w:bCs/>
+                <w:sz w:val="20"/>
+                <w:szCs w:val="20"/>
+              </w:rPr>
+            </w:pPr>
+            <w:r>
+              <w:rPr>
                 <w:rFonts w:ascii="Arial" w:hAnsi="Arial" w:cs="Arial" w:hint="eastAsia"/>
                 <w:bCs/>
                 <w:sz w:val="20"/>
                 <w:szCs w:val="20"/>
               </w:rPr>
-            </w:pPr>
+              <w:t xml:space="preserve">Based on </w:t>
+            </w:r>
+            <w:r>
+              <w:rPr>
+                <w:rFonts w:ascii="Arial" w:hAnsi="Arial" w:cs="Arial"/>
+                <w:bCs/>
+                <w:sz w:val="20"/>
+                <w:szCs w:val="20"/>
+              </w:rPr>
+              <w:t>moisture</w:t>
+            </w:r>
             <w:r>
               <w:rPr>
                 <w:rFonts w:ascii="Arial" w:hAnsi="Arial" w:cs="Arial" w:hint="eastAsia"/>
@@ -2659,26 +3138,24 @@
                 <w:sz w:val="20"/>
                 <w:szCs w:val="20"/>
               </w:rPr>
-              <w:t xml:space="preserve">Based on </w:t>
+              <w:t xml:space="preserve"> regain weight:</w:t>
             </w:r>
-            <w:r>
+          </w:p>
+        </w:tc>
+        <w:tc>
+          <w:tcPr>
+            <w:tcW w:w="850" w:type="dxa"/>
+          </w:tcPr>
+          <w:p>
+            <w:pPr>
+              <w:pStyle w:val="aa"/>
               <w:rPr>
                 <w:rFonts w:ascii="Arial" w:hAnsi="Arial" w:cs="Arial"/>
                 <w:bCs/>
                 <w:sz w:val="20"/>
                 <w:szCs w:val="20"/>
               </w:rPr>
-              <w:t>moisture</w:t>
-            </w:r>
-            <w:r>
-              <w:rPr>
-                <w:rFonts w:ascii="Arial" w:hAnsi="Arial" w:cs="Arial" w:hint="eastAsia"/>
-                <w:bCs/>
-                <w:sz w:val="20"/>
-                <w:szCs w:val="20"/>
-              </w:rPr>
-              <w:t xml:space="preserve"> regain weight:</w:t>
-            </w:r>
+            </w:pPr>
           </w:p>
         </w:tc>
         <w:tc>
@@ -2699,7 +3176,7 @@
         </w:tc>
         <w:tc>
           <w:tcPr>
-            <w:tcW w:w="850" w:type="dxa"/>
+            <w:tcW w:w="2836" w:type="dxa"/>
           </w:tcPr>
           <w:p>
             <w:pPr>
@@ -2715,7 +3192,7 @@
         </w:tc>
         <w:tc>
           <w:tcPr>
-            <w:tcW w:w="2836" w:type="dxa"/>
+            <w:tcW w:w="850" w:type="dxa"/>
           </w:tcPr>
           <w:p>
             <w:pPr>
@@ -2731,7 +3208,7 @@
         </w:tc>
         <w:tc>
           <w:tcPr>
-            <w:tcW w:w="850" w:type="dxa"/>
+            <w:tcW w:w="851" w:type="dxa"/>
           </w:tcPr>
           <w:p>
             <w:pPr>
@@ -2747,28 +3224,13 @@
         </w:tc>
         <w:tc>
           <w:tcPr>
-            <w:tcW w:w="851" w:type="dxa"/>
+            <w:tcW w:w="992" w:type="dxa"/>
+            <w:vMerge w:val="restart"/>
           </w:tcPr>
           <w:p>
             <w:pPr>
               <w:pStyle w:val="aa"/>
-              <w:rPr>
-                <w:rFonts w:ascii="Arial" w:hAnsi="Arial" w:cs="Arial"/>
-                <w:bCs/>
-                <w:sz w:val="20"/>
-                <w:szCs w:val="20"/>
-              </w:rPr>
-            </w:pPr>
-          </w:p>
-        </w:tc>
-        <w:tc>
-          <w:tcPr>
-            <w:tcW w:w="992" w:type="dxa"/>
-            <w:vMerge/>
-          </w:tcPr>
-          <w:p>
-            <w:pPr>
-              <w:pStyle w:val="aa"/>
+              <w:jc w:val="right"/>
               <w:rPr>
                 <w:rFonts w:ascii="Arial" w:hAnsi="Arial" w:cs="Arial"/>
                 <w:bCs/>
@@ -2878,7 +3340,890 @@
           </w:p>
         </w:tc>
       </w:tr>
-      <w:bookmarkEnd w:id="4"/>
+      <w:tr>
+        <w:trPr>
+          <w:trHeight w:val="171"/>
+        </w:trPr>
+        <w:tc>
+          <w:tcPr>
+            <w:tcW w:w="3261" w:type="dxa"/>
+          </w:tcPr>
+          <w:p>
+            <w:pPr>
+              <w:spacing w:after="0" w:line="240" w:lineRule="auto"/>
+              <w:rPr>
+                <w:rFonts w:ascii="Arial" w:hAnsi="Arial" w:cs="Arial"/>
+                <w:sz w:val="20"/>
+                <w:szCs w:val="20"/>
+              </w:rPr>
+            </w:pPr>
+          </w:p>
+        </w:tc>
+        <w:tc>
+          <w:tcPr>
+            <w:tcW w:w="850" w:type="dxa"/>
+          </w:tcPr>
+          <w:p>
+            <w:pPr>
+              <w:pStyle w:val="aa"/>
+              <w:rPr>
+                <w:noProof/>
+              </w:rPr>
+            </w:pPr>
+          </w:p>
+        </w:tc>
+        <w:tc>
+          <w:tcPr>
+            <w:tcW w:w="850" w:type="dxa"/>
+          </w:tcPr>
+          <w:p>
+            <w:pPr>
+              <w:pStyle w:val="aa"/>
+              <w:rPr>
+                <w:noProof/>
+              </w:rPr>
+            </w:pPr>
+          </w:p>
+        </w:tc>
+        <w:tc>
+          <w:tcPr>
+            <w:tcW w:w="2836" w:type="dxa"/>
+          </w:tcPr>
+          <w:p>
+            <w:pPr>
+              <w:pStyle w:val="aa"/>
+              <w:rPr>
+                <w:noProof/>
+              </w:rPr>
+            </w:pPr>
+          </w:p>
+        </w:tc>
+        <w:tc>
+          <w:tcPr>
+            <w:tcW w:w="850" w:type="dxa"/>
+          </w:tcPr>
+          <w:p>
+            <w:pPr>
+              <w:pStyle w:val="aa"/>
+              <w:rPr>
+                <w:noProof/>
+              </w:rPr>
+            </w:pPr>
+          </w:p>
+        </w:tc>
+        <w:tc>
+          <w:tcPr>
+            <w:tcW w:w="851" w:type="dxa"/>
+          </w:tcPr>
+          <w:p>
+            <w:pPr>
+              <w:pStyle w:val="aa"/>
+              <w:rPr>
+                <w:noProof/>
+              </w:rPr>
+            </w:pPr>
+          </w:p>
+        </w:tc>
+        <w:tc>
+          <w:tcPr>
+            <w:tcW w:w="992" w:type="dxa"/>
+            <w:vMerge/>
+          </w:tcPr>
+          <w:p>
+            <w:pPr>
+              <w:pStyle w:val="aa"/>
+              <w:rPr>
+                <w:noProof/>
+              </w:rPr>
+            </w:pPr>
+          </w:p>
+        </w:tc>
+      </w:tr>
+      <w:tr>
+        <w:trPr>
+          <w:trHeight w:val="171"/>
+        </w:trPr>
+        <w:tc>
+          <w:tcPr>
+            <w:tcW w:w="3261" w:type="dxa"/>
+          </w:tcPr>
+          <w:p>
+            <w:pPr>
+              <w:spacing w:after="0" w:line="240" w:lineRule="auto"/>
+              <w:rPr>
+                <w:rFonts w:ascii="Arial" w:hAnsi="Arial" w:cs="Arial"/>
+                <w:sz w:val="20"/>
+                <w:szCs w:val="20"/>
+              </w:rPr>
+            </w:pPr>
+          </w:p>
+        </w:tc>
+        <w:tc>
+          <w:tcPr>
+            <w:tcW w:w="850" w:type="dxa"/>
+          </w:tcPr>
+          <w:p>
+            <w:pPr>
+              <w:pStyle w:val="aa"/>
+              <w:rPr>
+                <w:noProof/>
+              </w:rPr>
+            </w:pPr>
+          </w:p>
+        </w:tc>
+        <w:tc>
+          <w:tcPr>
+            <w:tcW w:w="850" w:type="dxa"/>
+          </w:tcPr>
+          <w:p>
+            <w:pPr>
+              <w:pStyle w:val="aa"/>
+              <w:rPr>
+                <w:noProof/>
+              </w:rPr>
+            </w:pPr>
+          </w:p>
+        </w:tc>
+        <w:tc>
+          <w:tcPr>
+            <w:tcW w:w="2836" w:type="dxa"/>
+          </w:tcPr>
+          <w:p>
+            <w:pPr>
+              <w:pStyle w:val="aa"/>
+              <w:rPr>
+                <w:noProof/>
+              </w:rPr>
+            </w:pPr>
+          </w:p>
+        </w:tc>
+        <w:tc>
+          <w:tcPr>
+            <w:tcW w:w="850" w:type="dxa"/>
+          </w:tcPr>
+          <w:p>
+            <w:pPr>
+              <w:pStyle w:val="aa"/>
+              <w:rPr>
+                <w:noProof/>
+              </w:rPr>
+            </w:pPr>
+          </w:p>
+        </w:tc>
+        <w:tc>
+          <w:tcPr>
+            <w:tcW w:w="851" w:type="dxa"/>
+          </w:tcPr>
+          <w:p>
+            <w:pPr>
+              <w:pStyle w:val="aa"/>
+              <w:rPr>
+                <w:noProof/>
+              </w:rPr>
+            </w:pPr>
+          </w:p>
+        </w:tc>
+        <w:tc>
+          <w:tcPr>
+            <w:tcW w:w="992" w:type="dxa"/>
+          </w:tcPr>
+          <w:p>
+            <w:pPr>
+              <w:pStyle w:val="aa"/>
+              <w:rPr>
+                <w:noProof/>
+              </w:rPr>
+            </w:pPr>
+          </w:p>
+        </w:tc>
+      </w:tr>
+      <w:tr>
+        <w:trPr>
+          <w:trHeight w:val="171"/>
+        </w:trPr>
+        <w:tc>
+          <w:tcPr>
+            <w:tcW w:w="3261" w:type="dxa"/>
+          </w:tcPr>
+          <w:p>
+            <w:pPr>
+              <w:spacing w:after="0" w:line="240" w:lineRule="auto"/>
+              <w:rPr>
+                <w:rFonts w:ascii="Arial" w:hAnsi="Arial" w:cs="Arial"/>
+                <w:sz w:val="20"/>
+                <w:szCs w:val="20"/>
+              </w:rPr>
+            </w:pPr>
+          </w:p>
+        </w:tc>
+        <w:tc>
+          <w:tcPr>
+            <w:tcW w:w="850" w:type="dxa"/>
+          </w:tcPr>
+          <w:p>
+            <w:pPr>
+              <w:pStyle w:val="aa"/>
+              <w:rPr>
+                <w:noProof/>
+              </w:rPr>
+            </w:pPr>
+          </w:p>
+        </w:tc>
+        <w:tc>
+          <w:tcPr>
+            <w:tcW w:w="850" w:type="dxa"/>
+          </w:tcPr>
+          <w:p>
+            <w:pPr>
+              <w:pStyle w:val="aa"/>
+              <w:rPr>
+                <w:noProof/>
+              </w:rPr>
+            </w:pPr>
+          </w:p>
+        </w:tc>
+        <w:tc>
+          <w:tcPr>
+            <w:tcW w:w="2836" w:type="dxa"/>
+          </w:tcPr>
+          <w:p>
+            <w:pPr>
+              <w:pStyle w:val="aa"/>
+              <w:rPr>
+                <w:noProof/>
+              </w:rPr>
+            </w:pPr>
+          </w:p>
+        </w:tc>
+        <w:tc>
+          <w:tcPr>
+            <w:tcW w:w="850" w:type="dxa"/>
+          </w:tcPr>
+          <w:p>
+            <w:pPr>
+              <w:pStyle w:val="aa"/>
+              <w:rPr>
+                <w:noProof/>
+              </w:rPr>
+            </w:pPr>
+          </w:p>
+        </w:tc>
+        <w:tc>
+          <w:tcPr>
+            <w:tcW w:w="851" w:type="dxa"/>
+          </w:tcPr>
+          <w:p>
+            <w:pPr>
+              <w:pStyle w:val="aa"/>
+              <w:rPr>
+                <w:noProof/>
+              </w:rPr>
+            </w:pPr>
+          </w:p>
+        </w:tc>
+        <w:tc>
+          <w:tcPr>
+            <w:tcW w:w="992" w:type="dxa"/>
+          </w:tcPr>
+          <w:p>
+            <w:pPr>
+              <w:pStyle w:val="aa"/>
+              <w:rPr>
+                <w:noProof/>
+              </w:rPr>
+            </w:pPr>
+          </w:p>
+        </w:tc>
+      </w:tr>
+      <w:tr>
+        <w:trPr>
+          <w:trHeight w:val="171"/>
+        </w:trPr>
+        <w:tc>
+          <w:tcPr>
+            <w:tcW w:w="3261" w:type="dxa"/>
+          </w:tcPr>
+          <w:p>
+            <w:pPr>
+              <w:spacing w:after="0" w:line="240" w:lineRule="auto"/>
+              <w:rPr>
+                <w:rFonts w:ascii="Arial" w:hAnsi="Arial" w:cs="Arial"/>
+                <w:sz w:val="20"/>
+                <w:szCs w:val="20"/>
+              </w:rPr>
+            </w:pPr>
+          </w:p>
+        </w:tc>
+        <w:tc>
+          <w:tcPr>
+            <w:tcW w:w="850" w:type="dxa"/>
+          </w:tcPr>
+          <w:p>
+            <w:pPr>
+              <w:pStyle w:val="aa"/>
+              <w:rPr>
+                <w:noProof/>
+              </w:rPr>
+            </w:pPr>
+          </w:p>
+        </w:tc>
+        <w:tc>
+          <w:tcPr>
+            <w:tcW w:w="850" w:type="dxa"/>
+          </w:tcPr>
+          <w:p>
+            <w:pPr>
+              <w:pStyle w:val="aa"/>
+              <w:rPr>
+                <w:noProof/>
+              </w:rPr>
+            </w:pPr>
+          </w:p>
+        </w:tc>
+        <w:tc>
+          <w:tcPr>
+            <w:tcW w:w="2836" w:type="dxa"/>
+          </w:tcPr>
+          <w:p>
+            <w:pPr>
+              <w:pStyle w:val="aa"/>
+              <w:rPr>
+                <w:noProof/>
+              </w:rPr>
+            </w:pPr>
+          </w:p>
+        </w:tc>
+        <w:tc>
+          <w:tcPr>
+            <w:tcW w:w="850" w:type="dxa"/>
+          </w:tcPr>
+          <w:p>
+            <w:pPr>
+              <w:pStyle w:val="aa"/>
+              <w:rPr>
+                <w:noProof/>
+              </w:rPr>
+            </w:pPr>
+          </w:p>
+        </w:tc>
+        <w:tc>
+          <w:tcPr>
+            <w:tcW w:w="851" w:type="dxa"/>
+          </w:tcPr>
+          <w:p>
+            <w:pPr>
+              <w:pStyle w:val="aa"/>
+              <w:rPr>
+                <w:noProof/>
+              </w:rPr>
+            </w:pPr>
+          </w:p>
+        </w:tc>
+        <w:tc>
+          <w:tcPr>
+            <w:tcW w:w="992" w:type="dxa"/>
+          </w:tcPr>
+          <w:p>
+            <w:pPr>
+              <w:pStyle w:val="aa"/>
+              <w:rPr>
+                <w:noProof/>
+              </w:rPr>
+            </w:pPr>
+          </w:p>
+        </w:tc>
+      </w:tr>
+      <w:tr>
+        <w:trPr>
+          <w:trHeight w:val="171"/>
+        </w:trPr>
+        <w:tc>
+          <w:tcPr>
+            <w:tcW w:w="3261" w:type="dxa"/>
+          </w:tcPr>
+          <w:p>
+            <w:pPr>
+              <w:spacing w:after="0" w:line="240" w:lineRule="auto"/>
+              <w:rPr>
+                <w:rFonts w:ascii="Arial" w:hAnsi="Arial" w:cs="Arial"/>
+                <w:sz w:val="20"/>
+                <w:szCs w:val="20"/>
+              </w:rPr>
+            </w:pPr>
+          </w:p>
+        </w:tc>
+        <w:tc>
+          <w:tcPr>
+            <w:tcW w:w="850" w:type="dxa"/>
+          </w:tcPr>
+          <w:p>
+            <w:pPr>
+              <w:pStyle w:val="aa"/>
+              <w:rPr>
+                <w:noProof/>
+              </w:rPr>
+            </w:pPr>
+          </w:p>
+        </w:tc>
+        <w:tc>
+          <w:tcPr>
+            <w:tcW w:w="850" w:type="dxa"/>
+          </w:tcPr>
+          <w:p>
+            <w:pPr>
+              <w:pStyle w:val="aa"/>
+              <w:rPr>
+                <w:noProof/>
+              </w:rPr>
+            </w:pPr>
+          </w:p>
+        </w:tc>
+        <w:tc>
+          <w:tcPr>
+            <w:tcW w:w="2836" w:type="dxa"/>
+          </w:tcPr>
+          <w:p>
+            <w:pPr>
+              <w:pStyle w:val="aa"/>
+              <w:rPr>
+                <w:noProof/>
+              </w:rPr>
+            </w:pPr>
+          </w:p>
+        </w:tc>
+        <w:tc>
+          <w:tcPr>
+            <w:tcW w:w="850" w:type="dxa"/>
+          </w:tcPr>
+          <w:p>
+            <w:pPr>
+              <w:pStyle w:val="aa"/>
+              <w:rPr>
+                <w:noProof/>
+              </w:rPr>
+            </w:pPr>
+          </w:p>
+        </w:tc>
+        <w:tc>
+          <w:tcPr>
+            <w:tcW w:w="851" w:type="dxa"/>
+          </w:tcPr>
+          <w:p>
+            <w:pPr>
+              <w:pStyle w:val="aa"/>
+              <w:rPr>
+                <w:noProof/>
+              </w:rPr>
+            </w:pPr>
+          </w:p>
+        </w:tc>
+        <w:tc>
+          <w:tcPr>
+            <w:tcW w:w="992" w:type="dxa"/>
+          </w:tcPr>
+          <w:p>
+            <w:pPr>
+              <w:pStyle w:val="aa"/>
+              <w:rPr>
+                <w:noProof/>
+              </w:rPr>
+            </w:pPr>
+          </w:p>
+        </w:tc>
+      </w:tr>
+      <w:tr>
+        <w:trPr>
+          <w:trHeight w:val="171"/>
+        </w:trPr>
+        <w:tc>
+          <w:tcPr>
+            <w:tcW w:w="3261" w:type="dxa"/>
+          </w:tcPr>
+          <w:p>
+            <w:pPr>
+              <w:spacing w:after="0" w:line="240" w:lineRule="auto"/>
+              <w:rPr>
+                <w:rFonts w:ascii="Arial" w:hAnsi="Arial" w:cs="Arial"/>
+                <w:sz w:val="20"/>
+                <w:szCs w:val="20"/>
+              </w:rPr>
+            </w:pPr>
+          </w:p>
+        </w:tc>
+        <w:tc>
+          <w:tcPr>
+            <w:tcW w:w="850" w:type="dxa"/>
+          </w:tcPr>
+          <w:p>
+            <w:pPr>
+              <w:pStyle w:val="aa"/>
+              <w:rPr>
+                <w:noProof/>
+              </w:rPr>
+            </w:pPr>
+          </w:p>
+        </w:tc>
+        <w:tc>
+          <w:tcPr>
+            <w:tcW w:w="850" w:type="dxa"/>
+          </w:tcPr>
+          <w:p>
+            <w:pPr>
+              <w:pStyle w:val="aa"/>
+              <w:rPr>
+                <w:noProof/>
+              </w:rPr>
+            </w:pPr>
+          </w:p>
+        </w:tc>
+        <w:tc>
+          <w:tcPr>
+            <w:tcW w:w="2836" w:type="dxa"/>
+          </w:tcPr>
+          <w:p>
+            <w:pPr>
+              <w:pStyle w:val="aa"/>
+              <w:rPr>
+                <w:noProof/>
+              </w:rPr>
+            </w:pPr>
+          </w:p>
+        </w:tc>
+        <w:tc>
+          <w:tcPr>
+            <w:tcW w:w="850" w:type="dxa"/>
+          </w:tcPr>
+          <w:p>
+            <w:pPr>
+              <w:pStyle w:val="aa"/>
+              <w:rPr>
+                <w:noProof/>
+              </w:rPr>
+            </w:pPr>
+          </w:p>
+        </w:tc>
+        <w:tc>
+          <w:tcPr>
+            <w:tcW w:w="851" w:type="dxa"/>
+          </w:tcPr>
+          <w:p>
+            <w:pPr>
+              <w:pStyle w:val="aa"/>
+              <w:rPr>
+                <w:noProof/>
+              </w:rPr>
+            </w:pPr>
+          </w:p>
+        </w:tc>
+        <w:tc>
+          <w:tcPr>
+            <w:tcW w:w="992" w:type="dxa"/>
+          </w:tcPr>
+          <w:p>
+            <w:pPr>
+              <w:pStyle w:val="aa"/>
+              <w:rPr>
+                <w:noProof/>
+              </w:rPr>
+            </w:pPr>
+          </w:p>
+        </w:tc>
+      </w:tr>
+      <w:tr>
+        <w:trPr>
+          <w:trHeight w:val="171"/>
+        </w:trPr>
+        <w:tc>
+          <w:tcPr>
+            <w:tcW w:w="3261" w:type="dxa"/>
+          </w:tcPr>
+          <w:p>
+            <w:pPr>
+              <w:spacing w:after="0" w:line="240" w:lineRule="auto"/>
+              <w:rPr>
+                <w:rFonts w:ascii="Arial" w:hAnsi="Arial" w:cs="Arial"/>
+                <w:sz w:val="20"/>
+                <w:szCs w:val="20"/>
+              </w:rPr>
+            </w:pPr>
+          </w:p>
+        </w:tc>
+        <w:tc>
+          <w:tcPr>
+            <w:tcW w:w="850" w:type="dxa"/>
+          </w:tcPr>
+          <w:p>
+            <w:pPr>
+              <w:pStyle w:val="aa"/>
+              <w:rPr>
+                <w:noProof/>
+              </w:rPr>
+            </w:pPr>
+          </w:p>
+        </w:tc>
+        <w:tc>
+          <w:tcPr>
+            <w:tcW w:w="850" w:type="dxa"/>
+          </w:tcPr>
+          <w:p>
+            <w:pPr>
+              <w:pStyle w:val="aa"/>
+              <w:rPr>
+                <w:noProof/>
+              </w:rPr>
+            </w:pPr>
+          </w:p>
+        </w:tc>
+        <w:tc>
+          <w:tcPr>
+            <w:tcW w:w="2836" w:type="dxa"/>
+          </w:tcPr>
+          <w:p>
+            <w:pPr>
+              <w:pStyle w:val="aa"/>
+              <w:rPr>
+                <w:noProof/>
+              </w:rPr>
+            </w:pPr>
+          </w:p>
+        </w:tc>
+        <w:tc>
+          <w:tcPr>
+            <w:tcW w:w="850" w:type="dxa"/>
+          </w:tcPr>
+          <w:p>
+            <w:pPr>
+              <w:pStyle w:val="aa"/>
+              <w:rPr>
+                <w:noProof/>
+              </w:rPr>
+            </w:pPr>
+          </w:p>
+        </w:tc>
+        <w:tc>
+          <w:tcPr>
+            <w:tcW w:w="851" w:type="dxa"/>
+          </w:tcPr>
+          <w:p>
+            <w:pPr>
+              <w:pStyle w:val="aa"/>
+              <w:rPr>
+                <w:noProof/>
+              </w:rPr>
+            </w:pPr>
+          </w:p>
+        </w:tc>
+        <w:tc>
+          <w:tcPr>
+            <w:tcW w:w="992" w:type="dxa"/>
+          </w:tcPr>
+          <w:p>
+            <w:pPr>
+              <w:pStyle w:val="aa"/>
+              <w:rPr>
+                <w:noProof/>
+              </w:rPr>
+            </w:pPr>
+          </w:p>
+        </w:tc>
+      </w:tr>
+      <w:tr>
+        <w:trPr>
+          <w:trHeight w:val="171"/>
+        </w:trPr>
+        <w:tc>
+          <w:tcPr>
+            <w:tcW w:w="3261" w:type="dxa"/>
+          </w:tcPr>
+          <w:p>
+            <w:pPr>
+              <w:spacing w:after="0" w:line="240" w:lineRule="auto"/>
+              <w:rPr>
+                <w:rFonts w:ascii="Arial" w:hAnsi="Arial" w:cs="Arial"/>
+                <w:sz w:val="20"/>
+                <w:szCs w:val="20"/>
+              </w:rPr>
+            </w:pPr>
+          </w:p>
+        </w:tc>
+        <w:tc>
+          <w:tcPr>
+            <w:tcW w:w="850" w:type="dxa"/>
+          </w:tcPr>
+          <w:p>
+            <w:pPr>
+              <w:pStyle w:val="aa"/>
+              <w:rPr>
+                <w:noProof/>
+              </w:rPr>
+            </w:pPr>
+          </w:p>
+        </w:tc>
+        <w:tc>
+          <w:tcPr>
+            <w:tcW w:w="850" w:type="dxa"/>
+          </w:tcPr>
+          <w:p>
+            <w:pPr>
+              <w:pStyle w:val="aa"/>
+              <w:rPr>
+                <w:noProof/>
+              </w:rPr>
+            </w:pPr>
+          </w:p>
+        </w:tc>
+        <w:tc>
+          <w:tcPr>
+            <w:tcW w:w="2836" w:type="dxa"/>
+          </w:tcPr>
+          <w:p>
+            <w:pPr>
+              <w:pStyle w:val="aa"/>
+              <w:rPr>
+                <w:noProof/>
+              </w:rPr>
+            </w:pPr>
+          </w:p>
+        </w:tc>
+        <w:tc>
+          <w:tcPr>
+            <w:tcW w:w="850" w:type="dxa"/>
+          </w:tcPr>
+          <w:p>
+            <w:pPr>
+              <w:pStyle w:val="aa"/>
+              <w:rPr>
+                <w:noProof/>
+              </w:rPr>
+            </w:pPr>
+          </w:p>
+        </w:tc>
+        <w:tc>
+          <w:tcPr>
+            <w:tcW w:w="851" w:type="dxa"/>
+          </w:tcPr>
+          <w:p>
+            <w:pPr>
+              <w:pStyle w:val="aa"/>
+              <w:rPr>
+                <w:noProof/>
+              </w:rPr>
+            </w:pPr>
+          </w:p>
+        </w:tc>
+        <w:tc>
+          <w:tcPr>
+            <w:tcW w:w="992" w:type="dxa"/>
+          </w:tcPr>
+          <w:p>
+            <w:pPr>
+              <w:pStyle w:val="aa"/>
+              <w:rPr>
+                <w:noProof/>
+              </w:rPr>
+            </w:pPr>
+          </w:p>
+        </w:tc>
+      </w:tr>
+      <w:tr>
+        <w:trPr>
+          <w:trHeight w:val="171"/>
+        </w:trPr>
+        <w:tc>
+          <w:tcPr>
+            <w:tcW w:w="3261" w:type="dxa"/>
+          </w:tcPr>
+          <w:p>
+            <w:pPr>
+              <w:spacing w:after="0" w:line="240" w:lineRule="auto"/>
+              <w:rPr>
+                <w:rFonts w:ascii="Arial" w:hAnsi="Arial" w:cs="Arial"/>
+                <w:sz w:val="20"/>
+                <w:szCs w:val="20"/>
+              </w:rPr>
+            </w:pPr>
+          </w:p>
+        </w:tc>
+        <w:tc>
+          <w:tcPr>
+            <w:tcW w:w="850" w:type="dxa"/>
+          </w:tcPr>
+          <w:p>
+            <w:pPr>
+              <w:pStyle w:val="aa"/>
+              <w:rPr>
+                <w:noProof/>
+              </w:rPr>
+            </w:pPr>
+          </w:p>
+        </w:tc>
+        <w:tc>
+          <w:tcPr>
+            <w:tcW w:w="850" w:type="dxa"/>
+          </w:tcPr>
+          <w:p>
+            <w:pPr>
+              <w:pStyle w:val="aa"/>
+              <w:rPr>
+                <w:noProof/>
+              </w:rPr>
+            </w:pPr>
+          </w:p>
+        </w:tc>
+        <w:tc>
+          <w:tcPr>
+            <w:tcW w:w="2836" w:type="dxa"/>
+          </w:tcPr>
+          <w:p>
+            <w:pPr>
+              <w:pStyle w:val="aa"/>
+              <w:rPr>
+                <w:noProof/>
+              </w:rPr>
+            </w:pPr>
+          </w:p>
+        </w:tc>
+        <w:tc>
+          <w:tcPr>
+            <w:tcW w:w="850" w:type="dxa"/>
+          </w:tcPr>
+          <w:p>
+            <w:pPr>
+              <w:pStyle w:val="aa"/>
+              <w:rPr>
+                <w:noProof/>
+              </w:rPr>
+            </w:pPr>
+          </w:p>
+        </w:tc>
+        <w:tc>
+          <w:tcPr>
+            <w:tcW w:w="851" w:type="dxa"/>
+          </w:tcPr>
+          <w:p>
+            <w:pPr>
+              <w:pStyle w:val="aa"/>
+              <w:rPr>
+                <w:noProof/>
+              </w:rPr>
+            </w:pPr>
+          </w:p>
+        </w:tc>
+        <w:tc>
+          <w:tcPr>
+            <w:tcW w:w="992" w:type="dxa"/>
+          </w:tcPr>
+          <w:p>
+            <w:pPr>
+              <w:pStyle w:val="aa"/>
+              <w:rPr>
+                <w:noProof/>
+              </w:rPr>
+            </w:pPr>
+          </w:p>
+        </w:tc>
+      </w:tr>
+      <w:bookmarkEnd w:id="2"/>
     </w:tbl>
     <w:p>
       <w:pPr>
@@ -2890,6 +4235,183 @@
         </w:rPr>
       </w:pPr>
     </w:p>
+    <w:tbl>
+      <w:tblPr>
+        <w:tblStyle w:val="a9"/>
+        <w:tblW w:w="0" w:type="auto"/>
+        <w:tblBorders>
+          <w:top w:val="none" w:sz="0" w:space="0" w:color="auto"/>
+          <w:left w:val="none" w:sz="0" w:space="0" w:color="auto"/>
+          <w:bottom w:val="none" w:sz="0" w:space="0" w:color="auto"/>
+          <w:right w:val="none" w:sz="0" w:space="0" w:color="auto"/>
+          <w:insideH w:val="none" w:sz="0" w:space="0" w:color="auto"/>
+          <w:insideV w:val="none" w:sz="0" w:space="0" w:color="auto"/>
+        </w:tblBorders>
+        <w:tblLook w:val="04A0" w:firstRow="1" w:lastRow="0" w:firstColumn="1" w:lastColumn="0" w:noHBand="0" w:noVBand="1"/>
+      </w:tblPr>
+      <w:tblGrid>
+        <w:gridCol w:w="2835"/>
+        <w:gridCol w:w="4962"/>
+        <w:gridCol w:w="2659"/>
+      </w:tblGrid>
+      <w:tr>
+        <w:tc>
+          <w:tcPr>
+            <w:tcW w:w="7797" w:type="dxa"/>
+            <w:gridSpan w:val="2"/>
+          </w:tcPr>
+          <w:p>
+            <w:pPr>
+              <w:pStyle w:val="aa"/>
+              <w:rPr>
+                <w:rFonts w:ascii="Arial" w:eastAsia="黑体" w:hAnsi="Arial" w:cs="Arial"/>
+                <w:sz w:val="20"/>
+                <w:szCs w:val="20"/>
+              </w:rPr>
+            </w:pPr>
+          </w:p>
+        </w:tc>
+        <w:tc>
+          <w:tcPr>
+            <w:tcW w:w="2659" w:type="dxa"/>
+          </w:tcPr>
+          <w:p>
+            <w:pPr>
+              <w:pStyle w:val="aa"/>
+              <w:rPr>
+                <w:rFonts w:ascii="Arial" w:eastAsia="黑体" w:hAnsi="Arial" w:cs="Arial"/>
+                <w:sz w:val="20"/>
+                <w:szCs w:val="20"/>
+              </w:rPr>
+            </w:pPr>
+          </w:p>
+        </w:tc>
+      </w:tr>
+      <w:tr>
+        <w:tc>
+          <w:tcPr>
+            <w:tcW w:w="2835" w:type="dxa"/>
+          </w:tcPr>
+          <w:p>
+            <w:pPr>
+              <w:pStyle w:val="aa"/>
+              <w:jc w:val="right"/>
+              <w:rPr>
+                <w:rFonts w:ascii="Arial" w:eastAsia="黑体" w:hAnsi="Arial" w:cs="Arial"/>
+                <w:sz w:val="18"/>
+                <w:szCs w:val="18"/>
+              </w:rPr>
+            </w:pPr>
+            <w:r>
+              <w:rPr>
+                <w:rFonts w:ascii="Arial" w:eastAsia="黑体" w:hAnsi="Arial" w:cs="Arial" w:hint="eastAsia"/>
+                <w:sz w:val="18"/>
+                <w:szCs w:val="18"/>
+              </w:rPr>
+              <w:t>Remark:</w:t>
+            </w:r>
+          </w:p>
+        </w:tc>
+        <w:tc>
+          <w:tcPr>
+            <w:tcW w:w="4962" w:type="dxa"/>
+          </w:tcPr>
+          <w:p>
+            <w:pPr>
+              <w:pStyle w:val="aa"/>
+              <w:rPr>
+                <w:rFonts w:ascii="Arial" w:eastAsia="黑体" w:hAnsi="Arial" w:cs="Arial"/>
+                <w:sz w:val="20"/>
+                <w:szCs w:val="20"/>
+              </w:rPr>
+            </w:pPr>
+          </w:p>
+        </w:tc>
+        <w:tc>
+          <w:tcPr>
+            <w:tcW w:w="2659" w:type="dxa"/>
+          </w:tcPr>
+          <w:p>
+            <w:pPr>
+              <w:pStyle w:val="aa"/>
+              <w:rPr>
+                <w:rFonts w:ascii="Arial" w:eastAsia="黑体" w:hAnsi="Arial" w:cs="Arial"/>
+                <w:sz w:val="20"/>
+                <w:szCs w:val="20"/>
+              </w:rPr>
+            </w:pPr>
+          </w:p>
+        </w:tc>
+      </w:tr>
+      <w:tr>
+        <w:tc>
+          <w:tcPr>
+            <w:tcW w:w="2835" w:type="dxa"/>
+          </w:tcPr>
+          <w:p>
+            <w:pPr>
+              <w:pStyle w:val="aa"/>
+              <w:jc w:val="right"/>
+              <w:rPr>
+                <w:rFonts w:ascii="Arial" w:eastAsia="黑体" w:hAnsi="Arial" w:cs="Arial"/>
+                <w:sz w:val="18"/>
+                <w:szCs w:val="18"/>
+              </w:rPr>
+            </w:pPr>
+          </w:p>
+        </w:tc>
+        <w:tc>
+          <w:tcPr>
+            <w:tcW w:w="7621" w:type="dxa"/>
+            <w:gridSpan w:val="2"/>
+          </w:tcPr>
+          <w:p>
+            <w:pPr>
+              <w:pStyle w:val="aa"/>
+              <w:rPr>
+                <w:rFonts w:ascii="Arial" w:eastAsia="黑体" w:hAnsi="Arial" w:cs="Arial"/>
+                <w:sz w:val="20"/>
+                <w:szCs w:val="20"/>
+              </w:rPr>
+            </w:pPr>
+          </w:p>
+        </w:tc>
+      </w:tr>
+      <w:tr>
+        <w:tc>
+          <w:tcPr>
+            <w:tcW w:w="2835" w:type="dxa"/>
+          </w:tcPr>
+          <w:p>
+            <w:pPr>
+              <w:pStyle w:val="aa"/>
+              <w:jc w:val="right"/>
+              <w:rPr>
+                <w:rFonts w:ascii="Arial" w:eastAsia="黑体" w:hAnsi="Arial" w:cs="Arial"/>
+                <w:sz w:val="18"/>
+                <w:szCs w:val="18"/>
+              </w:rPr>
+            </w:pPr>
+          </w:p>
+        </w:tc>
+        <w:tc>
+          <w:tcPr>
+            <w:tcW w:w="7621" w:type="dxa"/>
+            <w:gridSpan w:val="2"/>
+          </w:tcPr>
+          <w:p>
+            <w:pPr>
+              <w:pStyle w:val="aa"/>
+              <w:rPr>
+                <w:rFonts w:ascii="Arial" w:eastAsia="黑体" w:hAnsi="Arial" w:cs="Arial"/>
+                <w:sz w:val="20"/>
+                <w:szCs w:val="20"/>
+              </w:rPr>
+            </w:pPr>
+          </w:p>
+        </w:tc>
+      </w:tr>
+    </w:tbl>
     <w:p>
       <w:pPr>
         <w:pStyle w:val="aa"/>
@@ -2914,7 +4436,7 @@
       <w:pPr>
         <w:spacing w:after="0" w:line="240" w:lineRule="auto"/>
         <w:rPr>
-          <w:rFonts w:ascii="Arial" w:eastAsia="黑体" w:hAnsi="Arial" w:cs="Arial" w:hint="eastAsia"/>
+          <w:rFonts w:ascii="Arial" w:eastAsia="黑体" w:hAnsi="Arial" w:cs="Arial"/>
           <w:sz w:val="20"/>
           <w:szCs w:val="20"/>
         </w:rPr>
@@ -3086,7 +4608,7 @@
             <w:pStyle w:val="aa"/>
             <w:ind w:right="-461"/>
             <w:rPr>
-              <w:rFonts w:ascii="Arial" w:eastAsia="黑体" w:hAnsi="Arial" w:cs="Arial" w:hint="eastAsia"/>
+              <w:rFonts w:ascii="Arial" w:eastAsia="黑体" w:hAnsi="Arial" w:cs="Arial"/>
               <w:bCs/>
               <w:sz w:val="14"/>
               <w:szCs w:val="14"/>
@@ -3147,7 +4669,7 @@
           <w:pPr>
             <w:pStyle w:val="aa"/>
             <w:rPr>
-              <w:rFonts w:ascii="Arial" w:eastAsia="黑体" w:hAnsi="Arial" w:cs="Arial" w:hint="eastAsia"/>
+              <w:rFonts w:ascii="Arial" w:eastAsia="黑体" w:hAnsi="Arial" w:cs="Arial"/>
               <w:bCs/>
               <w:sz w:val="14"/>
               <w:szCs w:val="14"/>
@@ -3199,7 +4721,7 @@
             <w:spacing w:line="166" w:lineRule="exact"/>
             <w:jc w:val="center"/>
             <w:rPr>
-              <w:rFonts w:ascii="Arial" w:eastAsia="黑体" w:hAnsi="Arial" w:cs="Arial" w:hint="eastAsia"/>
+              <w:rFonts w:ascii="Arial" w:eastAsia="黑体" w:hAnsi="Arial" w:cs="Arial"/>
               <w:bCs/>
               <w:sz w:val="14"/>
               <w:szCs w:val="14"/>
@@ -3743,8 +5265,8 @@
               <w:szCs w:val="16"/>
             </w:rPr>
           </w:pPr>
-          <w:bookmarkStart w:id="1" w:name="OLE_LINK4"/>
-          <w:bookmarkStart w:id="2" w:name="OLE_LINK5"/>
+          <w:bookmarkStart w:id="0" w:name="OLE_LINK4"/>
+          <w:bookmarkStart w:id="1" w:name="OLE_LINK5"/>
           <w:r>
             <w:rPr>
               <w:rFonts w:ascii="Arial Narrow" w:hAnsi="Arial Narrow"/>
@@ -3828,8 +5350,8 @@
             </w:rPr>
             <w:t>(2)</w:t>
           </w:r>
+          <w:bookmarkEnd w:id="0"/>
           <w:bookmarkEnd w:id="1"/>
-          <w:bookmarkEnd w:id="2"/>
           <w:r>
             <w:rPr>
               <w:rFonts w:ascii="Arial Narrow" w:hAnsi="Arial Narrow"/>
@@ -3968,7 +5490,27 @@
               <w:sz w:val="16"/>
               <w:szCs w:val="16"/>
             </w:rPr>
-            <w:t>By taking measurement uncertainties into account it might happen that measured values can neither be assessed as Pass nor as Fail.</w:t>
+            <w:t xml:space="preserve">By taking measurement uncertainties into </w:t>
+          </w:r>
+          <w:proofErr w:type="gramStart"/>
+          <w:r>
+            <w:rPr>
+              <w:rFonts w:ascii="Arial Narrow" w:hAnsi="Arial Narrow"/>
+              <w:b/>
+              <w:sz w:val="16"/>
+              <w:szCs w:val="16"/>
+            </w:rPr>
+            <w:t>account</w:t>
+          </w:r>
+          <w:proofErr w:type="gramEnd"/>
+          <w:r>
+            <w:rPr>
+              <w:rFonts w:ascii="Arial Narrow" w:hAnsi="Arial Narrow"/>
+              <w:b/>
+              <w:sz w:val="16"/>
+              <w:szCs w:val="16"/>
+            </w:rPr>
+            <w:t xml:space="preserve"> it might happen that measured values can neither be assessed as Pass nor as Fail.</w:t>
           </w:r>
         </w:p>
       </w:tc>
@@ -4120,8 +5662,9 @@
               <w:sz w:val="16"/>
               <w:szCs w:val="16"/>
             </w:rPr>
-            <w:t>Testing Center   S</w:t>
-          </w:r>
+            <w:t xml:space="preserve">Testing Center   </w:t>
+          </w:r>
+          <w:proofErr w:type="spellStart"/>
           <w:r>
             <w:rPr>
               <w:rFonts w:ascii="Arial Narrow" w:hAnsi="Arial Narrow"/>
@@ -4129,7 +5672,7 @@
               <w:sz w:val="16"/>
               <w:szCs w:val="16"/>
             </w:rPr>
-            <w:t>of</w:t>
+            <w:t>S</w:t>
           </w:r>
           <w:r>
             <w:rPr>
@@ -4138,7 +5681,26 @@
               <w:sz w:val="16"/>
               <w:szCs w:val="16"/>
             </w:rPr>
-            <w:t>tlines Laboratory</w:t>
+            <w:t>of</w:t>
+          </w:r>
+          <w:r>
+            <w:rPr>
+              <w:rFonts w:ascii="Arial Narrow" w:hAnsi="Arial Narrow"/>
+              <w:b/>
+              <w:sz w:val="16"/>
+              <w:szCs w:val="16"/>
+            </w:rPr>
+            <w:t>tlines</w:t>
+          </w:r>
+          <w:proofErr w:type="spellEnd"/>
+          <w:r>
+            <w:rPr>
+              <w:rFonts w:ascii="Arial Narrow" w:hAnsi="Arial Narrow"/>
+              <w:b/>
+              <w:sz w:val="16"/>
+              <w:szCs w:val="16"/>
+            </w:rPr>
+            <w:t xml:space="preserve"> Laboratory</w:t>
           </w:r>
         </w:p>
         <w:p>
@@ -4937,6 +6499,7 @@
               <w:szCs w:val="14"/>
             </w:rPr>
           </w:pPr>
+          <w:proofErr w:type="spellStart"/>
           <w:r>
             <w:rPr>
               <w:rFonts w:ascii="Arial" w:hAnsi="Arial" w:cs="Arial"/>
@@ -4945,7 +6508,18 @@
               <w:sz w:val="14"/>
               <w:szCs w:val="14"/>
             </w:rPr>
-            <w:t>Softlines Laboratory</w:t>
+            <w:t>Softlines</w:t>
+          </w:r>
+          <w:proofErr w:type="spellEnd"/>
+          <w:r>
+            <w:rPr>
+              <w:rFonts w:ascii="Arial" w:hAnsi="Arial" w:cs="Arial"/>
+              <w:b/>
+              <w:bCs/>
+              <w:sz w:val="14"/>
+              <w:szCs w:val="14"/>
+            </w:rPr>
+            <w:t xml:space="preserve"> Laboratory</w:t>
           </w:r>
         </w:p>
         <w:p>
@@ -5055,7 +6629,29 @@
               <w:sz w:val="14"/>
               <w:szCs w:val="14"/>
             </w:rPr>
-            <w:t>浙江省宁波市高新区菁华路350号菁华创梦空间二期2号楼</w:t>
+            <w:t>浙江省宁波市高新区菁华路350号菁华</w:t>
+          </w:r>
+          <w:proofErr w:type="gramStart"/>
+          <w:r>
+            <w:rPr>
+              <w:rFonts w:ascii="思源黑体" w:eastAsia="思源黑体" w:hAnsi="思源黑体"/>
+              <w:b/>
+              <w:bCs/>
+              <w:sz w:val="14"/>
+              <w:szCs w:val="14"/>
+            </w:rPr>
+            <w:t>创梦空间</w:t>
+          </w:r>
+          <w:proofErr w:type="gramEnd"/>
+          <w:r>
+            <w:rPr>
+              <w:rFonts w:ascii="思源黑体" w:eastAsia="思源黑体" w:hAnsi="思源黑体"/>
+              <w:b/>
+              <w:bCs/>
+              <w:sz w:val="14"/>
+              <w:szCs w:val="14"/>
+            </w:rPr>
+            <w:t>二期2号楼</w:t>
           </w:r>
         </w:p>
       </w:tc>
@@ -5795,8 +7391,6 @@
               <w:szCs w:val="28"/>
             </w:rPr>
           </w:pPr>
-          <w:bookmarkStart w:id="0" w:name="ReportDate"/>
-          <w:bookmarkEnd w:id="0"/>
         </w:p>
       </w:tc>
       <w:tc>

--- a/wwwroot/DocxModel/FIBER_ANALYSIS_DATA_SHEET.docx
+++ b/wwwroot/DocxModel/FIBER_ANALYSIS_DATA_SHEET.docx
@@ -85,6 +85,8 @@
                 <w:szCs w:val="20"/>
               </w:rPr>
             </w:pPr>
+            <w:bookmarkStart w:id="4" w:name="Methods"/>
+            <w:bookmarkEnd w:id="4"/>
           </w:p>
         </w:tc>
       </w:tr>
@@ -137,6 +139,8 @@
                 <w:szCs w:val="20"/>
               </w:rPr>
             </w:pPr>
+            <w:bookmarkStart w:id="5" w:name="Qualitative"/>
+            <w:bookmarkEnd w:id="5"/>
           </w:p>
         </w:tc>
       </w:tr>
@@ -189,6 +193,8 @@
                 <w:szCs w:val="20"/>
               </w:rPr>
             </w:pPr>
+            <w:bookmarkStart w:id="6" w:name="Reagent"/>
+            <w:bookmarkEnd w:id="6"/>
           </w:p>
         </w:tc>
       </w:tr>
@@ -263,6 +269,60 @@
                       <w:szCs w:val="20"/>
                     </w:rPr>
                   </w:pPr>
+                  <w:r>
+                    <w:rPr>
+                      <w:noProof/>
+                    </w:rPr>
+                    <w:drawing>
+                      <wp:inline distT="0" distB="0" distL="0" distR="0" wp14:anchorId="569C5D84" wp14:editId="79C4D53D">
+                        <wp:extent cx="504000" cy="603166"/>
+                        <wp:effectExtent l="0" t="0" r="0" b="6985"/>
+                        <wp:docPr id="21" name="图片 20">
+                          <a:extLst xmlns:a="http://schemas.openxmlformats.org/drawingml/2006/main">
+                            <a:ext uri="{FF2B5EF4-FFF2-40B4-BE49-F238E27FC236}">
+                              <a16:creationId xmlns:a16="http://schemas.microsoft.com/office/drawing/2014/main" id="{ACDE3A59-D5DA-83A8-1FDB-C6A9DBA748CC}"/>
+                            </a:ext>
+                          </a:extLst>
+                        </wp:docPr>
+                        <wp:cNvGraphicFramePr>
+                          <a:graphicFrameLocks xmlns:a="http://schemas.openxmlformats.org/drawingml/2006/main"/>
+                        </wp:cNvGraphicFramePr>
+                        <a:graphic xmlns:a="http://schemas.openxmlformats.org/drawingml/2006/main">
+                          <a:graphicData uri="http://schemas.openxmlformats.org/drawingml/2006/picture">
+                            <pic:pic xmlns:pic="http://schemas.openxmlformats.org/drawingml/2006/picture">
+                              <pic:nvPicPr>
+                                <pic:cNvPr id="21" name="图片 20">
+                                  <a:extLst>
+                                    <a:ext uri="{FF2B5EF4-FFF2-40B4-BE49-F238E27FC236}">
+                                      <a16:creationId xmlns:a16="http://schemas.microsoft.com/office/drawing/2014/main" id="{ACDE3A59-D5DA-83A8-1FDB-C6A9DBA748CC}"/>
+                                    </a:ext>
+                                  </a:extLst>
+                                </pic:cNvPr>
+                                <pic:cNvPicPr>
+                                  <a:picLocks/>
+                                </pic:cNvPicPr>
+                              </pic:nvPicPr>
+                              <pic:blipFill>
+                                <a:blip r:embed="rId14"/>
+                                <a:stretch>
+                                  <a:fillRect/>
+                                </a:stretch>
+                              </pic:blipFill>
+                              <pic:spPr>
+                                <a:xfrm>
+                                  <a:off x="0" y="0"/>
+                                  <a:ext cx="504000" cy="603166"/>
+                                </a:xfrm>
+                                <a:prstGeom prst="rect">
+                                  <a:avLst/>
+                                </a:prstGeom>
+                              </pic:spPr>
+                            </pic:pic>
+                          </a:graphicData>
+                        </a:graphic>
+                      </wp:inline>
+                    </w:drawing>
+                  </w:r>
                 </w:p>
               </w:tc>
               <w:tc>
@@ -278,6 +338,60 @@
                       <w:szCs w:val="20"/>
                     </w:rPr>
                   </w:pPr>
+                  <w:r>
+                    <w:rPr>
+                      <w:noProof/>
+                    </w:rPr>
+                    <w:drawing>
+                      <wp:inline distT="0" distB="0" distL="0" distR="0" wp14:anchorId="2B157CA7" wp14:editId="725BE35D">
+                        <wp:extent cx="478639" cy="604279"/>
+                        <wp:effectExtent l="0" t="0" r="0" b="5715"/>
+                        <wp:docPr id="22" name="图片 21">
+                          <a:extLst xmlns:a="http://schemas.openxmlformats.org/drawingml/2006/main">
+                            <a:ext uri="{FF2B5EF4-FFF2-40B4-BE49-F238E27FC236}">
+                              <a16:creationId xmlns:a16="http://schemas.microsoft.com/office/drawing/2014/main" id="{3A334EC9-6E61-EB24-B2C3-4DEB7F3C63E0}"/>
+                            </a:ext>
+                          </a:extLst>
+                        </wp:docPr>
+                        <wp:cNvGraphicFramePr>
+                          <a:graphicFrameLocks xmlns:a="http://schemas.openxmlformats.org/drawingml/2006/main"/>
+                        </wp:cNvGraphicFramePr>
+                        <a:graphic xmlns:a="http://schemas.openxmlformats.org/drawingml/2006/main">
+                          <a:graphicData uri="http://schemas.openxmlformats.org/drawingml/2006/picture">
+                            <pic:pic xmlns:pic="http://schemas.openxmlformats.org/drawingml/2006/picture">
+                              <pic:nvPicPr>
+                                <pic:cNvPr id="22" name="图片 21">
+                                  <a:extLst>
+                                    <a:ext uri="{FF2B5EF4-FFF2-40B4-BE49-F238E27FC236}">
+                                      <a16:creationId xmlns:a16="http://schemas.microsoft.com/office/drawing/2014/main" id="{3A334EC9-6E61-EB24-B2C3-4DEB7F3C63E0}"/>
+                                    </a:ext>
+                                  </a:extLst>
+                                </pic:cNvPr>
+                                <pic:cNvPicPr>
+                                  <a:picLocks/>
+                                </pic:cNvPicPr>
+                              </pic:nvPicPr>
+                              <pic:blipFill>
+                                <a:blip r:embed="rId15"/>
+                                <a:stretch>
+                                  <a:fillRect/>
+                                </a:stretch>
+                              </pic:blipFill>
+                              <pic:spPr>
+                                <a:xfrm>
+                                  <a:off x="0" y="0"/>
+                                  <a:ext cx="478639" cy="604279"/>
+                                </a:xfrm>
+                                <a:prstGeom prst="rect">
+                                  <a:avLst/>
+                                </a:prstGeom>
+                              </pic:spPr>
+                            </pic:pic>
+                          </a:graphicData>
+                        </a:graphic>
+                      </wp:inline>
+                    </w:drawing>
+                  </w:r>
                 </w:p>
               </w:tc>
               <w:tc>
@@ -293,6 +407,60 @@
                       <w:szCs w:val="20"/>
                     </w:rPr>
                   </w:pPr>
+                  <w:r>
+                    <w:rPr>
+                      <w:noProof/>
+                    </w:rPr>
+                    <w:drawing>
+                      <wp:inline distT="0" distB="0" distL="0" distR="0" wp14:anchorId="2A283B39" wp14:editId="6474B8B8">
+                        <wp:extent cx="490442" cy="605374"/>
+                        <wp:effectExtent l="0" t="0" r="5080" b="4445"/>
+                        <wp:docPr id="23" name="图片 22">
+                          <a:extLst xmlns:a="http://schemas.openxmlformats.org/drawingml/2006/main">
+                            <a:ext uri="{FF2B5EF4-FFF2-40B4-BE49-F238E27FC236}">
+                              <a16:creationId xmlns:a16="http://schemas.microsoft.com/office/drawing/2014/main" id="{6DCDE44D-CFBD-1FC8-FFE1-73C37FCB282D}"/>
+                            </a:ext>
+                          </a:extLst>
+                        </wp:docPr>
+                        <wp:cNvGraphicFramePr>
+                          <a:graphicFrameLocks xmlns:a="http://schemas.openxmlformats.org/drawingml/2006/main"/>
+                        </wp:cNvGraphicFramePr>
+                        <a:graphic xmlns:a="http://schemas.openxmlformats.org/drawingml/2006/main">
+                          <a:graphicData uri="http://schemas.openxmlformats.org/drawingml/2006/picture">
+                            <pic:pic xmlns:pic="http://schemas.openxmlformats.org/drawingml/2006/picture">
+                              <pic:nvPicPr>
+                                <pic:cNvPr id="23" name="图片 22">
+                                  <a:extLst>
+                                    <a:ext uri="{FF2B5EF4-FFF2-40B4-BE49-F238E27FC236}">
+                                      <a16:creationId xmlns:a16="http://schemas.microsoft.com/office/drawing/2014/main" id="{6DCDE44D-CFBD-1FC8-FFE1-73C37FCB282D}"/>
+                                    </a:ext>
+                                  </a:extLst>
+                                </pic:cNvPr>
+                                <pic:cNvPicPr>
+                                  <a:picLocks/>
+                                </pic:cNvPicPr>
+                              </pic:nvPicPr>
+                              <pic:blipFill>
+                                <a:blip r:embed="rId16"/>
+                                <a:stretch>
+                                  <a:fillRect/>
+                                </a:stretch>
+                              </pic:blipFill>
+                              <pic:spPr>
+                                <a:xfrm>
+                                  <a:off x="0" y="0"/>
+                                  <a:ext cx="490442" cy="605374"/>
+                                </a:xfrm>
+                                <a:prstGeom prst="rect">
+                                  <a:avLst/>
+                                </a:prstGeom>
+                              </pic:spPr>
+                            </pic:pic>
+                          </a:graphicData>
+                        </a:graphic>
+                      </wp:inline>
+                    </w:drawing>
+                  </w:r>
                 </w:p>
               </w:tc>
               <w:tc>
@@ -308,6 +476,60 @@
                       <w:szCs w:val="20"/>
                     </w:rPr>
                   </w:pPr>
+                  <w:r>
+                    <w:rPr>
+                      <w:noProof/>
+                    </w:rPr>
+                    <w:drawing>
+                      <wp:inline distT="0" distB="0" distL="0" distR="0" wp14:anchorId="68E855D7" wp14:editId="343206BA">
+                        <wp:extent cx="490444" cy="605374"/>
+                        <wp:effectExtent l="0" t="0" r="5080" b="4445"/>
+                        <wp:docPr id="24" name="图片 23">
+                          <a:extLst xmlns:a="http://schemas.openxmlformats.org/drawingml/2006/main">
+                            <a:ext uri="{FF2B5EF4-FFF2-40B4-BE49-F238E27FC236}">
+                              <a16:creationId xmlns:a16="http://schemas.microsoft.com/office/drawing/2014/main" id="{EA189947-8D72-0FFA-4EA0-8D765143DDF3}"/>
+                            </a:ext>
+                          </a:extLst>
+                        </wp:docPr>
+                        <wp:cNvGraphicFramePr>
+                          <a:graphicFrameLocks xmlns:a="http://schemas.openxmlformats.org/drawingml/2006/main"/>
+                        </wp:cNvGraphicFramePr>
+                        <a:graphic xmlns:a="http://schemas.openxmlformats.org/drawingml/2006/main">
+                          <a:graphicData uri="http://schemas.openxmlformats.org/drawingml/2006/picture">
+                            <pic:pic xmlns:pic="http://schemas.openxmlformats.org/drawingml/2006/picture">
+                              <pic:nvPicPr>
+                                <pic:cNvPr id="24" name="图片 23">
+                                  <a:extLst>
+                                    <a:ext uri="{FF2B5EF4-FFF2-40B4-BE49-F238E27FC236}">
+                                      <a16:creationId xmlns:a16="http://schemas.microsoft.com/office/drawing/2014/main" id="{EA189947-8D72-0FFA-4EA0-8D765143DDF3}"/>
+                                    </a:ext>
+                                  </a:extLst>
+                                </pic:cNvPr>
+                                <pic:cNvPicPr preferRelativeResize="0">
+                                  <a:picLocks/>
+                                </pic:cNvPicPr>
+                              </pic:nvPicPr>
+                              <pic:blipFill>
+                                <a:blip r:embed="rId17"/>
+                                <a:stretch>
+                                  <a:fillRect/>
+                                </a:stretch>
+                              </pic:blipFill>
+                              <pic:spPr>
+                                <a:xfrm>
+                                  <a:off x="0" y="0"/>
+                                  <a:ext cx="490444" cy="605374"/>
+                                </a:xfrm>
+                                <a:prstGeom prst="rect">
+                                  <a:avLst/>
+                                </a:prstGeom>
+                              </pic:spPr>
+                            </pic:pic>
+                          </a:graphicData>
+                        </a:graphic>
+                      </wp:inline>
+                    </w:drawing>
+                  </w:r>
                 </w:p>
               </w:tc>
               <w:tc>
@@ -323,6 +545,60 @@
                       <w:szCs w:val="20"/>
                     </w:rPr>
                   </w:pPr>
+                  <w:r>
+                    <w:rPr>
+                      <w:noProof/>
+                    </w:rPr>
+                    <w:drawing>
+                      <wp:inline distT="0" distB="0" distL="0" distR="0" wp14:anchorId="3DB99338" wp14:editId="135194C7">
+                        <wp:extent cx="498478" cy="605374"/>
+                        <wp:effectExtent l="0" t="0" r="0" b="4445"/>
+                        <wp:docPr id="25" name="图片 24">
+                          <a:extLst xmlns:a="http://schemas.openxmlformats.org/drawingml/2006/main">
+                            <a:ext uri="{FF2B5EF4-FFF2-40B4-BE49-F238E27FC236}">
+                              <a16:creationId xmlns:a16="http://schemas.microsoft.com/office/drawing/2014/main" id="{AC8704F3-9A97-BE9A-E0DE-23AC39A9E6D2}"/>
+                            </a:ext>
+                          </a:extLst>
+                        </wp:docPr>
+                        <wp:cNvGraphicFramePr>
+                          <a:graphicFrameLocks xmlns:a="http://schemas.openxmlformats.org/drawingml/2006/main" noChangeAspect="1"/>
+                        </wp:cNvGraphicFramePr>
+                        <a:graphic xmlns:a="http://schemas.openxmlformats.org/drawingml/2006/main">
+                          <a:graphicData uri="http://schemas.openxmlformats.org/drawingml/2006/picture">
+                            <pic:pic xmlns:pic="http://schemas.openxmlformats.org/drawingml/2006/picture">
+                              <pic:nvPicPr>
+                                <pic:cNvPr id="25" name="图片 24">
+                                  <a:extLst>
+                                    <a:ext uri="{FF2B5EF4-FFF2-40B4-BE49-F238E27FC236}">
+                                      <a16:creationId xmlns:a16="http://schemas.microsoft.com/office/drawing/2014/main" id="{AC8704F3-9A97-BE9A-E0DE-23AC39A9E6D2}"/>
+                                    </a:ext>
+                                  </a:extLst>
+                                </pic:cNvPr>
+                                <pic:cNvPicPr>
+                                  <a:picLocks noChangeAspect="1"/>
+                                </pic:cNvPicPr>
+                              </pic:nvPicPr>
+                              <pic:blipFill>
+                                <a:blip r:embed="rId18"/>
+                                <a:stretch>
+                                  <a:fillRect/>
+                                </a:stretch>
+                              </pic:blipFill>
+                              <pic:spPr>
+                                <a:xfrm>
+                                  <a:off x="0" y="0"/>
+                                  <a:ext cx="498478" cy="605374"/>
+                                </a:xfrm>
+                                <a:prstGeom prst="rect">
+                                  <a:avLst/>
+                                </a:prstGeom>
+                              </pic:spPr>
+                            </pic:pic>
+                          </a:graphicData>
+                        </a:graphic>
+                      </wp:inline>
+                    </w:drawing>
+                  </w:r>
                 </w:p>
               </w:tc>
               <w:tc>
@@ -338,6 +614,60 @@
                       <w:szCs w:val="20"/>
                     </w:rPr>
                   </w:pPr>
+                  <w:r>
+                    <w:rPr>
+                      <w:noProof/>
+                    </w:rPr>
+                    <w:drawing>
+                      <wp:inline distT="0" distB="0" distL="0" distR="0" wp14:anchorId="0E42C450" wp14:editId="3271F519">
+                        <wp:extent cx="499697" cy="605374"/>
+                        <wp:effectExtent l="0" t="0" r="0" b="4445"/>
+                        <wp:docPr id="26" name="图片 25">
+                          <a:extLst xmlns:a="http://schemas.openxmlformats.org/drawingml/2006/main">
+                            <a:ext uri="{FF2B5EF4-FFF2-40B4-BE49-F238E27FC236}">
+                              <a16:creationId xmlns:a16="http://schemas.microsoft.com/office/drawing/2014/main" id="{058A089F-11AA-92F0-1A9F-2A26C5CBD57F}"/>
+                            </a:ext>
+                          </a:extLst>
+                        </wp:docPr>
+                        <wp:cNvGraphicFramePr>
+                          <a:graphicFrameLocks xmlns:a="http://schemas.openxmlformats.org/drawingml/2006/main"/>
+                        </wp:cNvGraphicFramePr>
+                        <a:graphic xmlns:a="http://schemas.openxmlformats.org/drawingml/2006/main">
+                          <a:graphicData uri="http://schemas.openxmlformats.org/drawingml/2006/picture">
+                            <pic:pic xmlns:pic="http://schemas.openxmlformats.org/drawingml/2006/picture">
+                              <pic:nvPicPr>
+                                <pic:cNvPr id="26" name="图片 25">
+                                  <a:extLst>
+                                    <a:ext uri="{FF2B5EF4-FFF2-40B4-BE49-F238E27FC236}">
+                                      <a16:creationId xmlns:a16="http://schemas.microsoft.com/office/drawing/2014/main" id="{058A089F-11AA-92F0-1A9F-2A26C5CBD57F}"/>
+                                    </a:ext>
+                                  </a:extLst>
+                                </pic:cNvPr>
+                                <pic:cNvPicPr>
+                                  <a:picLocks/>
+                                </pic:cNvPicPr>
+                              </pic:nvPicPr>
+                              <pic:blipFill>
+                                <a:blip r:embed="rId19"/>
+                                <a:stretch>
+                                  <a:fillRect/>
+                                </a:stretch>
+                              </pic:blipFill>
+                              <pic:spPr>
+                                <a:xfrm>
+                                  <a:off x="0" y="0"/>
+                                  <a:ext cx="499697" cy="605374"/>
+                                </a:xfrm>
+                                <a:prstGeom prst="rect">
+                                  <a:avLst/>
+                                </a:prstGeom>
+                              </pic:spPr>
+                            </pic:pic>
+                          </a:graphicData>
+                        </a:graphic>
+                      </wp:inline>
+                    </w:drawing>
+                  </w:r>
                 </w:p>
               </w:tc>
               <w:tc>
@@ -353,6 +683,60 @@
                       <w:szCs w:val="20"/>
                     </w:rPr>
                   </w:pPr>
+                  <w:r>
+                    <w:rPr>
+                      <w:noProof/>
+                    </w:rPr>
+                    <w:drawing>
+                      <wp:inline distT="0" distB="0" distL="0" distR="0" wp14:anchorId="1F3AC020" wp14:editId="2BE95CED">
+                        <wp:extent cx="503962" cy="605374"/>
+                        <wp:effectExtent l="0" t="0" r="0" b="4445"/>
+                        <wp:docPr id="27" name="图片 26">
+                          <a:extLst xmlns:a="http://schemas.openxmlformats.org/drawingml/2006/main">
+                            <a:ext uri="{FF2B5EF4-FFF2-40B4-BE49-F238E27FC236}">
+                              <a16:creationId xmlns:a16="http://schemas.microsoft.com/office/drawing/2014/main" id="{DADA4429-DDE3-ADCE-72EF-EE2F1AF4B688}"/>
+                            </a:ext>
+                          </a:extLst>
+                        </wp:docPr>
+                        <wp:cNvGraphicFramePr>
+                          <a:graphicFrameLocks xmlns:a="http://schemas.openxmlformats.org/drawingml/2006/main"/>
+                        </wp:cNvGraphicFramePr>
+                        <a:graphic xmlns:a="http://schemas.openxmlformats.org/drawingml/2006/main">
+                          <a:graphicData uri="http://schemas.openxmlformats.org/drawingml/2006/picture">
+                            <pic:pic xmlns:pic="http://schemas.openxmlformats.org/drawingml/2006/picture">
+                              <pic:nvPicPr>
+                                <pic:cNvPr id="27" name="图片 26">
+                                  <a:extLst>
+                                    <a:ext uri="{FF2B5EF4-FFF2-40B4-BE49-F238E27FC236}">
+                                      <a16:creationId xmlns:a16="http://schemas.microsoft.com/office/drawing/2014/main" id="{DADA4429-DDE3-ADCE-72EF-EE2F1AF4B688}"/>
+                                    </a:ext>
+                                  </a:extLst>
+                                </pic:cNvPr>
+                                <pic:cNvPicPr>
+                                  <a:picLocks/>
+                                </pic:cNvPicPr>
+                              </pic:nvPicPr>
+                              <pic:blipFill>
+                                <a:blip r:embed="rId20"/>
+                                <a:stretch>
+                                  <a:fillRect/>
+                                </a:stretch>
+                              </pic:blipFill>
+                              <pic:spPr>
+                                <a:xfrm>
+                                  <a:off x="0" y="0"/>
+                                  <a:ext cx="503962" cy="605374"/>
+                                </a:xfrm>
+                                <a:prstGeom prst="rect">
+                                  <a:avLst/>
+                                </a:prstGeom>
+                              </pic:spPr>
+                            </pic:pic>
+                          </a:graphicData>
+                        </a:graphic>
+                      </wp:inline>
+                    </w:drawing>
+                  </w:r>
                 </w:p>
               </w:tc>
             </w:tr>
@@ -477,6 +861,60 @@
                       <w:szCs w:val="20"/>
                     </w:rPr>
                   </w:pPr>
+                  <w:r>
+                    <w:rPr>
+                      <w:noProof/>
+                    </w:rPr>
+                    <w:drawing>
+                      <wp:inline distT="0" distB="0" distL="0" distR="0" wp14:anchorId="1CC604B6" wp14:editId="73AF783B">
+                        <wp:extent cx="504000" cy="588009"/>
+                        <wp:effectExtent l="0" t="0" r="0" b="3175"/>
+                        <wp:docPr id="29" name="图片 28">
+                          <a:extLst xmlns:a="http://schemas.openxmlformats.org/drawingml/2006/main">
+                            <a:ext uri="{FF2B5EF4-FFF2-40B4-BE49-F238E27FC236}">
+                              <a16:creationId xmlns:a16="http://schemas.microsoft.com/office/drawing/2014/main" id="{5D9404A6-7B47-F89C-CAE9-C81DC3FCE1B2}"/>
+                            </a:ext>
+                          </a:extLst>
+                        </wp:docPr>
+                        <wp:cNvGraphicFramePr>
+                          <a:graphicFrameLocks xmlns:a="http://schemas.openxmlformats.org/drawingml/2006/main"/>
+                        </wp:cNvGraphicFramePr>
+                        <a:graphic xmlns:a="http://schemas.openxmlformats.org/drawingml/2006/main">
+                          <a:graphicData uri="http://schemas.openxmlformats.org/drawingml/2006/picture">
+                            <pic:pic xmlns:pic="http://schemas.openxmlformats.org/drawingml/2006/picture">
+                              <pic:nvPicPr>
+                                <pic:cNvPr id="29" name="图片 28">
+                                  <a:extLst>
+                                    <a:ext uri="{FF2B5EF4-FFF2-40B4-BE49-F238E27FC236}">
+                                      <a16:creationId xmlns:a16="http://schemas.microsoft.com/office/drawing/2014/main" id="{5D9404A6-7B47-F89C-CAE9-C81DC3FCE1B2}"/>
+                                    </a:ext>
+                                  </a:extLst>
+                                </pic:cNvPr>
+                                <pic:cNvPicPr>
+                                  <a:picLocks/>
+                                </pic:cNvPicPr>
+                              </pic:nvPicPr>
+                              <pic:blipFill>
+                                <a:blip r:embed="rId21"/>
+                                <a:stretch>
+                                  <a:fillRect/>
+                                </a:stretch>
+                              </pic:blipFill>
+                              <pic:spPr>
+                                <a:xfrm>
+                                  <a:off x="0" y="0"/>
+                                  <a:ext cx="504000" cy="588009"/>
+                                </a:xfrm>
+                                <a:prstGeom prst="rect">
+                                  <a:avLst/>
+                                </a:prstGeom>
+                              </pic:spPr>
+                            </pic:pic>
+                          </a:graphicData>
+                        </a:graphic>
+                      </wp:inline>
+                    </w:drawing>
+                  </w:r>
                 </w:p>
               </w:tc>
               <w:tc>
@@ -492,6 +930,60 @@
                       <w:szCs w:val="20"/>
                     </w:rPr>
                   </w:pPr>
+                  <w:r>
+                    <w:rPr>
+                      <w:noProof/>
+                    </w:rPr>
+                    <w:drawing>
+                      <wp:inline distT="0" distB="0" distL="0" distR="0" wp14:anchorId="00F651C1" wp14:editId="04AAFB82">
+                        <wp:extent cx="478639" cy="588009"/>
+                        <wp:effectExtent l="0" t="0" r="0" b="3175"/>
+                        <wp:docPr id="30" name="图片 29">
+                          <a:extLst xmlns:a="http://schemas.openxmlformats.org/drawingml/2006/main">
+                            <a:ext uri="{FF2B5EF4-FFF2-40B4-BE49-F238E27FC236}">
+                              <a16:creationId xmlns:a16="http://schemas.microsoft.com/office/drawing/2014/main" id="{37EC440C-AEF8-F596-8806-4A242D172236}"/>
+                            </a:ext>
+                          </a:extLst>
+                        </wp:docPr>
+                        <wp:cNvGraphicFramePr>
+                          <a:graphicFrameLocks xmlns:a="http://schemas.openxmlformats.org/drawingml/2006/main"/>
+                        </wp:cNvGraphicFramePr>
+                        <a:graphic xmlns:a="http://schemas.openxmlformats.org/drawingml/2006/main">
+                          <a:graphicData uri="http://schemas.openxmlformats.org/drawingml/2006/picture">
+                            <pic:pic xmlns:pic="http://schemas.openxmlformats.org/drawingml/2006/picture">
+                              <pic:nvPicPr>
+                                <pic:cNvPr id="30" name="图片 29">
+                                  <a:extLst>
+                                    <a:ext uri="{FF2B5EF4-FFF2-40B4-BE49-F238E27FC236}">
+                                      <a16:creationId xmlns:a16="http://schemas.microsoft.com/office/drawing/2014/main" id="{37EC440C-AEF8-F596-8806-4A242D172236}"/>
+                                    </a:ext>
+                                  </a:extLst>
+                                </pic:cNvPr>
+                                <pic:cNvPicPr>
+                                  <a:picLocks/>
+                                </pic:cNvPicPr>
+                              </pic:nvPicPr>
+                              <pic:blipFill>
+                                <a:blip r:embed="rId22"/>
+                                <a:stretch>
+                                  <a:fillRect/>
+                                </a:stretch>
+                              </pic:blipFill>
+                              <pic:spPr>
+                                <a:xfrm>
+                                  <a:off x="0" y="0"/>
+                                  <a:ext cx="478639" cy="588009"/>
+                                </a:xfrm>
+                                <a:prstGeom prst="rect">
+                                  <a:avLst/>
+                                </a:prstGeom>
+                              </pic:spPr>
+                            </pic:pic>
+                          </a:graphicData>
+                        </a:graphic>
+                      </wp:inline>
+                    </w:drawing>
+                  </w:r>
                 </w:p>
               </w:tc>
               <w:tc>
@@ -507,6 +999,60 @@
                       <w:szCs w:val="20"/>
                     </w:rPr>
                   </w:pPr>
+                  <w:r>
+                    <w:rPr>
+                      <w:noProof/>
+                    </w:rPr>
+                    <w:drawing>
+                      <wp:inline distT="0" distB="0" distL="0" distR="0" wp14:anchorId="1CE23706" wp14:editId="2D659329">
+                        <wp:extent cx="490442" cy="588009"/>
+                        <wp:effectExtent l="0" t="0" r="5080" b="3175"/>
+                        <wp:docPr id="31" name="图片 30">
+                          <a:extLst xmlns:a="http://schemas.openxmlformats.org/drawingml/2006/main">
+                            <a:ext uri="{FF2B5EF4-FFF2-40B4-BE49-F238E27FC236}">
+                              <a16:creationId xmlns:a16="http://schemas.microsoft.com/office/drawing/2014/main" id="{43A608F9-5AC2-7AD8-B343-B60579672B85}"/>
+                            </a:ext>
+                          </a:extLst>
+                        </wp:docPr>
+                        <wp:cNvGraphicFramePr>
+                          <a:graphicFrameLocks xmlns:a="http://schemas.openxmlformats.org/drawingml/2006/main"/>
+                        </wp:cNvGraphicFramePr>
+                        <a:graphic xmlns:a="http://schemas.openxmlformats.org/drawingml/2006/main">
+                          <a:graphicData uri="http://schemas.openxmlformats.org/drawingml/2006/picture">
+                            <pic:pic xmlns:pic="http://schemas.openxmlformats.org/drawingml/2006/picture">
+                              <pic:nvPicPr>
+                                <pic:cNvPr id="31" name="图片 30">
+                                  <a:extLst>
+                                    <a:ext uri="{FF2B5EF4-FFF2-40B4-BE49-F238E27FC236}">
+                                      <a16:creationId xmlns:a16="http://schemas.microsoft.com/office/drawing/2014/main" id="{43A608F9-5AC2-7AD8-B343-B60579672B85}"/>
+                                    </a:ext>
+                                  </a:extLst>
+                                </pic:cNvPr>
+                                <pic:cNvPicPr>
+                                  <a:picLocks/>
+                                </pic:cNvPicPr>
+                              </pic:nvPicPr>
+                              <pic:blipFill>
+                                <a:blip r:embed="rId23"/>
+                                <a:stretch>
+                                  <a:fillRect/>
+                                </a:stretch>
+                              </pic:blipFill>
+                              <pic:spPr>
+                                <a:xfrm>
+                                  <a:off x="0" y="0"/>
+                                  <a:ext cx="490442" cy="588009"/>
+                                </a:xfrm>
+                                <a:prstGeom prst="rect">
+                                  <a:avLst/>
+                                </a:prstGeom>
+                              </pic:spPr>
+                            </pic:pic>
+                          </a:graphicData>
+                        </a:graphic>
+                      </wp:inline>
+                    </w:drawing>
+                  </w:r>
                 </w:p>
               </w:tc>
               <w:tc>
@@ -522,6 +1068,60 @@
                       <w:szCs w:val="20"/>
                     </w:rPr>
                   </w:pPr>
+                  <w:r>
+                    <w:rPr>
+                      <w:noProof/>
+                    </w:rPr>
+                    <w:drawing>
+                      <wp:inline distT="0" distB="0" distL="0" distR="0" wp14:anchorId="258D8492" wp14:editId="4123A1FE">
+                        <wp:extent cx="490444" cy="588009"/>
+                        <wp:effectExtent l="0" t="0" r="5080" b="3175"/>
+                        <wp:docPr id="32" name="图片 31">
+                          <a:extLst xmlns:a="http://schemas.openxmlformats.org/drawingml/2006/main">
+                            <a:ext uri="{FF2B5EF4-FFF2-40B4-BE49-F238E27FC236}">
+                              <a16:creationId xmlns:a16="http://schemas.microsoft.com/office/drawing/2014/main" id="{D8975DEC-23C4-5B45-72FF-8B1EE46203EC}"/>
+                            </a:ext>
+                          </a:extLst>
+                        </wp:docPr>
+                        <wp:cNvGraphicFramePr>
+                          <a:graphicFrameLocks xmlns:a="http://schemas.openxmlformats.org/drawingml/2006/main"/>
+                        </wp:cNvGraphicFramePr>
+                        <a:graphic xmlns:a="http://schemas.openxmlformats.org/drawingml/2006/main">
+                          <a:graphicData uri="http://schemas.openxmlformats.org/drawingml/2006/picture">
+                            <pic:pic xmlns:pic="http://schemas.openxmlformats.org/drawingml/2006/picture">
+                              <pic:nvPicPr>
+                                <pic:cNvPr id="32" name="图片 31">
+                                  <a:extLst>
+                                    <a:ext uri="{FF2B5EF4-FFF2-40B4-BE49-F238E27FC236}">
+                                      <a16:creationId xmlns:a16="http://schemas.microsoft.com/office/drawing/2014/main" id="{D8975DEC-23C4-5B45-72FF-8B1EE46203EC}"/>
+                                    </a:ext>
+                                  </a:extLst>
+                                </pic:cNvPr>
+                                <pic:cNvPicPr>
+                                  <a:picLocks/>
+                                </pic:cNvPicPr>
+                              </pic:nvPicPr>
+                              <pic:blipFill>
+                                <a:blip r:embed="rId24"/>
+                                <a:stretch>
+                                  <a:fillRect/>
+                                </a:stretch>
+                              </pic:blipFill>
+                              <pic:spPr>
+                                <a:xfrm>
+                                  <a:off x="0" y="0"/>
+                                  <a:ext cx="490444" cy="588009"/>
+                                </a:xfrm>
+                                <a:prstGeom prst="rect">
+                                  <a:avLst/>
+                                </a:prstGeom>
+                              </pic:spPr>
+                            </pic:pic>
+                          </a:graphicData>
+                        </a:graphic>
+                      </wp:inline>
+                    </w:drawing>
+                  </w:r>
                 </w:p>
               </w:tc>
               <w:tc>
@@ -537,6 +1137,60 @@
                       <w:szCs w:val="20"/>
                     </w:rPr>
                   </w:pPr>
+                  <w:r>
+                    <w:rPr>
+                      <w:noProof/>
+                    </w:rPr>
+                    <w:drawing>
+                      <wp:inline distT="0" distB="0" distL="0" distR="0" wp14:anchorId="0C56D20C" wp14:editId="79C4C915">
+                        <wp:extent cx="497031" cy="588009"/>
+                        <wp:effectExtent l="0" t="0" r="0" b="3175"/>
+                        <wp:docPr id="33" name="图片 32">
+                          <a:extLst xmlns:a="http://schemas.openxmlformats.org/drawingml/2006/main">
+                            <a:ext uri="{FF2B5EF4-FFF2-40B4-BE49-F238E27FC236}">
+                              <a16:creationId xmlns:a16="http://schemas.microsoft.com/office/drawing/2014/main" id="{EA41391A-AC4B-1968-E4A1-653D411C005F}"/>
+                            </a:ext>
+                          </a:extLst>
+                        </wp:docPr>
+                        <wp:cNvGraphicFramePr>
+                          <a:graphicFrameLocks xmlns:a="http://schemas.openxmlformats.org/drawingml/2006/main"/>
+                        </wp:cNvGraphicFramePr>
+                        <a:graphic xmlns:a="http://schemas.openxmlformats.org/drawingml/2006/main">
+                          <a:graphicData uri="http://schemas.openxmlformats.org/drawingml/2006/picture">
+                            <pic:pic xmlns:pic="http://schemas.openxmlformats.org/drawingml/2006/picture">
+                              <pic:nvPicPr>
+                                <pic:cNvPr id="33" name="图片 32">
+                                  <a:extLst>
+                                    <a:ext uri="{FF2B5EF4-FFF2-40B4-BE49-F238E27FC236}">
+                                      <a16:creationId xmlns:a16="http://schemas.microsoft.com/office/drawing/2014/main" id="{EA41391A-AC4B-1968-E4A1-653D411C005F}"/>
+                                    </a:ext>
+                                  </a:extLst>
+                                </pic:cNvPr>
+                                <pic:cNvPicPr>
+                                  <a:picLocks/>
+                                </pic:cNvPicPr>
+                              </pic:nvPicPr>
+                              <pic:blipFill>
+                                <a:blip r:embed="rId25"/>
+                                <a:stretch>
+                                  <a:fillRect/>
+                                </a:stretch>
+                              </pic:blipFill>
+                              <pic:spPr>
+                                <a:xfrm>
+                                  <a:off x="0" y="0"/>
+                                  <a:ext cx="497031" cy="588009"/>
+                                </a:xfrm>
+                                <a:prstGeom prst="rect">
+                                  <a:avLst/>
+                                </a:prstGeom>
+                              </pic:spPr>
+                            </pic:pic>
+                          </a:graphicData>
+                        </a:graphic>
+                      </wp:inline>
+                    </w:drawing>
+                  </w:r>
                 </w:p>
               </w:tc>
               <w:tc>
@@ -552,6 +1206,60 @@
                       <w:szCs w:val="20"/>
                     </w:rPr>
                   </w:pPr>
+                  <w:r>
+                    <w:rPr>
+                      <w:noProof/>
+                    </w:rPr>
+                    <w:drawing>
+                      <wp:inline distT="0" distB="0" distL="0" distR="0" wp14:anchorId="6F2F3835" wp14:editId="018C37C7">
+                        <wp:extent cx="499697" cy="588009"/>
+                        <wp:effectExtent l="0" t="0" r="0" b="3175"/>
+                        <wp:docPr id="34" name="图片 33">
+                          <a:extLst xmlns:a="http://schemas.openxmlformats.org/drawingml/2006/main">
+                            <a:ext uri="{FF2B5EF4-FFF2-40B4-BE49-F238E27FC236}">
+                              <a16:creationId xmlns:a16="http://schemas.microsoft.com/office/drawing/2014/main" id="{E20B8DC7-3244-FBB6-F135-1CDF35CBAF42}"/>
+                            </a:ext>
+                          </a:extLst>
+                        </wp:docPr>
+                        <wp:cNvGraphicFramePr>
+                          <a:graphicFrameLocks xmlns:a="http://schemas.openxmlformats.org/drawingml/2006/main"/>
+                        </wp:cNvGraphicFramePr>
+                        <a:graphic xmlns:a="http://schemas.openxmlformats.org/drawingml/2006/main">
+                          <a:graphicData uri="http://schemas.openxmlformats.org/drawingml/2006/picture">
+                            <pic:pic xmlns:pic="http://schemas.openxmlformats.org/drawingml/2006/picture">
+                              <pic:nvPicPr>
+                                <pic:cNvPr id="34" name="图片 33">
+                                  <a:extLst>
+                                    <a:ext uri="{FF2B5EF4-FFF2-40B4-BE49-F238E27FC236}">
+                                      <a16:creationId xmlns:a16="http://schemas.microsoft.com/office/drawing/2014/main" id="{E20B8DC7-3244-FBB6-F135-1CDF35CBAF42}"/>
+                                    </a:ext>
+                                  </a:extLst>
+                                </pic:cNvPr>
+                                <pic:cNvPicPr>
+                                  <a:picLocks/>
+                                </pic:cNvPicPr>
+                              </pic:nvPicPr>
+                              <pic:blipFill>
+                                <a:blip r:embed="rId26"/>
+                                <a:stretch>
+                                  <a:fillRect/>
+                                </a:stretch>
+                              </pic:blipFill>
+                              <pic:spPr>
+                                <a:xfrm>
+                                  <a:off x="0" y="0"/>
+                                  <a:ext cx="499697" cy="588009"/>
+                                </a:xfrm>
+                                <a:prstGeom prst="rect">
+                                  <a:avLst/>
+                                </a:prstGeom>
+                              </pic:spPr>
+                            </pic:pic>
+                          </a:graphicData>
+                        </a:graphic>
+                      </wp:inline>
+                    </w:drawing>
+                  </w:r>
                 </w:p>
               </w:tc>
               <w:tc>
@@ -567,6 +1275,60 @@
                       <w:szCs w:val="20"/>
                     </w:rPr>
                   </w:pPr>
+                  <w:r>
+                    <w:rPr>
+                      <w:noProof/>
+                    </w:rPr>
+                    <w:drawing>
+                      <wp:inline distT="0" distB="0" distL="0" distR="0" wp14:anchorId="086BB675" wp14:editId="27435BC8">
+                        <wp:extent cx="503962" cy="588009"/>
+                        <wp:effectExtent l="0" t="0" r="0" b="3175"/>
+                        <wp:docPr id="35" name="图片 34">
+                          <a:extLst xmlns:a="http://schemas.openxmlformats.org/drawingml/2006/main">
+                            <a:ext uri="{FF2B5EF4-FFF2-40B4-BE49-F238E27FC236}">
+                              <a16:creationId xmlns:a16="http://schemas.microsoft.com/office/drawing/2014/main" id="{4D731CF4-3EDE-07B9-E5A6-DBCA9B613D3B}"/>
+                            </a:ext>
+                          </a:extLst>
+                        </wp:docPr>
+                        <wp:cNvGraphicFramePr>
+                          <a:graphicFrameLocks xmlns:a="http://schemas.openxmlformats.org/drawingml/2006/main"/>
+                        </wp:cNvGraphicFramePr>
+                        <a:graphic xmlns:a="http://schemas.openxmlformats.org/drawingml/2006/main">
+                          <a:graphicData uri="http://schemas.openxmlformats.org/drawingml/2006/picture">
+                            <pic:pic xmlns:pic="http://schemas.openxmlformats.org/drawingml/2006/picture">
+                              <pic:nvPicPr>
+                                <pic:cNvPr id="35" name="图片 34">
+                                  <a:extLst>
+                                    <a:ext uri="{FF2B5EF4-FFF2-40B4-BE49-F238E27FC236}">
+                                      <a16:creationId xmlns:a16="http://schemas.microsoft.com/office/drawing/2014/main" id="{4D731CF4-3EDE-07B9-E5A6-DBCA9B613D3B}"/>
+                                    </a:ext>
+                                  </a:extLst>
+                                </pic:cNvPr>
+                                <pic:cNvPicPr>
+                                  <a:picLocks/>
+                                </pic:cNvPicPr>
+                              </pic:nvPicPr>
+                              <pic:blipFill>
+                                <a:blip r:embed="rId27"/>
+                                <a:stretch>
+                                  <a:fillRect/>
+                                </a:stretch>
+                              </pic:blipFill>
+                              <pic:spPr>
+                                <a:xfrm>
+                                  <a:off x="0" y="0"/>
+                                  <a:ext cx="503962" cy="588009"/>
+                                </a:xfrm>
+                                <a:prstGeom prst="rect">
+                                  <a:avLst/>
+                                </a:prstGeom>
+                              </pic:spPr>
+                            </pic:pic>
+                          </a:graphicData>
+                        </a:graphic>
+                      </wp:inline>
+                    </w:drawing>
+                  </w:r>
                 </w:p>
               </w:tc>
             </w:tr>
@@ -762,12 +1524,12 @@
         <w:gridCol w:w="1134"/>
         <w:gridCol w:w="1276"/>
         <w:gridCol w:w="851"/>
+        <w:gridCol w:w="1134"/>
         <w:gridCol w:w="850"/>
+        <w:gridCol w:w="1134"/>
+        <w:gridCol w:w="1134"/>
         <w:gridCol w:w="851"/>
-        <w:gridCol w:w="850"/>
-        <w:gridCol w:w="992"/>
-        <w:gridCol w:w="993"/>
-        <w:gridCol w:w="1701"/>
+        <w:gridCol w:w="1134"/>
         <w:gridCol w:w="992"/>
       </w:tblGrid>
       <w:tr>
@@ -809,7 +1571,7 @@
         </w:tc>
         <w:tc>
           <w:tcPr>
-            <w:tcW w:w="4394" w:type="dxa"/>
+            <w:tcW w:w="5103" w:type="dxa"/>
             <w:gridSpan w:val="5"/>
           </w:tcPr>
           <w:p>
@@ -825,7 +1587,7 @@
         </w:tc>
         <w:tc>
           <w:tcPr>
-            <w:tcW w:w="993" w:type="dxa"/>
+            <w:tcW w:w="851" w:type="dxa"/>
           </w:tcPr>
           <w:p>
             <w:pPr>
@@ -840,7 +1602,7 @@
         </w:tc>
         <w:tc>
           <w:tcPr>
-            <w:tcW w:w="1701" w:type="dxa"/>
+            <w:tcW w:w="1134" w:type="dxa"/>
           </w:tcPr>
           <w:p>
             <w:pPr>
@@ -928,7 +1690,7 @@
         </w:tc>
         <w:tc>
           <w:tcPr>
-            <w:tcW w:w="1701" w:type="dxa"/>
+            <w:tcW w:w="1985" w:type="dxa"/>
             <w:gridSpan w:val="2"/>
             <w:shd w:val="thinDiagCross" w:color="D9D9D9" w:themeColor="background1" w:themeShade="D9" w:fill="FFFFFF" w:themeFill="background1"/>
           </w:tcPr>
@@ -956,7 +1718,7 @@
         </w:tc>
         <w:tc>
           <w:tcPr>
-            <w:tcW w:w="1701" w:type="dxa"/>
+            <w:tcW w:w="1984" w:type="dxa"/>
             <w:gridSpan w:val="2"/>
             <w:shd w:val="thinDiagCross" w:color="D9D9D9" w:themeColor="background1" w:themeShade="D9" w:fill="FFFFFF" w:themeFill="background1"/>
           </w:tcPr>
@@ -984,7 +1746,7 @@
         </w:tc>
         <w:tc>
           <w:tcPr>
-            <w:tcW w:w="992" w:type="dxa"/>
+            <w:tcW w:w="1134" w:type="dxa"/>
             <w:shd w:val="thinDiagCross" w:color="D9D9D9" w:themeColor="background1" w:themeShade="D9" w:fill="FFFFFF" w:themeFill="background1"/>
           </w:tcPr>
           <w:p>
@@ -1011,7 +1773,7 @@
         </w:tc>
         <w:tc>
           <w:tcPr>
-            <w:tcW w:w="993" w:type="dxa"/>
+            <w:tcW w:w="851" w:type="dxa"/>
             <w:shd w:val="thinDiagCross" w:color="D9D9D9" w:themeColor="background1" w:themeShade="D9" w:fill="FFFFFF" w:themeFill="background1"/>
           </w:tcPr>
           <w:p>
@@ -1047,7 +1809,7 @@
         </w:tc>
         <w:tc>
           <w:tcPr>
-            <w:tcW w:w="1701" w:type="dxa"/>
+            <w:tcW w:w="1134" w:type="dxa"/>
             <w:shd w:val="thinDiagCross" w:color="D9D9D9" w:themeColor="background1" w:themeShade="D9" w:fill="FFFFFF" w:themeFill="background1"/>
           </w:tcPr>
           <w:p>
@@ -1167,13 +1929,16 @@
                 <w:rFonts w:ascii="Arial" w:eastAsia="黑体" w:hAnsi="Arial" w:cs="Arial"/>
                 <w:sz w:val="14"/>
                 <w:szCs w:val="14"/>
-              </w:rPr>
-            </w:pPr>
-          </w:p>
-        </w:tc>
-        <w:tc>
-          <w:tcPr>
-            <w:tcW w:w="850" w:type="dxa"/>
+                <w:u w:val="single"/>
+              </w:rPr>
+            </w:pPr>
+            <w:bookmarkStart w:id="7" w:name="GSMTrail1"/>
+            <w:bookmarkEnd w:id="7"/>
+          </w:p>
+        </w:tc>
+        <w:tc>
+          <w:tcPr>
+            <w:tcW w:w="1134" w:type="dxa"/>
           </w:tcPr>
           <w:p>
             <w:pPr>
@@ -1183,13 +1948,16 @@
                 <w:rFonts w:ascii="Arial" w:eastAsia="黑体" w:hAnsi="Arial" w:cs="Arial"/>
                 <w:sz w:val="14"/>
                 <w:szCs w:val="14"/>
-              </w:rPr>
-            </w:pPr>
-          </w:p>
-        </w:tc>
-        <w:tc>
-          <w:tcPr>
-            <w:tcW w:w="851" w:type="dxa"/>
+                <w:u w:val="single"/>
+              </w:rPr>
+            </w:pPr>
+            <w:bookmarkStart w:id="8" w:name="RateTrail1"/>
+            <w:bookmarkEnd w:id="8"/>
+          </w:p>
+        </w:tc>
+        <w:tc>
+          <w:tcPr>
+            <w:tcW w:w="850" w:type="dxa"/>
           </w:tcPr>
           <w:p>
             <w:pPr>
@@ -1199,13 +1967,16 @@
                 <w:rFonts w:ascii="Arial" w:eastAsia="黑体" w:hAnsi="Arial" w:cs="Arial"/>
                 <w:sz w:val="14"/>
                 <w:szCs w:val="14"/>
-              </w:rPr>
-            </w:pPr>
-          </w:p>
-        </w:tc>
-        <w:tc>
-          <w:tcPr>
-            <w:tcW w:w="850" w:type="dxa"/>
+                <w:u w:val="single"/>
+              </w:rPr>
+            </w:pPr>
+            <w:bookmarkStart w:id="9" w:name="GSMTrail2"/>
+            <w:bookmarkEnd w:id="9"/>
+          </w:p>
+        </w:tc>
+        <w:tc>
+          <w:tcPr>
+            <w:tcW w:w="1134" w:type="dxa"/>
           </w:tcPr>
           <w:p>
             <w:pPr>
@@ -1215,13 +1986,16 @@
                 <w:rFonts w:ascii="Arial" w:eastAsia="黑体" w:hAnsi="Arial" w:cs="Arial"/>
                 <w:sz w:val="14"/>
                 <w:szCs w:val="14"/>
-              </w:rPr>
-            </w:pPr>
-          </w:p>
-        </w:tc>
-        <w:tc>
-          <w:tcPr>
-            <w:tcW w:w="992" w:type="dxa"/>
+                <w:u w:val="single"/>
+              </w:rPr>
+            </w:pPr>
+            <w:bookmarkStart w:id="10" w:name="RateTrail2"/>
+            <w:bookmarkEnd w:id="10"/>
+          </w:p>
+        </w:tc>
+        <w:tc>
+          <w:tcPr>
+            <w:tcW w:w="1134" w:type="dxa"/>
           </w:tcPr>
           <w:p>
             <w:pPr>
@@ -1230,13 +2004,16 @@
               <w:rPr>
                 <w:sz w:val="14"/>
                 <w:szCs w:val="14"/>
-              </w:rPr>
-            </w:pPr>
-          </w:p>
-        </w:tc>
-        <w:tc>
-          <w:tcPr>
-            <w:tcW w:w="993" w:type="dxa"/>
+                <w:u w:val="single"/>
+              </w:rPr>
+            </w:pPr>
+            <w:bookmarkStart w:id="11" w:name="Avg"/>
+            <w:bookmarkEnd w:id="11"/>
+          </w:p>
+        </w:tc>
+        <w:tc>
+          <w:tcPr>
+            <w:tcW w:w="851" w:type="dxa"/>
           </w:tcPr>
           <w:p>
             <w:pPr>
@@ -1245,13 +2022,14 @@
               <w:rPr>
                 <w:sz w:val="14"/>
                 <w:szCs w:val="14"/>
-              </w:rPr>
-            </w:pPr>
-          </w:p>
-        </w:tc>
-        <w:tc>
-          <w:tcPr>
-            <w:tcW w:w="1701" w:type="dxa"/>
+                <w:u w:val="single"/>
+              </w:rPr>
+            </w:pPr>
+          </w:p>
+        </w:tc>
+        <w:tc>
+          <w:tcPr>
+            <w:tcW w:w="1134" w:type="dxa"/>
           </w:tcPr>
           <w:p>
             <w:pPr>
@@ -1260,6 +2038,7 @@
               <w:rPr>
                 <w:sz w:val="14"/>
                 <w:szCs w:val="14"/>
+                <w:u w:val="single"/>
               </w:rPr>
             </w:pPr>
           </w:p>
@@ -1275,8 +2054,11 @@
               <w:rPr>
                 <w:sz w:val="14"/>
                 <w:szCs w:val="14"/>
-              </w:rPr>
-            </w:pPr>
+                <w:u w:val="single"/>
+              </w:rPr>
+            </w:pPr>
+            <w:bookmarkStart w:id="12" w:name="Rate"/>
+            <w:bookmarkEnd w:id="12"/>
           </w:p>
         </w:tc>
       </w:tr>
@@ -1298,6 +2080,8 @@
                 <w:szCs w:val="18"/>
               </w:rPr>
             </w:pPr>
+            <w:bookmarkStart w:id="13" w:name="Section_1"/>
+            <w:bookmarkEnd w:id="13"/>
           </w:p>
         </w:tc>
         <w:tc>
@@ -1313,6 +2097,8 @@
                 <w:szCs w:val="20"/>
               </w:rPr>
             </w:pPr>
+            <w:bookmarkStart w:id="14" w:name="Sum_1"/>
+            <w:bookmarkEnd w:id="14"/>
           </w:p>
         </w:tc>
         <w:tc>
@@ -1329,11 +2115,13 @@
                 <w:szCs w:val="14"/>
               </w:rPr>
             </w:pPr>
-          </w:p>
-        </w:tc>
-        <w:tc>
-          <w:tcPr>
-            <w:tcW w:w="850" w:type="dxa"/>
+            <w:bookmarkStart w:id="15" w:name="GSMTrail1_1"/>
+            <w:bookmarkEnd w:id="15"/>
+          </w:p>
+        </w:tc>
+        <w:tc>
+          <w:tcPr>
+            <w:tcW w:w="1134" w:type="dxa"/>
           </w:tcPr>
           <w:p>
             <w:pPr>
@@ -1345,11 +2133,13 @@
                 <w:szCs w:val="14"/>
               </w:rPr>
             </w:pPr>
-          </w:p>
-        </w:tc>
-        <w:tc>
-          <w:tcPr>
-            <w:tcW w:w="851" w:type="dxa"/>
+            <w:bookmarkStart w:id="16" w:name="RateTrail1_1"/>
+            <w:bookmarkEnd w:id="16"/>
+          </w:p>
+        </w:tc>
+        <w:tc>
+          <w:tcPr>
+            <w:tcW w:w="850" w:type="dxa"/>
           </w:tcPr>
           <w:p>
             <w:pPr>
@@ -1361,11 +2151,13 @@
                 <w:szCs w:val="14"/>
               </w:rPr>
             </w:pPr>
-          </w:p>
-        </w:tc>
-        <w:tc>
-          <w:tcPr>
-            <w:tcW w:w="850" w:type="dxa"/>
+            <w:bookmarkStart w:id="17" w:name="GSMTrail2_1"/>
+            <w:bookmarkEnd w:id="17"/>
+          </w:p>
+        </w:tc>
+        <w:tc>
+          <w:tcPr>
+            <w:tcW w:w="1134" w:type="dxa"/>
           </w:tcPr>
           <w:p>
             <w:pPr>
@@ -1377,11 +2169,13 @@
                 <w:szCs w:val="14"/>
               </w:rPr>
             </w:pPr>
-          </w:p>
-        </w:tc>
-        <w:tc>
-          <w:tcPr>
-            <w:tcW w:w="992" w:type="dxa"/>
+            <w:bookmarkStart w:id="18" w:name="RateTrail2_1"/>
+            <w:bookmarkEnd w:id="18"/>
+          </w:p>
+        </w:tc>
+        <w:tc>
+          <w:tcPr>
+            <w:tcW w:w="1134" w:type="dxa"/>
           </w:tcPr>
           <w:p>
             <w:pPr>
@@ -1393,11 +2187,13 @@
                 <w:szCs w:val="14"/>
               </w:rPr>
             </w:pPr>
-          </w:p>
-        </w:tc>
-        <w:tc>
-          <w:tcPr>
-            <w:tcW w:w="993" w:type="dxa"/>
+            <w:bookmarkStart w:id="19" w:name="Avg_1"/>
+            <w:bookmarkEnd w:id="19"/>
+          </w:p>
+        </w:tc>
+        <w:tc>
+          <w:tcPr>
+            <w:tcW w:w="851" w:type="dxa"/>
           </w:tcPr>
           <w:p>
             <w:pPr>
@@ -1409,11 +2205,13 @@
                 <w:szCs w:val="14"/>
               </w:rPr>
             </w:pPr>
-          </w:p>
-        </w:tc>
-        <w:tc>
-          <w:tcPr>
-            <w:tcW w:w="1701" w:type="dxa"/>
+            <w:bookmarkStart w:id="20" w:name="Correct_1"/>
+            <w:bookmarkEnd w:id="20"/>
+          </w:p>
+        </w:tc>
+        <w:tc>
+          <w:tcPr>
+            <w:tcW w:w="1134" w:type="dxa"/>
           </w:tcPr>
           <w:p>
             <w:pPr>
@@ -1425,6 +2223,8 @@
                 <w:szCs w:val="14"/>
               </w:rPr>
             </w:pPr>
+            <w:bookmarkStart w:id="21" w:name="MoistureRegain_1"/>
+            <w:bookmarkEnd w:id="21"/>
           </w:p>
         </w:tc>
         <w:tc>
@@ -1441,6 +2241,8 @@
                 <w:szCs w:val="14"/>
               </w:rPr>
             </w:pPr>
+            <w:bookmarkStart w:id="22" w:name="Rate_1"/>
+            <w:bookmarkEnd w:id="22"/>
           </w:p>
         </w:tc>
       </w:tr>
@@ -1462,6 +2264,8 @@
                 <w:szCs w:val="18"/>
               </w:rPr>
             </w:pPr>
+            <w:bookmarkStart w:id="23" w:name="Section_2"/>
+            <w:bookmarkEnd w:id="23"/>
           </w:p>
         </w:tc>
         <w:tc>
@@ -1477,6 +2281,8 @@
                 <w:szCs w:val="20"/>
               </w:rPr>
             </w:pPr>
+            <w:bookmarkStart w:id="24" w:name="Sum_2"/>
+            <w:bookmarkEnd w:id="24"/>
           </w:p>
         </w:tc>
         <w:tc>
@@ -1493,11 +2299,13 @@
                 <w:szCs w:val="14"/>
               </w:rPr>
             </w:pPr>
-          </w:p>
-        </w:tc>
-        <w:tc>
-          <w:tcPr>
-            <w:tcW w:w="850" w:type="dxa"/>
+            <w:bookmarkStart w:id="25" w:name="GSMTrail1_2"/>
+            <w:bookmarkEnd w:id="25"/>
+          </w:p>
+        </w:tc>
+        <w:tc>
+          <w:tcPr>
+            <w:tcW w:w="1134" w:type="dxa"/>
           </w:tcPr>
           <w:p>
             <w:pPr>
@@ -1509,11 +2317,13 @@
                 <w:szCs w:val="14"/>
               </w:rPr>
             </w:pPr>
-          </w:p>
-        </w:tc>
-        <w:tc>
-          <w:tcPr>
-            <w:tcW w:w="851" w:type="dxa"/>
+            <w:bookmarkStart w:id="26" w:name="RateTrail1_2"/>
+            <w:bookmarkEnd w:id="26"/>
+          </w:p>
+        </w:tc>
+        <w:tc>
+          <w:tcPr>
+            <w:tcW w:w="850" w:type="dxa"/>
           </w:tcPr>
           <w:p>
             <w:pPr>
@@ -1525,11 +2335,13 @@
                 <w:szCs w:val="14"/>
               </w:rPr>
             </w:pPr>
-          </w:p>
-        </w:tc>
-        <w:tc>
-          <w:tcPr>
-            <w:tcW w:w="850" w:type="dxa"/>
+            <w:bookmarkStart w:id="27" w:name="GSMTrail2_2"/>
+            <w:bookmarkEnd w:id="27"/>
+          </w:p>
+        </w:tc>
+        <w:tc>
+          <w:tcPr>
+            <w:tcW w:w="1134" w:type="dxa"/>
           </w:tcPr>
           <w:p>
             <w:pPr>
@@ -1541,11 +2353,13 @@
                 <w:szCs w:val="14"/>
               </w:rPr>
             </w:pPr>
-          </w:p>
-        </w:tc>
-        <w:tc>
-          <w:tcPr>
-            <w:tcW w:w="992" w:type="dxa"/>
+            <w:bookmarkStart w:id="28" w:name="RateTrail2_2"/>
+            <w:bookmarkEnd w:id="28"/>
+          </w:p>
+        </w:tc>
+        <w:tc>
+          <w:tcPr>
+            <w:tcW w:w="1134" w:type="dxa"/>
           </w:tcPr>
           <w:p>
             <w:pPr>
@@ -1557,11 +2371,13 @@
                 <w:szCs w:val="14"/>
               </w:rPr>
             </w:pPr>
-          </w:p>
-        </w:tc>
-        <w:tc>
-          <w:tcPr>
-            <w:tcW w:w="993" w:type="dxa"/>
+            <w:bookmarkStart w:id="29" w:name="Avg_2"/>
+            <w:bookmarkEnd w:id="29"/>
+          </w:p>
+        </w:tc>
+        <w:tc>
+          <w:tcPr>
+            <w:tcW w:w="851" w:type="dxa"/>
           </w:tcPr>
           <w:p>
             <w:pPr>
@@ -1573,11 +2389,13 @@
                 <w:szCs w:val="14"/>
               </w:rPr>
             </w:pPr>
-          </w:p>
-        </w:tc>
-        <w:tc>
-          <w:tcPr>
-            <w:tcW w:w="1701" w:type="dxa"/>
+            <w:bookmarkStart w:id="30" w:name="Correct_2"/>
+            <w:bookmarkEnd w:id="30"/>
+          </w:p>
+        </w:tc>
+        <w:tc>
+          <w:tcPr>
+            <w:tcW w:w="1134" w:type="dxa"/>
           </w:tcPr>
           <w:p>
             <w:pPr>
@@ -1589,6 +2407,8 @@
                 <w:szCs w:val="14"/>
               </w:rPr>
             </w:pPr>
+            <w:bookmarkStart w:id="31" w:name="MoistureRegain_2"/>
+            <w:bookmarkEnd w:id="31"/>
           </w:p>
         </w:tc>
         <w:tc>
@@ -1605,6 +2425,8 @@
                 <w:szCs w:val="14"/>
               </w:rPr>
             </w:pPr>
+            <w:bookmarkStart w:id="32" w:name="Rate_2"/>
+            <w:bookmarkEnd w:id="32"/>
           </w:p>
         </w:tc>
       </w:tr>
@@ -1626,6 +2448,8 @@
                 <w:szCs w:val="18"/>
               </w:rPr>
             </w:pPr>
+            <w:bookmarkStart w:id="33" w:name="Section_3"/>
+            <w:bookmarkEnd w:id="33"/>
           </w:p>
         </w:tc>
         <w:tc>
@@ -1641,6 +2465,8 @@
                 <w:szCs w:val="20"/>
               </w:rPr>
             </w:pPr>
+            <w:bookmarkStart w:id="34" w:name="Sum_3"/>
+            <w:bookmarkEnd w:id="34"/>
           </w:p>
         </w:tc>
         <w:tc>
@@ -1657,11 +2483,13 @@
                 <w:szCs w:val="14"/>
               </w:rPr>
             </w:pPr>
-          </w:p>
-        </w:tc>
-        <w:tc>
-          <w:tcPr>
-            <w:tcW w:w="850" w:type="dxa"/>
+            <w:bookmarkStart w:id="35" w:name="GSMTrail1_3"/>
+            <w:bookmarkEnd w:id="35"/>
+          </w:p>
+        </w:tc>
+        <w:tc>
+          <w:tcPr>
+            <w:tcW w:w="1134" w:type="dxa"/>
           </w:tcPr>
           <w:p>
             <w:pPr>
@@ -1673,11 +2501,13 @@
                 <w:szCs w:val="14"/>
               </w:rPr>
             </w:pPr>
-          </w:p>
-        </w:tc>
-        <w:tc>
-          <w:tcPr>
-            <w:tcW w:w="851" w:type="dxa"/>
+            <w:bookmarkStart w:id="36" w:name="RateTrail1_3"/>
+            <w:bookmarkEnd w:id="36"/>
+          </w:p>
+        </w:tc>
+        <w:tc>
+          <w:tcPr>
+            <w:tcW w:w="850" w:type="dxa"/>
           </w:tcPr>
           <w:p>
             <w:pPr>
@@ -1689,11 +2519,13 @@
                 <w:szCs w:val="14"/>
               </w:rPr>
             </w:pPr>
-          </w:p>
-        </w:tc>
-        <w:tc>
-          <w:tcPr>
-            <w:tcW w:w="850" w:type="dxa"/>
+            <w:bookmarkStart w:id="37" w:name="GSMTrail2_3"/>
+            <w:bookmarkEnd w:id="37"/>
+          </w:p>
+        </w:tc>
+        <w:tc>
+          <w:tcPr>
+            <w:tcW w:w="1134" w:type="dxa"/>
           </w:tcPr>
           <w:p>
             <w:pPr>
@@ -1707,11 +2539,13 @@
                 <w:szCs w:val="14"/>
               </w:rPr>
             </w:pPr>
-          </w:p>
-        </w:tc>
-        <w:tc>
-          <w:tcPr>
-            <w:tcW w:w="992" w:type="dxa"/>
+            <w:bookmarkStart w:id="38" w:name="RateTrail2_3"/>
+            <w:bookmarkEnd w:id="38"/>
+          </w:p>
+        </w:tc>
+        <w:tc>
+          <w:tcPr>
+            <w:tcW w:w="1134" w:type="dxa"/>
           </w:tcPr>
           <w:p>
             <w:pPr>
@@ -1722,11 +2556,13 @@
                 <w:szCs w:val="14"/>
               </w:rPr>
             </w:pPr>
-          </w:p>
-        </w:tc>
-        <w:tc>
-          <w:tcPr>
-            <w:tcW w:w="993" w:type="dxa"/>
+            <w:bookmarkStart w:id="39" w:name="Avg_3"/>
+            <w:bookmarkEnd w:id="39"/>
+          </w:p>
+        </w:tc>
+        <w:tc>
+          <w:tcPr>
+            <w:tcW w:w="851" w:type="dxa"/>
           </w:tcPr>
           <w:p>
             <w:pPr>
@@ -1737,11 +2573,13 @@
                 <w:szCs w:val="14"/>
               </w:rPr>
             </w:pPr>
-          </w:p>
-        </w:tc>
-        <w:tc>
-          <w:tcPr>
-            <w:tcW w:w="1701" w:type="dxa"/>
+            <w:bookmarkStart w:id="40" w:name="Correct_3"/>
+            <w:bookmarkEnd w:id="40"/>
+          </w:p>
+        </w:tc>
+        <w:tc>
+          <w:tcPr>
+            <w:tcW w:w="1134" w:type="dxa"/>
           </w:tcPr>
           <w:p>
             <w:pPr>
@@ -1752,6 +2590,8 @@
                 <w:szCs w:val="14"/>
               </w:rPr>
             </w:pPr>
+            <w:bookmarkStart w:id="41" w:name="MoistureRegain_3"/>
+            <w:bookmarkEnd w:id="41"/>
           </w:p>
         </w:tc>
         <w:tc>
@@ -1767,6 +2607,8 @@
                 <w:szCs w:val="14"/>
               </w:rPr>
             </w:pPr>
+            <w:bookmarkStart w:id="42" w:name="Rate_3"/>
+            <w:bookmarkEnd w:id="42"/>
           </w:p>
         </w:tc>
       </w:tr>
@@ -1788,6 +2630,8 @@
                 <w:szCs w:val="18"/>
               </w:rPr>
             </w:pPr>
+            <w:bookmarkStart w:id="43" w:name="Section_4"/>
+            <w:bookmarkEnd w:id="43"/>
           </w:p>
         </w:tc>
         <w:tc>
@@ -1803,6 +2647,8 @@
                 <w:szCs w:val="20"/>
               </w:rPr>
             </w:pPr>
+            <w:bookmarkStart w:id="44" w:name="Sum_4"/>
+            <w:bookmarkEnd w:id="44"/>
           </w:p>
         </w:tc>
         <w:tc>
@@ -1819,11 +2665,13 @@
                 <w:szCs w:val="14"/>
               </w:rPr>
             </w:pPr>
-          </w:p>
-        </w:tc>
-        <w:tc>
-          <w:tcPr>
-            <w:tcW w:w="850" w:type="dxa"/>
+            <w:bookmarkStart w:id="45" w:name="GSMTrail1_4"/>
+            <w:bookmarkEnd w:id="45"/>
+          </w:p>
+        </w:tc>
+        <w:tc>
+          <w:tcPr>
+            <w:tcW w:w="1134" w:type="dxa"/>
           </w:tcPr>
           <w:p>
             <w:pPr>
@@ -1835,11 +2683,13 @@
                 <w:szCs w:val="14"/>
               </w:rPr>
             </w:pPr>
-          </w:p>
-        </w:tc>
-        <w:tc>
-          <w:tcPr>
-            <w:tcW w:w="851" w:type="dxa"/>
+            <w:bookmarkStart w:id="46" w:name="RateTrail1_4"/>
+            <w:bookmarkEnd w:id="46"/>
+          </w:p>
+        </w:tc>
+        <w:tc>
+          <w:tcPr>
+            <w:tcW w:w="850" w:type="dxa"/>
           </w:tcPr>
           <w:p>
             <w:pPr>
@@ -1851,11 +2701,13 @@
                 <w:szCs w:val="14"/>
               </w:rPr>
             </w:pPr>
-          </w:p>
-        </w:tc>
-        <w:tc>
-          <w:tcPr>
-            <w:tcW w:w="850" w:type="dxa"/>
+            <w:bookmarkStart w:id="47" w:name="GSMTrail2_4"/>
+            <w:bookmarkEnd w:id="47"/>
+          </w:p>
+        </w:tc>
+        <w:tc>
+          <w:tcPr>
+            <w:tcW w:w="1134" w:type="dxa"/>
           </w:tcPr>
           <w:p>
             <w:pPr>
@@ -1867,11 +2719,13 @@
                 <w:szCs w:val="14"/>
               </w:rPr>
             </w:pPr>
-          </w:p>
-        </w:tc>
-        <w:tc>
-          <w:tcPr>
-            <w:tcW w:w="992" w:type="dxa"/>
+            <w:bookmarkStart w:id="48" w:name="RateTrail2_4"/>
+            <w:bookmarkEnd w:id="48"/>
+          </w:p>
+        </w:tc>
+        <w:tc>
+          <w:tcPr>
+            <w:tcW w:w="1134" w:type="dxa"/>
           </w:tcPr>
           <w:p>
             <w:pPr>
@@ -1883,11 +2737,13 @@
                 <w:szCs w:val="14"/>
               </w:rPr>
             </w:pPr>
-          </w:p>
-        </w:tc>
-        <w:tc>
-          <w:tcPr>
-            <w:tcW w:w="993" w:type="dxa"/>
+            <w:bookmarkStart w:id="49" w:name="Avg_4"/>
+            <w:bookmarkEnd w:id="49"/>
+          </w:p>
+        </w:tc>
+        <w:tc>
+          <w:tcPr>
+            <w:tcW w:w="851" w:type="dxa"/>
           </w:tcPr>
           <w:p>
             <w:pPr>
@@ -1899,11 +2755,13 @@
                 <w:szCs w:val="14"/>
               </w:rPr>
             </w:pPr>
-          </w:p>
-        </w:tc>
-        <w:tc>
-          <w:tcPr>
-            <w:tcW w:w="1701" w:type="dxa"/>
+            <w:bookmarkStart w:id="50" w:name="Correct_4"/>
+            <w:bookmarkEnd w:id="50"/>
+          </w:p>
+        </w:tc>
+        <w:tc>
+          <w:tcPr>
+            <w:tcW w:w="1134" w:type="dxa"/>
           </w:tcPr>
           <w:p>
             <w:pPr>
@@ -1915,6 +2773,8 @@
                 <w:szCs w:val="14"/>
               </w:rPr>
             </w:pPr>
+            <w:bookmarkStart w:id="51" w:name="MoistureRegain_4"/>
+            <w:bookmarkEnd w:id="51"/>
           </w:p>
         </w:tc>
         <w:tc>
@@ -1931,6 +2791,8 @@
                 <w:szCs w:val="14"/>
               </w:rPr>
             </w:pPr>
+            <w:bookmarkStart w:id="52" w:name="Rate_4"/>
+            <w:bookmarkEnd w:id="52"/>
           </w:p>
         </w:tc>
       </w:tr>
@@ -1952,6 +2814,8 @@
                 <w:szCs w:val="18"/>
               </w:rPr>
             </w:pPr>
+            <w:bookmarkStart w:id="53" w:name="Section_5"/>
+            <w:bookmarkEnd w:id="53"/>
           </w:p>
         </w:tc>
         <w:tc>
@@ -1967,6 +2831,8 @@
                 <w:szCs w:val="20"/>
               </w:rPr>
             </w:pPr>
+            <w:bookmarkStart w:id="54" w:name="Sum_5"/>
+            <w:bookmarkEnd w:id="54"/>
           </w:p>
         </w:tc>
         <w:tc>
@@ -1983,11 +2849,13 @@
                 <w:szCs w:val="14"/>
               </w:rPr>
             </w:pPr>
-          </w:p>
-        </w:tc>
-        <w:tc>
-          <w:tcPr>
-            <w:tcW w:w="850" w:type="dxa"/>
+            <w:bookmarkStart w:id="55" w:name="GSMTrail1_5"/>
+            <w:bookmarkEnd w:id="55"/>
+          </w:p>
+        </w:tc>
+        <w:tc>
+          <w:tcPr>
+            <w:tcW w:w="1134" w:type="dxa"/>
           </w:tcPr>
           <w:p>
             <w:pPr>
@@ -1999,11 +2867,13 @@
                 <w:szCs w:val="14"/>
               </w:rPr>
             </w:pPr>
-          </w:p>
-        </w:tc>
-        <w:tc>
-          <w:tcPr>
-            <w:tcW w:w="851" w:type="dxa"/>
+            <w:bookmarkStart w:id="56" w:name="RateTrail1_5"/>
+            <w:bookmarkEnd w:id="56"/>
+          </w:p>
+        </w:tc>
+        <w:tc>
+          <w:tcPr>
+            <w:tcW w:w="850" w:type="dxa"/>
           </w:tcPr>
           <w:p>
             <w:pPr>
@@ -2015,11 +2885,13 @@
                 <w:szCs w:val="14"/>
               </w:rPr>
             </w:pPr>
-          </w:p>
-        </w:tc>
-        <w:tc>
-          <w:tcPr>
-            <w:tcW w:w="850" w:type="dxa"/>
+            <w:bookmarkStart w:id="57" w:name="GSMTrail2_5"/>
+            <w:bookmarkEnd w:id="57"/>
+          </w:p>
+        </w:tc>
+        <w:tc>
+          <w:tcPr>
+            <w:tcW w:w="1134" w:type="dxa"/>
           </w:tcPr>
           <w:p>
             <w:pPr>
@@ -2031,11 +2903,13 @@
                 <w:szCs w:val="14"/>
               </w:rPr>
             </w:pPr>
-          </w:p>
-        </w:tc>
-        <w:tc>
-          <w:tcPr>
-            <w:tcW w:w="992" w:type="dxa"/>
+            <w:bookmarkStart w:id="58" w:name="RateTrail2_5"/>
+            <w:bookmarkEnd w:id="58"/>
+          </w:p>
+        </w:tc>
+        <w:tc>
+          <w:tcPr>
+            <w:tcW w:w="1134" w:type="dxa"/>
           </w:tcPr>
           <w:p>
             <w:pPr>
@@ -2047,11 +2921,13 @@
                 <w:szCs w:val="14"/>
               </w:rPr>
             </w:pPr>
-          </w:p>
-        </w:tc>
-        <w:tc>
-          <w:tcPr>
-            <w:tcW w:w="993" w:type="dxa"/>
+            <w:bookmarkStart w:id="59" w:name="Avg_5"/>
+            <w:bookmarkEnd w:id="59"/>
+          </w:p>
+        </w:tc>
+        <w:tc>
+          <w:tcPr>
+            <w:tcW w:w="851" w:type="dxa"/>
           </w:tcPr>
           <w:p>
             <w:pPr>
@@ -2063,11 +2939,13 @@
                 <w:szCs w:val="14"/>
               </w:rPr>
             </w:pPr>
-          </w:p>
-        </w:tc>
-        <w:tc>
-          <w:tcPr>
-            <w:tcW w:w="1701" w:type="dxa"/>
+            <w:bookmarkStart w:id="60" w:name="Correct_5"/>
+            <w:bookmarkEnd w:id="60"/>
+          </w:p>
+        </w:tc>
+        <w:tc>
+          <w:tcPr>
+            <w:tcW w:w="1134" w:type="dxa"/>
           </w:tcPr>
           <w:p>
             <w:pPr>
@@ -2079,6 +2957,8 @@
                 <w:szCs w:val="14"/>
               </w:rPr>
             </w:pPr>
+            <w:bookmarkStart w:id="61" w:name="MoistureRegain_5"/>
+            <w:bookmarkEnd w:id="61"/>
           </w:p>
         </w:tc>
         <w:tc>
@@ -2095,6 +2975,8 @@
                 <w:szCs w:val="14"/>
               </w:rPr>
             </w:pPr>
+            <w:bookmarkStart w:id="62" w:name="Rate_5"/>
+            <w:bookmarkEnd w:id="62"/>
           </w:p>
         </w:tc>
       </w:tr>
@@ -2116,6 +2998,8 @@
                 <w:szCs w:val="18"/>
               </w:rPr>
             </w:pPr>
+            <w:bookmarkStart w:id="63" w:name="Section_6"/>
+            <w:bookmarkEnd w:id="63"/>
           </w:p>
         </w:tc>
         <w:tc>
@@ -2131,6 +3015,8 @@
                 <w:szCs w:val="20"/>
               </w:rPr>
             </w:pPr>
+            <w:bookmarkStart w:id="64" w:name="Sum_6"/>
+            <w:bookmarkEnd w:id="64"/>
           </w:p>
         </w:tc>
         <w:tc>
@@ -2147,11 +3033,13 @@
                 <w:szCs w:val="14"/>
               </w:rPr>
             </w:pPr>
-          </w:p>
-        </w:tc>
-        <w:tc>
-          <w:tcPr>
-            <w:tcW w:w="850" w:type="dxa"/>
+            <w:bookmarkStart w:id="65" w:name="GSMTrail1_6"/>
+            <w:bookmarkEnd w:id="65"/>
+          </w:p>
+        </w:tc>
+        <w:tc>
+          <w:tcPr>
+            <w:tcW w:w="1134" w:type="dxa"/>
           </w:tcPr>
           <w:p>
             <w:pPr>
@@ -2163,11 +3051,13 @@
                 <w:szCs w:val="14"/>
               </w:rPr>
             </w:pPr>
-          </w:p>
-        </w:tc>
-        <w:tc>
-          <w:tcPr>
-            <w:tcW w:w="851" w:type="dxa"/>
+            <w:bookmarkStart w:id="66" w:name="RateTrail1_6"/>
+            <w:bookmarkEnd w:id="66"/>
+          </w:p>
+        </w:tc>
+        <w:tc>
+          <w:tcPr>
+            <w:tcW w:w="850" w:type="dxa"/>
           </w:tcPr>
           <w:p>
             <w:pPr>
@@ -2179,11 +3069,13 @@
                 <w:szCs w:val="14"/>
               </w:rPr>
             </w:pPr>
-          </w:p>
-        </w:tc>
-        <w:tc>
-          <w:tcPr>
-            <w:tcW w:w="850" w:type="dxa"/>
+            <w:bookmarkStart w:id="67" w:name="GSMTrail2_6"/>
+            <w:bookmarkEnd w:id="67"/>
+          </w:p>
+        </w:tc>
+        <w:tc>
+          <w:tcPr>
+            <w:tcW w:w="1134" w:type="dxa"/>
           </w:tcPr>
           <w:p>
             <w:pPr>
@@ -2195,11 +3087,13 @@
                 <w:szCs w:val="14"/>
               </w:rPr>
             </w:pPr>
-          </w:p>
-        </w:tc>
-        <w:tc>
-          <w:tcPr>
-            <w:tcW w:w="992" w:type="dxa"/>
+            <w:bookmarkStart w:id="68" w:name="RateTrail2_6"/>
+            <w:bookmarkEnd w:id="68"/>
+          </w:p>
+        </w:tc>
+        <w:tc>
+          <w:tcPr>
+            <w:tcW w:w="1134" w:type="dxa"/>
           </w:tcPr>
           <w:p>
             <w:pPr>
@@ -2211,11 +3105,13 @@
                 <w:szCs w:val="14"/>
               </w:rPr>
             </w:pPr>
-          </w:p>
-        </w:tc>
-        <w:tc>
-          <w:tcPr>
-            <w:tcW w:w="993" w:type="dxa"/>
+            <w:bookmarkStart w:id="69" w:name="Avg_6"/>
+            <w:bookmarkEnd w:id="69"/>
+          </w:p>
+        </w:tc>
+        <w:tc>
+          <w:tcPr>
+            <w:tcW w:w="851" w:type="dxa"/>
           </w:tcPr>
           <w:p>
             <w:pPr>
@@ -2227,11 +3123,13 @@
                 <w:szCs w:val="14"/>
               </w:rPr>
             </w:pPr>
-          </w:p>
-        </w:tc>
-        <w:tc>
-          <w:tcPr>
-            <w:tcW w:w="1701" w:type="dxa"/>
+            <w:bookmarkStart w:id="70" w:name="Correct_6"/>
+            <w:bookmarkEnd w:id="70"/>
+          </w:p>
+        </w:tc>
+        <w:tc>
+          <w:tcPr>
+            <w:tcW w:w="1134" w:type="dxa"/>
           </w:tcPr>
           <w:p>
             <w:pPr>
@@ -2243,6 +3141,8 @@
                 <w:szCs w:val="14"/>
               </w:rPr>
             </w:pPr>
+            <w:bookmarkStart w:id="71" w:name="MoistureRegain_6"/>
+            <w:bookmarkEnd w:id="71"/>
           </w:p>
         </w:tc>
         <w:tc>
@@ -2259,6 +3159,8 @@
                 <w:szCs w:val="14"/>
               </w:rPr>
             </w:pPr>
+            <w:bookmarkStart w:id="72" w:name="Rate_6"/>
+            <w:bookmarkEnd w:id="72"/>
           </w:p>
         </w:tc>
       </w:tr>
@@ -2280,6 +3182,8 @@
                 <w:szCs w:val="18"/>
               </w:rPr>
             </w:pPr>
+            <w:bookmarkStart w:id="73" w:name="Section_7"/>
+            <w:bookmarkEnd w:id="73"/>
           </w:p>
         </w:tc>
         <w:tc>
@@ -2295,6 +3199,8 @@
                 <w:szCs w:val="20"/>
               </w:rPr>
             </w:pPr>
+            <w:bookmarkStart w:id="74" w:name="Sum_7"/>
+            <w:bookmarkEnd w:id="74"/>
           </w:p>
         </w:tc>
         <w:tc>
@@ -2311,11 +3217,13 @@
                 <w:szCs w:val="14"/>
               </w:rPr>
             </w:pPr>
-          </w:p>
-        </w:tc>
-        <w:tc>
-          <w:tcPr>
-            <w:tcW w:w="850" w:type="dxa"/>
+            <w:bookmarkStart w:id="75" w:name="GSMTrail1_7"/>
+            <w:bookmarkEnd w:id="75"/>
+          </w:p>
+        </w:tc>
+        <w:tc>
+          <w:tcPr>
+            <w:tcW w:w="1134" w:type="dxa"/>
           </w:tcPr>
           <w:p>
             <w:pPr>
@@ -2327,11 +3235,13 @@
                 <w:szCs w:val="14"/>
               </w:rPr>
             </w:pPr>
-          </w:p>
-        </w:tc>
-        <w:tc>
-          <w:tcPr>
-            <w:tcW w:w="851" w:type="dxa"/>
+            <w:bookmarkStart w:id="76" w:name="RateTrail1_7"/>
+            <w:bookmarkEnd w:id="76"/>
+          </w:p>
+        </w:tc>
+        <w:tc>
+          <w:tcPr>
+            <w:tcW w:w="850" w:type="dxa"/>
           </w:tcPr>
           <w:p>
             <w:pPr>
@@ -2343,11 +3253,13 @@
                 <w:szCs w:val="14"/>
               </w:rPr>
             </w:pPr>
-          </w:p>
-        </w:tc>
-        <w:tc>
-          <w:tcPr>
-            <w:tcW w:w="850" w:type="dxa"/>
+            <w:bookmarkStart w:id="77" w:name="GSMTrail2_7"/>
+            <w:bookmarkEnd w:id="77"/>
+          </w:p>
+        </w:tc>
+        <w:tc>
+          <w:tcPr>
+            <w:tcW w:w="1134" w:type="dxa"/>
           </w:tcPr>
           <w:p>
             <w:pPr>
@@ -2359,11 +3271,13 @@
                 <w:szCs w:val="14"/>
               </w:rPr>
             </w:pPr>
-          </w:p>
-        </w:tc>
-        <w:tc>
-          <w:tcPr>
-            <w:tcW w:w="992" w:type="dxa"/>
+            <w:bookmarkStart w:id="78" w:name="RateTrail2_7"/>
+            <w:bookmarkEnd w:id="78"/>
+          </w:p>
+        </w:tc>
+        <w:tc>
+          <w:tcPr>
+            <w:tcW w:w="1134" w:type="dxa"/>
           </w:tcPr>
           <w:p>
             <w:pPr>
@@ -2375,11 +3289,13 @@
                 <w:szCs w:val="14"/>
               </w:rPr>
             </w:pPr>
-          </w:p>
-        </w:tc>
-        <w:tc>
-          <w:tcPr>
-            <w:tcW w:w="993" w:type="dxa"/>
+            <w:bookmarkStart w:id="79" w:name="Avg_7"/>
+            <w:bookmarkEnd w:id="79"/>
+          </w:p>
+        </w:tc>
+        <w:tc>
+          <w:tcPr>
+            <w:tcW w:w="851" w:type="dxa"/>
           </w:tcPr>
           <w:p>
             <w:pPr>
@@ -2391,11 +3307,13 @@
                 <w:szCs w:val="14"/>
               </w:rPr>
             </w:pPr>
-          </w:p>
-        </w:tc>
-        <w:tc>
-          <w:tcPr>
-            <w:tcW w:w="1701" w:type="dxa"/>
+            <w:bookmarkStart w:id="80" w:name="Correct_7"/>
+            <w:bookmarkEnd w:id="80"/>
+          </w:p>
+        </w:tc>
+        <w:tc>
+          <w:tcPr>
+            <w:tcW w:w="1134" w:type="dxa"/>
           </w:tcPr>
           <w:p>
             <w:pPr>
@@ -2407,6 +3325,8 @@
                 <w:szCs w:val="14"/>
               </w:rPr>
             </w:pPr>
+            <w:bookmarkStart w:id="81" w:name="MoistureRegain_7"/>
+            <w:bookmarkEnd w:id="81"/>
           </w:p>
         </w:tc>
         <w:tc>
@@ -2423,6 +3343,8 @@
                 <w:szCs w:val="14"/>
               </w:rPr>
             </w:pPr>
+            <w:bookmarkStart w:id="82" w:name="Rate_7"/>
+            <w:bookmarkEnd w:id="82"/>
           </w:p>
         </w:tc>
       </w:tr>
@@ -2444,6 +3366,8 @@
                 <w:szCs w:val="18"/>
               </w:rPr>
             </w:pPr>
+            <w:bookmarkStart w:id="83" w:name="Section_8"/>
+            <w:bookmarkEnd w:id="83"/>
           </w:p>
         </w:tc>
         <w:tc>
@@ -2459,6 +3383,8 @@
                 <w:szCs w:val="20"/>
               </w:rPr>
             </w:pPr>
+            <w:bookmarkStart w:id="84" w:name="Sum_8"/>
+            <w:bookmarkEnd w:id="84"/>
           </w:p>
         </w:tc>
         <w:tc>
@@ -2475,11 +3401,13 @@
                 <w:szCs w:val="14"/>
               </w:rPr>
             </w:pPr>
-          </w:p>
-        </w:tc>
-        <w:tc>
-          <w:tcPr>
-            <w:tcW w:w="850" w:type="dxa"/>
+            <w:bookmarkStart w:id="85" w:name="GSMTrail1_8"/>
+            <w:bookmarkEnd w:id="85"/>
+          </w:p>
+        </w:tc>
+        <w:tc>
+          <w:tcPr>
+            <w:tcW w:w="1134" w:type="dxa"/>
           </w:tcPr>
           <w:p>
             <w:pPr>
@@ -2491,11 +3419,13 @@
                 <w:szCs w:val="14"/>
               </w:rPr>
             </w:pPr>
-          </w:p>
-        </w:tc>
-        <w:tc>
-          <w:tcPr>
-            <w:tcW w:w="851" w:type="dxa"/>
+            <w:bookmarkStart w:id="86" w:name="RateTrail1_8"/>
+            <w:bookmarkEnd w:id="86"/>
+          </w:p>
+        </w:tc>
+        <w:tc>
+          <w:tcPr>
+            <w:tcW w:w="850" w:type="dxa"/>
           </w:tcPr>
           <w:p>
             <w:pPr>
@@ -2507,11 +3437,13 @@
                 <w:szCs w:val="14"/>
               </w:rPr>
             </w:pPr>
-          </w:p>
-        </w:tc>
-        <w:tc>
-          <w:tcPr>
-            <w:tcW w:w="850" w:type="dxa"/>
+            <w:bookmarkStart w:id="87" w:name="GSMTrail2_8"/>
+            <w:bookmarkEnd w:id="87"/>
+          </w:p>
+        </w:tc>
+        <w:tc>
+          <w:tcPr>
+            <w:tcW w:w="1134" w:type="dxa"/>
           </w:tcPr>
           <w:p>
             <w:pPr>
@@ -2523,11 +3455,13 @@
                 <w:szCs w:val="14"/>
               </w:rPr>
             </w:pPr>
-          </w:p>
-        </w:tc>
-        <w:tc>
-          <w:tcPr>
-            <w:tcW w:w="992" w:type="dxa"/>
+            <w:bookmarkStart w:id="88" w:name="RateTrail2_8"/>
+            <w:bookmarkEnd w:id="88"/>
+          </w:p>
+        </w:tc>
+        <w:tc>
+          <w:tcPr>
+            <w:tcW w:w="1134" w:type="dxa"/>
           </w:tcPr>
           <w:p>
             <w:pPr>
@@ -2539,11 +3473,13 @@
                 <w:szCs w:val="14"/>
               </w:rPr>
             </w:pPr>
-          </w:p>
-        </w:tc>
-        <w:tc>
-          <w:tcPr>
-            <w:tcW w:w="993" w:type="dxa"/>
+            <w:bookmarkStart w:id="89" w:name="Avg_8"/>
+            <w:bookmarkEnd w:id="89"/>
+          </w:p>
+        </w:tc>
+        <w:tc>
+          <w:tcPr>
+            <w:tcW w:w="851" w:type="dxa"/>
           </w:tcPr>
           <w:p>
             <w:pPr>
@@ -2555,11 +3491,13 @@
                 <w:szCs w:val="14"/>
               </w:rPr>
             </w:pPr>
-          </w:p>
-        </w:tc>
-        <w:tc>
-          <w:tcPr>
-            <w:tcW w:w="1701" w:type="dxa"/>
+            <w:bookmarkStart w:id="90" w:name="Correct_8"/>
+            <w:bookmarkEnd w:id="90"/>
+          </w:p>
+        </w:tc>
+        <w:tc>
+          <w:tcPr>
+            <w:tcW w:w="1134" w:type="dxa"/>
           </w:tcPr>
           <w:p>
             <w:pPr>
@@ -2571,6 +3509,8 @@
                 <w:szCs w:val="14"/>
               </w:rPr>
             </w:pPr>
+            <w:bookmarkStart w:id="91" w:name="MoistureRegain_8"/>
+            <w:bookmarkEnd w:id="91"/>
           </w:p>
         </w:tc>
         <w:tc>
@@ -2587,6 +3527,8 @@
                 <w:szCs w:val="14"/>
               </w:rPr>
             </w:pPr>
+            <w:bookmarkStart w:id="92" w:name="Rate_8"/>
+            <w:bookmarkEnd w:id="92"/>
           </w:p>
         </w:tc>
       </w:tr>
@@ -2608,6 +3550,8 @@
                 <w:szCs w:val="18"/>
               </w:rPr>
             </w:pPr>
+            <w:bookmarkStart w:id="93" w:name="Section_9"/>
+            <w:bookmarkEnd w:id="93"/>
           </w:p>
         </w:tc>
         <w:tc>
@@ -2623,6 +3567,8 @@
                 <w:szCs w:val="20"/>
               </w:rPr>
             </w:pPr>
+            <w:bookmarkStart w:id="94" w:name="Sum_9"/>
+            <w:bookmarkEnd w:id="94"/>
           </w:p>
         </w:tc>
         <w:tc>
@@ -2639,11 +3585,13 @@
                 <w:szCs w:val="14"/>
               </w:rPr>
             </w:pPr>
-          </w:p>
-        </w:tc>
-        <w:tc>
-          <w:tcPr>
-            <w:tcW w:w="850" w:type="dxa"/>
+            <w:bookmarkStart w:id="95" w:name="GSMTrail1_9"/>
+            <w:bookmarkEnd w:id="95"/>
+          </w:p>
+        </w:tc>
+        <w:tc>
+          <w:tcPr>
+            <w:tcW w:w="1134" w:type="dxa"/>
           </w:tcPr>
           <w:p>
             <w:pPr>
@@ -2655,11 +3603,13 @@
                 <w:szCs w:val="14"/>
               </w:rPr>
             </w:pPr>
-          </w:p>
-        </w:tc>
-        <w:tc>
-          <w:tcPr>
-            <w:tcW w:w="851" w:type="dxa"/>
+            <w:bookmarkStart w:id="96" w:name="RateTrail1_9"/>
+            <w:bookmarkEnd w:id="96"/>
+          </w:p>
+        </w:tc>
+        <w:tc>
+          <w:tcPr>
+            <w:tcW w:w="850" w:type="dxa"/>
           </w:tcPr>
           <w:p>
             <w:pPr>
@@ -2671,11 +3621,13 @@
                 <w:szCs w:val="14"/>
               </w:rPr>
             </w:pPr>
-          </w:p>
-        </w:tc>
-        <w:tc>
-          <w:tcPr>
-            <w:tcW w:w="850" w:type="dxa"/>
+            <w:bookmarkStart w:id="97" w:name="GSMTrail2_9"/>
+            <w:bookmarkEnd w:id="97"/>
+          </w:p>
+        </w:tc>
+        <w:tc>
+          <w:tcPr>
+            <w:tcW w:w="1134" w:type="dxa"/>
           </w:tcPr>
           <w:p>
             <w:pPr>
@@ -2687,11 +3639,13 @@
                 <w:szCs w:val="14"/>
               </w:rPr>
             </w:pPr>
-          </w:p>
-        </w:tc>
-        <w:tc>
-          <w:tcPr>
-            <w:tcW w:w="992" w:type="dxa"/>
+            <w:bookmarkStart w:id="98" w:name="RateTrail2_9"/>
+            <w:bookmarkEnd w:id="98"/>
+          </w:p>
+        </w:tc>
+        <w:tc>
+          <w:tcPr>
+            <w:tcW w:w="1134" w:type="dxa"/>
           </w:tcPr>
           <w:p>
             <w:pPr>
@@ -2703,11 +3657,13 @@
                 <w:szCs w:val="14"/>
               </w:rPr>
             </w:pPr>
-          </w:p>
-        </w:tc>
-        <w:tc>
-          <w:tcPr>
-            <w:tcW w:w="993" w:type="dxa"/>
+            <w:bookmarkStart w:id="99" w:name="Avg_9"/>
+            <w:bookmarkEnd w:id="99"/>
+          </w:p>
+        </w:tc>
+        <w:tc>
+          <w:tcPr>
+            <w:tcW w:w="851" w:type="dxa"/>
           </w:tcPr>
           <w:p>
             <w:pPr>
@@ -2719,11 +3675,13 @@
                 <w:szCs w:val="14"/>
               </w:rPr>
             </w:pPr>
-          </w:p>
-        </w:tc>
-        <w:tc>
-          <w:tcPr>
-            <w:tcW w:w="1701" w:type="dxa"/>
+            <w:bookmarkStart w:id="100" w:name="Correct_9"/>
+            <w:bookmarkEnd w:id="100"/>
+          </w:p>
+        </w:tc>
+        <w:tc>
+          <w:tcPr>
+            <w:tcW w:w="1134" w:type="dxa"/>
           </w:tcPr>
           <w:p>
             <w:pPr>
@@ -2735,6 +3693,8 @@
                 <w:szCs w:val="14"/>
               </w:rPr>
             </w:pPr>
+            <w:bookmarkStart w:id="101" w:name="MoistureRegain_9"/>
+            <w:bookmarkEnd w:id="101"/>
           </w:p>
         </w:tc>
         <w:tc>
@@ -2751,6 +3711,8 @@
                 <w:szCs w:val="14"/>
               </w:rPr>
             </w:pPr>
+            <w:bookmarkStart w:id="102" w:name="Rate_9"/>
+            <w:bookmarkEnd w:id="102"/>
           </w:p>
         </w:tc>
       </w:tr>
@@ -2772,6 +3734,8 @@
                 <w:szCs w:val="18"/>
               </w:rPr>
             </w:pPr>
+            <w:bookmarkStart w:id="103" w:name="Section_10"/>
+            <w:bookmarkEnd w:id="103"/>
           </w:p>
         </w:tc>
         <w:tc>
@@ -2787,6 +3751,8 @@
                 <w:szCs w:val="20"/>
               </w:rPr>
             </w:pPr>
+            <w:bookmarkStart w:id="104" w:name="Sum_10"/>
+            <w:bookmarkEnd w:id="104"/>
           </w:p>
         </w:tc>
         <w:tc>
@@ -2803,11 +3769,13 @@
                 <w:szCs w:val="14"/>
               </w:rPr>
             </w:pPr>
-          </w:p>
-        </w:tc>
-        <w:tc>
-          <w:tcPr>
-            <w:tcW w:w="850" w:type="dxa"/>
+            <w:bookmarkStart w:id="105" w:name="GSMTrail1_10"/>
+            <w:bookmarkEnd w:id="105"/>
+          </w:p>
+        </w:tc>
+        <w:tc>
+          <w:tcPr>
+            <w:tcW w:w="1134" w:type="dxa"/>
           </w:tcPr>
           <w:p>
             <w:pPr>
@@ -2819,11 +3787,13 @@
                 <w:szCs w:val="14"/>
               </w:rPr>
             </w:pPr>
-          </w:p>
-        </w:tc>
-        <w:tc>
-          <w:tcPr>
-            <w:tcW w:w="851" w:type="dxa"/>
+            <w:bookmarkStart w:id="106" w:name="RateTrail1_10"/>
+            <w:bookmarkEnd w:id="106"/>
+          </w:p>
+        </w:tc>
+        <w:tc>
+          <w:tcPr>
+            <w:tcW w:w="850" w:type="dxa"/>
           </w:tcPr>
           <w:p>
             <w:pPr>
@@ -2835,11 +3805,13 @@
                 <w:szCs w:val="14"/>
               </w:rPr>
             </w:pPr>
-          </w:p>
-        </w:tc>
-        <w:tc>
-          <w:tcPr>
-            <w:tcW w:w="850" w:type="dxa"/>
+            <w:bookmarkStart w:id="107" w:name="GSMTrail2_10"/>
+            <w:bookmarkEnd w:id="107"/>
+          </w:p>
+        </w:tc>
+        <w:tc>
+          <w:tcPr>
+            <w:tcW w:w="1134" w:type="dxa"/>
           </w:tcPr>
           <w:p>
             <w:pPr>
@@ -2851,11 +3823,13 @@
                 <w:szCs w:val="14"/>
               </w:rPr>
             </w:pPr>
-          </w:p>
-        </w:tc>
-        <w:tc>
-          <w:tcPr>
-            <w:tcW w:w="992" w:type="dxa"/>
+            <w:bookmarkStart w:id="108" w:name="RateTrail2_10"/>
+            <w:bookmarkEnd w:id="108"/>
+          </w:p>
+        </w:tc>
+        <w:tc>
+          <w:tcPr>
+            <w:tcW w:w="1134" w:type="dxa"/>
           </w:tcPr>
           <w:p>
             <w:pPr>
@@ -2867,11 +3841,13 @@
                 <w:szCs w:val="14"/>
               </w:rPr>
             </w:pPr>
-          </w:p>
-        </w:tc>
-        <w:tc>
-          <w:tcPr>
-            <w:tcW w:w="993" w:type="dxa"/>
+            <w:bookmarkStart w:id="109" w:name="Avg_10"/>
+            <w:bookmarkEnd w:id="109"/>
+          </w:p>
+        </w:tc>
+        <w:tc>
+          <w:tcPr>
+            <w:tcW w:w="851" w:type="dxa"/>
           </w:tcPr>
           <w:p>
             <w:pPr>
@@ -2883,11 +3859,13 @@
                 <w:szCs w:val="14"/>
               </w:rPr>
             </w:pPr>
-          </w:p>
-        </w:tc>
-        <w:tc>
-          <w:tcPr>
-            <w:tcW w:w="1701" w:type="dxa"/>
+            <w:bookmarkStart w:id="110" w:name="Correct_10"/>
+            <w:bookmarkEnd w:id="110"/>
+          </w:p>
+        </w:tc>
+        <w:tc>
+          <w:tcPr>
+            <w:tcW w:w="1134" w:type="dxa"/>
           </w:tcPr>
           <w:p>
             <w:pPr>
@@ -2899,6 +3877,8 @@
                 <w:szCs w:val="14"/>
               </w:rPr>
             </w:pPr>
+            <w:bookmarkStart w:id="111" w:name="MoistureRegain_10"/>
+            <w:bookmarkEnd w:id="111"/>
           </w:p>
         </w:tc>
         <w:tc>
@@ -2915,6 +3895,8 @@
                 <w:szCs w:val="14"/>
               </w:rPr>
             </w:pPr>
+            <w:bookmarkStart w:id="112" w:name="Rate_10"/>
+            <w:bookmarkEnd w:id="112"/>
           </w:p>
         </w:tc>
       </w:tr>
@@ -2937,11 +3919,9 @@
       </w:tblPr>
       <w:tblGrid>
         <w:gridCol w:w="3261"/>
-        <w:gridCol w:w="850"/>
-        <w:gridCol w:w="850"/>
-        <w:gridCol w:w="2836"/>
-        <w:gridCol w:w="850"/>
-        <w:gridCol w:w="851"/>
+        <w:gridCol w:w="1700"/>
+        <w:gridCol w:w="2269"/>
+        <w:gridCol w:w="2268"/>
         <w:gridCol w:w="992"/>
       </w:tblGrid>
       <w:tr>
@@ -2963,7 +3943,7 @@
                 <w:szCs w:val="20"/>
               </w:rPr>
             </w:pPr>
-            <w:bookmarkStart w:id="2" w:name="_Hlk91160098"/>
+            <w:bookmarkStart w:id="113" w:name="_Hlk91160098"/>
             <w:r>
               <w:rPr>
                 <w:rFonts w:ascii="Arial" w:hAnsi="Arial" w:cs="Arial" w:hint="eastAsia"/>
@@ -2977,7 +3957,7 @@
         </w:tc>
         <w:tc>
           <w:tcPr>
-            <w:tcW w:w="850" w:type="dxa"/>
+            <w:tcW w:w="1700" w:type="dxa"/>
           </w:tcPr>
           <w:p>
             <w:pPr>
@@ -2989,27 +3969,13 @@
                 <w:szCs w:val="20"/>
               </w:rPr>
             </w:pPr>
-          </w:p>
-        </w:tc>
-        <w:tc>
-          <w:tcPr>
-            <w:tcW w:w="850" w:type="dxa"/>
-          </w:tcPr>
-          <w:p>
-            <w:pPr>
-              <w:pStyle w:val="aa"/>
-              <w:rPr>
-                <w:rFonts w:ascii="Arial" w:hAnsi="Arial" w:cs="Arial"/>
-                <w:bCs/>
-                <w:sz w:val="20"/>
-                <w:szCs w:val="20"/>
-              </w:rPr>
-            </w:pPr>
-          </w:p>
-        </w:tc>
-        <w:tc>
-          <w:tcPr>
-            <w:tcW w:w="2836" w:type="dxa"/>
+            <w:bookmarkStart w:id="114" w:name="TestResult_1"/>
+            <w:bookmarkEnd w:id="114"/>
+          </w:p>
+        </w:tc>
+        <w:tc>
+          <w:tcPr>
+            <w:tcW w:w="2269" w:type="dxa"/>
           </w:tcPr>
           <w:p>
             <w:pPr>
@@ -3035,12 +4001,12 @@
         </w:tc>
         <w:tc>
           <w:tcPr>
-            <w:tcW w:w="850" w:type="dxa"/>
+            <w:tcW w:w="2268" w:type="dxa"/>
           </w:tcPr>
           <w:p>
             <w:pPr>
               <w:pStyle w:val="aa"/>
-              <w:jc w:val="right"/>
+              <w:ind w:right="800"/>
               <w:rPr>
                 <w:rFonts w:ascii="Arial" w:hAnsi="Arial" w:cs="Arial"/>
                 <w:b/>
@@ -3048,23 +4014,8 @@
                 <w:szCs w:val="20"/>
               </w:rPr>
             </w:pPr>
-          </w:p>
-        </w:tc>
-        <w:tc>
-          <w:tcPr>
-            <w:tcW w:w="851" w:type="dxa"/>
-          </w:tcPr>
-          <w:p>
-            <w:pPr>
-              <w:pStyle w:val="aa"/>
-              <w:jc w:val="right"/>
-              <w:rPr>
-                <w:rFonts w:ascii="Arial" w:hAnsi="Arial" w:cs="Arial"/>
-                <w:b/>
-                <w:sz w:val="20"/>
-                <w:szCs w:val="20"/>
-              </w:rPr>
-            </w:pPr>
+            <w:bookmarkStart w:id="115" w:name="Recommendation_1"/>
+            <w:bookmarkEnd w:id="115"/>
           </w:p>
         </w:tc>
         <w:tc>
@@ -3144,7 +4095,7 @@
         </w:tc>
         <w:tc>
           <w:tcPr>
-            <w:tcW w:w="850" w:type="dxa"/>
+            <w:tcW w:w="1700" w:type="dxa"/>
           </w:tcPr>
           <w:p>
             <w:pPr>
@@ -3156,11 +4107,13 @@
                 <w:szCs w:val="20"/>
               </w:rPr>
             </w:pPr>
-          </w:p>
-        </w:tc>
-        <w:tc>
-          <w:tcPr>
-            <w:tcW w:w="850" w:type="dxa"/>
+            <w:bookmarkStart w:id="116" w:name="TestResult_2"/>
+            <w:bookmarkEnd w:id="116"/>
+          </w:p>
+        </w:tc>
+        <w:tc>
+          <w:tcPr>
+            <w:tcW w:w="2269" w:type="dxa"/>
           </w:tcPr>
           <w:p>
             <w:pPr>
@@ -3176,7 +4129,7 @@
         </w:tc>
         <w:tc>
           <w:tcPr>
-            <w:tcW w:w="2836" w:type="dxa"/>
+            <w:tcW w:w="2268" w:type="dxa"/>
           </w:tcPr>
           <w:p>
             <w:pPr>
@@ -3188,15 +4141,20 @@
                 <w:szCs w:val="20"/>
               </w:rPr>
             </w:pPr>
-          </w:p>
-        </w:tc>
-        <w:tc>
-          <w:tcPr>
-            <w:tcW w:w="850" w:type="dxa"/>
+            <w:bookmarkStart w:id="117" w:name="Recommendation_2"/>
+            <w:bookmarkEnd w:id="117"/>
+          </w:p>
+        </w:tc>
+        <w:tc>
+          <w:tcPr>
+            <w:tcW w:w="992" w:type="dxa"/>
+            <w:vMerge w:val="restart"/>
           </w:tcPr>
           <w:p>
             <w:pPr>
               <w:pStyle w:val="aa"/>
+              <w:ind w:right="400"/>
+              <w:jc w:val="right"/>
               <w:rPr>
                 <w:rFonts w:ascii="Arial" w:hAnsi="Arial" w:cs="Arial"/>
                 <w:bCs/>
@@ -3204,40 +4162,8 @@
                 <w:szCs w:val="20"/>
               </w:rPr>
             </w:pPr>
-          </w:p>
-        </w:tc>
-        <w:tc>
-          <w:tcPr>
-            <w:tcW w:w="851" w:type="dxa"/>
-          </w:tcPr>
-          <w:p>
-            <w:pPr>
-              <w:pStyle w:val="aa"/>
-              <w:rPr>
-                <w:rFonts w:ascii="Arial" w:hAnsi="Arial" w:cs="Arial"/>
-                <w:bCs/>
-                <w:sz w:val="20"/>
-                <w:szCs w:val="20"/>
-              </w:rPr>
-            </w:pPr>
-          </w:p>
-        </w:tc>
-        <w:tc>
-          <w:tcPr>
-            <w:tcW w:w="992" w:type="dxa"/>
-            <w:vMerge w:val="restart"/>
-          </w:tcPr>
-          <w:p>
-            <w:pPr>
-              <w:pStyle w:val="aa"/>
-              <w:jc w:val="right"/>
-              <w:rPr>
-                <w:rFonts w:ascii="Arial" w:hAnsi="Arial" w:cs="Arial"/>
-                <w:bCs/>
-                <w:sz w:val="20"/>
-                <w:szCs w:val="20"/>
-              </w:rPr>
-            </w:pPr>
+            <w:bookmarkStart w:id="118" w:name="FinalRemark"/>
+            <w:bookmarkEnd w:id="118"/>
           </w:p>
         </w:tc>
       </w:tr>
@@ -3262,7 +4188,7 @@
         </w:tc>
         <w:tc>
           <w:tcPr>
-            <w:tcW w:w="850" w:type="dxa"/>
+            <w:tcW w:w="1700" w:type="dxa"/>
           </w:tcPr>
           <w:p>
             <w:pPr>
@@ -3271,11 +4197,13 @@
                 <w:noProof/>
               </w:rPr>
             </w:pPr>
-          </w:p>
-        </w:tc>
-        <w:tc>
-          <w:tcPr>
-            <w:tcW w:w="850" w:type="dxa"/>
+            <w:bookmarkStart w:id="119" w:name="TestResult_3"/>
+            <w:bookmarkEnd w:id="119"/>
+          </w:p>
+        </w:tc>
+        <w:tc>
+          <w:tcPr>
+            <w:tcW w:w="2269" w:type="dxa"/>
           </w:tcPr>
           <w:p>
             <w:pPr>
@@ -3288,7 +4216,7 @@
         </w:tc>
         <w:tc>
           <w:tcPr>
-            <w:tcW w:w="2836" w:type="dxa"/>
+            <w:tcW w:w="2268" w:type="dxa"/>
           </w:tcPr>
           <w:p>
             <w:pPr>
@@ -3297,32 +4225,8 @@
                 <w:noProof/>
               </w:rPr>
             </w:pPr>
-          </w:p>
-        </w:tc>
-        <w:tc>
-          <w:tcPr>
-            <w:tcW w:w="850" w:type="dxa"/>
-          </w:tcPr>
-          <w:p>
-            <w:pPr>
-              <w:pStyle w:val="aa"/>
-              <w:rPr>
-                <w:noProof/>
-              </w:rPr>
-            </w:pPr>
-          </w:p>
-        </w:tc>
-        <w:tc>
-          <w:tcPr>
-            <w:tcW w:w="851" w:type="dxa"/>
-          </w:tcPr>
-          <w:p>
-            <w:pPr>
-              <w:pStyle w:val="aa"/>
-              <w:rPr>
-                <w:noProof/>
-              </w:rPr>
-            </w:pPr>
+            <w:bookmarkStart w:id="120" w:name="Recommendation_3"/>
+            <w:bookmarkEnd w:id="120"/>
           </w:p>
         </w:tc>
         <w:tc>
@@ -3361,7 +4265,7 @@
         </w:tc>
         <w:tc>
           <w:tcPr>
-            <w:tcW w:w="850" w:type="dxa"/>
+            <w:tcW w:w="1700" w:type="dxa"/>
           </w:tcPr>
           <w:p>
             <w:pPr>
@@ -3370,11 +4274,13 @@
                 <w:noProof/>
               </w:rPr>
             </w:pPr>
-          </w:p>
-        </w:tc>
-        <w:tc>
-          <w:tcPr>
-            <w:tcW w:w="850" w:type="dxa"/>
+            <w:bookmarkStart w:id="121" w:name="TestResult_4"/>
+            <w:bookmarkEnd w:id="121"/>
+          </w:p>
+        </w:tc>
+        <w:tc>
+          <w:tcPr>
+            <w:tcW w:w="2269" w:type="dxa"/>
           </w:tcPr>
           <w:p>
             <w:pPr>
@@ -3387,7 +4293,7 @@
         </w:tc>
         <w:tc>
           <w:tcPr>
-            <w:tcW w:w="2836" w:type="dxa"/>
+            <w:tcW w:w="2268" w:type="dxa"/>
           </w:tcPr>
           <w:p>
             <w:pPr>
@@ -3396,32 +4302,8 @@
                 <w:noProof/>
               </w:rPr>
             </w:pPr>
-          </w:p>
-        </w:tc>
-        <w:tc>
-          <w:tcPr>
-            <w:tcW w:w="850" w:type="dxa"/>
-          </w:tcPr>
-          <w:p>
-            <w:pPr>
-              <w:pStyle w:val="aa"/>
-              <w:rPr>
-                <w:noProof/>
-              </w:rPr>
-            </w:pPr>
-          </w:p>
-        </w:tc>
-        <w:tc>
-          <w:tcPr>
-            <w:tcW w:w="851" w:type="dxa"/>
-          </w:tcPr>
-          <w:p>
-            <w:pPr>
-              <w:pStyle w:val="aa"/>
-              <w:rPr>
-                <w:noProof/>
-              </w:rPr>
-            </w:pPr>
+            <w:bookmarkStart w:id="122" w:name="Recommendation_4"/>
+            <w:bookmarkEnd w:id="122"/>
           </w:p>
         </w:tc>
         <w:tc>
@@ -3460,7 +4342,7 @@
         </w:tc>
         <w:tc>
           <w:tcPr>
-            <w:tcW w:w="850" w:type="dxa"/>
+            <w:tcW w:w="1700" w:type="dxa"/>
           </w:tcPr>
           <w:p>
             <w:pPr>
@@ -3469,11 +4351,13 @@
                 <w:noProof/>
               </w:rPr>
             </w:pPr>
-          </w:p>
-        </w:tc>
-        <w:tc>
-          <w:tcPr>
-            <w:tcW w:w="850" w:type="dxa"/>
+            <w:bookmarkStart w:id="123" w:name="TestResult_5"/>
+            <w:bookmarkEnd w:id="123"/>
+          </w:p>
+        </w:tc>
+        <w:tc>
+          <w:tcPr>
+            <w:tcW w:w="2269" w:type="dxa"/>
           </w:tcPr>
           <w:p>
             <w:pPr>
@@ -3486,7 +4370,7 @@
         </w:tc>
         <w:tc>
           <w:tcPr>
-            <w:tcW w:w="2836" w:type="dxa"/>
+            <w:tcW w:w="2268" w:type="dxa"/>
           </w:tcPr>
           <w:p>
             <w:pPr>
@@ -3495,45 +4379,32 @@
                 <w:noProof/>
               </w:rPr>
             </w:pPr>
-          </w:p>
-        </w:tc>
-        <w:tc>
-          <w:tcPr>
-            <w:tcW w:w="850" w:type="dxa"/>
+            <w:bookmarkStart w:id="124" w:name="Recommendation_5"/>
+            <w:bookmarkEnd w:id="124"/>
+          </w:p>
+        </w:tc>
+        <w:tc>
+          <w:tcPr>
+            <w:tcW w:w="992" w:type="dxa"/>
           </w:tcPr>
           <w:p>
             <w:pPr>
               <w:pStyle w:val="aa"/>
               <w:rPr>
                 <w:noProof/>
-              </w:rPr>
-            </w:pPr>
-          </w:p>
-        </w:tc>
-        <w:tc>
-          <w:tcPr>
-            <w:tcW w:w="851" w:type="dxa"/>
-          </w:tcPr>
-          <w:p>
-            <w:pPr>
-              <w:pStyle w:val="aa"/>
-              <w:rPr>
+                <w:sz w:val="16"/>
+                <w:szCs w:val="16"/>
+              </w:rPr>
+            </w:pPr>
+            <w:r>
+              <w:rPr>
+                <w:rFonts w:hint="eastAsia"/>
                 <w:noProof/>
-              </w:rPr>
-            </w:pPr>
-          </w:p>
-        </w:tc>
-        <w:tc>
-          <w:tcPr>
-            <w:tcW w:w="992" w:type="dxa"/>
-          </w:tcPr>
-          <w:p>
-            <w:pPr>
-              <w:pStyle w:val="aa"/>
-              <w:rPr>
-                <w:noProof/>
-              </w:rPr>
-            </w:pPr>
+                <w:sz w:val="16"/>
+                <w:szCs w:val="16"/>
+              </w:rPr>
+              <w:t>耐久标：</w:t>
+            </w:r>
           </w:p>
         </w:tc>
       </w:tr>
@@ -3558,7 +4429,7 @@
         </w:tc>
         <w:tc>
           <w:tcPr>
-            <w:tcW w:w="850" w:type="dxa"/>
+            <w:tcW w:w="1700" w:type="dxa"/>
           </w:tcPr>
           <w:p>
             <w:pPr>
@@ -3567,11 +4438,13 @@
                 <w:noProof/>
               </w:rPr>
             </w:pPr>
-          </w:p>
-        </w:tc>
-        <w:tc>
-          <w:tcPr>
-            <w:tcW w:w="850" w:type="dxa"/>
+            <w:bookmarkStart w:id="125" w:name="TestResult_6"/>
+            <w:bookmarkEnd w:id="125"/>
+          </w:p>
+        </w:tc>
+        <w:tc>
+          <w:tcPr>
+            <w:tcW w:w="2269" w:type="dxa"/>
           </w:tcPr>
           <w:p>
             <w:pPr>
@@ -3584,7 +4457,7 @@
         </w:tc>
         <w:tc>
           <w:tcPr>
-            <w:tcW w:w="2836" w:type="dxa"/>
+            <w:tcW w:w="2268" w:type="dxa"/>
           </w:tcPr>
           <w:p>
             <w:pPr>
@@ -3593,45 +4466,25 @@
                 <w:noProof/>
               </w:rPr>
             </w:pPr>
-          </w:p>
-        </w:tc>
-        <w:tc>
-          <w:tcPr>
-            <w:tcW w:w="850" w:type="dxa"/>
+            <w:bookmarkStart w:id="126" w:name="Recommendation_6"/>
+            <w:bookmarkEnd w:id="126"/>
+          </w:p>
+        </w:tc>
+        <w:tc>
+          <w:tcPr>
+            <w:tcW w:w="992" w:type="dxa"/>
           </w:tcPr>
           <w:p>
             <w:pPr>
               <w:pStyle w:val="aa"/>
               <w:rPr>
                 <w:noProof/>
-              </w:rPr>
-            </w:pPr>
-          </w:p>
-        </w:tc>
-        <w:tc>
-          <w:tcPr>
-            <w:tcW w:w="851" w:type="dxa"/>
-          </w:tcPr>
-          <w:p>
-            <w:pPr>
-              <w:pStyle w:val="aa"/>
-              <w:rPr>
-                <w:noProof/>
-              </w:rPr>
-            </w:pPr>
-          </w:p>
-        </w:tc>
-        <w:tc>
-          <w:tcPr>
-            <w:tcW w:w="992" w:type="dxa"/>
-          </w:tcPr>
-          <w:p>
-            <w:pPr>
-              <w:pStyle w:val="aa"/>
-              <w:rPr>
-                <w:noProof/>
-              </w:rPr>
-            </w:pPr>
+                <w:sz w:val="16"/>
+                <w:szCs w:val="16"/>
+              </w:rPr>
+            </w:pPr>
+            <w:bookmarkStart w:id="127" w:name="DurabilityLabel"/>
+            <w:bookmarkEnd w:id="127"/>
           </w:p>
         </w:tc>
       </w:tr>
@@ -3656,7 +4509,7 @@
         </w:tc>
         <w:tc>
           <w:tcPr>
-            <w:tcW w:w="850" w:type="dxa"/>
+            <w:tcW w:w="1700" w:type="dxa"/>
           </w:tcPr>
           <w:p>
             <w:pPr>
@@ -3665,11 +4518,13 @@
                 <w:noProof/>
               </w:rPr>
             </w:pPr>
-          </w:p>
-        </w:tc>
-        <w:tc>
-          <w:tcPr>
-            <w:tcW w:w="850" w:type="dxa"/>
+            <w:bookmarkStart w:id="128" w:name="TestResult_7"/>
+            <w:bookmarkEnd w:id="128"/>
+          </w:p>
+        </w:tc>
+        <w:tc>
+          <w:tcPr>
+            <w:tcW w:w="2269" w:type="dxa"/>
           </w:tcPr>
           <w:p>
             <w:pPr>
@@ -3682,7 +4537,7 @@
         </w:tc>
         <w:tc>
           <w:tcPr>
-            <w:tcW w:w="2836" w:type="dxa"/>
+            <w:tcW w:w="2268" w:type="dxa"/>
           </w:tcPr>
           <w:p>
             <w:pPr>
@@ -3691,45 +4546,41 @@
                 <w:noProof/>
               </w:rPr>
             </w:pPr>
-          </w:p>
-        </w:tc>
-        <w:tc>
-          <w:tcPr>
-            <w:tcW w:w="850" w:type="dxa"/>
+            <w:bookmarkStart w:id="129" w:name="Recommendation_7"/>
+            <w:bookmarkEnd w:id="129"/>
+          </w:p>
+        </w:tc>
+        <w:tc>
+          <w:tcPr>
+            <w:tcW w:w="992" w:type="dxa"/>
           </w:tcPr>
           <w:p>
             <w:pPr>
               <w:pStyle w:val="aa"/>
               <w:rPr>
                 <w:noProof/>
-              </w:rPr>
-            </w:pPr>
-          </w:p>
-        </w:tc>
-        <w:tc>
-          <w:tcPr>
-            <w:tcW w:w="851" w:type="dxa"/>
-          </w:tcPr>
-          <w:p>
-            <w:pPr>
-              <w:pStyle w:val="aa"/>
-              <w:rPr>
+                <w:sz w:val="16"/>
+                <w:szCs w:val="16"/>
+              </w:rPr>
+            </w:pPr>
+            <w:r>
+              <w:rPr>
+                <w:rFonts w:hint="eastAsia"/>
                 <w:noProof/>
-              </w:rPr>
-            </w:pPr>
-          </w:p>
-        </w:tc>
-        <w:tc>
-          <w:tcPr>
-            <w:tcW w:w="992" w:type="dxa"/>
-          </w:tcPr>
-          <w:p>
-            <w:pPr>
-              <w:pStyle w:val="aa"/>
-              <w:rPr>
+                <w:sz w:val="16"/>
+                <w:szCs w:val="16"/>
+              </w:rPr>
+              <w:t>其他标</w:t>
+            </w:r>
+            <w:r>
+              <w:rPr>
+                <w:rFonts w:hint="eastAsia"/>
                 <w:noProof/>
-              </w:rPr>
-            </w:pPr>
+                <w:sz w:val="16"/>
+                <w:szCs w:val="16"/>
+              </w:rPr>
+              <w:t>：</w:t>
+            </w:r>
           </w:p>
         </w:tc>
       </w:tr>
@@ -3754,7 +4605,7 @@
         </w:tc>
         <w:tc>
           <w:tcPr>
-            <w:tcW w:w="850" w:type="dxa"/>
+            <w:tcW w:w="1700" w:type="dxa"/>
           </w:tcPr>
           <w:p>
             <w:pPr>
@@ -3763,11 +4614,13 @@
                 <w:noProof/>
               </w:rPr>
             </w:pPr>
-          </w:p>
-        </w:tc>
-        <w:tc>
-          <w:tcPr>
-            <w:tcW w:w="850" w:type="dxa"/>
+            <w:bookmarkStart w:id="130" w:name="TestResult_8"/>
+            <w:bookmarkEnd w:id="130"/>
+          </w:p>
+        </w:tc>
+        <w:tc>
+          <w:tcPr>
+            <w:tcW w:w="2269" w:type="dxa"/>
           </w:tcPr>
           <w:p>
             <w:pPr>
@@ -3780,7 +4633,7 @@
         </w:tc>
         <w:tc>
           <w:tcPr>
-            <w:tcW w:w="2836" w:type="dxa"/>
+            <w:tcW w:w="2268" w:type="dxa"/>
           </w:tcPr>
           <w:p>
             <w:pPr>
@@ -3789,45 +4642,25 @@
                 <w:noProof/>
               </w:rPr>
             </w:pPr>
-          </w:p>
-        </w:tc>
-        <w:tc>
-          <w:tcPr>
-            <w:tcW w:w="850" w:type="dxa"/>
+            <w:bookmarkStart w:id="131" w:name="Recommendation_8"/>
+            <w:bookmarkEnd w:id="131"/>
+          </w:p>
+        </w:tc>
+        <w:tc>
+          <w:tcPr>
+            <w:tcW w:w="992" w:type="dxa"/>
           </w:tcPr>
           <w:p>
             <w:pPr>
               <w:pStyle w:val="aa"/>
               <w:rPr>
                 <w:noProof/>
-              </w:rPr>
-            </w:pPr>
-          </w:p>
-        </w:tc>
-        <w:tc>
-          <w:tcPr>
-            <w:tcW w:w="851" w:type="dxa"/>
-          </w:tcPr>
-          <w:p>
-            <w:pPr>
-              <w:pStyle w:val="aa"/>
-              <w:rPr>
-                <w:noProof/>
-              </w:rPr>
-            </w:pPr>
-          </w:p>
-        </w:tc>
-        <w:tc>
-          <w:tcPr>
-            <w:tcW w:w="992" w:type="dxa"/>
-          </w:tcPr>
-          <w:p>
-            <w:pPr>
-              <w:pStyle w:val="aa"/>
-              <w:rPr>
-                <w:noProof/>
-              </w:rPr>
-            </w:pPr>
+                <w:sz w:val="16"/>
+                <w:szCs w:val="16"/>
+              </w:rPr>
+            </w:pPr>
+            <w:bookmarkStart w:id="132" w:name="OtherLabel"/>
+            <w:bookmarkEnd w:id="132"/>
           </w:p>
         </w:tc>
       </w:tr>
@@ -3852,7 +4685,7 @@
         </w:tc>
         <w:tc>
           <w:tcPr>
-            <w:tcW w:w="850" w:type="dxa"/>
+            <w:tcW w:w="1700" w:type="dxa"/>
           </w:tcPr>
           <w:p>
             <w:pPr>
@@ -3861,11 +4694,13 @@
                 <w:noProof/>
               </w:rPr>
             </w:pPr>
-          </w:p>
-        </w:tc>
-        <w:tc>
-          <w:tcPr>
-            <w:tcW w:w="850" w:type="dxa"/>
+            <w:bookmarkStart w:id="133" w:name="TestResult_9"/>
+            <w:bookmarkEnd w:id="133"/>
+          </w:p>
+        </w:tc>
+        <w:tc>
+          <w:tcPr>
+            <w:tcW w:w="2269" w:type="dxa"/>
           </w:tcPr>
           <w:p>
             <w:pPr>
@@ -3878,7 +4713,7 @@
         </w:tc>
         <w:tc>
           <w:tcPr>
-            <w:tcW w:w="2836" w:type="dxa"/>
+            <w:tcW w:w="2268" w:type="dxa"/>
           </w:tcPr>
           <w:p>
             <w:pPr>
@@ -3887,11 +4722,13 @@
                 <w:noProof/>
               </w:rPr>
             </w:pPr>
-          </w:p>
-        </w:tc>
-        <w:tc>
-          <w:tcPr>
-            <w:tcW w:w="850" w:type="dxa"/>
+            <w:bookmarkStart w:id="134" w:name="Recommendation_9"/>
+            <w:bookmarkEnd w:id="134"/>
+          </w:p>
+        </w:tc>
+        <w:tc>
+          <w:tcPr>
+            <w:tcW w:w="992" w:type="dxa"/>
           </w:tcPr>
           <w:p>
             <w:pPr>
@@ -3900,32 +4737,15 @@
                 <w:noProof/>
               </w:rPr>
             </w:pPr>
-          </w:p>
-        </w:tc>
-        <w:tc>
-          <w:tcPr>
-            <w:tcW w:w="851" w:type="dxa"/>
-          </w:tcPr>
-          <w:p>
-            <w:pPr>
-              <w:pStyle w:val="aa"/>
-              <w:rPr>
+            <w:r>
+              <w:rPr>
+                <w:rFonts w:hint="eastAsia"/>
                 <w:noProof/>
-              </w:rPr>
-            </w:pPr>
-          </w:p>
-        </w:tc>
-        <w:tc>
-          <w:tcPr>
-            <w:tcW w:w="992" w:type="dxa"/>
-          </w:tcPr>
-          <w:p>
-            <w:pPr>
-              <w:pStyle w:val="aa"/>
-              <w:rPr>
-                <w:noProof/>
-              </w:rPr>
-            </w:pPr>
+                <w:sz w:val="16"/>
+                <w:szCs w:val="16"/>
+              </w:rPr>
+              <w:t>页面：</w:t>
+            </w:r>
           </w:p>
         </w:tc>
       </w:tr>
@@ -3950,7 +4770,7 @@
         </w:tc>
         <w:tc>
           <w:tcPr>
-            <w:tcW w:w="850" w:type="dxa"/>
+            <w:tcW w:w="1700" w:type="dxa"/>
           </w:tcPr>
           <w:p>
             <w:pPr>
@@ -3959,11 +4779,13 @@
                 <w:noProof/>
               </w:rPr>
             </w:pPr>
-          </w:p>
-        </w:tc>
-        <w:tc>
-          <w:tcPr>
-            <w:tcW w:w="850" w:type="dxa"/>
+            <w:bookmarkStart w:id="135" w:name="TestResult_10"/>
+            <w:bookmarkEnd w:id="135"/>
+          </w:p>
+        </w:tc>
+        <w:tc>
+          <w:tcPr>
+            <w:tcW w:w="2269" w:type="dxa"/>
           </w:tcPr>
           <w:p>
             <w:pPr>
@@ -3976,7 +4798,7 @@
         </w:tc>
         <w:tc>
           <w:tcPr>
-            <w:tcW w:w="2836" w:type="dxa"/>
+            <w:tcW w:w="2268" w:type="dxa"/>
           </w:tcPr>
           <w:p>
             <w:pPr>
@@ -3985,43 +4807,21 @@
                 <w:noProof/>
               </w:rPr>
             </w:pPr>
-          </w:p>
-        </w:tc>
-        <w:tc>
-          <w:tcPr>
-            <w:tcW w:w="850" w:type="dxa"/>
+            <w:bookmarkStart w:id="136" w:name="Recommendation_10"/>
+            <w:bookmarkEnd w:id="136"/>
+          </w:p>
+        </w:tc>
+        <w:tc>
+          <w:tcPr>
+            <w:tcW w:w="992" w:type="dxa"/>
           </w:tcPr>
           <w:p>
             <w:pPr>
               <w:pStyle w:val="aa"/>
               <w:rPr>
                 <w:noProof/>
-              </w:rPr>
-            </w:pPr>
-          </w:p>
-        </w:tc>
-        <w:tc>
-          <w:tcPr>
-            <w:tcW w:w="851" w:type="dxa"/>
-          </w:tcPr>
-          <w:p>
-            <w:pPr>
-              <w:pStyle w:val="aa"/>
-              <w:rPr>
-                <w:noProof/>
-              </w:rPr>
-            </w:pPr>
-          </w:p>
-        </w:tc>
-        <w:tc>
-          <w:tcPr>
-            <w:tcW w:w="992" w:type="dxa"/>
-          </w:tcPr>
-          <w:p>
-            <w:pPr>
-              <w:pStyle w:val="aa"/>
-              <w:rPr>
-                <w:noProof/>
+                <w:sz w:val="16"/>
+                <w:szCs w:val="16"/>
               </w:rPr>
             </w:pPr>
           </w:p>
@@ -4048,7 +4848,7 @@
         </w:tc>
         <w:tc>
           <w:tcPr>
-            <w:tcW w:w="850" w:type="dxa"/>
+            <w:tcW w:w="1700" w:type="dxa"/>
           </w:tcPr>
           <w:p>
             <w:pPr>
@@ -4057,11 +4857,13 @@
                 <w:noProof/>
               </w:rPr>
             </w:pPr>
-          </w:p>
-        </w:tc>
-        <w:tc>
-          <w:tcPr>
-            <w:tcW w:w="850" w:type="dxa"/>
+            <w:bookmarkStart w:id="137" w:name="TestResult_11"/>
+            <w:bookmarkEnd w:id="137"/>
+          </w:p>
+        </w:tc>
+        <w:tc>
+          <w:tcPr>
+            <w:tcW w:w="2269" w:type="dxa"/>
           </w:tcPr>
           <w:p>
             <w:pPr>
@@ -4074,7 +4876,7 @@
         </w:tc>
         <w:tc>
           <w:tcPr>
-            <w:tcW w:w="2836" w:type="dxa"/>
+            <w:tcW w:w="2268" w:type="dxa"/>
           </w:tcPr>
           <w:p>
             <w:pPr>
@@ -4083,45 +4885,36 @@
                 <w:noProof/>
               </w:rPr>
             </w:pPr>
-          </w:p>
-        </w:tc>
-        <w:tc>
-          <w:tcPr>
-            <w:tcW w:w="850" w:type="dxa"/>
+            <w:bookmarkStart w:id="138" w:name="Recommendation_11"/>
+            <w:bookmarkEnd w:id="138"/>
+          </w:p>
+        </w:tc>
+        <w:tc>
+          <w:tcPr>
+            <w:tcW w:w="992" w:type="dxa"/>
           </w:tcPr>
           <w:p>
             <w:pPr>
               <w:pStyle w:val="aa"/>
               <w:rPr>
+                <w:b/>
+                <w:bCs/>
                 <w:noProof/>
-              </w:rPr>
-            </w:pPr>
-          </w:p>
-        </w:tc>
-        <w:tc>
-          <w:tcPr>
-            <w:tcW w:w="851" w:type="dxa"/>
-          </w:tcPr>
-          <w:p>
-            <w:pPr>
-              <w:pStyle w:val="aa"/>
-              <w:rPr>
+                <w:sz w:val="16"/>
+                <w:szCs w:val="16"/>
+              </w:rPr>
+            </w:pPr>
+            <w:r>
+              <w:rPr>
+                <w:rFonts w:hint="eastAsia"/>
+                <w:b/>
+                <w:bCs/>
                 <w:noProof/>
-              </w:rPr>
-            </w:pPr>
-          </w:p>
-        </w:tc>
-        <w:tc>
-          <w:tcPr>
-            <w:tcW w:w="992" w:type="dxa"/>
-          </w:tcPr>
-          <w:p>
-            <w:pPr>
-              <w:pStyle w:val="aa"/>
-              <w:rPr>
-                <w:noProof/>
-              </w:rPr>
-            </w:pPr>
+                <w:sz w:val="16"/>
+                <w:szCs w:val="16"/>
+              </w:rPr>
+              <w:t>综合：</w:t>
+            </w:r>
           </w:p>
         </w:tc>
       </w:tr>
@@ -4146,7 +4939,7 @@
         </w:tc>
         <w:tc>
           <w:tcPr>
-            <w:tcW w:w="850" w:type="dxa"/>
+            <w:tcW w:w="1700" w:type="dxa"/>
           </w:tcPr>
           <w:p>
             <w:pPr>
@@ -4155,11 +4948,13 @@
                 <w:noProof/>
               </w:rPr>
             </w:pPr>
-          </w:p>
-        </w:tc>
-        <w:tc>
-          <w:tcPr>
-            <w:tcW w:w="850" w:type="dxa"/>
+            <w:bookmarkStart w:id="139" w:name="TestResult_12"/>
+            <w:bookmarkEnd w:id="139"/>
+          </w:p>
+        </w:tc>
+        <w:tc>
+          <w:tcPr>
+            <w:tcW w:w="2269" w:type="dxa"/>
           </w:tcPr>
           <w:p>
             <w:pPr>
@@ -4172,7 +4967,7 @@
         </w:tc>
         <w:tc>
           <w:tcPr>
-            <w:tcW w:w="2836" w:type="dxa"/>
+            <w:tcW w:w="2268" w:type="dxa"/>
           </w:tcPr>
           <w:p>
             <w:pPr>
@@ -4181,49 +4976,29 @@
                 <w:noProof/>
               </w:rPr>
             </w:pPr>
-          </w:p>
-        </w:tc>
-        <w:tc>
-          <w:tcPr>
-            <w:tcW w:w="850" w:type="dxa"/>
+            <w:bookmarkStart w:id="140" w:name="Recommendation_12"/>
+            <w:bookmarkEnd w:id="140"/>
+          </w:p>
+        </w:tc>
+        <w:tc>
+          <w:tcPr>
+            <w:tcW w:w="992" w:type="dxa"/>
           </w:tcPr>
           <w:p>
             <w:pPr>
               <w:pStyle w:val="aa"/>
               <w:rPr>
                 <w:noProof/>
-              </w:rPr>
-            </w:pPr>
-          </w:p>
-        </w:tc>
-        <w:tc>
-          <w:tcPr>
-            <w:tcW w:w="851" w:type="dxa"/>
-          </w:tcPr>
-          <w:p>
-            <w:pPr>
-              <w:pStyle w:val="aa"/>
-              <w:rPr>
-                <w:noProof/>
-              </w:rPr>
-            </w:pPr>
-          </w:p>
-        </w:tc>
-        <w:tc>
-          <w:tcPr>
-            <w:tcW w:w="992" w:type="dxa"/>
-          </w:tcPr>
-          <w:p>
-            <w:pPr>
-              <w:pStyle w:val="aa"/>
-              <w:rPr>
-                <w:noProof/>
-              </w:rPr>
-            </w:pPr>
+                <w:sz w:val="16"/>
+                <w:szCs w:val="16"/>
+              </w:rPr>
+            </w:pPr>
+            <w:bookmarkStart w:id="141" w:name="Comprehensive"/>
+            <w:bookmarkEnd w:id="141"/>
           </w:p>
         </w:tc>
       </w:tr>
-      <w:bookmarkEnd w:id="2"/>
+      <w:bookmarkEnd w:id="113"/>
     </w:tbl>
     <w:p>
       <w:pPr>
@@ -4269,6 +5044,8 @@
                 <w:szCs w:val="20"/>
               </w:rPr>
             </w:pPr>
+            <w:bookmarkStart w:id="142" w:name="VerifyResult"/>
+            <w:bookmarkEnd w:id="142"/>
           </w:p>
         </w:tc>
         <w:tc>
@@ -4325,6 +5102,8 @@
                 <w:szCs w:val="20"/>
               </w:rPr>
             </w:pPr>
+            <w:bookmarkStart w:id="143" w:name="ResultRemark"/>
+            <w:bookmarkEnd w:id="143"/>
           </w:p>
         </w:tc>
         <w:tc>
@@ -4340,6 +5119,8 @@
                 <w:szCs w:val="20"/>
               </w:rPr>
             </w:pPr>
+            <w:bookmarkStart w:id="144" w:name="LabelRemark"/>
+            <w:bookmarkEnd w:id="144"/>
           </w:p>
         </w:tc>
       </w:tr>
@@ -4374,6 +5155,8 @@
                 <w:szCs w:val="20"/>
               </w:rPr>
             </w:pPr>
+            <w:bookmarkStart w:id="145" w:name="JudgmentLabelRemark"/>
+            <w:bookmarkEnd w:id="145"/>
           </w:p>
         </w:tc>
       </w:tr>
@@ -4408,6 +5191,8 @@
                 <w:szCs w:val="20"/>
               </w:rPr>
             </w:pPr>
+            <w:bookmarkStart w:id="146" w:name="LanguageLabelRemark"/>
+            <w:bookmarkEnd w:id="146"/>
           </w:p>
         </w:tc>
       </w:tr>
@@ -4443,7 +5228,7 @@
       </w:pPr>
     </w:p>
     <w:sectPr>
-      <w:footerReference w:type="default" r:id="rId14"/>
+      <w:footerReference w:type="default" r:id="rId28"/>
       <w:type w:val="continuous"/>
       <w:pgSz w:w="11906" w:h="16838"/>
       <w:pgMar w:top="720" w:right="720" w:bottom="720" w:left="720" w:header="60" w:footer="708" w:gutter="0"/>
@@ -5265,8 +6050,8 @@
               <w:szCs w:val="16"/>
             </w:rPr>
           </w:pPr>
-          <w:bookmarkStart w:id="0" w:name="OLE_LINK4"/>
-          <w:bookmarkStart w:id="1" w:name="OLE_LINK5"/>
+          <w:bookmarkStart w:id="2" w:name="OLE_LINK4"/>
+          <w:bookmarkStart w:id="3" w:name="OLE_LINK5"/>
           <w:r>
             <w:rPr>
               <w:rFonts w:ascii="Arial Narrow" w:hAnsi="Arial Narrow"/>
@@ -5350,8 +6135,8 @@
             </w:rPr>
             <w:t>(2)</w:t>
           </w:r>
-          <w:bookmarkEnd w:id="0"/>
-          <w:bookmarkEnd w:id="1"/>
+          <w:bookmarkEnd w:id="2"/>
+          <w:bookmarkEnd w:id="3"/>
           <w:r>
             <w:rPr>
               <w:rFonts w:ascii="Arial Narrow" w:hAnsi="Arial Narrow"/>
@@ -7325,6 +8110,8 @@
               <w:szCs w:val="28"/>
             </w:rPr>
           </w:pPr>
+          <w:bookmarkStart w:id="0" w:name="ReportNumber"/>
+          <w:bookmarkEnd w:id="0"/>
         </w:p>
       </w:tc>
       <w:tc>
@@ -7391,6 +8178,8 @@
               <w:szCs w:val="28"/>
             </w:rPr>
           </w:pPr>
+          <w:bookmarkStart w:id="1" w:name="Sample"/>
+          <w:bookmarkEnd w:id="1"/>
         </w:p>
       </w:tc>
       <w:tc>

--- a/wwwroot/DocxModel/FIBER_ANALYSIS_DATA_SHEET.docx
+++ b/wwwroot/DocxModel/FIBER_ANALYSIS_DATA_SHEET.docx
@@ -23,10 +23,9 @@
         <w:sectPr>
           <w:headerReference w:type="even" r:id="rId8"/>
           <w:headerReference w:type="default" r:id="rId9"/>
-          <w:footerReference w:type="even" r:id="rId10"/>
-          <w:footerReference w:type="default" r:id="rId11"/>
-          <w:headerReference w:type="first" r:id="rId12"/>
-          <w:footerReference w:type="first" r:id="rId13"/>
+          <w:footerReference w:type="default" r:id="rId10"/>
+          <w:headerReference w:type="first" r:id="rId11"/>
+          <w:footerReference w:type="first" r:id="rId12"/>
           <w:pgSz w:w="11906" w:h="16838"/>
           <w:pgMar w:top="720" w:right="720" w:bottom="720" w:left="720" w:header="60" w:footer="708" w:gutter="0"/>
           <w:cols w:space="708"/>
@@ -303,7 +302,7 @@
                                 </pic:cNvPicPr>
                               </pic:nvPicPr>
                               <pic:blipFill>
-                                <a:blip r:embed="rId14"/>
+                                <a:blip r:embed="rId13"/>
                                 <a:stretch>
                                   <a:fillRect/>
                                 </a:stretch>
@@ -372,7 +371,7 @@
                                 </pic:cNvPicPr>
                               </pic:nvPicPr>
                               <pic:blipFill>
-                                <a:blip r:embed="rId15"/>
+                                <a:blip r:embed="rId14"/>
                                 <a:stretch>
                                   <a:fillRect/>
                                 </a:stretch>
@@ -441,7 +440,7 @@
                                 </pic:cNvPicPr>
                               </pic:nvPicPr>
                               <pic:blipFill>
-                                <a:blip r:embed="rId16"/>
+                                <a:blip r:embed="rId15"/>
                                 <a:stretch>
                                   <a:fillRect/>
                                 </a:stretch>
@@ -510,7 +509,7 @@
                                 </pic:cNvPicPr>
                               </pic:nvPicPr>
                               <pic:blipFill>
-                                <a:blip r:embed="rId17"/>
+                                <a:blip r:embed="rId16"/>
                                 <a:stretch>
                                   <a:fillRect/>
                                 </a:stretch>
@@ -579,7 +578,7 @@
                                 </pic:cNvPicPr>
                               </pic:nvPicPr>
                               <pic:blipFill>
-                                <a:blip r:embed="rId18"/>
+                                <a:blip r:embed="rId17"/>
                                 <a:stretch>
                                   <a:fillRect/>
                                 </a:stretch>
@@ -648,7 +647,7 @@
                                 </pic:cNvPicPr>
                               </pic:nvPicPr>
                               <pic:blipFill>
-                                <a:blip r:embed="rId19"/>
+                                <a:blip r:embed="rId18"/>
                                 <a:stretch>
                                   <a:fillRect/>
                                 </a:stretch>
@@ -717,7 +716,7 @@
                                 </pic:cNvPicPr>
                               </pic:nvPicPr>
                               <pic:blipFill>
-                                <a:blip r:embed="rId20"/>
+                                <a:blip r:embed="rId19"/>
                                 <a:stretch>
                                   <a:fillRect/>
                                 </a:stretch>
@@ -895,7 +894,7 @@
                                 </pic:cNvPicPr>
                               </pic:nvPicPr>
                               <pic:blipFill>
-                                <a:blip r:embed="rId21"/>
+                                <a:blip r:embed="rId20"/>
                                 <a:stretch>
                                   <a:fillRect/>
                                 </a:stretch>
@@ -964,7 +963,7 @@
                                 </pic:cNvPicPr>
                               </pic:nvPicPr>
                               <pic:blipFill>
-                                <a:blip r:embed="rId22"/>
+                                <a:blip r:embed="rId21"/>
                                 <a:stretch>
                                   <a:fillRect/>
                                 </a:stretch>
@@ -1033,7 +1032,7 @@
                                 </pic:cNvPicPr>
                               </pic:nvPicPr>
                               <pic:blipFill>
-                                <a:blip r:embed="rId23"/>
+                                <a:blip r:embed="rId22"/>
                                 <a:stretch>
                                   <a:fillRect/>
                                 </a:stretch>
@@ -1102,7 +1101,7 @@
                                 </pic:cNvPicPr>
                               </pic:nvPicPr>
                               <pic:blipFill>
-                                <a:blip r:embed="rId24"/>
+                                <a:blip r:embed="rId23"/>
                                 <a:stretch>
                                   <a:fillRect/>
                                 </a:stretch>
@@ -1171,7 +1170,7 @@
                                 </pic:cNvPicPr>
                               </pic:nvPicPr>
                               <pic:blipFill>
-                                <a:blip r:embed="rId25"/>
+                                <a:blip r:embed="rId24"/>
                                 <a:stretch>
                                   <a:fillRect/>
                                 </a:stretch>
@@ -1240,7 +1239,7 @@
                                 </pic:cNvPicPr>
                               </pic:nvPicPr>
                               <pic:blipFill>
-                                <a:blip r:embed="rId26"/>
+                                <a:blip r:embed="rId25"/>
                                 <a:stretch>
                                   <a:fillRect/>
                                 </a:stretch>
@@ -1309,7 +1308,7 @@
                                 </pic:cNvPicPr>
                               </pic:nvPicPr>
                               <pic:blipFill>
-                                <a:blip r:embed="rId27"/>
+                                <a:blip r:embed="rId26"/>
                                 <a:stretch>
                                   <a:fillRect/>
                                 </a:stretch>
@@ -1504,16 +1503,78 @@
         </w:tc>
       </w:tr>
     </w:tbl>
-    <w:p>
-      <w:pPr>
-        <w:pStyle w:val="aa"/>
-        <w:rPr>
-          <w:rFonts w:ascii="Arial" w:eastAsia="黑体" w:hAnsi="Arial" w:cs="Arial"/>
-          <w:sz w:val="20"/>
-          <w:szCs w:val="20"/>
-        </w:rPr>
-      </w:pPr>
-    </w:p>
+    <w:tbl>
+      <w:tblPr>
+        <w:tblStyle w:val="a9"/>
+        <w:tblW w:w="0" w:type="auto"/>
+        <w:tblBorders>
+          <w:top w:val="none" w:sz="0" w:space="0" w:color="auto"/>
+          <w:left w:val="none" w:sz="0" w:space="0" w:color="auto"/>
+          <w:bottom w:val="none" w:sz="0" w:space="0" w:color="auto"/>
+          <w:right w:val="none" w:sz="0" w:space="0" w:color="auto"/>
+          <w:insideH w:val="none" w:sz="0" w:space="0" w:color="auto"/>
+          <w:insideV w:val="none" w:sz="0" w:space="0" w:color="auto"/>
+        </w:tblBorders>
+        <w:tblLook w:val="04A0" w:firstRow="1" w:lastRow="0" w:firstColumn="1" w:lastColumn="0" w:noHBand="0" w:noVBand="1"/>
+      </w:tblPr>
+      <w:tblGrid>
+        <w:gridCol w:w="2547"/>
+        <w:gridCol w:w="7909"/>
+      </w:tblGrid>
+      <w:tr>
+        <w:tc>
+          <w:tcPr>
+            <w:tcW w:w="2547" w:type="dxa"/>
+          </w:tcPr>
+          <w:p>
+            <w:pPr>
+              <w:pStyle w:val="aa"/>
+              <w:spacing w:beforeLines="50" w:before="120" w:line="360" w:lineRule="auto"/>
+              <w:jc w:val="right"/>
+              <w:rPr>
+                <w:rFonts w:ascii="Arial" w:eastAsia="黑体" w:hAnsi="Arial" w:cs="Arial"/>
+                <w:sz w:val="20"/>
+                <w:szCs w:val="20"/>
+              </w:rPr>
+            </w:pPr>
+            <w:r>
+              <w:rPr>
+                <w:rFonts w:ascii="Arial" w:eastAsia="黑体" w:hAnsi="Arial" w:cs="Arial" w:hint="eastAsia"/>
+                <w:sz w:val="20"/>
+                <w:szCs w:val="20"/>
+              </w:rPr>
+              <w:t>Equipment</w:t>
+            </w:r>
+            <w:r>
+              <w:rPr>
+                <w:rFonts w:ascii="Arial" w:eastAsia="黑体" w:hAnsi="Arial" w:cs="Arial" w:hint="eastAsia"/>
+                <w:sz w:val="20"/>
+                <w:szCs w:val="20"/>
+              </w:rPr>
+              <w:t>：</w:t>
+            </w:r>
+          </w:p>
+        </w:tc>
+        <w:tc>
+          <w:tcPr>
+            <w:tcW w:w="7909" w:type="dxa"/>
+          </w:tcPr>
+          <w:p>
+            <w:pPr>
+              <w:pStyle w:val="aa"/>
+              <w:spacing w:beforeLines="50" w:before="120" w:line="360" w:lineRule="auto"/>
+              <w:rPr>
+                <w:rFonts w:ascii="Arial" w:eastAsia="黑体" w:hAnsi="Arial" w:cs="Arial"/>
+                <w:sz w:val="20"/>
+                <w:szCs w:val="20"/>
+              </w:rPr>
+            </w:pPr>
+            <w:bookmarkStart w:id="7" w:name="Equipment"/>
+            <w:bookmarkEnd w:id="7"/>
+          </w:p>
+        </w:tc>
+      </w:tr>
+    </w:tbl>
     <w:tbl>
       <w:tblPr>
         <w:tblW w:w="10490" w:type="dxa"/>
@@ -1534,36 +1595,38 @@
       </w:tblGrid>
       <w:tr>
         <w:trPr>
-          <w:trHeight w:val="194"/>
+          <w:trHeight w:val="191"/>
         </w:trPr>
         <w:tc>
           <w:tcPr>
-            <w:tcW w:w="2410" w:type="dxa"/>
-            <w:gridSpan w:val="2"/>
+            <w:tcW w:w="1134" w:type="dxa"/>
+            <w:shd w:val="thinDiagCross" w:color="D9D9D9" w:themeColor="background1" w:themeShade="D9" w:fill="FFFFFF" w:themeFill="background1"/>
           </w:tcPr>
           <w:p>
             <w:pPr>
               <w:spacing w:after="0" w:line="240" w:lineRule="auto"/>
-              <w:jc w:val="right"/>
-              <w:rPr>
-                <w:rFonts w:ascii="Arial" w:eastAsia="黑体" w:hAnsi="Arial" w:cs="Arial"/>
-                <w:sz w:val="20"/>
-                <w:szCs w:val="20"/>
+              <w:rPr>
+                <w:rFonts w:ascii="Arial" w:eastAsia="黑体" w:hAnsi="Arial" w:cs="Arial"/>
+                <w:color w:val="538135" w:themeColor="accent6" w:themeShade="BF"/>
+                <w:sz w:val="18"/>
+                <w:szCs w:val="18"/>
               </w:rPr>
             </w:pPr>
             <w:r>
               <w:rPr>
                 <w:rFonts w:ascii="Arial" w:eastAsia="黑体" w:hAnsi="Arial" w:cs="Arial" w:hint="eastAsia"/>
-                <w:sz w:val="20"/>
-                <w:szCs w:val="20"/>
-              </w:rPr>
-              <w:t>Equipment</w:t>
+                <w:color w:val="538135" w:themeColor="accent6" w:themeShade="BF"/>
+                <w:sz w:val="18"/>
+                <w:szCs w:val="18"/>
+              </w:rPr>
+              <w:t>Section</w:t>
             </w:r>
             <w:r>
               <w:rPr>
                 <w:rFonts w:ascii="Arial" w:eastAsia="黑体" w:hAnsi="Arial" w:cs="Arial"/>
-                <w:sz w:val="20"/>
-                <w:szCs w:val="20"/>
+                <w:color w:val="538135" w:themeColor="accent6" w:themeShade="BF"/>
+                <w:sz w:val="18"/>
+                <w:szCs w:val="18"/>
               </w:rPr>
               <w:t>:</w:t>
             </w:r>
@@ -1571,63 +1634,193 @@
         </w:tc>
         <w:tc>
           <w:tcPr>
-            <w:tcW w:w="5103" w:type="dxa"/>
-            <w:gridSpan w:val="5"/>
+            <w:tcW w:w="1276" w:type="dxa"/>
+            <w:shd w:val="thinDiagCross" w:color="D9D9D9" w:themeColor="background1" w:themeShade="D9" w:fill="FFFFFF" w:themeFill="background1"/>
           </w:tcPr>
           <w:p>
             <w:pPr>
               <w:spacing w:after="0" w:line="240" w:lineRule="auto"/>
-              <w:rPr>
-                <w:rFonts w:ascii="Arial" w:eastAsia="黑体" w:hAnsi="Arial" w:cs="Arial"/>
-                <w:sz w:val="20"/>
-                <w:szCs w:val="20"/>
-              </w:rPr>
-            </w:pPr>
+              <w:jc w:val="center"/>
+              <w:rPr>
+                <w:rFonts w:ascii="Arial" w:eastAsia="黑体" w:hAnsi="Arial" w:cs="Arial"/>
+                <w:color w:val="538135" w:themeColor="accent6" w:themeShade="BF"/>
+                <w:sz w:val="18"/>
+                <w:szCs w:val="18"/>
+              </w:rPr>
+            </w:pPr>
+          </w:p>
+        </w:tc>
+        <w:tc>
+          <w:tcPr>
+            <w:tcW w:w="1985" w:type="dxa"/>
+            <w:gridSpan w:val="2"/>
+            <w:shd w:val="thinDiagCross" w:color="D9D9D9" w:themeColor="background1" w:themeShade="D9" w:fill="FFFFFF" w:themeFill="background1"/>
+          </w:tcPr>
+          <w:p>
+            <w:pPr>
+              <w:spacing w:after="0" w:line="240" w:lineRule="auto"/>
+              <w:jc w:val="center"/>
+              <w:rPr>
+                <w:rFonts w:ascii="Arial" w:eastAsia="黑体" w:hAnsi="Arial" w:cs="Arial"/>
+                <w:color w:val="538135" w:themeColor="accent6" w:themeShade="BF"/>
+                <w:sz w:val="18"/>
+                <w:szCs w:val="18"/>
+              </w:rPr>
+            </w:pPr>
+            <w:r>
+              <w:rPr>
+                <w:rFonts w:ascii="Arial" w:eastAsia="黑体" w:hAnsi="Arial" w:cs="Arial" w:hint="eastAsia"/>
+                <w:color w:val="538135" w:themeColor="accent6" w:themeShade="BF"/>
+                <w:sz w:val="18"/>
+                <w:szCs w:val="18"/>
+              </w:rPr>
+              <w:t>Trial # 1</w:t>
+            </w:r>
+          </w:p>
+        </w:tc>
+        <w:tc>
+          <w:tcPr>
+            <w:tcW w:w="1984" w:type="dxa"/>
+            <w:gridSpan w:val="2"/>
+            <w:shd w:val="thinDiagCross" w:color="D9D9D9" w:themeColor="background1" w:themeShade="D9" w:fill="FFFFFF" w:themeFill="background1"/>
+          </w:tcPr>
+          <w:p>
+            <w:pPr>
+              <w:spacing w:after="0" w:line="240" w:lineRule="auto"/>
+              <w:jc w:val="center"/>
+              <w:rPr>
+                <w:rFonts w:ascii="Arial" w:eastAsia="黑体" w:hAnsi="Arial" w:cs="Arial"/>
+                <w:color w:val="538135" w:themeColor="accent6" w:themeShade="BF"/>
+                <w:sz w:val="18"/>
+                <w:szCs w:val="18"/>
+              </w:rPr>
+            </w:pPr>
+            <w:r>
+              <w:rPr>
+                <w:rFonts w:ascii="Arial" w:eastAsia="黑体" w:hAnsi="Arial" w:cs="Arial" w:hint="eastAsia"/>
+                <w:color w:val="538135" w:themeColor="accent6" w:themeShade="BF"/>
+                <w:sz w:val="18"/>
+                <w:szCs w:val="18"/>
+              </w:rPr>
+              <w:t>Trial # 2</w:t>
+            </w:r>
+          </w:p>
+        </w:tc>
+        <w:tc>
+          <w:tcPr>
+            <w:tcW w:w="1134" w:type="dxa"/>
+            <w:shd w:val="thinDiagCross" w:color="D9D9D9" w:themeColor="background1" w:themeShade="D9" w:fill="FFFFFF" w:themeFill="background1"/>
+          </w:tcPr>
+          <w:p>
+            <w:pPr>
+              <w:spacing w:after="0" w:line="240" w:lineRule="auto"/>
+              <w:jc w:val="center"/>
+              <w:rPr>
+                <w:rFonts w:ascii="Arial" w:eastAsia="黑体" w:hAnsi="Arial" w:cs="Arial"/>
+                <w:color w:val="538135" w:themeColor="accent6" w:themeShade="BF"/>
+                <w:sz w:val="18"/>
+                <w:szCs w:val="18"/>
+              </w:rPr>
+            </w:pPr>
+            <w:r>
+              <w:rPr>
+                <w:rFonts w:ascii="Arial" w:eastAsia="黑体" w:hAnsi="Arial" w:cs="Arial" w:hint="eastAsia"/>
+                <w:color w:val="538135" w:themeColor="accent6" w:themeShade="BF"/>
+                <w:sz w:val="18"/>
+                <w:szCs w:val="18"/>
+              </w:rPr>
+              <w:t>Average</w:t>
+            </w:r>
           </w:p>
         </w:tc>
         <w:tc>
           <w:tcPr>
             <w:tcW w:w="851" w:type="dxa"/>
+            <w:shd w:val="thinDiagCross" w:color="D9D9D9" w:themeColor="background1" w:themeShade="D9" w:fill="FFFFFF" w:themeFill="background1"/>
           </w:tcPr>
           <w:p>
             <w:pPr>
               <w:spacing w:after="0" w:line="240" w:lineRule="auto"/>
-              <w:rPr>
-                <w:rFonts w:ascii="Arial" w:eastAsia="黑体" w:hAnsi="Arial" w:cs="Arial"/>
-                <w:sz w:val="20"/>
-                <w:szCs w:val="20"/>
-              </w:rPr>
-            </w:pPr>
+              <w:jc w:val="center"/>
+              <w:rPr>
+                <w:rFonts w:ascii="Arial" w:eastAsia="黑体" w:hAnsi="Arial" w:cs="Arial"/>
+                <w:color w:val="538135" w:themeColor="accent6" w:themeShade="BF"/>
+                <w:sz w:val="18"/>
+                <w:szCs w:val="18"/>
+              </w:rPr>
+            </w:pPr>
+            <w:r>
+              <w:rPr>
+                <w:rFonts w:ascii="Arial" w:eastAsia="黑体" w:hAnsi="Arial" w:cs="Arial"/>
+                <w:color w:val="538135" w:themeColor="accent6" w:themeShade="BF"/>
+                <w:sz w:val="18"/>
+                <w:szCs w:val="18"/>
+              </w:rPr>
+              <w:t>C</w:t>
+            </w:r>
+            <w:r>
+              <w:rPr>
+                <w:rFonts w:ascii="Arial" w:eastAsia="黑体" w:hAnsi="Arial" w:cs="Arial" w:hint="eastAsia"/>
+                <w:color w:val="538135" w:themeColor="accent6" w:themeShade="BF"/>
+                <w:sz w:val="18"/>
+                <w:szCs w:val="18"/>
+              </w:rPr>
+              <w:t>orrect</w:t>
+            </w:r>
           </w:p>
         </w:tc>
         <w:tc>
           <w:tcPr>
             <w:tcW w:w="1134" w:type="dxa"/>
+            <w:shd w:val="thinDiagCross" w:color="D9D9D9" w:themeColor="background1" w:themeShade="D9" w:fill="FFFFFF" w:themeFill="background1"/>
           </w:tcPr>
           <w:p>
             <w:pPr>
               <w:spacing w:after="0" w:line="240" w:lineRule="auto"/>
-              <w:rPr>
-                <w:rFonts w:ascii="Arial" w:eastAsia="黑体" w:hAnsi="Arial" w:cs="Arial"/>
-                <w:sz w:val="20"/>
-                <w:szCs w:val="20"/>
-              </w:rPr>
-            </w:pPr>
+              <w:jc w:val="center"/>
+              <w:rPr>
+                <w:rFonts w:ascii="Arial" w:eastAsia="黑体" w:hAnsi="Arial" w:cs="Arial"/>
+                <w:color w:val="538135" w:themeColor="accent6" w:themeShade="BF"/>
+                <w:sz w:val="18"/>
+                <w:szCs w:val="18"/>
+              </w:rPr>
+            </w:pPr>
+            <w:r>
+              <w:rPr>
+                <w:rFonts w:ascii="Arial" w:eastAsia="黑体" w:hAnsi="Arial" w:cs="Arial" w:hint="eastAsia"/>
+                <w:color w:val="538135" w:themeColor="accent6" w:themeShade="BF"/>
+                <w:sz w:val="18"/>
+                <w:szCs w:val="18"/>
+              </w:rPr>
+              <w:t>MR</w:t>
+            </w:r>
           </w:p>
         </w:tc>
         <w:tc>
           <w:tcPr>
             <w:tcW w:w="992" w:type="dxa"/>
+            <w:shd w:val="thinDiagCross" w:color="D9D9D9" w:themeColor="background1" w:themeShade="D9" w:fill="FFFFFF" w:themeFill="background1"/>
           </w:tcPr>
           <w:p>
             <w:pPr>
               <w:spacing w:after="0" w:line="240" w:lineRule="auto"/>
-              <w:rPr>
-                <w:rFonts w:ascii="Arial" w:eastAsia="黑体" w:hAnsi="Arial" w:cs="Arial"/>
-                <w:sz w:val="20"/>
-                <w:szCs w:val="20"/>
-              </w:rPr>
-            </w:pPr>
+              <w:jc w:val="center"/>
+              <w:rPr>
+                <w:rFonts w:ascii="Arial" w:eastAsia="黑体" w:hAnsi="Arial" w:cs="Arial"/>
+                <w:color w:val="538135" w:themeColor="accent6" w:themeShade="BF"/>
+                <w:sz w:val="18"/>
+                <w:szCs w:val="18"/>
+              </w:rPr>
+            </w:pPr>
+            <w:r>
+              <w:rPr>
+                <w:rFonts w:ascii="Arial" w:eastAsia="黑体" w:hAnsi="Arial" w:cs="Arial" w:hint="eastAsia"/>
+                <w:color w:val="538135" w:themeColor="accent6" w:themeShade="BF"/>
+                <w:sz w:val="18"/>
+                <w:szCs w:val="18"/>
+              </w:rPr>
+              <w:t>Rate(%)</w:t>
+            </w:r>
           </w:p>
         </w:tc>
       </w:tr>
@@ -1638,7 +1831,6 @@
         <w:tc>
           <w:tcPr>
             <w:tcW w:w="1134" w:type="dxa"/>
-            <w:shd w:val="thinDiagCross" w:color="D9D9D9" w:themeColor="background1" w:themeShade="D9" w:fill="FFFFFF" w:themeFill="background1"/>
           </w:tcPr>
           <w:p>
             <w:pPr>
@@ -1646,6 +1838,22 @@
               <w:rPr>
                 <w:rFonts w:ascii="Arial" w:eastAsia="黑体" w:hAnsi="Arial" w:cs="Arial"/>
                 <w:color w:val="538135" w:themeColor="accent6" w:themeShade="BF"/>
+                <w:sz w:val="20"/>
+                <w:szCs w:val="20"/>
+              </w:rPr>
+            </w:pPr>
+          </w:p>
+        </w:tc>
+        <w:tc>
+          <w:tcPr>
+            <w:tcW w:w="1276" w:type="dxa"/>
+          </w:tcPr>
+          <w:p>
+            <w:pPr>
+              <w:spacing w:after="0" w:line="240" w:lineRule="auto"/>
+              <w:jc w:val="center"/>
+              <w:rPr>
+                <w:rFonts w:ascii="Arial" w:eastAsia="黑体" w:hAnsi="Arial" w:cs="Arial"/>
                 <w:sz w:val="18"/>
                 <w:szCs w:val="18"/>
               </w:rPr>
@@ -1653,27 +1861,16 @@
             <w:r>
               <w:rPr>
                 <w:rFonts w:ascii="Arial" w:eastAsia="黑体" w:hAnsi="Arial" w:cs="Arial" w:hint="eastAsia"/>
-                <w:color w:val="538135" w:themeColor="accent6" w:themeShade="BF"/>
                 <w:sz w:val="18"/>
                 <w:szCs w:val="18"/>
               </w:rPr>
-              <w:t>Section</w:t>
+              <w:t>Sum</w:t>
             </w:r>
-            <w:r>
-              <w:rPr>
-                <w:rFonts w:ascii="Arial" w:eastAsia="黑体" w:hAnsi="Arial" w:cs="Arial"/>
-                <w:color w:val="538135" w:themeColor="accent6" w:themeShade="BF"/>
-                <w:sz w:val="18"/>
-                <w:szCs w:val="18"/>
-              </w:rPr>
-              <w:t>:</w:t>
-            </w:r>
-          </w:p>
-        </w:tc>
-        <w:tc>
-          <w:tcPr>
-            <w:tcW w:w="1276" w:type="dxa"/>
-            <w:shd w:val="thinDiagCross" w:color="D9D9D9" w:themeColor="background1" w:themeShade="D9" w:fill="FFFFFF" w:themeFill="background1"/>
+          </w:p>
+        </w:tc>
+        <w:tc>
+          <w:tcPr>
+            <w:tcW w:w="851" w:type="dxa"/>
           </w:tcPr>
           <w:p>
             <w:pPr>
@@ -1681,18 +1878,18 @@
               <w:jc w:val="center"/>
               <w:rPr>
                 <w:rFonts w:ascii="Arial" w:eastAsia="黑体" w:hAnsi="Arial" w:cs="Arial"/>
-                <w:color w:val="538135" w:themeColor="accent6" w:themeShade="BF"/>
-                <w:sz w:val="18"/>
-                <w:szCs w:val="18"/>
-              </w:rPr>
-            </w:pPr>
-          </w:p>
-        </w:tc>
-        <w:tc>
-          <w:tcPr>
-            <w:tcW w:w="1985" w:type="dxa"/>
-            <w:gridSpan w:val="2"/>
-            <w:shd w:val="thinDiagCross" w:color="D9D9D9" w:themeColor="background1" w:themeShade="D9" w:fill="FFFFFF" w:themeFill="background1"/>
+                <w:sz w:val="14"/>
+                <w:szCs w:val="14"/>
+                <w:u w:val="single"/>
+              </w:rPr>
+            </w:pPr>
+            <w:bookmarkStart w:id="8" w:name="GSMTrail1"/>
+            <w:bookmarkEnd w:id="8"/>
+          </w:p>
+        </w:tc>
+        <w:tc>
+          <w:tcPr>
+            <w:tcW w:w="1134" w:type="dxa"/>
           </w:tcPr>
           <w:p>
             <w:pPr>
@@ -1700,27 +1897,18 @@
               <w:jc w:val="center"/>
               <w:rPr>
                 <w:rFonts w:ascii="Arial" w:eastAsia="黑体" w:hAnsi="Arial" w:cs="Arial"/>
-                <w:color w:val="538135" w:themeColor="accent6" w:themeShade="BF"/>
-                <w:sz w:val="18"/>
-                <w:szCs w:val="18"/>
-              </w:rPr>
-            </w:pPr>
-            <w:r>
-              <w:rPr>
-                <w:rFonts w:ascii="Arial" w:eastAsia="黑体" w:hAnsi="Arial" w:cs="Arial" w:hint="eastAsia"/>
-                <w:color w:val="538135" w:themeColor="accent6" w:themeShade="BF"/>
-                <w:sz w:val="18"/>
-                <w:szCs w:val="18"/>
-              </w:rPr>
-              <w:t>Trial # 1</w:t>
-            </w:r>
-          </w:p>
-        </w:tc>
-        <w:tc>
-          <w:tcPr>
-            <w:tcW w:w="1984" w:type="dxa"/>
-            <w:gridSpan w:val="2"/>
-            <w:shd w:val="thinDiagCross" w:color="D9D9D9" w:themeColor="background1" w:themeShade="D9" w:fill="FFFFFF" w:themeFill="background1"/>
+                <w:sz w:val="14"/>
+                <w:szCs w:val="14"/>
+                <w:u w:val="single"/>
+              </w:rPr>
+            </w:pPr>
+            <w:bookmarkStart w:id="9" w:name="RateTrail1"/>
+            <w:bookmarkEnd w:id="9"/>
+          </w:p>
+        </w:tc>
+        <w:tc>
+          <w:tcPr>
+            <w:tcW w:w="850" w:type="dxa"/>
           </w:tcPr>
           <w:p>
             <w:pPr>
@@ -1728,26 +1916,18 @@
               <w:jc w:val="center"/>
               <w:rPr>
                 <w:rFonts w:ascii="Arial" w:eastAsia="黑体" w:hAnsi="Arial" w:cs="Arial"/>
-                <w:color w:val="538135" w:themeColor="accent6" w:themeShade="BF"/>
-                <w:sz w:val="18"/>
-                <w:szCs w:val="18"/>
-              </w:rPr>
-            </w:pPr>
-            <w:r>
-              <w:rPr>
-                <w:rFonts w:ascii="Arial" w:eastAsia="黑体" w:hAnsi="Arial" w:cs="Arial" w:hint="eastAsia"/>
-                <w:color w:val="538135" w:themeColor="accent6" w:themeShade="BF"/>
-                <w:sz w:val="18"/>
-                <w:szCs w:val="18"/>
-              </w:rPr>
-              <w:t>Trial # 2</w:t>
-            </w:r>
+                <w:sz w:val="14"/>
+                <w:szCs w:val="14"/>
+                <w:u w:val="single"/>
+              </w:rPr>
+            </w:pPr>
+            <w:bookmarkStart w:id="10" w:name="GSMTrail2"/>
+            <w:bookmarkEnd w:id="10"/>
           </w:p>
         </w:tc>
         <w:tc>
           <w:tcPr>
             <w:tcW w:w="1134" w:type="dxa"/>
-            <w:shd w:val="thinDiagCross" w:color="D9D9D9" w:themeColor="background1" w:themeShade="D9" w:fill="FFFFFF" w:themeFill="background1"/>
           </w:tcPr>
           <w:p>
             <w:pPr>
@@ -1755,121 +1935,81 @@
               <w:jc w:val="center"/>
               <w:rPr>
                 <w:rFonts w:ascii="Arial" w:eastAsia="黑体" w:hAnsi="Arial" w:cs="Arial"/>
-                <w:color w:val="538135" w:themeColor="accent6" w:themeShade="BF"/>
-                <w:sz w:val="18"/>
-                <w:szCs w:val="18"/>
-              </w:rPr>
-            </w:pPr>
-            <w:r>
-              <w:rPr>
-                <w:rFonts w:ascii="Arial" w:eastAsia="黑体" w:hAnsi="Arial" w:cs="Arial" w:hint="eastAsia"/>
-                <w:color w:val="538135" w:themeColor="accent6" w:themeShade="BF"/>
-                <w:sz w:val="18"/>
-                <w:szCs w:val="18"/>
-              </w:rPr>
-              <w:t>Average</w:t>
-            </w:r>
-          </w:p>
-        </w:tc>
-        <w:tc>
-          <w:tcPr>
-            <w:tcW w:w="851" w:type="dxa"/>
-            <w:shd w:val="thinDiagCross" w:color="D9D9D9" w:themeColor="background1" w:themeShade="D9" w:fill="FFFFFF" w:themeFill="background1"/>
+                <w:sz w:val="14"/>
+                <w:szCs w:val="14"/>
+                <w:u w:val="single"/>
+              </w:rPr>
+            </w:pPr>
+            <w:bookmarkStart w:id="11" w:name="RateTrail2"/>
+            <w:bookmarkEnd w:id="11"/>
+          </w:p>
+        </w:tc>
+        <w:tc>
+          <w:tcPr>
+            <w:tcW w:w="1134" w:type="dxa"/>
           </w:tcPr>
           <w:p>
             <w:pPr>
               <w:spacing w:after="0" w:line="240" w:lineRule="auto"/>
               <w:jc w:val="center"/>
               <w:rPr>
-                <w:rFonts w:ascii="Arial" w:eastAsia="黑体" w:hAnsi="Arial" w:cs="Arial"/>
-                <w:color w:val="538135" w:themeColor="accent6" w:themeShade="BF"/>
-                <w:sz w:val="18"/>
-                <w:szCs w:val="18"/>
-              </w:rPr>
-            </w:pPr>
-            <w:r>
-              <w:rPr>
-                <w:rFonts w:ascii="Arial" w:eastAsia="黑体" w:hAnsi="Arial" w:cs="Arial"/>
-                <w:color w:val="538135" w:themeColor="accent6" w:themeShade="BF"/>
-                <w:sz w:val="18"/>
-                <w:szCs w:val="18"/>
-              </w:rPr>
-              <w:t>C</w:t>
-            </w:r>
-            <w:r>
-              <w:rPr>
-                <w:rFonts w:ascii="Arial" w:eastAsia="黑体" w:hAnsi="Arial" w:cs="Arial" w:hint="eastAsia"/>
-                <w:color w:val="538135" w:themeColor="accent6" w:themeShade="BF"/>
-                <w:sz w:val="18"/>
-                <w:szCs w:val="18"/>
-              </w:rPr>
-              <w:t>orrect</w:t>
-            </w:r>
-          </w:p>
-        </w:tc>
-        <w:tc>
-          <w:tcPr>
-            <w:tcW w:w="1134" w:type="dxa"/>
-            <w:shd w:val="thinDiagCross" w:color="D9D9D9" w:themeColor="background1" w:themeShade="D9" w:fill="FFFFFF" w:themeFill="background1"/>
+                <w:sz w:val="14"/>
+                <w:szCs w:val="14"/>
+                <w:u w:val="single"/>
+              </w:rPr>
+            </w:pPr>
+            <w:bookmarkStart w:id="12" w:name="Avg"/>
+            <w:bookmarkEnd w:id="12"/>
+          </w:p>
+        </w:tc>
+        <w:tc>
+          <w:tcPr>
+            <w:tcW w:w="851" w:type="dxa"/>
           </w:tcPr>
           <w:p>
             <w:pPr>
               <w:spacing w:after="0" w:line="240" w:lineRule="auto"/>
               <w:jc w:val="center"/>
               <w:rPr>
-                <w:rFonts w:ascii="Arial" w:eastAsia="黑体" w:hAnsi="Arial" w:cs="Arial"/>
-                <w:color w:val="538135" w:themeColor="accent6" w:themeShade="BF"/>
-                <w:sz w:val="18"/>
-                <w:szCs w:val="18"/>
-              </w:rPr>
-            </w:pPr>
-            <w:r>
-              <w:rPr>
-                <w:rFonts w:ascii="Arial" w:eastAsia="黑体" w:hAnsi="Arial" w:cs="Arial" w:hint="eastAsia"/>
-                <w:color w:val="538135" w:themeColor="accent6" w:themeShade="BF"/>
-                <w:sz w:val="18"/>
-                <w:szCs w:val="18"/>
-              </w:rPr>
-              <w:t>MR</w:t>
-            </w:r>
-          </w:p>
-        </w:tc>
-        <w:tc>
-          <w:tcPr>
-            <w:tcW w:w="992" w:type="dxa"/>
-            <w:shd w:val="thinDiagCross" w:color="D9D9D9" w:themeColor="background1" w:themeShade="D9" w:fill="FFFFFF" w:themeFill="background1"/>
+                <w:sz w:val="14"/>
+                <w:szCs w:val="14"/>
+                <w:u w:val="single"/>
+              </w:rPr>
+            </w:pPr>
+          </w:p>
+        </w:tc>
+        <w:tc>
+          <w:tcPr>
+            <w:tcW w:w="1134" w:type="dxa"/>
           </w:tcPr>
           <w:p>
             <w:pPr>
               <w:spacing w:after="0" w:line="240" w:lineRule="auto"/>
               <w:jc w:val="center"/>
               <w:rPr>
-                <w:rFonts w:ascii="Arial" w:eastAsia="黑体" w:hAnsi="Arial" w:cs="Arial"/>
-                <w:color w:val="538135" w:themeColor="accent6" w:themeShade="BF"/>
-                <w:sz w:val="18"/>
-                <w:szCs w:val="18"/>
-              </w:rPr>
-            </w:pPr>
-            <w:proofErr w:type="gramStart"/>
-            <w:r>
-              <w:rPr>
-                <w:rFonts w:ascii="Arial" w:eastAsia="黑体" w:hAnsi="Arial" w:cs="Arial" w:hint="eastAsia"/>
-                <w:color w:val="538135" w:themeColor="accent6" w:themeShade="BF"/>
-                <w:sz w:val="18"/>
-                <w:szCs w:val="18"/>
-              </w:rPr>
-              <w:t>Rate(</w:t>
-            </w:r>
-            <w:proofErr w:type="gramEnd"/>
-            <w:r>
-              <w:rPr>
-                <w:rFonts w:ascii="Arial" w:eastAsia="黑体" w:hAnsi="Arial" w:cs="Arial" w:hint="eastAsia"/>
-                <w:color w:val="538135" w:themeColor="accent6" w:themeShade="BF"/>
-                <w:sz w:val="18"/>
-                <w:szCs w:val="18"/>
-              </w:rPr>
-              <w:t>%)</w:t>
-            </w:r>
+                <w:sz w:val="14"/>
+                <w:szCs w:val="14"/>
+                <w:u w:val="single"/>
+              </w:rPr>
+            </w:pPr>
+          </w:p>
+        </w:tc>
+        <w:tc>
+          <w:tcPr>
+            <w:tcW w:w="992" w:type="dxa"/>
+          </w:tcPr>
+          <w:p>
+            <w:pPr>
+              <w:spacing w:after="0" w:line="240" w:lineRule="auto"/>
+              <w:jc w:val="center"/>
+              <w:rPr>
+                <w:sz w:val="14"/>
+                <w:szCs w:val="14"/>
+                <w:u w:val="single"/>
+              </w:rPr>
+            </w:pPr>
+            <w:bookmarkStart w:id="13" w:name="Rate"/>
+            <w:bookmarkEnd w:id="13"/>
           </w:p>
         </w:tc>
       </w:tr>
@@ -1887,15 +2027,34 @@
               <w:rPr>
                 <w:rFonts w:ascii="Arial" w:eastAsia="黑体" w:hAnsi="Arial" w:cs="Arial"/>
                 <w:color w:val="538135" w:themeColor="accent6" w:themeShade="BF"/>
+                <w:sz w:val="18"/>
+                <w:szCs w:val="18"/>
+              </w:rPr>
+            </w:pPr>
+            <w:bookmarkStart w:id="14" w:name="Section_1"/>
+            <w:bookmarkEnd w:id="14"/>
+          </w:p>
+        </w:tc>
+        <w:tc>
+          <w:tcPr>
+            <w:tcW w:w="1276" w:type="dxa"/>
+          </w:tcPr>
+          <w:p>
+            <w:pPr>
+              <w:spacing w:after="0" w:line="240" w:lineRule="auto"/>
+              <w:rPr>
+                <w:rFonts w:ascii="Arial" w:eastAsia="黑体" w:hAnsi="Arial" w:cs="Arial"/>
                 <w:sz w:val="20"/>
                 <w:szCs w:val="20"/>
               </w:rPr>
             </w:pPr>
-          </w:p>
-        </w:tc>
-        <w:tc>
-          <w:tcPr>
-            <w:tcW w:w="1276" w:type="dxa"/>
+            <w:bookmarkStart w:id="15" w:name="Sum_1"/>
+            <w:bookmarkEnd w:id="15"/>
+          </w:p>
+        </w:tc>
+        <w:tc>
+          <w:tcPr>
+            <w:tcW w:w="851" w:type="dxa"/>
           </w:tcPr>
           <w:p>
             <w:pPr>
@@ -1903,23 +2062,17 @@
               <w:jc w:val="center"/>
               <w:rPr>
                 <w:rFonts w:ascii="Arial" w:eastAsia="黑体" w:hAnsi="Arial" w:cs="Arial"/>
-                <w:sz w:val="18"/>
-                <w:szCs w:val="18"/>
-              </w:rPr>
-            </w:pPr>
-            <w:r>
-              <w:rPr>
-                <w:rFonts w:ascii="Arial" w:eastAsia="黑体" w:hAnsi="Arial" w:cs="Arial" w:hint="eastAsia"/>
-                <w:sz w:val="18"/>
-                <w:szCs w:val="18"/>
-              </w:rPr>
-              <w:t>Sum</w:t>
-            </w:r>
-          </w:p>
-        </w:tc>
-        <w:tc>
-          <w:tcPr>
-            <w:tcW w:w="851" w:type="dxa"/>
+                <w:sz w:val="14"/>
+                <w:szCs w:val="14"/>
+              </w:rPr>
+            </w:pPr>
+            <w:bookmarkStart w:id="16" w:name="GSMTrail1_1"/>
+            <w:bookmarkEnd w:id="16"/>
+          </w:p>
+        </w:tc>
+        <w:tc>
+          <w:tcPr>
+            <w:tcW w:w="1134" w:type="dxa"/>
           </w:tcPr>
           <w:p>
             <w:pPr>
@@ -1929,16 +2082,15 @@
                 <w:rFonts w:ascii="Arial" w:eastAsia="黑体" w:hAnsi="Arial" w:cs="Arial"/>
                 <w:sz w:val="14"/>
                 <w:szCs w:val="14"/>
-                <w:u w:val="single"/>
-              </w:rPr>
-            </w:pPr>
-            <w:bookmarkStart w:id="7" w:name="GSMTrail1"/>
-            <w:bookmarkEnd w:id="7"/>
-          </w:p>
-        </w:tc>
-        <w:tc>
-          <w:tcPr>
-            <w:tcW w:w="1134" w:type="dxa"/>
+              </w:rPr>
+            </w:pPr>
+            <w:bookmarkStart w:id="17" w:name="RateTrail1_1"/>
+            <w:bookmarkEnd w:id="17"/>
+          </w:p>
+        </w:tc>
+        <w:tc>
+          <w:tcPr>
+            <w:tcW w:w="850" w:type="dxa"/>
           </w:tcPr>
           <w:p>
             <w:pPr>
@@ -1948,16 +2100,15 @@
                 <w:rFonts w:ascii="Arial" w:eastAsia="黑体" w:hAnsi="Arial" w:cs="Arial"/>
                 <w:sz w:val="14"/>
                 <w:szCs w:val="14"/>
-                <w:u w:val="single"/>
-              </w:rPr>
-            </w:pPr>
-            <w:bookmarkStart w:id="8" w:name="RateTrail1"/>
-            <w:bookmarkEnd w:id="8"/>
-          </w:p>
-        </w:tc>
-        <w:tc>
-          <w:tcPr>
-            <w:tcW w:w="850" w:type="dxa"/>
+              </w:rPr>
+            </w:pPr>
+            <w:bookmarkStart w:id="18" w:name="GSMTrail2_1"/>
+            <w:bookmarkEnd w:id="18"/>
+          </w:p>
+        </w:tc>
+        <w:tc>
+          <w:tcPr>
+            <w:tcW w:w="1134" w:type="dxa"/>
           </w:tcPr>
           <w:p>
             <w:pPr>
@@ -1967,11 +2118,10 @@
                 <w:rFonts w:ascii="Arial" w:eastAsia="黑体" w:hAnsi="Arial" w:cs="Arial"/>
                 <w:sz w:val="14"/>
                 <w:szCs w:val="14"/>
-                <w:u w:val="single"/>
-              </w:rPr>
-            </w:pPr>
-            <w:bookmarkStart w:id="9" w:name="GSMTrail2"/>
-            <w:bookmarkEnd w:id="9"/>
+              </w:rPr>
+            </w:pPr>
+            <w:bookmarkStart w:id="19" w:name="RateTrail2_1"/>
+            <w:bookmarkEnd w:id="19"/>
           </w:p>
         </w:tc>
         <w:tc>
@@ -1986,79 +2136,64 @@
                 <w:rFonts w:ascii="Arial" w:eastAsia="黑体" w:hAnsi="Arial" w:cs="Arial"/>
                 <w:sz w:val="14"/>
                 <w:szCs w:val="14"/>
-                <w:u w:val="single"/>
-              </w:rPr>
-            </w:pPr>
-            <w:bookmarkStart w:id="10" w:name="RateTrail2"/>
-            <w:bookmarkEnd w:id="10"/>
-          </w:p>
-        </w:tc>
-        <w:tc>
-          <w:tcPr>
-            <w:tcW w:w="1134" w:type="dxa"/>
+              </w:rPr>
+            </w:pPr>
+            <w:bookmarkStart w:id="20" w:name="Avg_1"/>
+            <w:bookmarkEnd w:id="20"/>
+          </w:p>
+        </w:tc>
+        <w:tc>
+          <w:tcPr>
+            <w:tcW w:w="851" w:type="dxa"/>
           </w:tcPr>
           <w:p>
             <w:pPr>
               <w:spacing w:after="0" w:line="240" w:lineRule="auto"/>
               <w:jc w:val="center"/>
               <w:rPr>
+                <w:rFonts w:ascii="Arial" w:eastAsia="黑体" w:hAnsi="Arial" w:cs="Arial"/>
                 <w:sz w:val="14"/>
                 <w:szCs w:val="14"/>
-                <w:u w:val="single"/>
-              </w:rPr>
-            </w:pPr>
-            <w:bookmarkStart w:id="11" w:name="Avg"/>
-            <w:bookmarkEnd w:id="11"/>
-          </w:p>
-        </w:tc>
-        <w:tc>
-          <w:tcPr>
-            <w:tcW w:w="851" w:type="dxa"/>
+              </w:rPr>
+            </w:pPr>
+            <w:bookmarkStart w:id="21" w:name="Correct_1"/>
+            <w:bookmarkEnd w:id="21"/>
+          </w:p>
+        </w:tc>
+        <w:tc>
+          <w:tcPr>
+            <w:tcW w:w="1134" w:type="dxa"/>
           </w:tcPr>
           <w:p>
             <w:pPr>
               <w:spacing w:after="0" w:line="240" w:lineRule="auto"/>
               <w:jc w:val="center"/>
               <w:rPr>
+                <w:rFonts w:ascii="Arial" w:eastAsia="黑体" w:hAnsi="Arial" w:cs="Arial"/>
                 <w:sz w:val="14"/>
                 <w:szCs w:val="14"/>
-                <w:u w:val="single"/>
-              </w:rPr>
-            </w:pPr>
-          </w:p>
-        </w:tc>
-        <w:tc>
-          <w:tcPr>
-            <w:tcW w:w="1134" w:type="dxa"/>
+              </w:rPr>
+            </w:pPr>
+            <w:bookmarkStart w:id="22" w:name="MoistureRegain_1"/>
+            <w:bookmarkEnd w:id="22"/>
+          </w:p>
+        </w:tc>
+        <w:tc>
+          <w:tcPr>
+            <w:tcW w:w="992" w:type="dxa"/>
           </w:tcPr>
           <w:p>
             <w:pPr>
               <w:spacing w:after="0" w:line="240" w:lineRule="auto"/>
               <w:jc w:val="center"/>
               <w:rPr>
+                <w:rFonts w:ascii="Arial" w:eastAsia="黑体" w:hAnsi="Arial" w:cs="Arial"/>
                 <w:sz w:val="14"/>
                 <w:szCs w:val="14"/>
-                <w:u w:val="single"/>
-              </w:rPr>
-            </w:pPr>
-          </w:p>
-        </w:tc>
-        <w:tc>
-          <w:tcPr>
-            <w:tcW w:w="992" w:type="dxa"/>
-          </w:tcPr>
-          <w:p>
-            <w:pPr>
-              <w:spacing w:after="0" w:line="240" w:lineRule="auto"/>
-              <w:jc w:val="center"/>
-              <w:rPr>
-                <w:sz w:val="14"/>
-                <w:szCs w:val="14"/>
-                <w:u w:val="single"/>
-              </w:rPr>
-            </w:pPr>
-            <w:bookmarkStart w:id="12" w:name="Rate"/>
-            <w:bookmarkEnd w:id="12"/>
+              </w:rPr>
+            </w:pPr>
+            <w:bookmarkStart w:id="23" w:name="Rate_1"/>
+            <w:bookmarkEnd w:id="23"/>
           </w:p>
         </w:tc>
       </w:tr>
@@ -2080,8 +2215,8 @@
                 <w:szCs w:val="18"/>
               </w:rPr>
             </w:pPr>
-            <w:bookmarkStart w:id="13" w:name="Section_1"/>
-            <w:bookmarkEnd w:id="13"/>
+            <w:bookmarkStart w:id="24" w:name="Section_2"/>
+            <w:bookmarkEnd w:id="24"/>
           </w:p>
         </w:tc>
         <w:tc>
@@ -2097,8 +2232,8 @@
                 <w:szCs w:val="20"/>
               </w:rPr>
             </w:pPr>
-            <w:bookmarkStart w:id="14" w:name="Sum_1"/>
-            <w:bookmarkEnd w:id="14"/>
+            <w:bookmarkStart w:id="25" w:name="Sum_2"/>
+            <w:bookmarkEnd w:id="25"/>
           </w:p>
         </w:tc>
         <w:tc>
@@ -2115,8 +2250,8 @@
                 <w:szCs w:val="14"/>
               </w:rPr>
             </w:pPr>
-            <w:bookmarkStart w:id="15" w:name="GSMTrail1_1"/>
-            <w:bookmarkEnd w:id="15"/>
+            <w:bookmarkStart w:id="26" w:name="GSMTrail1_2"/>
+            <w:bookmarkEnd w:id="26"/>
           </w:p>
         </w:tc>
         <w:tc>
@@ -2133,8 +2268,8 @@
                 <w:szCs w:val="14"/>
               </w:rPr>
             </w:pPr>
-            <w:bookmarkStart w:id="16" w:name="RateTrail1_1"/>
-            <w:bookmarkEnd w:id="16"/>
+            <w:bookmarkStart w:id="27" w:name="RateTrail1_2"/>
+            <w:bookmarkEnd w:id="27"/>
           </w:p>
         </w:tc>
         <w:tc>
@@ -2151,8 +2286,8 @@
                 <w:szCs w:val="14"/>
               </w:rPr>
             </w:pPr>
-            <w:bookmarkStart w:id="17" w:name="GSMTrail2_1"/>
-            <w:bookmarkEnd w:id="17"/>
+            <w:bookmarkStart w:id="28" w:name="GSMTrail2_2"/>
+            <w:bookmarkEnd w:id="28"/>
           </w:p>
         </w:tc>
         <w:tc>
@@ -2169,8 +2304,8 @@
                 <w:szCs w:val="14"/>
               </w:rPr>
             </w:pPr>
-            <w:bookmarkStart w:id="18" w:name="RateTrail2_1"/>
-            <w:bookmarkEnd w:id="18"/>
+            <w:bookmarkStart w:id="29" w:name="RateTrail2_2"/>
+            <w:bookmarkEnd w:id="29"/>
           </w:p>
         </w:tc>
         <w:tc>
@@ -2187,8 +2322,8 @@
                 <w:szCs w:val="14"/>
               </w:rPr>
             </w:pPr>
-            <w:bookmarkStart w:id="19" w:name="Avg_1"/>
-            <w:bookmarkEnd w:id="19"/>
+            <w:bookmarkStart w:id="30" w:name="Avg_2"/>
+            <w:bookmarkEnd w:id="30"/>
           </w:p>
         </w:tc>
         <w:tc>
@@ -2205,8 +2340,8 @@
                 <w:szCs w:val="14"/>
               </w:rPr>
             </w:pPr>
-            <w:bookmarkStart w:id="20" w:name="Correct_1"/>
-            <w:bookmarkEnd w:id="20"/>
+            <w:bookmarkStart w:id="31" w:name="Correct_2"/>
+            <w:bookmarkEnd w:id="31"/>
           </w:p>
         </w:tc>
         <w:tc>
@@ -2223,8 +2358,8 @@
                 <w:szCs w:val="14"/>
               </w:rPr>
             </w:pPr>
-            <w:bookmarkStart w:id="21" w:name="MoistureRegain_1"/>
-            <w:bookmarkEnd w:id="21"/>
+            <w:bookmarkStart w:id="32" w:name="MoistureRegain_2"/>
+            <w:bookmarkEnd w:id="32"/>
           </w:p>
         </w:tc>
         <w:tc>
@@ -2241,8 +2376,8 @@
                 <w:szCs w:val="14"/>
               </w:rPr>
             </w:pPr>
-            <w:bookmarkStart w:id="22" w:name="Rate_1"/>
-            <w:bookmarkEnd w:id="22"/>
+            <w:bookmarkStart w:id="33" w:name="Rate_2"/>
+            <w:bookmarkEnd w:id="33"/>
           </w:p>
         </w:tc>
       </w:tr>
@@ -2264,8 +2399,8 @@
                 <w:szCs w:val="18"/>
               </w:rPr>
             </w:pPr>
-            <w:bookmarkStart w:id="23" w:name="Section_2"/>
-            <w:bookmarkEnd w:id="23"/>
+            <w:bookmarkStart w:id="34" w:name="Section_3"/>
+            <w:bookmarkEnd w:id="34"/>
           </w:p>
         </w:tc>
         <w:tc>
@@ -2281,8 +2416,8 @@
                 <w:szCs w:val="20"/>
               </w:rPr>
             </w:pPr>
-            <w:bookmarkStart w:id="24" w:name="Sum_2"/>
-            <w:bookmarkEnd w:id="24"/>
+            <w:bookmarkStart w:id="35" w:name="Sum_3"/>
+            <w:bookmarkEnd w:id="35"/>
           </w:p>
         </w:tc>
         <w:tc>
@@ -2299,8 +2434,8 @@
                 <w:szCs w:val="14"/>
               </w:rPr>
             </w:pPr>
-            <w:bookmarkStart w:id="25" w:name="GSMTrail1_2"/>
-            <w:bookmarkEnd w:id="25"/>
+            <w:bookmarkStart w:id="36" w:name="GSMTrail1_3"/>
+            <w:bookmarkEnd w:id="36"/>
           </w:p>
         </w:tc>
         <w:tc>
@@ -2317,8 +2452,8 @@
                 <w:szCs w:val="14"/>
               </w:rPr>
             </w:pPr>
-            <w:bookmarkStart w:id="26" w:name="RateTrail1_2"/>
-            <w:bookmarkEnd w:id="26"/>
+            <w:bookmarkStart w:id="37" w:name="RateTrail1_3"/>
+            <w:bookmarkEnd w:id="37"/>
           </w:p>
         </w:tc>
         <w:tc>
@@ -2335,8 +2470,8 @@
                 <w:szCs w:val="14"/>
               </w:rPr>
             </w:pPr>
-            <w:bookmarkStart w:id="27" w:name="GSMTrail2_2"/>
-            <w:bookmarkEnd w:id="27"/>
+            <w:bookmarkStart w:id="38" w:name="GSMTrail2_3"/>
+            <w:bookmarkEnd w:id="38"/>
           </w:p>
         </w:tc>
         <w:tc>
@@ -2349,12 +2484,14 @@
               <w:jc w:val="center"/>
               <w:rPr>
                 <w:rFonts w:ascii="Arial" w:eastAsia="黑体" w:hAnsi="Arial" w:cs="Arial"/>
+                <w:b/>
+                <w:bCs/>
                 <w:sz w:val="14"/>
                 <w:szCs w:val="14"/>
               </w:rPr>
             </w:pPr>
-            <w:bookmarkStart w:id="28" w:name="RateTrail2_2"/>
-            <w:bookmarkEnd w:id="28"/>
+            <w:bookmarkStart w:id="39" w:name="RateTrail2_3"/>
+            <w:bookmarkEnd w:id="39"/>
           </w:p>
         </w:tc>
         <w:tc>
@@ -2366,13 +2503,12 @@
               <w:spacing w:after="0" w:line="240" w:lineRule="auto"/>
               <w:jc w:val="center"/>
               <w:rPr>
-                <w:rFonts w:ascii="Arial" w:eastAsia="黑体" w:hAnsi="Arial" w:cs="Arial"/>
                 <w:sz w:val="14"/>
                 <w:szCs w:val="14"/>
               </w:rPr>
             </w:pPr>
-            <w:bookmarkStart w:id="29" w:name="Avg_2"/>
-            <w:bookmarkEnd w:id="29"/>
+            <w:bookmarkStart w:id="40" w:name="Avg_3"/>
+            <w:bookmarkEnd w:id="40"/>
           </w:p>
         </w:tc>
         <w:tc>
@@ -2384,13 +2520,12 @@
               <w:spacing w:after="0" w:line="240" w:lineRule="auto"/>
               <w:jc w:val="center"/>
               <w:rPr>
-                <w:rFonts w:ascii="Arial" w:eastAsia="黑体" w:hAnsi="Arial" w:cs="Arial"/>
                 <w:sz w:val="14"/>
                 <w:szCs w:val="14"/>
               </w:rPr>
             </w:pPr>
-            <w:bookmarkStart w:id="30" w:name="Correct_2"/>
-            <w:bookmarkEnd w:id="30"/>
+            <w:bookmarkStart w:id="41" w:name="Correct_3"/>
+            <w:bookmarkEnd w:id="41"/>
           </w:p>
         </w:tc>
         <w:tc>
@@ -2402,13 +2537,12 @@
               <w:spacing w:after="0" w:line="240" w:lineRule="auto"/>
               <w:jc w:val="center"/>
               <w:rPr>
-                <w:rFonts w:ascii="Arial" w:eastAsia="黑体" w:hAnsi="Arial" w:cs="Arial"/>
                 <w:sz w:val="14"/>
                 <w:szCs w:val="14"/>
               </w:rPr>
             </w:pPr>
-            <w:bookmarkStart w:id="31" w:name="MoistureRegain_2"/>
-            <w:bookmarkEnd w:id="31"/>
+            <w:bookmarkStart w:id="42" w:name="MoistureRegain_3"/>
+            <w:bookmarkEnd w:id="42"/>
           </w:p>
         </w:tc>
         <w:tc>
@@ -2420,13 +2554,12 @@
               <w:spacing w:after="0" w:line="240" w:lineRule="auto"/>
               <w:jc w:val="center"/>
               <w:rPr>
-                <w:rFonts w:ascii="Arial" w:eastAsia="黑体" w:hAnsi="Arial" w:cs="Arial"/>
                 <w:sz w:val="14"/>
                 <w:szCs w:val="14"/>
               </w:rPr>
             </w:pPr>
-            <w:bookmarkStart w:id="32" w:name="Rate_2"/>
-            <w:bookmarkEnd w:id="32"/>
+            <w:bookmarkStart w:id="43" w:name="Rate_3"/>
+            <w:bookmarkEnd w:id="43"/>
           </w:p>
         </w:tc>
       </w:tr>
@@ -2448,8 +2581,8 @@
                 <w:szCs w:val="18"/>
               </w:rPr>
             </w:pPr>
-            <w:bookmarkStart w:id="33" w:name="Section_3"/>
-            <w:bookmarkEnd w:id="33"/>
+            <w:bookmarkStart w:id="44" w:name="Section_4"/>
+            <w:bookmarkEnd w:id="44"/>
           </w:p>
         </w:tc>
         <w:tc>
@@ -2465,8 +2598,8 @@
                 <w:szCs w:val="20"/>
               </w:rPr>
             </w:pPr>
-            <w:bookmarkStart w:id="34" w:name="Sum_3"/>
-            <w:bookmarkEnd w:id="34"/>
+            <w:bookmarkStart w:id="45" w:name="Sum_4"/>
+            <w:bookmarkEnd w:id="45"/>
           </w:p>
         </w:tc>
         <w:tc>
@@ -2483,8 +2616,8 @@
                 <w:szCs w:val="14"/>
               </w:rPr>
             </w:pPr>
-            <w:bookmarkStart w:id="35" w:name="GSMTrail1_3"/>
-            <w:bookmarkEnd w:id="35"/>
+            <w:bookmarkStart w:id="46" w:name="GSMTrail1_4"/>
+            <w:bookmarkEnd w:id="46"/>
           </w:p>
         </w:tc>
         <w:tc>
@@ -2501,8 +2634,8 @@
                 <w:szCs w:val="14"/>
               </w:rPr>
             </w:pPr>
-            <w:bookmarkStart w:id="36" w:name="RateTrail1_3"/>
-            <w:bookmarkEnd w:id="36"/>
+            <w:bookmarkStart w:id="47" w:name="RateTrail1_4"/>
+            <w:bookmarkEnd w:id="47"/>
           </w:p>
         </w:tc>
         <w:tc>
@@ -2519,8 +2652,8 @@
                 <w:szCs w:val="14"/>
               </w:rPr>
             </w:pPr>
-            <w:bookmarkStart w:id="37" w:name="GSMTrail2_3"/>
-            <w:bookmarkEnd w:id="37"/>
+            <w:bookmarkStart w:id="48" w:name="GSMTrail2_4"/>
+            <w:bookmarkEnd w:id="48"/>
           </w:p>
         </w:tc>
         <w:tc>
@@ -2533,14 +2666,12 @@
               <w:jc w:val="center"/>
               <w:rPr>
                 <w:rFonts w:ascii="Arial" w:eastAsia="黑体" w:hAnsi="Arial" w:cs="Arial"/>
-                <w:b/>
-                <w:bCs/>
                 <w:sz w:val="14"/>
                 <w:szCs w:val="14"/>
               </w:rPr>
             </w:pPr>
-            <w:bookmarkStart w:id="38" w:name="RateTrail2_3"/>
-            <w:bookmarkEnd w:id="38"/>
+            <w:bookmarkStart w:id="49" w:name="RateTrail2_4"/>
+            <w:bookmarkEnd w:id="49"/>
           </w:p>
         </w:tc>
         <w:tc>
@@ -2552,12 +2683,13 @@
               <w:spacing w:after="0" w:line="240" w:lineRule="auto"/>
               <w:jc w:val="center"/>
               <w:rPr>
+                <w:rFonts w:ascii="Arial" w:eastAsia="黑体" w:hAnsi="Arial" w:cs="Arial"/>
                 <w:sz w:val="14"/>
                 <w:szCs w:val="14"/>
               </w:rPr>
             </w:pPr>
-            <w:bookmarkStart w:id="39" w:name="Avg_3"/>
-            <w:bookmarkEnd w:id="39"/>
+            <w:bookmarkStart w:id="50" w:name="Avg_4"/>
+            <w:bookmarkEnd w:id="50"/>
           </w:p>
         </w:tc>
         <w:tc>
@@ -2569,12 +2701,13 @@
               <w:spacing w:after="0" w:line="240" w:lineRule="auto"/>
               <w:jc w:val="center"/>
               <w:rPr>
+                <w:rFonts w:ascii="Arial" w:eastAsia="黑体" w:hAnsi="Arial" w:cs="Arial"/>
                 <w:sz w:val="14"/>
                 <w:szCs w:val="14"/>
               </w:rPr>
             </w:pPr>
-            <w:bookmarkStart w:id="40" w:name="Correct_3"/>
-            <w:bookmarkEnd w:id="40"/>
+            <w:bookmarkStart w:id="51" w:name="Correct_4"/>
+            <w:bookmarkEnd w:id="51"/>
           </w:p>
         </w:tc>
         <w:tc>
@@ -2586,12 +2719,13 @@
               <w:spacing w:after="0" w:line="240" w:lineRule="auto"/>
               <w:jc w:val="center"/>
               <w:rPr>
+                <w:rFonts w:ascii="Arial" w:eastAsia="黑体" w:hAnsi="Arial" w:cs="Arial"/>
                 <w:sz w:val="14"/>
                 <w:szCs w:val="14"/>
               </w:rPr>
             </w:pPr>
-            <w:bookmarkStart w:id="41" w:name="MoistureRegain_3"/>
-            <w:bookmarkEnd w:id="41"/>
+            <w:bookmarkStart w:id="52" w:name="MoistureRegain_4"/>
+            <w:bookmarkEnd w:id="52"/>
           </w:p>
         </w:tc>
         <w:tc>
@@ -2603,12 +2737,13 @@
               <w:spacing w:after="0" w:line="240" w:lineRule="auto"/>
               <w:jc w:val="center"/>
               <w:rPr>
+                <w:rFonts w:ascii="Arial" w:eastAsia="黑体" w:hAnsi="Arial" w:cs="Arial"/>
                 <w:sz w:val="14"/>
                 <w:szCs w:val="14"/>
               </w:rPr>
             </w:pPr>
-            <w:bookmarkStart w:id="42" w:name="Rate_3"/>
-            <w:bookmarkEnd w:id="42"/>
+            <w:bookmarkStart w:id="53" w:name="Rate_4"/>
+            <w:bookmarkEnd w:id="53"/>
           </w:p>
         </w:tc>
       </w:tr>
@@ -2630,8 +2765,8 @@
                 <w:szCs w:val="18"/>
               </w:rPr>
             </w:pPr>
-            <w:bookmarkStart w:id="43" w:name="Section_4"/>
-            <w:bookmarkEnd w:id="43"/>
+            <w:bookmarkStart w:id="54" w:name="Section_5"/>
+            <w:bookmarkEnd w:id="54"/>
           </w:p>
         </w:tc>
         <w:tc>
@@ -2647,8 +2782,8 @@
                 <w:szCs w:val="20"/>
               </w:rPr>
             </w:pPr>
-            <w:bookmarkStart w:id="44" w:name="Sum_4"/>
-            <w:bookmarkEnd w:id="44"/>
+            <w:bookmarkStart w:id="55" w:name="Sum_5"/>
+            <w:bookmarkEnd w:id="55"/>
           </w:p>
         </w:tc>
         <w:tc>
@@ -2665,8 +2800,8 @@
                 <w:szCs w:val="14"/>
               </w:rPr>
             </w:pPr>
-            <w:bookmarkStart w:id="45" w:name="GSMTrail1_4"/>
-            <w:bookmarkEnd w:id="45"/>
+            <w:bookmarkStart w:id="56" w:name="GSMTrail1_5"/>
+            <w:bookmarkEnd w:id="56"/>
           </w:p>
         </w:tc>
         <w:tc>
@@ -2683,8 +2818,8 @@
                 <w:szCs w:val="14"/>
               </w:rPr>
             </w:pPr>
-            <w:bookmarkStart w:id="46" w:name="RateTrail1_4"/>
-            <w:bookmarkEnd w:id="46"/>
+            <w:bookmarkStart w:id="57" w:name="RateTrail1_5"/>
+            <w:bookmarkEnd w:id="57"/>
           </w:p>
         </w:tc>
         <w:tc>
@@ -2701,8 +2836,8 @@
                 <w:szCs w:val="14"/>
               </w:rPr>
             </w:pPr>
-            <w:bookmarkStart w:id="47" w:name="GSMTrail2_4"/>
-            <w:bookmarkEnd w:id="47"/>
+            <w:bookmarkStart w:id="58" w:name="GSMTrail2_5"/>
+            <w:bookmarkEnd w:id="58"/>
           </w:p>
         </w:tc>
         <w:tc>
@@ -2719,8 +2854,8 @@
                 <w:szCs w:val="14"/>
               </w:rPr>
             </w:pPr>
-            <w:bookmarkStart w:id="48" w:name="RateTrail2_4"/>
-            <w:bookmarkEnd w:id="48"/>
+            <w:bookmarkStart w:id="59" w:name="RateTrail2_5"/>
+            <w:bookmarkEnd w:id="59"/>
           </w:p>
         </w:tc>
         <w:tc>
@@ -2737,8 +2872,8 @@
                 <w:szCs w:val="14"/>
               </w:rPr>
             </w:pPr>
-            <w:bookmarkStart w:id="49" w:name="Avg_4"/>
-            <w:bookmarkEnd w:id="49"/>
+            <w:bookmarkStart w:id="60" w:name="Avg_5"/>
+            <w:bookmarkEnd w:id="60"/>
           </w:p>
         </w:tc>
         <w:tc>
@@ -2755,8 +2890,8 @@
                 <w:szCs w:val="14"/>
               </w:rPr>
             </w:pPr>
-            <w:bookmarkStart w:id="50" w:name="Correct_4"/>
-            <w:bookmarkEnd w:id="50"/>
+            <w:bookmarkStart w:id="61" w:name="Correct_5"/>
+            <w:bookmarkEnd w:id="61"/>
           </w:p>
         </w:tc>
         <w:tc>
@@ -2773,8 +2908,8 @@
                 <w:szCs w:val="14"/>
               </w:rPr>
             </w:pPr>
-            <w:bookmarkStart w:id="51" w:name="MoistureRegain_4"/>
-            <w:bookmarkEnd w:id="51"/>
+            <w:bookmarkStart w:id="62" w:name="MoistureRegain_5"/>
+            <w:bookmarkEnd w:id="62"/>
           </w:p>
         </w:tc>
         <w:tc>
@@ -2791,8 +2926,8 @@
                 <w:szCs w:val="14"/>
               </w:rPr>
             </w:pPr>
-            <w:bookmarkStart w:id="52" w:name="Rate_4"/>
-            <w:bookmarkEnd w:id="52"/>
+            <w:bookmarkStart w:id="63" w:name="Rate_5"/>
+            <w:bookmarkEnd w:id="63"/>
           </w:p>
         </w:tc>
       </w:tr>
@@ -2814,8 +2949,8 @@
                 <w:szCs w:val="18"/>
               </w:rPr>
             </w:pPr>
-            <w:bookmarkStart w:id="53" w:name="Section_5"/>
-            <w:bookmarkEnd w:id="53"/>
+            <w:bookmarkStart w:id="64" w:name="Section_6"/>
+            <w:bookmarkEnd w:id="64"/>
           </w:p>
         </w:tc>
         <w:tc>
@@ -2831,8 +2966,8 @@
                 <w:szCs w:val="20"/>
               </w:rPr>
             </w:pPr>
-            <w:bookmarkStart w:id="54" w:name="Sum_5"/>
-            <w:bookmarkEnd w:id="54"/>
+            <w:bookmarkStart w:id="65" w:name="Sum_6"/>
+            <w:bookmarkEnd w:id="65"/>
           </w:p>
         </w:tc>
         <w:tc>
@@ -2849,8 +2984,8 @@
                 <w:szCs w:val="14"/>
               </w:rPr>
             </w:pPr>
-            <w:bookmarkStart w:id="55" w:name="GSMTrail1_5"/>
-            <w:bookmarkEnd w:id="55"/>
+            <w:bookmarkStart w:id="66" w:name="GSMTrail1_6"/>
+            <w:bookmarkEnd w:id="66"/>
           </w:p>
         </w:tc>
         <w:tc>
@@ -2867,8 +3002,8 @@
                 <w:szCs w:val="14"/>
               </w:rPr>
             </w:pPr>
-            <w:bookmarkStart w:id="56" w:name="RateTrail1_5"/>
-            <w:bookmarkEnd w:id="56"/>
+            <w:bookmarkStart w:id="67" w:name="RateTrail1_6"/>
+            <w:bookmarkEnd w:id="67"/>
           </w:p>
         </w:tc>
         <w:tc>
@@ -2885,8 +3020,8 @@
                 <w:szCs w:val="14"/>
               </w:rPr>
             </w:pPr>
-            <w:bookmarkStart w:id="57" w:name="GSMTrail2_5"/>
-            <w:bookmarkEnd w:id="57"/>
+            <w:bookmarkStart w:id="68" w:name="GSMTrail2_6"/>
+            <w:bookmarkEnd w:id="68"/>
           </w:p>
         </w:tc>
         <w:tc>
@@ -2903,8 +3038,8 @@
                 <w:szCs w:val="14"/>
               </w:rPr>
             </w:pPr>
-            <w:bookmarkStart w:id="58" w:name="RateTrail2_5"/>
-            <w:bookmarkEnd w:id="58"/>
+            <w:bookmarkStart w:id="69" w:name="RateTrail2_6"/>
+            <w:bookmarkEnd w:id="69"/>
           </w:p>
         </w:tc>
         <w:tc>
@@ -2921,8 +3056,8 @@
                 <w:szCs w:val="14"/>
               </w:rPr>
             </w:pPr>
-            <w:bookmarkStart w:id="59" w:name="Avg_5"/>
-            <w:bookmarkEnd w:id="59"/>
+            <w:bookmarkStart w:id="70" w:name="Avg_6"/>
+            <w:bookmarkEnd w:id="70"/>
           </w:p>
         </w:tc>
         <w:tc>
@@ -2939,8 +3074,8 @@
                 <w:szCs w:val="14"/>
               </w:rPr>
             </w:pPr>
-            <w:bookmarkStart w:id="60" w:name="Correct_5"/>
-            <w:bookmarkEnd w:id="60"/>
+            <w:bookmarkStart w:id="71" w:name="Correct_6"/>
+            <w:bookmarkEnd w:id="71"/>
           </w:p>
         </w:tc>
         <w:tc>
@@ -2957,8 +3092,8 @@
                 <w:szCs w:val="14"/>
               </w:rPr>
             </w:pPr>
-            <w:bookmarkStart w:id="61" w:name="MoistureRegain_5"/>
-            <w:bookmarkEnd w:id="61"/>
+            <w:bookmarkStart w:id="72" w:name="MoistureRegain_6"/>
+            <w:bookmarkEnd w:id="72"/>
           </w:p>
         </w:tc>
         <w:tc>
@@ -2975,8 +3110,8 @@
                 <w:szCs w:val="14"/>
               </w:rPr>
             </w:pPr>
-            <w:bookmarkStart w:id="62" w:name="Rate_5"/>
-            <w:bookmarkEnd w:id="62"/>
+            <w:bookmarkStart w:id="73" w:name="Rate_6"/>
+            <w:bookmarkEnd w:id="73"/>
           </w:p>
         </w:tc>
       </w:tr>
@@ -2998,8 +3133,8 @@
                 <w:szCs w:val="18"/>
               </w:rPr>
             </w:pPr>
-            <w:bookmarkStart w:id="63" w:name="Section_6"/>
-            <w:bookmarkEnd w:id="63"/>
+            <w:bookmarkStart w:id="74" w:name="Section_7"/>
+            <w:bookmarkEnd w:id="74"/>
           </w:p>
         </w:tc>
         <w:tc>
@@ -3015,8 +3150,8 @@
                 <w:szCs w:val="20"/>
               </w:rPr>
             </w:pPr>
-            <w:bookmarkStart w:id="64" w:name="Sum_6"/>
-            <w:bookmarkEnd w:id="64"/>
+            <w:bookmarkStart w:id="75" w:name="Sum_7"/>
+            <w:bookmarkEnd w:id="75"/>
           </w:p>
         </w:tc>
         <w:tc>
@@ -3033,8 +3168,8 @@
                 <w:szCs w:val="14"/>
               </w:rPr>
             </w:pPr>
-            <w:bookmarkStart w:id="65" w:name="GSMTrail1_6"/>
-            <w:bookmarkEnd w:id="65"/>
+            <w:bookmarkStart w:id="76" w:name="GSMTrail1_7"/>
+            <w:bookmarkEnd w:id="76"/>
           </w:p>
         </w:tc>
         <w:tc>
@@ -3051,8 +3186,8 @@
                 <w:szCs w:val="14"/>
               </w:rPr>
             </w:pPr>
-            <w:bookmarkStart w:id="66" w:name="RateTrail1_6"/>
-            <w:bookmarkEnd w:id="66"/>
+            <w:bookmarkStart w:id="77" w:name="RateTrail1_7"/>
+            <w:bookmarkEnd w:id="77"/>
           </w:p>
         </w:tc>
         <w:tc>
@@ -3069,8 +3204,8 @@
                 <w:szCs w:val="14"/>
               </w:rPr>
             </w:pPr>
-            <w:bookmarkStart w:id="67" w:name="GSMTrail2_6"/>
-            <w:bookmarkEnd w:id="67"/>
+            <w:bookmarkStart w:id="78" w:name="GSMTrail2_7"/>
+            <w:bookmarkEnd w:id="78"/>
           </w:p>
         </w:tc>
         <w:tc>
@@ -3087,8 +3222,8 @@
                 <w:szCs w:val="14"/>
               </w:rPr>
             </w:pPr>
-            <w:bookmarkStart w:id="68" w:name="RateTrail2_6"/>
-            <w:bookmarkEnd w:id="68"/>
+            <w:bookmarkStart w:id="79" w:name="RateTrail2_7"/>
+            <w:bookmarkEnd w:id="79"/>
           </w:p>
         </w:tc>
         <w:tc>
@@ -3105,8 +3240,8 @@
                 <w:szCs w:val="14"/>
               </w:rPr>
             </w:pPr>
-            <w:bookmarkStart w:id="69" w:name="Avg_6"/>
-            <w:bookmarkEnd w:id="69"/>
+            <w:bookmarkStart w:id="80" w:name="Avg_7"/>
+            <w:bookmarkEnd w:id="80"/>
           </w:p>
         </w:tc>
         <w:tc>
@@ -3123,8 +3258,8 @@
                 <w:szCs w:val="14"/>
               </w:rPr>
             </w:pPr>
-            <w:bookmarkStart w:id="70" w:name="Correct_6"/>
-            <w:bookmarkEnd w:id="70"/>
+            <w:bookmarkStart w:id="81" w:name="Correct_7"/>
+            <w:bookmarkEnd w:id="81"/>
           </w:p>
         </w:tc>
         <w:tc>
@@ -3141,8 +3276,8 @@
                 <w:szCs w:val="14"/>
               </w:rPr>
             </w:pPr>
-            <w:bookmarkStart w:id="71" w:name="MoistureRegain_6"/>
-            <w:bookmarkEnd w:id="71"/>
+            <w:bookmarkStart w:id="82" w:name="MoistureRegain_7"/>
+            <w:bookmarkEnd w:id="82"/>
           </w:p>
         </w:tc>
         <w:tc>
@@ -3159,8 +3294,8 @@
                 <w:szCs w:val="14"/>
               </w:rPr>
             </w:pPr>
-            <w:bookmarkStart w:id="72" w:name="Rate_6"/>
-            <w:bookmarkEnd w:id="72"/>
+            <w:bookmarkStart w:id="83" w:name="Rate_7"/>
+            <w:bookmarkEnd w:id="83"/>
           </w:p>
         </w:tc>
       </w:tr>
@@ -3182,8 +3317,8 @@
                 <w:szCs w:val="18"/>
               </w:rPr>
             </w:pPr>
-            <w:bookmarkStart w:id="73" w:name="Section_7"/>
-            <w:bookmarkEnd w:id="73"/>
+            <w:bookmarkStart w:id="84" w:name="Section_8"/>
+            <w:bookmarkEnd w:id="84"/>
           </w:p>
         </w:tc>
         <w:tc>
@@ -3199,8 +3334,8 @@
                 <w:szCs w:val="20"/>
               </w:rPr>
             </w:pPr>
-            <w:bookmarkStart w:id="74" w:name="Sum_7"/>
-            <w:bookmarkEnd w:id="74"/>
+            <w:bookmarkStart w:id="85" w:name="Sum_8"/>
+            <w:bookmarkEnd w:id="85"/>
           </w:p>
         </w:tc>
         <w:tc>
@@ -3217,8 +3352,8 @@
                 <w:szCs w:val="14"/>
               </w:rPr>
             </w:pPr>
-            <w:bookmarkStart w:id="75" w:name="GSMTrail1_7"/>
-            <w:bookmarkEnd w:id="75"/>
+            <w:bookmarkStart w:id="86" w:name="GSMTrail1_8"/>
+            <w:bookmarkEnd w:id="86"/>
           </w:p>
         </w:tc>
         <w:tc>
@@ -3235,8 +3370,8 @@
                 <w:szCs w:val="14"/>
               </w:rPr>
             </w:pPr>
-            <w:bookmarkStart w:id="76" w:name="RateTrail1_7"/>
-            <w:bookmarkEnd w:id="76"/>
+            <w:bookmarkStart w:id="87" w:name="RateTrail1_8"/>
+            <w:bookmarkEnd w:id="87"/>
           </w:p>
         </w:tc>
         <w:tc>
@@ -3253,8 +3388,8 @@
                 <w:szCs w:val="14"/>
               </w:rPr>
             </w:pPr>
-            <w:bookmarkStart w:id="77" w:name="GSMTrail2_7"/>
-            <w:bookmarkEnd w:id="77"/>
+            <w:bookmarkStart w:id="88" w:name="GSMTrail2_8"/>
+            <w:bookmarkEnd w:id="88"/>
           </w:p>
         </w:tc>
         <w:tc>
@@ -3271,8 +3406,8 @@
                 <w:szCs w:val="14"/>
               </w:rPr>
             </w:pPr>
-            <w:bookmarkStart w:id="78" w:name="RateTrail2_7"/>
-            <w:bookmarkEnd w:id="78"/>
+            <w:bookmarkStart w:id="89" w:name="RateTrail2_8"/>
+            <w:bookmarkEnd w:id="89"/>
           </w:p>
         </w:tc>
         <w:tc>
@@ -3289,8 +3424,8 @@
                 <w:szCs w:val="14"/>
               </w:rPr>
             </w:pPr>
-            <w:bookmarkStart w:id="79" w:name="Avg_7"/>
-            <w:bookmarkEnd w:id="79"/>
+            <w:bookmarkStart w:id="90" w:name="Avg_8"/>
+            <w:bookmarkEnd w:id="90"/>
           </w:p>
         </w:tc>
         <w:tc>
@@ -3307,8 +3442,8 @@
                 <w:szCs w:val="14"/>
               </w:rPr>
             </w:pPr>
-            <w:bookmarkStart w:id="80" w:name="Correct_7"/>
-            <w:bookmarkEnd w:id="80"/>
+            <w:bookmarkStart w:id="91" w:name="Correct_8"/>
+            <w:bookmarkEnd w:id="91"/>
           </w:p>
         </w:tc>
         <w:tc>
@@ -3325,8 +3460,8 @@
                 <w:szCs w:val="14"/>
               </w:rPr>
             </w:pPr>
-            <w:bookmarkStart w:id="81" w:name="MoistureRegain_7"/>
-            <w:bookmarkEnd w:id="81"/>
+            <w:bookmarkStart w:id="92" w:name="MoistureRegain_8"/>
+            <w:bookmarkEnd w:id="92"/>
           </w:p>
         </w:tc>
         <w:tc>
@@ -3343,8 +3478,8 @@
                 <w:szCs w:val="14"/>
               </w:rPr>
             </w:pPr>
-            <w:bookmarkStart w:id="82" w:name="Rate_7"/>
-            <w:bookmarkEnd w:id="82"/>
+            <w:bookmarkStart w:id="93" w:name="Rate_8"/>
+            <w:bookmarkEnd w:id="93"/>
           </w:p>
         </w:tc>
       </w:tr>
@@ -3366,8 +3501,8 @@
                 <w:szCs w:val="18"/>
               </w:rPr>
             </w:pPr>
-            <w:bookmarkStart w:id="83" w:name="Section_8"/>
-            <w:bookmarkEnd w:id="83"/>
+            <w:bookmarkStart w:id="94" w:name="Section_9"/>
+            <w:bookmarkEnd w:id="94"/>
           </w:p>
         </w:tc>
         <w:tc>
@@ -3383,8 +3518,8 @@
                 <w:szCs w:val="20"/>
               </w:rPr>
             </w:pPr>
-            <w:bookmarkStart w:id="84" w:name="Sum_8"/>
-            <w:bookmarkEnd w:id="84"/>
+            <w:bookmarkStart w:id="95" w:name="Sum_9"/>
+            <w:bookmarkEnd w:id="95"/>
           </w:p>
         </w:tc>
         <w:tc>
@@ -3401,8 +3536,8 @@
                 <w:szCs w:val="14"/>
               </w:rPr>
             </w:pPr>
-            <w:bookmarkStart w:id="85" w:name="GSMTrail1_8"/>
-            <w:bookmarkEnd w:id="85"/>
+            <w:bookmarkStart w:id="96" w:name="GSMTrail1_9"/>
+            <w:bookmarkEnd w:id="96"/>
           </w:p>
         </w:tc>
         <w:tc>
@@ -3419,8 +3554,8 @@
                 <w:szCs w:val="14"/>
               </w:rPr>
             </w:pPr>
-            <w:bookmarkStart w:id="86" w:name="RateTrail1_8"/>
-            <w:bookmarkEnd w:id="86"/>
+            <w:bookmarkStart w:id="97" w:name="RateTrail1_9"/>
+            <w:bookmarkEnd w:id="97"/>
           </w:p>
         </w:tc>
         <w:tc>
@@ -3437,8 +3572,8 @@
                 <w:szCs w:val="14"/>
               </w:rPr>
             </w:pPr>
-            <w:bookmarkStart w:id="87" w:name="GSMTrail2_8"/>
-            <w:bookmarkEnd w:id="87"/>
+            <w:bookmarkStart w:id="98" w:name="GSMTrail2_9"/>
+            <w:bookmarkEnd w:id="98"/>
           </w:p>
         </w:tc>
         <w:tc>
@@ -3455,8 +3590,8 @@
                 <w:szCs w:val="14"/>
               </w:rPr>
             </w:pPr>
-            <w:bookmarkStart w:id="88" w:name="RateTrail2_8"/>
-            <w:bookmarkEnd w:id="88"/>
+            <w:bookmarkStart w:id="99" w:name="RateTrail2_9"/>
+            <w:bookmarkEnd w:id="99"/>
           </w:p>
         </w:tc>
         <w:tc>
@@ -3473,8 +3608,8 @@
                 <w:szCs w:val="14"/>
               </w:rPr>
             </w:pPr>
-            <w:bookmarkStart w:id="89" w:name="Avg_8"/>
-            <w:bookmarkEnd w:id="89"/>
+            <w:bookmarkStart w:id="100" w:name="Avg_9"/>
+            <w:bookmarkEnd w:id="100"/>
           </w:p>
         </w:tc>
         <w:tc>
@@ -3491,8 +3626,8 @@
                 <w:szCs w:val="14"/>
               </w:rPr>
             </w:pPr>
-            <w:bookmarkStart w:id="90" w:name="Correct_8"/>
-            <w:bookmarkEnd w:id="90"/>
+            <w:bookmarkStart w:id="101" w:name="Correct_9"/>
+            <w:bookmarkEnd w:id="101"/>
           </w:p>
         </w:tc>
         <w:tc>
@@ -3509,8 +3644,8 @@
                 <w:szCs w:val="14"/>
               </w:rPr>
             </w:pPr>
-            <w:bookmarkStart w:id="91" w:name="MoistureRegain_8"/>
-            <w:bookmarkEnd w:id="91"/>
+            <w:bookmarkStart w:id="102" w:name="MoistureRegain_9"/>
+            <w:bookmarkEnd w:id="102"/>
           </w:p>
         </w:tc>
         <w:tc>
@@ -3527,8 +3662,8 @@
                 <w:szCs w:val="14"/>
               </w:rPr>
             </w:pPr>
-            <w:bookmarkStart w:id="92" w:name="Rate_8"/>
-            <w:bookmarkEnd w:id="92"/>
+            <w:bookmarkStart w:id="103" w:name="Rate_9"/>
+            <w:bookmarkEnd w:id="103"/>
           </w:p>
         </w:tc>
       </w:tr>
@@ -3550,8 +3685,8 @@
                 <w:szCs w:val="18"/>
               </w:rPr>
             </w:pPr>
-            <w:bookmarkStart w:id="93" w:name="Section_9"/>
-            <w:bookmarkEnd w:id="93"/>
+            <w:bookmarkStart w:id="104" w:name="Section_10"/>
+            <w:bookmarkEnd w:id="104"/>
           </w:p>
         </w:tc>
         <w:tc>
@@ -3567,8 +3702,8 @@
                 <w:szCs w:val="20"/>
               </w:rPr>
             </w:pPr>
-            <w:bookmarkStart w:id="94" w:name="Sum_9"/>
-            <w:bookmarkEnd w:id="94"/>
+            <w:bookmarkStart w:id="105" w:name="Sum_10"/>
+            <w:bookmarkEnd w:id="105"/>
           </w:p>
         </w:tc>
         <w:tc>
@@ -3585,8 +3720,8 @@
                 <w:szCs w:val="14"/>
               </w:rPr>
             </w:pPr>
-            <w:bookmarkStart w:id="95" w:name="GSMTrail1_9"/>
-            <w:bookmarkEnd w:id="95"/>
+            <w:bookmarkStart w:id="106" w:name="GSMTrail1_10"/>
+            <w:bookmarkEnd w:id="106"/>
           </w:p>
         </w:tc>
         <w:tc>
@@ -3603,8 +3738,8 @@
                 <w:szCs w:val="14"/>
               </w:rPr>
             </w:pPr>
-            <w:bookmarkStart w:id="96" w:name="RateTrail1_9"/>
-            <w:bookmarkEnd w:id="96"/>
+            <w:bookmarkStart w:id="107" w:name="RateTrail1_10"/>
+            <w:bookmarkEnd w:id="107"/>
           </w:p>
         </w:tc>
         <w:tc>
@@ -3621,8 +3756,8 @@
                 <w:szCs w:val="14"/>
               </w:rPr>
             </w:pPr>
-            <w:bookmarkStart w:id="97" w:name="GSMTrail2_9"/>
-            <w:bookmarkEnd w:id="97"/>
+            <w:bookmarkStart w:id="108" w:name="GSMTrail2_10"/>
+            <w:bookmarkEnd w:id="108"/>
           </w:p>
         </w:tc>
         <w:tc>
@@ -3639,8 +3774,8 @@
                 <w:szCs w:val="14"/>
               </w:rPr>
             </w:pPr>
-            <w:bookmarkStart w:id="98" w:name="RateTrail2_9"/>
-            <w:bookmarkEnd w:id="98"/>
+            <w:bookmarkStart w:id="109" w:name="RateTrail2_10"/>
+            <w:bookmarkEnd w:id="109"/>
           </w:p>
         </w:tc>
         <w:tc>
@@ -3657,8 +3792,8 @@
                 <w:szCs w:val="14"/>
               </w:rPr>
             </w:pPr>
-            <w:bookmarkStart w:id="99" w:name="Avg_9"/>
-            <w:bookmarkEnd w:id="99"/>
+            <w:bookmarkStart w:id="110" w:name="Avg_10"/>
+            <w:bookmarkEnd w:id="110"/>
           </w:p>
         </w:tc>
         <w:tc>
@@ -3675,8 +3810,8 @@
                 <w:szCs w:val="14"/>
               </w:rPr>
             </w:pPr>
-            <w:bookmarkStart w:id="100" w:name="Correct_9"/>
-            <w:bookmarkEnd w:id="100"/>
+            <w:bookmarkStart w:id="111" w:name="Correct_10"/>
+            <w:bookmarkEnd w:id="111"/>
           </w:p>
         </w:tc>
         <w:tc>
@@ -3693,8 +3828,8 @@
                 <w:szCs w:val="14"/>
               </w:rPr>
             </w:pPr>
-            <w:bookmarkStart w:id="101" w:name="MoistureRegain_9"/>
-            <w:bookmarkEnd w:id="101"/>
+            <w:bookmarkStart w:id="112" w:name="MoistureRegain_10"/>
+            <w:bookmarkEnd w:id="112"/>
           </w:p>
         </w:tc>
         <w:tc>
@@ -3711,192 +3846,8 @@
                 <w:szCs w:val="14"/>
               </w:rPr>
             </w:pPr>
-            <w:bookmarkStart w:id="102" w:name="Rate_9"/>
-            <w:bookmarkEnd w:id="102"/>
-          </w:p>
-        </w:tc>
-      </w:tr>
-      <w:tr>
-        <w:trPr>
-          <w:trHeight w:val="191"/>
-        </w:trPr>
-        <w:tc>
-          <w:tcPr>
-            <w:tcW w:w="1134" w:type="dxa"/>
-          </w:tcPr>
-          <w:p>
-            <w:pPr>
-              <w:spacing w:after="0" w:line="240" w:lineRule="auto"/>
-              <w:rPr>
-                <w:rFonts w:ascii="Arial" w:eastAsia="黑体" w:hAnsi="Arial" w:cs="Arial"/>
-                <w:color w:val="538135" w:themeColor="accent6" w:themeShade="BF"/>
-                <w:sz w:val="18"/>
-                <w:szCs w:val="18"/>
-              </w:rPr>
-            </w:pPr>
-            <w:bookmarkStart w:id="103" w:name="Section_10"/>
-            <w:bookmarkEnd w:id="103"/>
-          </w:p>
-        </w:tc>
-        <w:tc>
-          <w:tcPr>
-            <w:tcW w:w="1276" w:type="dxa"/>
-          </w:tcPr>
-          <w:p>
-            <w:pPr>
-              <w:spacing w:after="0" w:line="240" w:lineRule="auto"/>
-              <w:rPr>
-                <w:rFonts w:ascii="Arial" w:eastAsia="黑体" w:hAnsi="Arial" w:cs="Arial"/>
-                <w:sz w:val="20"/>
-                <w:szCs w:val="20"/>
-              </w:rPr>
-            </w:pPr>
-            <w:bookmarkStart w:id="104" w:name="Sum_10"/>
-            <w:bookmarkEnd w:id="104"/>
-          </w:p>
-        </w:tc>
-        <w:tc>
-          <w:tcPr>
-            <w:tcW w:w="851" w:type="dxa"/>
-          </w:tcPr>
-          <w:p>
-            <w:pPr>
-              <w:spacing w:after="0" w:line="240" w:lineRule="auto"/>
-              <w:jc w:val="center"/>
-              <w:rPr>
-                <w:rFonts w:ascii="Arial" w:eastAsia="黑体" w:hAnsi="Arial" w:cs="Arial"/>
-                <w:sz w:val="14"/>
-                <w:szCs w:val="14"/>
-              </w:rPr>
-            </w:pPr>
-            <w:bookmarkStart w:id="105" w:name="GSMTrail1_10"/>
-            <w:bookmarkEnd w:id="105"/>
-          </w:p>
-        </w:tc>
-        <w:tc>
-          <w:tcPr>
-            <w:tcW w:w="1134" w:type="dxa"/>
-          </w:tcPr>
-          <w:p>
-            <w:pPr>
-              <w:spacing w:after="0" w:line="240" w:lineRule="auto"/>
-              <w:jc w:val="center"/>
-              <w:rPr>
-                <w:rFonts w:ascii="Arial" w:eastAsia="黑体" w:hAnsi="Arial" w:cs="Arial"/>
-                <w:sz w:val="14"/>
-                <w:szCs w:val="14"/>
-              </w:rPr>
-            </w:pPr>
-            <w:bookmarkStart w:id="106" w:name="RateTrail1_10"/>
-            <w:bookmarkEnd w:id="106"/>
-          </w:p>
-        </w:tc>
-        <w:tc>
-          <w:tcPr>
-            <w:tcW w:w="850" w:type="dxa"/>
-          </w:tcPr>
-          <w:p>
-            <w:pPr>
-              <w:spacing w:after="0" w:line="240" w:lineRule="auto"/>
-              <w:jc w:val="center"/>
-              <w:rPr>
-                <w:rFonts w:ascii="Arial" w:eastAsia="黑体" w:hAnsi="Arial" w:cs="Arial"/>
-                <w:sz w:val="14"/>
-                <w:szCs w:val="14"/>
-              </w:rPr>
-            </w:pPr>
-            <w:bookmarkStart w:id="107" w:name="GSMTrail2_10"/>
-            <w:bookmarkEnd w:id="107"/>
-          </w:p>
-        </w:tc>
-        <w:tc>
-          <w:tcPr>
-            <w:tcW w:w="1134" w:type="dxa"/>
-          </w:tcPr>
-          <w:p>
-            <w:pPr>
-              <w:spacing w:after="0" w:line="240" w:lineRule="auto"/>
-              <w:jc w:val="center"/>
-              <w:rPr>
-                <w:rFonts w:ascii="Arial" w:eastAsia="黑体" w:hAnsi="Arial" w:cs="Arial"/>
-                <w:sz w:val="14"/>
-                <w:szCs w:val="14"/>
-              </w:rPr>
-            </w:pPr>
-            <w:bookmarkStart w:id="108" w:name="RateTrail2_10"/>
-            <w:bookmarkEnd w:id="108"/>
-          </w:p>
-        </w:tc>
-        <w:tc>
-          <w:tcPr>
-            <w:tcW w:w="1134" w:type="dxa"/>
-          </w:tcPr>
-          <w:p>
-            <w:pPr>
-              <w:spacing w:after="0" w:line="240" w:lineRule="auto"/>
-              <w:jc w:val="center"/>
-              <w:rPr>
-                <w:rFonts w:ascii="Arial" w:eastAsia="黑体" w:hAnsi="Arial" w:cs="Arial"/>
-                <w:sz w:val="14"/>
-                <w:szCs w:val="14"/>
-              </w:rPr>
-            </w:pPr>
-            <w:bookmarkStart w:id="109" w:name="Avg_10"/>
-            <w:bookmarkEnd w:id="109"/>
-          </w:p>
-        </w:tc>
-        <w:tc>
-          <w:tcPr>
-            <w:tcW w:w="851" w:type="dxa"/>
-          </w:tcPr>
-          <w:p>
-            <w:pPr>
-              <w:spacing w:after="0" w:line="240" w:lineRule="auto"/>
-              <w:jc w:val="center"/>
-              <w:rPr>
-                <w:rFonts w:ascii="Arial" w:eastAsia="黑体" w:hAnsi="Arial" w:cs="Arial"/>
-                <w:sz w:val="14"/>
-                <w:szCs w:val="14"/>
-              </w:rPr>
-            </w:pPr>
-            <w:bookmarkStart w:id="110" w:name="Correct_10"/>
-            <w:bookmarkEnd w:id="110"/>
-          </w:p>
-        </w:tc>
-        <w:tc>
-          <w:tcPr>
-            <w:tcW w:w="1134" w:type="dxa"/>
-          </w:tcPr>
-          <w:p>
-            <w:pPr>
-              <w:spacing w:after="0" w:line="240" w:lineRule="auto"/>
-              <w:jc w:val="center"/>
-              <w:rPr>
-                <w:rFonts w:ascii="Arial" w:eastAsia="黑体" w:hAnsi="Arial" w:cs="Arial"/>
-                <w:sz w:val="14"/>
-                <w:szCs w:val="14"/>
-              </w:rPr>
-            </w:pPr>
-            <w:bookmarkStart w:id="111" w:name="MoistureRegain_10"/>
-            <w:bookmarkEnd w:id="111"/>
-          </w:p>
-        </w:tc>
-        <w:tc>
-          <w:tcPr>
-            <w:tcW w:w="992" w:type="dxa"/>
-          </w:tcPr>
-          <w:p>
-            <w:pPr>
-              <w:spacing w:after="0" w:line="240" w:lineRule="auto"/>
-              <w:jc w:val="center"/>
-              <w:rPr>
-                <w:rFonts w:ascii="Arial" w:eastAsia="黑体" w:hAnsi="Arial" w:cs="Arial"/>
-                <w:sz w:val="14"/>
-                <w:szCs w:val="14"/>
-              </w:rPr>
-            </w:pPr>
-            <w:bookmarkStart w:id="112" w:name="Rate_10"/>
-            <w:bookmarkEnd w:id="112"/>
+            <w:bookmarkStart w:id="113" w:name="Rate_10"/>
+            <w:bookmarkEnd w:id="113"/>
           </w:p>
         </w:tc>
       </w:tr>
@@ -3943,7 +3894,7 @@
                 <w:szCs w:val="20"/>
               </w:rPr>
             </w:pPr>
-            <w:bookmarkStart w:id="113" w:name="_Hlk91160098"/>
+            <w:bookmarkStart w:id="114" w:name="_Hlk91160098"/>
             <w:r>
               <w:rPr>
                 <w:rFonts w:ascii="Arial" w:hAnsi="Arial" w:cs="Arial" w:hint="eastAsia"/>
@@ -3969,8 +3920,8 @@
                 <w:szCs w:val="20"/>
               </w:rPr>
             </w:pPr>
-            <w:bookmarkStart w:id="114" w:name="TestResult_1"/>
-            <w:bookmarkEnd w:id="114"/>
+            <w:bookmarkStart w:id="115" w:name="TestResult_1"/>
+            <w:bookmarkEnd w:id="115"/>
           </w:p>
         </w:tc>
         <w:tc>
@@ -4014,8 +3965,8 @@
                 <w:szCs w:val="20"/>
               </w:rPr>
             </w:pPr>
-            <w:bookmarkStart w:id="115" w:name="Recommendation_1"/>
-            <w:bookmarkEnd w:id="115"/>
+            <w:bookmarkStart w:id="116" w:name="Recommendation_1"/>
+            <w:bookmarkEnd w:id="116"/>
           </w:p>
         </w:tc>
         <w:tc>
@@ -4107,8 +4058,8 @@
                 <w:szCs w:val="20"/>
               </w:rPr>
             </w:pPr>
-            <w:bookmarkStart w:id="116" w:name="TestResult_2"/>
-            <w:bookmarkEnd w:id="116"/>
+            <w:bookmarkStart w:id="117" w:name="TestResult_2"/>
+            <w:bookmarkEnd w:id="117"/>
           </w:p>
         </w:tc>
         <w:tc>
@@ -4141,8 +4092,8 @@
                 <w:szCs w:val="20"/>
               </w:rPr>
             </w:pPr>
-            <w:bookmarkStart w:id="117" w:name="Recommendation_2"/>
-            <w:bookmarkEnd w:id="117"/>
+            <w:bookmarkStart w:id="118" w:name="Recommendation_2"/>
+            <w:bookmarkEnd w:id="118"/>
           </w:p>
         </w:tc>
         <w:tc>
@@ -4162,8 +4113,8 @@
                 <w:szCs w:val="20"/>
               </w:rPr>
             </w:pPr>
-            <w:bookmarkStart w:id="118" w:name="FinalRemark"/>
-            <w:bookmarkEnd w:id="118"/>
+            <w:bookmarkStart w:id="119" w:name="FinalRemark"/>
+            <w:bookmarkEnd w:id="119"/>
           </w:p>
         </w:tc>
       </w:tr>
@@ -4197,8 +4148,8 @@
                 <w:noProof/>
               </w:rPr>
             </w:pPr>
-            <w:bookmarkStart w:id="119" w:name="TestResult_3"/>
-            <w:bookmarkEnd w:id="119"/>
+            <w:bookmarkStart w:id="120" w:name="TestResult_3"/>
+            <w:bookmarkEnd w:id="120"/>
           </w:p>
         </w:tc>
         <w:tc>
@@ -4225,8 +4176,8 @@
                 <w:noProof/>
               </w:rPr>
             </w:pPr>
-            <w:bookmarkStart w:id="120" w:name="Recommendation_3"/>
-            <w:bookmarkEnd w:id="120"/>
+            <w:bookmarkStart w:id="121" w:name="Recommendation_3"/>
+            <w:bookmarkEnd w:id="121"/>
           </w:p>
         </w:tc>
         <w:tc>
@@ -4274,8 +4225,8 @@
                 <w:noProof/>
               </w:rPr>
             </w:pPr>
-            <w:bookmarkStart w:id="121" w:name="TestResult_4"/>
-            <w:bookmarkEnd w:id="121"/>
+            <w:bookmarkStart w:id="122" w:name="TestResult_4"/>
+            <w:bookmarkEnd w:id="122"/>
           </w:p>
         </w:tc>
         <w:tc>
@@ -4302,8 +4253,8 @@
                 <w:noProof/>
               </w:rPr>
             </w:pPr>
-            <w:bookmarkStart w:id="122" w:name="Recommendation_4"/>
-            <w:bookmarkEnd w:id="122"/>
+            <w:bookmarkStart w:id="123" w:name="Recommendation_4"/>
+            <w:bookmarkEnd w:id="123"/>
           </w:p>
         </w:tc>
         <w:tc>
@@ -4351,8 +4302,8 @@
                 <w:noProof/>
               </w:rPr>
             </w:pPr>
-            <w:bookmarkStart w:id="123" w:name="TestResult_5"/>
-            <w:bookmarkEnd w:id="123"/>
+            <w:bookmarkStart w:id="124" w:name="TestResult_5"/>
+            <w:bookmarkEnd w:id="124"/>
           </w:p>
         </w:tc>
         <w:tc>
@@ -4379,8 +4330,8 @@
                 <w:noProof/>
               </w:rPr>
             </w:pPr>
-            <w:bookmarkStart w:id="124" w:name="Recommendation_5"/>
-            <w:bookmarkEnd w:id="124"/>
+            <w:bookmarkStart w:id="125" w:name="Recommendation_5"/>
+            <w:bookmarkEnd w:id="125"/>
           </w:p>
         </w:tc>
         <w:tc>
@@ -4438,8 +4389,8 @@
                 <w:noProof/>
               </w:rPr>
             </w:pPr>
-            <w:bookmarkStart w:id="125" w:name="TestResult_6"/>
-            <w:bookmarkEnd w:id="125"/>
+            <w:bookmarkStart w:id="126" w:name="TestResult_6"/>
+            <w:bookmarkEnd w:id="126"/>
           </w:p>
         </w:tc>
         <w:tc>
@@ -4466,8 +4417,8 @@
                 <w:noProof/>
               </w:rPr>
             </w:pPr>
-            <w:bookmarkStart w:id="126" w:name="Recommendation_6"/>
-            <w:bookmarkEnd w:id="126"/>
+            <w:bookmarkStart w:id="127" w:name="Recommendation_6"/>
+            <w:bookmarkEnd w:id="127"/>
           </w:p>
         </w:tc>
         <w:tc>
@@ -4483,8 +4434,8 @@
                 <w:szCs w:val="16"/>
               </w:rPr>
             </w:pPr>
-            <w:bookmarkStart w:id="127" w:name="DurabilityLabel"/>
-            <w:bookmarkEnd w:id="127"/>
+            <w:bookmarkStart w:id="128" w:name="DurabilityLabel"/>
+            <w:bookmarkEnd w:id="128"/>
           </w:p>
         </w:tc>
       </w:tr>
@@ -4518,8 +4469,8 @@
                 <w:noProof/>
               </w:rPr>
             </w:pPr>
-            <w:bookmarkStart w:id="128" w:name="TestResult_7"/>
-            <w:bookmarkEnd w:id="128"/>
+            <w:bookmarkStart w:id="129" w:name="TestResult_7"/>
+            <w:bookmarkEnd w:id="129"/>
           </w:p>
         </w:tc>
         <w:tc>
@@ -4546,8 +4497,8 @@
                 <w:noProof/>
               </w:rPr>
             </w:pPr>
-            <w:bookmarkStart w:id="129" w:name="Recommendation_7"/>
-            <w:bookmarkEnd w:id="129"/>
+            <w:bookmarkStart w:id="130" w:name="Recommendation_7"/>
+            <w:bookmarkEnd w:id="130"/>
           </w:p>
         </w:tc>
         <w:tc>
@@ -4614,8 +4565,8 @@
                 <w:noProof/>
               </w:rPr>
             </w:pPr>
-            <w:bookmarkStart w:id="130" w:name="TestResult_8"/>
-            <w:bookmarkEnd w:id="130"/>
+            <w:bookmarkStart w:id="131" w:name="TestResult_8"/>
+            <w:bookmarkEnd w:id="131"/>
           </w:p>
         </w:tc>
         <w:tc>
@@ -4642,8 +4593,8 @@
                 <w:noProof/>
               </w:rPr>
             </w:pPr>
-            <w:bookmarkStart w:id="131" w:name="Recommendation_8"/>
-            <w:bookmarkEnd w:id="131"/>
+            <w:bookmarkStart w:id="132" w:name="Recommendation_8"/>
+            <w:bookmarkEnd w:id="132"/>
           </w:p>
         </w:tc>
         <w:tc>
@@ -4659,8 +4610,8 @@
                 <w:szCs w:val="16"/>
               </w:rPr>
             </w:pPr>
-            <w:bookmarkStart w:id="132" w:name="OtherLabel"/>
-            <w:bookmarkEnd w:id="132"/>
+            <w:bookmarkStart w:id="133" w:name="OtherLabel"/>
+            <w:bookmarkEnd w:id="133"/>
           </w:p>
         </w:tc>
       </w:tr>
@@ -4694,8 +4645,8 @@
                 <w:noProof/>
               </w:rPr>
             </w:pPr>
-            <w:bookmarkStart w:id="133" w:name="TestResult_9"/>
-            <w:bookmarkEnd w:id="133"/>
+            <w:bookmarkStart w:id="134" w:name="TestResult_9"/>
+            <w:bookmarkEnd w:id="134"/>
           </w:p>
         </w:tc>
         <w:tc>
@@ -4722,8 +4673,8 @@
                 <w:noProof/>
               </w:rPr>
             </w:pPr>
-            <w:bookmarkStart w:id="134" w:name="Recommendation_9"/>
-            <w:bookmarkEnd w:id="134"/>
+            <w:bookmarkStart w:id="135" w:name="Recommendation_9"/>
+            <w:bookmarkEnd w:id="135"/>
           </w:p>
         </w:tc>
         <w:tc>
@@ -4779,8 +4730,8 @@
                 <w:noProof/>
               </w:rPr>
             </w:pPr>
-            <w:bookmarkStart w:id="135" w:name="TestResult_10"/>
-            <w:bookmarkEnd w:id="135"/>
+            <w:bookmarkStart w:id="136" w:name="TestResult_10"/>
+            <w:bookmarkEnd w:id="136"/>
           </w:p>
         </w:tc>
         <w:tc>
@@ -4807,8 +4758,8 @@
                 <w:noProof/>
               </w:rPr>
             </w:pPr>
-            <w:bookmarkStart w:id="136" w:name="Recommendation_10"/>
-            <w:bookmarkEnd w:id="136"/>
+            <w:bookmarkStart w:id="137" w:name="Recommendation_10"/>
+            <w:bookmarkEnd w:id="137"/>
           </w:p>
         </w:tc>
         <w:tc>
@@ -4857,8 +4808,8 @@
                 <w:noProof/>
               </w:rPr>
             </w:pPr>
-            <w:bookmarkStart w:id="137" w:name="TestResult_11"/>
-            <w:bookmarkEnd w:id="137"/>
+            <w:bookmarkStart w:id="138" w:name="TestResult_11"/>
+            <w:bookmarkEnd w:id="138"/>
           </w:p>
         </w:tc>
         <w:tc>
@@ -4885,8 +4836,8 @@
                 <w:noProof/>
               </w:rPr>
             </w:pPr>
-            <w:bookmarkStart w:id="138" w:name="Recommendation_11"/>
-            <w:bookmarkEnd w:id="138"/>
+            <w:bookmarkStart w:id="139" w:name="Recommendation_11"/>
+            <w:bookmarkEnd w:id="139"/>
           </w:p>
         </w:tc>
         <w:tc>
@@ -4948,8 +4899,8 @@
                 <w:noProof/>
               </w:rPr>
             </w:pPr>
-            <w:bookmarkStart w:id="139" w:name="TestResult_12"/>
-            <w:bookmarkEnd w:id="139"/>
+            <w:bookmarkStart w:id="140" w:name="TestResult_12"/>
+            <w:bookmarkEnd w:id="140"/>
           </w:p>
         </w:tc>
         <w:tc>
@@ -4976,8 +4927,8 @@
                 <w:noProof/>
               </w:rPr>
             </w:pPr>
-            <w:bookmarkStart w:id="140" w:name="Recommendation_12"/>
-            <w:bookmarkEnd w:id="140"/>
+            <w:bookmarkStart w:id="141" w:name="Recommendation_12"/>
+            <w:bookmarkEnd w:id="141"/>
           </w:p>
         </w:tc>
         <w:tc>
@@ -4993,12 +4944,12 @@
                 <w:szCs w:val="16"/>
               </w:rPr>
             </w:pPr>
-            <w:bookmarkStart w:id="141" w:name="Comprehensive"/>
-            <w:bookmarkEnd w:id="141"/>
+            <w:bookmarkStart w:id="142" w:name="Comprehensive"/>
+            <w:bookmarkEnd w:id="142"/>
           </w:p>
         </w:tc>
       </w:tr>
-      <w:bookmarkEnd w:id="113"/>
+      <w:bookmarkEnd w:id="114"/>
     </w:tbl>
     <w:p>
       <w:pPr>
@@ -5044,8 +4995,8 @@
                 <w:szCs w:val="20"/>
               </w:rPr>
             </w:pPr>
-            <w:bookmarkStart w:id="142" w:name="VerifyResult"/>
-            <w:bookmarkEnd w:id="142"/>
+            <w:bookmarkStart w:id="143" w:name="VerifyResult"/>
+            <w:bookmarkEnd w:id="143"/>
           </w:p>
         </w:tc>
         <w:tc>
@@ -5102,8 +5053,8 @@
                 <w:szCs w:val="20"/>
               </w:rPr>
             </w:pPr>
-            <w:bookmarkStart w:id="143" w:name="ResultRemark"/>
-            <w:bookmarkEnd w:id="143"/>
+            <w:bookmarkStart w:id="144" w:name="ResultRemark"/>
+            <w:bookmarkEnd w:id="144"/>
           </w:p>
         </w:tc>
         <w:tc>
@@ -5119,8 +5070,8 @@
                 <w:szCs w:val="20"/>
               </w:rPr>
             </w:pPr>
-            <w:bookmarkStart w:id="144" w:name="LabelRemark"/>
-            <w:bookmarkEnd w:id="144"/>
+            <w:bookmarkStart w:id="145" w:name="LabelRemark"/>
+            <w:bookmarkEnd w:id="145"/>
           </w:p>
         </w:tc>
       </w:tr>
@@ -5155,8 +5106,8 @@
                 <w:szCs w:val="20"/>
               </w:rPr>
             </w:pPr>
-            <w:bookmarkStart w:id="145" w:name="JudgmentLabelRemark"/>
-            <w:bookmarkEnd w:id="145"/>
+            <w:bookmarkStart w:id="146" w:name="JudgmentLabelRemark"/>
+            <w:bookmarkEnd w:id="146"/>
           </w:p>
         </w:tc>
       </w:tr>
@@ -5191,8 +5142,8 @@
                 <w:szCs w:val="20"/>
               </w:rPr>
             </w:pPr>
-            <w:bookmarkStart w:id="146" w:name="LanguageLabelRemark"/>
-            <w:bookmarkEnd w:id="146"/>
+            <w:bookmarkStart w:id="147" w:name="LanguageLabelRemark"/>
+            <w:bookmarkEnd w:id="147"/>
           </w:p>
         </w:tc>
       </w:tr>
@@ -5228,7 +5179,7 @@
       </w:pPr>
     </w:p>
     <w:sectPr>
-      <w:footerReference w:type="default" r:id="rId28"/>
+      <w:footerReference w:type="default" r:id="rId27"/>
       <w:type w:val="continuous"/>
       <w:pgSz w:w="11906" w:h="16838"/>
       <w:pgMar w:top="720" w:right="720" w:bottom="720" w:left="720" w:header="60" w:footer="708" w:gutter="0"/>
@@ -5265,16 +5216,6 @@
 </file>
 
 <file path=word/footer1.xml><?xml version="1.0" encoding="utf-8"?>
-<w:ftr xmlns:wpc="http://schemas.microsoft.com/office/word/2010/wordprocessingCanvas" xmlns:cx="http://schemas.microsoft.com/office/drawing/2014/chartex" xmlns:cx1="http://schemas.microsoft.com/office/drawing/2015/9/8/chartex" xmlns:cx2="http://schemas.microsoft.com/office/drawing/2015/10/21/chartex" xmlns:cx3="http://schemas.microsoft.com/office/drawing/2016/5/9/chartex" xmlns:cx4="http://schemas.microsoft.com/office/drawing/2016/5/10/chartex" xmlns:cx5="http://schemas.microsoft.com/office/drawing/2016/5/11/chartex" xmlns:cx6="http://schemas.microsoft.com/office/drawing/2016/5/12/chartex" xmlns:cx7="http://schemas.microsoft.com/office/drawing/2016/5/13/chartex" xmlns:cx8="http://schemas.microsoft.com/office/drawing/2016/5/14/chartex" xmlns:mc="http://schemas.openxmlformats.org/markup-compatibility/2006" xmlns:aink="http://schemas.microsoft.com/office/drawing/2016/ink" xmlns:am3d="http://schemas.microsoft.com/office/drawing/2017/model3d" xmlns:o="urn:schemas-microsoft-com:office:office" xmlns:oel="http://schemas.microsoft.com/office/2019/extlst" xmlns:r="http://schemas.openxmlformats.org/officeDocument/2006/relationships" xmlns:m="http://schemas.openxmlformats.org/officeDocument/2006/math" xmlns:v="urn:schemas-microsoft-com:vml" xmlns:wp14="http://schemas.microsoft.com/office/word/2010/wordprocessingDrawing" xmlns:wp="http://schemas.openxmlformats.org/drawingml/2006/wordprocessingDrawing" xmlns:w10="urn:schemas-microsoft-com:office:word" xmlns:w="http://schemas.openxmlformats.org/wordprocessingml/2006/main" xmlns:w14="http://schemas.microsoft.com/office/word/2010/wordml" xmlns:w15="http://schemas.microsoft.com/office/word/2012/wordml" xmlns:w16cex="http://schemas.microsoft.com/office/word/2018/wordml/cex" xmlns:w16cid="http://schemas.microsoft.com/office/word/2016/wordml/cid" xmlns:w16="http://schemas.microsoft.com/office/word/2018/wordml" xmlns:w16du="http://schemas.microsoft.com/office/word/2023/wordml/word16du" xmlns:w16sdtdh="http://schemas.microsoft.com/office/word/2020/wordml/sdtdatahash" xmlns:w16sdtfl="http://schemas.microsoft.com/office/word/2024/wordml/sdtformatlock" xmlns:w16se="http://schemas.microsoft.com/office/word/2015/wordml/symex" xmlns:wpg="http://schemas.microsoft.com/office/word/2010/wordprocessingGroup" xmlns:wpi="http://schemas.microsoft.com/office/word/2010/wordprocessingInk" xmlns:wne="http://schemas.microsoft.com/office/word/2006/wordml" xmlns:wps="http://schemas.microsoft.com/office/word/2010/wordprocessingShape" mc:Ignorable="w14 w15 w16se w16cid w16 w16cex w16sdtdh w16sdtfl w16du wp14">
-  <w:p>
-    <w:pPr>
-      <w:pStyle w:val="a5"/>
-    </w:pPr>
-  </w:p>
-</w:ftr>
-</file>
-
-<file path=word/footer2.xml><?xml version="1.0" encoding="utf-8"?>
 <w:ftr xmlns:wpc="http://schemas.microsoft.com/office/word/2010/wordprocessingCanvas" xmlns:cx="http://schemas.microsoft.com/office/drawing/2014/chartex" xmlns:cx1="http://schemas.microsoft.com/office/drawing/2015/9/8/chartex" xmlns:cx2="http://schemas.microsoft.com/office/drawing/2015/10/21/chartex" xmlns:cx3="http://schemas.microsoft.com/office/drawing/2016/5/9/chartex" xmlns:cx4="http://schemas.microsoft.com/office/drawing/2016/5/10/chartex" xmlns:cx5="http://schemas.microsoft.com/office/drawing/2016/5/11/chartex" xmlns:cx6="http://schemas.microsoft.com/office/drawing/2016/5/12/chartex" xmlns:cx7="http://schemas.microsoft.com/office/drawing/2016/5/13/chartex" xmlns:cx8="http://schemas.microsoft.com/office/drawing/2016/5/14/chartex" xmlns:mc="http://schemas.openxmlformats.org/markup-compatibility/2006" xmlns:aink="http://schemas.microsoft.com/office/drawing/2016/ink" xmlns:am3d="http://schemas.microsoft.com/office/drawing/2017/model3d" xmlns:o="urn:schemas-microsoft-com:office:office" xmlns:oel="http://schemas.microsoft.com/office/2019/extlst" xmlns:r="http://schemas.openxmlformats.org/officeDocument/2006/relationships" xmlns:m="http://schemas.openxmlformats.org/officeDocument/2006/math" xmlns:v="urn:schemas-microsoft-com:vml" xmlns:wp14="http://schemas.microsoft.com/office/word/2010/wordprocessingDrawing" xmlns:wp="http://schemas.openxmlformats.org/drawingml/2006/wordprocessingDrawing" xmlns:w10="urn:schemas-microsoft-com:office:word" xmlns:w="http://schemas.openxmlformats.org/wordprocessingml/2006/main" xmlns:w14="http://schemas.microsoft.com/office/word/2010/wordml" xmlns:w15="http://schemas.microsoft.com/office/word/2012/wordml" xmlns:w16cex="http://schemas.microsoft.com/office/word/2018/wordml/cex" xmlns:w16cid="http://schemas.microsoft.com/office/word/2016/wordml/cid" xmlns:w16="http://schemas.microsoft.com/office/word/2018/wordml" xmlns:w16du="http://schemas.microsoft.com/office/word/2023/wordml/word16du" xmlns:w16sdtdh="http://schemas.microsoft.com/office/word/2020/wordml/sdtdatahash" xmlns:w16sdtfl="http://schemas.microsoft.com/office/word/2024/wordml/sdtformatlock" xmlns:w16se="http://schemas.microsoft.com/office/word/2015/wordml/symex" xmlns:wpg="http://schemas.microsoft.com/office/word/2010/wordprocessingGroup" xmlns:wpi="http://schemas.microsoft.com/office/word/2010/wordprocessingInk" xmlns:wne="http://schemas.microsoft.com/office/word/2006/wordml" xmlns:wps="http://schemas.microsoft.com/office/word/2010/wordprocessingShape" mc:Ignorable="w14 w15 w16se w16cid w16 w16cex w16sdtdh w16sdtfl w16du wp14">
   <w:tbl>
     <w:tblPr>
@@ -5338,27 +5279,7 @@
               <w:sz w:val="14"/>
               <w:szCs w:val="14"/>
             </w:rPr>
-            <w:t xml:space="preserve">Moisture </w:t>
-          </w:r>
-          <w:proofErr w:type="gramStart"/>
-          <w:r>
-            <w:rPr>
-              <w:rFonts w:ascii="Arial" w:eastAsia="黑体" w:hAnsi="Arial" w:cs="Arial"/>
-              <w:bCs/>
-              <w:sz w:val="14"/>
-              <w:szCs w:val="14"/>
-            </w:rPr>
-            <w:t>regain</w:t>
-          </w:r>
-          <w:proofErr w:type="gramEnd"/>
-          <w:r>
-            <w:rPr>
-              <w:rFonts w:ascii="Arial" w:eastAsia="黑体" w:hAnsi="Arial" w:cs="Arial"/>
-              <w:bCs/>
-              <w:sz w:val="14"/>
-              <w:szCs w:val="14"/>
-            </w:rPr>
-            <w:t>:</w:t>
+            <w:t>Moisture regain:</w:t>
           </w:r>
         </w:p>
         <w:p>
@@ -5625,7 +5546,7 @@
 </w:ftr>
 </file>
 
-<file path=word/footer3.xml><?xml version="1.0" encoding="utf-8"?>
+<file path=word/footer2.xml><?xml version="1.0" encoding="utf-8"?>
 <w:ftr xmlns:wpc="http://schemas.microsoft.com/office/word/2010/wordprocessingCanvas" xmlns:cx="http://schemas.microsoft.com/office/drawing/2014/chartex" xmlns:cx1="http://schemas.microsoft.com/office/drawing/2015/9/8/chartex" xmlns:cx2="http://schemas.microsoft.com/office/drawing/2015/10/21/chartex" xmlns:cx3="http://schemas.microsoft.com/office/drawing/2016/5/9/chartex" xmlns:cx4="http://schemas.microsoft.com/office/drawing/2016/5/10/chartex" xmlns:cx5="http://schemas.microsoft.com/office/drawing/2016/5/11/chartex" xmlns:cx6="http://schemas.microsoft.com/office/drawing/2016/5/12/chartex" xmlns:cx7="http://schemas.microsoft.com/office/drawing/2016/5/13/chartex" xmlns:cx8="http://schemas.microsoft.com/office/drawing/2016/5/14/chartex" xmlns:mc="http://schemas.openxmlformats.org/markup-compatibility/2006" xmlns:aink="http://schemas.microsoft.com/office/drawing/2016/ink" xmlns:am3d="http://schemas.microsoft.com/office/drawing/2017/model3d" xmlns:o="urn:schemas-microsoft-com:office:office" xmlns:oel="http://schemas.microsoft.com/office/2019/extlst" xmlns:r="http://schemas.openxmlformats.org/officeDocument/2006/relationships" xmlns:m="http://schemas.openxmlformats.org/officeDocument/2006/math" xmlns:v="urn:schemas-microsoft-com:vml" xmlns:wp14="http://schemas.microsoft.com/office/word/2010/wordprocessingDrawing" xmlns:wp="http://schemas.openxmlformats.org/drawingml/2006/wordprocessingDrawing" xmlns:w10="urn:schemas-microsoft-com:office:word" xmlns:w="http://schemas.openxmlformats.org/wordprocessingml/2006/main" xmlns:w14="http://schemas.microsoft.com/office/word/2010/wordml" xmlns:w15="http://schemas.microsoft.com/office/word/2012/wordml" xmlns:w16cex="http://schemas.microsoft.com/office/word/2018/wordml/cex" xmlns:w16cid="http://schemas.microsoft.com/office/word/2016/wordml/cid" xmlns:w16="http://schemas.microsoft.com/office/word/2018/wordml" xmlns:w16du="http://schemas.microsoft.com/office/word/2023/wordml/word16du" xmlns:w16sdtdh="http://schemas.microsoft.com/office/word/2020/wordml/sdtdatahash" xmlns:w16sdtfl="http://schemas.microsoft.com/office/word/2024/wordml/sdtformatlock" xmlns:w16se="http://schemas.microsoft.com/office/word/2015/wordml/symex" xmlns:wpg="http://schemas.microsoft.com/office/word/2010/wordprocessingGroup" xmlns:wpi="http://schemas.microsoft.com/office/word/2010/wordprocessingInk" xmlns:wne="http://schemas.microsoft.com/office/word/2006/wordml" xmlns:wps="http://schemas.microsoft.com/office/word/2010/wordprocessingShape" mc:Ignorable="w14 w15 w16se w16cid w16 w16cex w16sdtdh w16sdtfl w16du wp14">
   <w:tbl>
     <w:tblPr>
@@ -6275,27 +6196,7 @@
               <w:sz w:val="16"/>
               <w:szCs w:val="16"/>
             </w:rPr>
-            <w:t xml:space="preserve">By taking measurement uncertainties into </w:t>
-          </w:r>
-          <w:proofErr w:type="gramStart"/>
-          <w:r>
-            <w:rPr>
-              <w:rFonts w:ascii="Arial Narrow" w:hAnsi="Arial Narrow"/>
-              <w:b/>
-              <w:sz w:val="16"/>
-              <w:szCs w:val="16"/>
-            </w:rPr>
-            <w:t>account</w:t>
-          </w:r>
-          <w:proofErr w:type="gramEnd"/>
-          <w:r>
-            <w:rPr>
-              <w:rFonts w:ascii="Arial Narrow" w:hAnsi="Arial Narrow"/>
-              <w:b/>
-              <w:sz w:val="16"/>
-              <w:szCs w:val="16"/>
-            </w:rPr>
-            <w:t xml:space="preserve"> it might happen that measured values can neither be assessed as Pass nor as Fail.</w:t>
+            <w:t>By taking measurement uncertainties into account it might happen that measured values can neither be assessed as Pass nor as Fail.</w:t>
           </w:r>
         </w:p>
       </w:tc>
@@ -6447,9 +6348,8 @@
               <w:sz w:val="16"/>
               <w:szCs w:val="16"/>
             </w:rPr>
-            <w:t xml:space="preserve">Testing Center   </w:t>
-          </w:r>
-          <w:proofErr w:type="spellStart"/>
+            <w:t>Testing Center   S</w:t>
+          </w:r>
           <w:r>
             <w:rPr>
               <w:rFonts w:ascii="Arial Narrow" w:hAnsi="Arial Narrow"/>
@@ -6457,7 +6357,7 @@
               <w:sz w:val="16"/>
               <w:szCs w:val="16"/>
             </w:rPr>
-            <w:t>S</w:t>
+            <w:t>of</w:t>
           </w:r>
           <w:r>
             <w:rPr>
@@ -6466,26 +6366,7 @@
               <w:sz w:val="16"/>
               <w:szCs w:val="16"/>
             </w:rPr>
-            <w:t>of</w:t>
-          </w:r>
-          <w:r>
-            <w:rPr>
-              <w:rFonts w:ascii="Arial Narrow" w:hAnsi="Arial Narrow"/>
-              <w:b/>
-              <w:sz w:val="16"/>
-              <w:szCs w:val="16"/>
-            </w:rPr>
-            <w:t>tlines</w:t>
-          </w:r>
-          <w:proofErr w:type="spellEnd"/>
-          <w:r>
-            <w:rPr>
-              <w:rFonts w:ascii="Arial Narrow" w:hAnsi="Arial Narrow"/>
-              <w:b/>
-              <w:sz w:val="16"/>
-              <w:szCs w:val="16"/>
-            </w:rPr>
-            <w:t xml:space="preserve"> Laboratory</w:t>
+            <w:t>tlines Laboratory</w:t>
           </w:r>
         </w:p>
         <w:p>
@@ -7164,7 +7045,7 @@
 </w:ftr>
 </file>
 
-<file path=word/footer4.xml><?xml version="1.0" encoding="utf-8"?>
+<file path=word/footer3.xml><?xml version="1.0" encoding="utf-8"?>
 <w:ftr xmlns:wpc="http://schemas.microsoft.com/office/word/2010/wordprocessingCanvas" xmlns:cx="http://schemas.microsoft.com/office/drawing/2014/chartex" xmlns:cx1="http://schemas.microsoft.com/office/drawing/2015/9/8/chartex" xmlns:cx2="http://schemas.microsoft.com/office/drawing/2015/10/21/chartex" xmlns:cx3="http://schemas.microsoft.com/office/drawing/2016/5/9/chartex" xmlns:cx4="http://schemas.microsoft.com/office/drawing/2016/5/10/chartex" xmlns:cx5="http://schemas.microsoft.com/office/drawing/2016/5/11/chartex" xmlns:cx6="http://schemas.microsoft.com/office/drawing/2016/5/12/chartex" xmlns:cx7="http://schemas.microsoft.com/office/drawing/2016/5/13/chartex" xmlns:cx8="http://schemas.microsoft.com/office/drawing/2016/5/14/chartex" xmlns:mc="http://schemas.openxmlformats.org/markup-compatibility/2006" xmlns:aink="http://schemas.microsoft.com/office/drawing/2016/ink" xmlns:am3d="http://schemas.microsoft.com/office/drawing/2017/model3d" xmlns:o="urn:schemas-microsoft-com:office:office" xmlns:oel="http://schemas.microsoft.com/office/2019/extlst" xmlns:r="http://schemas.openxmlformats.org/officeDocument/2006/relationships" xmlns:m="http://schemas.openxmlformats.org/officeDocument/2006/math" xmlns:v="urn:schemas-microsoft-com:vml" xmlns:wp14="http://schemas.microsoft.com/office/word/2010/wordprocessingDrawing" xmlns:wp="http://schemas.openxmlformats.org/drawingml/2006/wordprocessingDrawing" xmlns:w10="urn:schemas-microsoft-com:office:word" xmlns:w="http://schemas.openxmlformats.org/wordprocessingml/2006/main" xmlns:w14="http://schemas.microsoft.com/office/word/2010/wordml" xmlns:w15="http://schemas.microsoft.com/office/word/2012/wordml" xmlns:w16cex="http://schemas.microsoft.com/office/word/2018/wordml/cex" xmlns:w16cid="http://schemas.microsoft.com/office/word/2016/wordml/cid" xmlns:w16="http://schemas.microsoft.com/office/word/2018/wordml" xmlns:w16du="http://schemas.microsoft.com/office/word/2023/wordml/word16du" xmlns:w16sdtdh="http://schemas.microsoft.com/office/word/2020/wordml/sdtdatahash" xmlns:w16sdtfl="http://schemas.microsoft.com/office/word/2024/wordml/sdtformatlock" xmlns:w16se="http://schemas.microsoft.com/office/word/2015/wordml/symex" xmlns:wpg="http://schemas.microsoft.com/office/word/2010/wordprocessingGroup" xmlns:wpi="http://schemas.microsoft.com/office/word/2010/wordprocessingInk" xmlns:wne="http://schemas.microsoft.com/office/word/2006/wordml" xmlns:wps="http://schemas.microsoft.com/office/word/2010/wordprocessingShape" mc:Ignorable="w14 w15 w16se w16cid w16 w16cex w16sdtdh w16sdtfl w16du wp14">
   <w:tbl>
     <w:tblPr>
@@ -7284,7 +7165,6 @@
               <w:szCs w:val="14"/>
             </w:rPr>
           </w:pPr>
-          <w:proofErr w:type="spellStart"/>
           <w:r>
             <w:rPr>
               <w:rFonts w:ascii="Arial" w:hAnsi="Arial" w:cs="Arial"/>
@@ -7293,18 +7173,7 @@
               <w:sz w:val="14"/>
               <w:szCs w:val="14"/>
             </w:rPr>
-            <w:t>Softlines</w:t>
-          </w:r>
-          <w:proofErr w:type="spellEnd"/>
-          <w:r>
-            <w:rPr>
-              <w:rFonts w:ascii="Arial" w:hAnsi="Arial" w:cs="Arial"/>
-              <w:b/>
-              <w:bCs/>
-              <w:sz w:val="14"/>
-              <w:szCs w:val="14"/>
-            </w:rPr>
-            <w:t xml:space="preserve"> Laboratory</w:t>
+            <w:t>Softlines Laboratory</w:t>
           </w:r>
         </w:p>
         <w:p>
@@ -7414,29 +7283,7 @@
               <w:sz w:val="14"/>
               <w:szCs w:val="14"/>
             </w:rPr>
-            <w:t>浙江省宁波市高新区菁华路350号菁华</w:t>
-          </w:r>
-          <w:proofErr w:type="gramStart"/>
-          <w:r>
-            <w:rPr>
-              <w:rFonts w:ascii="思源黑体" w:eastAsia="思源黑体" w:hAnsi="思源黑体"/>
-              <w:b/>
-              <w:bCs/>
-              <w:sz w:val="14"/>
-              <w:szCs w:val="14"/>
-            </w:rPr>
-            <w:t>创梦空间</w:t>
-          </w:r>
-          <w:proofErr w:type="gramEnd"/>
-          <w:r>
-            <w:rPr>
-              <w:rFonts w:ascii="思源黑体" w:eastAsia="思源黑体" w:hAnsi="思源黑体"/>
-              <w:b/>
-              <w:bCs/>
-              <w:sz w:val="14"/>
-              <w:szCs w:val="14"/>
-            </w:rPr>
-            <w:t>二期2号楼</w:t>
+            <w:t>浙江省宁波市高新区菁华路350号菁华创梦空间二期2号楼</w:t>
           </w:r>
         </w:p>
       </w:tc>

--- a/wwwroot/DocxModel/FIBER_ANALYSIS_DATA_SHEET.docx
+++ b/wwwroot/DocxModel/FIBER_ANALYSIS_DATA_SHEET.docx
@@ -1812,6 +1812,7 @@
                 <w:szCs w:val="18"/>
               </w:rPr>
             </w:pPr>
+            <w:proofErr w:type="gramStart"/>
             <w:r>
               <w:rPr>
                 <w:rFonts w:ascii="Arial" w:eastAsia="黑体" w:hAnsi="Arial" w:cs="Arial" w:hint="eastAsia"/>
@@ -1819,7 +1820,17 @@
                 <w:sz w:val="18"/>
                 <w:szCs w:val="18"/>
               </w:rPr>
-              <w:t>Rate(%)</w:t>
+              <w:t>Rate(</w:t>
+            </w:r>
+            <w:proofErr w:type="gramEnd"/>
+            <w:r>
+              <w:rPr>
+                <w:rFonts w:ascii="Arial" w:eastAsia="黑体" w:hAnsi="Arial" w:cs="Arial" w:hint="eastAsia"/>
+                <w:color w:val="538135" w:themeColor="accent6" w:themeShade="BF"/>
+                <w:sz w:val="18"/>
+                <w:szCs w:val="18"/>
+              </w:rPr>
+              <w:t>%)</w:t>
             </w:r>
           </w:p>
         </w:tc>
@@ -3871,8 +3882,8 @@
       <w:tblGrid>
         <w:gridCol w:w="3261"/>
         <w:gridCol w:w="1700"/>
-        <w:gridCol w:w="2269"/>
-        <w:gridCol w:w="2268"/>
+        <w:gridCol w:w="2127"/>
+        <w:gridCol w:w="2410"/>
         <w:gridCol w:w="992"/>
       </w:tblGrid>
       <w:tr>
@@ -3926,7 +3937,7 @@
         </w:tc>
         <w:tc>
           <w:tcPr>
-            <w:tcW w:w="2269" w:type="dxa"/>
+            <w:tcW w:w="2127" w:type="dxa"/>
           </w:tcPr>
           <w:p>
             <w:pPr>
@@ -3948,11 +3959,13 @@
               </w:rPr>
               <w:t>Recommendation:</w:t>
             </w:r>
-          </w:p>
-        </w:tc>
-        <w:tc>
-          <w:tcPr>
-            <w:tcW w:w="2268" w:type="dxa"/>
+            <w:bookmarkStart w:id="116" w:name="Recommend"/>
+            <w:bookmarkEnd w:id="116"/>
+          </w:p>
+        </w:tc>
+        <w:tc>
+          <w:tcPr>
+            <w:tcW w:w="2410" w:type="dxa"/>
           </w:tcPr>
           <w:p>
             <w:pPr>
@@ -3965,8 +3978,8 @@
                 <w:szCs w:val="20"/>
               </w:rPr>
             </w:pPr>
-            <w:bookmarkStart w:id="116" w:name="Recommendation_1"/>
-            <w:bookmarkEnd w:id="116"/>
+            <w:bookmarkStart w:id="117" w:name="Recommendation_1"/>
+            <w:bookmarkEnd w:id="117"/>
           </w:p>
         </w:tc>
         <w:tc>
@@ -4058,13 +4071,13 @@
                 <w:szCs w:val="20"/>
               </w:rPr>
             </w:pPr>
-            <w:bookmarkStart w:id="117" w:name="TestResult_2"/>
-            <w:bookmarkEnd w:id="117"/>
-          </w:p>
-        </w:tc>
-        <w:tc>
-          <w:tcPr>
-            <w:tcW w:w="2269" w:type="dxa"/>
+            <w:bookmarkStart w:id="118" w:name="TestResult_2"/>
+            <w:bookmarkEnd w:id="118"/>
+          </w:p>
+        </w:tc>
+        <w:tc>
+          <w:tcPr>
+            <w:tcW w:w="2127" w:type="dxa"/>
           </w:tcPr>
           <w:p>
             <w:pPr>
@@ -4080,7 +4093,7 @@
         </w:tc>
         <w:tc>
           <w:tcPr>
-            <w:tcW w:w="2268" w:type="dxa"/>
+            <w:tcW w:w="2410" w:type="dxa"/>
           </w:tcPr>
           <w:p>
             <w:pPr>
@@ -4092,8 +4105,8 @@
                 <w:szCs w:val="20"/>
               </w:rPr>
             </w:pPr>
-            <w:bookmarkStart w:id="118" w:name="Recommendation_2"/>
-            <w:bookmarkEnd w:id="118"/>
+            <w:bookmarkStart w:id="119" w:name="Recommendation_2"/>
+            <w:bookmarkEnd w:id="119"/>
           </w:p>
         </w:tc>
         <w:tc>
@@ -4113,8 +4126,8 @@
                 <w:szCs w:val="20"/>
               </w:rPr>
             </w:pPr>
-            <w:bookmarkStart w:id="119" w:name="FinalRemark"/>
-            <w:bookmarkEnd w:id="119"/>
+            <w:bookmarkStart w:id="120" w:name="FinalRemark"/>
+            <w:bookmarkEnd w:id="120"/>
           </w:p>
         </w:tc>
       </w:tr>
@@ -4148,13 +4161,13 @@
                 <w:noProof/>
               </w:rPr>
             </w:pPr>
-            <w:bookmarkStart w:id="120" w:name="TestResult_3"/>
-            <w:bookmarkEnd w:id="120"/>
-          </w:p>
-        </w:tc>
-        <w:tc>
-          <w:tcPr>
-            <w:tcW w:w="2269" w:type="dxa"/>
+            <w:bookmarkStart w:id="121" w:name="TestResult_3"/>
+            <w:bookmarkEnd w:id="121"/>
+          </w:p>
+        </w:tc>
+        <w:tc>
+          <w:tcPr>
+            <w:tcW w:w="2127" w:type="dxa"/>
           </w:tcPr>
           <w:p>
             <w:pPr>
@@ -4167,7 +4180,7 @@
         </w:tc>
         <w:tc>
           <w:tcPr>
-            <w:tcW w:w="2268" w:type="dxa"/>
+            <w:tcW w:w="2410" w:type="dxa"/>
           </w:tcPr>
           <w:p>
             <w:pPr>
@@ -4176,8 +4189,8 @@
                 <w:noProof/>
               </w:rPr>
             </w:pPr>
-            <w:bookmarkStart w:id="121" w:name="Recommendation_3"/>
-            <w:bookmarkEnd w:id="121"/>
+            <w:bookmarkStart w:id="122" w:name="Recommendation_3"/>
+            <w:bookmarkEnd w:id="122"/>
           </w:p>
         </w:tc>
         <w:tc>
@@ -4225,13 +4238,13 @@
                 <w:noProof/>
               </w:rPr>
             </w:pPr>
-            <w:bookmarkStart w:id="122" w:name="TestResult_4"/>
-            <w:bookmarkEnd w:id="122"/>
-          </w:p>
-        </w:tc>
-        <w:tc>
-          <w:tcPr>
-            <w:tcW w:w="2269" w:type="dxa"/>
+            <w:bookmarkStart w:id="123" w:name="TestResult_4"/>
+            <w:bookmarkEnd w:id="123"/>
+          </w:p>
+        </w:tc>
+        <w:tc>
+          <w:tcPr>
+            <w:tcW w:w="2127" w:type="dxa"/>
           </w:tcPr>
           <w:p>
             <w:pPr>
@@ -4244,7 +4257,7 @@
         </w:tc>
         <w:tc>
           <w:tcPr>
-            <w:tcW w:w="2268" w:type="dxa"/>
+            <w:tcW w:w="2410" w:type="dxa"/>
           </w:tcPr>
           <w:p>
             <w:pPr>
@@ -4253,8 +4266,8 @@
                 <w:noProof/>
               </w:rPr>
             </w:pPr>
-            <w:bookmarkStart w:id="123" w:name="Recommendation_4"/>
-            <w:bookmarkEnd w:id="123"/>
+            <w:bookmarkStart w:id="124" w:name="Recommendation_4"/>
+            <w:bookmarkEnd w:id="124"/>
           </w:p>
         </w:tc>
         <w:tc>
@@ -4302,13 +4315,13 @@
                 <w:noProof/>
               </w:rPr>
             </w:pPr>
-            <w:bookmarkStart w:id="124" w:name="TestResult_5"/>
-            <w:bookmarkEnd w:id="124"/>
-          </w:p>
-        </w:tc>
-        <w:tc>
-          <w:tcPr>
-            <w:tcW w:w="2269" w:type="dxa"/>
+            <w:bookmarkStart w:id="125" w:name="TestResult_5"/>
+            <w:bookmarkEnd w:id="125"/>
+          </w:p>
+        </w:tc>
+        <w:tc>
+          <w:tcPr>
+            <w:tcW w:w="2127" w:type="dxa"/>
           </w:tcPr>
           <w:p>
             <w:pPr>
@@ -4321,7 +4334,7 @@
         </w:tc>
         <w:tc>
           <w:tcPr>
-            <w:tcW w:w="2268" w:type="dxa"/>
+            <w:tcW w:w="2410" w:type="dxa"/>
           </w:tcPr>
           <w:p>
             <w:pPr>
@@ -4330,8 +4343,8 @@
                 <w:noProof/>
               </w:rPr>
             </w:pPr>
-            <w:bookmarkStart w:id="125" w:name="Recommendation_5"/>
-            <w:bookmarkEnd w:id="125"/>
+            <w:bookmarkStart w:id="126" w:name="Recommendation_5"/>
+            <w:bookmarkEnd w:id="126"/>
           </w:p>
         </w:tc>
         <w:tc>
@@ -4389,13 +4402,13 @@
                 <w:noProof/>
               </w:rPr>
             </w:pPr>
-            <w:bookmarkStart w:id="126" w:name="TestResult_6"/>
-            <w:bookmarkEnd w:id="126"/>
-          </w:p>
-        </w:tc>
-        <w:tc>
-          <w:tcPr>
-            <w:tcW w:w="2269" w:type="dxa"/>
+            <w:bookmarkStart w:id="127" w:name="TestResult_6"/>
+            <w:bookmarkEnd w:id="127"/>
+          </w:p>
+        </w:tc>
+        <w:tc>
+          <w:tcPr>
+            <w:tcW w:w="2127" w:type="dxa"/>
           </w:tcPr>
           <w:p>
             <w:pPr>
@@ -4408,7 +4421,7 @@
         </w:tc>
         <w:tc>
           <w:tcPr>
-            <w:tcW w:w="2268" w:type="dxa"/>
+            <w:tcW w:w="2410" w:type="dxa"/>
           </w:tcPr>
           <w:p>
             <w:pPr>
@@ -4417,8 +4430,8 @@
                 <w:noProof/>
               </w:rPr>
             </w:pPr>
-            <w:bookmarkStart w:id="127" w:name="Recommendation_6"/>
-            <w:bookmarkEnd w:id="127"/>
+            <w:bookmarkStart w:id="128" w:name="Recommendation_6"/>
+            <w:bookmarkEnd w:id="128"/>
           </w:p>
         </w:tc>
         <w:tc>
@@ -4434,8 +4447,8 @@
                 <w:szCs w:val="16"/>
               </w:rPr>
             </w:pPr>
-            <w:bookmarkStart w:id="128" w:name="DurabilityLabel"/>
-            <w:bookmarkEnd w:id="128"/>
+            <w:bookmarkStart w:id="129" w:name="DurabilityLabel"/>
+            <w:bookmarkEnd w:id="129"/>
           </w:p>
         </w:tc>
       </w:tr>
@@ -4469,13 +4482,13 @@
                 <w:noProof/>
               </w:rPr>
             </w:pPr>
-            <w:bookmarkStart w:id="129" w:name="TestResult_7"/>
-            <w:bookmarkEnd w:id="129"/>
-          </w:p>
-        </w:tc>
-        <w:tc>
-          <w:tcPr>
-            <w:tcW w:w="2269" w:type="dxa"/>
+            <w:bookmarkStart w:id="130" w:name="TestResult_7"/>
+            <w:bookmarkEnd w:id="130"/>
+          </w:p>
+        </w:tc>
+        <w:tc>
+          <w:tcPr>
+            <w:tcW w:w="2127" w:type="dxa"/>
           </w:tcPr>
           <w:p>
             <w:pPr>
@@ -4488,7 +4501,7 @@
         </w:tc>
         <w:tc>
           <w:tcPr>
-            <w:tcW w:w="2268" w:type="dxa"/>
+            <w:tcW w:w="2410" w:type="dxa"/>
           </w:tcPr>
           <w:p>
             <w:pPr>
@@ -4497,8 +4510,8 @@
                 <w:noProof/>
               </w:rPr>
             </w:pPr>
-            <w:bookmarkStart w:id="130" w:name="Recommendation_7"/>
-            <w:bookmarkEnd w:id="130"/>
+            <w:bookmarkStart w:id="131" w:name="Recommendation_7"/>
+            <w:bookmarkEnd w:id="131"/>
           </w:p>
         </w:tc>
         <w:tc>
@@ -4565,13 +4578,13 @@
                 <w:noProof/>
               </w:rPr>
             </w:pPr>
-            <w:bookmarkStart w:id="131" w:name="TestResult_8"/>
-            <w:bookmarkEnd w:id="131"/>
-          </w:p>
-        </w:tc>
-        <w:tc>
-          <w:tcPr>
-            <w:tcW w:w="2269" w:type="dxa"/>
+            <w:bookmarkStart w:id="132" w:name="TestResult_8"/>
+            <w:bookmarkEnd w:id="132"/>
+          </w:p>
+        </w:tc>
+        <w:tc>
+          <w:tcPr>
+            <w:tcW w:w="2127" w:type="dxa"/>
           </w:tcPr>
           <w:p>
             <w:pPr>
@@ -4584,7 +4597,7 @@
         </w:tc>
         <w:tc>
           <w:tcPr>
-            <w:tcW w:w="2268" w:type="dxa"/>
+            <w:tcW w:w="2410" w:type="dxa"/>
           </w:tcPr>
           <w:p>
             <w:pPr>
@@ -4593,8 +4606,8 @@
                 <w:noProof/>
               </w:rPr>
             </w:pPr>
-            <w:bookmarkStart w:id="132" w:name="Recommendation_8"/>
-            <w:bookmarkEnd w:id="132"/>
+            <w:bookmarkStart w:id="133" w:name="Recommendation_8"/>
+            <w:bookmarkEnd w:id="133"/>
           </w:p>
         </w:tc>
         <w:tc>
@@ -4610,8 +4623,8 @@
                 <w:szCs w:val="16"/>
               </w:rPr>
             </w:pPr>
-            <w:bookmarkStart w:id="133" w:name="OtherLabel"/>
-            <w:bookmarkEnd w:id="133"/>
+            <w:bookmarkStart w:id="134" w:name="OtherLabel"/>
+            <w:bookmarkEnd w:id="134"/>
           </w:p>
         </w:tc>
       </w:tr>
@@ -4645,13 +4658,13 @@
                 <w:noProof/>
               </w:rPr>
             </w:pPr>
-            <w:bookmarkStart w:id="134" w:name="TestResult_9"/>
-            <w:bookmarkEnd w:id="134"/>
-          </w:p>
-        </w:tc>
-        <w:tc>
-          <w:tcPr>
-            <w:tcW w:w="2269" w:type="dxa"/>
+            <w:bookmarkStart w:id="135" w:name="TestResult_9"/>
+            <w:bookmarkEnd w:id="135"/>
+          </w:p>
+        </w:tc>
+        <w:tc>
+          <w:tcPr>
+            <w:tcW w:w="2127" w:type="dxa"/>
           </w:tcPr>
           <w:p>
             <w:pPr>
@@ -4664,7 +4677,7 @@
         </w:tc>
         <w:tc>
           <w:tcPr>
-            <w:tcW w:w="2268" w:type="dxa"/>
+            <w:tcW w:w="2410" w:type="dxa"/>
           </w:tcPr>
           <w:p>
             <w:pPr>
@@ -4673,8 +4686,8 @@
                 <w:noProof/>
               </w:rPr>
             </w:pPr>
-            <w:bookmarkStart w:id="135" w:name="Recommendation_9"/>
-            <w:bookmarkEnd w:id="135"/>
+            <w:bookmarkStart w:id="136" w:name="Recommendation_9"/>
+            <w:bookmarkEnd w:id="136"/>
           </w:p>
         </w:tc>
         <w:tc>
@@ -4730,13 +4743,13 @@
                 <w:noProof/>
               </w:rPr>
             </w:pPr>
-            <w:bookmarkStart w:id="136" w:name="TestResult_10"/>
-            <w:bookmarkEnd w:id="136"/>
-          </w:p>
-        </w:tc>
-        <w:tc>
-          <w:tcPr>
-            <w:tcW w:w="2269" w:type="dxa"/>
+            <w:bookmarkStart w:id="137" w:name="TestResult_10"/>
+            <w:bookmarkEnd w:id="137"/>
+          </w:p>
+        </w:tc>
+        <w:tc>
+          <w:tcPr>
+            <w:tcW w:w="2127" w:type="dxa"/>
           </w:tcPr>
           <w:p>
             <w:pPr>
@@ -4749,7 +4762,7 @@
         </w:tc>
         <w:tc>
           <w:tcPr>
-            <w:tcW w:w="2268" w:type="dxa"/>
+            <w:tcW w:w="2410" w:type="dxa"/>
           </w:tcPr>
           <w:p>
             <w:pPr>
@@ -4758,8 +4771,8 @@
                 <w:noProof/>
               </w:rPr>
             </w:pPr>
-            <w:bookmarkStart w:id="137" w:name="Recommendation_10"/>
-            <w:bookmarkEnd w:id="137"/>
+            <w:bookmarkStart w:id="138" w:name="Recommendation_10"/>
+            <w:bookmarkEnd w:id="138"/>
           </w:p>
         </w:tc>
         <w:tc>
@@ -4808,13 +4821,13 @@
                 <w:noProof/>
               </w:rPr>
             </w:pPr>
-            <w:bookmarkStart w:id="138" w:name="TestResult_11"/>
-            <w:bookmarkEnd w:id="138"/>
-          </w:p>
-        </w:tc>
-        <w:tc>
-          <w:tcPr>
-            <w:tcW w:w="2269" w:type="dxa"/>
+            <w:bookmarkStart w:id="139" w:name="TestResult_11"/>
+            <w:bookmarkEnd w:id="139"/>
+          </w:p>
+        </w:tc>
+        <w:tc>
+          <w:tcPr>
+            <w:tcW w:w="2127" w:type="dxa"/>
           </w:tcPr>
           <w:p>
             <w:pPr>
@@ -4827,7 +4840,7 @@
         </w:tc>
         <w:tc>
           <w:tcPr>
-            <w:tcW w:w="2268" w:type="dxa"/>
+            <w:tcW w:w="2410" w:type="dxa"/>
           </w:tcPr>
           <w:p>
             <w:pPr>
@@ -4836,8 +4849,8 @@
                 <w:noProof/>
               </w:rPr>
             </w:pPr>
-            <w:bookmarkStart w:id="139" w:name="Recommendation_11"/>
-            <w:bookmarkEnd w:id="139"/>
+            <w:bookmarkStart w:id="140" w:name="Recommendation_11"/>
+            <w:bookmarkEnd w:id="140"/>
           </w:p>
         </w:tc>
         <w:tc>
@@ -4899,13 +4912,13 @@
                 <w:noProof/>
               </w:rPr>
             </w:pPr>
-            <w:bookmarkStart w:id="140" w:name="TestResult_12"/>
-            <w:bookmarkEnd w:id="140"/>
-          </w:p>
-        </w:tc>
-        <w:tc>
-          <w:tcPr>
-            <w:tcW w:w="2269" w:type="dxa"/>
+            <w:bookmarkStart w:id="141" w:name="TestResult_12"/>
+            <w:bookmarkEnd w:id="141"/>
+          </w:p>
+        </w:tc>
+        <w:tc>
+          <w:tcPr>
+            <w:tcW w:w="2127" w:type="dxa"/>
           </w:tcPr>
           <w:p>
             <w:pPr>
@@ -4918,7 +4931,7 @@
         </w:tc>
         <w:tc>
           <w:tcPr>
-            <w:tcW w:w="2268" w:type="dxa"/>
+            <w:tcW w:w="2410" w:type="dxa"/>
           </w:tcPr>
           <w:p>
             <w:pPr>
@@ -4927,8 +4940,8 @@
                 <w:noProof/>
               </w:rPr>
             </w:pPr>
-            <w:bookmarkStart w:id="141" w:name="Recommendation_12"/>
-            <w:bookmarkEnd w:id="141"/>
+            <w:bookmarkStart w:id="142" w:name="Recommendation_12"/>
+            <w:bookmarkEnd w:id="142"/>
           </w:p>
         </w:tc>
         <w:tc>
@@ -4944,8 +4957,8 @@
                 <w:szCs w:val="16"/>
               </w:rPr>
             </w:pPr>
-            <w:bookmarkStart w:id="142" w:name="Comprehensive"/>
-            <w:bookmarkEnd w:id="142"/>
+            <w:bookmarkStart w:id="143" w:name="Comprehensive"/>
+            <w:bookmarkEnd w:id="143"/>
           </w:p>
         </w:tc>
       </w:tr>
@@ -4976,14 +4989,14 @@
         <w:tblLook w:val="04A0" w:firstRow="1" w:lastRow="0" w:firstColumn="1" w:lastColumn="0" w:noHBand="0" w:noVBand="1"/>
       </w:tblPr>
       <w:tblGrid>
-        <w:gridCol w:w="2835"/>
-        <w:gridCol w:w="4962"/>
-        <w:gridCol w:w="2659"/>
+        <w:gridCol w:w="2694"/>
+        <w:gridCol w:w="3685"/>
+        <w:gridCol w:w="4077"/>
       </w:tblGrid>
       <w:tr>
         <w:tc>
           <w:tcPr>
-            <w:tcW w:w="7797" w:type="dxa"/>
+            <w:tcW w:w="6379" w:type="dxa"/>
             <w:gridSpan w:val="2"/>
           </w:tcPr>
           <w:p>
@@ -4995,13 +5008,13 @@
                 <w:szCs w:val="20"/>
               </w:rPr>
             </w:pPr>
-            <w:bookmarkStart w:id="143" w:name="VerifyResult"/>
-            <w:bookmarkEnd w:id="143"/>
-          </w:p>
-        </w:tc>
-        <w:tc>
-          <w:tcPr>
-            <w:tcW w:w="2659" w:type="dxa"/>
+            <w:bookmarkStart w:id="144" w:name="VerifyResult"/>
+            <w:bookmarkEnd w:id="144"/>
+          </w:p>
+        </w:tc>
+        <w:tc>
+          <w:tcPr>
+            <w:tcW w:w="4077" w:type="dxa"/>
           </w:tcPr>
           <w:p>
             <w:pPr>
@@ -5018,11 +5031,12 @@
       <w:tr>
         <w:tc>
           <w:tcPr>
-            <w:tcW w:w="2835" w:type="dxa"/>
+            <w:tcW w:w="2694" w:type="dxa"/>
           </w:tcPr>
           <w:p>
             <w:pPr>
               <w:pStyle w:val="aa"/>
+              <w:ind w:right="180"/>
               <w:jc w:val="right"/>
               <w:rPr>
                 <w:rFonts w:ascii="Arial" w:eastAsia="黑体" w:hAnsi="Arial" w:cs="Arial"/>
@@ -5042,7 +5056,7 @@
         </w:tc>
         <w:tc>
           <w:tcPr>
-            <w:tcW w:w="4962" w:type="dxa"/>
+            <w:tcW w:w="3685" w:type="dxa"/>
           </w:tcPr>
           <w:p>
             <w:pPr>
@@ -5053,13 +5067,13 @@
                 <w:szCs w:val="20"/>
               </w:rPr>
             </w:pPr>
-            <w:bookmarkStart w:id="144" w:name="ResultRemark"/>
-            <w:bookmarkEnd w:id="144"/>
-          </w:p>
-        </w:tc>
-        <w:tc>
-          <w:tcPr>
-            <w:tcW w:w="2659" w:type="dxa"/>
+            <w:bookmarkStart w:id="145" w:name="ResultRemark"/>
+            <w:bookmarkEnd w:id="145"/>
+          </w:p>
+        </w:tc>
+        <w:tc>
+          <w:tcPr>
+            <w:tcW w:w="4077" w:type="dxa"/>
           </w:tcPr>
           <w:p>
             <w:pPr>
@@ -5070,19 +5084,20 @@
                 <w:szCs w:val="20"/>
               </w:rPr>
             </w:pPr>
-            <w:bookmarkStart w:id="145" w:name="LabelRemark"/>
-            <w:bookmarkEnd w:id="145"/>
+            <w:bookmarkStart w:id="146" w:name="LabelRemark"/>
+            <w:bookmarkEnd w:id="146"/>
           </w:p>
         </w:tc>
       </w:tr>
       <w:tr>
         <w:tc>
           <w:tcPr>
-            <w:tcW w:w="2835" w:type="dxa"/>
+            <w:tcW w:w="2694" w:type="dxa"/>
           </w:tcPr>
           <w:p>
             <w:pPr>
               <w:pStyle w:val="aa"/>
+              <w:ind w:right="180"/>
               <w:jc w:val="right"/>
               <w:rPr>
                 <w:rFonts w:ascii="Arial" w:eastAsia="黑体" w:hAnsi="Arial" w:cs="Arial"/>
@@ -5094,7 +5109,7 @@
         </w:tc>
         <w:tc>
           <w:tcPr>
-            <w:tcW w:w="7621" w:type="dxa"/>
+            <w:tcW w:w="7762" w:type="dxa"/>
             <w:gridSpan w:val="2"/>
           </w:tcPr>
           <w:p>
@@ -5106,19 +5121,20 @@
                 <w:szCs w:val="20"/>
               </w:rPr>
             </w:pPr>
-            <w:bookmarkStart w:id="146" w:name="JudgmentLabelRemark"/>
-            <w:bookmarkEnd w:id="146"/>
+            <w:bookmarkStart w:id="147" w:name="JudgmentLabelRemark"/>
+            <w:bookmarkEnd w:id="147"/>
           </w:p>
         </w:tc>
       </w:tr>
       <w:tr>
         <w:tc>
           <w:tcPr>
-            <w:tcW w:w="2835" w:type="dxa"/>
+            <w:tcW w:w="2694" w:type="dxa"/>
           </w:tcPr>
           <w:p>
             <w:pPr>
               <w:pStyle w:val="aa"/>
+              <w:ind w:right="180"/>
               <w:jc w:val="right"/>
               <w:rPr>
                 <w:rFonts w:ascii="Arial" w:eastAsia="黑体" w:hAnsi="Arial" w:cs="Arial"/>
@@ -5130,7 +5146,7 @@
         </w:tc>
         <w:tc>
           <w:tcPr>
-            <w:tcW w:w="7621" w:type="dxa"/>
+            <w:tcW w:w="7762" w:type="dxa"/>
             <w:gridSpan w:val="2"/>
           </w:tcPr>
           <w:p>
@@ -5142,8 +5158,8 @@
                 <w:szCs w:val="20"/>
               </w:rPr>
             </w:pPr>
-            <w:bookmarkStart w:id="147" w:name="LanguageLabelRemark"/>
-            <w:bookmarkEnd w:id="147"/>
+            <w:bookmarkStart w:id="148" w:name="LanguageLabelRemark"/>
+            <w:bookmarkEnd w:id="148"/>
           </w:p>
         </w:tc>
       </w:tr>
@@ -5279,7 +5295,27 @@
               <w:sz w:val="14"/>
               <w:szCs w:val="14"/>
             </w:rPr>
-            <w:t>Moisture regain:</w:t>
+            <w:t xml:space="preserve">Moisture </w:t>
+          </w:r>
+          <w:proofErr w:type="gramStart"/>
+          <w:r>
+            <w:rPr>
+              <w:rFonts w:ascii="Arial" w:eastAsia="黑体" w:hAnsi="Arial" w:cs="Arial"/>
+              <w:bCs/>
+              <w:sz w:val="14"/>
+              <w:szCs w:val="14"/>
+            </w:rPr>
+            <w:t>regain</w:t>
+          </w:r>
+          <w:proofErr w:type="gramEnd"/>
+          <w:r>
+            <w:rPr>
+              <w:rFonts w:ascii="Arial" w:eastAsia="黑体" w:hAnsi="Arial" w:cs="Arial"/>
+              <w:bCs/>
+              <w:sz w:val="14"/>
+              <w:szCs w:val="14"/>
+            </w:rPr>
+            <w:t>:</w:t>
           </w:r>
         </w:p>
         <w:p>
@@ -6196,7 +6232,27 @@
               <w:sz w:val="16"/>
               <w:szCs w:val="16"/>
             </w:rPr>
-            <w:t>By taking measurement uncertainties into account it might happen that measured values can neither be assessed as Pass nor as Fail.</w:t>
+            <w:t xml:space="preserve">By taking measurement uncertainties into </w:t>
+          </w:r>
+          <w:proofErr w:type="gramStart"/>
+          <w:r>
+            <w:rPr>
+              <w:rFonts w:ascii="Arial Narrow" w:hAnsi="Arial Narrow"/>
+              <w:b/>
+              <w:sz w:val="16"/>
+              <w:szCs w:val="16"/>
+            </w:rPr>
+            <w:t>account</w:t>
+          </w:r>
+          <w:proofErr w:type="gramEnd"/>
+          <w:r>
+            <w:rPr>
+              <w:rFonts w:ascii="Arial Narrow" w:hAnsi="Arial Narrow"/>
+              <w:b/>
+              <w:sz w:val="16"/>
+              <w:szCs w:val="16"/>
+            </w:rPr>
+            <w:t xml:space="preserve"> it might happen that measured values can neither be assessed as Pass nor as Fail.</w:t>
           </w:r>
         </w:p>
       </w:tc>
@@ -6348,8 +6404,9 @@
               <w:sz w:val="16"/>
               <w:szCs w:val="16"/>
             </w:rPr>
-            <w:t>Testing Center   S</w:t>
-          </w:r>
+            <w:t xml:space="preserve">Testing Center   </w:t>
+          </w:r>
+          <w:proofErr w:type="spellStart"/>
           <w:r>
             <w:rPr>
               <w:rFonts w:ascii="Arial Narrow" w:hAnsi="Arial Narrow"/>
@@ -6357,7 +6414,7 @@
               <w:sz w:val="16"/>
               <w:szCs w:val="16"/>
             </w:rPr>
-            <w:t>of</w:t>
+            <w:t>S</w:t>
           </w:r>
           <w:r>
             <w:rPr>
@@ -6366,7 +6423,26 @@
               <w:sz w:val="16"/>
               <w:szCs w:val="16"/>
             </w:rPr>
-            <w:t>tlines Laboratory</w:t>
+            <w:t>of</w:t>
+          </w:r>
+          <w:r>
+            <w:rPr>
+              <w:rFonts w:ascii="Arial Narrow" w:hAnsi="Arial Narrow"/>
+              <w:b/>
+              <w:sz w:val="16"/>
+              <w:szCs w:val="16"/>
+            </w:rPr>
+            <w:t>tlines</w:t>
+          </w:r>
+          <w:proofErr w:type="spellEnd"/>
+          <w:r>
+            <w:rPr>
+              <w:rFonts w:ascii="Arial Narrow" w:hAnsi="Arial Narrow"/>
+              <w:b/>
+              <w:sz w:val="16"/>
+              <w:szCs w:val="16"/>
+            </w:rPr>
+            <w:t xml:space="preserve"> Laboratory</w:t>
           </w:r>
         </w:p>
         <w:p>
@@ -7165,6 +7241,7 @@
               <w:szCs w:val="14"/>
             </w:rPr>
           </w:pPr>
+          <w:proofErr w:type="spellStart"/>
           <w:r>
             <w:rPr>
               <w:rFonts w:ascii="Arial" w:hAnsi="Arial" w:cs="Arial"/>
@@ -7173,7 +7250,18 @@
               <w:sz w:val="14"/>
               <w:szCs w:val="14"/>
             </w:rPr>
-            <w:t>Softlines Laboratory</w:t>
+            <w:t>Softlines</w:t>
+          </w:r>
+          <w:proofErr w:type="spellEnd"/>
+          <w:r>
+            <w:rPr>
+              <w:rFonts w:ascii="Arial" w:hAnsi="Arial" w:cs="Arial"/>
+              <w:b/>
+              <w:bCs/>
+              <w:sz w:val="14"/>
+              <w:szCs w:val="14"/>
+            </w:rPr>
+            <w:t xml:space="preserve"> Laboratory</w:t>
           </w:r>
         </w:p>
         <w:p>
@@ -7283,7 +7371,29 @@
               <w:sz w:val="14"/>
               <w:szCs w:val="14"/>
             </w:rPr>
-            <w:t>浙江省宁波市高新区菁华路350号菁华创梦空间二期2号楼</w:t>
+            <w:t>浙江省宁波市高新区菁华路350号菁华</w:t>
+          </w:r>
+          <w:proofErr w:type="gramStart"/>
+          <w:r>
+            <w:rPr>
+              <w:rFonts w:ascii="思源黑体" w:eastAsia="思源黑体" w:hAnsi="思源黑体"/>
+              <w:b/>
+              <w:bCs/>
+              <w:sz w:val="14"/>
+              <w:szCs w:val="14"/>
+            </w:rPr>
+            <w:t>创梦空间</w:t>
+          </w:r>
+          <w:proofErr w:type="gramEnd"/>
+          <w:r>
+            <w:rPr>
+              <w:rFonts w:ascii="思源黑体" w:eastAsia="思源黑体" w:hAnsi="思源黑体"/>
+              <w:b/>
+              <w:bCs/>
+              <w:sz w:val="14"/>
+              <w:szCs w:val="14"/>
+            </w:rPr>
+            <w:t>二期2号楼</w:t>
           </w:r>
         </w:p>
       </w:tc>

--- a/wwwroot/DocxModel/FIBER_ANALYSIS_DATA_SHEET.docx
+++ b/wwwroot/DocxModel/FIBER_ANALYSIS_DATA_SHEET.docx
@@ -2038,6 +2038,175 @@
               <w:rPr>
                 <w:rFonts w:ascii="Arial" w:eastAsia="黑体" w:hAnsi="Arial" w:cs="Arial"/>
                 <w:color w:val="538135" w:themeColor="accent6" w:themeShade="BF"/>
+                <w:sz w:val="20"/>
+                <w:szCs w:val="20"/>
+              </w:rPr>
+            </w:pPr>
+          </w:p>
+        </w:tc>
+        <w:tc>
+          <w:tcPr>
+            <w:tcW w:w="1276" w:type="dxa"/>
+          </w:tcPr>
+          <w:p>
+            <w:pPr>
+              <w:spacing w:after="0" w:line="240" w:lineRule="auto"/>
+              <w:jc w:val="center"/>
+              <w:rPr>
+                <w:rFonts w:ascii="Arial" w:eastAsia="黑体" w:hAnsi="Arial" w:cs="Arial"/>
+                <w:sz w:val="18"/>
+                <w:szCs w:val="18"/>
+              </w:rPr>
+            </w:pPr>
+          </w:p>
+        </w:tc>
+        <w:tc>
+          <w:tcPr>
+            <w:tcW w:w="851" w:type="dxa"/>
+          </w:tcPr>
+          <w:p>
+            <w:pPr>
+              <w:spacing w:after="0" w:line="240" w:lineRule="auto"/>
+              <w:jc w:val="center"/>
+              <w:rPr>
+                <w:rFonts w:ascii="Arial" w:eastAsia="黑体" w:hAnsi="Arial" w:cs="Arial"/>
+                <w:sz w:val="14"/>
+                <w:szCs w:val="14"/>
+                <w:u w:val="single"/>
+              </w:rPr>
+            </w:pPr>
+          </w:p>
+        </w:tc>
+        <w:tc>
+          <w:tcPr>
+            <w:tcW w:w="1134" w:type="dxa"/>
+          </w:tcPr>
+          <w:p>
+            <w:pPr>
+              <w:spacing w:after="0" w:line="240" w:lineRule="auto"/>
+              <w:jc w:val="center"/>
+              <w:rPr>
+                <w:rFonts w:ascii="Arial" w:eastAsia="黑体" w:hAnsi="Arial" w:cs="Arial"/>
+                <w:sz w:val="14"/>
+                <w:szCs w:val="14"/>
+                <w:u w:val="single"/>
+              </w:rPr>
+            </w:pPr>
+          </w:p>
+        </w:tc>
+        <w:tc>
+          <w:tcPr>
+            <w:tcW w:w="850" w:type="dxa"/>
+          </w:tcPr>
+          <w:p>
+            <w:pPr>
+              <w:spacing w:after="0" w:line="240" w:lineRule="auto"/>
+              <w:jc w:val="center"/>
+              <w:rPr>
+                <w:rFonts w:ascii="Arial" w:eastAsia="黑体" w:hAnsi="Arial" w:cs="Arial"/>
+                <w:sz w:val="14"/>
+                <w:szCs w:val="14"/>
+                <w:u w:val="single"/>
+              </w:rPr>
+            </w:pPr>
+          </w:p>
+        </w:tc>
+        <w:tc>
+          <w:tcPr>
+            <w:tcW w:w="1134" w:type="dxa"/>
+          </w:tcPr>
+          <w:p>
+            <w:pPr>
+              <w:spacing w:after="0" w:line="240" w:lineRule="auto"/>
+              <w:jc w:val="center"/>
+              <w:rPr>
+                <w:rFonts w:ascii="Arial" w:eastAsia="黑体" w:hAnsi="Arial" w:cs="Arial"/>
+                <w:sz w:val="14"/>
+                <w:szCs w:val="14"/>
+                <w:u w:val="single"/>
+              </w:rPr>
+            </w:pPr>
+          </w:p>
+        </w:tc>
+        <w:tc>
+          <w:tcPr>
+            <w:tcW w:w="1134" w:type="dxa"/>
+          </w:tcPr>
+          <w:p>
+            <w:pPr>
+              <w:spacing w:after="0" w:line="240" w:lineRule="auto"/>
+              <w:jc w:val="center"/>
+              <w:rPr>
+                <w:sz w:val="14"/>
+                <w:szCs w:val="14"/>
+                <w:u w:val="single"/>
+              </w:rPr>
+            </w:pPr>
+          </w:p>
+        </w:tc>
+        <w:tc>
+          <w:tcPr>
+            <w:tcW w:w="851" w:type="dxa"/>
+          </w:tcPr>
+          <w:p>
+            <w:pPr>
+              <w:spacing w:after="0" w:line="240" w:lineRule="auto"/>
+              <w:jc w:val="center"/>
+              <w:rPr>
+                <w:sz w:val="14"/>
+                <w:szCs w:val="14"/>
+                <w:u w:val="single"/>
+              </w:rPr>
+            </w:pPr>
+          </w:p>
+        </w:tc>
+        <w:tc>
+          <w:tcPr>
+            <w:tcW w:w="1134" w:type="dxa"/>
+          </w:tcPr>
+          <w:p>
+            <w:pPr>
+              <w:spacing w:after="0" w:line="240" w:lineRule="auto"/>
+              <w:jc w:val="center"/>
+              <w:rPr>
+                <w:sz w:val="14"/>
+                <w:szCs w:val="14"/>
+                <w:u w:val="single"/>
+              </w:rPr>
+            </w:pPr>
+          </w:p>
+        </w:tc>
+        <w:tc>
+          <w:tcPr>
+            <w:tcW w:w="992" w:type="dxa"/>
+          </w:tcPr>
+          <w:p>
+            <w:pPr>
+              <w:spacing w:after="0" w:line="240" w:lineRule="auto"/>
+              <w:jc w:val="center"/>
+              <w:rPr>
+                <w:sz w:val="14"/>
+                <w:szCs w:val="14"/>
+                <w:u w:val="single"/>
+              </w:rPr>
+            </w:pPr>
+          </w:p>
+        </w:tc>
+      </w:tr>
+      <w:tr>
+        <w:trPr>
+          <w:trHeight w:val="191"/>
+        </w:trPr>
+        <w:tc>
+          <w:tcPr>
+            <w:tcW w:w="1134" w:type="dxa"/>
+          </w:tcPr>
+          <w:p>
+            <w:pPr>
+              <w:spacing w:after="0" w:line="240" w:lineRule="auto"/>
+              <w:rPr>
+                <w:rFonts w:ascii="Arial" w:eastAsia="黑体" w:hAnsi="Arial" w:cs="Arial"/>
+                <w:color w:val="538135" w:themeColor="accent6" w:themeShade="BF"/>
                 <w:sz w:val="18"/>
                 <w:szCs w:val="18"/>
               </w:rPr>
@@ -3883,8 +4052,8 @@
         <w:gridCol w:w="3261"/>
         <w:gridCol w:w="1700"/>
         <w:gridCol w:w="2127"/>
-        <w:gridCol w:w="2410"/>
-        <w:gridCol w:w="992"/>
+        <w:gridCol w:w="2126"/>
+        <w:gridCol w:w="1276"/>
       </w:tblGrid>
       <w:tr>
         <w:trPr>
@@ -3965,7 +4134,7 @@
         </w:tc>
         <w:tc>
           <w:tcPr>
-            <w:tcW w:w="2410" w:type="dxa"/>
+            <w:tcW w:w="2126" w:type="dxa"/>
           </w:tcPr>
           <w:p>
             <w:pPr>
@@ -3984,7 +4153,7 @@
         </w:tc>
         <w:tc>
           <w:tcPr>
-            <w:tcW w:w="992" w:type="dxa"/>
+            <w:tcW w:w="1276" w:type="dxa"/>
           </w:tcPr>
           <w:p>
             <w:pPr>
@@ -3993,16 +4162,16 @@
               <w:rPr>
                 <w:rFonts w:ascii="Arial" w:hAnsi="Arial" w:cs="Arial"/>
                 <w:bCs/>
-                <w:sz w:val="14"/>
-                <w:szCs w:val="14"/>
+                <w:sz w:val="20"/>
+                <w:szCs w:val="20"/>
               </w:rPr>
             </w:pPr>
             <w:r>
               <w:rPr>
                 <w:rFonts w:ascii="Arial" w:hAnsi="Arial" w:cs="Arial" w:hint="eastAsia"/>
                 <w:bCs/>
-                <w:sz w:val="14"/>
-                <w:szCs w:val="14"/>
+                <w:sz w:val="20"/>
+                <w:szCs w:val="20"/>
               </w:rPr>
               <w:t>Conclusion</w:t>
             </w:r>
@@ -4093,7 +4262,7 @@
         </w:tc>
         <w:tc>
           <w:tcPr>
-            <w:tcW w:w="2410" w:type="dxa"/>
+            <w:tcW w:w="2126" w:type="dxa"/>
           </w:tcPr>
           <w:p>
             <w:pPr>
@@ -4111,13 +4280,13 @@
         </w:tc>
         <w:tc>
           <w:tcPr>
-            <w:tcW w:w="992" w:type="dxa"/>
+            <w:tcW w:w="1276" w:type="dxa"/>
             <w:vMerge w:val="restart"/>
           </w:tcPr>
           <w:p>
             <w:pPr>
               <w:pStyle w:val="aa"/>
-              <w:ind w:right="400"/>
+              <w:ind w:right="1000"/>
               <w:jc w:val="right"/>
               <w:rPr>
                 <w:rFonts w:ascii="Arial" w:hAnsi="Arial" w:cs="Arial"/>
@@ -4127,7 +4296,9 @@
               </w:rPr>
             </w:pPr>
             <w:bookmarkStart w:id="120" w:name="FinalRemark"/>
+            <w:bookmarkStart w:id="121" w:name="VertifyResult"/>
             <w:bookmarkEnd w:id="120"/>
+            <w:bookmarkEnd w:id="121"/>
           </w:p>
         </w:tc>
       </w:tr>
@@ -4161,8 +4332,8 @@
                 <w:noProof/>
               </w:rPr>
             </w:pPr>
-            <w:bookmarkStart w:id="121" w:name="TestResult_3"/>
-            <w:bookmarkEnd w:id="121"/>
+            <w:bookmarkStart w:id="122" w:name="TestResult_3"/>
+            <w:bookmarkEnd w:id="122"/>
           </w:p>
         </w:tc>
         <w:tc>
@@ -4180,7 +4351,7 @@
         </w:tc>
         <w:tc>
           <w:tcPr>
-            <w:tcW w:w="2410" w:type="dxa"/>
+            <w:tcW w:w="2126" w:type="dxa"/>
           </w:tcPr>
           <w:p>
             <w:pPr>
@@ -4189,13 +4360,13 @@
                 <w:noProof/>
               </w:rPr>
             </w:pPr>
-            <w:bookmarkStart w:id="122" w:name="Recommendation_3"/>
-            <w:bookmarkEnd w:id="122"/>
-          </w:p>
-        </w:tc>
-        <w:tc>
-          <w:tcPr>
-            <w:tcW w:w="992" w:type="dxa"/>
+            <w:bookmarkStart w:id="123" w:name="Recommendation_3"/>
+            <w:bookmarkEnd w:id="123"/>
+          </w:p>
+        </w:tc>
+        <w:tc>
+          <w:tcPr>
+            <w:tcW w:w="1276" w:type="dxa"/>
             <w:vMerge/>
           </w:tcPr>
           <w:p>
@@ -4238,8 +4409,8 @@
                 <w:noProof/>
               </w:rPr>
             </w:pPr>
-            <w:bookmarkStart w:id="123" w:name="TestResult_4"/>
-            <w:bookmarkEnd w:id="123"/>
+            <w:bookmarkStart w:id="124" w:name="TestResult_4"/>
+            <w:bookmarkEnd w:id="124"/>
           </w:p>
         </w:tc>
         <w:tc>
@@ -4257,7 +4428,7 @@
         </w:tc>
         <w:tc>
           <w:tcPr>
-            <w:tcW w:w="2410" w:type="dxa"/>
+            <w:tcW w:w="2126" w:type="dxa"/>
           </w:tcPr>
           <w:p>
             <w:pPr>
@@ -4266,13 +4437,13 @@
                 <w:noProof/>
               </w:rPr>
             </w:pPr>
-            <w:bookmarkStart w:id="124" w:name="Recommendation_4"/>
-            <w:bookmarkEnd w:id="124"/>
-          </w:p>
-        </w:tc>
-        <w:tc>
-          <w:tcPr>
-            <w:tcW w:w="992" w:type="dxa"/>
+            <w:bookmarkStart w:id="125" w:name="Recommendation_4"/>
+            <w:bookmarkEnd w:id="125"/>
+          </w:p>
+        </w:tc>
+        <w:tc>
+          <w:tcPr>
+            <w:tcW w:w="1276" w:type="dxa"/>
             <w:vMerge/>
           </w:tcPr>
           <w:p>
@@ -4315,8 +4486,8 @@
                 <w:noProof/>
               </w:rPr>
             </w:pPr>
-            <w:bookmarkStart w:id="125" w:name="TestResult_5"/>
-            <w:bookmarkEnd w:id="125"/>
+            <w:bookmarkStart w:id="126" w:name="TestResult_5"/>
+            <w:bookmarkEnd w:id="126"/>
           </w:p>
         </w:tc>
         <w:tc>
@@ -4334,7 +4505,7 @@
         </w:tc>
         <w:tc>
           <w:tcPr>
-            <w:tcW w:w="2410" w:type="dxa"/>
+            <w:tcW w:w="2126" w:type="dxa"/>
           </w:tcPr>
           <w:p>
             <w:pPr>
@@ -4343,29 +4514,29 @@
                 <w:noProof/>
               </w:rPr>
             </w:pPr>
-            <w:bookmarkStart w:id="126" w:name="Recommendation_5"/>
-            <w:bookmarkEnd w:id="126"/>
-          </w:p>
-        </w:tc>
-        <w:tc>
-          <w:tcPr>
-            <w:tcW w:w="992" w:type="dxa"/>
+            <w:bookmarkStart w:id="127" w:name="Recommendation_5"/>
+            <w:bookmarkEnd w:id="127"/>
+          </w:p>
+        </w:tc>
+        <w:tc>
+          <w:tcPr>
+            <w:tcW w:w="1276" w:type="dxa"/>
           </w:tcPr>
           <w:p>
             <w:pPr>
               <w:pStyle w:val="aa"/>
               <w:rPr>
                 <w:noProof/>
-                <w:sz w:val="16"/>
-                <w:szCs w:val="16"/>
+                <w:sz w:val="24"/>
+                <w:szCs w:val="24"/>
               </w:rPr>
             </w:pPr>
             <w:r>
               <w:rPr>
                 <w:rFonts w:hint="eastAsia"/>
                 <w:noProof/>
-                <w:sz w:val="16"/>
-                <w:szCs w:val="16"/>
+                <w:sz w:val="24"/>
+                <w:szCs w:val="24"/>
               </w:rPr>
               <w:t>耐久标：</w:t>
             </w:r>
@@ -4402,8 +4573,8 @@
                 <w:noProof/>
               </w:rPr>
             </w:pPr>
-            <w:bookmarkStart w:id="127" w:name="TestResult_6"/>
-            <w:bookmarkEnd w:id="127"/>
+            <w:bookmarkStart w:id="128" w:name="TestResult_6"/>
+            <w:bookmarkEnd w:id="128"/>
           </w:p>
         </w:tc>
         <w:tc>
@@ -4421,7 +4592,7 @@
         </w:tc>
         <w:tc>
           <w:tcPr>
-            <w:tcW w:w="2410" w:type="dxa"/>
+            <w:tcW w:w="2126" w:type="dxa"/>
           </w:tcPr>
           <w:p>
             <w:pPr>
@@ -4430,25 +4601,25 @@
                 <w:noProof/>
               </w:rPr>
             </w:pPr>
-            <w:bookmarkStart w:id="128" w:name="Recommendation_6"/>
-            <w:bookmarkEnd w:id="128"/>
-          </w:p>
-        </w:tc>
-        <w:tc>
-          <w:tcPr>
-            <w:tcW w:w="992" w:type="dxa"/>
+            <w:bookmarkStart w:id="129" w:name="Recommendation_6"/>
+            <w:bookmarkEnd w:id="129"/>
+          </w:p>
+        </w:tc>
+        <w:tc>
+          <w:tcPr>
+            <w:tcW w:w="1276" w:type="dxa"/>
           </w:tcPr>
           <w:p>
             <w:pPr>
               <w:pStyle w:val="aa"/>
               <w:rPr>
                 <w:noProof/>
-                <w:sz w:val="16"/>
-                <w:szCs w:val="16"/>
-              </w:rPr>
-            </w:pPr>
-            <w:bookmarkStart w:id="129" w:name="DurabilityLabel"/>
-            <w:bookmarkEnd w:id="129"/>
+                <w:sz w:val="13"/>
+                <w:szCs w:val="13"/>
+              </w:rPr>
+            </w:pPr>
+            <w:bookmarkStart w:id="130" w:name="DurabilityLabel"/>
+            <w:bookmarkEnd w:id="130"/>
           </w:p>
         </w:tc>
       </w:tr>
@@ -4482,8 +4653,8 @@
                 <w:noProof/>
               </w:rPr>
             </w:pPr>
-            <w:bookmarkStart w:id="130" w:name="TestResult_7"/>
-            <w:bookmarkEnd w:id="130"/>
+            <w:bookmarkStart w:id="131" w:name="TestResult_7"/>
+            <w:bookmarkEnd w:id="131"/>
           </w:p>
         </w:tc>
         <w:tc>
@@ -4501,7 +4672,7 @@
         </w:tc>
         <w:tc>
           <w:tcPr>
-            <w:tcW w:w="2410" w:type="dxa"/>
+            <w:tcW w:w="2126" w:type="dxa"/>
           </w:tcPr>
           <w:p>
             <w:pPr>
@@ -4510,40 +4681,31 @@
                 <w:noProof/>
               </w:rPr>
             </w:pPr>
-            <w:bookmarkStart w:id="131" w:name="Recommendation_7"/>
-            <w:bookmarkEnd w:id="131"/>
-          </w:p>
-        </w:tc>
-        <w:tc>
-          <w:tcPr>
-            <w:tcW w:w="992" w:type="dxa"/>
+            <w:bookmarkStart w:id="132" w:name="Recommendation_7"/>
+            <w:bookmarkEnd w:id="132"/>
+          </w:p>
+        </w:tc>
+        <w:tc>
+          <w:tcPr>
+            <w:tcW w:w="1276" w:type="dxa"/>
           </w:tcPr>
           <w:p>
             <w:pPr>
               <w:pStyle w:val="aa"/>
               <w:rPr>
                 <w:noProof/>
-                <w:sz w:val="16"/>
-                <w:szCs w:val="16"/>
+                <w:sz w:val="24"/>
+                <w:szCs w:val="24"/>
               </w:rPr>
             </w:pPr>
             <w:r>
               <w:rPr>
                 <w:rFonts w:hint="eastAsia"/>
                 <w:noProof/>
-                <w:sz w:val="16"/>
-                <w:szCs w:val="16"/>
-              </w:rPr>
-              <w:t>其他标</w:t>
-            </w:r>
-            <w:r>
-              <w:rPr>
-                <w:rFonts w:hint="eastAsia"/>
-                <w:noProof/>
-                <w:sz w:val="16"/>
-                <w:szCs w:val="16"/>
-              </w:rPr>
-              <w:t>：</w:t>
+                <w:sz w:val="24"/>
+                <w:szCs w:val="24"/>
+              </w:rPr>
+              <w:t>其他标：</w:t>
             </w:r>
           </w:p>
         </w:tc>
@@ -4578,8 +4740,8 @@
                 <w:noProof/>
               </w:rPr>
             </w:pPr>
-            <w:bookmarkStart w:id="132" w:name="TestResult_8"/>
-            <w:bookmarkEnd w:id="132"/>
+            <w:bookmarkStart w:id="133" w:name="TestResult_8"/>
+            <w:bookmarkEnd w:id="133"/>
           </w:p>
         </w:tc>
         <w:tc>
@@ -4597,7 +4759,7 @@
         </w:tc>
         <w:tc>
           <w:tcPr>
-            <w:tcW w:w="2410" w:type="dxa"/>
+            <w:tcW w:w="2126" w:type="dxa"/>
           </w:tcPr>
           <w:p>
             <w:pPr>
@@ -4606,25 +4768,25 @@
                 <w:noProof/>
               </w:rPr>
             </w:pPr>
-            <w:bookmarkStart w:id="133" w:name="Recommendation_8"/>
-            <w:bookmarkEnd w:id="133"/>
-          </w:p>
-        </w:tc>
-        <w:tc>
-          <w:tcPr>
-            <w:tcW w:w="992" w:type="dxa"/>
+            <w:bookmarkStart w:id="134" w:name="Recommendation_8"/>
+            <w:bookmarkEnd w:id="134"/>
+          </w:p>
+        </w:tc>
+        <w:tc>
+          <w:tcPr>
+            <w:tcW w:w="1276" w:type="dxa"/>
           </w:tcPr>
           <w:p>
             <w:pPr>
               <w:pStyle w:val="aa"/>
               <w:rPr>
                 <w:noProof/>
-                <w:sz w:val="16"/>
-                <w:szCs w:val="16"/>
-              </w:rPr>
-            </w:pPr>
-            <w:bookmarkStart w:id="134" w:name="OtherLabel"/>
-            <w:bookmarkEnd w:id="134"/>
+                <w:sz w:val="13"/>
+                <w:szCs w:val="13"/>
+              </w:rPr>
+            </w:pPr>
+            <w:bookmarkStart w:id="135" w:name="OtherLabel"/>
+            <w:bookmarkEnd w:id="135"/>
           </w:p>
         </w:tc>
       </w:tr>
@@ -4658,8 +4820,8 @@
                 <w:noProof/>
               </w:rPr>
             </w:pPr>
-            <w:bookmarkStart w:id="135" w:name="TestResult_9"/>
-            <w:bookmarkEnd w:id="135"/>
+            <w:bookmarkStart w:id="136" w:name="TestResult_9"/>
+            <w:bookmarkEnd w:id="136"/>
           </w:p>
         </w:tc>
         <w:tc>
@@ -4677,7 +4839,7 @@
         </w:tc>
         <w:tc>
           <w:tcPr>
-            <w:tcW w:w="2410" w:type="dxa"/>
+            <w:tcW w:w="2126" w:type="dxa"/>
           </w:tcPr>
           <w:p>
             <w:pPr>
@@ -4686,27 +4848,29 @@
                 <w:noProof/>
               </w:rPr>
             </w:pPr>
-            <w:bookmarkStart w:id="136" w:name="Recommendation_9"/>
-            <w:bookmarkEnd w:id="136"/>
-          </w:p>
-        </w:tc>
-        <w:tc>
-          <w:tcPr>
-            <w:tcW w:w="992" w:type="dxa"/>
+            <w:bookmarkStart w:id="137" w:name="Recommendation_9"/>
+            <w:bookmarkEnd w:id="137"/>
+          </w:p>
+        </w:tc>
+        <w:tc>
+          <w:tcPr>
+            <w:tcW w:w="1276" w:type="dxa"/>
           </w:tcPr>
           <w:p>
             <w:pPr>
               <w:pStyle w:val="aa"/>
               <w:rPr>
                 <w:noProof/>
+                <w:sz w:val="24"/>
+                <w:szCs w:val="24"/>
               </w:rPr>
             </w:pPr>
             <w:r>
               <w:rPr>
                 <w:rFonts w:hint="eastAsia"/>
                 <w:noProof/>
-                <w:sz w:val="16"/>
-                <w:szCs w:val="16"/>
+                <w:sz w:val="24"/>
+                <w:szCs w:val="24"/>
               </w:rPr>
               <w:t>页面：</w:t>
             </w:r>
@@ -4743,8 +4907,8 @@
                 <w:noProof/>
               </w:rPr>
             </w:pPr>
-            <w:bookmarkStart w:id="137" w:name="TestResult_10"/>
-            <w:bookmarkEnd w:id="137"/>
+            <w:bookmarkStart w:id="138" w:name="TestResult_10"/>
+            <w:bookmarkEnd w:id="138"/>
           </w:p>
         </w:tc>
         <w:tc>
@@ -4762,7 +4926,7 @@
         </w:tc>
         <w:tc>
           <w:tcPr>
-            <w:tcW w:w="2410" w:type="dxa"/>
+            <w:tcW w:w="2126" w:type="dxa"/>
           </w:tcPr>
           <w:p>
             <w:pPr>
@@ -4771,23 +4935,25 @@
                 <w:noProof/>
               </w:rPr>
             </w:pPr>
-            <w:bookmarkStart w:id="138" w:name="Recommendation_10"/>
-            <w:bookmarkEnd w:id="138"/>
-          </w:p>
-        </w:tc>
-        <w:tc>
-          <w:tcPr>
-            <w:tcW w:w="992" w:type="dxa"/>
+            <w:bookmarkStart w:id="139" w:name="Recommendation_10"/>
+            <w:bookmarkEnd w:id="139"/>
+          </w:p>
+        </w:tc>
+        <w:tc>
+          <w:tcPr>
+            <w:tcW w:w="1276" w:type="dxa"/>
           </w:tcPr>
           <w:p>
             <w:pPr>
               <w:pStyle w:val="aa"/>
               <w:rPr>
                 <w:noProof/>
-                <w:sz w:val="16"/>
-                <w:szCs w:val="16"/>
-              </w:rPr>
-            </w:pPr>
+                <w:sz w:val="13"/>
+                <w:szCs w:val="13"/>
+              </w:rPr>
+            </w:pPr>
+            <w:bookmarkStart w:id="140" w:name="Comprehensive"/>
+            <w:bookmarkEnd w:id="140"/>
           </w:p>
         </w:tc>
       </w:tr>
@@ -4821,8 +4987,8 @@
                 <w:noProof/>
               </w:rPr>
             </w:pPr>
-            <w:bookmarkStart w:id="139" w:name="TestResult_11"/>
-            <w:bookmarkEnd w:id="139"/>
+            <w:bookmarkStart w:id="141" w:name="TestResult_11"/>
+            <w:bookmarkEnd w:id="141"/>
           </w:p>
         </w:tc>
         <w:tc>
@@ -4840,7 +5006,7 @@
         </w:tc>
         <w:tc>
           <w:tcPr>
-            <w:tcW w:w="2410" w:type="dxa"/>
+            <w:tcW w:w="2126" w:type="dxa"/>
           </w:tcPr>
           <w:p>
             <w:pPr>
@@ -4849,13 +5015,13 @@
                 <w:noProof/>
               </w:rPr>
             </w:pPr>
-            <w:bookmarkStart w:id="140" w:name="Recommendation_11"/>
-            <w:bookmarkEnd w:id="140"/>
-          </w:p>
-        </w:tc>
-        <w:tc>
-          <w:tcPr>
-            <w:tcW w:w="992" w:type="dxa"/>
+            <w:bookmarkStart w:id="142" w:name="Recommendation_11"/>
+            <w:bookmarkEnd w:id="142"/>
+          </w:p>
+        </w:tc>
+        <w:tc>
+          <w:tcPr>
+            <w:tcW w:w="1276" w:type="dxa"/>
           </w:tcPr>
           <w:p>
             <w:pPr>
@@ -4864,8 +5030,8 @@
                 <w:b/>
                 <w:bCs/>
                 <w:noProof/>
-                <w:sz w:val="16"/>
-                <w:szCs w:val="16"/>
+                <w:sz w:val="24"/>
+                <w:szCs w:val="24"/>
               </w:rPr>
             </w:pPr>
             <w:r>
@@ -4874,8 +5040,8 @@
                 <w:b/>
                 <w:bCs/>
                 <w:noProof/>
-                <w:sz w:val="16"/>
-                <w:szCs w:val="16"/>
+                <w:sz w:val="24"/>
+                <w:szCs w:val="24"/>
               </w:rPr>
               <w:t>综合：</w:t>
             </w:r>
@@ -4912,8 +5078,8 @@
                 <w:noProof/>
               </w:rPr>
             </w:pPr>
-            <w:bookmarkStart w:id="141" w:name="TestResult_12"/>
-            <w:bookmarkEnd w:id="141"/>
+            <w:bookmarkStart w:id="143" w:name="TestResult_12"/>
+            <w:bookmarkEnd w:id="143"/>
           </w:p>
         </w:tc>
         <w:tc>
@@ -4931,7 +5097,7 @@
         </w:tc>
         <w:tc>
           <w:tcPr>
-            <w:tcW w:w="2410" w:type="dxa"/>
+            <w:tcW w:w="2126" w:type="dxa"/>
           </w:tcPr>
           <w:p>
             <w:pPr>
@@ -4940,25 +5106,25 @@
                 <w:noProof/>
               </w:rPr>
             </w:pPr>
-            <w:bookmarkStart w:id="142" w:name="Recommendation_12"/>
-            <w:bookmarkEnd w:id="142"/>
-          </w:p>
-        </w:tc>
-        <w:tc>
-          <w:tcPr>
-            <w:tcW w:w="992" w:type="dxa"/>
+            <w:bookmarkStart w:id="144" w:name="Recommendation_12"/>
+            <w:bookmarkEnd w:id="144"/>
+          </w:p>
+        </w:tc>
+        <w:tc>
+          <w:tcPr>
+            <w:tcW w:w="1276" w:type="dxa"/>
           </w:tcPr>
           <w:p>
             <w:pPr>
               <w:pStyle w:val="aa"/>
               <w:rPr>
                 <w:noProof/>
-                <w:sz w:val="16"/>
-                <w:szCs w:val="16"/>
-              </w:rPr>
-            </w:pPr>
-            <w:bookmarkStart w:id="143" w:name="Comprehensive"/>
-            <w:bookmarkEnd w:id="143"/>
+                <w:sz w:val="13"/>
+                <w:szCs w:val="13"/>
+              </w:rPr>
+            </w:pPr>
+            <w:bookmarkStart w:id="145" w:name="FinalResult"/>
+            <w:bookmarkEnd w:id="145"/>
           </w:p>
         </w:tc>
       </w:tr>
@@ -5008,8 +5174,6 @@
                 <w:szCs w:val="20"/>
               </w:rPr>
             </w:pPr>
-            <w:bookmarkStart w:id="144" w:name="VerifyResult"/>
-            <w:bookmarkEnd w:id="144"/>
           </w:p>
         </w:tc>
         <w:tc>
@@ -5067,8 +5231,8 @@
                 <w:szCs w:val="20"/>
               </w:rPr>
             </w:pPr>
-            <w:bookmarkStart w:id="145" w:name="ResultRemark"/>
-            <w:bookmarkEnd w:id="145"/>
+            <w:bookmarkStart w:id="146" w:name="ResultRemark"/>
+            <w:bookmarkEnd w:id="146"/>
           </w:p>
         </w:tc>
         <w:tc>
@@ -5084,8 +5248,8 @@
                 <w:szCs w:val="20"/>
               </w:rPr>
             </w:pPr>
-            <w:bookmarkStart w:id="146" w:name="LabelRemark"/>
-            <w:bookmarkEnd w:id="146"/>
+            <w:bookmarkStart w:id="147" w:name="LabelRemark"/>
+            <w:bookmarkEnd w:id="147"/>
           </w:p>
         </w:tc>
       </w:tr>
@@ -5121,8 +5285,8 @@
                 <w:szCs w:val="20"/>
               </w:rPr>
             </w:pPr>
-            <w:bookmarkStart w:id="147" w:name="JudgmentLabelRemark"/>
-            <w:bookmarkEnd w:id="147"/>
+            <w:bookmarkStart w:id="148" w:name="JudgmentLabelRemark"/>
+            <w:bookmarkEnd w:id="148"/>
           </w:p>
         </w:tc>
       </w:tr>
@@ -5158,8 +5322,8 @@
                 <w:szCs w:val="20"/>
               </w:rPr>
             </w:pPr>
-            <w:bookmarkStart w:id="148" w:name="LanguageLabelRemark"/>
-            <w:bookmarkEnd w:id="148"/>
+            <w:bookmarkStart w:id="149" w:name="LanguageLabelRemark"/>
+            <w:bookmarkEnd w:id="149"/>
           </w:p>
         </w:tc>
       </w:tr>

--- a/wwwroot/DocxModel/FIBER_ANALYSIS_DATA_SHEET.docx
+++ b/wwwroot/DocxModel/FIBER_ANALYSIS_DATA_SHEET.docx
@@ -199,7 +199,7 @@
       </w:tr>
       <w:tr>
         <w:trPr>
-          <w:trHeight w:val="1263"/>
+          <w:trHeight w:val="554"/>
         </w:trPr>
         <w:tc>
           <w:tcPr>
@@ -268,60 +268,8 @@
                       <w:szCs w:val="20"/>
                     </w:rPr>
                   </w:pPr>
-                  <w:r>
-                    <w:rPr>
-                      <w:noProof/>
-                    </w:rPr>
-                    <w:drawing>
-                      <wp:inline distT="0" distB="0" distL="0" distR="0" wp14:anchorId="569C5D84" wp14:editId="79C4D53D">
-                        <wp:extent cx="504000" cy="603166"/>
-                        <wp:effectExtent l="0" t="0" r="0" b="6985"/>
-                        <wp:docPr id="21" name="图片 20">
-                          <a:extLst xmlns:a="http://schemas.openxmlformats.org/drawingml/2006/main">
-                            <a:ext uri="{FF2B5EF4-FFF2-40B4-BE49-F238E27FC236}">
-                              <a16:creationId xmlns:a16="http://schemas.microsoft.com/office/drawing/2014/main" id="{ACDE3A59-D5DA-83A8-1FDB-C6A9DBA748CC}"/>
-                            </a:ext>
-                          </a:extLst>
-                        </wp:docPr>
-                        <wp:cNvGraphicFramePr>
-                          <a:graphicFrameLocks xmlns:a="http://schemas.openxmlformats.org/drawingml/2006/main"/>
-                        </wp:cNvGraphicFramePr>
-                        <a:graphic xmlns:a="http://schemas.openxmlformats.org/drawingml/2006/main">
-                          <a:graphicData uri="http://schemas.openxmlformats.org/drawingml/2006/picture">
-                            <pic:pic xmlns:pic="http://schemas.openxmlformats.org/drawingml/2006/picture">
-                              <pic:nvPicPr>
-                                <pic:cNvPr id="21" name="图片 20">
-                                  <a:extLst>
-                                    <a:ext uri="{FF2B5EF4-FFF2-40B4-BE49-F238E27FC236}">
-                                      <a16:creationId xmlns:a16="http://schemas.microsoft.com/office/drawing/2014/main" id="{ACDE3A59-D5DA-83A8-1FDB-C6A9DBA748CC}"/>
-                                    </a:ext>
-                                  </a:extLst>
-                                </pic:cNvPr>
-                                <pic:cNvPicPr>
-                                  <a:picLocks/>
-                                </pic:cNvPicPr>
-                              </pic:nvPicPr>
-                              <pic:blipFill>
-                                <a:blip r:embed="rId13"/>
-                                <a:stretch>
-                                  <a:fillRect/>
-                                </a:stretch>
-                              </pic:blipFill>
-                              <pic:spPr>
-                                <a:xfrm>
-                                  <a:off x="0" y="0"/>
-                                  <a:ext cx="504000" cy="603166"/>
-                                </a:xfrm>
-                                <a:prstGeom prst="rect">
-                                  <a:avLst/>
-                                </a:prstGeom>
-                              </pic:spPr>
-                            </pic:pic>
-                          </a:graphicData>
-                        </a:graphic>
-                      </wp:inline>
-                    </w:drawing>
-                  </w:r>
+                  <w:bookmarkStart w:id="7" w:name="Microscopeview1"/>
+                  <w:bookmarkEnd w:id="7"/>
                 </w:p>
               </w:tc>
               <w:tc>
@@ -337,60 +285,8 @@
                       <w:szCs w:val="20"/>
                     </w:rPr>
                   </w:pPr>
-                  <w:r>
-                    <w:rPr>
-                      <w:noProof/>
-                    </w:rPr>
-                    <w:drawing>
-                      <wp:inline distT="0" distB="0" distL="0" distR="0" wp14:anchorId="2B157CA7" wp14:editId="725BE35D">
-                        <wp:extent cx="478639" cy="604279"/>
-                        <wp:effectExtent l="0" t="0" r="0" b="5715"/>
-                        <wp:docPr id="22" name="图片 21">
-                          <a:extLst xmlns:a="http://schemas.openxmlformats.org/drawingml/2006/main">
-                            <a:ext uri="{FF2B5EF4-FFF2-40B4-BE49-F238E27FC236}">
-                              <a16:creationId xmlns:a16="http://schemas.microsoft.com/office/drawing/2014/main" id="{3A334EC9-6E61-EB24-B2C3-4DEB7F3C63E0}"/>
-                            </a:ext>
-                          </a:extLst>
-                        </wp:docPr>
-                        <wp:cNvGraphicFramePr>
-                          <a:graphicFrameLocks xmlns:a="http://schemas.openxmlformats.org/drawingml/2006/main"/>
-                        </wp:cNvGraphicFramePr>
-                        <a:graphic xmlns:a="http://schemas.openxmlformats.org/drawingml/2006/main">
-                          <a:graphicData uri="http://schemas.openxmlformats.org/drawingml/2006/picture">
-                            <pic:pic xmlns:pic="http://schemas.openxmlformats.org/drawingml/2006/picture">
-                              <pic:nvPicPr>
-                                <pic:cNvPr id="22" name="图片 21">
-                                  <a:extLst>
-                                    <a:ext uri="{FF2B5EF4-FFF2-40B4-BE49-F238E27FC236}">
-                                      <a16:creationId xmlns:a16="http://schemas.microsoft.com/office/drawing/2014/main" id="{3A334EC9-6E61-EB24-B2C3-4DEB7F3C63E0}"/>
-                                    </a:ext>
-                                  </a:extLst>
-                                </pic:cNvPr>
-                                <pic:cNvPicPr>
-                                  <a:picLocks/>
-                                </pic:cNvPicPr>
-                              </pic:nvPicPr>
-                              <pic:blipFill>
-                                <a:blip r:embed="rId14"/>
-                                <a:stretch>
-                                  <a:fillRect/>
-                                </a:stretch>
-                              </pic:blipFill>
-                              <pic:spPr>
-                                <a:xfrm>
-                                  <a:off x="0" y="0"/>
-                                  <a:ext cx="478639" cy="604279"/>
-                                </a:xfrm>
-                                <a:prstGeom prst="rect">
-                                  <a:avLst/>
-                                </a:prstGeom>
-                              </pic:spPr>
-                            </pic:pic>
-                          </a:graphicData>
-                        </a:graphic>
-                      </wp:inline>
-                    </w:drawing>
-                  </w:r>
+                  <w:bookmarkStart w:id="8" w:name="Microscopeview2"/>
+                  <w:bookmarkEnd w:id="8"/>
                 </w:p>
               </w:tc>
               <w:tc>
@@ -406,60 +302,8 @@
                       <w:szCs w:val="20"/>
                     </w:rPr>
                   </w:pPr>
-                  <w:r>
-                    <w:rPr>
-                      <w:noProof/>
-                    </w:rPr>
-                    <w:drawing>
-                      <wp:inline distT="0" distB="0" distL="0" distR="0" wp14:anchorId="2A283B39" wp14:editId="6474B8B8">
-                        <wp:extent cx="490442" cy="605374"/>
-                        <wp:effectExtent l="0" t="0" r="5080" b="4445"/>
-                        <wp:docPr id="23" name="图片 22">
-                          <a:extLst xmlns:a="http://schemas.openxmlformats.org/drawingml/2006/main">
-                            <a:ext uri="{FF2B5EF4-FFF2-40B4-BE49-F238E27FC236}">
-                              <a16:creationId xmlns:a16="http://schemas.microsoft.com/office/drawing/2014/main" id="{6DCDE44D-CFBD-1FC8-FFE1-73C37FCB282D}"/>
-                            </a:ext>
-                          </a:extLst>
-                        </wp:docPr>
-                        <wp:cNvGraphicFramePr>
-                          <a:graphicFrameLocks xmlns:a="http://schemas.openxmlformats.org/drawingml/2006/main"/>
-                        </wp:cNvGraphicFramePr>
-                        <a:graphic xmlns:a="http://schemas.openxmlformats.org/drawingml/2006/main">
-                          <a:graphicData uri="http://schemas.openxmlformats.org/drawingml/2006/picture">
-                            <pic:pic xmlns:pic="http://schemas.openxmlformats.org/drawingml/2006/picture">
-                              <pic:nvPicPr>
-                                <pic:cNvPr id="23" name="图片 22">
-                                  <a:extLst>
-                                    <a:ext uri="{FF2B5EF4-FFF2-40B4-BE49-F238E27FC236}">
-                                      <a16:creationId xmlns:a16="http://schemas.microsoft.com/office/drawing/2014/main" id="{6DCDE44D-CFBD-1FC8-FFE1-73C37FCB282D}"/>
-                                    </a:ext>
-                                  </a:extLst>
-                                </pic:cNvPr>
-                                <pic:cNvPicPr>
-                                  <a:picLocks/>
-                                </pic:cNvPicPr>
-                              </pic:nvPicPr>
-                              <pic:blipFill>
-                                <a:blip r:embed="rId15"/>
-                                <a:stretch>
-                                  <a:fillRect/>
-                                </a:stretch>
-                              </pic:blipFill>
-                              <pic:spPr>
-                                <a:xfrm>
-                                  <a:off x="0" y="0"/>
-                                  <a:ext cx="490442" cy="605374"/>
-                                </a:xfrm>
-                                <a:prstGeom prst="rect">
-                                  <a:avLst/>
-                                </a:prstGeom>
-                              </pic:spPr>
-                            </pic:pic>
-                          </a:graphicData>
-                        </a:graphic>
-                      </wp:inline>
-                    </w:drawing>
-                  </w:r>
+                  <w:bookmarkStart w:id="9" w:name="Microscopeview3"/>
+                  <w:bookmarkEnd w:id="9"/>
                 </w:p>
               </w:tc>
               <w:tc>
@@ -475,60 +319,8 @@
                       <w:szCs w:val="20"/>
                     </w:rPr>
                   </w:pPr>
-                  <w:r>
-                    <w:rPr>
-                      <w:noProof/>
-                    </w:rPr>
-                    <w:drawing>
-                      <wp:inline distT="0" distB="0" distL="0" distR="0" wp14:anchorId="68E855D7" wp14:editId="343206BA">
-                        <wp:extent cx="490444" cy="605374"/>
-                        <wp:effectExtent l="0" t="0" r="5080" b="4445"/>
-                        <wp:docPr id="24" name="图片 23">
-                          <a:extLst xmlns:a="http://schemas.openxmlformats.org/drawingml/2006/main">
-                            <a:ext uri="{FF2B5EF4-FFF2-40B4-BE49-F238E27FC236}">
-                              <a16:creationId xmlns:a16="http://schemas.microsoft.com/office/drawing/2014/main" id="{EA189947-8D72-0FFA-4EA0-8D765143DDF3}"/>
-                            </a:ext>
-                          </a:extLst>
-                        </wp:docPr>
-                        <wp:cNvGraphicFramePr>
-                          <a:graphicFrameLocks xmlns:a="http://schemas.openxmlformats.org/drawingml/2006/main"/>
-                        </wp:cNvGraphicFramePr>
-                        <a:graphic xmlns:a="http://schemas.openxmlformats.org/drawingml/2006/main">
-                          <a:graphicData uri="http://schemas.openxmlformats.org/drawingml/2006/picture">
-                            <pic:pic xmlns:pic="http://schemas.openxmlformats.org/drawingml/2006/picture">
-                              <pic:nvPicPr>
-                                <pic:cNvPr id="24" name="图片 23">
-                                  <a:extLst>
-                                    <a:ext uri="{FF2B5EF4-FFF2-40B4-BE49-F238E27FC236}">
-                                      <a16:creationId xmlns:a16="http://schemas.microsoft.com/office/drawing/2014/main" id="{EA189947-8D72-0FFA-4EA0-8D765143DDF3}"/>
-                                    </a:ext>
-                                  </a:extLst>
-                                </pic:cNvPr>
-                                <pic:cNvPicPr preferRelativeResize="0">
-                                  <a:picLocks/>
-                                </pic:cNvPicPr>
-                              </pic:nvPicPr>
-                              <pic:blipFill>
-                                <a:blip r:embed="rId16"/>
-                                <a:stretch>
-                                  <a:fillRect/>
-                                </a:stretch>
-                              </pic:blipFill>
-                              <pic:spPr>
-                                <a:xfrm>
-                                  <a:off x="0" y="0"/>
-                                  <a:ext cx="490444" cy="605374"/>
-                                </a:xfrm>
-                                <a:prstGeom prst="rect">
-                                  <a:avLst/>
-                                </a:prstGeom>
-                              </pic:spPr>
-                            </pic:pic>
-                          </a:graphicData>
-                        </a:graphic>
-                      </wp:inline>
-                    </w:drawing>
-                  </w:r>
+                  <w:bookmarkStart w:id="10" w:name="Microscopeview4"/>
+                  <w:bookmarkEnd w:id="10"/>
                 </w:p>
               </w:tc>
               <w:tc>
@@ -544,60 +336,8 @@
                       <w:szCs w:val="20"/>
                     </w:rPr>
                   </w:pPr>
-                  <w:r>
-                    <w:rPr>
-                      <w:noProof/>
-                    </w:rPr>
-                    <w:drawing>
-                      <wp:inline distT="0" distB="0" distL="0" distR="0" wp14:anchorId="3DB99338" wp14:editId="135194C7">
-                        <wp:extent cx="498478" cy="605374"/>
-                        <wp:effectExtent l="0" t="0" r="0" b="4445"/>
-                        <wp:docPr id="25" name="图片 24">
-                          <a:extLst xmlns:a="http://schemas.openxmlformats.org/drawingml/2006/main">
-                            <a:ext uri="{FF2B5EF4-FFF2-40B4-BE49-F238E27FC236}">
-                              <a16:creationId xmlns:a16="http://schemas.microsoft.com/office/drawing/2014/main" id="{AC8704F3-9A97-BE9A-E0DE-23AC39A9E6D2}"/>
-                            </a:ext>
-                          </a:extLst>
-                        </wp:docPr>
-                        <wp:cNvGraphicFramePr>
-                          <a:graphicFrameLocks xmlns:a="http://schemas.openxmlformats.org/drawingml/2006/main" noChangeAspect="1"/>
-                        </wp:cNvGraphicFramePr>
-                        <a:graphic xmlns:a="http://schemas.openxmlformats.org/drawingml/2006/main">
-                          <a:graphicData uri="http://schemas.openxmlformats.org/drawingml/2006/picture">
-                            <pic:pic xmlns:pic="http://schemas.openxmlformats.org/drawingml/2006/picture">
-                              <pic:nvPicPr>
-                                <pic:cNvPr id="25" name="图片 24">
-                                  <a:extLst>
-                                    <a:ext uri="{FF2B5EF4-FFF2-40B4-BE49-F238E27FC236}">
-                                      <a16:creationId xmlns:a16="http://schemas.microsoft.com/office/drawing/2014/main" id="{AC8704F3-9A97-BE9A-E0DE-23AC39A9E6D2}"/>
-                                    </a:ext>
-                                  </a:extLst>
-                                </pic:cNvPr>
-                                <pic:cNvPicPr>
-                                  <a:picLocks noChangeAspect="1"/>
-                                </pic:cNvPicPr>
-                              </pic:nvPicPr>
-                              <pic:blipFill>
-                                <a:blip r:embed="rId17"/>
-                                <a:stretch>
-                                  <a:fillRect/>
-                                </a:stretch>
-                              </pic:blipFill>
-                              <pic:spPr>
-                                <a:xfrm>
-                                  <a:off x="0" y="0"/>
-                                  <a:ext cx="498478" cy="605374"/>
-                                </a:xfrm>
-                                <a:prstGeom prst="rect">
-                                  <a:avLst/>
-                                </a:prstGeom>
-                              </pic:spPr>
-                            </pic:pic>
-                          </a:graphicData>
-                        </a:graphic>
-                      </wp:inline>
-                    </w:drawing>
-                  </w:r>
+                  <w:bookmarkStart w:id="11" w:name="Microscopeview5"/>
+                  <w:bookmarkEnd w:id="11"/>
                 </w:p>
               </w:tc>
               <w:tc>
@@ -613,60 +353,8 @@
                       <w:szCs w:val="20"/>
                     </w:rPr>
                   </w:pPr>
-                  <w:r>
-                    <w:rPr>
-                      <w:noProof/>
-                    </w:rPr>
-                    <w:drawing>
-                      <wp:inline distT="0" distB="0" distL="0" distR="0" wp14:anchorId="0E42C450" wp14:editId="3271F519">
-                        <wp:extent cx="499697" cy="605374"/>
-                        <wp:effectExtent l="0" t="0" r="0" b="4445"/>
-                        <wp:docPr id="26" name="图片 25">
-                          <a:extLst xmlns:a="http://schemas.openxmlformats.org/drawingml/2006/main">
-                            <a:ext uri="{FF2B5EF4-FFF2-40B4-BE49-F238E27FC236}">
-                              <a16:creationId xmlns:a16="http://schemas.microsoft.com/office/drawing/2014/main" id="{058A089F-11AA-92F0-1A9F-2A26C5CBD57F}"/>
-                            </a:ext>
-                          </a:extLst>
-                        </wp:docPr>
-                        <wp:cNvGraphicFramePr>
-                          <a:graphicFrameLocks xmlns:a="http://schemas.openxmlformats.org/drawingml/2006/main"/>
-                        </wp:cNvGraphicFramePr>
-                        <a:graphic xmlns:a="http://schemas.openxmlformats.org/drawingml/2006/main">
-                          <a:graphicData uri="http://schemas.openxmlformats.org/drawingml/2006/picture">
-                            <pic:pic xmlns:pic="http://schemas.openxmlformats.org/drawingml/2006/picture">
-                              <pic:nvPicPr>
-                                <pic:cNvPr id="26" name="图片 25">
-                                  <a:extLst>
-                                    <a:ext uri="{FF2B5EF4-FFF2-40B4-BE49-F238E27FC236}">
-                                      <a16:creationId xmlns:a16="http://schemas.microsoft.com/office/drawing/2014/main" id="{058A089F-11AA-92F0-1A9F-2A26C5CBD57F}"/>
-                                    </a:ext>
-                                  </a:extLst>
-                                </pic:cNvPr>
-                                <pic:cNvPicPr>
-                                  <a:picLocks/>
-                                </pic:cNvPicPr>
-                              </pic:nvPicPr>
-                              <pic:blipFill>
-                                <a:blip r:embed="rId18"/>
-                                <a:stretch>
-                                  <a:fillRect/>
-                                </a:stretch>
-                              </pic:blipFill>
-                              <pic:spPr>
-                                <a:xfrm>
-                                  <a:off x="0" y="0"/>
-                                  <a:ext cx="499697" cy="605374"/>
-                                </a:xfrm>
-                                <a:prstGeom prst="rect">
-                                  <a:avLst/>
-                                </a:prstGeom>
-                              </pic:spPr>
-                            </pic:pic>
-                          </a:graphicData>
-                        </a:graphic>
-                      </wp:inline>
-                    </w:drawing>
-                  </w:r>
+                  <w:bookmarkStart w:id="12" w:name="Microscopeview6"/>
+                  <w:bookmarkEnd w:id="12"/>
                 </w:p>
               </w:tc>
               <w:tc>
@@ -682,60 +370,8 @@
                       <w:szCs w:val="20"/>
                     </w:rPr>
                   </w:pPr>
-                  <w:r>
-                    <w:rPr>
-                      <w:noProof/>
-                    </w:rPr>
-                    <w:drawing>
-                      <wp:inline distT="0" distB="0" distL="0" distR="0" wp14:anchorId="1F3AC020" wp14:editId="2BE95CED">
-                        <wp:extent cx="503962" cy="605374"/>
-                        <wp:effectExtent l="0" t="0" r="0" b="4445"/>
-                        <wp:docPr id="27" name="图片 26">
-                          <a:extLst xmlns:a="http://schemas.openxmlformats.org/drawingml/2006/main">
-                            <a:ext uri="{FF2B5EF4-FFF2-40B4-BE49-F238E27FC236}">
-                              <a16:creationId xmlns:a16="http://schemas.microsoft.com/office/drawing/2014/main" id="{DADA4429-DDE3-ADCE-72EF-EE2F1AF4B688}"/>
-                            </a:ext>
-                          </a:extLst>
-                        </wp:docPr>
-                        <wp:cNvGraphicFramePr>
-                          <a:graphicFrameLocks xmlns:a="http://schemas.openxmlformats.org/drawingml/2006/main"/>
-                        </wp:cNvGraphicFramePr>
-                        <a:graphic xmlns:a="http://schemas.openxmlformats.org/drawingml/2006/main">
-                          <a:graphicData uri="http://schemas.openxmlformats.org/drawingml/2006/picture">
-                            <pic:pic xmlns:pic="http://schemas.openxmlformats.org/drawingml/2006/picture">
-                              <pic:nvPicPr>
-                                <pic:cNvPr id="27" name="图片 26">
-                                  <a:extLst>
-                                    <a:ext uri="{FF2B5EF4-FFF2-40B4-BE49-F238E27FC236}">
-                                      <a16:creationId xmlns:a16="http://schemas.microsoft.com/office/drawing/2014/main" id="{DADA4429-DDE3-ADCE-72EF-EE2F1AF4B688}"/>
-                                    </a:ext>
-                                  </a:extLst>
-                                </pic:cNvPr>
-                                <pic:cNvPicPr>
-                                  <a:picLocks/>
-                                </pic:cNvPicPr>
-                              </pic:nvPicPr>
-                              <pic:blipFill>
-                                <a:blip r:embed="rId19"/>
-                                <a:stretch>
-                                  <a:fillRect/>
-                                </a:stretch>
-                              </pic:blipFill>
-                              <pic:spPr>
-                                <a:xfrm>
-                                  <a:off x="0" y="0"/>
-                                  <a:ext cx="503962" cy="605374"/>
-                                </a:xfrm>
-                                <a:prstGeom prst="rect">
-                                  <a:avLst/>
-                                </a:prstGeom>
-                              </pic:spPr>
-                            </pic:pic>
-                          </a:graphicData>
-                        </a:graphic>
-                      </wp:inline>
-                    </w:drawing>
-                  </w:r>
+                  <w:bookmarkStart w:id="13" w:name="Microscopeview7"/>
+                  <w:bookmarkEnd w:id="13"/>
                 </w:p>
               </w:tc>
             </w:tr>
@@ -753,6 +389,8 @@
                       <w:szCs w:val="20"/>
                     </w:rPr>
                   </w:pPr>
+                  <w:bookmarkStart w:id="14" w:name="Microscopeview8"/>
+                  <w:bookmarkEnd w:id="14"/>
                 </w:p>
               </w:tc>
               <w:tc>
@@ -768,6 +406,8 @@
                       <w:szCs w:val="20"/>
                     </w:rPr>
                   </w:pPr>
+                  <w:bookmarkStart w:id="15" w:name="Microscopeview9"/>
+                  <w:bookmarkEnd w:id="15"/>
                 </w:p>
               </w:tc>
               <w:tc>
@@ -783,6 +423,8 @@
                       <w:szCs w:val="20"/>
                     </w:rPr>
                   </w:pPr>
+                  <w:bookmarkStart w:id="16" w:name="Microscopeview10"/>
+                  <w:bookmarkEnd w:id="16"/>
                 </w:p>
               </w:tc>
               <w:tc>
@@ -798,6 +440,8 @@
                       <w:szCs w:val="20"/>
                     </w:rPr>
                   </w:pPr>
+                  <w:bookmarkStart w:id="17" w:name="Microscopeview11"/>
+                  <w:bookmarkEnd w:id="17"/>
                 </w:p>
               </w:tc>
               <w:tc>
@@ -813,6 +457,8 @@
                       <w:szCs w:val="20"/>
                     </w:rPr>
                   </w:pPr>
+                  <w:bookmarkStart w:id="18" w:name="Microscopeview12"/>
+                  <w:bookmarkEnd w:id="18"/>
                 </w:p>
               </w:tc>
               <w:tc>
@@ -828,6 +474,8 @@
                       <w:szCs w:val="20"/>
                     </w:rPr>
                   </w:pPr>
+                  <w:bookmarkStart w:id="19" w:name="Microscopeview13"/>
+                  <w:bookmarkEnd w:id="19"/>
                 </w:p>
               </w:tc>
               <w:tc>
@@ -843,598 +491,8 @@
                       <w:szCs w:val="20"/>
                     </w:rPr>
                   </w:pPr>
-                </w:p>
-              </w:tc>
-            </w:tr>
-            <w:tr>
-              <w:tc>
-                <w:tcPr>
-                  <w:tcW w:w="1116" w:type="dxa"/>
-                </w:tcPr>
-                <w:p>
-                  <w:pPr>
-                    <w:spacing w:after="0" w:line="240" w:lineRule="auto"/>
-                    <w:rPr>
-                      <w:rFonts w:ascii="Arial" w:eastAsia="黑体" w:hAnsi="Arial" w:cs="Arial"/>
-                      <w:sz w:val="20"/>
-                      <w:szCs w:val="20"/>
-                    </w:rPr>
-                  </w:pPr>
-                  <w:r>
-                    <w:rPr>
-                      <w:noProof/>
-                    </w:rPr>
-                    <w:drawing>
-                      <wp:inline distT="0" distB="0" distL="0" distR="0" wp14:anchorId="1CC604B6" wp14:editId="73AF783B">
-                        <wp:extent cx="504000" cy="588009"/>
-                        <wp:effectExtent l="0" t="0" r="0" b="3175"/>
-                        <wp:docPr id="29" name="图片 28">
-                          <a:extLst xmlns:a="http://schemas.openxmlformats.org/drawingml/2006/main">
-                            <a:ext uri="{FF2B5EF4-FFF2-40B4-BE49-F238E27FC236}">
-                              <a16:creationId xmlns:a16="http://schemas.microsoft.com/office/drawing/2014/main" id="{5D9404A6-7B47-F89C-CAE9-C81DC3FCE1B2}"/>
-                            </a:ext>
-                          </a:extLst>
-                        </wp:docPr>
-                        <wp:cNvGraphicFramePr>
-                          <a:graphicFrameLocks xmlns:a="http://schemas.openxmlformats.org/drawingml/2006/main"/>
-                        </wp:cNvGraphicFramePr>
-                        <a:graphic xmlns:a="http://schemas.openxmlformats.org/drawingml/2006/main">
-                          <a:graphicData uri="http://schemas.openxmlformats.org/drawingml/2006/picture">
-                            <pic:pic xmlns:pic="http://schemas.openxmlformats.org/drawingml/2006/picture">
-                              <pic:nvPicPr>
-                                <pic:cNvPr id="29" name="图片 28">
-                                  <a:extLst>
-                                    <a:ext uri="{FF2B5EF4-FFF2-40B4-BE49-F238E27FC236}">
-                                      <a16:creationId xmlns:a16="http://schemas.microsoft.com/office/drawing/2014/main" id="{5D9404A6-7B47-F89C-CAE9-C81DC3FCE1B2}"/>
-                                    </a:ext>
-                                  </a:extLst>
-                                </pic:cNvPr>
-                                <pic:cNvPicPr>
-                                  <a:picLocks/>
-                                </pic:cNvPicPr>
-                              </pic:nvPicPr>
-                              <pic:blipFill>
-                                <a:blip r:embed="rId20"/>
-                                <a:stretch>
-                                  <a:fillRect/>
-                                </a:stretch>
-                              </pic:blipFill>
-                              <pic:spPr>
-                                <a:xfrm>
-                                  <a:off x="0" y="0"/>
-                                  <a:ext cx="504000" cy="588009"/>
-                                </a:xfrm>
-                                <a:prstGeom prst="rect">
-                                  <a:avLst/>
-                                </a:prstGeom>
-                              </pic:spPr>
-                            </pic:pic>
-                          </a:graphicData>
-                        </a:graphic>
-                      </wp:inline>
-                    </w:drawing>
-                  </w:r>
-                </w:p>
-              </w:tc>
-              <w:tc>
-                <w:tcPr>
-                  <w:tcW w:w="1116" w:type="dxa"/>
-                </w:tcPr>
-                <w:p>
-                  <w:pPr>
-                    <w:spacing w:after="0" w:line="240" w:lineRule="auto"/>
-                    <w:rPr>
-                      <w:rFonts w:ascii="Arial" w:eastAsia="黑体" w:hAnsi="Arial" w:cs="Arial"/>
-                      <w:sz w:val="20"/>
-                      <w:szCs w:val="20"/>
-                    </w:rPr>
-                  </w:pPr>
-                  <w:r>
-                    <w:rPr>
-                      <w:noProof/>
-                    </w:rPr>
-                    <w:drawing>
-                      <wp:inline distT="0" distB="0" distL="0" distR="0" wp14:anchorId="00F651C1" wp14:editId="04AAFB82">
-                        <wp:extent cx="478639" cy="588009"/>
-                        <wp:effectExtent l="0" t="0" r="0" b="3175"/>
-                        <wp:docPr id="30" name="图片 29">
-                          <a:extLst xmlns:a="http://schemas.openxmlformats.org/drawingml/2006/main">
-                            <a:ext uri="{FF2B5EF4-FFF2-40B4-BE49-F238E27FC236}">
-                              <a16:creationId xmlns:a16="http://schemas.microsoft.com/office/drawing/2014/main" id="{37EC440C-AEF8-F596-8806-4A242D172236}"/>
-                            </a:ext>
-                          </a:extLst>
-                        </wp:docPr>
-                        <wp:cNvGraphicFramePr>
-                          <a:graphicFrameLocks xmlns:a="http://schemas.openxmlformats.org/drawingml/2006/main"/>
-                        </wp:cNvGraphicFramePr>
-                        <a:graphic xmlns:a="http://schemas.openxmlformats.org/drawingml/2006/main">
-                          <a:graphicData uri="http://schemas.openxmlformats.org/drawingml/2006/picture">
-                            <pic:pic xmlns:pic="http://schemas.openxmlformats.org/drawingml/2006/picture">
-                              <pic:nvPicPr>
-                                <pic:cNvPr id="30" name="图片 29">
-                                  <a:extLst>
-                                    <a:ext uri="{FF2B5EF4-FFF2-40B4-BE49-F238E27FC236}">
-                                      <a16:creationId xmlns:a16="http://schemas.microsoft.com/office/drawing/2014/main" id="{37EC440C-AEF8-F596-8806-4A242D172236}"/>
-                                    </a:ext>
-                                  </a:extLst>
-                                </pic:cNvPr>
-                                <pic:cNvPicPr>
-                                  <a:picLocks/>
-                                </pic:cNvPicPr>
-                              </pic:nvPicPr>
-                              <pic:blipFill>
-                                <a:blip r:embed="rId21"/>
-                                <a:stretch>
-                                  <a:fillRect/>
-                                </a:stretch>
-                              </pic:blipFill>
-                              <pic:spPr>
-                                <a:xfrm>
-                                  <a:off x="0" y="0"/>
-                                  <a:ext cx="478639" cy="588009"/>
-                                </a:xfrm>
-                                <a:prstGeom prst="rect">
-                                  <a:avLst/>
-                                </a:prstGeom>
-                              </pic:spPr>
-                            </pic:pic>
-                          </a:graphicData>
-                        </a:graphic>
-                      </wp:inline>
-                    </w:drawing>
-                  </w:r>
-                </w:p>
-              </w:tc>
-              <w:tc>
-                <w:tcPr>
-                  <w:tcW w:w="1116" w:type="dxa"/>
-                </w:tcPr>
-                <w:p>
-                  <w:pPr>
-                    <w:spacing w:after="0" w:line="240" w:lineRule="auto"/>
-                    <w:rPr>
-                      <w:rFonts w:ascii="Arial" w:eastAsia="黑体" w:hAnsi="Arial" w:cs="Arial"/>
-                      <w:sz w:val="20"/>
-                      <w:szCs w:val="20"/>
-                    </w:rPr>
-                  </w:pPr>
-                  <w:r>
-                    <w:rPr>
-                      <w:noProof/>
-                    </w:rPr>
-                    <w:drawing>
-                      <wp:inline distT="0" distB="0" distL="0" distR="0" wp14:anchorId="1CE23706" wp14:editId="2D659329">
-                        <wp:extent cx="490442" cy="588009"/>
-                        <wp:effectExtent l="0" t="0" r="5080" b="3175"/>
-                        <wp:docPr id="31" name="图片 30">
-                          <a:extLst xmlns:a="http://schemas.openxmlformats.org/drawingml/2006/main">
-                            <a:ext uri="{FF2B5EF4-FFF2-40B4-BE49-F238E27FC236}">
-                              <a16:creationId xmlns:a16="http://schemas.microsoft.com/office/drawing/2014/main" id="{43A608F9-5AC2-7AD8-B343-B60579672B85}"/>
-                            </a:ext>
-                          </a:extLst>
-                        </wp:docPr>
-                        <wp:cNvGraphicFramePr>
-                          <a:graphicFrameLocks xmlns:a="http://schemas.openxmlformats.org/drawingml/2006/main"/>
-                        </wp:cNvGraphicFramePr>
-                        <a:graphic xmlns:a="http://schemas.openxmlformats.org/drawingml/2006/main">
-                          <a:graphicData uri="http://schemas.openxmlformats.org/drawingml/2006/picture">
-                            <pic:pic xmlns:pic="http://schemas.openxmlformats.org/drawingml/2006/picture">
-                              <pic:nvPicPr>
-                                <pic:cNvPr id="31" name="图片 30">
-                                  <a:extLst>
-                                    <a:ext uri="{FF2B5EF4-FFF2-40B4-BE49-F238E27FC236}">
-                                      <a16:creationId xmlns:a16="http://schemas.microsoft.com/office/drawing/2014/main" id="{43A608F9-5AC2-7AD8-B343-B60579672B85}"/>
-                                    </a:ext>
-                                  </a:extLst>
-                                </pic:cNvPr>
-                                <pic:cNvPicPr>
-                                  <a:picLocks/>
-                                </pic:cNvPicPr>
-                              </pic:nvPicPr>
-                              <pic:blipFill>
-                                <a:blip r:embed="rId22"/>
-                                <a:stretch>
-                                  <a:fillRect/>
-                                </a:stretch>
-                              </pic:blipFill>
-                              <pic:spPr>
-                                <a:xfrm>
-                                  <a:off x="0" y="0"/>
-                                  <a:ext cx="490442" cy="588009"/>
-                                </a:xfrm>
-                                <a:prstGeom prst="rect">
-                                  <a:avLst/>
-                                </a:prstGeom>
-                              </pic:spPr>
-                            </pic:pic>
-                          </a:graphicData>
-                        </a:graphic>
-                      </wp:inline>
-                    </w:drawing>
-                  </w:r>
-                </w:p>
-              </w:tc>
-              <w:tc>
-                <w:tcPr>
-                  <w:tcW w:w="1116" w:type="dxa"/>
-                </w:tcPr>
-                <w:p>
-                  <w:pPr>
-                    <w:spacing w:after="0" w:line="240" w:lineRule="auto"/>
-                    <w:rPr>
-                      <w:rFonts w:ascii="Arial" w:eastAsia="黑体" w:hAnsi="Arial" w:cs="Arial"/>
-                      <w:sz w:val="20"/>
-                      <w:szCs w:val="20"/>
-                    </w:rPr>
-                  </w:pPr>
-                  <w:r>
-                    <w:rPr>
-                      <w:noProof/>
-                    </w:rPr>
-                    <w:drawing>
-                      <wp:inline distT="0" distB="0" distL="0" distR="0" wp14:anchorId="258D8492" wp14:editId="4123A1FE">
-                        <wp:extent cx="490444" cy="588009"/>
-                        <wp:effectExtent l="0" t="0" r="5080" b="3175"/>
-                        <wp:docPr id="32" name="图片 31">
-                          <a:extLst xmlns:a="http://schemas.openxmlformats.org/drawingml/2006/main">
-                            <a:ext uri="{FF2B5EF4-FFF2-40B4-BE49-F238E27FC236}">
-                              <a16:creationId xmlns:a16="http://schemas.microsoft.com/office/drawing/2014/main" id="{D8975DEC-23C4-5B45-72FF-8B1EE46203EC}"/>
-                            </a:ext>
-                          </a:extLst>
-                        </wp:docPr>
-                        <wp:cNvGraphicFramePr>
-                          <a:graphicFrameLocks xmlns:a="http://schemas.openxmlformats.org/drawingml/2006/main"/>
-                        </wp:cNvGraphicFramePr>
-                        <a:graphic xmlns:a="http://schemas.openxmlformats.org/drawingml/2006/main">
-                          <a:graphicData uri="http://schemas.openxmlformats.org/drawingml/2006/picture">
-                            <pic:pic xmlns:pic="http://schemas.openxmlformats.org/drawingml/2006/picture">
-                              <pic:nvPicPr>
-                                <pic:cNvPr id="32" name="图片 31">
-                                  <a:extLst>
-                                    <a:ext uri="{FF2B5EF4-FFF2-40B4-BE49-F238E27FC236}">
-                                      <a16:creationId xmlns:a16="http://schemas.microsoft.com/office/drawing/2014/main" id="{D8975DEC-23C4-5B45-72FF-8B1EE46203EC}"/>
-                                    </a:ext>
-                                  </a:extLst>
-                                </pic:cNvPr>
-                                <pic:cNvPicPr>
-                                  <a:picLocks/>
-                                </pic:cNvPicPr>
-                              </pic:nvPicPr>
-                              <pic:blipFill>
-                                <a:blip r:embed="rId23"/>
-                                <a:stretch>
-                                  <a:fillRect/>
-                                </a:stretch>
-                              </pic:blipFill>
-                              <pic:spPr>
-                                <a:xfrm>
-                                  <a:off x="0" y="0"/>
-                                  <a:ext cx="490444" cy="588009"/>
-                                </a:xfrm>
-                                <a:prstGeom prst="rect">
-                                  <a:avLst/>
-                                </a:prstGeom>
-                              </pic:spPr>
-                            </pic:pic>
-                          </a:graphicData>
-                        </a:graphic>
-                      </wp:inline>
-                    </w:drawing>
-                  </w:r>
-                </w:p>
-              </w:tc>
-              <w:tc>
-                <w:tcPr>
-                  <w:tcW w:w="1116" w:type="dxa"/>
-                </w:tcPr>
-                <w:p>
-                  <w:pPr>
-                    <w:spacing w:after="0" w:line="240" w:lineRule="auto"/>
-                    <w:rPr>
-                      <w:rFonts w:ascii="Arial" w:eastAsia="黑体" w:hAnsi="Arial" w:cs="Arial"/>
-                      <w:sz w:val="20"/>
-                      <w:szCs w:val="20"/>
-                    </w:rPr>
-                  </w:pPr>
-                  <w:r>
-                    <w:rPr>
-                      <w:noProof/>
-                    </w:rPr>
-                    <w:drawing>
-                      <wp:inline distT="0" distB="0" distL="0" distR="0" wp14:anchorId="0C56D20C" wp14:editId="79C4C915">
-                        <wp:extent cx="497031" cy="588009"/>
-                        <wp:effectExtent l="0" t="0" r="0" b="3175"/>
-                        <wp:docPr id="33" name="图片 32">
-                          <a:extLst xmlns:a="http://schemas.openxmlformats.org/drawingml/2006/main">
-                            <a:ext uri="{FF2B5EF4-FFF2-40B4-BE49-F238E27FC236}">
-                              <a16:creationId xmlns:a16="http://schemas.microsoft.com/office/drawing/2014/main" id="{EA41391A-AC4B-1968-E4A1-653D411C005F}"/>
-                            </a:ext>
-                          </a:extLst>
-                        </wp:docPr>
-                        <wp:cNvGraphicFramePr>
-                          <a:graphicFrameLocks xmlns:a="http://schemas.openxmlformats.org/drawingml/2006/main"/>
-                        </wp:cNvGraphicFramePr>
-                        <a:graphic xmlns:a="http://schemas.openxmlformats.org/drawingml/2006/main">
-                          <a:graphicData uri="http://schemas.openxmlformats.org/drawingml/2006/picture">
-                            <pic:pic xmlns:pic="http://schemas.openxmlformats.org/drawingml/2006/picture">
-                              <pic:nvPicPr>
-                                <pic:cNvPr id="33" name="图片 32">
-                                  <a:extLst>
-                                    <a:ext uri="{FF2B5EF4-FFF2-40B4-BE49-F238E27FC236}">
-                                      <a16:creationId xmlns:a16="http://schemas.microsoft.com/office/drawing/2014/main" id="{EA41391A-AC4B-1968-E4A1-653D411C005F}"/>
-                                    </a:ext>
-                                  </a:extLst>
-                                </pic:cNvPr>
-                                <pic:cNvPicPr>
-                                  <a:picLocks/>
-                                </pic:cNvPicPr>
-                              </pic:nvPicPr>
-                              <pic:blipFill>
-                                <a:blip r:embed="rId24"/>
-                                <a:stretch>
-                                  <a:fillRect/>
-                                </a:stretch>
-                              </pic:blipFill>
-                              <pic:spPr>
-                                <a:xfrm>
-                                  <a:off x="0" y="0"/>
-                                  <a:ext cx="497031" cy="588009"/>
-                                </a:xfrm>
-                                <a:prstGeom prst="rect">
-                                  <a:avLst/>
-                                </a:prstGeom>
-                              </pic:spPr>
-                            </pic:pic>
-                          </a:graphicData>
-                        </a:graphic>
-                      </wp:inline>
-                    </w:drawing>
-                  </w:r>
-                </w:p>
-              </w:tc>
-              <w:tc>
-                <w:tcPr>
-                  <w:tcW w:w="1116" w:type="dxa"/>
-                </w:tcPr>
-                <w:p>
-                  <w:pPr>
-                    <w:spacing w:after="0" w:line="240" w:lineRule="auto"/>
-                    <w:rPr>
-                      <w:rFonts w:ascii="Arial" w:eastAsia="黑体" w:hAnsi="Arial" w:cs="Arial"/>
-                      <w:sz w:val="20"/>
-                      <w:szCs w:val="20"/>
-                    </w:rPr>
-                  </w:pPr>
-                  <w:r>
-                    <w:rPr>
-                      <w:noProof/>
-                    </w:rPr>
-                    <w:drawing>
-                      <wp:inline distT="0" distB="0" distL="0" distR="0" wp14:anchorId="6F2F3835" wp14:editId="018C37C7">
-                        <wp:extent cx="499697" cy="588009"/>
-                        <wp:effectExtent l="0" t="0" r="0" b="3175"/>
-                        <wp:docPr id="34" name="图片 33">
-                          <a:extLst xmlns:a="http://schemas.openxmlformats.org/drawingml/2006/main">
-                            <a:ext uri="{FF2B5EF4-FFF2-40B4-BE49-F238E27FC236}">
-                              <a16:creationId xmlns:a16="http://schemas.microsoft.com/office/drawing/2014/main" id="{E20B8DC7-3244-FBB6-F135-1CDF35CBAF42}"/>
-                            </a:ext>
-                          </a:extLst>
-                        </wp:docPr>
-                        <wp:cNvGraphicFramePr>
-                          <a:graphicFrameLocks xmlns:a="http://schemas.openxmlformats.org/drawingml/2006/main"/>
-                        </wp:cNvGraphicFramePr>
-                        <a:graphic xmlns:a="http://schemas.openxmlformats.org/drawingml/2006/main">
-                          <a:graphicData uri="http://schemas.openxmlformats.org/drawingml/2006/picture">
-                            <pic:pic xmlns:pic="http://schemas.openxmlformats.org/drawingml/2006/picture">
-                              <pic:nvPicPr>
-                                <pic:cNvPr id="34" name="图片 33">
-                                  <a:extLst>
-                                    <a:ext uri="{FF2B5EF4-FFF2-40B4-BE49-F238E27FC236}">
-                                      <a16:creationId xmlns:a16="http://schemas.microsoft.com/office/drawing/2014/main" id="{E20B8DC7-3244-FBB6-F135-1CDF35CBAF42}"/>
-                                    </a:ext>
-                                  </a:extLst>
-                                </pic:cNvPr>
-                                <pic:cNvPicPr>
-                                  <a:picLocks/>
-                                </pic:cNvPicPr>
-                              </pic:nvPicPr>
-                              <pic:blipFill>
-                                <a:blip r:embed="rId25"/>
-                                <a:stretch>
-                                  <a:fillRect/>
-                                </a:stretch>
-                              </pic:blipFill>
-                              <pic:spPr>
-                                <a:xfrm>
-                                  <a:off x="0" y="0"/>
-                                  <a:ext cx="499697" cy="588009"/>
-                                </a:xfrm>
-                                <a:prstGeom prst="rect">
-                                  <a:avLst/>
-                                </a:prstGeom>
-                              </pic:spPr>
-                            </pic:pic>
-                          </a:graphicData>
-                        </a:graphic>
-                      </wp:inline>
-                    </w:drawing>
-                  </w:r>
-                </w:p>
-              </w:tc>
-              <w:tc>
-                <w:tcPr>
-                  <w:tcW w:w="1117" w:type="dxa"/>
-                </w:tcPr>
-                <w:p>
-                  <w:pPr>
-                    <w:spacing w:after="0" w:line="240" w:lineRule="auto"/>
-                    <w:rPr>
-                      <w:rFonts w:ascii="Arial" w:eastAsia="黑体" w:hAnsi="Arial" w:cs="Arial"/>
-                      <w:sz w:val="20"/>
-                      <w:szCs w:val="20"/>
-                    </w:rPr>
-                  </w:pPr>
-                  <w:r>
-                    <w:rPr>
-                      <w:noProof/>
-                    </w:rPr>
-                    <w:drawing>
-                      <wp:inline distT="0" distB="0" distL="0" distR="0" wp14:anchorId="086BB675" wp14:editId="27435BC8">
-                        <wp:extent cx="503962" cy="588009"/>
-                        <wp:effectExtent l="0" t="0" r="0" b="3175"/>
-                        <wp:docPr id="35" name="图片 34">
-                          <a:extLst xmlns:a="http://schemas.openxmlformats.org/drawingml/2006/main">
-                            <a:ext uri="{FF2B5EF4-FFF2-40B4-BE49-F238E27FC236}">
-                              <a16:creationId xmlns:a16="http://schemas.microsoft.com/office/drawing/2014/main" id="{4D731CF4-3EDE-07B9-E5A6-DBCA9B613D3B}"/>
-                            </a:ext>
-                          </a:extLst>
-                        </wp:docPr>
-                        <wp:cNvGraphicFramePr>
-                          <a:graphicFrameLocks xmlns:a="http://schemas.openxmlformats.org/drawingml/2006/main"/>
-                        </wp:cNvGraphicFramePr>
-                        <a:graphic xmlns:a="http://schemas.openxmlformats.org/drawingml/2006/main">
-                          <a:graphicData uri="http://schemas.openxmlformats.org/drawingml/2006/picture">
-                            <pic:pic xmlns:pic="http://schemas.openxmlformats.org/drawingml/2006/picture">
-                              <pic:nvPicPr>
-                                <pic:cNvPr id="35" name="图片 34">
-                                  <a:extLst>
-                                    <a:ext uri="{FF2B5EF4-FFF2-40B4-BE49-F238E27FC236}">
-                                      <a16:creationId xmlns:a16="http://schemas.microsoft.com/office/drawing/2014/main" id="{4D731CF4-3EDE-07B9-E5A6-DBCA9B613D3B}"/>
-                                    </a:ext>
-                                  </a:extLst>
-                                </pic:cNvPr>
-                                <pic:cNvPicPr>
-                                  <a:picLocks/>
-                                </pic:cNvPicPr>
-                              </pic:nvPicPr>
-                              <pic:blipFill>
-                                <a:blip r:embed="rId26"/>
-                                <a:stretch>
-                                  <a:fillRect/>
-                                </a:stretch>
-                              </pic:blipFill>
-                              <pic:spPr>
-                                <a:xfrm>
-                                  <a:off x="0" y="0"/>
-                                  <a:ext cx="503962" cy="588009"/>
-                                </a:xfrm>
-                                <a:prstGeom prst="rect">
-                                  <a:avLst/>
-                                </a:prstGeom>
-                              </pic:spPr>
-                            </pic:pic>
-                          </a:graphicData>
-                        </a:graphic>
-                      </wp:inline>
-                    </w:drawing>
-                  </w:r>
-                </w:p>
-              </w:tc>
-            </w:tr>
-            <w:tr>
-              <w:tc>
-                <w:tcPr>
-                  <w:tcW w:w="1116" w:type="dxa"/>
-                </w:tcPr>
-                <w:p>
-                  <w:pPr>
-                    <w:spacing w:after="0" w:line="240" w:lineRule="auto"/>
-                    <w:rPr>
-                      <w:rFonts w:ascii="Arial" w:eastAsia="黑体" w:hAnsi="Arial" w:cs="Arial"/>
-                      <w:sz w:val="20"/>
-                      <w:szCs w:val="20"/>
-                    </w:rPr>
-                  </w:pPr>
-                </w:p>
-              </w:tc>
-              <w:tc>
-                <w:tcPr>
-                  <w:tcW w:w="1116" w:type="dxa"/>
-                </w:tcPr>
-                <w:p>
-                  <w:pPr>
-                    <w:spacing w:after="0" w:line="240" w:lineRule="auto"/>
-                    <w:rPr>
-                      <w:rFonts w:ascii="Arial" w:eastAsia="黑体" w:hAnsi="Arial" w:cs="Arial"/>
-                      <w:sz w:val="20"/>
-                      <w:szCs w:val="20"/>
-                    </w:rPr>
-                  </w:pPr>
-                </w:p>
-              </w:tc>
-              <w:tc>
-                <w:tcPr>
-                  <w:tcW w:w="1116" w:type="dxa"/>
-                </w:tcPr>
-                <w:p>
-                  <w:pPr>
-                    <w:spacing w:after="0" w:line="240" w:lineRule="auto"/>
-                    <w:rPr>
-                      <w:rFonts w:ascii="Arial" w:eastAsia="黑体" w:hAnsi="Arial" w:cs="Arial"/>
-                      <w:sz w:val="20"/>
-                      <w:szCs w:val="20"/>
-                    </w:rPr>
-                  </w:pPr>
-                </w:p>
-              </w:tc>
-              <w:tc>
-                <w:tcPr>
-                  <w:tcW w:w="1116" w:type="dxa"/>
-                </w:tcPr>
-                <w:p>
-                  <w:pPr>
-                    <w:spacing w:after="0" w:line="240" w:lineRule="auto"/>
-                    <w:rPr>
-                      <w:rFonts w:ascii="Arial" w:eastAsia="黑体" w:hAnsi="Arial" w:cs="Arial"/>
-                      <w:sz w:val="20"/>
-                      <w:szCs w:val="20"/>
-                    </w:rPr>
-                  </w:pPr>
-                </w:p>
-              </w:tc>
-              <w:tc>
-                <w:tcPr>
-                  <w:tcW w:w="1116" w:type="dxa"/>
-                </w:tcPr>
-                <w:p>
-                  <w:pPr>
-                    <w:spacing w:after="0" w:line="240" w:lineRule="auto"/>
-                    <w:rPr>
-                      <w:rFonts w:ascii="Arial" w:eastAsia="黑体" w:hAnsi="Arial" w:cs="Arial"/>
-                      <w:sz w:val="20"/>
-                      <w:szCs w:val="20"/>
-                    </w:rPr>
-                  </w:pPr>
-                </w:p>
-              </w:tc>
-              <w:tc>
-                <w:tcPr>
-                  <w:tcW w:w="1116" w:type="dxa"/>
-                </w:tcPr>
-                <w:p>
-                  <w:pPr>
-                    <w:spacing w:after="0" w:line="240" w:lineRule="auto"/>
-                    <w:rPr>
-                      <w:rFonts w:ascii="Arial" w:eastAsia="黑体" w:hAnsi="Arial" w:cs="Arial"/>
-                      <w:sz w:val="20"/>
-                      <w:szCs w:val="20"/>
-                    </w:rPr>
-                  </w:pPr>
-                </w:p>
-              </w:tc>
-              <w:tc>
-                <w:tcPr>
-                  <w:tcW w:w="1117" w:type="dxa"/>
-                </w:tcPr>
-                <w:p>
-                  <w:pPr>
-                    <w:spacing w:after="0" w:line="240" w:lineRule="auto"/>
-                    <w:rPr>
-                      <w:rFonts w:ascii="Arial" w:eastAsia="黑体" w:hAnsi="Arial" w:cs="Arial"/>
-                      <w:sz w:val="20"/>
-                      <w:szCs w:val="20"/>
-                    </w:rPr>
-                  </w:pPr>
+                  <w:bookmarkStart w:id="20" w:name="Microscopeview14"/>
+                  <w:bookmarkEnd w:id="20"/>
                 </w:p>
               </w:tc>
             </w:tr>
@@ -1499,6 +557,20 @@
                 <w:szCs w:val="20"/>
               </w:rPr>
             </w:pPr>
+            <w:bookmarkStart w:id="21" w:name="BurningTest"/>
+            <w:bookmarkEnd w:id="21"/>
+          </w:p>
+          <w:p>
+            <w:pPr>
+              <w:spacing w:after="0" w:line="240" w:lineRule="auto"/>
+              <w:rPr>
+                <w:rFonts w:ascii="Arial" w:eastAsia="黑体" w:hAnsi="Arial" w:cs="Arial" w:hint="eastAsia"/>
+                <w:sz w:val="20"/>
+                <w:szCs w:val="20"/>
+              </w:rPr>
+            </w:pPr>
+            <w:bookmarkStart w:id="22" w:name="Bottle"/>
+            <w:bookmarkEnd w:id="22"/>
           </w:p>
         </w:tc>
       </w:tr>
@@ -1569,8 +641,8 @@
                 <w:szCs w:val="20"/>
               </w:rPr>
             </w:pPr>
-            <w:bookmarkStart w:id="7" w:name="Equipment"/>
-            <w:bookmarkEnd w:id="7"/>
+            <w:bookmarkStart w:id="23" w:name="Equipment"/>
+            <w:bookmarkEnd w:id="23"/>
           </w:p>
         </w:tc>
       </w:tr>
@@ -1812,7 +884,6 @@
                 <w:szCs w:val="18"/>
               </w:rPr>
             </w:pPr>
-            <w:proofErr w:type="gramStart"/>
             <w:r>
               <w:rPr>
                 <w:rFonts w:ascii="Arial" w:eastAsia="黑体" w:hAnsi="Arial" w:cs="Arial" w:hint="eastAsia"/>
@@ -1820,17 +891,7 @@
                 <w:sz w:val="18"/>
                 <w:szCs w:val="18"/>
               </w:rPr>
-              <w:t>Rate(</w:t>
-            </w:r>
-            <w:proofErr w:type="gramEnd"/>
-            <w:r>
-              <w:rPr>
-                <w:rFonts w:ascii="Arial" w:eastAsia="黑体" w:hAnsi="Arial" w:cs="Arial" w:hint="eastAsia"/>
-                <w:color w:val="538135" w:themeColor="accent6" w:themeShade="BF"/>
-                <w:sz w:val="18"/>
-                <w:szCs w:val="18"/>
-              </w:rPr>
-              <w:t>%)</w:t>
+              <w:t>Rate(%)</w:t>
             </w:r>
           </w:p>
         </w:tc>
@@ -1894,8 +955,8 @@
                 <w:u w:val="single"/>
               </w:rPr>
             </w:pPr>
-            <w:bookmarkStart w:id="8" w:name="GSMTrail1"/>
-            <w:bookmarkEnd w:id="8"/>
+            <w:bookmarkStart w:id="24" w:name="GSMTrail1"/>
+            <w:bookmarkEnd w:id="24"/>
           </w:p>
         </w:tc>
         <w:tc>
@@ -1913,8 +974,8 @@
                 <w:u w:val="single"/>
               </w:rPr>
             </w:pPr>
-            <w:bookmarkStart w:id="9" w:name="RateTrail1"/>
-            <w:bookmarkEnd w:id="9"/>
+            <w:bookmarkStart w:id="25" w:name="RateTrail1"/>
+            <w:bookmarkEnd w:id="25"/>
           </w:p>
         </w:tc>
         <w:tc>
@@ -1932,8 +993,8 @@
                 <w:u w:val="single"/>
               </w:rPr>
             </w:pPr>
-            <w:bookmarkStart w:id="10" w:name="GSMTrail2"/>
-            <w:bookmarkEnd w:id="10"/>
+            <w:bookmarkStart w:id="26" w:name="GSMTrail2"/>
+            <w:bookmarkEnd w:id="26"/>
           </w:p>
         </w:tc>
         <w:tc>
@@ -1951,8 +1012,8 @@
                 <w:u w:val="single"/>
               </w:rPr>
             </w:pPr>
-            <w:bookmarkStart w:id="11" w:name="RateTrail2"/>
-            <w:bookmarkEnd w:id="11"/>
+            <w:bookmarkStart w:id="27" w:name="RateTrail2"/>
+            <w:bookmarkEnd w:id="27"/>
           </w:p>
         </w:tc>
         <w:tc>
@@ -1969,8 +1030,8 @@
                 <w:u w:val="single"/>
               </w:rPr>
             </w:pPr>
-            <w:bookmarkStart w:id="12" w:name="Avg"/>
-            <w:bookmarkEnd w:id="12"/>
+            <w:bookmarkStart w:id="28" w:name="Avg"/>
+            <w:bookmarkEnd w:id="28"/>
           </w:p>
         </w:tc>
         <w:tc>
@@ -2019,8 +1080,8 @@
                 <w:u w:val="single"/>
               </w:rPr>
             </w:pPr>
-            <w:bookmarkStart w:id="13" w:name="Rate"/>
-            <w:bookmarkEnd w:id="13"/>
+            <w:bookmarkStart w:id="29" w:name="Rate"/>
+            <w:bookmarkEnd w:id="29"/>
           </w:p>
         </w:tc>
       </w:tr>
@@ -2211,8 +1272,8 @@
                 <w:szCs w:val="18"/>
               </w:rPr>
             </w:pPr>
-            <w:bookmarkStart w:id="14" w:name="Section_1"/>
-            <w:bookmarkEnd w:id="14"/>
+            <w:bookmarkStart w:id="30" w:name="Section_1"/>
+            <w:bookmarkEnd w:id="30"/>
           </w:p>
         </w:tc>
         <w:tc>
@@ -2228,8 +1289,8 @@
                 <w:szCs w:val="20"/>
               </w:rPr>
             </w:pPr>
-            <w:bookmarkStart w:id="15" w:name="Sum_1"/>
-            <w:bookmarkEnd w:id="15"/>
+            <w:bookmarkStart w:id="31" w:name="Sum_1"/>
+            <w:bookmarkEnd w:id="31"/>
           </w:p>
         </w:tc>
         <w:tc>
@@ -2246,8 +1307,8 @@
                 <w:szCs w:val="14"/>
               </w:rPr>
             </w:pPr>
-            <w:bookmarkStart w:id="16" w:name="GSMTrail1_1"/>
-            <w:bookmarkEnd w:id="16"/>
+            <w:bookmarkStart w:id="32" w:name="GSMTrail1_1"/>
+            <w:bookmarkEnd w:id="32"/>
           </w:p>
         </w:tc>
         <w:tc>
@@ -2264,8 +1325,8 @@
                 <w:szCs w:val="14"/>
               </w:rPr>
             </w:pPr>
-            <w:bookmarkStart w:id="17" w:name="RateTrail1_1"/>
-            <w:bookmarkEnd w:id="17"/>
+            <w:bookmarkStart w:id="33" w:name="RateTrail1_1"/>
+            <w:bookmarkEnd w:id="33"/>
           </w:p>
         </w:tc>
         <w:tc>
@@ -2282,8 +1343,8 @@
                 <w:szCs w:val="14"/>
               </w:rPr>
             </w:pPr>
-            <w:bookmarkStart w:id="18" w:name="GSMTrail2_1"/>
-            <w:bookmarkEnd w:id="18"/>
+            <w:bookmarkStart w:id="34" w:name="GSMTrail2_1"/>
+            <w:bookmarkEnd w:id="34"/>
           </w:p>
         </w:tc>
         <w:tc>
@@ -2300,8 +1361,8 @@
                 <w:szCs w:val="14"/>
               </w:rPr>
             </w:pPr>
-            <w:bookmarkStart w:id="19" w:name="RateTrail2_1"/>
-            <w:bookmarkEnd w:id="19"/>
+            <w:bookmarkStart w:id="35" w:name="RateTrail2_1"/>
+            <w:bookmarkEnd w:id="35"/>
           </w:p>
         </w:tc>
         <w:tc>
@@ -2318,8 +1379,8 @@
                 <w:szCs w:val="14"/>
               </w:rPr>
             </w:pPr>
-            <w:bookmarkStart w:id="20" w:name="Avg_1"/>
-            <w:bookmarkEnd w:id="20"/>
+            <w:bookmarkStart w:id="36" w:name="Avg_1"/>
+            <w:bookmarkEnd w:id="36"/>
           </w:p>
         </w:tc>
         <w:tc>
@@ -2336,8 +1397,8 @@
                 <w:szCs w:val="14"/>
               </w:rPr>
             </w:pPr>
-            <w:bookmarkStart w:id="21" w:name="Correct_1"/>
-            <w:bookmarkEnd w:id="21"/>
+            <w:bookmarkStart w:id="37" w:name="Correct_1"/>
+            <w:bookmarkEnd w:id="37"/>
           </w:p>
         </w:tc>
         <w:tc>
@@ -2354,8 +1415,8 @@
                 <w:szCs w:val="14"/>
               </w:rPr>
             </w:pPr>
-            <w:bookmarkStart w:id="22" w:name="MoistureRegain_1"/>
-            <w:bookmarkEnd w:id="22"/>
+            <w:bookmarkStart w:id="38" w:name="MoistureRegain_1"/>
+            <w:bookmarkEnd w:id="38"/>
           </w:p>
         </w:tc>
         <w:tc>
@@ -2372,8 +1433,8 @@
                 <w:szCs w:val="14"/>
               </w:rPr>
             </w:pPr>
-            <w:bookmarkStart w:id="23" w:name="Rate_1"/>
-            <w:bookmarkEnd w:id="23"/>
+            <w:bookmarkStart w:id="39" w:name="Rate_1"/>
+            <w:bookmarkEnd w:id="39"/>
           </w:p>
         </w:tc>
       </w:tr>
@@ -2395,8 +1456,8 @@
                 <w:szCs w:val="18"/>
               </w:rPr>
             </w:pPr>
-            <w:bookmarkStart w:id="24" w:name="Section_2"/>
-            <w:bookmarkEnd w:id="24"/>
+            <w:bookmarkStart w:id="40" w:name="Section_2"/>
+            <w:bookmarkEnd w:id="40"/>
           </w:p>
         </w:tc>
         <w:tc>
@@ -2412,8 +1473,8 @@
                 <w:szCs w:val="20"/>
               </w:rPr>
             </w:pPr>
-            <w:bookmarkStart w:id="25" w:name="Sum_2"/>
-            <w:bookmarkEnd w:id="25"/>
+            <w:bookmarkStart w:id="41" w:name="Sum_2"/>
+            <w:bookmarkEnd w:id="41"/>
           </w:p>
         </w:tc>
         <w:tc>
@@ -2430,8 +1491,8 @@
                 <w:szCs w:val="14"/>
               </w:rPr>
             </w:pPr>
-            <w:bookmarkStart w:id="26" w:name="GSMTrail1_2"/>
-            <w:bookmarkEnd w:id="26"/>
+            <w:bookmarkStart w:id="42" w:name="GSMTrail1_2"/>
+            <w:bookmarkEnd w:id="42"/>
           </w:p>
         </w:tc>
         <w:tc>
@@ -2448,8 +1509,8 @@
                 <w:szCs w:val="14"/>
               </w:rPr>
             </w:pPr>
-            <w:bookmarkStart w:id="27" w:name="RateTrail1_2"/>
-            <w:bookmarkEnd w:id="27"/>
+            <w:bookmarkStart w:id="43" w:name="RateTrail1_2"/>
+            <w:bookmarkEnd w:id="43"/>
           </w:p>
         </w:tc>
         <w:tc>
@@ -2466,8 +1527,8 @@
                 <w:szCs w:val="14"/>
               </w:rPr>
             </w:pPr>
-            <w:bookmarkStart w:id="28" w:name="GSMTrail2_2"/>
-            <w:bookmarkEnd w:id="28"/>
+            <w:bookmarkStart w:id="44" w:name="GSMTrail2_2"/>
+            <w:bookmarkEnd w:id="44"/>
           </w:p>
         </w:tc>
         <w:tc>
@@ -2484,8 +1545,8 @@
                 <w:szCs w:val="14"/>
               </w:rPr>
             </w:pPr>
-            <w:bookmarkStart w:id="29" w:name="RateTrail2_2"/>
-            <w:bookmarkEnd w:id="29"/>
+            <w:bookmarkStart w:id="45" w:name="RateTrail2_2"/>
+            <w:bookmarkEnd w:id="45"/>
           </w:p>
         </w:tc>
         <w:tc>
@@ -2502,8 +1563,8 @@
                 <w:szCs w:val="14"/>
               </w:rPr>
             </w:pPr>
-            <w:bookmarkStart w:id="30" w:name="Avg_2"/>
-            <w:bookmarkEnd w:id="30"/>
+            <w:bookmarkStart w:id="46" w:name="Avg_2"/>
+            <w:bookmarkEnd w:id="46"/>
           </w:p>
         </w:tc>
         <w:tc>
@@ -2520,8 +1581,8 @@
                 <w:szCs w:val="14"/>
               </w:rPr>
             </w:pPr>
-            <w:bookmarkStart w:id="31" w:name="Correct_2"/>
-            <w:bookmarkEnd w:id="31"/>
+            <w:bookmarkStart w:id="47" w:name="Correct_2"/>
+            <w:bookmarkEnd w:id="47"/>
           </w:p>
         </w:tc>
         <w:tc>
@@ -2538,8 +1599,8 @@
                 <w:szCs w:val="14"/>
               </w:rPr>
             </w:pPr>
-            <w:bookmarkStart w:id="32" w:name="MoistureRegain_2"/>
-            <w:bookmarkEnd w:id="32"/>
+            <w:bookmarkStart w:id="48" w:name="MoistureRegain_2"/>
+            <w:bookmarkEnd w:id="48"/>
           </w:p>
         </w:tc>
         <w:tc>
@@ -2556,8 +1617,8 @@
                 <w:szCs w:val="14"/>
               </w:rPr>
             </w:pPr>
-            <w:bookmarkStart w:id="33" w:name="Rate_2"/>
-            <w:bookmarkEnd w:id="33"/>
+            <w:bookmarkStart w:id="49" w:name="Rate_2"/>
+            <w:bookmarkEnd w:id="49"/>
           </w:p>
         </w:tc>
       </w:tr>
@@ -2579,8 +1640,8 @@
                 <w:szCs w:val="18"/>
               </w:rPr>
             </w:pPr>
-            <w:bookmarkStart w:id="34" w:name="Section_3"/>
-            <w:bookmarkEnd w:id="34"/>
+            <w:bookmarkStart w:id="50" w:name="Section_3"/>
+            <w:bookmarkEnd w:id="50"/>
           </w:p>
         </w:tc>
         <w:tc>
@@ -2596,8 +1657,8 @@
                 <w:szCs w:val="20"/>
               </w:rPr>
             </w:pPr>
-            <w:bookmarkStart w:id="35" w:name="Sum_3"/>
-            <w:bookmarkEnd w:id="35"/>
+            <w:bookmarkStart w:id="51" w:name="Sum_3"/>
+            <w:bookmarkEnd w:id="51"/>
           </w:p>
         </w:tc>
         <w:tc>
@@ -2614,8 +1675,8 @@
                 <w:szCs w:val="14"/>
               </w:rPr>
             </w:pPr>
-            <w:bookmarkStart w:id="36" w:name="GSMTrail1_3"/>
-            <w:bookmarkEnd w:id="36"/>
+            <w:bookmarkStart w:id="52" w:name="GSMTrail1_3"/>
+            <w:bookmarkEnd w:id="52"/>
           </w:p>
         </w:tc>
         <w:tc>
@@ -2632,8 +1693,8 @@
                 <w:szCs w:val="14"/>
               </w:rPr>
             </w:pPr>
-            <w:bookmarkStart w:id="37" w:name="RateTrail1_3"/>
-            <w:bookmarkEnd w:id="37"/>
+            <w:bookmarkStart w:id="53" w:name="RateTrail1_3"/>
+            <w:bookmarkEnd w:id="53"/>
           </w:p>
         </w:tc>
         <w:tc>
@@ -2650,8 +1711,8 @@
                 <w:szCs w:val="14"/>
               </w:rPr>
             </w:pPr>
-            <w:bookmarkStart w:id="38" w:name="GSMTrail2_3"/>
-            <w:bookmarkEnd w:id="38"/>
+            <w:bookmarkStart w:id="54" w:name="GSMTrail2_3"/>
+            <w:bookmarkEnd w:id="54"/>
           </w:p>
         </w:tc>
         <w:tc>
@@ -2670,8 +1731,8 @@
                 <w:szCs w:val="14"/>
               </w:rPr>
             </w:pPr>
-            <w:bookmarkStart w:id="39" w:name="RateTrail2_3"/>
-            <w:bookmarkEnd w:id="39"/>
+            <w:bookmarkStart w:id="55" w:name="RateTrail2_3"/>
+            <w:bookmarkEnd w:id="55"/>
           </w:p>
         </w:tc>
         <w:tc>
@@ -2687,8 +1748,8 @@
                 <w:szCs w:val="14"/>
               </w:rPr>
             </w:pPr>
-            <w:bookmarkStart w:id="40" w:name="Avg_3"/>
-            <w:bookmarkEnd w:id="40"/>
+            <w:bookmarkStart w:id="56" w:name="Avg_3"/>
+            <w:bookmarkEnd w:id="56"/>
           </w:p>
         </w:tc>
         <w:tc>
@@ -2704,8 +1765,8 @@
                 <w:szCs w:val="14"/>
               </w:rPr>
             </w:pPr>
-            <w:bookmarkStart w:id="41" w:name="Correct_3"/>
-            <w:bookmarkEnd w:id="41"/>
+            <w:bookmarkStart w:id="57" w:name="Correct_3"/>
+            <w:bookmarkEnd w:id="57"/>
           </w:p>
         </w:tc>
         <w:tc>
@@ -2721,8 +1782,8 @@
                 <w:szCs w:val="14"/>
               </w:rPr>
             </w:pPr>
-            <w:bookmarkStart w:id="42" w:name="MoistureRegain_3"/>
-            <w:bookmarkEnd w:id="42"/>
+            <w:bookmarkStart w:id="58" w:name="MoistureRegain_3"/>
+            <w:bookmarkEnd w:id="58"/>
           </w:p>
         </w:tc>
         <w:tc>
@@ -2738,8 +1799,8 @@
                 <w:szCs w:val="14"/>
               </w:rPr>
             </w:pPr>
-            <w:bookmarkStart w:id="43" w:name="Rate_3"/>
-            <w:bookmarkEnd w:id="43"/>
+            <w:bookmarkStart w:id="59" w:name="Rate_3"/>
+            <w:bookmarkEnd w:id="59"/>
           </w:p>
         </w:tc>
       </w:tr>
@@ -2761,8 +1822,8 @@
                 <w:szCs w:val="18"/>
               </w:rPr>
             </w:pPr>
-            <w:bookmarkStart w:id="44" w:name="Section_4"/>
-            <w:bookmarkEnd w:id="44"/>
+            <w:bookmarkStart w:id="60" w:name="Section_4"/>
+            <w:bookmarkEnd w:id="60"/>
           </w:p>
         </w:tc>
         <w:tc>
@@ -2778,8 +1839,8 @@
                 <w:szCs w:val="20"/>
               </w:rPr>
             </w:pPr>
-            <w:bookmarkStart w:id="45" w:name="Sum_4"/>
-            <w:bookmarkEnd w:id="45"/>
+            <w:bookmarkStart w:id="61" w:name="Sum_4"/>
+            <w:bookmarkEnd w:id="61"/>
           </w:p>
         </w:tc>
         <w:tc>
@@ -2796,8 +1857,8 @@
                 <w:szCs w:val="14"/>
               </w:rPr>
             </w:pPr>
-            <w:bookmarkStart w:id="46" w:name="GSMTrail1_4"/>
-            <w:bookmarkEnd w:id="46"/>
+            <w:bookmarkStart w:id="62" w:name="GSMTrail1_4"/>
+            <w:bookmarkEnd w:id="62"/>
           </w:p>
         </w:tc>
         <w:tc>
@@ -2814,8 +1875,8 @@
                 <w:szCs w:val="14"/>
               </w:rPr>
             </w:pPr>
-            <w:bookmarkStart w:id="47" w:name="RateTrail1_4"/>
-            <w:bookmarkEnd w:id="47"/>
+            <w:bookmarkStart w:id="63" w:name="RateTrail1_4"/>
+            <w:bookmarkEnd w:id="63"/>
           </w:p>
         </w:tc>
         <w:tc>
@@ -2832,8 +1893,8 @@
                 <w:szCs w:val="14"/>
               </w:rPr>
             </w:pPr>
-            <w:bookmarkStart w:id="48" w:name="GSMTrail2_4"/>
-            <w:bookmarkEnd w:id="48"/>
+            <w:bookmarkStart w:id="64" w:name="GSMTrail2_4"/>
+            <w:bookmarkEnd w:id="64"/>
           </w:p>
         </w:tc>
         <w:tc>
@@ -2850,8 +1911,8 @@
                 <w:szCs w:val="14"/>
               </w:rPr>
             </w:pPr>
-            <w:bookmarkStart w:id="49" w:name="RateTrail2_4"/>
-            <w:bookmarkEnd w:id="49"/>
+            <w:bookmarkStart w:id="65" w:name="RateTrail2_4"/>
+            <w:bookmarkEnd w:id="65"/>
           </w:p>
         </w:tc>
         <w:tc>
@@ -2868,8 +1929,8 @@
                 <w:szCs w:val="14"/>
               </w:rPr>
             </w:pPr>
-            <w:bookmarkStart w:id="50" w:name="Avg_4"/>
-            <w:bookmarkEnd w:id="50"/>
+            <w:bookmarkStart w:id="66" w:name="Avg_4"/>
+            <w:bookmarkEnd w:id="66"/>
           </w:p>
         </w:tc>
         <w:tc>
@@ -2886,8 +1947,8 @@
                 <w:szCs w:val="14"/>
               </w:rPr>
             </w:pPr>
-            <w:bookmarkStart w:id="51" w:name="Correct_4"/>
-            <w:bookmarkEnd w:id="51"/>
+            <w:bookmarkStart w:id="67" w:name="Correct_4"/>
+            <w:bookmarkEnd w:id="67"/>
           </w:p>
         </w:tc>
         <w:tc>
@@ -2904,8 +1965,8 @@
                 <w:szCs w:val="14"/>
               </w:rPr>
             </w:pPr>
-            <w:bookmarkStart w:id="52" w:name="MoistureRegain_4"/>
-            <w:bookmarkEnd w:id="52"/>
+            <w:bookmarkStart w:id="68" w:name="MoistureRegain_4"/>
+            <w:bookmarkEnd w:id="68"/>
           </w:p>
         </w:tc>
         <w:tc>
@@ -2922,8 +1983,8 @@
                 <w:szCs w:val="14"/>
               </w:rPr>
             </w:pPr>
-            <w:bookmarkStart w:id="53" w:name="Rate_4"/>
-            <w:bookmarkEnd w:id="53"/>
+            <w:bookmarkStart w:id="69" w:name="Rate_4"/>
+            <w:bookmarkEnd w:id="69"/>
           </w:p>
         </w:tc>
       </w:tr>
@@ -2945,8 +2006,8 @@
                 <w:szCs w:val="18"/>
               </w:rPr>
             </w:pPr>
-            <w:bookmarkStart w:id="54" w:name="Section_5"/>
-            <w:bookmarkEnd w:id="54"/>
+            <w:bookmarkStart w:id="70" w:name="Section_5"/>
+            <w:bookmarkEnd w:id="70"/>
           </w:p>
         </w:tc>
         <w:tc>
@@ -2962,8 +2023,8 @@
                 <w:szCs w:val="20"/>
               </w:rPr>
             </w:pPr>
-            <w:bookmarkStart w:id="55" w:name="Sum_5"/>
-            <w:bookmarkEnd w:id="55"/>
+            <w:bookmarkStart w:id="71" w:name="Sum_5"/>
+            <w:bookmarkEnd w:id="71"/>
           </w:p>
         </w:tc>
         <w:tc>
@@ -2980,8 +2041,8 @@
                 <w:szCs w:val="14"/>
               </w:rPr>
             </w:pPr>
-            <w:bookmarkStart w:id="56" w:name="GSMTrail1_5"/>
-            <w:bookmarkEnd w:id="56"/>
+            <w:bookmarkStart w:id="72" w:name="GSMTrail1_5"/>
+            <w:bookmarkEnd w:id="72"/>
           </w:p>
         </w:tc>
         <w:tc>
@@ -2998,8 +2059,8 @@
                 <w:szCs w:val="14"/>
               </w:rPr>
             </w:pPr>
-            <w:bookmarkStart w:id="57" w:name="RateTrail1_5"/>
-            <w:bookmarkEnd w:id="57"/>
+            <w:bookmarkStart w:id="73" w:name="RateTrail1_5"/>
+            <w:bookmarkEnd w:id="73"/>
           </w:p>
         </w:tc>
         <w:tc>
@@ -3016,8 +2077,8 @@
                 <w:szCs w:val="14"/>
               </w:rPr>
             </w:pPr>
-            <w:bookmarkStart w:id="58" w:name="GSMTrail2_5"/>
-            <w:bookmarkEnd w:id="58"/>
+            <w:bookmarkStart w:id="74" w:name="GSMTrail2_5"/>
+            <w:bookmarkEnd w:id="74"/>
           </w:p>
         </w:tc>
         <w:tc>
@@ -3034,8 +2095,8 @@
                 <w:szCs w:val="14"/>
               </w:rPr>
             </w:pPr>
-            <w:bookmarkStart w:id="59" w:name="RateTrail2_5"/>
-            <w:bookmarkEnd w:id="59"/>
+            <w:bookmarkStart w:id="75" w:name="RateTrail2_5"/>
+            <w:bookmarkEnd w:id="75"/>
           </w:p>
         </w:tc>
         <w:tc>
@@ -3052,8 +2113,8 @@
                 <w:szCs w:val="14"/>
               </w:rPr>
             </w:pPr>
-            <w:bookmarkStart w:id="60" w:name="Avg_5"/>
-            <w:bookmarkEnd w:id="60"/>
+            <w:bookmarkStart w:id="76" w:name="Avg_5"/>
+            <w:bookmarkEnd w:id="76"/>
           </w:p>
         </w:tc>
         <w:tc>
@@ -3070,8 +2131,8 @@
                 <w:szCs w:val="14"/>
               </w:rPr>
             </w:pPr>
-            <w:bookmarkStart w:id="61" w:name="Correct_5"/>
-            <w:bookmarkEnd w:id="61"/>
+            <w:bookmarkStart w:id="77" w:name="Correct_5"/>
+            <w:bookmarkEnd w:id="77"/>
           </w:p>
         </w:tc>
         <w:tc>
@@ -3088,8 +2149,8 @@
                 <w:szCs w:val="14"/>
               </w:rPr>
             </w:pPr>
-            <w:bookmarkStart w:id="62" w:name="MoistureRegain_5"/>
-            <w:bookmarkEnd w:id="62"/>
+            <w:bookmarkStart w:id="78" w:name="MoistureRegain_5"/>
+            <w:bookmarkEnd w:id="78"/>
           </w:p>
         </w:tc>
         <w:tc>
@@ -3106,8 +2167,8 @@
                 <w:szCs w:val="14"/>
               </w:rPr>
             </w:pPr>
-            <w:bookmarkStart w:id="63" w:name="Rate_5"/>
-            <w:bookmarkEnd w:id="63"/>
+            <w:bookmarkStart w:id="79" w:name="Rate_5"/>
+            <w:bookmarkEnd w:id="79"/>
           </w:p>
         </w:tc>
       </w:tr>
@@ -3129,8 +2190,8 @@
                 <w:szCs w:val="18"/>
               </w:rPr>
             </w:pPr>
-            <w:bookmarkStart w:id="64" w:name="Section_6"/>
-            <w:bookmarkEnd w:id="64"/>
+            <w:bookmarkStart w:id="80" w:name="Section_6"/>
+            <w:bookmarkEnd w:id="80"/>
           </w:p>
         </w:tc>
         <w:tc>
@@ -3146,8 +2207,8 @@
                 <w:szCs w:val="20"/>
               </w:rPr>
             </w:pPr>
-            <w:bookmarkStart w:id="65" w:name="Sum_6"/>
-            <w:bookmarkEnd w:id="65"/>
+            <w:bookmarkStart w:id="81" w:name="Sum_6"/>
+            <w:bookmarkEnd w:id="81"/>
           </w:p>
         </w:tc>
         <w:tc>
@@ -3164,8 +2225,8 @@
                 <w:szCs w:val="14"/>
               </w:rPr>
             </w:pPr>
-            <w:bookmarkStart w:id="66" w:name="GSMTrail1_6"/>
-            <w:bookmarkEnd w:id="66"/>
+            <w:bookmarkStart w:id="82" w:name="GSMTrail1_6"/>
+            <w:bookmarkEnd w:id="82"/>
           </w:p>
         </w:tc>
         <w:tc>
@@ -3182,8 +2243,8 @@
                 <w:szCs w:val="14"/>
               </w:rPr>
             </w:pPr>
-            <w:bookmarkStart w:id="67" w:name="RateTrail1_6"/>
-            <w:bookmarkEnd w:id="67"/>
+            <w:bookmarkStart w:id="83" w:name="RateTrail1_6"/>
+            <w:bookmarkEnd w:id="83"/>
           </w:p>
         </w:tc>
         <w:tc>
@@ -3200,8 +2261,8 @@
                 <w:szCs w:val="14"/>
               </w:rPr>
             </w:pPr>
-            <w:bookmarkStart w:id="68" w:name="GSMTrail2_6"/>
-            <w:bookmarkEnd w:id="68"/>
+            <w:bookmarkStart w:id="84" w:name="GSMTrail2_6"/>
+            <w:bookmarkEnd w:id="84"/>
           </w:p>
         </w:tc>
         <w:tc>
@@ -3218,8 +2279,8 @@
                 <w:szCs w:val="14"/>
               </w:rPr>
             </w:pPr>
-            <w:bookmarkStart w:id="69" w:name="RateTrail2_6"/>
-            <w:bookmarkEnd w:id="69"/>
+            <w:bookmarkStart w:id="85" w:name="RateTrail2_6"/>
+            <w:bookmarkEnd w:id="85"/>
           </w:p>
         </w:tc>
         <w:tc>
@@ -3236,8 +2297,8 @@
                 <w:szCs w:val="14"/>
               </w:rPr>
             </w:pPr>
-            <w:bookmarkStart w:id="70" w:name="Avg_6"/>
-            <w:bookmarkEnd w:id="70"/>
+            <w:bookmarkStart w:id="86" w:name="Avg_6"/>
+            <w:bookmarkEnd w:id="86"/>
           </w:p>
         </w:tc>
         <w:tc>
@@ -3254,8 +2315,8 @@
                 <w:szCs w:val="14"/>
               </w:rPr>
             </w:pPr>
-            <w:bookmarkStart w:id="71" w:name="Correct_6"/>
-            <w:bookmarkEnd w:id="71"/>
+            <w:bookmarkStart w:id="87" w:name="Correct_6"/>
+            <w:bookmarkEnd w:id="87"/>
           </w:p>
         </w:tc>
         <w:tc>
@@ -3272,8 +2333,8 @@
                 <w:szCs w:val="14"/>
               </w:rPr>
             </w:pPr>
-            <w:bookmarkStart w:id="72" w:name="MoistureRegain_6"/>
-            <w:bookmarkEnd w:id="72"/>
+            <w:bookmarkStart w:id="88" w:name="MoistureRegain_6"/>
+            <w:bookmarkEnd w:id="88"/>
           </w:p>
         </w:tc>
         <w:tc>
@@ -3290,8 +2351,8 @@
                 <w:szCs w:val="14"/>
               </w:rPr>
             </w:pPr>
-            <w:bookmarkStart w:id="73" w:name="Rate_6"/>
-            <w:bookmarkEnd w:id="73"/>
+            <w:bookmarkStart w:id="89" w:name="Rate_6"/>
+            <w:bookmarkEnd w:id="89"/>
           </w:p>
         </w:tc>
       </w:tr>
@@ -3313,8 +2374,8 @@
                 <w:szCs w:val="18"/>
               </w:rPr>
             </w:pPr>
-            <w:bookmarkStart w:id="74" w:name="Section_7"/>
-            <w:bookmarkEnd w:id="74"/>
+            <w:bookmarkStart w:id="90" w:name="Section_7"/>
+            <w:bookmarkEnd w:id="90"/>
           </w:p>
         </w:tc>
         <w:tc>
@@ -3330,8 +2391,8 @@
                 <w:szCs w:val="20"/>
               </w:rPr>
             </w:pPr>
-            <w:bookmarkStart w:id="75" w:name="Sum_7"/>
-            <w:bookmarkEnd w:id="75"/>
+            <w:bookmarkStart w:id="91" w:name="Sum_7"/>
+            <w:bookmarkEnd w:id="91"/>
           </w:p>
         </w:tc>
         <w:tc>
@@ -3348,8 +2409,8 @@
                 <w:szCs w:val="14"/>
               </w:rPr>
             </w:pPr>
-            <w:bookmarkStart w:id="76" w:name="GSMTrail1_7"/>
-            <w:bookmarkEnd w:id="76"/>
+            <w:bookmarkStart w:id="92" w:name="GSMTrail1_7"/>
+            <w:bookmarkEnd w:id="92"/>
           </w:p>
         </w:tc>
         <w:tc>
@@ -3366,8 +2427,8 @@
                 <w:szCs w:val="14"/>
               </w:rPr>
             </w:pPr>
-            <w:bookmarkStart w:id="77" w:name="RateTrail1_7"/>
-            <w:bookmarkEnd w:id="77"/>
+            <w:bookmarkStart w:id="93" w:name="RateTrail1_7"/>
+            <w:bookmarkEnd w:id="93"/>
           </w:p>
         </w:tc>
         <w:tc>
@@ -3384,8 +2445,8 @@
                 <w:szCs w:val="14"/>
               </w:rPr>
             </w:pPr>
-            <w:bookmarkStart w:id="78" w:name="GSMTrail2_7"/>
-            <w:bookmarkEnd w:id="78"/>
+            <w:bookmarkStart w:id="94" w:name="GSMTrail2_7"/>
+            <w:bookmarkEnd w:id="94"/>
           </w:p>
         </w:tc>
         <w:tc>
@@ -3402,8 +2463,8 @@
                 <w:szCs w:val="14"/>
               </w:rPr>
             </w:pPr>
-            <w:bookmarkStart w:id="79" w:name="RateTrail2_7"/>
-            <w:bookmarkEnd w:id="79"/>
+            <w:bookmarkStart w:id="95" w:name="RateTrail2_7"/>
+            <w:bookmarkEnd w:id="95"/>
           </w:p>
         </w:tc>
         <w:tc>
@@ -3420,8 +2481,8 @@
                 <w:szCs w:val="14"/>
               </w:rPr>
             </w:pPr>
-            <w:bookmarkStart w:id="80" w:name="Avg_7"/>
-            <w:bookmarkEnd w:id="80"/>
+            <w:bookmarkStart w:id="96" w:name="Avg_7"/>
+            <w:bookmarkEnd w:id="96"/>
           </w:p>
         </w:tc>
         <w:tc>
@@ -3438,8 +2499,8 @@
                 <w:szCs w:val="14"/>
               </w:rPr>
             </w:pPr>
-            <w:bookmarkStart w:id="81" w:name="Correct_7"/>
-            <w:bookmarkEnd w:id="81"/>
+            <w:bookmarkStart w:id="97" w:name="Correct_7"/>
+            <w:bookmarkEnd w:id="97"/>
           </w:p>
         </w:tc>
         <w:tc>
@@ -3456,8 +2517,8 @@
                 <w:szCs w:val="14"/>
               </w:rPr>
             </w:pPr>
-            <w:bookmarkStart w:id="82" w:name="MoistureRegain_7"/>
-            <w:bookmarkEnd w:id="82"/>
+            <w:bookmarkStart w:id="98" w:name="MoistureRegain_7"/>
+            <w:bookmarkEnd w:id="98"/>
           </w:p>
         </w:tc>
         <w:tc>
@@ -3474,8 +2535,8 @@
                 <w:szCs w:val="14"/>
               </w:rPr>
             </w:pPr>
-            <w:bookmarkStart w:id="83" w:name="Rate_7"/>
-            <w:bookmarkEnd w:id="83"/>
+            <w:bookmarkStart w:id="99" w:name="Rate_7"/>
+            <w:bookmarkEnd w:id="99"/>
           </w:p>
         </w:tc>
       </w:tr>
@@ -3497,8 +2558,8 @@
                 <w:szCs w:val="18"/>
               </w:rPr>
             </w:pPr>
-            <w:bookmarkStart w:id="84" w:name="Section_8"/>
-            <w:bookmarkEnd w:id="84"/>
+            <w:bookmarkStart w:id="100" w:name="Section_8"/>
+            <w:bookmarkEnd w:id="100"/>
           </w:p>
         </w:tc>
         <w:tc>
@@ -3514,8 +2575,8 @@
                 <w:szCs w:val="20"/>
               </w:rPr>
             </w:pPr>
-            <w:bookmarkStart w:id="85" w:name="Sum_8"/>
-            <w:bookmarkEnd w:id="85"/>
+            <w:bookmarkStart w:id="101" w:name="Sum_8"/>
+            <w:bookmarkEnd w:id="101"/>
           </w:p>
         </w:tc>
         <w:tc>
@@ -3532,8 +2593,8 @@
                 <w:szCs w:val="14"/>
               </w:rPr>
             </w:pPr>
-            <w:bookmarkStart w:id="86" w:name="GSMTrail1_8"/>
-            <w:bookmarkEnd w:id="86"/>
+            <w:bookmarkStart w:id="102" w:name="GSMTrail1_8"/>
+            <w:bookmarkEnd w:id="102"/>
           </w:p>
         </w:tc>
         <w:tc>
@@ -3550,8 +2611,8 @@
                 <w:szCs w:val="14"/>
               </w:rPr>
             </w:pPr>
-            <w:bookmarkStart w:id="87" w:name="RateTrail1_8"/>
-            <w:bookmarkEnd w:id="87"/>
+            <w:bookmarkStart w:id="103" w:name="RateTrail1_8"/>
+            <w:bookmarkEnd w:id="103"/>
           </w:p>
         </w:tc>
         <w:tc>
@@ -3568,8 +2629,8 @@
                 <w:szCs w:val="14"/>
               </w:rPr>
             </w:pPr>
-            <w:bookmarkStart w:id="88" w:name="GSMTrail2_8"/>
-            <w:bookmarkEnd w:id="88"/>
+            <w:bookmarkStart w:id="104" w:name="GSMTrail2_8"/>
+            <w:bookmarkEnd w:id="104"/>
           </w:p>
         </w:tc>
         <w:tc>
@@ -3586,8 +2647,8 @@
                 <w:szCs w:val="14"/>
               </w:rPr>
             </w:pPr>
-            <w:bookmarkStart w:id="89" w:name="RateTrail2_8"/>
-            <w:bookmarkEnd w:id="89"/>
+            <w:bookmarkStart w:id="105" w:name="RateTrail2_8"/>
+            <w:bookmarkEnd w:id="105"/>
           </w:p>
         </w:tc>
         <w:tc>
@@ -3604,8 +2665,8 @@
                 <w:szCs w:val="14"/>
               </w:rPr>
             </w:pPr>
-            <w:bookmarkStart w:id="90" w:name="Avg_8"/>
-            <w:bookmarkEnd w:id="90"/>
+            <w:bookmarkStart w:id="106" w:name="Avg_8"/>
+            <w:bookmarkEnd w:id="106"/>
           </w:p>
         </w:tc>
         <w:tc>
@@ -3622,8 +2683,8 @@
                 <w:szCs w:val="14"/>
               </w:rPr>
             </w:pPr>
-            <w:bookmarkStart w:id="91" w:name="Correct_8"/>
-            <w:bookmarkEnd w:id="91"/>
+            <w:bookmarkStart w:id="107" w:name="Correct_8"/>
+            <w:bookmarkEnd w:id="107"/>
           </w:p>
         </w:tc>
         <w:tc>
@@ -3640,8 +2701,8 @@
                 <w:szCs w:val="14"/>
               </w:rPr>
             </w:pPr>
-            <w:bookmarkStart w:id="92" w:name="MoistureRegain_8"/>
-            <w:bookmarkEnd w:id="92"/>
+            <w:bookmarkStart w:id="108" w:name="MoistureRegain_8"/>
+            <w:bookmarkEnd w:id="108"/>
           </w:p>
         </w:tc>
         <w:tc>
@@ -3658,8 +2719,8 @@
                 <w:szCs w:val="14"/>
               </w:rPr>
             </w:pPr>
-            <w:bookmarkStart w:id="93" w:name="Rate_8"/>
-            <w:bookmarkEnd w:id="93"/>
+            <w:bookmarkStart w:id="109" w:name="Rate_8"/>
+            <w:bookmarkEnd w:id="109"/>
           </w:p>
         </w:tc>
       </w:tr>
@@ -3681,8 +2742,8 @@
                 <w:szCs w:val="18"/>
               </w:rPr>
             </w:pPr>
-            <w:bookmarkStart w:id="94" w:name="Section_9"/>
-            <w:bookmarkEnd w:id="94"/>
+            <w:bookmarkStart w:id="110" w:name="Section_9"/>
+            <w:bookmarkEnd w:id="110"/>
           </w:p>
         </w:tc>
         <w:tc>
@@ -3698,8 +2759,8 @@
                 <w:szCs w:val="20"/>
               </w:rPr>
             </w:pPr>
-            <w:bookmarkStart w:id="95" w:name="Sum_9"/>
-            <w:bookmarkEnd w:id="95"/>
+            <w:bookmarkStart w:id="111" w:name="Sum_9"/>
+            <w:bookmarkEnd w:id="111"/>
           </w:p>
         </w:tc>
         <w:tc>
@@ -3716,8 +2777,8 @@
                 <w:szCs w:val="14"/>
               </w:rPr>
             </w:pPr>
-            <w:bookmarkStart w:id="96" w:name="GSMTrail1_9"/>
-            <w:bookmarkEnd w:id="96"/>
+            <w:bookmarkStart w:id="112" w:name="GSMTrail1_9"/>
+            <w:bookmarkEnd w:id="112"/>
           </w:p>
         </w:tc>
         <w:tc>
@@ -3734,8 +2795,8 @@
                 <w:szCs w:val="14"/>
               </w:rPr>
             </w:pPr>
-            <w:bookmarkStart w:id="97" w:name="RateTrail1_9"/>
-            <w:bookmarkEnd w:id="97"/>
+            <w:bookmarkStart w:id="113" w:name="RateTrail1_9"/>
+            <w:bookmarkEnd w:id="113"/>
           </w:p>
         </w:tc>
         <w:tc>
@@ -3752,8 +2813,8 @@
                 <w:szCs w:val="14"/>
               </w:rPr>
             </w:pPr>
-            <w:bookmarkStart w:id="98" w:name="GSMTrail2_9"/>
-            <w:bookmarkEnd w:id="98"/>
+            <w:bookmarkStart w:id="114" w:name="GSMTrail2_9"/>
+            <w:bookmarkEnd w:id="114"/>
           </w:p>
         </w:tc>
         <w:tc>
@@ -3770,8 +2831,8 @@
                 <w:szCs w:val="14"/>
               </w:rPr>
             </w:pPr>
-            <w:bookmarkStart w:id="99" w:name="RateTrail2_9"/>
-            <w:bookmarkEnd w:id="99"/>
+            <w:bookmarkStart w:id="115" w:name="RateTrail2_9"/>
+            <w:bookmarkEnd w:id="115"/>
           </w:p>
         </w:tc>
         <w:tc>
@@ -3788,8 +2849,8 @@
                 <w:szCs w:val="14"/>
               </w:rPr>
             </w:pPr>
-            <w:bookmarkStart w:id="100" w:name="Avg_9"/>
-            <w:bookmarkEnd w:id="100"/>
+            <w:bookmarkStart w:id="116" w:name="Avg_9"/>
+            <w:bookmarkEnd w:id="116"/>
           </w:p>
         </w:tc>
         <w:tc>
@@ -3806,8 +2867,8 @@
                 <w:szCs w:val="14"/>
               </w:rPr>
             </w:pPr>
-            <w:bookmarkStart w:id="101" w:name="Correct_9"/>
-            <w:bookmarkEnd w:id="101"/>
+            <w:bookmarkStart w:id="117" w:name="Correct_9"/>
+            <w:bookmarkEnd w:id="117"/>
           </w:p>
         </w:tc>
         <w:tc>
@@ -3824,8 +2885,8 @@
                 <w:szCs w:val="14"/>
               </w:rPr>
             </w:pPr>
-            <w:bookmarkStart w:id="102" w:name="MoistureRegain_9"/>
-            <w:bookmarkEnd w:id="102"/>
+            <w:bookmarkStart w:id="118" w:name="MoistureRegain_9"/>
+            <w:bookmarkEnd w:id="118"/>
           </w:p>
         </w:tc>
         <w:tc>
@@ -3842,8 +2903,8 @@
                 <w:szCs w:val="14"/>
               </w:rPr>
             </w:pPr>
-            <w:bookmarkStart w:id="103" w:name="Rate_9"/>
-            <w:bookmarkEnd w:id="103"/>
+            <w:bookmarkStart w:id="119" w:name="Rate_9"/>
+            <w:bookmarkEnd w:id="119"/>
           </w:p>
         </w:tc>
       </w:tr>
@@ -3865,8 +2926,8 @@
                 <w:szCs w:val="18"/>
               </w:rPr>
             </w:pPr>
-            <w:bookmarkStart w:id="104" w:name="Section_10"/>
-            <w:bookmarkEnd w:id="104"/>
+            <w:bookmarkStart w:id="120" w:name="Section_10"/>
+            <w:bookmarkEnd w:id="120"/>
           </w:p>
         </w:tc>
         <w:tc>
@@ -3882,8 +2943,8 @@
                 <w:szCs w:val="20"/>
               </w:rPr>
             </w:pPr>
-            <w:bookmarkStart w:id="105" w:name="Sum_10"/>
-            <w:bookmarkEnd w:id="105"/>
+            <w:bookmarkStart w:id="121" w:name="Sum_10"/>
+            <w:bookmarkEnd w:id="121"/>
           </w:p>
         </w:tc>
         <w:tc>
@@ -3900,8 +2961,8 @@
                 <w:szCs w:val="14"/>
               </w:rPr>
             </w:pPr>
-            <w:bookmarkStart w:id="106" w:name="GSMTrail1_10"/>
-            <w:bookmarkEnd w:id="106"/>
+            <w:bookmarkStart w:id="122" w:name="GSMTrail1_10"/>
+            <w:bookmarkEnd w:id="122"/>
           </w:p>
         </w:tc>
         <w:tc>
@@ -3918,8 +2979,8 @@
                 <w:szCs w:val="14"/>
               </w:rPr>
             </w:pPr>
-            <w:bookmarkStart w:id="107" w:name="RateTrail1_10"/>
-            <w:bookmarkEnd w:id="107"/>
+            <w:bookmarkStart w:id="123" w:name="RateTrail1_10"/>
+            <w:bookmarkEnd w:id="123"/>
           </w:p>
         </w:tc>
         <w:tc>
@@ -3936,8 +2997,8 @@
                 <w:szCs w:val="14"/>
               </w:rPr>
             </w:pPr>
-            <w:bookmarkStart w:id="108" w:name="GSMTrail2_10"/>
-            <w:bookmarkEnd w:id="108"/>
+            <w:bookmarkStart w:id="124" w:name="GSMTrail2_10"/>
+            <w:bookmarkEnd w:id="124"/>
           </w:p>
         </w:tc>
         <w:tc>
@@ -3954,8 +3015,8 @@
                 <w:szCs w:val="14"/>
               </w:rPr>
             </w:pPr>
-            <w:bookmarkStart w:id="109" w:name="RateTrail2_10"/>
-            <w:bookmarkEnd w:id="109"/>
+            <w:bookmarkStart w:id="125" w:name="RateTrail2_10"/>
+            <w:bookmarkEnd w:id="125"/>
           </w:p>
         </w:tc>
         <w:tc>
@@ -3972,8 +3033,8 @@
                 <w:szCs w:val="14"/>
               </w:rPr>
             </w:pPr>
-            <w:bookmarkStart w:id="110" w:name="Avg_10"/>
-            <w:bookmarkEnd w:id="110"/>
+            <w:bookmarkStart w:id="126" w:name="Avg_10"/>
+            <w:bookmarkEnd w:id="126"/>
           </w:p>
         </w:tc>
         <w:tc>
@@ -3990,8 +3051,8 @@
                 <w:szCs w:val="14"/>
               </w:rPr>
             </w:pPr>
-            <w:bookmarkStart w:id="111" w:name="Correct_10"/>
-            <w:bookmarkEnd w:id="111"/>
+            <w:bookmarkStart w:id="127" w:name="Correct_10"/>
+            <w:bookmarkEnd w:id="127"/>
           </w:p>
         </w:tc>
         <w:tc>
@@ -4008,8 +3069,8 @@
                 <w:szCs w:val="14"/>
               </w:rPr>
             </w:pPr>
-            <w:bookmarkStart w:id="112" w:name="MoistureRegain_10"/>
-            <w:bookmarkEnd w:id="112"/>
+            <w:bookmarkStart w:id="128" w:name="MoistureRegain_10"/>
+            <w:bookmarkEnd w:id="128"/>
           </w:p>
         </w:tc>
         <w:tc>
@@ -4026,8 +3087,372 @@
                 <w:szCs w:val="14"/>
               </w:rPr>
             </w:pPr>
-            <w:bookmarkStart w:id="113" w:name="Rate_10"/>
-            <w:bookmarkEnd w:id="113"/>
+            <w:bookmarkStart w:id="129" w:name="Rate_10"/>
+            <w:bookmarkEnd w:id="129"/>
+          </w:p>
+        </w:tc>
+      </w:tr>
+      <w:tr>
+        <w:trPr>
+          <w:trHeight w:val="191"/>
+        </w:trPr>
+        <w:tc>
+          <w:tcPr>
+            <w:tcW w:w="1134" w:type="dxa"/>
+          </w:tcPr>
+          <w:p>
+            <w:pPr>
+              <w:spacing w:after="0" w:line="240" w:lineRule="auto"/>
+              <w:rPr>
+                <w:rFonts w:ascii="Arial" w:eastAsia="黑体" w:hAnsi="Arial" w:cs="Arial"/>
+                <w:color w:val="538135" w:themeColor="accent6" w:themeShade="BF"/>
+                <w:sz w:val="18"/>
+                <w:szCs w:val="18"/>
+              </w:rPr>
+            </w:pPr>
+          </w:p>
+        </w:tc>
+        <w:tc>
+          <w:tcPr>
+            <w:tcW w:w="1276" w:type="dxa"/>
+          </w:tcPr>
+          <w:p>
+            <w:pPr>
+              <w:spacing w:after="0" w:line="240" w:lineRule="auto"/>
+              <w:rPr>
+                <w:rFonts w:ascii="Arial" w:eastAsia="黑体" w:hAnsi="Arial" w:cs="Arial"/>
+                <w:sz w:val="20"/>
+                <w:szCs w:val="20"/>
+              </w:rPr>
+            </w:pPr>
+            <w:bookmarkStart w:id="130" w:name="Sum_11"/>
+            <w:bookmarkEnd w:id="130"/>
+          </w:p>
+        </w:tc>
+        <w:tc>
+          <w:tcPr>
+            <w:tcW w:w="851" w:type="dxa"/>
+          </w:tcPr>
+          <w:p>
+            <w:pPr>
+              <w:spacing w:after="0" w:line="240" w:lineRule="auto"/>
+              <w:jc w:val="center"/>
+              <w:rPr>
+                <w:rFonts w:ascii="Arial" w:eastAsia="黑体" w:hAnsi="Arial" w:cs="Arial"/>
+                <w:sz w:val="14"/>
+                <w:szCs w:val="14"/>
+              </w:rPr>
+            </w:pPr>
+            <w:bookmarkStart w:id="131" w:name="GSMTrail1_11"/>
+            <w:bookmarkEnd w:id="131"/>
+          </w:p>
+        </w:tc>
+        <w:tc>
+          <w:tcPr>
+            <w:tcW w:w="1134" w:type="dxa"/>
+          </w:tcPr>
+          <w:p>
+            <w:pPr>
+              <w:spacing w:after="0" w:line="240" w:lineRule="auto"/>
+              <w:jc w:val="center"/>
+              <w:rPr>
+                <w:rFonts w:ascii="Arial" w:eastAsia="黑体" w:hAnsi="Arial" w:cs="Arial"/>
+                <w:sz w:val="14"/>
+                <w:szCs w:val="14"/>
+              </w:rPr>
+            </w:pPr>
+            <w:bookmarkStart w:id="132" w:name="RateTrail1_11"/>
+            <w:bookmarkEnd w:id="132"/>
+          </w:p>
+        </w:tc>
+        <w:tc>
+          <w:tcPr>
+            <w:tcW w:w="850" w:type="dxa"/>
+          </w:tcPr>
+          <w:p>
+            <w:pPr>
+              <w:spacing w:after="0" w:line="240" w:lineRule="auto"/>
+              <w:jc w:val="center"/>
+              <w:rPr>
+                <w:rFonts w:ascii="Arial" w:eastAsia="黑体" w:hAnsi="Arial" w:cs="Arial"/>
+                <w:sz w:val="14"/>
+                <w:szCs w:val="14"/>
+              </w:rPr>
+            </w:pPr>
+            <w:bookmarkStart w:id="133" w:name="GSMTrail2_11"/>
+            <w:bookmarkEnd w:id="133"/>
+          </w:p>
+        </w:tc>
+        <w:tc>
+          <w:tcPr>
+            <w:tcW w:w="1134" w:type="dxa"/>
+          </w:tcPr>
+          <w:p>
+            <w:pPr>
+              <w:spacing w:after="0" w:line="240" w:lineRule="auto"/>
+              <w:jc w:val="center"/>
+              <w:rPr>
+                <w:rFonts w:ascii="Arial" w:eastAsia="黑体" w:hAnsi="Arial" w:cs="Arial"/>
+                <w:sz w:val="14"/>
+                <w:szCs w:val="14"/>
+              </w:rPr>
+            </w:pPr>
+            <w:bookmarkStart w:id="134" w:name="RateTrail2_11"/>
+            <w:bookmarkEnd w:id="134"/>
+          </w:p>
+        </w:tc>
+        <w:tc>
+          <w:tcPr>
+            <w:tcW w:w="1134" w:type="dxa"/>
+          </w:tcPr>
+          <w:p>
+            <w:pPr>
+              <w:spacing w:after="0" w:line="240" w:lineRule="auto"/>
+              <w:jc w:val="center"/>
+              <w:rPr>
+                <w:rFonts w:ascii="Arial" w:eastAsia="黑体" w:hAnsi="Arial" w:cs="Arial"/>
+                <w:sz w:val="14"/>
+                <w:szCs w:val="14"/>
+              </w:rPr>
+            </w:pPr>
+            <w:bookmarkStart w:id="135" w:name="Avg_11"/>
+            <w:bookmarkEnd w:id="135"/>
+          </w:p>
+        </w:tc>
+        <w:tc>
+          <w:tcPr>
+            <w:tcW w:w="851" w:type="dxa"/>
+          </w:tcPr>
+          <w:p>
+            <w:pPr>
+              <w:spacing w:after="0" w:line="240" w:lineRule="auto"/>
+              <w:jc w:val="center"/>
+              <w:rPr>
+                <w:rFonts w:ascii="Arial" w:eastAsia="黑体" w:hAnsi="Arial" w:cs="Arial"/>
+                <w:sz w:val="14"/>
+                <w:szCs w:val="14"/>
+              </w:rPr>
+            </w:pPr>
+            <w:bookmarkStart w:id="136" w:name="Correct_11"/>
+            <w:bookmarkEnd w:id="136"/>
+          </w:p>
+        </w:tc>
+        <w:tc>
+          <w:tcPr>
+            <w:tcW w:w="1134" w:type="dxa"/>
+          </w:tcPr>
+          <w:p>
+            <w:pPr>
+              <w:spacing w:after="0" w:line="240" w:lineRule="auto"/>
+              <w:jc w:val="center"/>
+              <w:rPr>
+                <w:rFonts w:ascii="Arial" w:eastAsia="黑体" w:hAnsi="Arial" w:cs="Arial"/>
+                <w:sz w:val="14"/>
+                <w:szCs w:val="14"/>
+              </w:rPr>
+            </w:pPr>
+            <w:bookmarkStart w:id="137" w:name="MoistureRegain_11"/>
+            <w:bookmarkEnd w:id="137"/>
+          </w:p>
+        </w:tc>
+        <w:tc>
+          <w:tcPr>
+            <w:tcW w:w="992" w:type="dxa"/>
+          </w:tcPr>
+          <w:p>
+            <w:pPr>
+              <w:spacing w:after="0" w:line="240" w:lineRule="auto"/>
+              <w:jc w:val="center"/>
+              <w:rPr>
+                <w:rFonts w:ascii="Arial" w:eastAsia="黑体" w:hAnsi="Arial" w:cs="Arial"/>
+                <w:sz w:val="14"/>
+                <w:szCs w:val="14"/>
+              </w:rPr>
+            </w:pPr>
+            <w:bookmarkStart w:id="138" w:name="Rate_11"/>
+            <w:bookmarkEnd w:id="138"/>
+          </w:p>
+        </w:tc>
+      </w:tr>
+      <w:tr>
+        <w:trPr>
+          <w:trHeight w:val="191"/>
+        </w:trPr>
+        <w:tc>
+          <w:tcPr>
+            <w:tcW w:w="1134" w:type="dxa"/>
+          </w:tcPr>
+          <w:p>
+            <w:pPr>
+              <w:spacing w:after="0" w:line="240" w:lineRule="auto"/>
+              <w:rPr>
+                <w:rFonts w:ascii="Arial" w:eastAsia="黑体" w:hAnsi="Arial" w:cs="Arial"/>
+                <w:color w:val="538135" w:themeColor="accent6" w:themeShade="BF"/>
+                <w:sz w:val="18"/>
+                <w:szCs w:val="18"/>
+              </w:rPr>
+            </w:pPr>
+          </w:p>
+        </w:tc>
+        <w:tc>
+          <w:tcPr>
+            <w:tcW w:w="1276" w:type="dxa"/>
+          </w:tcPr>
+          <w:p>
+            <w:pPr>
+              <w:spacing w:after="0" w:line="240" w:lineRule="auto"/>
+              <w:rPr>
+                <w:rFonts w:ascii="Arial" w:eastAsia="黑体" w:hAnsi="Arial" w:cs="Arial"/>
+                <w:sz w:val="20"/>
+                <w:szCs w:val="20"/>
+              </w:rPr>
+            </w:pPr>
+            <w:bookmarkStart w:id="139" w:name="Sum_12"/>
+            <w:bookmarkEnd w:id="139"/>
+          </w:p>
+        </w:tc>
+        <w:tc>
+          <w:tcPr>
+            <w:tcW w:w="851" w:type="dxa"/>
+          </w:tcPr>
+          <w:p>
+            <w:pPr>
+              <w:spacing w:after="0" w:line="240" w:lineRule="auto"/>
+              <w:jc w:val="center"/>
+              <w:rPr>
+                <w:rFonts w:ascii="Arial" w:eastAsia="黑体" w:hAnsi="Arial" w:cs="Arial"/>
+                <w:sz w:val="14"/>
+                <w:szCs w:val="14"/>
+              </w:rPr>
+            </w:pPr>
+            <w:bookmarkStart w:id="140" w:name="GSMTrail1_12"/>
+            <w:bookmarkEnd w:id="140"/>
+          </w:p>
+        </w:tc>
+        <w:tc>
+          <w:tcPr>
+            <w:tcW w:w="1134" w:type="dxa"/>
+          </w:tcPr>
+          <w:p>
+            <w:pPr>
+              <w:spacing w:after="0" w:line="240" w:lineRule="auto"/>
+              <w:jc w:val="center"/>
+              <w:rPr>
+                <w:rFonts w:ascii="Arial" w:eastAsia="黑体" w:hAnsi="Arial" w:cs="Arial"/>
+                <w:sz w:val="14"/>
+                <w:szCs w:val="14"/>
+              </w:rPr>
+            </w:pPr>
+            <w:bookmarkStart w:id="141" w:name="RateTrail1_12"/>
+            <w:bookmarkEnd w:id="141"/>
+          </w:p>
+        </w:tc>
+        <w:tc>
+          <w:tcPr>
+            <w:tcW w:w="850" w:type="dxa"/>
+          </w:tcPr>
+          <w:p>
+            <w:pPr>
+              <w:spacing w:after="0" w:line="240" w:lineRule="auto"/>
+              <w:jc w:val="center"/>
+              <w:rPr>
+                <w:rFonts w:ascii="Arial" w:eastAsia="黑体" w:hAnsi="Arial" w:cs="Arial"/>
+                <w:sz w:val="14"/>
+                <w:szCs w:val="14"/>
+              </w:rPr>
+            </w:pPr>
+            <w:bookmarkStart w:id="142" w:name="GSMTrail2_12"/>
+            <w:bookmarkEnd w:id="142"/>
+          </w:p>
+        </w:tc>
+        <w:tc>
+          <w:tcPr>
+            <w:tcW w:w="1134" w:type="dxa"/>
+          </w:tcPr>
+          <w:p>
+            <w:pPr>
+              <w:spacing w:after="0" w:line="240" w:lineRule="auto"/>
+              <w:jc w:val="center"/>
+              <w:rPr>
+                <w:rFonts w:ascii="Arial" w:eastAsia="黑体" w:hAnsi="Arial" w:cs="Arial"/>
+                <w:sz w:val="14"/>
+                <w:szCs w:val="14"/>
+              </w:rPr>
+            </w:pPr>
+            <w:bookmarkStart w:id="143" w:name="RateTrail2_12"/>
+            <w:bookmarkEnd w:id="143"/>
+          </w:p>
+        </w:tc>
+        <w:tc>
+          <w:tcPr>
+            <w:tcW w:w="1134" w:type="dxa"/>
+          </w:tcPr>
+          <w:p>
+            <w:pPr>
+              <w:spacing w:after="0" w:line="240" w:lineRule="auto"/>
+              <w:jc w:val="center"/>
+              <w:rPr>
+                <w:rFonts w:ascii="Arial" w:eastAsia="黑体" w:hAnsi="Arial" w:cs="Arial"/>
+                <w:sz w:val="14"/>
+                <w:szCs w:val="14"/>
+              </w:rPr>
+            </w:pPr>
+            <w:bookmarkStart w:id="144" w:name="Avg_12"/>
+            <w:bookmarkEnd w:id="144"/>
+          </w:p>
+        </w:tc>
+        <w:tc>
+          <w:tcPr>
+            <w:tcW w:w="851" w:type="dxa"/>
+          </w:tcPr>
+          <w:p>
+            <w:pPr>
+              <w:spacing w:after="0" w:line="240" w:lineRule="auto"/>
+              <w:jc w:val="center"/>
+              <w:rPr>
+                <w:rFonts w:ascii="Arial" w:eastAsia="黑体" w:hAnsi="Arial" w:cs="Arial"/>
+                <w:sz w:val="14"/>
+                <w:szCs w:val="14"/>
+              </w:rPr>
+            </w:pPr>
+            <w:bookmarkStart w:id="145" w:name="Correct_12"/>
+            <w:bookmarkEnd w:id="145"/>
+          </w:p>
+        </w:tc>
+        <w:tc>
+          <w:tcPr>
+            <w:tcW w:w="1134" w:type="dxa"/>
+          </w:tcPr>
+          <w:p>
+            <w:pPr>
+              <w:spacing w:after="0" w:line="240" w:lineRule="auto"/>
+              <w:jc w:val="center"/>
+              <w:rPr>
+                <w:rFonts w:ascii="Arial" w:eastAsia="黑体" w:hAnsi="Arial" w:cs="Arial"/>
+                <w:sz w:val="14"/>
+                <w:szCs w:val="14"/>
+              </w:rPr>
+            </w:pPr>
+            <w:bookmarkStart w:id="146" w:name="MoistureRegain_12"/>
+            <w:bookmarkEnd w:id="146"/>
+          </w:p>
+        </w:tc>
+        <w:tc>
+          <w:tcPr>
+            <w:tcW w:w="992" w:type="dxa"/>
+          </w:tcPr>
+          <w:p>
+            <w:pPr>
+              <w:spacing w:after="0" w:line="240" w:lineRule="auto"/>
+              <w:jc w:val="center"/>
+              <w:rPr>
+                <w:rFonts w:ascii="Arial" w:eastAsia="黑体" w:hAnsi="Arial" w:cs="Arial"/>
+                <w:sz w:val="14"/>
+                <w:szCs w:val="14"/>
+              </w:rPr>
+            </w:pPr>
+            <w:bookmarkStart w:id="147" w:name="Rate_12"/>
+            <w:bookmarkEnd w:id="147"/>
           </w:p>
         </w:tc>
       </w:tr>
@@ -4074,7 +3499,7 @@
                 <w:szCs w:val="20"/>
               </w:rPr>
             </w:pPr>
-            <w:bookmarkStart w:id="114" w:name="_Hlk91160098"/>
+            <w:bookmarkStart w:id="148" w:name="_Hlk91160098"/>
             <w:r>
               <w:rPr>
                 <w:rFonts w:ascii="Arial" w:hAnsi="Arial" w:cs="Arial" w:hint="eastAsia"/>
@@ -4100,8 +3525,8 @@
                 <w:szCs w:val="20"/>
               </w:rPr>
             </w:pPr>
-            <w:bookmarkStart w:id="115" w:name="TestResult_1"/>
-            <w:bookmarkEnd w:id="115"/>
+            <w:bookmarkStart w:id="149" w:name="TestResult_1"/>
+            <w:bookmarkEnd w:id="149"/>
           </w:p>
         </w:tc>
         <w:tc>
@@ -4128,8 +3553,8 @@
               </w:rPr>
               <w:t>Recommendation:</w:t>
             </w:r>
-            <w:bookmarkStart w:id="116" w:name="Recommend"/>
-            <w:bookmarkEnd w:id="116"/>
+            <w:bookmarkStart w:id="150" w:name="Recommend"/>
+            <w:bookmarkEnd w:id="150"/>
           </w:p>
         </w:tc>
         <w:tc>
@@ -4147,8 +3572,8 @@
                 <w:szCs w:val="20"/>
               </w:rPr>
             </w:pPr>
-            <w:bookmarkStart w:id="117" w:name="Recommendation_1"/>
-            <w:bookmarkEnd w:id="117"/>
+            <w:bookmarkStart w:id="151" w:name="Recommendation_1"/>
+            <w:bookmarkEnd w:id="151"/>
           </w:p>
         </w:tc>
         <w:tc>
@@ -4158,7 +3583,6 @@
           <w:p>
             <w:pPr>
               <w:pStyle w:val="aa"/>
-              <w:jc w:val="center"/>
               <w:rPr>
                 <w:rFonts w:ascii="Arial" w:hAnsi="Arial" w:cs="Arial"/>
                 <w:bCs/>
@@ -4166,15 +3590,6 @@
                 <w:szCs w:val="20"/>
               </w:rPr>
             </w:pPr>
-            <w:r>
-              <w:rPr>
-                <w:rFonts w:ascii="Arial" w:hAnsi="Arial" w:cs="Arial" w:hint="eastAsia"/>
-                <w:bCs/>
-                <w:sz w:val="20"/>
-                <w:szCs w:val="20"/>
-              </w:rPr>
-              <w:t>Conclusion</w:t>
-            </w:r>
           </w:p>
         </w:tc>
       </w:tr>
@@ -4240,8 +3655,8 @@
                 <w:szCs w:val="20"/>
               </w:rPr>
             </w:pPr>
-            <w:bookmarkStart w:id="118" w:name="TestResult_2"/>
-            <w:bookmarkEnd w:id="118"/>
+            <w:bookmarkStart w:id="152" w:name="TestResult_2"/>
+            <w:bookmarkEnd w:id="152"/>
           </w:p>
         </w:tc>
         <w:tc>
@@ -4274,8 +3689,8 @@
                 <w:szCs w:val="20"/>
               </w:rPr>
             </w:pPr>
-            <w:bookmarkStart w:id="119" w:name="Recommendation_2"/>
-            <w:bookmarkEnd w:id="119"/>
+            <w:bookmarkStart w:id="153" w:name="Recommendation_2"/>
+            <w:bookmarkEnd w:id="153"/>
           </w:p>
         </w:tc>
         <w:tc>
@@ -4295,10 +3710,8 @@
                 <w:szCs w:val="20"/>
               </w:rPr>
             </w:pPr>
-            <w:bookmarkStart w:id="120" w:name="FinalRemark"/>
-            <w:bookmarkStart w:id="121" w:name="VertifyResult"/>
-            <w:bookmarkEnd w:id="120"/>
-            <w:bookmarkEnd w:id="121"/>
+            <w:bookmarkStart w:id="154" w:name="FinalRemark"/>
+            <w:bookmarkEnd w:id="154"/>
           </w:p>
         </w:tc>
       </w:tr>
@@ -4332,8 +3745,8 @@
                 <w:noProof/>
               </w:rPr>
             </w:pPr>
-            <w:bookmarkStart w:id="122" w:name="TestResult_3"/>
-            <w:bookmarkEnd w:id="122"/>
+            <w:bookmarkStart w:id="155" w:name="TestResult_3"/>
+            <w:bookmarkEnd w:id="155"/>
           </w:p>
         </w:tc>
         <w:tc>
@@ -4360,8 +3773,8 @@
                 <w:noProof/>
               </w:rPr>
             </w:pPr>
-            <w:bookmarkStart w:id="123" w:name="Recommendation_3"/>
-            <w:bookmarkEnd w:id="123"/>
+            <w:bookmarkStart w:id="156" w:name="Recommendation_3"/>
+            <w:bookmarkEnd w:id="156"/>
           </w:p>
         </w:tc>
         <w:tc>
@@ -4409,8 +3822,8 @@
                 <w:noProof/>
               </w:rPr>
             </w:pPr>
-            <w:bookmarkStart w:id="124" w:name="TestResult_4"/>
-            <w:bookmarkEnd w:id="124"/>
+            <w:bookmarkStart w:id="157" w:name="TestResult_4"/>
+            <w:bookmarkEnd w:id="157"/>
           </w:p>
         </w:tc>
         <w:tc>
@@ -4437,8 +3850,8 @@
                 <w:noProof/>
               </w:rPr>
             </w:pPr>
-            <w:bookmarkStart w:id="125" w:name="Recommendation_4"/>
-            <w:bookmarkEnd w:id="125"/>
+            <w:bookmarkStart w:id="158" w:name="Recommendation_4"/>
+            <w:bookmarkEnd w:id="158"/>
           </w:p>
         </w:tc>
         <w:tc>
@@ -4486,8 +3899,8 @@
                 <w:noProof/>
               </w:rPr>
             </w:pPr>
-            <w:bookmarkStart w:id="126" w:name="TestResult_5"/>
-            <w:bookmarkEnd w:id="126"/>
+            <w:bookmarkStart w:id="159" w:name="TestResult_5"/>
+            <w:bookmarkEnd w:id="159"/>
           </w:p>
         </w:tc>
         <w:tc>
@@ -4514,8 +3927,8 @@
                 <w:noProof/>
               </w:rPr>
             </w:pPr>
-            <w:bookmarkStart w:id="127" w:name="Recommendation_5"/>
-            <w:bookmarkEnd w:id="127"/>
+            <w:bookmarkStart w:id="160" w:name="Recommendation_5"/>
+            <w:bookmarkEnd w:id="160"/>
           </w:p>
         </w:tc>
         <w:tc>
@@ -4527,19 +3940,10 @@
               <w:pStyle w:val="aa"/>
               <w:rPr>
                 <w:noProof/>
-                <w:sz w:val="24"/>
-                <w:szCs w:val="24"/>
-              </w:rPr>
-            </w:pPr>
-            <w:r>
-              <w:rPr>
-                <w:rFonts w:hint="eastAsia"/>
-                <w:noProof/>
-                <w:sz w:val="24"/>
-                <w:szCs w:val="24"/>
-              </w:rPr>
-              <w:t>耐久标：</w:t>
-            </w:r>
+                <w:sz w:val="15"/>
+                <w:szCs w:val="15"/>
+              </w:rPr>
+            </w:pPr>
           </w:p>
         </w:tc>
       </w:tr>
@@ -4573,8 +3977,8 @@
                 <w:noProof/>
               </w:rPr>
             </w:pPr>
-            <w:bookmarkStart w:id="128" w:name="TestResult_6"/>
-            <w:bookmarkEnd w:id="128"/>
+            <w:bookmarkStart w:id="161" w:name="TestResult_6"/>
+            <w:bookmarkEnd w:id="161"/>
           </w:p>
         </w:tc>
         <w:tc>
@@ -4601,8 +4005,8 @@
                 <w:noProof/>
               </w:rPr>
             </w:pPr>
-            <w:bookmarkStart w:id="129" w:name="Recommendation_6"/>
-            <w:bookmarkEnd w:id="129"/>
+            <w:bookmarkStart w:id="162" w:name="Recommendation_6"/>
+            <w:bookmarkEnd w:id="162"/>
           </w:p>
         </w:tc>
         <w:tc>
@@ -4618,8 +4022,6 @@
                 <w:szCs w:val="13"/>
               </w:rPr>
             </w:pPr>
-            <w:bookmarkStart w:id="130" w:name="DurabilityLabel"/>
-            <w:bookmarkEnd w:id="130"/>
           </w:p>
         </w:tc>
       </w:tr>
@@ -4653,8 +4055,8 @@
                 <w:noProof/>
               </w:rPr>
             </w:pPr>
-            <w:bookmarkStart w:id="131" w:name="TestResult_7"/>
-            <w:bookmarkEnd w:id="131"/>
+            <w:bookmarkStart w:id="163" w:name="TestResult_7"/>
+            <w:bookmarkEnd w:id="163"/>
           </w:p>
         </w:tc>
         <w:tc>
@@ -4681,8 +4083,8 @@
                 <w:noProof/>
               </w:rPr>
             </w:pPr>
-            <w:bookmarkStart w:id="132" w:name="Recommendation_7"/>
-            <w:bookmarkEnd w:id="132"/>
+            <w:bookmarkStart w:id="164" w:name="Recommendation_7"/>
+            <w:bookmarkEnd w:id="164"/>
           </w:p>
         </w:tc>
         <w:tc>
@@ -4694,19 +4096,10 @@
               <w:pStyle w:val="aa"/>
               <w:rPr>
                 <w:noProof/>
-                <w:sz w:val="24"/>
-                <w:szCs w:val="24"/>
-              </w:rPr>
-            </w:pPr>
-            <w:r>
-              <w:rPr>
-                <w:rFonts w:hint="eastAsia"/>
-                <w:noProof/>
-                <w:sz w:val="24"/>
-                <w:szCs w:val="24"/>
-              </w:rPr>
-              <w:t>其他标：</w:t>
-            </w:r>
+                <w:sz w:val="13"/>
+                <w:szCs w:val="13"/>
+              </w:rPr>
+            </w:pPr>
           </w:p>
         </w:tc>
       </w:tr>
@@ -4740,8 +4133,8 @@
                 <w:noProof/>
               </w:rPr>
             </w:pPr>
-            <w:bookmarkStart w:id="133" w:name="TestResult_8"/>
-            <w:bookmarkEnd w:id="133"/>
+            <w:bookmarkStart w:id="165" w:name="TestResult_8"/>
+            <w:bookmarkEnd w:id="165"/>
           </w:p>
         </w:tc>
         <w:tc>
@@ -4768,8 +4161,8 @@
                 <w:noProof/>
               </w:rPr>
             </w:pPr>
-            <w:bookmarkStart w:id="134" w:name="Recommendation_8"/>
-            <w:bookmarkEnd w:id="134"/>
+            <w:bookmarkStart w:id="166" w:name="Recommendation_8"/>
+            <w:bookmarkEnd w:id="166"/>
           </w:p>
         </w:tc>
         <w:tc>
@@ -4785,8 +4178,6 @@
                 <w:szCs w:val="13"/>
               </w:rPr>
             </w:pPr>
-            <w:bookmarkStart w:id="135" w:name="OtherLabel"/>
-            <w:bookmarkEnd w:id="135"/>
           </w:p>
         </w:tc>
       </w:tr>
@@ -4820,8 +4211,8 @@
                 <w:noProof/>
               </w:rPr>
             </w:pPr>
-            <w:bookmarkStart w:id="136" w:name="TestResult_9"/>
-            <w:bookmarkEnd w:id="136"/>
+            <w:bookmarkStart w:id="167" w:name="TestResult_9"/>
+            <w:bookmarkEnd w:id="167"/>
           </w:p>
         </w:tc>
         <w:tc>
@@ -4848,8 +4239,8 @@
                 <w:noProof/>
               </w:rPr>
             </w:pPr>
-            <w:bookmarkStart w:id="137" w:name="Recommendation_9"/>
-            <w:bookmarkEnd w:id="137"/>
+            <w:bookmarkStart w:id="168" w:name="Recommendation_9"/>
+            <w:bookmarkEnd w:id="168"/>
           </w:p>
         </w:tc>
         <w:tc>
@@ -4861,19 +4252,10 @@
               <w:pStyle w:val="aa"/>
               <w:rPr>
                 <w:noProof/>
-                <w:sz w:val="24"/>
-                <w:szCs w:val="24"/>
-              </w:rPr>
-            </w:pPr>
-            <w:r>
-              <w:rPr>
-                <w:rFonts w:hint="eastAsia"/>
-                <w:noProof/>
-                <w:sz w:val="24"/>
-                <w:szCs w:val="24"/>
-              </w:rPr>
-              <w:t>页面：</w:t>
-            </w:r>
+                <w:sz w:val="13"/>
+                <w:szCs w:val="13"/>
+              </w:rPr>
+            </w:pPr>
           </w:p>
         </w:tc>
       </w:tr>
@@ -4907,8 +4289,8 @@
                 <w:noProof/>
               </w:rPr>
             </w:pPr>
-            <w:bookmarkStart w:id="138" w:name="TestResult_10"/>
-            <w:bookmarkEnd w:id="138"/>
+            <w:bookmarkStart w:id="169" w:name="TestResult_10"/>
+            <w:bookmarkEnd w:id="169"/>
           </w:p>
         </w:tc>
         <w:tc>
@@ -4935,8 +4317,8 @@
                 <w:noProof/>
               </w:rPr>
             </w:pPr>
-            <w:bookmarkStart w:id="139" w:name="Recommendation_10"/>
-            <w:bookmarkEnd w:id="139"/>
+            <w:bookmarkStart w:id="170" w:name="Recommendation_10"/>
+            <w:bookmarkEnd w:id="170"/>
           </w:p>
         </w:tc>
         <w:tc>
@@ -4952,86 +4334,159 @@
                 <w:szCs w:val="13"/>
               </w:rPr>
             </w:pPr>
-            <w:bookmarkStart w:id="140" w:name="Comprehensive"/>
-            <w:bookmarkEnd w:id="140"/>
           </w:p>
         </w:tc>
       </w:tr>
+      <w:bookmarkEnd w:id="148"/>
+    </w:tbl>
+    <w:p>
+      <w:pPr>
+        <w:pStyle w:val="aa"/>
+        <w:rPr>
+          <w:rFonts w:ascii="Arial" w:eastAsia="黑体" w:hAnsi="Arial" w:cs="Arial"/>
+          <w:sz w:val="20"/>
+          <w:szCs w:val="20"/>
+        </w:rPr>
+      </w:pPr>
+    </w:p>
+    <w:tbl>
+      <w:tblPr>
+        <w:tblStyle w:val="a9"/>
+        <w:tblW w:w="0" w:type="auto"/>
+        <w:tblBorders>
+          <w:top w:val="none" w:sz="0" w:space="0" w:color="auto"/>
+          <w:left w:val="none" w:sz="0" w:space="0" w:color="auto"/>
+          <w:bottom w:val="none" w:sz="0" w:space="0" w:color="auto"/>
+          <w:right w:val="none" w:sz="0" w:space="0" w:color="auto"/>
+          <w:insideH w:val="none" w:sz="0" w:space="0" w:color="auto"/>
+          <w:insideV w:val="none" w:sz="0" w:space="0" w:color="auto"/>
+        </w:tblBorders>
+        <w:tblLook w:val="04A0" w:firstRow="1" w:lastRow="0" w:firstColumn="1" w:lastColumn="0" w:noHBand="0" w:noVBand="1"/>
+      </w:tblPr>
+      <w:tblGrid>
+        <w:gridCol w:w="2091"/>
+        <w:gridCol w:w="2091"/>
+        <w:gridCol w:w="2091"/>
+        <w:gridCol w:w="2091"/>
+        <w:gridCol w:w="2092"/>
+      </w:tblGrid>
       <w:tr>
-        <w:trPr>
-          <w:trHeight w:val="171"/>
-        </w:trPr>
-        <w:tc>
-          <w:tcPr>
-            <w:tcW w:w="3261" w:type="dxa"/>
-          </w:tcPr>
-          <w:p>
-            <w:pPr>
-              <w:spacing w:after="0" w:line="240" w:lineRule="auto"/>
-              <w:rPr>
-                <w:rFonts w:ascii="Arial" w:hAnsi="Arial" w:cs="Arial"/>
+        <w:tc>
+          <w:tcPr>
+            <w:tcW w:w="2091" w:type="dxa"/>
+          </w:tcPr>
+          <w:p>
+            <w:pPr>
+              <w:pStyle w:val="aa"/>
+              <w:rPr>
+                <w:rFonts w:ascii="Arial" w:eastAsia="黑体" w:hAnsi="Arial" w:cs="Arial"/>
                 <w:sz w:val="20"/>
                 <w:szCs w:val="20"/>
               </w:rPr>
             </w:pPr>
-          </w:p>
-        </w:tc>
-        <w:tc>
-          <w:tcPr>
-            <w:tcW w:w="1700" w:type="dxa"/>
+            <w:r>
+              <w:rPr>
+                <w:rFonts w:ascii="Arial" w:hAnsi="Arial" w:cs="Arial" w:hint="eastAsia"/>
+                <w:bCs/>
+                <w:sz w:val="20"/>
+                <w:szCs w:val="20"/>
+              </w:rPr>
+              <w:t>Conclusion</w:t>
+            </w:r>
+            <w:r>
+              <w:rPr>
+                <w:rFonts w:ascii="Arial" w:hAnsi="Arial" w:cs="Arial" w:hint="eastAsia"/>
+                <w:bCs/>
+                <w:sz w:val="20"/>
+                <w:szCs w:val="20"/>
+              </w:rPr>
+              <w:t>:</w:t>
+            </w:r>
+          </w:p>
+        </w:tc>
+        <w:tc>
+          <w:tcPr>
+            <w:tcW w:w="2091" w:type="dxa"/>
           </w:tcPr>
           <w:p>
             <w:pPr>
               <w:pStyle w:val="aa"/>
               <w:rPr>
+                <w:rFonts w:ascii="Arial" w:eastAsia="黑体" w:hAnsi="Arial" w:cs="Arial"/>
+                <w:sz w:val="20"/>
+                <w:szCs w:val="20"/>
+              </w:rPr>
+            </w:pPr>
+            <w:r>
+              <w:rPr>
+                <w:rFonts w:hint="eastAsia"/>
                 <w:noProof/>
-              </w:rPr>
-            </w:pPr>
-            <w:bookmarkStart w:id="141" w:name="TestResult_11"/>
-            <w:bookmarkEnd w:id="141"/>
-          </w:p>
-        </w:tc>
-        <w:tc>
-          <w:tcPr>
-            <w:tcW w:w="2127" w:type="dxa"/>
+                <w:sz w:val="20"/>
+                <w:szCs w:val="20"/>
+              </w:rPr>
+              <w:t>耐久标：</w:t>
+            </w:r>
+          </w:p>
+        </w:tc>
+        <w:tc>
+          <w:tcPr>
+            <w:tcW w:w="2091" w:type="dxa"/>
           </w:tcPr>
           <w:p>
             <w:pPr>
               <w:pStyle w:val="aa"/>
               <w:rPr>
+                <w:rFonts w:ascii="Arial" w:eastAsia="黑体" w:hAnsi="Arial" w:cs="Arial"/>
+                <w:sz w:val="20"/>
+                <w:szCs w:val="20"/>
+              </w:rPr>
+            </w:pPr>
+            <w:r>
+              <w:rPr>
+                <w:rFonts w:hint="eastAsia"/>
                 <w:noProof/>
-              </w:rPr>
-            </w:pPr>
-          </w:p>
-        </w:tc>
-        <w:tc>
-          <w:tcPr>
-            <w:tcW w:w="2126" w:type="dxa"/>
+                <w:sz w:val="20"/>
+                <w:szCs w:val="20"/>
+              </w:rPr>
+              <w:t>其他标：</w:t>
+            </w:r>
+          </w:p>
+        </w:tc>
+        <w:tc>
+          <w:tcPr>
+            <w:tcW w:w="2091" w:type="dxa"/>
           </w:tcPr>
           <w:p>
             <w:pPr>
               <w:pStyle w:val="aa"/>
               <w:rPr>
+                <w:rFonts w:ascii="Arial" w:eastAsia="黑体" w:hAnsi="Arial" w:cs="Arial"/>
+                <w:sz w:val="20"/>
+                <w:szCs w:val="20"/>
+              </w:rPr>
+            </w:pPr>
+            <w:r>
+              <w:rPr>
+                <w:rFonts w:hint="eastAsia"/>
                 <w:noProof/>
-              </w:rPr>
-            </w:pPr>
-            <w:bookmarkStart w:id="142" w:name="Recommendation_11"/>
-            <w:bookmarkEnd w:id="142"/>
-          </w:p>
-        </w:tc>
-        <w:tc>
-          <w:tcPr>
-            <w:tcW w:w="1276" w:type="dxa"/>
+                <w:sz w:val="20"/>
+                <w:szCs w:val="20"/>
+              </w:rPr>
+              <w:t>页面：</w:t>
+            </w:r>
+          </w:p>
+        </w:tc>
+        <w:tc>
+          <w:tcPr>
+            <w:tcW w:w="2092" w:type="dxa"/>
           </w:tcPr>
           <w:p>
             <w:pPr>
               <w:pStyle w:val="aa"/>
               <w:rPr>
-                <w:b/>
-                <w:bCs/>
-                <w:noProof/>
-                <w:sz w:val="24"/>
-                <w:szCs w:val="24"/>
+                <w:rFonts w:ascii="Arial" w:eastAsia="黑体" w:hAnsi="Arial" w:cs="Arial"/>
+                <w:sz w:val="20"/>
+                <w:szCs w:val="20"/>
               </w:rPr>
             </w:pPr>
             <w:r>
@@ -5040,8 +4495,8 @@
                 <w:b/>
                 <w:bCs/>
                 <w:noProof/>
-                <w:sz w:val="24"/>
-                <w:szCs w:val="24"/>
+                <w:sz w:val="20"/>
+                <w:szCs w:val="20"/>
               </w:rPr>
               <w:t>综合：</w:t>
             </w:r>
@@ -5049,86 +4504,92 @@
         </w:tc>
       </w:tr>
       <w:tr>
-        <w:trPr>
-          <w:trHeight w:val="171"/>
-        </w:trPr>
-        <w:tc>
-          <w:tcPr>
-            <w:tcW w:w="3261" w:type="dxa"/>
-          </w:tcPr>
-          <w:p>
-            <w:pPr>
-              <w:spacing w:after="0" w:line="240" w:lineRule="auto"/>
-              <w:rPr>
-                <w:rFonts w:ascii="Arial" w:hAnsi="Arial" w:cs="Arial"/>
+        <w:tc>
+          <w:tcPr>
+            <w:tcW w:w="2091" w:type="dxa"/>
+          </w:tcPr>
+          <w:p>
+            <w:pPr>
+              <w:pStyle w:val="aa"/>
+              <w:rPr>
+                <w:rFonts w:ascii="Arial" w:eastAsia="黑体" w:hAnsi="Arial" w:cs="Arial"/>
                 <w:sz w:val="20"/>
                 <w:szCs w:val="20"/>
               </w:rPr>
             </w:pPr>
-          </w:p>
-        </w:tc>
-        <w:tc>
-          <w:tcPr>
-            <w:tcW w:w="1700" w:type="dxa"/>
+            <w:bookmarkStart w:id="171" w:name="VertifyResult"/>
+            <w:bookmarkEnd w:id="171"/>
+          </w:p>
+        </w:tc>
+        <w:tc>
+          <w:tcPr>
+            <w:tcW w:w="2091" w:type="dxa"/>
           </w:tcPr>
           <w:p>
             <w:pPr>
               <w:pStyle w:val="aa"/>
               <w:rPr>
-                <w:noProof/>
-              </w:rPr>
-            </w:pPr>
-            <w:bookmarkStart w:id="143" w:name="TestResult_12"/>
-            <w:bookmarkEnd w:id="143"/>
-          </w:p>
-        </w:tc>
-        <w:tc>
-          <w:tcPr>
-            <w:tcW w:w="2127" w:type="dxa"/>
+                <w:rFonts w:ascii="Arial" w:eastAsia="黑体" w:hAnsi="Arial" w:cs="Arial"/>
+                <w:sz w:val="20"/>
+                <w:szCs w:val="20"/>
+              </w:rPr>
+            </w:pPr>
+            <w:bookmarkStart w:id="172" w:name="DurabilityLabel"/>
+            <w:bookmarkEnd w:id="172"/>
+          </w:p>
+        </w:tc>
+        <w:tc>
+          <w:tcPr>
+            <w:tcW w:w="2091" w:type="dxa"/>
           </w:tcPr>
           <w:p>
             <w:pPr>
               <w:pStyle w:val="aa"/>
               <w:rPr>
-                <w:noProof/>
-              </w:rPr>
-            </w:pPr>
-          </w:p>
-        </w:tc>
-        <w:tc>
-          <w:tcPr>
-            <w:tcW w:w="2126" w:type="dxa"/>
+                <w:rFonts w:ascii="Arial" w:eastAsia="黑体" w:hAnsi="Arial" w:cs="Arial"/>
+                <w:sz w:val="20"/>
+                <w:szCs w:val="20"/>
+              </w:rPr>
+            </w:pPr>
+            <w:bookmarkStart w:id="173" w:name="OtherLabel"/>
+            <w:bookmarkEnd w:id="173"/>
+          </w:p>
+        </w:tc>
+        <w:tc>
+          <w:tcPr>
+            <w:tcW w:w="2091" w:type="dxa"/>
           </w:tcPr>
           <w:p>
             <w:pPr>
               <w:pStyle w:val="aa"/>
               <w:rPr>
-                <w:noProof/>
-              </w:rPr>
-            </w:pPr>
-            <w:bookmarkStart w:id="144" w:name="Recommendation_12"/>
-            <w:bookmarkEnd w:id="144"/>
-          </w:p>
-        </w:tc>
-        <w:tc>
-          <w:tcPr>
-            <w:tcW w:w="1276" w:type="dxa"/>
+                <w:rFonts w:ascii="Arial" w:eastAsia="黑体" w:hAnsi="Arial" w:cs="Arial"/>
+                <w:sz w:val="20"/>
+                <w:szCs w:val="20"/>
+              </w:rPr>
+            </w:pPr>
+            <w:bookmarkStart w:id="174" w:name="Comprehensive"/>
+            <w:bookmarkEnd w:id="174"/>
+          </w:p>
+        </w:tc>
+        <w:tc>
+          <w:tcPr>
+            <w:tcW w:w="2092" w:type="dxa"/>
           </w:tcPr>
           <w:p>
             <w:pPr>
               <w:pStyle w:val="aa"/>
               <w:rPr>
-                <w:noProof/>
-                <w:sz w:val="13"/>
-                <w:szCs w:val="13"/>
-              </w:rPr>
-            </w:pPr>
-            <w:bookmarkStart w:id="145" w:name="FinalResult"/>
-            <w:bookmarkEnd w:id="145"/>
+                <w:rFonts w:ascii="Arial" w:eastAsia="黑体" w:hAnsi="Arial" w:cs="Arial"/>
+                <w:sz w:val="20"/>
+                <w:szCs w:val="20"/>
+              </w:rPr>
+            </w:pPr>
+            <w:bookmarkStart w:id="175" w:name="FinalResult"/>
+            <w:bookmarkEnd w:id="175"/>
           </w:p>
         </w:tc>
       </w:tr>
-      <w:bookmarkEnd w:id="114"/>
     </w:tbl>
     <w:p>
       <w:pPr>
@@ -5162,39 +4623,6 @@
       <w:tr>
         <w:tc>
           <w:tcPr>
-            <w:tcW w:w="6379" w:type="dxa"/>
-            <w:gridSpan w:val="2"/>
-          </w:tcPr>
-          <w:p>
-            <w:pPr>
-              <w:pStyle w:val="aa"/>
-              <w:rPr>
-                <w:rFonts w:ascii="Arial" w:eastAsia="黑体" w:hAnsi="Arial" w:cs="Arial"/>
-                <w:sz w:val="20"/>
-                <w:szCs w:val="20"/>
-              </w:rPr>
-            </w:pPr>
-          </w:p>
-        </w:tc>
-        <w:tc>
-          <w:tcPr>
-            <w:tcW w:w="4077" w:type="dxa"/>
-          </w:tcPr>
-          <w:p>
-            <w:pPr>
-              <w:pStyle w:val="aa"/>
-              <w:rPr>
-                <w:rFonts w:ascii="Arial" w:eastAsia="黑体" w:hAnsi="Arial" w:cs="Arial"/>
-                <w:sz w:val="20"/>
-                <w:szCs w:val="20"/>
-              </w:rPr>
-            </w:pPr>
-          </w:p>
-        </w:tc>
-      </w:tr>
-      <w:tr>
-        <w:tc>
-          <w:tcPr>
             <w:tcW w:w="2694" w:type="dxa"/>
           </w:tcPr>
           <w:p>
@@ -5231,8 +4659,8 @@
                 <w:szCs w:val="20"/>
               </w:rPr>
             </w:pPr>
-            <w:bookmarkStart w:id="146" w:name="ResultRemark"/>
-            <w:bookmarkEnd w:id="146"/>
+            <w:bookmarkStart w:id="176" w:name="ResultRemark"/>
+            <w:bookmarkEnd w:id="176"/>
           </w:p>
         </w:tc>
         <w:tc>
@@ -5248,8 +4676,8 @@
                 <w:szCs w:val="20"/>
               </w:rPr>
             </w:pPr>
-            <w:bookmarkStart w:id="147" w:name="LabelRemark"/>
-            <w:bookmarkEnd w:id="147"/>
+            <w:bookmarkStart w:id="177" w:name="LabelRemark"/>
+            <w:bookmarkEnd w:id="177"/>
           </w:p>
         </w:tc>
       </w:tr>
@@ -5285,8 +4713,8 @@
                 <w:szCs w:val="20"/>
               </w:rPr>
             </w:pPr>
-            <w:bookmarkStart w:id="148" w:name="JudgmentLabelRemark"/>
-            <w:bookmarkEnd w:id="148"/>
+            <w:bookmarkStart w:id="178" w:name="JudgmentLabelRemark"/>
+            <w:bookmarkEnd w:id="178"/>
           </w:p>
         </w:tc>
       </w:tr>
@@ -5322,8 +4750,8 @@
                 <w:szCs w:val="20"/>
               </w:rPr>
             </w:pPr>
-            <w:bookmarkStart w:id="149" w:name="LanguageLabelRemark"/>
-            <w:bookmarkEnd w:id="149"/>
+            <w:bookmarkStart w:id="179" w:name="LanguageLabelRemark"/>
+            <w:bookmarkEnd w:id="179"/>
           </w:p>
         </w:tc>
       </w:tr>
@@ -5359,7 +4787,7 @@
       </w:pPr>
     </w:p>
     <w:sectPr>
-      <w:footerReference w:type="default" r:id="rId27"/>
+      <w:footerReference w:type="default" r:id="rId13"/>
       <w:type w:val="continuous"/>
       <w:pgSz w:w="11906" w:h="16838"/>
       <w:pgMar w:top="720" w:right="720" w:bottom="720" w:left="720" w:header="60" w:footer="708" w:gutter="0"/>
@@ -5459,27 +4887,7 @@
               <w:sz w:val="14"/>
               <w:szCs w:val="14"/>
             </w:rPr>
-            <w:t xml:space="preserve">Moisture </w:t>
-          </w:r>
-          <w:proofErr w:type="gramStart"/>
-          <w:r>
-            <w:rPr>
-              <w:rFonts w:ascii="Arial" w:eastAsia="黑体" w:hAnsi="Arial" w:cs="Arial"/>
-              <w:bCs/>
-              <w:sz w:val="14"/>
-              <w:szCs w:val="14"/>
-            </w:rPr>
-            <w:t>regain</w:t>
-          </w:r>
-          <w:proofErr w:type="gramEnd"/>
-          <w:r>
-            <w:rPr>
-              <w:rFonts w:ascii="Arial" w:eastAsia="黑体" w:hAnsi="Arial" w:cs="Arial"/>
-              <w:bCs/>
-              <w:sz w:val="14"/>
-              <w:szCs w:val="14"/>
-            </w:rPr>
-            <w:t>:</w:t>
+            <w:t>Moisture regain:</w:t>
           </w:r>
         </w:p>
         <w:p>
@@ -6396,27 +5804,7 @@
               <w:sz w:val="16"/>
               <w:szCs w:val="16"/>
             </w:rPr>
-            <w:t xml:space="preserve">By taking measurement uncertainties into </w:t>
-          </w:r>
-          <w:proofErr w:type="gramStart"/>
-          <w:r>
-            <w:rPr>
-              <w:rFonts w:ascii="Arial Narrow" w:hAnsi="Arial Narrow"/>
-              <w:b/>
-              <w:sz w:val="16"/>
-              <w:szCs w:val="16"/>
-            </w:rPr>
-            <w:t>account</w:t>
-          </w:r>
-          <w:proofErr w:type="gramEnd"/>
-          <w:r>
-            <w:rPr>
-              <w:rFonts w:ascii="Arial Narrow" w:hAnsi="Arial Narrow"/>
-              <w:b/>
-              <w:sz w:val="16"/>
-              <w:szCs w:val="16"/>
-            </w:rPr>
-            <w:t xml:space="preserve"> it might happen that measured values can neither be assessed as Pass nor as Fail.</w:t>
+            <w:t>By taking measurement uncertainties into account it might happen that measured values can neither be assessed as Pass nor as Fail.</w:t>
           </w:r>
         </w:p>
       </w:tc>
@@ -6568,9 +5956,8 @@
               <w:sz w:val="16"/>
               <w:szCs w:val="16"/>
             </w:rPr>
-            <w:t xml:space="preserve">Testing Center   </w:t>
-          </w:r>
-          <w:proofErr w:type="spellStart"/>
+            <w:t>Testing Center   S</w:t>
+          </w:r>
           <w:r>
             <w:rPr>
               <w:rFonts w:ascii="Arial Narrow" w:hAnsi="Arial Narrow"/>
@@ -6578,7 +5965,7 @@
               <w:sz w:val="16"/>
               <w:szCs w:val="16"/>
             </w:rPr>
-            <w:t>S</w:t>
+            <w:t>of</w:t>
           </w:r>
           <w:r>
             <w:rPr>
@@ -6587,26 +5974,7 @@
               <w:sz w:val="16"/>
               <w:szCs w:val="16"/>
             </w:rPr>
-            <w:t>of</w:t>
-          </w:r>
-          <w:r>
-            <w:rPr>
-              <w:rFonts w:ascii="Arial Narrow" w:hAnsi="Arial Narrow"/>
-              <w:b/>
-              <w:sz w:val="16"/>
-              <w:szCs w:val="16"/>
-            </w:rPr>
-            <w:t>tlines</w:t>
-          </w:r>
-          <w:proofErr w:type="spellEnd"/>
-          <w:r>
-            <w:rPr>
-              <w:rFonts w:ascii="Arial Narrow" w:hAnsi="Arial Narrow"/>
-              <w:b/>
-              <w:sz w:val="16"/>
-              <w:szCs w:val="16"/>
-            </w:rPr>
-            <w:t xml:space="preserve"> Laboratory</w:t>
+            <w:t>tlines Laboratory</w:t>
           </w:r>
         </w:p>
         <w:p>
@@ -7405,7 +6773,6 @@
               <w:szCs w:val="14"/>
             </w:rPr>
           </w:pPr>
-          <w:proofErr w:type="spellStart"/>
           <w:r>
             <w:rPr>
               <w:rFonts w:ascii="Arial" w:hAnsi="Arial" w:cs="Arial"/>
@@ -7414,18 +6781,7 @@
               <w:sz w:val="14"/>
               <w:szCs w:val="14"/>
             </w:rPr>
-            <w:t>Softlines</w:t>
-          </w:r>
-          <w:proofErr w:type="spellEnd"/>
-          <w:r>
-            <w:rPr>
-              <w:rFonts w:ascii="Arial" w:hAnsi="Arial" w:cs="Arial"/>
-              <w:b/>
-              <w:bCs/>
-              <w:sz w:val="14"/>
-              <w:szCs w:val="14"/>
-            </w:rPr>
-            <w:t xml:space="preserve"> Laboratory</w:t>
+            <w:t>Softlines Laboratory</w:t>
           </w:r>
         </w:p>
         <w:p>
@@ -7535,29 +6891,7 @@
               <w:sz w:val="14"/>
               <w:szCs w:val="14"/>
             </w:rPr>
-            <w:t>浙江省宁波市高新区菁华路350号菁华</w:t>
-          </w:r>
-          <w:proofErr w:type="gramStart"/>
-          <w:r>
-            <w:rPr>
-              <w:rFonts w:ascii="思源黑体" w:eastAsia="思源黑体" w:hAnsi="思源黑体"/>
-              <w:b/>
-              <w:bCs/>
-              <w:sz w:val="14"/>
-              <w:szCs w:val="14"/>
-            </w:rPr>
-            <w:t>创梦空间</w:t>
-          </w:r>
-          <w:proofErr w:type="gramEnd"/>
-          <w:r>
-            <w:rPr>
-              <w:rFonts w:ascii="思源黑体" w:eastAsia="思源黑体" w:hAnsi="思源黑体"/>
-              <w:b/>
-              <w:bCs/>
-              <w:sz w:val="14"/>
-              <w:szCs w:val="14"/>
-            </w:rPr>
-            <w:t>二期2号楼</w:t>
+            <w:t>浙江省宁波市高新区菁华路350号菁华创梦空间二期2号楼</w:t>
           </w:r>
         </w:p>
       </w:tc>

--- a/wwwroot/DocxModel/FIBER_ANALYSIS_DATA_SHEET.docx
+++ b/wwwroot/DocxModel/FIBER_ANALYSIS_DATA_SHEET.docx
@@ -564,7 +564,7 @@
             <w:pPr>
               <w:spacing w:after="0" w:line="240" w:lineRule="auto"/>
               <w:rPr>
-                <w:rFonts w:ascii="Arial" w:eastAsia="黑体" w:hAnsi="Arial" w:cs="Arial" w:hint="eastAsia"/>
+                <w:rFonts w:ascii="Arial" w:eastAsia="黑体" w:hAnsi="Arial" w:cs="Arial"/>
                 <w:sz w:val="20"/>
                 <w:szCs w:val="20"/>
               </w:rPr>
@@ -655,14 +655,14 @@
       </w:tblPr>
       <w:tblGrid>
         <w:gridCol w:w="1134"/>
-        <w:gridCol w:w="1276"/>
+        <w:gridCol w:w="1418"/>
+        <w:gridCol w:w="992"/>
+        <w:gridCol w:w="851"/>
+        <w:gridCol w:w="1275"/>
         <w:gridCol w:w="851"/>
         <w:gridCol w:w="1134"/>
         <w:gridCol w:w="850"/>
-        <w:gridCol w:w="1134"/>
-        <w:gridCol w:w="1134"/>
-        <w:gridCol w:w="851"/>
-        <w:gridCol w:w="1134"/>
+        <w:gridCol w:w="993"/>
         <w:gridCol w:w="992"/>
       </w:tblGrid>
       <w:tr>
@@ -706,7 +706,7 @@
         </w:tc>
         <w:tc>
           <w:tcPr>
-            <w:tcW w:w="1276" w:type="dxa"/>
+            <w:tcW w:w="1418" w:type="dxa"/>
             <w:shd w:val="thinDiagCross" w:color="D9D9D9" w:themeColor="background1" w:themeShade="D9" w:fill="FFFFFF" w:themeFill="background1"/>
           </w:tcPr>
           <w:p>
@@ -724,7 +724,7 @@
         </w:tc>
         <w:tc>
           <w:tcPr>
-            <w:tcW w:w="1985" w:type="dxa"/>
+            <w:tcW w:w="1843" w:type="dxa"/>
             <w:gridSpan w:val="2"/>
             <w:shd w:val="thinDiagCross" w:color="D9D9D9" w:themeColor="background1" w:themeShade="D9" w:fill="FFFFFF" w:themeFill="background1"/>
           </w:tcPr>
@@ -752,7 +752,7 @@
         </w:tc>
         <w:tc>
           <w:tcPr>
-            <w:tcW w:w="1984" w:type="dxa"/>
+            <w:tcW w:w="2126" w:type="dxa"/>
             <w:gridSpan w:val="2"/>
             <w:shd w:val="thinDiagCross" w:color="D9D9D9" w:themeColor="background1" w:themeShade="D9" w:fill="FFFFFF" w:themeFill="background1"/>
           </w:tcPr>
@@ -807,7 +807,7 @@
         </w:tc>
         <w:tc>
           <w:tcPr>
-            <w:tcW w:w="851" w:type="dxa"/>
+            <w:tcW w:w="850" w:type="dxa"/>
             <w:shd w:val="thinDiagCross" w:color="D9D9D9" w:themeColor="background1" w:themeShade="D9" w:fill="FFFFFF" w:themeFill="background1"/>
           </w:tcPr>
           <w:p>
@@ -843,7 +843,7 @@
         </w:tc>
         <w:tc>
           <w:tcPr>
-            <w:tcW w:w="1134" w:type="dxa"/>
+            <w:tcW w:w="993" w:type="dxa"/>
             <w:shd w:val="thinDiagCross" w:color="D9D9D9" w:themeColor="background1" w:themeShade="D9" w:fill="FFFFFF" w:themeFill="background1"/>
           </w:tcPr>
           <w:p>
@@ -884,6 +884,7 @@
                 <w:szCs w:val="18"/>
               </w:rPr>
             </w:pPr>
+            <w:proofErr w:type="gramStart"/>
             <w:r>
               <w:rPr>
                 <w:rFonts w:ascii="Arial" w:eastAsia="黑体" w:hAnsi="Arial" w:cs="Arial" w:hint="eastAsia"/>
@@ -891,7 +892,17 @@
                 <w:sz w:val="18"/>
                 <w:szCs w:val="18"/>
               </w:rPr>
-              <w:t>Rate(%)</w:t>
+              <w:t>Rate(</w:t>
+            </w:r>
+            <w:proofErr w:type="gramEnd"/>
+            <w:r>
+              <w:rPr>
+                <w:rFonts w:ascii="Arial" w:eastAsia="黑体" w:hAnsi="Arial" w:cs="Arial" w:hint="eastAsia"/>
+                <w:color w:val="538135" w:themeColor="accent6" w:themeShade="BF"/>
+                <w:sz w:val="18"/>
+                <w:szCs w:val="18"/>
+              </w:rPr>
+              <w:t>%)</w:t>
             </w:r>
           </w:p>
         </w:tc>
@@ -918,7 +929,7 @@
         </w:tc>
         <w:tc>
           <w:tcPr>
-            <w:tcW w:w="1276" w:type="dxa"/>
+            <w:tcW w:w="1418" w:type="dxa"/>
           </w:tcPr>
           <w:p>
             <w:pPr>
@@ -942,7 +953,7 @@
         </w:tc>
         <w:tc>
           <w:tcPr>
-            <w:tcW w:w="851" w:type="dxa"/>
+            <w:tcW w:w="992" w:type="dxa"/>
           </w:tcPr>
           <w:p>
             <w:pPr>
@@ -961,7 +972,7 @@
         </w:tc>
         <w:tc>
           <w:tcPr>
-            <w:tcW w:w="1134" w:type="dxa"/>
+            <w:tcW w:w="851" w:type="dxa"/>
           </w:tcPr>
           <w:p>
             <w:pPr>
@@ -980,7 +991,7 @@
         </w:tc>
         <w:tc>
           <w:tcPr>
-            <w:tcW w:w="850" w:type="dxa"/>
+            <w:tcW w:w="1275" w:type="dxa"/>
           </w:tcPr>
           <w:p>
             <w:pPr>
@@ -999,7 +1010,7 @@
         </w:tc>
         <w:tc>
           <w:tcPr>
-            <w:tcW w:w="1134" w:type="dxa"/>
+            <w:tcW w:w="851" w:type="dxa"/>
           </w:tcPr>
           <w:p>
             <w:pPr>
@@ -1036,7 +1047,7 @@
         </w:tc>
         <w:tc>
           <w:tcPr>
-            <w:tcW w:w="851" w:type="dxa"/>
+            <w:tcW w:w="850" w:type="dxa"/>
           </w:tcPr>
           <w:p>
             <w:pPr>
@@ -1052,7 +1063,7 @@
         </w:tc>
         <w:tc>
           <w:tcPr>
-            <w:tcW w:w="1134" w:type="dxa"/>
+            <w:tcW w:w="993" w:type="dxa"/>
           </w:tcPr>
           <w:p>
             <w:pPr>
@@ -1107,7 +1118,7 @@
         </w:tc>
         <w:tc>
           <w:tcPr>
-            <w:tcW w:w="1276" w:type="dxa"/>
+            <w:tcW w:w="1418" w:type="dxa"/>
           </w:tcPr>
           <w:p>
             <w:pPr>
@@ -1123,7 +1134,7 @@
         </w:tc>
         <w:tc>
           <w:tcPr>
-            <w:tcW w:w="851" w:type="dxa"/>
+            <w:tcW w:w="992" w:type="dxa"/>
           </w:tcPr>
           <w:p>
             <w:pPr>
@@ -1140,7 +1151,7 @@
         </w:tc>
         <w:tc>
           <w:tcPr>
-            <w:tcW w:w="1134" w:type="dxa"/>
+            <w:tcW w:w="851" w:type="dxa"/>
           </w:tcPr>
           <w:p>
             <w:pPr>
@@ -1157,7 +1168,7 @@
         </w:tc>
         <w:tc>
           <w:tcPr>
-            <w:tcW w:w="850" w:type="dxa"/>
+            <w:tcW w:w="1275" w:type="dxa"/>
           </w:tcPr>
           <w:p>
             <w:pPr>
@@ -1174,7 +1185,7 @@
         </w:tc>
         <w:tc>
           <w:tcPr>
-            <w:tcW w:w="1134" w:type="dxa"/>
+            <w:tcW w:w="851" w:type="dxa"/>
           </w:tcPr>
           <w:p>
             <w:pPr>
@@ -1207,7 +1218,7 @@
         </w:tc>
         <w:tc>
           <w:tcPr>
-            <w:tcW w:w="851" w:type="dxa"/>
+            <w:tcW w:w="850" w:type="dxa"/>
           </w:tcPr>
           <w:p>
             <w:pPr>
@@ -1223,7 +1234,7 @@
         </w:tc>
         <w:tc>
           <w:tcPr>
-            <w:tcW w:w="1134" w:type="dxa"/>
+            <w:tcW w:w="993" w:type="dxa"/>
           </w:tcPr>
           <w:p>
             <w:pPr>
@@ -1278,7 +1289,7 @@
         </w:tc>
         <w:tc>
           <w:tcPr>
-            <w:tcW w:w="1276" w:type="dxa"/>
+            <w:tcW w:w="1418" w:type="dxa"/>
           </w:tcPr>
           <w:p>
             <w:pPr>
@@ -1295,7 +1306,7 @@
         </w:tc>
         <w:tc>
           <w:tcPr>
-            <w:tcW w:w="851" w:type="dxa"/>
+            <w:tcW w:w="992" w:type="dxa"/>
           </w:tcPr>
           <w:p>
             <w:pPr>
@@ -1313,7 +1324,7 @@
         </w:tc>
         <w:tc>
           <w:tcPr>
-            <w:tcW w:w="1134" w:type="dxa"/>
+            <w:tcW w:w="851" w:type="dxa"/>
           </w:tcPr>
           <w:p>
             <w:pPr>
@@ -1331,7 +1342,7 @@
         </w:tc>
         <w:tc>
           <w:tcPr>
-            <w:tcW w:w="850" w:type="dxa"/>
+            <w:tcW w:w="1275" w:type="dxa"/>
           </w:tcPr>
           <w:p>
             <w:pPr>
@@ -1349,7 +1360,7 @@
         </w:tc>
         <w:tc>
           <w:tcPr>
-            <w:tcW w:w="1134" w:type="dxa"/>
+            <w:tcW w:w="851" w:type="dxa"/>
           </w:tcPr>
           <w:p>
             <w:pPr>
@@ -1385,7 +1396,7 @@
         </w:tc>
         <w:tc>
           <w:tcPr>
-            <w:tcW w:w="851" w:type="dxa"/>
+            <w:tcW w:w="850" w:type="dxa"/>
           </w:tcPr>
           <w:p>
             <w:pPr>
@@ -1403,7 +1414,7 @@
         </w:tc>
         <w:tc>
           <w:tcPr>
-            <w:tcW w:w="1134" w:type="dxa"/>
+            <w:tcW w:w="993" w:type="dxa"/>
           </w:tcPr>
           <w:p>
             <w:pPr>
@@ -1462,7 +1473,7 @@
         </w:tc>
         <w:tc>
           <w:tcPr>
-            <w:tcW w:w="1276" w:type="dxa"/>
+            <w:tcW w:w="1418" w:type="dxa"/>
           </w:tcPr>
           <w:p>
             <w:pPr>
@@ -1479,7 +1490,7 @@
         </w:tc>
         <w:tc>
           <w:tcPr>
-            <w:tcW w:w="851" w:type="dxa"/>
+            <w:tcW w:w="992" w:type="dxa"/>
           </w:tcPr>
           <w:p>
             <w:pPr>
@@ -1497,7 +1508,7 @@
         </w:tc>
         <w:tc>
           <w:tcPr>
-            <w:tcW w:w="1134" w:type="dxa"/>
+            <w:tcW w:w="851" w:type="dxa"/>
           </w:tcPr>
           <w:p>
             <w:pPr>
@@ -1515,7 +1526,7 @@
         </w:tc>
         <w:tc>
           <w:tcPr>
-            <w:tcW w:w="850" w:type="dxa"/>
+            <w:tcW w:w="1275" w:type="dxa"/>
           </w:tcPr>
           <w:p>
             <w:pPr>
@@ -1533,7 +1544,7 @@
         </w:tc>
         <w:tc>
           <w:tcPr>
-            <w:tcW w:w="1134" w:type="dxa"/>
+            <w:tcW w:w="851" w:type="dxa"/>
           </w:tcPr>
           <w:p>
             <w:pPr>
@@ -1569,7 +1580,7 @@
         </w:tc>
         <w:tc>
           <w:tcPr>
-            <w:tcW w:w="851" w:type="dxa"/>
+            <w:tcW w:w="850" w:type="dxa"/>
           </w:tcPr>
           <w:p>
             <w:pPr>
@@ -1587,7 +1598,7 @@
         </w:tc>
         <w:tc>
           <w:tcPr>
-            <w:tcW w:w="1134" w:type="dxa"/>
+            <w:tcW w:w="993" w:type="dxa"/>
           </w:tcPr>
           <w:p>
             <w:pPr>
@@ -1646,7 +1657,7 @@
         </w:tc>
         <w:tc>
           <w:tcPr>
-            <w:tcW w:w="1276" w:type="dxa"/>
+            <w:tcW w:w="1418" w:type="dxa"/>
           </w:tcPr>
           <w:p>
             <w:pPr>
@@ -1663,7 +1674,7 @@
         </w:tc>
         <w:tc>
           <w:tcPr>
-            <w:tcW w:w="851" w:type="dxa"/>
+            <w:tcW w:w="992" w:type="dxa"/>
           </w:tcPr>
           <w:p>
             <w:pPr>
@@ -1681,7 +1692,7 @@
         </w:tc>
         <w:tc>
           <w:tcPr>
-            <w:tcW w:w="1134" w:type="dxa"/>
+            <w:tcW w:w="851" w:type="dxa"/>
           </w:tcPr>
           <w:p>
             <w:pPr>
@@ -1699,7 +1710,7 @@
         </w:tc>
         <w:tc>
           <w:tcPr>
-            <w:tcW w:w="850" w:type="dxa"/>
+            <w:tcW w:w="1275" w:type="dxa"/>
           </w:tcPr>
           <w:p>
             <w:pPr>
@@ -1717,7 +1728,7 @@
         </w:tc>
         <w:tc>
           <w:tcPr>
-            <w:tcW w:w="1134" w:type="dxa"/>
+            <w:tcW w:w="851" w:type="dxa"/>
           </w:tcPr>
           <w:p>
             <w:pPr>
@@ -1754,7 +1765,7 @@
         </w:tc>
         <w:tc>
           <w:tcPr>
-            <w:tcW w:w="851" w:type="dxa"/>
+            <w:tcW w:w="850" w:type="dxa"/>
           </w:tcPr>
           <w:p>
             <w:pPr>
@@ -1771,7 +1782,7 @@
         </w:tc>
         <w:tc>
           <w:tcPr>
-            <w:tcW w:w="1134" w:type="dxa"/>
+            <w:tcW w:w="993" w:type="dxa"/>
           </w:tcPr>
           <w:p>
             <w:pPr>
@@ -1828,7 +1839,7 @@
         </w:tc>
         <w:tc>
           <w:tcPr>
-            <w:tcW w:w="1276" w:type="dxa"/>
+            <w:tcW w:w="1418" w:type="dxa"/>
           </w:tcPr>
           <w:p>
             <w:pPr>
@@ -1845,7 +1856,7 @@
         </w:tc>
         <w:tc>
           <w:tcPr>
-            <w:tcW w:w="851" w:type="dxa"/>
+            <w:tcW w:w="992" w:type="dxa"/>
           </w:tcPr>
           <w:p>
             <w:pPr>
@@ -1863,7 +1874,7 @@
         </w:tc>
         <w:tc>
           <w:tcPr>
-            <w:tcW w:w="1134" w:type="dxa"/>
+            <w:tcW w:w="851" w:type="dxa"/>
           </w:tcPr>
           <w:p>
             <w:pPr>
@@ -1881,7 +1892,7 @@
         </w:tc>
         <w:tc>
           <w:tcPr>
-            <w:tcW w:w="850" w:type="dxa"/>
+            <w:tcW w:w="1275" w:type="dxa"/>
           </w:tcPr>
           <w:p>
             <w:pPr>
@@ -1899,7 +1910,7 @@
         </w:tc>
         <w:tc>
           <w:tcPr>
-            <w:tcW w:w="1134" w:type="dxa"/>
+            <w:tcW w:w="851" w:type="dxa"/>
           </w:tcPr>
           <w:p>
             <w:pPr>
@@ -1935,7 +1946,7 @@
         </w:tc>
         <w:tc>
           <w:tcPr>
-            <w:tcW w:w="851" w:type="dxa"/>
+            <w:tcW w:w="850" w:type="dxa"/>
           </w:tcPr>
           <w:p>
             <w:pPr>
@@ -1953,7 +1964,7 @@
         </w:tc>
         <w:tc>
           <w:tcPr>
-            <w:tcW w:w="1134" w:type="dxa"/>
+            <w:tcW w:w="993" w:type="dxa"/>
           </w:tcPr>
           <w:p>
             <w:pPr>
@@ -2012,7 +2023,7 @@
         </w:tc>
         <w:tc>
           <w:tcPr>
-            <w:tcW w:w="1276" w:type="dxa"/>
+            <w:tcW w:w="1418" w:type="dxa"/>
           </w:tcPr>
           <w:p>
             <w:pPr>
@@ -2029,7 +2040,7 @@
         </w:tc>
         <w:tc>
           <w:tcPr>
-            <w:tcW w:w="851" w:type="dxa"/>
+            <w:tcW w:w="992" w:type="dxa"/>
           </w:tcPr>
           <w:p>
             <w:pPr>
@@ -2047,7 +2058,7 @@
         </w:tc>
         <w:tc>
           <w:tcPr>
-            <w:tcW w:w="1134" w:type="dxa"/>
+            <w:tcW w:w="851" w:type="dxa"/>
           </w:tcPr>
           <w:p>
             <w:pPr>
@@ -2065,7 +2076,7 @@
         </w:tc>
         <w:tc>
           <w:tcPr>
-            <w:tcW w:w="850" w:type="dxa"/>
+            <w:tcW w:w="1275" w:type="dxa"/>
           </w:tcPr>
           <w:p>
             <w:pPr>
@@ -2083,7 +2094,7 @@
         </w:tc>
         <w:tc>
           <w:tcPr>
-            <w:tcW w:w="1134" w:type="dxa"/>
+            <w:tcW w:w="851" w:type="dxa"/>
           </w:tcPr>
           <w:p>
             <w:pPr>
@@ -2119,7 +2130,7 @@
         </w:tc>
         <w:tc>
           <w:tcPr>
-            <w:tcW w:w="851" w:type="dxa"/>
+            <w:tcW w:w="850" w:type="dxa"/>
           </w:tcPr>
           <w:p>
             <w:pPr>
@@ -2137,7 +2148,7 @@
         </w:tc>
         <w:tc>
           <w:tcPr>
-            <w:tcW w:w="1134" w:type="dxa"/>
+            <w:tcW w:w="993" w:type="dxa"/>
           </w:tcPr>
           <w:p>
             <w:pPr>
@@ -2196,7 +2207,7 @@
         </w:tc>
         <w:tc>
           <w:tcPr>
-            <w:tcW w:w="1276" w:type="dxa"/>
+            <w:tcW w:w="1418" w:type="dxa"/>
           </w:tcPr>
           <w:p>
             <w:pPr>
@@ -2213,7 +2224,7 @@
         </w:tc>
         <w:tc>
           <w:tcPr>
-            <w:tcW w:w="851" w:type="dxa"/>
+            <w:tcW w:w="992" w:type="dxa"/>
           </w:tcPr>
           <w:p>
             <w:pPr>
@@ -2231,7 +2242,7 @@
         </w:tc>
         <w:tc>
           <w:tcPr>
-            <w:tcW w:w="1134" w:type="dxa"/>
+            <w:tcW w:w="851" w:type="dxa"/>
           </w:tcPr>
           <w:p>
             <w:pPr>
@@ -2249,7 +2260,7 @@
         </w:tc>
         <w:tc>
           <w:tcPr>
-            <w:tcW w:w="850" w:type="dxa"/>
+            <w:tcW w:w="1275" w:type="dxa"/>
           </w:tcPr>
           <w:p>
             <w:pPr>
@@ -2267,7 +2278,7 @@
         </w:tc>
         <w:tc>
           <w:tcPr>
-            <w:tcW w:w="1134" w:type="dxa"/>
+            <w:tcW w:w="851" w:type="dxa"/>
           </w:tcPr>
           <w:p>
             <w:pPr>
@@ -2303,7 +2314,7 @@
         </w:tc>
         <w:tc>
           <w:tcPr>
-            <w:tcW w:w="851" w:type="dxa"/>
+            <w:tcW w:w="850" w:type="dxa"/>
           </w:tcPr>
           <w:p>
             <w:pPr>
@@ -2321,7 +2332,7 @@
         </w:tc>
         <w:tc>
           <w:tcPr>
-            <w:tcW w:w="1134" w:type="dxa"/>
+            <w:tcW w:w="993" w:type="dxa"/>
           </w:tcPr>
           <w:p>
             <w:pPr>
@@ -2380,7 +2391,7 @@
         </w:tc>
         <w:tc>
           <w:tcPr>
-            <w:tcW w:w="1276" w:type="dxa"/>
+            <w:tcW w:w="1418" w:type="dxa"/>
           </w:tcPr>
           <w:p>
             <w:pPr>
@@ -2397,7 +2408,7 @@
         </w:tc>
         <w:tc>
           <w:tcPr>
-            <w:tcW w:w="851" w:type="dxa"/>
+            <w:tcW w:w="992" w:type="dxa"/>
           </w:tcPr>
           <w:p>
             <w:pPr>
@@ -2415,7 +2426,7 @@
         </w:tc>
         <w:tc>
           <w:tcPr>
-            <w:tcW w:w="1134" w:type="dxa"/>
+            <w:tcW w:w="851" w:type="dxa"/>
           </w:tcPr>
           <w:p>
             <w:pPr>
@@ -2433,7 +2444,7 @@
         </w:tc>
         <w:tc>
           <w:tcPr>
-            <w:tcW w:w="850" w:type="dxa"/>
+            <w:tcW w:w="1275" w:type="dxa"/>
           </w:tcPr>
           <w:p>
             <w:pPr>
@@ -2451,7 +2462,7 @@
         </w:tc>
         <w:tc>
           <w:tcPr>
-            <w:tcW w:w="1134" w:type="dxa"/>
+            <w:tcW w:w="851" w:type="dxa"/>
           </w:tcPr>
           <w:p>
             <w:pPr>
@@ -2487,7 +2498,7 @@
         </w:tc>
         <w:tc>
           <w:tcPr>
-            <w:tcW w:w="851" w:type="dxa"/>
+            <w:tcW w:w="850" w:type="dxa"/>
           </w:tcPr>
           <w:p>
             <w:pPr>
@@ -2505,7 +2516,7 @@
         </w:tc>
         <w:tc>
           <w:tcPr>
-            <w:tcW w:w="1134" w:type="dxa"/>
+            <w:tcW w:w="993" w:type="dxa"/>
           </w:tcPr>
           <w:p>
             <w:pPr>
@@ -2564,7 +2575,7 @@
         </w:tc>
         <w:tc>
           <w:tcPr>
-            <w:tcW w:w="1276" w:type="dxa"/>
+            <w:tcW w:w="1418" w:type="dxa"/>
           </w:tcPr>
           <w:p>
             <w:pPr>
@@ -2581,7 +2592,7 @@
         </w:tc>
         <w:tc>
           <w:tcPr>
-            <w:tcW w:w="851" w:type="dxa"/>
+            <w:tcW w:w="992" w:type="dxa"/>
           </w:tcPr>
           <w:p>
             <w:pPr>
@@ -2599,7 +2610,7 @@
         </w:tc>
         <w:tc>
           <w:tcPr>
-            <w:tcW w:w="1134" w:type="dxa"/>
+            <w:tcW w:w="851" w:type="dxa"/>
           </w:tcPr>
           <w:p>
             <w:pPr>
@@ -2617,7 +2628,7 @@
         </w:tc>
         <w:tc>
           <w:tcPr>
-            <w:tcW w:w="850" w:type="dxa"/>
+            <w:tcW w:w="1275" w:type="dxa"/>
           </w:tcPr>
           <w:p>
             <w:pPr>
@@ -2635,7 +2646,7 @@
         </w:tc>
         <w:tc>
           <w:tcPr>
-            <w:tcW w:w="1134" w:type="dxa"/>
+            <w:tcW w:w="851" w:type="dxa"/>
           </w:tcPr>
           <w:p>
             <w:pPr>
@@ -2671,7 +2682,7 @@
         </w:tc>
         <w:tc>
           <w:tcPr>
-            <w:tcW w:w="851" w:type="dxa"/>
+            <w:tcW w:w="850" w:type="dxa"/>
           </w:tcPr>
           <w:p>
             <w:pPr>
@@ -2689,7 +2700,7 @@
         </w:tc>
         <w:tc>
           <w:tcPr>
-            <w:tcW w:w="1134" w:type="dxa"/>
+            <w:tcW w:w="993" w:type="dxa"/>
           </w:tcPr>
           <w:p>
             <w:pPr>
@@ -2748,7 +2759,7 @@
         </w:tc>
         <w:tc>
           <w:tcPr>
-            <w:tcW w:w="1276" w:type="dxa"/>
+            <w:tcW w:w="1418" w:type="dxa"/>
           </w:tcPr>
           <w:p>
             <w:pPr>
@@ -2765,7 +2776,7 @@
         </w:tc>
         <w:tc>
           <w:tcPr>
-            <w:tcW w:w="851" w:type="dxa"/>
+            <w:tcW w:w="992" w:type="dxa"/>
           </w:tcPr>
           <w:p>
             <w:pPr>
@@ -2783,7 +2794,7 @@
         </w:tc>
         <w:tc>
           <w:tcPr>
-            <w:tcW w:w="1134" w:type="dxa"/>
+            <w:tcW w:w="851" w:type="dxa"/>
           </w:tcPr>
           <w:p>
             <w:pPr>
@@ -2801,7 +2812,7 @@
         </w:tc>
         <w:tc>
           <w:tcPr>
-            <w:tcW w:w="850" w:type="dxa"/>
+            <w:tcW w:w="1275" w:type="dxa"/>
           </w:tcPr>
           <w:p>
             <w:pPr>
@@ -2819,7 +2830,7 @@
         </w:tc>
         <w:tc>
           <w:tcPr>
-            <w:tcW w:w="1134" w:type="dxa"/>
+            <w:tcW w:w="851" w:type="dxa"/>
           </w:tcPr>
           <w:p>
             <w:pPr>
@@ -2855,7 +2866,7 @@
         </w:tc>
         <w:tc>
           <w:tcPr>
-            <w:tcW w:w="851" w:type="dxa"/>
+            <w:tcW w:w="850" w:type="dxa"/>
           </w:tcPr>
           <w:p>
             <w:pPr>
@@ -2873,7 +2884,7 @@
         </w:tc>
         <w:tc>
           <w:tcPr>
-            <w:tcW w:w="1134" w:type="dxa"/>
+            <w:tcW w:w="993" w:type="dxa"/>
           </w:tcPr>
           <w:p>
             <w:pPr>
@@ -2932,7 +2943,7 @@
         </w:tc>
         <w:tc>
           <w:tcPr>
-            <w:tcW w:w="1276" w:type="dxa"/>
+            <w:tcW w:w="1418" w:type="dxa"/>
           </w:tcPr>
           <w:p>
             <w:pPr>
@@ -2949,7 +2960,7 @@
         </w:tc>
         <w:tc>
           <w:tcPr>
-            <w:tcW w:w="851" w:type="dxa"/>
+            <w:tcW w:w="992" w:type="dxa"/>
           </w:tcPr>
           <w:p>
             <w:pPr>
@@ -2967,7 +2978,7 @@
         </w:tc>
         <w:tc>
           <w:tcPr>
-            <w:tcW w:w="1134" w:type="dxa"/>
+            <w:tcW w:w="851" w:type="dxa"/>
           </w:tcPr>
           <w:p>
             <w:pPr>
@@ -2985,7 +2996,7 @@
         </w:tc>
         <w:tc>
           <w:tcPr>
-            <w:tcW w:w="850" w:type="dxa"/>
+            <w:tcW w:w="1275" w:type="dxa"/>
           </w:tcPr>
           <w:p>
             <w:pPr>
@@ -3003,7 +3014,7 @@
         </w:tc>
         <w:tc>
           <w:tcPr>
-            <w:tcW w:w="1134" w:type="dxa"/>
+            <w:tcW w:w="851" w:type="dxa"/>
           </w:tcPr>
           <w:p>
             <w:pPr>
@@ -3039,7 +3050,7 @@
         </w:tc>
         <w:tc>
           <w:tcPr>
-            <w:tcW w:w="851" w:type="dxa"/>
+            <w:tcW w:w="850" w:type="dxa"/>
           </w:tcPr>
           <w:p>
             <w:pPr>
@@ -3057,7 +3068,7 @@
         </w:tc>
         <w:tc>
           <w:tcPr>
-            <w:tcW w:w="1134" w:type="dxa"/>
+            <w:tcW w:w="993" w:type="dxa"/>
           </w:tcPr>
           <w:p>
             <w:pPr>
@@ -3114,7 +3125,7 @@
         </w:tc>
         <w:tc>
           <w:tcPr>
-            <w:tcW w:w="1276" w:type="dxa"/>
+            <w:tcW w:w="1418" w:type="dxa"/>
           </w:tcPr>
           <w:p>
             <w:pPr>
@@ -3131,7 +3142,7 @@
         </w:tc>
         <w:tc>
           <w:tcPr>
-            <w:tcW w:w="851" w:type="dxa"/>
+            <w:tcW w:w="992" w:type="dxa"/>
           </w:tcPr>
           <w:p>
             <w:pPr>
@@ -3149,7 +3160,7 @@
         </w:tc>
         <w:tc>
           <w:tcPr>
-            <w:tcW w:w="1134" w:type="dxa"/>
+            <w:tcW w:w="851" w:type="dxa"/>
           </w:tcPr>
           <w:p>
             <w:pPr>
@@ -3167,7 +3178,7 @@
         </w:tc>
         <w:tc>
           <w:tcPr>
-            <w:tcW w:w="850" w:type="dxa"/>
+            <w:tcW w:w="1275" w:type="dxa"/>
           </w:tcPr>
           <w:p>
             <w:pPr>
@@ -3185,7 +3196,7 @@
         </w:tc>
         <w:tc>
           <w:tcPr>
-            <w:tcW w:w="1134" w:type="dxa"/>
+            <w:tcW w:w="851" w:type="dxa"/>
           </w:tcPr>
           <w:p>
             <w:pPr>
@@ -3221,7 +3232,7 @@
         </w:tc>
         <w:tc>
           <w:tcPr>
-            <w:tcW w:w="851" w:type="dxa"/>
+            <w:tcW w:w="850" w:type="dxa"/>
           </w:tcPr>
           <w:p>
             <w:pPr>
@@ -3239,7 +3250,7 @@
         </w:tc>
         <w:tc>
           <w:tcPr>
-            <w:tcW w:w="1134" w:type="dxa"/>
+            <w:tcW w:w="993" w:type="dxa"/>
           </w:tcPr>
           <w:p>
             <w:pPr>
@@ -3296,7 +3307,7 @@
         </w:tc>
         <w:tc>
           <w:tcPr>
-            <w:tcW w:w="1276" w:type="dxa"/>
+            <w:tcW w:w="1418" w:type="dxa"/>
           </w:tcPr>
           <w:p>
             <w:pPr>
@@ -3313,7 +3324,7 @@
         </w:tc>
         <w:tc>
           <w:tcPr>
-            <w:tcW w:w="851" w:type="dxa"/>
+            <w:tcW w:w="992" w:type="dxa"/>
           </w:tcPr>
           <w:p>
             <w:pPr>
@@ -3331,7 +3342,7 @@
         </w:tc>
         <w:tc>
           <w:tcPr>
-            <w:tcW w:w="1134" w:type="dxa"/>
+            <w:tcW w:w="851" w:type="dxa"/>
           </w:tcPr>
           <w:p>
             <w:pPr>
@@ -3349,7 +3360,7 @@
         </w:tc>
         <w:tc>
           <w:tcPr>
-            <w:tcW w:w="850" w:type="dxa"/>
+            <w:tcW w:w="1275" w:type="dxa"/>
           </w:tcPr>
           <w:p>
             <w:pPr>
@@ -3367,7 +3378,7 @@
         </w:tc>
         <w:tc>
           <w:tcPr>
-            <w:tcW w:w="1134" w:type="dxa"/>
+            <w:tcW w:w="851" w:type="dxa"/>
           </w:tcPr>
           <w:p>
             <w:pPr>
@@ -3403,7 +3414,7 @@
         </w:tc>
         <w:tc>
           <w:tcPr>
-            <w:tcW w:w="851" w:type="dxa"/>
+            <w:tcW w:w="850" w:type="dxa"/>
           </w:tcPr>
           <w:p>
             <w:pPr>
@@ -3421,7 +3432,7 @@
         </w:tc>
         <w:tc>
           <w:tcPr>
-            <w:tcW w:w="1134" w:type="dxa"/>
+            <w:tcW w:w="993" w:type="dxa"/>
           </w:tcPr>
           <w:p>
             <w:pPr>
@@ -4887,7 +4898,27 @@
               <w:sz w:val="14"/>
               <w:szCs w:val="14"/>
             </w:rPr>
-            <w:t>Moisture regain:</w:t>
+            <w:t xml:space="preserve">Moisture </w:t>
+          </w:r>
+          <w:proofErr w:type="gramStart"/>
+          <w:r>
+            <w:rPr>
+              <w:rFonts w:ascii="Arial" w:eastAsia="黑体" w:hAnsi="Arial" w:cs="Arial"/>
+              <w:bCs/>
+              <w:sz w:val="14"/>
+              <w:szCs w:val="14"/>
+            </w:rPr>
+            <w:t>regain</w:t>
+          </w:r>
+          <w:proofErr w:type="gramEnd"/>
+          <w:r>
+            <w:rPr>
+              <w:rFonts w:ascii="Arial" w:eastAsia="黑体" w:hAnsi="Arial" w:cs="Arial"/>
+              <w:bCs/>
+              <w:sz w:val="14"/>
+              <w:szCs w:val="14"/>
+            </w:rPr>
+            <w:t>:</w:t>
           </w:r>
         </w:p>
         <w:p>
@@ -5804,7 +5835,27 @@
               <w:sz w:val="16"/>
               <w:szCs w:val="16"/>
             </w:rPr>
-            <w:t>By taking measurement uncertainties into account it might happen that measured values can neither be assessed as Pass nor as Fail.</w:t>
+            <w:t xml:space="preserve">By taking measurement uncertainties into </w:t>
+          </w:r>
+          <w:proofErr w:type="gramStart"/>
+          <w:r>
+            <w:rPr>
+              <w:rFonts w:ascii="Arial Narrow" w:hAnsi="Arial Narrow"/>
+              <w:b/>
+              <w:sz w:val="16"/>
+              <w:szCs w:val="16"/>
+            </w:rPr>
+            <w:t>account</w:t>
+          </w:r>
+          <w:proofErr w:type="gramEnd"/>
+          <w:r>
+            <w:rPr>
+              <w:rFonts w:ascii="Arial Narrow" w:hAnsi="Arial Narrow"/>
+              <w:b/>
+              <w:sz w:val="16"/>
+              <w:szCs w:val="16"/>
+            </w:rPr>
+            <w:t xml:space="preserve"> it might happen that measured values can neither be assessed as Pass nor as Fail.</w:t>
           </w:r>
         </w:p>
       </w:tc>
@@ -5956,8 +6007,9 @@
               <w:sz w:val="16"/>
               <w:szCs w:val="16"/>
             </w:rPr>
-            <w:t>Testing Center   S</w:t>
-          </w:r>
+            <w:t xml:space="preserve">Testing Center   </w:t>
+          </w:r>
+          <w:proofErr w:type="spellStart"/>
           <w:r>
             <w:rPr>
               <w:rFonts w:ascii="Arial Narrow" w:hAnsi="Arial Narrow"/>
@@ -5965,7 +6017,7 @@
               <w:sz w:val="16"/>
               <w:szCs w:val="16"/>
             </w:rPr>
-            <w:t>of</w:t>
+            <w:t>S</w:t>
           </w:r>
           <w:r>
             <w:rPr>
@@ -5974,7 +6026,26 @@
               <w:sz w:val="16"/>
               <w:szCs w:val="16"/>
             </w:rPr>
-            <w:t>tlines Laboratory</w:t>
+            <w:t>of</w:t>
+          </w:r>
+          <w:r>
+            <w:rPr>
+              <w:rFonts w:ascii="Arial Narrow" w:hAnsi="Arial Narrow"/>
+              <w:b/>
+              <w:sz w:val="16"/>
+              <w:szCs w:val="16"/>
+            </w:rPr>
+            <w:t>tlines</w:t>
+          </w:r>
+          <w:proofErr w:type="spellEnd"/>
+          <w:r>
+            <w:rPr>
+              <w:rFonts w:ascii="Arial Narrow" w:hAnsi="Arial Narrow"/>
+              <w:b/>
+              <w:sz w:val="16"/>
+              <w:szCs w:val="16"/>
+            </w:rPr>
+            <w:t xml:space="preserve"> Laboratory</w:t>
           </w:r>
         </w:p>
         <w:p>
@@ -6773,6 +6844,7 @@
               <w:szCs w:val="14"/>
             </w:rPr>
           </w:pPr>
+          <w:proofErr w:type="spellStart"/>
           <w:r>
             <w:rPr>
               <w:rFonts w:ascii="Arial" w:hAnsi="Arial" w:cs="Arial"/>
@@ -6781,7 +6853,18 @@
               <w:sz w:val="14"/>
               <w:szCs w:val="14"/>
             </w:rPr>
-            <w:t>Softlines Laboratory</w:t>
+            <w:t>Softlines</w:t>
+          </w:r>
+          <w:proofErr w:type="spellEnd"/>
+          <w:r>
+            <w:rPr>
+              <w:rFonts w:ascii="Arial" w:hAnsi="Arial" w:cs="Arial"/>
+              <w:b/>
+              <w:bCs/>
+              <w:sz w:val="14"/>
+              <w:szCs w:val="14"/>
+            </w:rPr>
+            <w:t xml:space="preserve"> Laboratory</w:t>
           </w:r>
         </w:p>
         <w:p>
@@ -6891,7 +6974,29 @@
               <w:sz w:val="14"/>
               <w:szCs w:val="14"/>
             </w:rPr>
-            <w:t>浙江省宁波市高新区菁华路350号菁华创梦空间二期2号楼</w:t>
+            <w:t>浙江省宁波市高新区菁华路350号菁华</w:t>
+          </w:r>
+          <w:proofErr w:type="gramStart"/>
+          <w:r>
+            <w:rPr>
+              <w:rFonts w:ascii="思源黑体" w:eastAsia="思源黑体" w:hAnsi="思源黑体"/>
+              <w:b/>
+              <w:bCs/>
+              <w:sz w:val="14"/>
+              <w:szCs w:val="14"/>
+            </w:rPr>
+            <w:t>创梦空间</w:t>
+          </w:r>
+          <w:proofErr w:type="gramEnd"/>
+          <w:r>
+            <w:rPr>
+              <w:rFonts w:ascii="思源黑体" w:eastAsia="思源黑体" w:hAnsi="思源黑体"/>
+              <w:b/>
+              <w:bCs/>
+              <w:sz w:val="14"/>
+              <w:szCs w:val="14"/>
+            </w:rPr>
+            <w:t>二期2号楼</w:t>
           </w:r>
         </w:p>
       </w:tc>

--- a/wwwroot/DocxModel/FIBER_ANALYSIS_DATA_SHEET.docx
+++ b/wwwroot/DocxModel/FIBER_ANALYSIS_DATA_SHEET.docx
@@ -59,6 +59,8 @@
                 <w:rFonts w:ascii="Arial" w:eastAsia="黑体" w:hAnsi="Arial" w:cs="Arial"/>
                 <w:b/>
                 <w:bCs/>
+                <w:sz w:val="21"/>
+                <w:szCs w:val="21"/>
               </w:rPr>
             </w:pPr>
             <w:r>
@@ -66,6 +68,8 @@
                 <w:rFonts w:ascii="Arial" w:eastAsia="黑体" w:hAnsi="Arial" w:cs="Arial" w:hint="eastAsia"/>
                 <w:b/>
                 <w:bCs/>
+                <w:sz w:val="21"/>
+                <w:szCs w:val="21"/>
               </w:rPr>
               <w:t>Methods:</w:t>
             </w:r>
@@ -80,8 +84,8 @@
               <w:spacing w:after="0" w:line="240" w:lineRule="auto"/>
               <w:rPr>
                 <w:rFonts w:ascii="Arial" w:eastAsia="黑体" w:hAnsi="Arial" w:cs="Arial"/>
-                <w:sz w:val="20"/>
-                <w:szCs w:val="20"/>
+                <w:sz w:val="18"/>
+                <w:szCs w:val="18"/>
               </w:rPr>
             </w:pPr>
             <w:bookmarkStart w:id="4" w:name="Methods"/>
@@ -105,6 +109,8 @@
                 <w:rFonts w:ascii="Arial" w:eastAsia="黑体" w:hAnsi="Arial" w:cs="Arial"/>
                 <w:b/>
                 <w:bCs/>
+                <w:sz w:val="21"/>
+                <w:szCs w:val="21"/>
               </w:rPr>
             </w:pPr>
             <w:r>
@@ -112,6 +118,8 @@
                 <w:rFonts w:ascii="Arial" w:eastAsia="黑体" w:hAnsi="Arial" w:cs="Arial" w:hint="eastAsia"/>
                 <w:b/>
                 <w:bCs/>
+                <w:sz w:val="21"/>
+                <w:szCs w:val="21"/>
               </w:rPr>
               <w:t>Qualitative</w:t>
             </w:r>
@@ -120,6 +128,8 @@
                 <w:rFonts w:ascii="Arial" w:eastAsia="黑体" w:hAnsi="Arial" w:cs="Arial"/>
                 <w:b/>
                 <w:bCs/>
+                <w:sz w:val="21"/>
+                <w:szCs w:val="21"/>
               </w:rPr>
               <w:t>:</w:t>
             </w:r>
@@ -134,8 +144,8 @@
               <w:spacing w:after="0" w:line="240" w:lineRule="auto"/>
               <w:rPr>
                 <w:rFonts w:ascii="Arial" w:eastAsia="黑体" w:hAnsi="Arial" w:cs="Arial"/>
-                <w:sz w:val="20"/>
-                <w:szCs w:val="20"/>
+                <w:sz w:val="18"/>
+                <w:szCs w:val="18"/>
               </w:rPr>
             </w:pPr>
             <w:bookmarkStart w:id="5" w:name="Qualitative"/>
@@ -157,23 +167,23 @@
               <w:jc w:val="right"/>
               <w:rPr>
                 <w:rFonts w:ascii="Arial" w:eastAsia="黑体" w:hAnsi="Arial" w:cs="Arial"/>
-                <w:sz w:val="20"/>
-                <w:szCs w:val="20"/>
+                <w:sz w:val="18"/>
+                <w:szCs w:val="18"/>
               </w:rPr>
             </w:pPr>
             <w:r>
               <w:rPr>
                 <w:rFonts w:ascii="Arial" w:eastAsia="黑体" w:hAnsi="Arial" w:cs="Arial" w:hint="eastAsia"/>
-                <w:sz w:val="20"/>
-                <w:szCs w:val="20"/>
+                <w:sz w:val="18"/>
+                <w:szCs w:val="18"/>
               </w:rPr>
               <w:t>Reagent</w:t>
             </w:r>
             <w:r>
               <w:rPr>
                 <w:rFonts w:ascii="Arial" w:eastAsia="黑体" w:hAnsi="Arial" w:cs="Arial"/>
-                <w:sz w:val="20"/>
-                <w:szCs w:val="20"/>
+                <w:sz w:val="18"/>
+                <w:szCs w:val="18"/>
               </w:rPr>
               <w:t>:</w:t>
             </w:r>
@@ -188,8 +198,8 @@
               <w:spacing w:after="0" w:line="240" w:lineRule="auto"/>
               <w:rPr>
                 <w:rFonts w:ascii="Arial" w:eastAsia="黑体" w:hAnsi="Arial" w:cs="Arial"/>
-                <w:sz w:val="20"/>
-                <w:szCs w:val="20"/>
+                <w:sz w:val="18"/>
+                <w:szCs w:val="18"/>
               </w:rPr>
             </w:pPr>
             <w:bookmarkStart w:id="6" w:name="Reagent"/>
@@ -211,15 +221,15 @@
               <w:jc w:val="right"/>
               <w:rPr>
                 <w:rFonts w:ascii="Arial" w:eastAsia="黑体" w:hAnsi="Arial" w:cs="Arial"/>
-                <w:sz w:val="20"/>
-                <w:szCs w:val="20"/>
+                <w:sz w:val="18"/>
+                <w:szCs w:val="18"/>
               </w:rPr>
             </w:pPr>
             <w:r>
               <w:rPr>
                 <w:rFonts w:ascii="Arial" w:eastAsia="黑体" w:hAnsi="Arial" w:cs="Arial" w:hint="eastAsia"/>
-                <w:sz w:val="20"/>
-                <w:szCs w:val="20"/>
+                <w:sz w:val="18"/>
+                <w:szCs w:val="18"/>
               </w:rPr>
               <w:t>Microscope view:</w:t>
             </w:r>
@@ -264,8 +274,8 @@
                     <w:spacing w:after="0" w:line="240" w:lineRule="auto"/>
                     <w:rPr>
                       <w:rFonts w:ascii="Arial" w:eastAsia="黑体" w:hAnsi="Arial" w:cs="Arial"/>
-                      <w:sz w:val="20"/>
-                      <w:szCs w:val="20"/>
+                      <w:sz w:val="18"/>
+                      <w:szCs w:val="18"/>
                     </w:rPr>
                   </w:pPr>
                   <w:bookmarkStart w:id="7" w:name="Microscopeview1"/>
@@ -281,8 +291,8 @@
                     <w:spacing w:after="0" w:line="240" w:lineRule="auto"/>
                     <w:rPr>
                       <w:rFonts w:ascii="Arial" w:eastAsia="黑体" w:hAnsi="Arial" w:cs="Arial"/>
-                      <w:sz w:val="20"/>
-                      <w:szCs w:val="20"/>
+                      <w:sz w:val="18"/>
+                      <w:szCs w:val="18"/>
                     </w:rPr>
                   </w:pPr>
                   <w:bookmarkStart w:id="8" w:name="Microscopeview2"/>
@@ -298,8 +308,8 @@
                     <w:spacing w:after="0" w:line="240" w:lineRule="auto"/>
                     <w:rPr>
                       <w:rFonts w:ascii="Arial" w:eastAsia="黑体" w:hAnsi="Arial" w:cs="Arial"/>
-                      <w:sz w:val="20"/>
-                      <w:szCs w:val="20"/>
+                      <w:sz w:val="18"/>
+                      <w:szCs w:val="18"/>
                     </w:rPr>
                   </w:pPr>
                   <w:bookmarkStart w:id="9" w:name="Microscopeview3"/>
@@ -315,8 +325,8 @@
                     <w:spacing w:after="0" w:line="240" w:lineRule="auto"/>
                     <w:rPr>
                       <w:rFonts w:ascii="Arial" w:eastAsia="黑体" w:hAnsi="Arial" w:cs="Arial"/>
-                      <w:sz w:val="20"/>
-                      <w:szCs w:val="20"/>
+                      <w:sz w:val="18"/>
+                      <w:szCs w:val="18"/>
                     </w:rPr>
                   </w:pPr>
                   <w:bookmarkStart w:id="10" w:name="Microscopeview4"/>
@@ -332,8 +342,8 @@
                     <w:spacing w:after="0" w:line="240" w:lineRule="auto"/>
                     <w:rPr>
                       <w:rFonts w:ascii="Arial" w:eastAsia="黑体" w:hAnsi="Arial" w:cs="Arial"/>
-                      <w:sz w:val="20"/>
-                      <w:szCs w:val="20"/>
+                      <w:sz w:val="18"/>
+                      <w:szCs w:val="18"/>
                     </w:rPr>
                   </w:pPr>
                   <w:bookmarkStart w:id="11" w:name="Microscopeview5"/>
@@ -349,8 +359,8 @@
                     <w:spacing w:after="0" w:line="240" w:lineRule="auto"/>
                     <w:rPr>
                       <w:rFonts w:ascii="Arial" w:eastAsia="黑体" w:hAnsi="Arial" w:cs="Arial"/>
-                      <w:sz w:val="20"/>
-                      <w:szCs w:val="20"/>
+                      <w:sz w:val="18"/>
+                      <w:szCs w:val="18"/>
                     </w:rPr>
                   </w:pPr>
                   <w:bookmarkStart w:id="12" w:name="Microscopeview6"/>
@@ -366,8 +376,8 @@
                     <w:spacing w:after="0" w:line="240" w:lineRule="auto"/>
                     <w:rPr>
                       <w:rFonts w:ascii="Arial" w:eastAsia="黑体" w:hAnsi="Arial" w:cs="Arial"/>
-                      <w:sz w:val="20"/>
-                      <w:szCs w:val="20"/>
+                      <w:sz w:val="18"/>
+                      <w:szCs w:val="18"/>
                     </w:rPr>
                   </w:pPr>
                   <w:bookmarkStart w:id="13" w:name="Microscopeview7"/>
@@ -385,8 +395,8 @@
                     <w:spacing w:after="0" w:line="240" w:lineRule="auto"/>
                     <w:rPr>
                       <w:rFonts w:ascii="Arial" w:eastAsia="黑体" w:hAnsi="Arial" w:cs="Arial"/>
-                      <w:sz w:val="20"/>
-                      <w:szCs w:val="20"/>
+                      <w:sz w:val="18"/>
+                      <w:szCs w:val="18"/>
                     </w:rPr>
                   </w:pPr>
                   <w:bookmarkStart w:id="14" w:name="Microscopeview8"/>
@@ -402,8 +412,8 @@
                     <w:spacing w:after="0" w:line="240" w:lineRule="auto"/>
                     <w:rPr>
                       <w:rFonts w:ascii="Arial" w:eastAsia="黑体" w:hAnsi="Arial" w:cs="Arial"/>
-                      <w:sz w:val="20"/>
-                      <w:szCs w:val="20"/>
+                      <w:sz w:val="18"/>
+                      <w:szCs w:val="18"/>
                     </w:rPr>
                   </w:pPr>
                   <w:bookmarkStart w:id="15" w:name="Microscopeview9"/>
@@ -419,8 +429,8 @@
                     <w:spacing w:after="0" w:line="240" w:lineRule="auto"/>
                     <w:rPr>
                       <w:rFonts w:ascii="Arial" w:eastAsia="黑体" w:hAnsi="Arial" w:cs="Arial"/>
-                      <w:sz w:val="20"/>
-                      <w:szCs w:val="20"/>
+                      <w:sz w:val="18"/>
+                      <w:szCs w:val="18"/>
                     </w:rPr>
                   </w:pPr>
                   <w:bookmarkStart w:id="16" w:name="Microscopeview10"/>
@@ -436,8 +446,8 @@
                     <w:spacing w:after="0" w:line="240" w:lineRule="auto"/>
                     <w:rPr>
                       <w:rFonts w:ascii="Arial" w:eastAsia="黑体" w:hAnsi="Arial" w:cs="Arial"/>
-                      <w:sz w:val="20"/>
-                      <w:szCs w:val="20"/>
+                      <w:sz w:val="18"/>
+                      <w:szCs w:val="18"/>
                     </w:rPr>
                   </w:pPr>
                   <w:bookmarkStart w:id="17" w:name="Microscopeview11"/>
@@ -453,8 +463,8 @@
                     <w:spacing w:after="0" w:line="240" w:lineRule="auto"/>
                     <w:rPr>
                       <w:rFonts w:ascii="Arial" w:eastAsia="黑体" w:hAnsi="Arial" w:cs="Arial"/>
-                      <w:sz w:val="20"/>
-                      <w:szCs w:val="20"/>
+                      <w:sz w:val="18"/>
+                      <w:szCs w:val="18"/>
                     </w:rPr>
                   </w:pPr>
                   <w:bookmarkStart w:id="18" w:name="Microscopeview12"/>
@@ -470,8 +480,8 @@
                     <w:spacing w:after="0" w:line="240" w:lineRule="auto"/>
                     <w:rPr>
                       <w:rFonts w:ascii="Arial" w:eastAsia="黑体" w:hAnsi="Arial" w:cs="Arial"/>
-                      <w:sz w:val="20"/>
-                      <w:szCs w:val="20"/>
+                      <w:sz w:val="18"/>
+                      <w:szCs w:val="18"/>
                     </w:rPr>
                   </w:pPr>
                   <w:bookmarkStart w:id="19" w:name="Microscopeview13"/>
@@ -487,8 +497,8 @@
                     <w:spacing w:after="0" w:line="240" w:lineRule="auto"/>
                     <w:rPr>
                       <w:rFonts w:ascii="Arial" w:eastAsia="黑体" w:hAnsi="Arial" w:cs="Arial"/>
-                      <w:sz w:val="20"/>
-                      <w:szCs w:val="20"/>
+                      <w:sz w:val="18"/>
+                      <w:szCs w:val="18"/>
                     </w:rPr>
                   </w:pPr>
                   <w:bookmarkStart w:id="20" w:name="Microscopeview14"/>
@@ -502,8 +512,8 @@
               <w:spacing w:after="0" w:line="240" w:lineRule="auto"/>
               <w:rPr>
                 <w:rFonts w:ascii="Arial" w:eastAsia="黑体" w:hAnsi="Arial" w:cs="Arial"/>
-                <w:sz w:val="20"/>
-                <w:szCs w:val="20"/>
+                <w:sz w:val="18"/>
+                <w:szCs w:val="18"/>
               </w:rPr>
             </w:pPr>
           </w:p>
@@ -527,15 +537,15 @@
               <w:jc w:val="right"/>
               <w:rPr>
                 <w:rFonts w:ascii="Arial" w:eastAsia="黑体" w:hAnsi="Arial" w:cs="Arial"/>
-                <w:sz w:val="20"/>
-                <w:szCs w:val="20"/>
+                <w:sz w:val="18"/>
+                <w:szCs w:val="18"/>
               </w:rPr>
             </w:pPr>
             <w:r>
               <w:rPr>
                 <w:rFonts w:ascii="Arial" w:eastAsia="黑体" w:hAnsi="Arial" w:cs="Arial" w:hint="eastAsia"/>
-                <w:sz w:val="20"/>
-                <w:szCs w:val="20"/>
+                <w:sz w:val="18"/>
+                <w:szCs w:val="18"/>
               </w:rPr>
               <w:t>Other character:</w:t>
             </w:r>
@@ -553,11 +563,11 @@
               <w:spacing w:after="0" w:line="240" w:lineRule="auto"/>
               <w:rPr>
                 <w:rFonts w:ascii="Arial" w:eastAsia="黑体" w:hAnsi="Arial" w:cs="Arial"/>
-                <w:sz w:val="20"/>
-                <w:szCs w:val="20"/>
-              </w:rPr>
-            </w:pPr>
-            <w:bookmarkStart w:id="21" w:name="BurningTest"/>
+                <w:sz w:val="18"/>
+                <w:szCs w:val="18"/>
+              </w:rPr>
+            </w:pPr>
+            <w:bookmarkStart w:id="21" w:name="Bottle"/>
             <w:bookmarkEnd w:id="21"/>
           </w:p>
           <w:p>
@@ -565,11 +575,27 @@
               <w:spacing w:after="0" w:line="240" w:lineRule="auto"/>
               <w:rPr>
                 <w:rFonts w:ascii="Arial" w:eastAsia="黑体" w:hAnsi="Arial" w:cs="Arial"/>
-                <w:sz w:val="20"/>
-                <w:szCs w:val="20"/>
-              </w:rPr>
-            </w:pPr>
-            <w:bookmarkStart w:id="22" w:name="Bottle"/>
+                <w:sz w:val="18"/>
+                <w:szCs w:val="18"/>
+              </w:rPr>
+            </w:pPr>
+            <w:r>
+              <w:rPr>
+                <w:rFonts w:ascii="Arial" w:eastAsia="黑体" w:hAnsi="Arial" w:cs="Arial" w:hint="eastAsia"/>
+                <w:sz w:val="16"/>
+                <w:szCs w:val="16"/>
+              </w:rPr>
+              <w:t>Burning Test:</w:t>
+            </w:r>
+            <w:r>
+              <w:rPr>
+                <w:rFonts w:ascii="Arial" w:eastAsia="黑体" w:hAnsi="Arial" w:cs="Arial" w:hint="eastAsia"/>
+                <w:sz w:val="16"/>
+                <w:szCs w:val="16"/>
+              </w:rPr>
+              <w:t xml:space="preserve">  </w:t>
+            </w:r>
+            <w:bookmarkStart w:id="22" w:name="BurningTest"/>
             <w:bookmarkEnd w:id="22"/>
           </w:p>
         </w:tc>
@@ -601,27 +627,27 @@
           <w:p>
             <w:pPr>
               <w:pStyle w:val="aa"/>
-              <w:spacing w:beforeLines="50" w:before="120" w:line="360" w:lineRule="auto"/>
+              <w:spacing w:beforeLines="50" w:before="120"/>
               <w:jc w:val="right"/>
               <w:rPr>
                 <w:rFonts w:ascii="Arial" w:eastAsia="黑体" w:hAnsi="Arial" w:cs="Arial"/>
-                <w:sz w:val="20"/>
-                <w:szCs w:val="20"/>
+                <w:sz w:val="18"/>
+                <w:szCs w:val="18"/>
               </w:rPr>
             </w:pPr>
             <w:r>
               <w:rPr>
                 <w:rFonts w:ascii="Arial" w:eastAsia="黑体" w:hAnsi="Arial" w:cs="Arial" w:hint="eastAsia"/>
-                <w:sz w:val="20"/>
-                <w:szCs w:val="20"/>
+                <w:sz w:val="18"/>
+                <w:szCs w:val="18"/>
               </w:rPr>
               <w:t>Equipment</w:t>
             </w:r>
             <w:r>
               <w:rPr>
                 <w:rFonts w:ascii="Arial" w:eastAsia="黑体" w:hAnsi="Arial" w:cs="Arial" w:hint="eastAsia"/>
-                <w:sz w:val="20"/>
-                <w:szCs w:val="20"/>
+                <w:sz w:val="18"/>
+                <w:szCs w:val="18"/>
               </w:rPr>
               <w:t>：</w:t>
             </w:r>
@@ -634,11 +660,11 @@
           <w:p>
             <w:pPr>
               <w:pStyle w:val="aa"/>
-              <w:spacing w:beforeLines="50" w:before="120" w:line="360" w:lineRule="auto"/>
-              <w:rPr>
-                <w:rFonts w:ascii="Arial" w:eastAsia="黑体" w:hAnsi="Arial" w:cs="Arial"/>
-                <w:sz w:val="20"/>
-                <w:szCs w:val="20"/>
+              <w:spacing w:beforeLines="50" w:before="120"/>
+              <w:rPr>
+                <w:rFonts w:ascii="Arial" w:eastAsia="黑体" w:hAnsi="Arial" w:cs="Arial"/>
+                <w:sz w:val="18"/>
+                <w:szCs w:val="18"/>
               </w:rPr>
             </w:pPr>
             <w:bookmarkStart w:id="23" w:name="Equipment"/>
@@ -657,9 +683,9 @@
         <w:gridCol w:w="1134"/>
         <w:gridCol w:w="1418"/>
         <w:gridCol w:w="992"/>
-        <w:gridCol w:w="851"/>
-        <w:gridCol w:w="1275"/>
-        <w:gridCol w:w="851"/>
+        <w:gridCol w:w="992"/>
+        <w:gridCol w:w="993"/>
+        <w:gridCol w:w="992"/>
         <w:gridCol w:w="1134"/>
         <w:gridCol w:w="850"/>
         <w:gridCol w:w="993"/>
@@ -680,16 +706,16 @@
               <w:rPr>
                 <w:rFonts w:ascii="Arial" w:eastAsia="黑体" w:hAnsi="Arial" w:cs="Arial"/>
                 <w:color w:val="538135" w:themeColor="accent6" w:themeShade="BF"/>
-                <w:sz w:val="18"/>
-                <w:szCs w:val="18"/>
+                <w:sz w:val="16"/>
+                <w:szCs w:val="16"/>
               </w:rPr>
             </w:pPr>
             <w:r>
               <w:rPr>
                 <w:rFonts w:ascii="Arial" w:eastAsia="黑体" w:hAnsi="Arial" w:cs="Arial" w:hint="eastAsia"/>
                 <w:color w:val="538135" w:themeColor="accent6" w:themeShade="BF"/>
-                <w:sz w:val="18"/>
-                <w:szCs w:val="18"/>
+                <w:sz w:val="16"/>
+                <w:szCs w:val="16"/>
               </w:rPr>
               <w:t>Section</w:t>
             </w:r>
@@ -697,8 +723,8 @@
               <w:rPr>
                 <w:rFonts w:ascii="Arial" w:eastAsia="黑体" w:hAnsi="Arial" w:cs="Arial"/>
                 <w:color w:val="538135" w:themeColor="accent6" w:themeShade="BF"/>
-                <w:sz w:val="18"/>
-                <w:szCs w:val="18"/>
+                <w:sz w:val="16"/>
+                <w:szCs w:val="16"/>
               </w:rPr>
               <w:t>:</w:t>
             </w:r>
@@ -716,15 +742,15 @@
               <w:rPr>
                 <w:rFonts w:ascii="Arial" w:eastAsia="黑体" w:hAnsi="Arial" w:cs="Arial"/>
                 <w:color w:val="538135" w:themeColor="accent6" w:themeShade="BF"/>
-                <w:sz w:val="18"/>
-                <w:szCs w:val="18"/>
-              </w:rPr>
-            </w:pPr>
-          </w:p>
-        </w:tc>
-        <w:tc>
-          <w:tcPr>
-            <w:tcW w:w="1843" w:type="dxa"/>
+                <w:sz w:val="16"/>
+                <w:szCs w:val="16"/>
+              </w:rPr>
+            </w:pPr>
+          </w:p>
+        </w:tc>
+        <w:tc>
+          <w:tcPr>
+            <w:tcW w:w="1984" w:type="dxa"/>
             <w:gridSpan w:val="2"/>
             <w:shd w:val="thinDiagCross" w:color="D9D9D9" w:themeColor="background1" w:themeShade="D9" w:fill="FFFFFF" w:themeFill="background1"/>
           </w:tcPr>
@@ -735,16 +761,16 @@
               <w:rPr>
                 <w:rFonts w:ascii="Arial" w:eastAsia="黑体" w:hAnsi="Arial" w:cs="Arial"/>
                 <w:color w:val="538135" w:themeColor="accent6" w:themeShade="BF"/>
-                <w:sz w:val="18"/>
-                <w:szCs w:val="18"/>
+                <w:sz w:val="16"/>
+                <w:szCs w:val="16"/>
               </w:rPr>
             </w:pPr>
             <w:r>
               <w:rPr>
                 <w:rFonts w:ascii="Arial" w:eastAsia="黑体" w:hAnsi="Arial" w:cs="Arial" w:hint="eastAsia"/>
                 <w:color w:val="538135" w:themeColor="accent6" w:themeShade="BF"/>
-                <w:sz w:val="18"/>
-                <w:szCs w:val="18"/>
+                <w:sz w:val="16"/>
+                <w:szCs w:val="16"/>
               </w:rPr>
               <w:t>Trial # 1</w:t>
             </w:r>
@@ -752,7 +778,7 @@
         </w:tc>
         <w:tc>
           <w:tcPr>
-            <w:tcW w:w="2126" w:type="dxa"/>
+            <w:tcW w:w="1985" w:type="dxa"/>
             <w:gridSpan w:val="2"/>
             <w:shd w:val="thinDiagCross" w:color="D9D9D9" w:themeColor="background1" w:themeShade="D9" w:fill="FFFFFF" w:themeFill="background1"/>
           </w:tcPr>
@@ -763,16 +789,16 @@
               <w:rPr>
                 <w:rFonts w:ascii="Arial" w:eastAsia="黑体" w:hAnsi="Arial" w:cs="Arial"/>
                 <w:color w:val="538135" w:themeColor="accent6" w:themeShade="BF"/>
-                <w:sz w:val="18"/>
-                <w:szCs w:val="18"/>
+                <w:sz w:val="16"/>
+                <w:szCs w:val="16"/>
               </w:rPr>
             </w:pPr>
             <w:r>
               <w:rPr>
                 <w:rFonts w:ascii="Arial" w:eastAsia="黑体" w:hAnsi="Arial" w:cs="Arial" w:hint="eastAsia"/>
                 <w:color w:val="538135" w:themeColor="accent6" w:themeShade="BF"/>
-                <w:sz w:val="18"/>
-                <w:szCs w:val="18"/>
+                <w:sz w:val="16"/>
+                <w:szCs w:val="16"/>
               </w:rPr>
               <w:t>Trial # 2</w:t>
             </w:r>
@@ -790,16 +816,16 @@
               <w:rPr>
                 <w:rFonts w:ascii="Arial" w:eastAsia="黑体" w:hAnsi="Arial" w:cs="Arial"/>
                 <w:color w:val="538135" w:themeColor="accent6" w:themeShade="BF"/>
-                <w:sz w:val="18"/>
-                <w:szCs w:val="18"/>
+                <w:sz w:val="16"/>
+                <w:szCs w:val="16"/>
               </w:rPr>
             </w:pPr>
             <w:r>
               <w:rPr>
                 <w:rFonts w:ascii="Arial" w:eastAsia="黑体" w:hAnsi="Arial" w:cs="Arial" w:hint="eastAsia"/>
                 <w:color w:val="538135" w:themeColor="accent6" w:themeShade="BF"/>
-                <w:sz w:val="18"/>
-                <w:szCs w:val="18"/>
+                <w:sz w:val="16"/>
+                <w:szCs w:val="16"/>
               </w:rPr>
               <w:t>Average</w:t>
             </w:r>
@@ -817,16 +843,16 @@
               <w:rPr>
                 <w:rFonts w:ascii="Arial" w:eastAsia="黑体" w:hAnsi="Arial" w:cs="Arial"/>
                 <w:color w:val="538135" w:themeColor="accent6" w:themeShade="BF"/>
-                <w:sz w:val="18"/>
-                <w:szCs w:val="18"/>
+                <w:sz w:val="16"/>
+                <w:szCs w:val="16"/>
               </w:rPr>
             </w:pPr>
             <w:r>
               <w:rPr>
                 <w:rFonts w:ascii="Arial" w:eastAsia="黑体" w:hAnsi="Arial" w:cs="Arial"/>
                 <w:color w:val="538135" w:themeColor="accent6" w:themeShade="BF"/>
-                <w:sz w:val="18"/>
-                <w:szCs w:val="18"/>
+                <w:sz w:val="16"/>
+                <w:szCs w:val="16"/>
               </w:rPr>
               <w:t>C</w:t>
             </w:r>
@@ -834,8 +860,8 @@
               <w:rPr>
                 <w:rFonts w:ascii="Arial" w:eastAsia="黑体" w:hAnsi="Arial" w:cs="Arial" w:hint="eastAsia"/>
                 <w:color w:val="538135" w:themeColor="accent6" w:themeShade="BF"/>
-                <w:sz w:val="18"/>
-                <w:szCs w:val="18"/>
+                <w:sz w:val="16"/>
+                <w:szCs w:val="16"/>
               </w:rPr>
               <w:t>orrect</w:t>
             </w:r>
@@ -853,16 +879,16 @@
               <w:rPr>
                 <w:rFonts w:ascii="Arial" w:eastAsia="黑体" w:hAnsi="Arial" w:cs="Arial"/>
                 <w:color w:val="538135" w:themeColor="accent6" w:themeShade="BF"/>
-                <w:sz w:val="18"/>
-                <w:szCs w:val="18"/>
+                <w:sz w:val="16"/>
+                <w:szCs w:val="16"/>
               </w:rPr>
             </w:pPr>
             <w:r>
               <w:rPr>
                 <w:rFonts w:ascii="Arial" w:eastAsia="黑体" w:hAnsi="Arial" w:cs="Arial" w:hint="eastAsia"/>
                 <w:color w:val="538135" w:themeColor="accent6" w:themeShade="BF"/>
-                <w:sz w:val="18"/>
-                <w:szCs w:val="18"/>
+                <w:sz w:val="16"/>
+                <w:szCs w:val="16"/>
               </w:rPr>
               <w:t>MR</w:t>
             </w:r>
@@ -880,8 +906,8 @@
               <w:rPr>
                 <w:rFonts w:ascii="Arial" w:eastAsia="黑体" w:hAnsi="Arial" w:cs="Arial"/>
                 <w:color w:val="538135" w:themeColor="accent6" w:themeShade="BF"/>
-                <w:sz w:val="18"/>
-                <w:szCs w:val="18"/>
+                <w:sz w:val="16"/>
+                <w:szCs w:val="16"/>
               </w:rPr>
             </w:pPr>
             <w:proofErr w:type="gramStart"/>
@@ -889,8 +915,8 @@
               <w:rPr>
                 <w:rFonts w:ascii="Arial" w:eastAsia="黑体" w:hAnsi="Arial" w:cs="Arial" w:hint="eastAsia"/>
                 <w:color w:val="538135" w:themeColor="accent6" w:themeShade="BF"/>
-                <w:sz w:val="18"/>
-                <w:szCs w:val="18"/>
+                <w:sz w:val="16"/>
+                <w:szCs w:val="16"/>
               </w:rPr>
               <w:t>Rate(</w:t>
             </w:r>
@@ -899,8 +925,8 @@
               <w:rPr>
                 <w:rFonts w:ascii="Arial" w:eastAsia="黑体" w:hAnsi="Arial" w:cs="Arial" w:hint="eastAsia"/>
                 <w:color w:val="538135" w:themeColor="accent6" w:themeShade="BF"/>
-                <w:sz w:val="18"/>
-                <w:szCs w:val="18"/>
+                <w:sz w:val="16"/>
+                <w:szCs w:val="16"/>
               </w:rPr>
               <w:t>%)</w:t>
             </w:r>
@@ -921,31 +947,31 @@
               <w:rPr>
                 <w:rFonts w:ascii="Arial" w:eastAsia="黑体" w:hAnsi="Arial" w:cs="Arial"/>
                 <w:color w:val="538135" w:themeColor="accent6" w:themeShade="BF"/>
-                <w:sz w:val="20"/>
-                <w:szCs w:val="20"/>
-              </w:rPr>
-            </w:pPr>
-          </w:p>
-        </w:tc>
-        <w:tc>
-          <w:tcPr>
-            <w:tcW w:w="1418" w:type="dxa"/>
-          </w:tcPr>
-          <w:p>
-            <w:pPr>
-              <w:spacing w:after="0" w:line="240" w:lineRule="auto"/>
-              <w:jc w:val="center"/>
-              <w:rPr>
-                <w:rFonts w:ascii="Arial" w:eastAsia="黑体" w:hAnsi="Arial" w:cs="Arial"/>
                 <w:sz w:val="18"/>
                 <w:szCs w:val="18"/>
               </w:rPr>
             </w:pPr>
+          </w:p>
+        </w:tc>
+        <w:tc>
+          <w:tcPr>
+            <w:tcW w:w="1418" w:type="dxa"/>
+          </w:tcPr>
+          <w:p>
+            <w:pPr>
+              <w:spacing w:after="0" w:line="240" w:lineRule="auto"/>
+              <w:jc w:val="center"/>
+              <w:rPr>
+                <w:rFonts w:ascii="Arial" w:eastAsia="黑体" w:hAnsi="Arial" w:cs="Arial"/>
+                <w:sz w:val="16"/>
+                <w:szCs w:val="16"/>
+              </w:rPr>
+            </w:pPr>
             <w:r>
               <w:rPr>
                 <w:rFonts w:ascii="Arial" w:eastAsia="黑体" w:hAnsi="Arial" w:cs="Arial" w:hint="eastAsia"/>
-                <w:sz w:val="18"/>
-                <w:szCs w:val="18"/>
+                <w:sz w:val="16"/>
+                <w:szCs w:val="16"/>
               </w:rPr>
               <w:t>Sum</w:t>
             </w:r>
@@ -961,8 +987,8 @@
               <w:jc w:val="center"/>
               <w:rPr>
                 <w:rFonts w:ascii="Arial" w:eastAsia="黑体" w:hAnsi="Arial" w:cs="Arial"/>
-                <w:sz w:val="14"/>
-                <w:szCs w:val="14"/>
+                <w:sz w:val="13"/>
+                <w:szCs w:val="13"/>
                 <w:u w:val="single"/>
               </w:rPr>
             </w:pPr>
@@ -972,7 +998,7 @@
         </w:tc>
         <w:tc>
           <w:tcPr>
-            <w:tcW w:w="851" w:type="dxa"/>
+            <w:tcW w:w="992" w:type="dxa"/>
           </w:tcPr>
           <w:p>
             <w:pPr>
@@ -980,8 +1006,8 @@
               <w:jc w:val="center"/>
               <w:rPr>
                 <w:rFonts w:ascii="Arial" w:eastAsia="黑体" w:hAnsi="Arial" w:cs="Arial"/>
-                <w:sz w:val="14"/>
-                <w:szCs w:val="14"/>
+                <w:sz w:val="13"/>
+                <w:szCs w:val="13"/>
                 <w:u w:val="single"/>
               </w:rPr>
             </w:pPr>
@@ -991,7 +1017,7 @@
         </w:tc>
         <w:tc>
           <w:tcPr>
-            <w:tcW w:w="1275" w:type="dxa"/>
+            <w:tcW w:w="993" w:type="dxa"/>
           </w:tcPr>
           <w:p>
             <w:pPr>
@@ -999,8 +1025,8 @@
               <w:jc w:val="center"/>
               <w:rPr>
                 <w:rFonts w:ascii="Arial" w:eastAsia="黑体" w:hAnsi="Arial" w:cs="Arial"/>
-                <w:sz w:val="14"/>
-                <w:szCs w:val="14"/>
+                <w:sz w:val="13"/>
+                <w:szCs w:val="13"/>
                 <w:u w:val="single"/>
               </w:rPr>
             </w:pPr>
@@ -1010,7 +1036,7 @@
         </w:tc>
         <w:tc>
           <w:tcPr>
-            <w:tcW w:w="851" w:type="dxa"/>
+            <w:tcW w:w="992" w:type="dxa"/>
           </w:tcPr>
           <w:p>
             <w:pPr>
@@ -1018,8 +1044,8 @@
               <w:jc w:val="center"/>
               <w:rPr>
                 <w:rFonts w:ascii="Arial" w:eastAsia="黑体" w:hAnsi="Arial" w:cs="Arial"/>
-                <w:sz w:val="14"/>
-                <w:szCs w:val="14"/>
+                <w:sz w:val="13"/>
+                <w:szCs w:val="13"/>
                 <w:u w:val="single"/>
               </w:rPr>
             </w:pPr>
@@ -1036,8 +1062,8 @@
               <w:spacing w:after="0" w:line="240" w:lineRule="auto"/>
               <w:jc w:val="center"/>
               <w:rPr>
-                <w:sz w:val="14"/>
-                <w:szCs w:val="14"/>
+                <w:sz w:val="13"/>
+                <w:szCs w:val="13"/>
                 <w:u w:val="single"/>
               </w:rPr>
             </w:pPr>
@@ -1054,8 +1080,8 @@
               <w:spacing w:after="0" w:line="240" w:lineRule="auto"/>
               <w:jc w:val="center"/>
               <w:rPr>
-                <w:sz w:val="14"/>
-                <w:szCs w:val="14"/>
+                <w:sz w:val="13"/>
+                <w:szCs w:val="13"/>
                 <w:u w:val="single"/>
               </w:rPr>
             </w:pPr>
@@ -1070,8 +1096,8 @@
               <w:spacing w:after="0" w:line="240" w:lineRule="auto"/>
               <w:jc w:val="center"/>
               <w:rPr>
-                <w:sz w:val="14"/>
-                <w:szCs w:val="14"/>
+                <w:sz w:val="13"/>
+                <w:szCs w:val="13"/>
                 <w:u w:val="single"/>
               </w:rPr>
             </w:pPr>
@@ -1086,8 +1112,8 @@
               <w:spacing w:after="0" w:line="240" w:lineRule="auto"/>
               <w:jc w:val="center"/>
               <w:rPr>
-                <w:sz w:val="14"/>
-                <w:szCs w:val="14"/>
+                <w:sz w:val="13"/>
+                <w:szCs w:val="13"/>
                 <w:u w:val="single"/>
               </w:rPr>
             </w:pPr>
@@ -1110,22 +1136,6 @@
               <w:rPr>
                 <w:rFonts w:ascii="Arial" w:eastAsia="黑体" w:hAnsi="Arial" w:cs="Arial"/>
                 <w:color w:val="538135" w:themeColor="accent6" w:themeShade="BF"/>
-                <w:sz w:val="20"/>
-                <w:szCs w:val="20"/>
-              </w:rPr>
-            </w:pPr>
-          </w:p>
-        </w:tc>
-        <w:tc>
-          <w:tcPr>
-            <w:tcW w:w="1418" w:type="dxa"/>
-          </w:tcPr>
-          <w:p>
-            <w:pPr>
-              <w:spacing w:after="0" w:line="240" w:lineRule="auto"/>
-              <w:jc w:val="center"/>
-              <w:rPr>
-                <w:rFonts w:ascii="Arial" w:eastAsia="黑体" w:hAnsi="Arial" w:cs="Arial"/>
                 <w:sz w:val="18"/>
                 <w:szCs w:val="18"/>
               </w:rPr>
@@ -1134,6 +1144,22 @@
         </w:tc>
         <w:tc>
           <w:tcPr>
+            <w:tcW w:w="1418" w:type="dxa"/>
+          </w:tcPr>
+          <w:p>
+            <w:pPr>
+              <w:spacing w:after="0" w:line="240" w:lineRule="auto"/>
+              <w:jc w:val="center"/>
+              <w:rPr>
+                <w:rFonts w:ascii="Arial" w:eastAsia="黑体" w:hAnsi="Arial" w:cs="Arial"/>
+                <w:sz w:val="16"/>
+                <w:szCs w:val="16"/>
+              </w:rPr>
+            </w:pPr>
+          </w:p>
+        </w:tc>
+        <w:tc>
+          <w:tcPr>
             <w:tcW w:w="992" w:type="dxa"/>
           </w:tcPr>
           <w:p>
@@ -1142,8 +1168,8 @@
               <w:jc w:val="center"/>
               <w:rPr>
                 <w:rFonts w:ascii="Arial" w:eastAsia="黑体" w:hAnsi="Arial" w:cs="Arial"/>
-                <w:sz w:val="14"/>
-                <w:szCs w:val="14"/>
+                <w:sz w:val="13"/>
+                <w:szCs w:val="13"/>
                 <w:u w:val="single"/>
               </w:rPr>
             </w:pPr>
@@ -1151,7 +1177,7 @@
         </w:tc>
         <w:tc>
           <w:tcPr>
-            <w:tcW w:w="851" w:type="dxa"/>
+            <w:tcW w:w="992" w:type="dxa"/>
           </w:tcPr>
           <w:p>
             <w:pPr>
@@ -1159,8 +1185,8 @@
               <w:jc w:val="center"/>
               <w:rPr>
                 <w:rFonts w:ascii="Arial" w:eastAsia="黑体" w:hAnsi="Arial" w:cs="Arial"/>
-                <w:sz w:val="14"/>
-                <w:szCs w:val="14"/>
+                <w:sz w:val="13"/>
+                <w:szCs w:val="13"/>
                 <w:u w:val="single"/>
               </w:rPr>
             </w:pPr>
@@ -1168,7 +1194,7 @@
         </w:tc>
         <w:tc>
           <w:tcPr>
-            <w:tcW w:w="1275" w:type="dxa"/>
+            <w:tcW w:w="993" w:type="dxa"/>
           </w:tcPr>
           <w:p>
             <w:pPr>
@@ -1176,8 +1202,8 @@
               <w:jc w:val="center"/>
               <w:rPr>
                 <w:rFonts w:ascii="Arial" w:eastAsia="黑体" w:hAnsi="Arial" w:cs="Arial"/>
-                <w:sz w:val="14"/>
-                <w:szCs w:val="14"/>
+                <w:sz w:val="13"/>
+                <w:szCs w:val="13"/>
                 <w:u w:val="single"/>
               </w:rPr>
             </w:pPr>
@@ -1185,7 +1211,7 @@
         </w:tc>
         <w:tc>
           <w:tcPr>
-            <w:tcW w:w="851" w:type="dxa"/>
+            <w:tcW w:w="992" w:type="dxa"/>
           </w:tcPr>
           <w:p>
             <w:pPr>
@@ -1193,8 +1219,8 @@
               <w:jc w:val="center"/>
               <w:rPr>
                 <w:rFonts w:ascii="Arial" w:eastAsia="黑体" w:hAnsi="Arial" w:cs="Arial"/>
-                <w:sz w:val="14"/>
-                <w:szCs w:val="14"/>
+                <w:sz w:val="13"/>
+                <w:szCs w:val="13"/>
                 <w:u w:val="single"/>
               </w:rPr>
             </w:pPr>
@@ -1209,8 +1235,8 @@
               <w:spacing w:after="0" w:line="240" w:lineRule="auto"/>
               <w:jc w:val="center"/>
               <w:rPr>
-                <w:sz w:val="14"/>
-                <w:szCs w:val="14"/>
+                <w:sz w:val="13"/>
+                <w:szCs w:val="13"/>
                 <w:u w:val="single"/>
               </w:rPr>
             </w:pPr>
@@ -1225,8 +1251,8 @@
               <w:spacing w:after="0" w:line="240" w:lineRule="auto"/>
               <w:jc w:val="center"/>
               <w:rPr>
-                <w:sz w:val="14"/>
-                <w:szCs w:val="14"/>
+                <w:sz w:val="13"/>
+                <w:szCs w:val="13"/>
                 <w:u w:val="single"/>
               </w:rPr>
             </w:pPr>
@@ -1241,8 +1267,8 @@
               <w:spacing w:after="0" w:line="240" w:lineRule="auto"/>
               <w:jc w:val="center"/>
               <w:rPr>
-                <w:sz w:val="14"/>
-                <w:szCs w:val="14"/>
+                <w:sz w:val="13"/>
+                <w:szCs w:val="13"/>
                 <w:u w:val="single"/>
               </w:rPr>
             </w:pPr>
@@ -1257,8 +1283,8 @@
               <w:spacing w:after="0" w:line="240" w:lineRule="auto"/>
               <w:jc w:val="center"/>
               <w:rPr>
-                <w:sz w:val="14"/>
-                <w:szCs w:val="14"/>
+                <w:sz w:val="13"/>
+                <w:szCs w:val="13"/>
                 <w:u w:val="single"/>
               </w:rPr>
             </w:pPr>
@@ -1279,27 +1305,27 @@
               <w:rPr>
                 <w:rFonts w:ascii="Arial" w:eastAsia="黑体" w:hAnsi="Arial" w:cs="Arial"/>
                 <w:color w:val="538135" w:themeColor="accent6" w:themeShade="BF"/>
+                <w:sz w:val="16"/>
+                <w:szCs w:val="16"/>
+              </w:rPr>
+            </w:pPr>
+            <w:bookmarkStart w:id="30" w:name="Section_1"/>
+            <w:bookmarkEnd w:id="30"/>
+          </w:p>
+        </w:tc>
+        <w:tc>
+          <w:tcPr>
+            <w:tcW w:w="1418" w:type="dxa"/>
+          </w:tcPr>
+          <w:p>
+            <w:pPr>
+              <w:spacing w:after="0" w:line="240" w:lineRule="auto"/>
+              <w:rPr>
+                <w:rFonts w:ascii="Arial" w:eastAsia="黑体" w:hAnsi="Arial" w:cs="Arial"/>
                 <w:sz w:val="18"/>
                 <w:szCs w:val="18"/>
               </w:rPr>
             </w:pPr>
-            <w:bookmarkStart w:id="30" w:name="Section_1"/>
-            <w:bookmarkEnd w:id="30"/>
-          </w:p>
-        </w:tc>
-        <w:tc>
-          <w:tcPr>
-            <w:tcW w:w="1418" w:type="dxa"/>
-          </w:tcPr>
-          <w:p>
-            <w:pPr>
-              <w:spacing w:after="0" w:line="240" w:lineRule="auto"/>
-              <w:rPr>
-                <w:rFonts w:ascii="Arial" w:eastAsia="黑体" w:hAnsi="Arial" w:cs="Arial"/>
-                <w:sz w:val="20"/>
-                <w:szCs w:val="20"/>
-              </w:rPr>
-            </w:pPr>
             <w:bookmarkStart w:id="31" w:name="Sum_1"/>
             <w:bookmarkEnd w:id="31"/>
           </w:p>
@@ -1314,8 +1340,8 @@
               <w:jc w:val="center"/>
               <w:rPr>
                 <w:rFonts w:ascii="Arial" w:eastAsia="黑体" w:hAnsi="Arial" w:cs="Arial"/>
-                <w:sz w:val="14"/>
-                <w:szCs w:val="14"/>
+                <w:sz w:val="13"/>
+                <w:szCs w:val="13"/>
               </w:rPr>
             </w:pPr>
             <w:bookmarkStart w:id="32" w:name="GSMTrail1_1"/>
@@ -1324,7 +1350,7 @@
         </w:tc>
         <w:tc>
           <w:tcPr>
-            <w:tcW w:w="851" w:type="dxa"/>
+            <w:tcW w:w="992" w:type="dxa"/>
           </w:tcPr>
           <w:p>
             <w:pPr>
@@ -1332,8 +1358,8 @@
               <w:jc w:val="center"/>
               <w:rPr>
                 <w:rFonts w:ascii="Arial" w:eastAsia="黑体" w:hAnsi="Arial" w:cs="Arial"/>
-                <w:sz w:val="14"/>
-                <w:szCs w:val="14"/>
+                <w:sz w:val="13"/>
+                <w:szCs w:val="13"/>
               </w:rPr>
             </w:pPr>
             <w:bookmarkStart w:id="33" w:name="RateTrail1_1"/>
@@ -1342,7 +1368,7 @@
         </w:tc>
         <w:tc>
           <w:tcPr>
-            <w:tcW w:w="1275" w:type="dxa"/>
+            <w:tcW w:w="993" w:type="dxa"/>
           </w:tcPr>
           <w:p>
             <w:pPr>
@@ -1350,8 +1376,8 @@
               <w:jc w:val="center"/>
               <w:rPr>
                 <w:rFonts w:ascii="Arial" w:eastAsia="黑体" w:hAnsi="Arial" w:cs="Arial"/>
-                <w:sz w:val="14"/>
-                <w:szCs w:val="14"/>
+                <w:sz w:val="13"/>
+                <w:szCs w:val="13"/>
               </w:rPr>
             </w:pPr>
             <w:bookmarkStart w:id="34" w:name="GSMTrail2_1"/>
@@ -1360,7 +1386,7 @@
         </w:tc>
         <w:tc>
           <w:tcPr>
-            <w:tcW w:w="851" w:type="dxa"/>
+            <w:tcW w:w="992" w:type="dxa"/>
           </w:tcPr>
           <w:p>
             <w:pPr>
@@ -1368,8 +1394,8 @@
               <w:jc w:val="center"/>
               <w:rPr>
                 <w:rFonts w:ascii="Arial" w:eastAsia="黑体" w:hAnsi="Arial" w:cs="Arial"/>
-                <w:sz w:val="14"/>
-                <w:szCs w:val="14"/>
+                <w:sz w:val="13"/>
+                <w:szCs w:val="13"/>
               </w:rPr>
             </w:pPr>
             <w:bookmarkStart w:id="35" w:name="RateTrail2_1"/>
@@ -1386,8 +1412,8 @@
               <w:jc w:val="center"/>
               <w:rPr>
                 <w:rFonts w:ascii="Arial" w:eastAsia="黑体" w:hAnsi="Arial" w:cs="Arial"/>
-                <w:sz w:val="14"/>
-                <w:szCs w:val="14"/>
+                <w:sz w:val="13"/>
+                <w:szCs w:val="13"/>
               </w:rPr>
             </w:pPr>
             <w:bookmarkStart w:id="36" w:name="Avg_1"/>
@@ -1404,8 +1430,8 @@
               <w:jc w:val="center"/>
               <w:rPr>
                 <w:rFonts w:ascii="Arial" w:eastAsia="黑体" w:hAnsi="Arial" w:cs="Arial"/>
-                <w:sz w:val="14"/>
-                <w:szCs w:val="14"/>
+                <w:sz w:val="13"/>
+                <w:szCs w:val="13"/>
               </w:rPr>
             </w:pPr>
             <w:bookmarkStart w:id="37" w:name="Correct_1"/>
@@ -1422,8 +1448,8 @@
               <w:jc w:val="center"/>
               <w:rPr>
                 <w:rFonts w:ascii="Arial" w:eastAsia="黑体" w:hAnsi="Arial" w:cs="Arial"/>
-                <w:sz w:val="14"/>
-                <w:szCs w:val="14"/>
+                <w:sz w:val="13"/>
+                <w:szCs w:val="13"/>
               </w:rPr>
             </w:pPr>
             <w:bookmarkStart w:id="38" w:name="MoistureRegain_1"/>
@@ -1440,8 +1466,8 @@
               <w:jc w:val="center"/>
               <w:rPr>
                 <w:rFonts w:ascii="Arial" w:eastAsia="黑体" w:hAnsi="Arial" w:cs="Arial"/>
-                <w:sz w:val="14"/>
-                <w:szCs w:val="14"/>
+                <w:sz w:val="13"/>
+                <w:szCs w:val="13"/>
               </w:rPr>
             </w:pPr>
             <w:bookmarkStart w:id="39" w:name="Rate_1"/>
@@ -1463,27 +1489,27 @@
               <w:rPr>
                 <w:rFonts w:ascii="Arial" w:eastAsia="黑体" w:hAnsi="Arial" w:cs="Arial"/>
                 <w:color w:val="538135" w:themeColor="accent6" w:themeShade="BF"/>
+                <w:sz w:val="16"/>
+                <w:szCs w:val="16"/>
+              </w:rPr>
+            </w:pPr>
+            <w:bookmarkStart w:id="40" w:name="Section_2"/>
+            <w:bookmarkEnd w:id="40"/>
+          </w:p>
+        </w:tc>
+        <w:tc>
+          <w:tcPr>
+            <w:tcW w:w="1418" w:type="dxa"/>
+          </w:tcPr>
+          <w:p>
+            <w:pPr>
+              <w:spacing w:after="0" w:line="240" w:lineRule="auto"/>
+              <w:rPr>
+                <w:rFonts w:ascii="Arial" w:eastAsia="黑体" w:hAnsi="Arial" w:cs="Arial"/>
                 <w:sz w:val="18"/>
                 <w:szCs w:val="18"/>
               </w:rPr>
             </w:pPr>
-            <w:bookmarkStart w:id="40" w:name="Section_2"/>
-            <w:bookmarkEnd w:id="40"/>
-          </w:p>
-        </w:tc>
-        <w:tc>
-          <w:tcPr>
-            <w:tcW w:w="1418" w:type="dxa"/>
-          </w:tcPr>
-          <w:p>
-            <w:pPr>
-              <w:spacing w:after="0" w:line="240" w:lineRule="auto"/>
-              <w:rPr>
-                <w:rFonts w:ascii="Arial" w:eastAsia="黑体" w:hAnsi="Arial" w:cs="Arial"/>
-                <w:sz w:val="20"/>
-                <w:szCs w:val="20"/>
-              </w:rPr>
-            </w:pPr>
             <w:bookmarkStart w:id="41" w:name="Sum_2"/>
             <w:bookmarkEnd w:id="41"/>
           </w:p>
@@ -1498,8 +1524,8 @@
               <w:jc w:val="center"/>
               <w:rPr>
                 <w:rFonts w:ascii="Arial" w:eastAsia="黑体" w:hAnsi="Arial" w:cs="Arial"/>
-                <w:sz w:val="14"/>
-                <w:szCs w:val="14"/>
+                <w:sz w:val="13"/>
+                <w:szCs w:val="13"/>
               </w:rPr>
             </w:pPr>
             <w:bookmarkStart w:id="42" w:name="GSMTrail1_2"/>
@@ -1508,7 +1534,7 @@
         </w:tc>
         <w:tc>
           <w:tcPr>
-            <w:tcW w:w="851" w:type="dxa"/>
+            <w:tcW w:w="992" w:type="dxa"/>
           </w:tcPr>
           <w:p>
             <w:pPr>
@@ -1516,8 +1542,8 @@
               <w:jc w:val="center"/>
               <w:rPr>
                 <w:rFonts w:ascii="Arial" w:eastAsia="黑体" w:hAnsi="Arial" w:cs="Arial"/>
-                <w:sz w:val="14"/>
-                <w:szCs w:val="14"/>
+                <w:sz w:val="13"/>
+                <w:szCs w:val="13"/>
               </w:rPr>
             </w:pPr>
             <w:bookmarkStart w:id="43" w:name="RateTrail1_2"/>
@@ -1526,7 +1552,7 @@
         </w:tc>
         <w:tc>
           <w:tcPr>
-            <w:tcW w:w="1275" w:type="dxa"/>
+            <w:tcW w:w="993" w:type="dxa"/>
           </w:tcPr>
           <w:p>
             <w:pPr>
@@ -1534,8 +1560,8 @@
               <w:jc w:val="center"/>
               <w:rPr>
                 <w:rFonts w:ascii="Arial" w:eastAsia="黑体" w:hAnsi="Arial" w:cs="Arial"/>
-                <w:sz w:val="14"/>
-                <w:szCs w:val="14"/>
+                <w:sz w:val="13"/>
+                <w:szCs w:val="13"/>
               </w:rPr>
             </w:pPr>
             <w:bookmarkStart w:id="44" w:name="GSMTrail2_2"/>
@@ -1544,7 +1570,7 @@
         </w:tc>
         <w:tc>
           <w:tcPr>
-            <w:tcW w:w="851" w:type="dxa"/>
+            <w:tcW w:w="992" w:type="dxa"/>
           </w:tcPr>
           <w:p>
             <w:pPr>
@@ -1552,8 +1578,8 @@
               <w:jc w:val="center"/>
               <w:rPr>
                 <w:rFonts w:ascii="Arial" w:eastAsia="黑体" w:hAnsi="Arial" w:cs="Arial"/>
-                <w:sz w:val="14"/>
-                <w:szCs w:val="14"/>
+                <w:sz w:val="13"/>
+                <w:szCs w:val="13"/>
               </w:rPr>
             </w:pPr>
             <w:bookmarkStart w:id="45" w:name="RateTrail2_2"/>
@@ -1570,8 +1596,8 @@
               <w:jc w:val="center"/>
               <w:rPr>
                 <w:rFonts w:ascii="Arial" w:eastAsia="黑体" w:hAnsi="Arial" w:cs="Arial"/>
-                <w:sz w:val="14"/>
-                <w:szCs w:val="14"/>
+                <w:sz w:val="13"/>
+                <w:szCs w:val="13"/>
               </w:rPr>
             </w:pPr>
             <w:bookmarkStart w:id="46" w:name="Avg_2"/>
@@ -1588,8 +1614,8 @@
               <w:jc w:val="center"/>
               <w:rPr>
                 <w:rFonts w:ascii="Arial" w:eastAsia="黑体" w:hAnsi="Arial" w:cs="Arial"/>
-                <w:sz w:val="14"/>
-                <w:szCs w:val="14"/>
+                <w:sz w:val="13"/>
+                <w:szCs w:val="13"/>
               </w:rPr>
             </w:pPr>
             <w:bookmarkStart w:id="47" w:name="Correct_2"/>
@@ -1606,8 +1632,8 @@
               <w:jc w:val="center"/>
               <w:rPr>
                 <w:rFonts w:ascii="Arial" w:eastAsia="黑体" w:hAnsi="Arial" w:cs="Arial"/>
-                <w:sz w:val="14"/>
-                <w:szCs w:val="14"/>
+                <w:sz w:val="13"/>
+                <w:szCs w:val="13"/>
               </w:rPr>
             </w:pPr>
             <w:bookmarkStart w:id="48" w:name="MoistureRegain_2"/>
@@ -1624,8 +1650,8 @@
               <w:jc w:val="center"/>
               <w:rPr>
                 <w:rFonts w:ascii="Arial" w:eastAsia="黑体" w:hAnsi="Arial" w:cs="Arial"/>
-                <w:sz w:val="14"/>
-                <w:szCs w:val="14"/>
+                <w:sz w:val="13"/>
+                <w:szCs w:val="13"/>
               </w:rPr>
             </w:pPr>
             <w:bookmarkStart w:id="49" w:name="Rate_2"/>
@@ -1647,27 +1673,27 @@
               <w:rPr>
                 <w:rFonts w:ascii="Arial" w:eastAsia="黑体" w:hAnsi="Arial" w:cs="Arial"/>
                 <w:color w:val="538135" w:themeColor="accent6" w:themeShade="BF"/>
+                <w:sz w:val="16"/>
+                <w:szCs w:val="16"/>
+              </w:rPr>
+            </w:pPr>
+            <w:bookmarkStart w:id="50" w:name="Section_3"/>
+            <w:bookmarkEnd w:id="50"/>
+          </w:p>
+        </w:tc>
+        <w:tc>
+          <w:tcPr>
+            <w:tcW w:w="1418" w:type="dxa"/>
+          </w:tcPr>
+          <w:p>
+            <w:pPr>
+              <w:spacing w:after="0" w:line="240" w:lineRule="auto"/>
+              <w:rPr>
+                <w:rFonts w:ascii="Arial" w:eastAsia="黑体" w:hAnsi="Arial" w:cs="Arial"/>
                 <w:sz w:val="18"/>
                 <w:szCs w:val="18"/>
               </w:rPr>
             </w:pPr>
-            <w:bookmarkStart w:id="50" w:name="Section_3"/>
-            <w:bookmarkEnd w:id="50"/>
-          </w:p>
-        </w:tc>
-        <w:tc>
-          <w:tcPr>
-            <w:tcW w:w="1418" w:type="dxa"/>
-          </w:tcPr>
-          <w:p>
-            <w:pPr>
-              <w:spacing w:after="0" w:line="240" w:lineRule="auto"/>
-              <w:rPr>
-                <w:rFonts w:ascii="Arial" w:eastAsia="黑体" w:hAnsi="Arial" w:cs="Arial"/>
-                <w:sz w:val="20"/>
-                <w:szCs w:val="20"/>
-              </w:rPr>
-            </w:pPr>
             <w:bookmarkStart w:id="51" w:name="Sum_3"/>
             <w:bookmarkEnd w:id="51"/>
           </w:p>
@@ -1682,8 +1708,8 @@
               <w:jc w:val="center"/>
               <w:rPr>
                 <w:rFonts w:ascii="Arial" w:eastAsia="黑体" w:hAnsi="Arial" w:cs="Arial"/>
-                <w:sz w:val="14"/>
-                <w:szCs w:val="14"/>
+                <w:sz w:val="13"/>
+                <w:szCs w:val="13"/>
               </w:rPr>
             </w:pPr>
             <w:bookmarkStart w:id="52" w:name="GSMTrail1_3"/>
@@ -1692,7 +1718,7 @@
         </w:tc>
         <w:tc>
           <w:tcPr>
-            <w:tcW w:w="851" w:type="dxa"/>
+            <w:tcW w:w="992" w:type="dxa"/>
           </w:tcPr>
           <w:p>
             <w:pPr>
@@ -1700,8 +1726,8 @@
               <w:jc w:val="center"/>
               <w:rPr>
                 <w:rFonts w:ascii="Arial" w:eastAsia="黑体" w:hAnsi="Arial" w:cs="Arial"/>
-                <w:sz w:val="14"/>
-                <w:szCs w:val="14"/>
+                <w:sz w:val="13"/>
+                <w:szCs w:val="13"/>
               </w:rPr>
             </w:pPr>
             <w:bookmarkStart w:id="53" w:name="RateTrail1_3"/>
@@ -1710,7 +1736,7 @@
         </w:tc>
         <w:tc>
           <w:tcPr>
-            <w:tcW w:w="1275" w:type="dxa"/>
+            <w:tcW w:w="993" w:type="dxa"/>
           </w:tcPr>
           <w:p>
             <w:pPr>
@@ -1718,8 +1744,8 @@
               <w:jc w:val="center"/>
               <w:rPr>
                 <w:rFonts w:ascii="Arial" w:eastAsia="黑体" w:hAnsi="Arial" w:cs="Arial"/>
-                <w:sz w:val="14"/>
-                <w:szCs w:val="14"/>
+                <w:sz w:val="13"/>
+                <w:szCs w:val="13"/>
               </w:rPr>
             </w:pPr>
             <w:bookmarkStart w:id="54" w:name="GSMTrail2_3"/>
@@ -1728,7 +1754,7 @@
         </w:tc>
         <w:tc>
           <w:tcPr>
-            <w:tcW w:w="851" w:type="dxa"/>
+            <w:tcW w:w="992" w:type="dxa"/>
           </w:tcPr>
           <w:p>
             <w:pPr>
@@ -1738,8 +1764,8 @@
                 <w:rFonts w:ascii="Arial" w:eastAsia="黑体" w:hAnsi="Arial" w:cs="Arial"/>
                 <w:b/>
                 <w:bCs/>
-                <w:sz w:val="14"/>
-                <w:szCs w:val="14"/>
+                <w:sz w:val="13"/>
+                <w:szCs w:val="13"/>
               </w:rPr>
             </w:pPr>
             <w:bookmarkStart w:id="55" w:name="RateTrail2_3"/>
@@ -1755,8 +1781,8 @@
               <w:spacing w:after="0" w:line="240" w:lineRule="auto"/>
               <w:jc w:val="center"/>
               <w:rPr>
-                <w:sz w:val="14"/>
-                <w:szCs w:val="14"/>
+                <w:sz w:val="13"/>
+                <w:szCs w:val="13"/>
               </w:rPr>
             </w:pPr>
             <w:bookmarkStart w:id="56" w:name="Avg_3"/>
@@ -1772,8 +1798,8 @@
               <w:spacing w:after="0" w:line="240" w:lineRule="auto"/>
               <w:jc w:val="center"/>
               <w:rPr>
-                <w:sz w:val="14"/>
-                <w:szCs w:val="14"/>
+                <w:sz w:val="13"/>
+                <w:szCs w:val="13"/>
               </w:rPr>
             </w:pPr>
             <w:bookmarkStart w:id="57" w:name="Correct_3"/>
@@ -1789,8 +1815,8 @@
               <w:spacing w:after="0" w:line="240" w:lineRule="auto"/>
               <w:jc w:val="center"/>
               <w:rPr>
-                <w:sz w:val="14"/>
-                <w:szCs w:val="14"/>
+                <w:sz w:val="13"/>
+                <w:szCs w:val="13"/>
               </w:rPr>
             </w:pPr>
             <w:bookmarkStart w:id="58" w:name="MoistureRegain_3"/>
@@ -1806,8 +1832,8 @@
               <w:spacing w:after="0" w:line="240" w:lineRule="auto"/>
               <w:jc w:val="center"/>
               <w:rPr>
-                <w:sz w:val="14"/>
-                <w:szCs w:val="14"/>
+                <w:sz w:val="13"/>
+                <w:szCs w:val="13"/>
               </w:rPr>
             </w:pPr>
             <w:bookmarkStart w:id="59" w:name="Rate_3"/>
@@ -1829,27 +1855,27 @@
               <w:rPr>
                 <w:rFonts w:ascii="Arial" w:eastAsia="黑体" w:hAnsi="Arial" w:cs="Arial"/>
                 <w:color w:val="538135" w:themeColor="accent6" w:themeShade="BF"/>
+                <w:sz w:val="16"/>
+                <w:szCs w:val="16"/>
+              </w:rPr>
+            </w:pPr>
+            <w:bookmarkStart w:id="60" w:name="Section_4"/>
+            <w:bookmarkEnd w:id="60"/>
+          </w:p>
+        </w:tc>
+        <w:tc>
+          <w:tcPr>
+            <w:tcW w:w="1418" w:type="dxa"/>
+          </w:tcPr>
+          <w:p>
+            <w:pPr>
+              <w:spacing w:after="0" w:line="240" w:lineRule="auto"/>
+              <w:rPr>
+                <w:rFonts w:ascii="Arial" w:eastAsia="黑体" w:hAnsi="Arial" w:cs="Arial"/>
                 <w:sz w:val="18"/>
                 <w:szCs w:val="18"/>
               </w:rPr>
             </w:pPr>
-            <w:bookmarkStart w:id="60" w:name="Section_4"/>
-            <w:bookmarkEnd w:id="60"/>
-          </w:p>
-        </w:tc>
-        <w:tc>
-          <w:tcPr>
-            <w:tcW w:w="1418" w:type="dxa"/>
-          </w:tcPr>
-          <w:p>
-            <w:pPr>
-              <w:spacing w:after="0" w:line="240" w:lineRule="auto"/>
-              <w:rPr>
-                <w:rFonts w:ascii="Arial" w:eastAsia="黑体" w:hAnsi="Arial" w:cs="Arial"/>
-                <w:sz w:val="20"/>
-                <w:szCs w:val="20"/>
-              </w:rPr>
-            </w:pPr>
             <w:bookmarkStart w:id="61" w:name="Sum_4"/>
             <w:bookmarkEnd w:id="61"/>
           </w:p>
@@ -1864,8 +1890,8 @@
               <w:jc w:val="center"/>
               <w:rPr>
                 <w:rFonts w:ascii="Arial" w:eastAsia="黑体" w:hAnsi="Arial" w:cs="Arial"/>
-                <w:sz w:val="14"/>
-                <w:szCs w:val="14"/>
+                <w:sz w:val="13"/>
+                <w:szCs w:val="13"/>
               </w:rPr>
             </w:pPr>
             <w:bookmarkStart w:id="62" w:name="GSMTrail1_4"/>
@@ -1874,7 +1900,7 @@
         </w:tc>
         <w:tc>
           <w:tcPr>
-            <w:tcW w:w="851" w:type="dxa"/>
+            <w:tcW w:w="992" w:type="dxa"/>
           </w:tcPr>
           <w:p>
             <w:pPr>
@@ -1882,8 +1908,8 @@
               <w:jc w:val="center"/>
               <w:rPr>
                 <w:rFonts w:ascii="Arial" w:eastAsia="黑体" w:hAnsi="Arial" w:cs="Arial"/>
-                <w:sz w:val="14"/>
-                <w:szCs w:val="14"/>
+                <w:sz w:val="13"/>
+                <w:szCs w:val="13"/>
               </w:rPr>
             </w:pPr>
             <w:bookmarkStart w:id="63" w:name="RateTrail1_4"/>
@@ -1892,7 +1918,7 @@
         </w:tc>
         <w:tc>
           <w:tcPr>
-            <w:tcW w:w="1275" w:type="dxa"/>
+            <w:tcW w:w="993" w:type="dxa"/>
           </w:tcPr>
           <w:p>
             <w:pPr>
@@ -1900,8 +1926,8 @@
               <w:jc w:val="center"/>
               <w:rPr>
                 <w:rFonts w:ascii="Arial" w:eastAsia="黑体" w:hAnsi="Arial" w:cs="Arial"/>
-                <w:sz w:val="14"/>
-                <w:szCs w:val="14"/>
+                <w:sz w:val="13"/>
+                <w:szCs w:val="13"/>
               </w:rPr>
             </w:pPr>
             <w:bookmarkStart w:id="64" w:name="GSMTrail2_4"/>
@@ -1910,7 +1936,7 @@
         </w:tc>
         <w:tc>
           <w:tcPr>
-            <w:tcW w:w="851" w:type="dxa"/>
+            <w:tcW w:w="992" w:type="dxa"/>
           </w:tcPr>
           <w:p>
             <w:pPr>
@@ -1918,8 +1944,8 @@
               <w:jc w:val="center"/>
               <w:rPr>
                 <w:rFonts w:ascii="Arial" w:eastAsia="黑体" w:hAnsi="Arial" w:cs="Arial"/>
-                <w:sz w:val="14"/>
-                <w:szCs w:val="14"/>
+                <w:sz w:val="13"/>
+                <w:szCs w:val="13"/>
               </w:rPr>
             </w:pPr>
             <w:bookmarkStart w:id="65" w:name="RateTrail2_4"/>
@@ -1936,8 +1962,8 @@
               <w:jc w:val="center"/>
               <w:rPr>
                 <w:rFonts w:ascii="Arial" w:eastAsia="黑体" w:hAnsi="Arial" w:cs="Arial"/>
-                <w:sz w:val="14"/>
-                <w:szCs w:val="14"/>
+                <w:sz w:val="13"/>
+                <w:szCs w:val="13"/>
               </w:rPr>
             </w:pPr>
             <w:bookmarkStart w:id="66" w:name="Avg_4"/>
@@ -1954,8 +1980,8 @@
               <w:jc w:val="center"/>
               <w:rPr>
                 <w:rFonts w:ascii="Arial" w:eastAsia="黑体" w:hAnsi="Arial" w:cs="Arial"/>
-                <w:sz w:val="14"/>
-                <w:szCs w:val="14"/>
+                <w:sz w:val="13"/>
+                <w:szCs w:val="13"/>
               </w:rPr>
             </w:pPr>
             <w:bookmarkStart w:id="67" w:name="Correct_4"/>
@@ -1972,8 +1998,8 @@
               <w:jc w:val="center"/>
               <w:rPr>
                 <w:rFonts w:ascii="Arial" w:eastAsia="黑体" w:hAnsi="Arial" w:cs="Arial"/>
-                <w:sz w:val="14"/>
-                <w:szCs w:val="14"/>
+                <w:sz w:val="13"/>
+                <w:szCs w:val="13"/>
               </w:rPr>
             </w:pPr>
             <w:bookmarkStart w:id="68" w:name="MoistureRegain_4"/>
@@ -1990,8 +2016,8 @@
               <w:jc w:val="center"/>
               <w:rPr>
                 <w:rFonts w:ascii="Arial" w:eastAsia="黑体" w:hAnsi="Arial" w:cs="Arial"/>
-                <w:sz w:val="14"/>
-                <w:szCs w:val="14"/>
+                <w:sz w:val="13"/>
+                <w:szCs w:val="13"/>
               </w:rPr>
             </w:pPr>
             <w:bookmarkStart w:id="69" w:name="Rate_4"/>
@@ -2013,27 +2039,27 @@
               <w:rPr>
                 <w:rFonts w:ascii="Arial" w:eastAsia="黑体" w:hAnsi="Arial" w:cs="Arial"/>
                 <w:color w:val="538135" w:themeColor="accent6" w:themeShade="BF"/>
+                <w:sz w:val="16"/>
+                <w:szCs w:val="16"/>
+              </w:rPr>
+            </w:pPr>
+            <w:bookmarkStart w:id="70" w:name="Section_5"/>
+            <w:bookmarkEnd w:id="70"/>
+          </w:p>
+        </w:tc>
+        <w:tc>
+          <w:tcPr>
+            <w:tcW w:w="1418" w:type="dxa"/>
+          </w:tcPr>
+          <w:p>
+            <w:pPr>
+              <w:spacing w:after="0" w:line="240" w:lineRule="auto"/>
+              <w:rPr>
+                <w:rFonts w:ascii="Arial" w:eastAsia="黑体" w:hAnsi="Arial" w:cs="Arial"/>
                 <w:sz w:val="18"/>
                 <w:szCs w:val="18"/>
               </w:rPr>
             </w:pPr>
-            <w:bookmarkStart w:id="70" w:name="Section_5"/>
-            <w:bookmarkEnd w:id="70"/>
-          </w:p>
-        </w:tc>
-        <w:tc>
-          <w:tcPr>
-            <w:tcW w:w="1418" w:type="dxa"/>
-          </w:tcPr>
-          <w:p>
-            <w:pPr>
-              <w:spacing w:after="0" w:line="240" w:lineRule="auto"/>
-              <w:rPr>
-                <w:rFonts w:ascii="Arial" w:eastAsia="黑体" w:hAnsi="Arial" w:cs="Arial"/>
-                <w:sz w:val="20"/>
-                <w:szCs w:val="20"/>
-              </w:rPr>
-            </w:pPr>
             <w:bookmarkStart w:id="71" w:name="Sum_5"/>
             <w:bookmarkEnd w:id="71"/>
           </w:p>
@@ -2048,8 +2074,8 @@
               <w:jc w:val="center"/>
               <w:rPr>
                 <w:rFonts w:ascii="Arial" w:eastAsia="黑体" w:hAnsi="Arial" w:cs="Arial"/>
-                <w:sz w:val="14"/>
-                <w:szCs w:val="14"/>
+                <w:sz w:val="13"/>
+                <w:szCs w:val="13"/>
               </w:rPr>
             </w:pPr>
             <w:bookmarkStart w:id="72" w:name="GSMTrail1_5"/>
@@ -2058,7 +2084,7 @@
         </w:tc>
         <w:tc>
           <w:tcPr>
-            <w:tcW w:w="851" w:type="dxa"/>
+            <w:tcW w:w="992" w:type="dxa"/>
           </w:tcPr>
           <w:p>
             <w:pPr>
@@ -2066,8 +2092,8 @@
               <w:jc w:val="center"/>
               <w:rPr>
                 <w:rFonts w:ascii="Arial" w:eastAsia="黑体" w:hAnsi="Arial" w:cs="Arial"/>
-                <w:sz w:val="14"/>
-                <w:szCs w:val="14"/>
+                <w:sz w:val="13"/>
+                <w:szCs w:val="13"/>
               </w:rPr>
             </w:pPr>
             <w:bookmarkStart w:id="73" w:name="RateTrail1_5"/>
@@ -2076,7 +2102,7 @@
         </w:tc>
         <w:tc>
           <w:tcPr>
-            <w:tcW w:w="1275" w:type="dxa"/>
+            <w:tcW w:w="993" w:type="dxa"/>
           </w:tcPr>
           <w:p>
             <w:pPr>
@@ -2084,8 +2110,8 @@
               <w:jc w:val="center"/>
               <w:rPr>
                 <w:rFonts w:ascii="Arial" w:eastAsia="黑体" w:hAnsi="Arial" w:cs="Arial"/>
-                <w:sz w:val="14"/>
-                <w:szCs w:val="14"/>
+                <w:sz w:val="13"/>
+                <w:szCs w:val="13"/>
               </w:rPr>
             </w:pPr>
             <w:bookmarkStart w:id="74" w:name="GSMTrail2_5"/>
@@ -2094,7 +2120,7 @@
         </w:tc>
         <w:tc>
           <w:tcPr>
-            <w:tcW w:w="851" w:type="dxa"/>
+            <w:tcW w:w="992" w:type="dxa"/>
           </w:tcPr>
           <w:p>
             <w:pPr>
@@ -2102,8 +2128,8 @@
               <w:jc w:val="center"/>
               <w:rPr>
                 <w:rFonts w:ascii="Arial" w:eastAsia="黑体" w:hAnsi="Arial" w:cs="Arial"/>
-                <w:sz w:val="14"/>
-                <w:szCs w:val="14"/>
+                <w:sz w:val="13"/>
+                <w:szCs w:val="13"/>
               </w:rPr>
             </w:pPr>
             <w:bookmarkStart w:id="75" w:name="RateTrail2_5"/>
@@ -2120,8 +2146,8 @@
               <w:jc w:val="center"/>
               <w:rPr>
                 <w:rFonts w:ascii="Arial" w:eastAsia="黑体" w:hAnsi="Arial" w:cs="Arial"/>
-                <w:sz w:val="14"/>
-                <w:szCs w:val="14"/>
+                <w:sz w:val="13"/>
+                <w:szCs w:val="13"/>
               </w:rPr>
             </w:pPr>
             <w:bookmarkStart w:id="76" w:name="Avg_5"/>
@@ -2138,8 +2164,8 @@
               <w:jc w:val="center"/>
               <w:rPr>
                 <w:rFonts w:ascii="Arial" w:eastAsia="黑体" w:hAnsi="Arial" w:cs="Arial"/>
-                <w:sz w:val="14"/>
-                <w:szCs w:val="14"/>
+                <w:sz w:val="13"/>
+                <w:szCs w:val="13"/>
               </w:rPr>
             </w:pPr>
             <w:bookmarkStart w:id="77" w:name="Correct_5"/>
@@ -2156,8 +2182,8 @@
               <w:jc w:val="center"/>
               <w:rPr>
                 <w:rFonts w:ascii="Arial" w:eastAsia="黑体" w:hAnsi="Arial" w:cs="Arial"/>
-                <w:sz w:val="14"/>
-                <w:szCs w:val="14"/>
+                <w:sz w:val="13"/>
+                <w:szCs w:val="13"/>
               </w:rPr>
             </w:pPr>
             <w:bookmarkStart w:id="78" w:name="MoistureRegain_5"/>
@@ -2174,8 +2200,8 @@
               <w:jc w:val="center"/>
               <w:rPr>
                 <w:rFonts w:ascii="Arial" w:eastAsia="黑体" w:hAnsi="Arial" w:cs="Arial"/>
-                <w:sz w:val="14"/>
-                <w:szCs w:val="14"/>
+                <w:sz w:val="13"/>
+                <w:szCs w:val="13"/>
               </w:rPr>
             </w:pPr>
             <w:bookmarkStart w:id="79" w:name="Rate_5"/>
@@ -2197,27 +2223,27 @@
               <w:rPr>
                 <w:rFonts w:ascii="Arial" w:eastAsia="黑体" w:hAnsi="Arial" w:cs="Arial"/>
                 <w:color w:val="538135" w:themeColor="accent6" w:themeShade="BF"/>
+                <w:sz w:val="16"/>
+                <w:szCs w:val="16"/>
+              </w:rPr>
+            </w:pPr>
+            <w:bookmarkStart w:id="80" w:name="Section_6"/>
+            <w:bookmarkEnd w:id="80"/>
+          </w:p>
+        </w:tc>
+        <w:tc>
+          <w:tcPr>
+            <w:tcW w:w="1418" w:type="dxa"/>
+          </w:tcPr>
+          <w:p>
+            <w:pPr>
+              <w:spacing w:after="0" w:line="240" w:lineRule="auto"/>
+              <w:rPr>
+                <w:rFonts w:ascii="Arial" w:eastAsia="黑体" w:hAnsi="Arial" w:cs="Arial"/>
                 <w:sz w:val="18"/>
                 <w:szCs w:val="18"/>
               </w:rPr>
             </w:pPr>
-            <w:bookmarkStart w:id="80" w:name="Section_6"/>
-            <w:bookmarkEnd w:id="80"/>
-          </w:p>
-        </w:tc>
-        <w:tc>
-          <w:tcPr>
-            <w:tcW w:w="1418" w:type="dxa"/>
-          </w:tcPr>
-          <w:p>
-            <w:pPr>
-              <w:spacing w:after="0" w:line="240" w:lineRule="auto"/>
-              <w:rPr>
-                <w:rFonts w:ascii="Arial" w:eastAsia="黑体" w:hAnsi="Arial" w:cs="Arial"/>
-                <w:sz w:val="20"/>
-                <w:szCs w:val="20"/>
-              </w:rPr>
-            </w:pPr>
             <w:bookmarkStart w:id="81" w:name="Sum_6"/>
             <w:bookmarkEnd w:id="81"/>
           </w:p>
@@ -2232,8 +2258,8 @@
               <w:jc w:val="center"/>
               <w:rPr>
                 <w:rFonts w:ascii="Arial" w:eastAsia="黑体" w:hAnsi="Arial" w:cs="Arial"/>
-                <w:sz w:val="14"/>
-                <w:szCs w:val="14"/>
+                <w:sz w:val="13"/>
+                <w:szCs w:val="13"/>
               </w:rPr>
             </w:pPr>
             <w:bookmarkStart w:id="82" w:name="GSMTrail1_6"/>
@@ -2242,7 +2268,7 @@
         </w:tc>
         <w:tc>
           <w:tcPr>
-            <w:tcW w:w="851" w:type="dxa"/>
+            <w:tcW w:w="992" w:type="dxa"/>
           </w:tcPr>
           <w:p>
             <w:pPr>
@@ -2250,8 +2276,8 @@
               <w:jc w:val="center"/>
               <w:rPr>
                 <w:rFonts w:ascii="Arial" w:eastAsia="黑体" w:hAnsi="Arial" w:cs="Arial"/>
-                <w:sz w:val="14"/>
-                <w:szCs w:val="14"/>
+                <w:sz w:val="13"/>
+                <w:szCs w:val="13"/>
               </w:rPr>
             </w:pPr>
             <w:bookmarkStart w:id="83" w:name="RateTrail1_6"/>
@@ -2260,7 +2286,7 @@
         </w:tc>
         <w:tc>
           <w:tcPr>
-            <w:tcW w:w="1275" w:type="dxa"/>
+            <w:tcW w:w="993" w:type="dxa"/>
           </w:tcPr>
           <w:p>
             <w:pPr>
@@ -2268,8 +2294,8 @@
               <w:jc w:val="center"/>
               <w:rPr>
                 <w:rFonts w:ascii="Arial" w:eastAsia="黑体" w:hAnsi="Arial" w:cs="Arial"/>
-                <w:sz w:val="14"/>
-                <w:szCs w:val="14"/>
+                <w:sz w:val="13"/>
+                <w:szCs w:val="13"/>
               </w:rPr>
             </w:pPr>
             <w:bookmarkStart w:id="84" w:name="GSMTrail2_6"/>
@@ -2278,7 +2304,7 @@
         </w:tc>
         <w:tc>
           <w:tcPr>
-            <w:tcW w:w="851" w:type="dxa"/>
+            <w:tcW w:w="992" w:type="dxa"/>
           </w:tcPr>
           <w:p>
             <w:pPr>
@@ -2286,8 +2312,8 @@
               <w:jc w:val="center"/>
               <w:rPr>
                 <w:rFonts w:ascii="Arial" w:eastAsia="黑体" w:hAnsi="Arial" w:cs="Arial"/>
-                <w:sz w:val="14"/>
-                <w:szCs w:val="14"/>
+                <w:sz w:val="13"/>
+                <w:szCs w:val="13"/>
               </w:rPr>
             </w:pPr>
             <w:bookmarkStart w:id="85" w:name="RateTrail2_6"/>
@@ -2304,8 +2330,8 @@
               <w:jc w:val="center"/>
               <w:rPr>
                 <w:rFonts w:ascii="Arial" w:eastAsia="黑体" w:hAnsi="Arial" w:cs="Arial"/>
-                <w:sz w:val="14"/>
-                <w:szCs w:val="14"/>
+                <w:sz w:val="13"/>
+                <w:szCs w:val="13"/>
               </w:rPr>
             </w:pPr>
             <w:bookmarkStart w:id="86" w:name="Avg_6"/>
@@ -2322,8 +2348,8 @@
               <w:jc w:val="center"/>
               <w:rPr>
                 <w:rFonts w:ascii="Arial" w:eastAsia="黑体" w:hAnsi="Arial" w:cs="Arial"/>
-                <w:sz w:val="14"/>
-                <w:szCs w:val="14"/>
+                <w:sz w:val="13"/>
+                <w:szCs w:val="13"/>
               </w:rPr>
             </w:pPr>
             <w:bookmarkStart w:id="87" w:name="Correct_6"/>
@@ -2340,8 +2366,8 @@
               <w:jc w:val="center"/>
               <w:rPr>
                 <w:rFonts w:ascii="Arial" w:eastAsia="黑体" w:hAnsi="Arial" w:cs="Arial"/>
-                <w:sz w:val="14"/>
-                <w:szCs w:val="14"/>
+                <w:sz w:val="13"/>
+                <w:szCs w:val="13"/>
               </w:rPr>
             </w:pPr>
             <w:bookmarkStart w:id="88" w:name="MoistureRegain_6"/>
@@ -2358,8 +2384,8 @@
               <w:jc w:val="center"/>
               <w:rPr>
                 <w:rFonts w:ascii="Arial" w:eastAsia="黑体" w:hAnsi="Arial" w:cs="Arial"/>
-                <w:sz w:val="14"/>
-                <w:szCs w:val="14"/>
+                <w:sz w:val="13"/>
+                <w:szCs w:val="13"/>
               </w:rPr>
             </w:pPr>
             <w:bookmarkStart w:id="89" w:name="Rate_6"/>
@@ -2381,27 +2407,27 @@
               <w:rPr>
                 <w:rFonts w:ascii="Arial" w:eastAsia="黑体" w:hAnsi="Arial" w:cs="Arial"/>
                 <w:color w:val="538135" w:themeColor="accent6" w:themeShade="BF"/>
+                <w:sz w:val="16"/>
+                <w:szCs w:val="16"/>
+              </w:rPr>
+            </w:pPr>
+            <w:bookmarkStart w:id="90" w:name="Section_7"/>
+            <w:bookmarkEnd w:id="90"/>
+          </w:p>
+        </w:tc>
+        <w:tc>
+          <w:tcPr>
+            <w:tcW w:w="1418" w:type="dxa"/>
+          </w:tcPr>
+          <w:p>
+            <w:pPr>
+              <w:spacing w:after="0" w:line="240" w:lineRule="auto"/>
+              <w:rPr>
+                <w:rFonts w:ascii="Arial" w:eastAsia="黑体" w:hAnsi="Arial" w:cs="Arial"/>
                 <w:sz w:val="18"/>
                 <w:szCs w:val="18"/>
               </w:rPr>
             </w:pPr>
-            <w:bookmarkStart w:id="90" w:name="Section_7"/>
-            <w:bookmarkEnd w:id="90"/>
-          </w:p>
-        </w:tc>
-        <w:tc>
-          <w:tcPr>
-            <w:tcW w:w="1418" w:type="dxa"/>
-          </w:tcPr>
-          <w:p>
-            <w:pPr>
-              <w:spacing w:after="0" w:line="240" w:lineRule="auto"/>
-              <w:rPr>
-                <w:rFonts w:ascii="Arial" w:eastAsia="黑体" w:hAnsi="Arial" w:cs="Arial"/>
-                <w:sz w:val="20"/>
-                <w:szCs w:val="20"/>
-              </w:rPr>
-            </w:pPr>
             <w:bookmarkStart w:id="91" w:name="Sum_7"/>
             <w:bookmarkEnd w:id="91"/>
           </w:p>
@@ -2416,8 +2442,8 @@
               <w:jc w:val="center"/>
               <w:rPr>
                 <w:rFonts w:ascii="Arial" w:eastAsia="黑体" w:hAnsi="Arial" w:cs="Arial"/>
-                <w:sz w:val="14"/>
-                <w:szCs w:val="14"/>
+                <w:sz w:val="13"/>
+                <w:szCs w:val="13"/>
               </w:rPr>
             </w:pPr>
             <w:bookmarkStart w:id="92" w:name="GSMTrail1_7"/>
@@ -2426,7 +2452,7 @@
         </w:tc>
         <w:tc>
           <w:tcPr>
-            <w:tcW w:w="851" w:type="dxa"/>
+            <w:tcW w:w="992" w:type="dxa"/>
           </w:tcPr>
           <w:p>
             <w:pPr>
@@ -2434,8 +2460,8 @@
               <w:jc w:val="center"/>
               <w:rPr>
                 <w:rFonts w:ascii="Arial" w:eastAsia="黑体" w:hAnsi="Arial" w:cs="Arial"/>
-                <w:sz w:val="14"/>
-                <w:szCs w:val="14"/>
+                <w:sz w:val="13"/>
+                <w:szCs w:val="13"/>
               </w:rPr>
             </w:pPr>
             <w:bookmarkStart w:id="93" w:name="RateTrail1_7"/>
@@ -2444,7 +2470,7 @@
         </w:tc>
         <w:tc>
           <w:tcPr>
-            <w:tcW w:w="1275" w:type="dxa"/>
+            <w:tcW w:w="993" w:type="dxa"/>
           </w:tcPr>
           <w:p>
             <w:pPr>
@@ -2452,8 +2478,8 @@
               <w:jc w:val="center"/>
               <w:rPr>
                 <w:rFonts w:ascii="Arial" w:eastAsia="黑体" w:hAnsi="Arial" w:cs="Arial"/>
-                <w:sz w:val="14"/>
-                <w:szCs w:val="14"/>
+                <w:sz w:val="13"/>
+                <w:szCs w:val="13"/>
               </w:rPr>
             </w:pPr>
             <w:bookmarkStart w:id="94" w:name="GSMTrail2_7"/>
@@ -2462,7 +2488,7 @@
         </w:tc>
         <w:tc>
           <w:tcPr>
-            <w:tcW w:w="851" w:type="dxa"/>
+            <w:tcW w:w="992" w:type="dxa"/>
           </w:tcPr>
           <w:p>
             <w:pPr>
@@ -2470,8 +2496,8 @@
               <w:jc w:val="center"/>
               <w:rPr>
                 <w:rFonts w:ascii="Arial" w:eastAsia="黑体" w:hAnsi="Arial" w:cs="Arial"/>
-                <w:sz w:val="14"/>
-                <w:szCs w:val="14"/>
+                <w:sz w:val="13"/>
+                <w:szCs w:val="13"/>
               </w:rPr>
             </w:pPr>
             <w:bookmarkStart w:id="95" w:name="RateTrail2_7"/>
@@ -2488,8 +2514,8 @@
               <w:jc w:val="center"/>
               <w:rPr>
                 <w:rFonts w:ascii="Arial" w:eastAsia="黑体" w:hAnsi="Arial" w:cs="Arial"/>
-                <w:sz w:val="14"/>
-                <w:szCs w:val="14"/>
+                <w:sz w:val="13"/>
+                <w:szCs w:val="13"/>
               </w:rPr>
             </w:pPr>
             <w:bookmarkStart w:id="96" w:name="Avg_7"/>
@@ -2506,8 +2532,8 @@
               <w:jc w:val="center"/>
               <w:rPr>
                 <w:rFonts w:ascii="Arial" w:eastAsia="黑体" w:hAnsi="Arial" w:cs="Arial"/>
-                <w:sz w:val="14"/>
-                <w:szCs w:val="14"/>
+                <w:sz w:val="13"/>
+                <w:szCs w:val="13"/>
               </w:rPr>
             </w:pPr>
             <w:bookmarkStart w:id="97" w:name="Correct_7"/>
@@ -2524,8 +2550,8 @@
               <w:jc w:val="center"/>
               <w:rPr>
                 <w:rFonts w:ascii="Arial" w:eastAsia="黑体" w:hAnsi="Arial" w:cs="Arial"/>
-                <w:sz w:val="14"/>
-                <w:szCs w:val="14"/>
+                <w:sz w:val="13"/>
+                <w:szCs w:val="13"/>
               </w:rPr>
             </w:pPr>
             <w:bookmarkStart w:id="98" w:name="MoistureRegain_7"/>
@@ -2542,8 +2568,8 @@
               <w:jc w:val="center"/>
               <w:rPr>
                 <w:rFonts w:ascii="Arial" w:eastAsia="黑体" w:hAnsi="Arial" w:cs="Arial"/>
-                <w:sz w:val="14"/>
-                <w:szCs w:val="14"/>
+                <w:sz w:val="13"/>
+                <w:szCs w:val="13"/>
               </w:rPr>
             </w:pPr>
             <w:bookmarkStart w:id="99" w:name="Rate_7"/>
@@ -2565,27 +2591,27 @@
               <w:rPr>
                 <w:rFonts w:ascii="Arial" w:eastAsia="黑体" w:hAnsi="Arial" w:cs="Arial"/>
                 <w:color w:val="538135" w:themeColor="accent6" w:themeShade="BF"/>
+                <w:sz w:val="16"/>
+                <w:szCs w:val="16"/>
+              </w:rPr>
+            </w:pPr>
+            <w:bookmarkStart w:id="100" w:name="Section_8"/>
+            <w:bookmarkEnd w:id="100"/>
+          </w:p>
+        </w:tc>
+        <w:tc>
+          <w:tcPr>
+            <w:tcW w:w="1418" w:type="dxa"/>
+          </w:tcPr>
+          <w:p>
+            <w:pPr>
+              <w:spacing w:after="0" w:line="240" w:lineRule="auto"/>
+              <w:rPr>
+                <w:rFonts w:ascii="Arial" w:eastAsia="黑体" w:hAnsi="Arial" w:cs="Arial"/>
                 <w:sz w:val="18"/>
                 <w:szCs w:val="18"/>
               </w:rPr>
             </w:pPr>
-            <w:bookmarkStart w:id="100" w:name="Section_8"/>
-            <w:bookmarkEnd w:id="100"/>
-          </w:p>
-        </w:tc>
-        <w:tc>
-          <w:tcPr>
-            <w:tcW w:w="1418" w:type="dxa"/>
-          </w:tcPr>
-          <w:p>
-            <w:pPr>
-              <w:spacing w:after="0" w:line="240" w:lineRule="auto"/>
-              <w:rPr>
-                <w:rFonts w:ascii="Arial" w:eastAsia="黑体" w:hAnsi="Arial" w:cs="Arial"/>
-                <w:sz w:val="20"/>
-                <w:szCs w:val="20"/>
-              </w:rPr>
-            </w:pPr>
             <w:bookmarkStart w:id="101" w:name="Sum_8"/>
             <w:bookmarkEnd w:id="101"/>
           </w:p>
@@ -2600,8 +2626,8 @@
               <w:jc w:val="center"/>
               <w:rPr>
                 <w:rFonts w:ascii="Arial" w:eastAsia="黑体" w:hAnsi="Arial" w:cs="Arial"/>
-                <w:sz w:val="14"/>
-                <w:szCs w:val="14"/>
+                <w:sz w:val="13"/>
+                <w:szCs w:val="13"/>
               </w:rPr>
             </w:pPr>
             <w:bookmarkStart w:id="102" w:name="GSMTrail1_8"/>
@@ -2610,7 +2636,7 @@
         </w:tc>
         <w:tc>
           <w:tcPr>
-            <w:tcW w:w="851" w:type="dxa"/>
+            <w:tcW w:w="992" w:type="dxa"/>
           </w:tcPr>
           <w:p>
             <w:pPr>
@@ -2618,8 +2644,8 @@
               <w:jc w:val="center"/>
               <w:rPr>
                 <w:rFonts w:ascii="Arial" w:eastAsia="黑体" w:hAnsi="Arial" w:cs="Arial"/>
-                <w:sz w:val="14"/>
-                <w:szCs w:val="14"/>
+                <w:sz w:val="13"/>
+                <w:szCs w:val="13"/>
               </w:rPr>
             </w:pPr>
             <w:bookmarkStart w:id="103" w:name="RateTrail1_8"/>
@@ -2628,7 +2654,7 @@
         </w:tc>
         <w:tc>
           <w:tcPr>
-            <w:tcW w:w="1275" w:type="dxa"/>
+            <w:tcW w:w="993" w:type="dxa"/>
           </w:tcPr>
           <w:p>
             <w:pPr>
@@ -2636,8 +2662,8 @@
               <w:jc w:val="center"/>
               <w:rPr>
                 <w:rFonts w:ascii="Arial" w:eastAsia="黑体" w:hAnsi="Arial" w:cs="Arial"/>
-                <w:sz w:val="14"/>
-                <w:szCs w:val="14"/>
+                <w:sz w:val="13"/>
+                <w:szCs w:val="13"/>
               </w:rPr>
             </w:pPr>
             <w:bookmarkStart w:id="104" w:name="GSMTrail2_8"/>
@@ -2646,7 +2672,7 @@
         </w:tc>
         <w:tc>
           <w:tcPr>
-            <w:tcW w:w="851" w:type="dxa"/>
+            <w:tcW w:w="992" w:type="dxa"/>
           </w:tcPr>
           <w:p>
             <w:pPr>
@@ -2654,8 +2680,8 @@
               <w:jc w:val="center"/>
               <w:rPr>
                 <w:rFonts w:ascii="Arial" w:eastAsia="黑体" w:hAnsi="Arial" w:cs="Arial"/>
-                <w:sz w:val="14"/>
-                <w:szCs w:val="14"/>
+                <w:sz w:val="13"/>
+                <w:szCs w:val="13"/>
               </w:rPr>
             </w:pPr>
             <w:bookmarkStart w:id="105" w:name="RateTrail2_8"/>
@@ -2672,8 +2698,8 @@
               <w:jc w:val="center"/>
               <w:rPr>
                 <w:rFonts w:ascii="Arial" w:eastAsia="黑体" w:hAnsi="Arial" w:cs="Arial"/>
-                <w:sz w:val="14"/>
-                <w:szCs w:val="14"/>
+                <w:sz w:val="13"/>
+                <w:szCs w:val="13"/>
               </w:rPr>
             </w:pPr>
             <w:bookmarkStart w:id="106" w:name="Avg_8"/>
@@ -2690,8 +2716,8 @@
               <w:jc w:val="center"/>
               <w:rPr>
                 <w:rFonts w:ascii="Arial" w:eastAsia="黑体" w:hAnsi="Arial" w:cs="Arial"/>
-                <w:sz w:val="14"/>
-                <w:szCs w:val="14"/>
+                <w:sz w:val="13"/>
+                <w:szCs w:val="13"/>
               </w:rPr>
             </w:pPr>
             <w:bookmarkStart w:id="107" w:name="Correct_8"/>
@@ -2708,8 +2734,8 @@
               <w:jc w:val="center"/>
               <w:rPr>
                 <w:rFonts w:ascii="Arial" w:eastAsia="黑体" w:hAnsi="Arial" w:cs="Arial"/>
-                <w:sz w:val="14"/>
-                <w:szCs w:val="14"/>
+                <w:sz w:val="13"/>
+                <w:szCs w:val="13"/>
               </w:rPr>
             </w:pPr>
             <w:bookmarkStart w:id="108" w:name="MoistureRegain_8"/>
@@ -2726,8 +2752,8 @@
               <w:jc w:val="center"/>
               <w:rPr>
                 <w:rFonts w:ascii="Arial" w:eastAsia="黑体" w:hAnsi="Arial" w:cs="Arial"/>
-                <w:sz w:val="14"/>
-                <w:szCs w:val="14"/>
+                <w:sz w:val="13"/>
+                <w:szCs w:val="13"/>
               </w:rPr>
             </w:pPr>
             <w:bookmarkStart w:id="109" w:name="Rate_8"/>
@@ -2749,27 +2775,27 @@
               <w:rPr>
                 <w:rFonts w:ascii="Arial" w:eastAsia="黑体" w:hAnsi="Arial" w:cs="Arial"/>
                 <w:color w:val="538135" w:themeColor="accent6" w:themeShade="BF"/>
+                <w:sz w:val="16"/>
+                <w:szCs w:val="16"/>
+              </w:rPr>
+            </w:pPr>
+            <w:bookmarkStart w:id="110" w:name="Section_9"/>
+            <w:bookmarkEnd w:id="110"/>
+          </w:p>
+        </w:tc>
+        <w:tc>
+          <w:tcPr>
+            <w:tcW w:w="1418" w:type="dxa"/>
+          </w:tcPr>
+          <w:p>
+            <w:pPr>
+              <w:spacing w:after="0" w:line="240" w:lineRule="auto"/>
+              <w:rPr>
+                <w:rFonts w:ascii="Arial" w:eastAsia="黑体" w:hAnsi="Arial" w:cs="Arial"/>
                 <w:sz w:val="18"/>
                 <w:szCs w:val="18"/>
               </w:rPr>
             </w:pPr>
-            <w:bookmarkStart w:id="110" w:name="Section_9"/>
-            <w:bookmarkEnd w:id="110"/>
-          </w:p>
-        </w:tc>
-        <w:tc>
-          <w:tcPr>
-            <w:tcW w:w="1418" w:type="dxa"/>
-          </w:tcPr>
-          <w:p>
-            <w:pPr>
-              <w:spacing w:after="0" w:line="240" w:lineRule="auto"/>
-              <w:rPr>
-                <w:rFonts w:ascii="Arial" w:eastAsia="黑体" w:hAnsi="Arial" w:cs="Arial"/>
-                <w:sz w:val="20"/>
-                <w:szCs w:val="20"/>
-              </w:rPr>
-            </w:pPr>
             <w:bookmarkStart w:id="111" w:name="Sum_9"/>
             <w:bookmarkEnd w:id="111"/>
           </w:p>
@@ -2784,8 +2810,8 @@
               <w:jc w:val="center"/>
               <w:rPr>
                 <w:rFonts w:ascii="Arial" w:eastAsia="黑体" w:hAnsi="Arial" w:cs="Arial"/>
-                <w:sz w:val="14"/>
-                <w:szCs w:val="14"/>
+                <w:sz w:val="13"/>
+                <w:szCs w:val="13"/>
               </w:rPr>
             </w:pPr>
             <w:bookmarkStart w:id="112" w:name="GSMTrail1_9"/>
@@ -2794,7 +2820,7 @@
         </w:tc>
         <w:tc>
           <w:tcPr>
-            <w:tcW w:w="851" w:type="dxa"/>
+            <w:tcW w:w="992" w:type="dxa"/>
           </w:tcPr>
           <w:p>
             <w:pPr>
@@ -2802,8 +2828,8 @@
               <w:jc w:val="center"/>
               <w:rPr>
                 <w:rFonts w:ascii="Arial" w:eastAsia="黑体" w:hAnsi="Arial" w:cs="Arial"/>
-                <w:sz w:val="14"/>
-                <w:szCs w:val="14"/>
+                <w:sz w:val="13"/>
+                <w:szCs w:val="13"/>
               </w:rPr>
             </w:pPr>
             <w:bookmarkStart w:id="113" w:name="RateTrail1_9"/>
@@ -2812,7 +2838,7 @@
         </w:tc>
         <w:tc>
           <w:tcPr>
-            <w:tcW w:w="1275" w:type="dxa"/>
+            <w:tcW w:w="993" w:type="dxa"/>
           </w:tcPr>
           <w:p>
             <w:pPr>
@@ -2820,8 +2846,8 @@
               <w:jc w:val="center"/>
               <w:rPr>
                 <w:rFonts w:ascii="Arial" w:eastAsia="黑体" w:hAnsi="Arial" w:cs="Arial"/>
-                <w:sz w:val="14"/>
-                <w:szCs w:val="14"/>
+                <w:sz w:val="13"/>
+                <w:szCs w:val="13"/>
               </w:rPr>
             </w:pPr>
             <w:bookmarkStart w:id="114" w:name="GSMTrail2_9"/>
@@ -2830,7 +2856,7 @@
         </w:tc>
         <w:tc>
           <w:tcPr>
-            <w:tcW w:w="851" w:type="dxa"/>
+            <w:tcW w:w="992" w:type="dxa"/>
           </w:tcPr>
           <w:p>
             <w:pPr>
@@ -2838,8 +2864,8 @@
               <w:jc w:val="center"/>
               <w:rPr>
                 <w:rFonts w:ascii="Arial" w:eastAsia="黑体" w:hAnsi="Arial" w:cs="Arial"/>
-                <w:sz w:val="14"/>
-                <w:szCs w:val="14"/>
+                <w:sz w:val="13"/>
+                <w:szCs w:val="13"/>
               </w:rPr>
             </w:pPr>
             <w:bookmarkStart w:id="115" w:name="RateTrail2_9"/>
@@ -2856,8 +2882,8 @@
               <w:jc w:val="center"/>
               <w:rPr>
                 <w:rFonts w:ascii="Arial" w:eastAsia="黑体" w:hAnsi="Arial" w:cs="Arial"/>
-                <w:sz w:val="14"/>
-                <w:szCs w:val="14"/>
+                <w:sz w:val="13"/>
+                <w:szCs w:val="13"/>
               </w:rPr>
             </w:pPr>
             <w:bookmarkStart w:id="116" w:name="Avg_9"/>
@@ -2874,8 +2900,8 @@
               <w:jc w:val="center"/>
               <w:rPr>
                 <w:rFonts w:ascii="Arial" w:eastAsia="黑体" w:hAnsi="Arial" w:cs="Arial"/>
-                <w:sz w:val="14"/>
-                <w:szCs w:val="14"/>
+                <w:sz w:val="13"/>
+                <w:szCs w:val="13"/>
               </w:rPr>
             </w:pPr>
             <w:bookmarkStart w:id="117" w:name="Correct_9"/>
@@ -2892,8 +2918,8 @@
               <w:jc w:val="center"/>
               <w:rPr>
                 <w:rFonts w:ascii="Arial" w:eastAsia="黑体" w:hAnsi="Arial" w:cs="Arial"/>
-                <w:sz w:val="14"/>
-                <w:szCs w:val="14"/>
+                <w:sz w:val="13"/>
+                <w:szCs w:val="13"/>
               </w:rPr>
             </w:pPr>
             <w:bookmarkStart w:id="118" w:name="MoistureRegain_9"/>
@@ -2910,8 +2936,8 @@
               <w:jc w:val="center"/>
               <w:rPr>
                 <w:rFonts w:ascii="Arial" w:eastAsia="黑体" w:hAnsi="Arial" w:cs="Arial"/>
-                <w:sz w:val="14"/>
-                <w:szCs w:val="14"/>
+                <w:sz w:val="13"/>
+                <w:szCs w:val="13"/>
               </w:rPr>
             </w:pPr>
             <w:bookmarkStart w:id="119" w:name="Rate_9"/>
@@ -2933,27 +2959,27 @@
               <w:rPr>
                 <w:rFonts w:ascii="Arial" w:eastAsia="黑体" w:hAnsi="Arial" w:cs="Arial"/>
                 <w:color w:val="538135" w:themeColor="accent6" w:themeShade="BF"/>
+                <w:sz w:val="16"/>
+                <w:szCs w:val="16"/>
+              </w:rPr>
+            </w:pPr>
+            <w:bookmarkStart w:id="120" w:name="Section_10"/>
+            <w:bookmarkEnd w:id="120"/>
+          </w:p>
+        </w:tc>
+        <w:tc>
+          <w:tcPr>
+            <w:tcW w:w="1418" w:type="dxa"/>
+          </w:tcPr>
+          <w:p>
+            <w:pPr>
+              <w:spacing w:after="0" w:line="240" w:lineRule="auto"/>
+              <w:rPr>
+                <w:rFonts w:ascii="Arial" w:eastAsia="黑体" w:hAnsi="Arial" w:cs="Arial"/>
                 <w:sz w:val="18"/>
                 <w:szCs w:val="18"/>
               </w:rPr>
             </w:pPr>
-            <w:bookmarkStart w:id="120" w:name="Section_10"/>
-            <w:bookmarkEnd w:id="120"/>
-          </w:p>
-        </w:tc>
-        <w:tc>
-          <w:tcPr>
-            <w:tcW w:w="1418" w:type="dxa"/>
-          </w:tcPr>
-          <w:p>
-            <w:pPr>
-              <w:spacing w:after="0" w:line="240" w:lineRule="auto"/>
-              <w:rPr>
-                <w:rFonts w:ascii="Arial" w:eastAsia="黑体" w:hAnsi="Arial" w:cs="Arial"/>
-                <w:sz w:val="20"/>
-                <w:szCs w:val="20"/>
-              </w:rPr>
-            </w:pPr>
             <w:bookmarkStart w:id="121" w:name="Sum_10"/>
             <w:bookmarkEnd w:id="121"/>
           </w:p>
@@ -2968,8 +2994,8 @@
               <w:jc w:val="center"/>
               <w:rPr>
                 <w:rFonts w:ascii="Arial" w:eastAsia="黑体" w:hAnsi="Arial" w:cs="Arial"/>
-                <w:sz w:val="14"/>
-                <w:szCs w:val="14"/>
+                <w:sz w:val="13"/>
+                <w:szCs w:val="13"/>
               </w:rPr>
             </w:pPr>
             <w:bookmarkStart w:id="122" w:name="GSMTrail1_10"/>
@@ -2978,7 +3004,7 @@
         </w:tc>
         <w:tc>
           <w:tcPr>
-            <w:tcW w:w="851" w:type="dxa"/>
+            <w:tcW w:w="992" w:type="dxa"/>
           </w:tcPr>
           <w:p>
             <w:pPr>
@@ -2986,8 +3012,8 @@
               <w:jc w:val="center"/>
               <w:rPr>
                 <w:rFonts w:ascii="Arial" w:eastAsia="黑体" w:hAnsi="Arial" w:cs="Arial"/>
-                <w:sz w:val="14"/>
-                <w:szCs w:val="14"/>
+                <w:sz w:val="13"/>
+                <w:szCs w:val="13"/>
               </w:rPr>
             </w:pPr>
             <w:bookmarkStart w:id="123" w:name="RateTrail1_10"/>
@@ -2996,7 +3022,7 @@
         </w:tc>
         <w:tc>
           <w:tcPr>
-            <w:tcW w:w="1275" w:type="dxa"/>
+            <w:tcW w:w="993" w:type="dxa"/>
           </w:tcPr>
           <w:p>
             <w:pPr>
@@ -3004,8 +3030,8 @@
               <w:jc w:val="center"/>
               <w:rPr>
                 <w:rFonts w:ascii="Arial" w:eastAsia="黑体" w:hAnsi="Arial" w:cs="Arial"/>
-                <w:sz w:val="14"/>
-                <w:szCs w:val="14"/>
+                <w:sz w:val="13"/>
+                <w:szCs w:val="13"/>
               </w:rPr>
             </w:pPr>
             <w:bookmarkStart w:id="124" w:name="GSMTrail2_10"/>
@@ -3014,7 +3040,7 @@
         </w:tc>
         <w:tc>
           <w:tcPr>
-            <w:tcW w:w="851" w:type="dxa"/>
+            <w:tcW w:w="992" w:type="dxa"/>
           </w:tcPr>
           <w:p>
             <w:pPr>
@@ -3022,8 +3048,8 @@
               <w:jc w:val="center"/>
               <w:rPr>
                 <w:rFonts w:ascii="Arial" w:eastAsia="黑体" w:hAnsi="Arial" w:cs="Arial"/>
-                <w:sz w:val="14"/>
-                <w:szCs w:val="14"/>
+                <w:sz w:val="13"/>
+                <w:szCs w:val="13"/>
               </w:rPr>
             </w:pPr>
             <w:bookmarkStart w:id="125" w:name="RateTrail2_10"/>
@@ -3040,8 +3066,8 @@
               <w:jc w:val="center"/>
               <w:rPr>
                 <w:rFonts w:ascii="Arial" w:eastAsia="黑体" w:hAnsi="Arial" w:cs="Arial"/>
-                <w:sz w:val="14"/>
-                <w:szCs w:val="14"/>
+                <w:sz w:val="13"/>
+                <w:szCs w:val="13"/>
               </w:rPr>
             </w:pPr>
             <w:bookmarkStart w:id="126" w:name="Avg_10"/>
@@ -3058,8 +3084,8 @@
               <w:jc w:val="center"/>
               <w:rPr>
                 <w:rFonts w:ascii="Arial" w:eastAsia="黑体" w:hAnsi="Arial" w:cs="Arial"/>
-                <w:sz w:val="14"/>
-                <w:szCs w:val="14"/>
+                <w:sz w:val="13"/>
+                <w:szCs w:val="13"/>
               </w:rPr>
             </w:pPr>
             <w:bookmarkStart w:id="127" w:name="Correct_10"/>
@@ -3076,8 +3102,8 @@
               <w:jc w:val="center"/>
               <w:rPr>
                 <w:rFonts w:ascii="Arial" w:eastAsia="黑体" w:hAnsi="Arial" w:cs="Arial"/>
-                <w:sz w:val="14"/>
-                <w:szCs w:val="14"/>
+                <w:sz w:val="13"/>
+                <w:szCs w:val="13"/>
               </w:rPr>
             </w:pPr>
             <w:bookmarkStart w:id="128" w:name="MoistureRegain_10"/>
@@ -3094,8 +3120,8 @@
               <w:jc w:val="center"/>
               <w:rPr>
                 <w:rFonts w:ascii="Arial" w:eastAsia="黑体" w:hAnsi="Arial" w:cs="Arial"/>
-                <w:sz w:val="14"/>
-                <w:szCs w:val="14"/>
+                <w:sz w:val="13"/>
+                <w:szCs w:val="13"/>
               </w:rPr>
             </w:pPr>
             <w:bookmarkStart w:id="129" w:name="Rate_10"/>
@@ -3117,25 +3143,25 @@
               <w:rPr>
                 <w:rFonts w:ascii="Arial" w:eastAsia="黑体" w:hAnsi="Arial" w:cs="Arial"/>
                 <w:color w:val="538135" w:themeColor="accent6" w:themeShade="BF"/>
+                <w:sz w:val="16"/>
+                <w:szCs w:val="16"/>
+              </w:rPr>
+            </w:pPr>
+          </w:p>
+        </w:tc>
+        <w:tc>
+          <w:tcPr>
+            <w:tcW w:w="1418" w:type="dxa"/>
+          </w:tcPr>
+          <w:p>
+            <w:pPr>
+              <w:spacing w:after="0" w:line="240" w:lineRule="auto"/>
+              <w:rPr>
+                <w:rFonts w:ascii="Arial" w:eastAsia="黑体" w:hAnsi="Arial" w:cs="Arial"/>
                 <w:sz w:val="18"/>
                 <w:szCs w:val="18"/>
               </w:rPr>
             </w:pPr>
-          </w:p>
-        </w:tc>
-        <w:tc>
-          <w:tcPr>
-            <w:tcW w:w="1418" w:type="dxa"/>
-          </w:tcPr>
-          <w:p>
-            <w:pPr>
-              <w:spacing w:after="0" w:line="240" w:lineRule="auto"/>
-              <w:rPr>
-                <w:rFonts w:ascii="Arial" w:eastAsia="黑体" w:hAnsi="Arial" w:cs="Arial"/>
-                <w:sz w:val="20"/>
-                <w:szCs w:val="20"/>
-              </w:rPr>
-            </w:pPr>
             <w:bookmarkStart w:id="130" w:name="Sum_11"/>
             <w:bookmarkEnd w:id="130"/>
           </w:p>
@@ -3150,8 +3176,8 @@
               <w:jc w:val="center"/>
               <w:rPr>
                 <w:rFonts w:ascii="Arial" w:eastAsia="黑体" w:hAnsi="Arial" w:cs="Arial"/>
-                <w:sz w:val="14"/>
-                <w:szCs w:val="14"/>
+                <w:sz w:val="13"/>
+                <w:szCs w:val="13"/>
               </w:rPr>
             </w:pPr>
             <w:bookmarkStart w:id="131" w:name="GSMTrail1_11"/>
@@ -3160,7 +3186,7 @@
         </w:tc>
         <w:tc>
           <w:tcPr>
-            <w:tcW w:w="851" w:type="dxa"/>
+            <w:tcW w:w="992" w:type="dxa"/>
           </w:tcPr>
           <w:p>
             <w:pPr>
@@ -3168,8 +3194,8 @@
               <w:jc w:val="center"/>
               <w:rPr>
                 <w:rFonts w:ascii="Arial" w:eastAsia="黑体" w:hAnsi="Arial" w:cs="Arial"/>
-                <w:sz w:val="14"/>
-                <w:szCs w:val="14"/>
+                <w:sz w:val="13"/>
+                <w:szCs w:val="13"/>
               </w:rPr>
             </w:pPr>
             <w:bookmarkStart w:id="132" w:name="RateTrail1_11"/>
@@ -3178,7 +3204,7 @@
         </w:tc>
         <w:tc>
           <w:tcPr>
-            <w:tcW w:w="1275" w:type="dxa"/>
+            <w:tcW w:w="993" w:type="dxa"/>
           </w:tcPr>
           <w:p>
             <w:pPr>
@@ -3186,8 +3212,8 @@
               <w:jc w:val="center"/>
               <w:rPr>
                 <w:rFonts w:ascii="Arial" w:eastAsia="黑体" w:hAnsi="Arial" w:cs="Arial"/>
-                <w:sz w:val="14"/>
-                <w:szCs w:val="14"/>
+                <w:sz w:val="13"/>
+                <w:szCs w:val="13"/>
               </w:rPr>
             </w:pPr>
             <w:bookmarkStart w:id="133" w:name="GSMTrail2_11"/>
@@ -3196,7 +3222,7 @@
         </w:tc>
         <w:tc>
           <w:tcPr>
-            <w:tcW w:w="851" w:type="dxa"/>
+            <w:tcW w:w="992" w:type="dxa"/>
           </w:tcPr>
           <w:p>
             <w:pPr>
@@ -3204,8 +3230,8 @@
               <w:jc w:val="center"/>
               <w:rPr>
                 <w:rFonts w:ascii="Arial" w:eastAsia="黑体" w:hAnsi="Arial" w:cs="Arial"/>
-                <w:sz w:val="14"/>
-                <w:szCs w:val="14"/>
+                <w:sz w:val="13"/>
+                <w:szCs w:val="13"/>
               </w:rPr>
             </w:pPr>
             <w:bookmarkStart w:id="134" w:name="RateTrail2_11"/>
@@ -3222,8 +3248,8 @@
               <w:jc w:val="center"/>
               <w:rPr>
                 <w:rFonts w:ascii="Arial" w:eastAsia="黑体" w:hAnsi="Arial" w:cs="Arial"/>
-                <w:sz w:val="14"/>
-                <w:szCs w:val="14"/>
+                <w:sz w:val="13"/>
+                <w:szCs w:val="13"/>
               </w:rPr>
             </w:pPr>
             <w:bookmarkStart w:id="135" w:name="Avg_11"/>
@@ -3240,8 +3266,8 @@
               <w:jc w:val="center"/>
               <w:rPr>
                 <w:rFonts w:ascii="Arial" w:eastAsia="黑体" w:hAnsi="Arial" w:cs="Arial"/>
-                <w:sz w:val="14"/>
-                <w:szCs w:val="14"/>
+                <w:sz w:val="13"/>
+                <w:szCs w:val="13"/>
               </w:rPr>
             </w:pPr>
             <w:bookmarkStart w:id="136" w:name="Correct_11"/>
@@ -3258,8 +3284,8 @@
               <w:jc w:val="center"/>
               <w:rPr>
                 <w:rFonts w:ascii="Arial" w:eastAsia="黑体" w:hAnsi="Arial" w:cs="Arial"/>
-                <w:sz w:val="14"/>
-                <w:szCs w:val="14"/>
+                <w:sz w:val="13"/>
+                <w:szCs w:val="13"/>
               </w:rPr>
             </w:pPr>
             <w:bookmarkStart w:id="137" w:name="MoistureRegain_11"/>
@@ -3276,8 +3302,8 @@
               <w:jc w:val="center"/>
               <w:rPr>
                 <w:rFonts w:ascii="Arial" w:eastAsia="黑体" w:hAnsi="Arial" w:cs="Arial"/>
-                <w:sz w:val="14"/>
-                <w:szCs w:val="14"/>
+                <w:sz w:val="13"/>
+                <w:szCs w:val="13"/>
               </w:rPr>
             </w:pPr>
             <w:bookmarkStart w:id="138" w:name="Rate_11"/>
@@ -3299,25 +3325,25 @@
               <w:rPr>
                 <w:rFonts w:ascii="Arial" w:eastAsia="黑体" w:hAnsi="Arial" w:cs="Arial"/>
                 <w:color w:val="538135" w:themeColor="accent6" w:themeShade="BF"/>
+                <w:sz w:val="16"/>
+                <w:szCs w:val="16"/>
+              </w:rPr>
+            </w:pPr>
+          </w:p>
+        </w:tc>
+        <w:tc>
+          <w:tcPr>
+            <w:tcW w:w="1418" w:type="dxa"/>
+          </w:tcPr>
+          <w:p>
+            <w:pPr>
+              <w:spacing w:after="0" w:line="240" w:lineRule="auto"/>
+              <w:rPr>
+                <w:rFonts w:ascii="Arial" w:eastAsia="黑体" w:hAnsi="Arial" w:cs="Arial"/>
                 <w:sz w:val="18"/>
                 <w:szCs w:val="18"/>
               </w:rPr>
             </w:pPr>
-          </w:p>
-        </w:tc>
-        <w:tc>
-          <w:tcPr>
-            <w:tcW w:w="1418" w:type="dxa"/>
-          </w:tcPr>
-          <w:p>
-            <w:pPr>
-              <w:spacing w:after="0" w:line="240" w:lineRule="auto"/>
-              <w:rPr>
-                <w:rFonts w:ascii="Arial" w:eastAsia="黑体" w:hAnsi="Arial" w:cs="Arial"/>
-                <w:sz w:val="20"/>
-                <w:szCs w:val="20"/>
-              </w:rPr>
-            </w:pPr>
             <w:bookmarkStart w:id="139" w:name="Sum_12"/>
             <w:bookmarkEnd w:id="139"/>
           </w:p>
@@ -3332,8 +3358,8 @@
               <w:jc w:val="center"/>
               <w:rPr>
                 <w:rFonts w:ascii="Arial" w:eastAsia="黑体" w:hAnsi="Arial" w:cs="Arial"/>
-                <w:sz w:val="14"/>
-                <w:szCs w:val="14"/>
+                <w:sz w:val="13"/>
+                <w:szCs w:val="13"/>
               </w:rPr>
             </w:pPr>
             <w:bookmarkStart w:id="140" w:name="GSMTrail1_12"/>
@@ -3342,7 +3368,7 @@
         </w:tc>
         <w:tc>
           <w:tcPr>
-            <w:tcW w:w="851" w:type="dxa"/>
+            <w:tcW w:w="992" w:type="dxa"/>
           </w:tcPr>
           <w:p>
             <w:pPr>
@@ -3350,8 +3376,8 @@
               <w:jc w:val="center"/>
               <w:rPr>
                 <w:rFonts w:ascii="Arial" w:eastAsia="黑体" w:hAnsi="Arial" w:cs="Arial"/>
-                <w:sz w:val="14"/>
-                <w:szCs w:val="14"/>
+                <w:sz w:val="13"/>
+                <w:szCs w:val="13"/>
               </w:rPr>
             </w:pPr>
             <w:bookmarkStart w:id="141" w:name="RateTrail1_12"/>
@@ -3360,7 +3386,7 @@
         </w:tc>
         <w:tc>
           <w:tcPr>
-            <w:tcW w:w="1275" w:type="dxa"/>
+            <w:tcW w:w="993" w:type="dxa"/>
           </w:tcPr>
           <w:p>
             <w:pPr>
@@ -3368,8 +3394,8 @@
               <w:jc w:val="center"/>
               <w:rPr>
                 <w:rFonts w:ascii="Arial" w:eastAsia="黑体" w:hAnsi="Arial" w:cs="Arial"/>
-                <w:sz w:val="14"/>
-                <w:szCs w:val="14"/>
+                <w:sz w:val="13"/>
+                <w:szCs w:val="13"/>
               </w:rPr>
             </w:pPr>
             <w:bookmarkStart w:id="142" w:name="GSMTrail2_12"/>
@@ -3378,7 +3404,7 @@
         </w:tc>
         <w:tc>
           <w:tcPr>
-            <w:tcW w:w="851" w:type="dxa"/>
+            <w:tcW w:w="992" w:type="dxa"/>
           </w:tcPr>
           <w:p>
             <w:pPr>
@@ -3386,8 +3412,8 @@
               <w:jc w:val="center"/>
               <w:rPr>
                 <w:rFonts w:ascii="Arial" w:eastAsia="黑体" w:hAnsi="Arial" w:cs="Arial"/>
-                <w:sz w:val="14"/>
-                <w:szCs w:val="14"/>
+                <w:sz w:val="13"/>
+                <w:szCs w:val="13"/>
               </w:rPr>
             </w:pPr>
             <w:bookmarkStart w:id="143" w:name="RateTrail2_12"/>
@@ -3404,8 +3430,8 @@
               <w:jc w:val="center"/>
               <w:rPr>
                 <w:rFonts w:ascii="Arial" w:eastAsia="黑体" w:hAnsi="Arial" w:cs="Arial"/>
-                <w:sz w:val="14"/>
-                <w:szCs w:val="14"/>
+                <w:sz w:val="13"/>
+                <w:szCs w:val="13"/>
               </w:rPr>
             </w:pPr>
             <w:bookmarkStart w:id="144" w:name="Avg_12"/>
@@ -3422,8 +3448,8 @@
               <w:jc w:val="center"/>
               <w:rPr>
                 <w:rFonts w:ascii="Arial" w:eastAsia="黑体" w:hAnsi="Arial" w:cs="Arial"/>
-                <w:sz w:val="14"/>
-                <w:szCs w:val="14"/>
+                <w:sz w:val="13"/>
+                <w:szCs w:val="13"/>
               </w:rPr>
             </w:pPr>
             <w:bookmarkStart w:id="145" w:name="Correct_12"/>
@@ -3440,8 +3466,8 @@
               <w:jc w:val="center"/>
               <w:rPr>
                 <w:rFonts w:ascii="Arial" w:eastAsia="黑体" w:hAnsi="Arial" w:cs="Arial"/>
-                <w:sz w:val="14"/>
-                <w:szCs w:val="14"/>
+                <w:sz w:val="13"/>
+                <w:szCs w:val="13"/>
               </w:rPr>
             </w:pPr>
             <w:bookmarkStart w:id="146" w:name="MoistureRegain_12"/>
@@ -3458,8 +3484,8 @@
               <w:jc w:val="center"/>
               <w:rPr>
                 <w:rFonts w:ascii="Arial" w:eastAsia="黑体" w:hAnsi="Arial" w:cs="Arial"/>
-                <w:sz w:val="14"/>
-                <w:szCs w:val="14"/>
+                <w:sz w:val="13"/>
+                <w:szCs w:val="13"/>
               </w:rPr>
             </w:pPr>
             <w:bookmarkStart w:id="147" w:name="Rate_12"/>
@@ -3473,8 +3499,8 @@
         <w:pStyle w:val="aa"/>
         <w:rPr>
           <w:rFonts w:ascii="Arial" w:eastAsia="宋体" w:hAnsi="Arial" w:cs="Arial"/>
-          <w:sz w:val="20"/>
-          <w:szCs w:val="20"/>
+          <w:sz w:val="18"/>
+          <w:szCs w:val="18"/>
         </w:rPr>
       </w:pPr>
     </w:p>
@@ -3506,8 +3532,8 @@
               <w:rPr>
                 <w:rFonts w:ascii="Arial" w:hAnsi="Arial" w:cs="Arial"/>
                 <w:b/>
-                <w:sz w:val="20"/>
-                <w:szCs w:val="20"/>
+                <w:sz w:val="18"/>
+                <w:szCs w:val="18"/>
               </w:rPr>
             </w:pPr>
             <w:bookmarkStart w:id="148" w:name="_Hlk91160098"/>
@@ -3515,8 +3541,8 @@
               <w:rPr>
                 <w:rFonts w:ascii="Arial" w:hAnsi="Arial" w:cs="Arial" w:hint="eastAsia"/>
                 <w:b/>
-                <w:sz w:val="20"/>
-                <w:szCs w:val="20"/>
+                <w:sz w:val="18"/>
+                <w:szCs w:val="18"/>
               </w:rPr>
               <w:t>Test Result:</w:t>
             </w:r>
@@ -3532,8 +3558,8 @@
               <w:rPr>
                 <w:rFonts w:ascii="Arial" w:hAnsi="Arial" w:cs="Arial"/>
                 <w:bCs/>
-                <w:sz w:val="20"/>
-                <w:szCs w:val="20"/>
+                <w:sz w:val="18"/>
+                <w:szCs w:val="18"/>
               </w:rPr>
             </w:pPr>
             <w:bookmarkStart w:id="149" w:name="TestResult_1"/>
@@ -3551,16 +3577,16 @@
               <w:rPr>
                 <w:rFonts w:ascii="Arial" w:hAnsi="Arial" w:cs="Arial"/>
                 <w:b/>
-                <w:sz w:val="20"/>
-                <w:szCs w:val="20"/>
+                <w:sz w:val="18"/>
+                <w:szCs w:val="18"/>
               </w:rPr>
             </w:pPr>
             <w:r>
               <w:rPr>
                 <w:rFonts w:ascii="Arial" w:hAnsi="Arial" w:cs="Arial" w:hint="eastAsia"/>
                 <w:b/>
-                <w:sz w:val="20"/>
-                <w:szCs w:val="20"/>
+                <w:sz w:val="18"/>
+                <w:szCs w:val="18"/>
               </w:rPr>
               <w:t>Recommendation:</w:t>
             </w:r>
@@ -3579,8 +3605,8 @@
               <w:rPr>
                 <w:rFonts w:ascii="Arial" w:hAnsi="Arial" w:cs="Arial"/>
                 <w:b/>
-                <w:sz w:val="20"/>
-                <w:szCs w:val="20"/>
+                <w:sz w:val="18"/>
+                <w:szCs w:val="18"/>
               </w:rPr>
             </w:pPr>
             <w:bookmarkStart w:id="151" w:name="Recommendation_1"/>
@@ -3597,8 +3623,8 @@
               <w:rPr>
                 <w:rFonts w:ascii="Arial" w:hAnsi="Arial" w:cs="Arial"/>
                 <w:bCs/>
-                <w:sz w:val="20"/>
-                <w:szCs w:val="20"/>
+                <w:sz w:val="18"/>
+                <w:szCs w:val="18"/>
               </w:rPr>
             </w:pPr>
           </w:p>
@@ -3619,16 +3645,16 @@
               <w:rPr>
                 <w:rFonts w:ascii="Arial" w:hAnsi="Arial" w:cs="Arial"/>
                 <w:bCs/>
-                <w:sz w:val="20"/>
-                <w:szCs w:val="20"/>
+                <w:sz w:val="18"/>
+                <w:szCs w:val="18"/>
               </w:rPr>
             </w:pPr>
             <w:r>
               <w:rPr>
                 <w:rFonts w:ascii="Arial" w:hAnsi="Arial" w:cs="Arial" w:hint="eastAsia"/>
                 <w:bCs/>
-                <w:sz w:val="20"/>
-                <w:szCs w:val="20"/>
+                <w:sz w:val="18"/>
+                <w:szCs w:val="18"/>
               </w:rPr>
               <w:t xml:space="preserve">Based on </w:t>
             </w:r>
@@ -3636,8 +3662,8 @@
               <w:rPr>
                 <w:rFonts w:ascii="Arial" w:hAnsi="Arial" w:cs="Arial"/>
                 <w:bCs/>
-                <w:sz w:val="20"/>
-                <w:szCs w:val="20"/>
+                <w:sz w:val="18"/>
+                <w:szCs w:val="18"/>
               </w:rPr>
               <w:t>moisture</w:t>
             </w:r>
@@ -3645,8 +3671,8 @@
               <w:rPr>
                 <w:rFonts w:ascii="Arial" w:hAnsi="Arial" w:cs="Arial" w:hint="eastAsia"/>
                 <w:bCs/>
-                <w:sz w:val="20"/>
-                <w:szCs w:val="20"/>
+                <w:sz w:val="18"/>
+                <w:szCs w:val="18"/>
               </w:rPr>
               <w:t xml:space="preserve"> regain weight:</w:t>
             </w:r>
@@ -3662,8 +3688,8 @@
               <w:rPr>
                 <w:rFonts w:ascii="Arial" w:hAnsi="Arial" w:cs="Arial"/>
                 <w:bCs/>
-                <w:sz w:val="20"/>
-                <w:szCs w:val="20"/>
+                <w:sz w:val="18"/>
+                <w:szCs w:val="18"/>
               </w:rPr>
             </w:pPr>
             <w:bookmarkStart w:id="152" w:name="TestResult_2"/>
@@ -3680,8 +3706,8 @@
               <w:rPr>
                 <w:rFonts w:ascii="Arial" w:hAnsi="Arial" w:cs="Arial"/>
                 <w:bCs/>
-                <w:sz w:val="20"/>
-                <w:szCs w:val="20"/>
+                <w:sz w:val="18"/>
+                <w:szCs w:val="18"/>
               </w:rPr>
             </w:pPr>
           </w:p>
@@ -3696,8 +3722,8 @@
               <w:rPr>
                 <w:rFonts w:ascii="Arial" w:hAnsi="Arial" w:cs="Arial"/>
                 <w:bCs/>
-                <w:sz w:val="20"/>
-                <w:szCs w:val="20"/>
+                <w:sz w:val="18"/>
+                <w:szCs w:val="18"/>
               </w:rPr>
             </w:pPr>
             <w:bookmarkStart w:id="153" w:name="Recommendation_2"/>
@@ -3717,8 +3743,8 @@
               <w:rPr>
                 <w:rFonts w:ascii="Arial" w:hAnsi="Arial" w:cs="Arial"/>
                 <w:bCs/>
-                <w:sz w:val="20"/>
-                <w:szCs w:val="20"/>
+                <w:sz w:val="18"/>
+                <w:szCs w:val="18"/>
               </w:rPr>
             </w:pPr>
             <w:bookmarkStart w:id="154" w:name="FinalRemark"/>
@@ -3739,8 +3765,8 @@
               <w:spacing w:after="0" w:line="240" w:lineRule="auto"/>
               <w:rPr>
                 <w:rFonts w:ascii="Arial" w:hAnsi="Arial" w:cs="Arial"/>
-                <w:sz w:val="20"/>
-                <w:szCs w:val="20"/>
+                <w:sz w:val="18"/>
+                <w:szCs w:val="18"/>
               </w:rPr>
             </w:pPr>
           </w:p>
@@ -3754,6 +3780,8 @@
               <w:pStyle w:val="aa"/>
               <w:rPr>
                 <w:noProof/>
+                <w:sz w:val="21"/>
+                <w:szCs w:val="21"/>
               </w:rPr>
             </w:pPr>
             <w:bookmarkStart w:id="155" w:name="TestResult_3"/>
@@ -3769,6 +3797,8 @@
               <w:pStyle w:val="aa"/>
               <w:rPr>
                 <w:noProof/>
+                <w:sz w:val="21"/>
+                <w:szCs w:val="21"/>
               </w:rPr>
             </w:pPr>
           </w:p>
@@ -3782,6 +3812,8 @@
               <w:pStyle w:val="aa"/>
               <w:rPr>
                 <w:noProof/>
+                <w:sz w:val="21"/>
+                <w:szCs w:val="21"/>
               </w:rPr>
             </w:pPr>
             <w:bookmarkStart w:id="156" w:name="Recommendation_3"/>
@@ -3798,6 +3830,8 @@
               <w:pStyle w:val="aa"/>
               <w:rPr>
                 <w:noProof/>
+                <w:sz w:val="21"/>
+                <w:szCs w:val="21"/>
               </w:rPr>
             </w:pPr>
           </w:p>
@@ -3816,8 +3850,8 @@
               <w:spacing w:after="0" w:line="240" w:lineRule="auto"/>
               <w:rPr>
                 <w:rFonts w:ascii="Arial" w:hAnsi="Arial" w:cs="Arial"/>
-                <w:sz w:val="20"/>
-                <w:szCs w:val="20"/>
+                <w:sz w:val="18"/>
+                <w:szCs w:val="18"/>
               </w:rPr>
             </w:pPr>
           </w:p>
@@ -3831,6 +3865,8 @@
               <w:pStyle w:val="aa"/>
               <w:rPr>
                 <w:noProof/>
+                <w:sz w:val="21"/>
+                <w:szCs w:val="21"/>
               </w:rPr>
             </w:pPr>
             <w:bookmarkStart w:id="157" w:name="TestResult_4"/>
@@ -3846,6 +3882,8 @@
               <w:pStyle w:val="aa"/>
               <w:rPr>
                 <w:noProof/>
+                <w:sz w:val="21"/>
+                <w:szCs w:val="21"/>
               </w:rPr>
             </w:pPr>
           </w:p>
@@ -3859,6 +3897,8 @@
               <w:pStyle w:val="aa"/>
               <w:rPr>
                 <w:noProof/>
+                <w:sz w:val="21"/>
+                <w:szCs w:val="21"/>
               </w:rPr>
             </w:pPr>
             <w:bookmarkStart w:id="158" w:name="Recommendation_4"/>
@@ -3875,6 +3915,8 @@
               <w:pStyle w:val="aa"/>
               <w:rPr>
                 <w:noProof/>
+                <w:sz w:val="21"/>
+                <w:szCs w:val="21"/>
               </w:rPr>
             </w:pPr>
           </w:p>
@@ -3893,8 +3935,8 @@
               <w:spacing w:after="0" w:line="240" w:lineRule="auto"/>
               <w:rPr>
                 <w:rFonts w:ascii="Arial" w:hAnsi="Arial" w:cs="Arial"/>
-                <w:sz w:val="20"/>
-                <w:szCs w:val="20"/>
+                <w:sz w:val="18"/>
+                <w:szCs w:val="18"/>
               </w:rPr>
             </w:pPr>
           </w:p>
@@ -3908,6 +3950,8 @@
               <w:pStyle w:val="aa"/>
               <w:rPr>
                 <w:noProof/>
+                <w:sz w:val="21"/>
+                <w:szCs w:val="21"/>
               </w:rPr>
             </w:pPr>
             <w:bookmarkStart w:id="159" w:name="TestResult_5"/>
@@ -3923,6 +3967,8 @@
               <w:pStyle w:val="aa"/>
               <w:rPr>
                 <w:noProof/>
+                <w:sz w:val="21"/>
+                <w:szCs w:val="21"/>
               </w:rPr>
             </w:pPr>
           </w:p>
@@ -3936,6 +3982,8 @@
               <w:pStyle w:val="aa"/>
               <w:rPr>
                 <w:noProof/>
+                <w:sz w:val="21"/>
+                <w:szCs w:val="21"/>
               </w:rPr>
             </w:pPr>
             <w:bookmarkStart w:id="160" w:name="Recommendation_5"/>
@@ -3951,8 +3999,8 @@
               <w:pStyle w:val="aa"/>
               <w:rPr>
                 <w:noProof/>
-                <w:sz w:val="15"/>
-                <w:szCs w:val="15"/>
+                <w:sz w:val="13"/>
+                <w:szCs w:val="13"/>
               </w:rPr>
             </w:pPr>
           </w:p>
@@ -3971,8 +4019,8 @@
               <w:spacing w:after="0" w:line="240" w:lineRule="auto"/>
               <w:rPr>
                 <w:rFonts w:ascii="Arial" w:hAnsi="Arial" w:cs="Arial"/>
-                <w:sz w:val="20"/>
-                <w:szCs w:val="20"/>
+                <w:sz w:val="18"/>
+                <w:szCs w:val="18"/>
               </w:rPr>
             </w:pPr>
           </w:p>
@@ -3986,6 +4034,8 @@
               <w:pStyle w:val="aa"/>
               <w:rPr>
                 <w:noProof/>
+                <w:sz w:val="21"/>
+                <w:szCs w:val="21"/>
               </w:rPr>
             </w:pPr>
             <w:bookmarkStart w:id="161" w:name="TestResult_6"/>
@@ -4001,6 +4051,8 @@
               <w:pStyle w:val="aa"/>
               <w:rPr>
                 <w:noProof/>
+                <w:sz w:val="21"/>
+                <w:szCs w:val="21"/>
               </w:rPr>
             </w:pPr>
           </w:p>
@@ -4014,6 +4066,8 @@
               <w:pStyle w:val="aa"/>
               <w:rPr>
                 <w:noProof/>
+                <w:sz w:val="21"/>
+                <w:szCs w:val="21"/>
               </w:rPr>
             </w:pPr>
             <w:bookmarkStart w:id="162" w:name="Recommendation_6"/>
@@ -4029,8 +4083,8 @@
               <w:pStyle w:val="aa"/>
               <w:rPr>
                 <w:noProof/>
-                <w:sz w:val="13"/>
-                <w:szCs w:val="13"/>
+                <w:sz w:val="11"/>
+                <w:szCs w:val="11"/>
               </w:rPr>
             </w:pPr>
           </w:p>
@@ -4049,8 +4103,8 @@
               <w:spacing w:after="0" w:line="240" w:lineRule="auto"/>
               <w:rPr>
                 <w:rFonts w:ascii="Arial" w:hAnsi="Arial" w:cs="Arial"/>
-                <w:sz w:val="20"/>
-                <w:szCs w:val="20"/>
+                <w:sz w:val="18"/>
+                <w:szCs w:val="18"/>
               </w:rPr>
             </w:pPr>
           </w:p>
@@ -4064,6 +4118,8 @@
               <w:pStyle w:val="aa"/>
               <w:rPr>
                 <w:noProof/>
+                <w:sz w:val="21"/>
+                <w:szCs w:val="21"/>
               </w:rPr>
             </w:pPr>
             <w:bookmarkStart w:id="163" w:name="TestResult_7"/>
@@ -4079,6 +4135,8 @@
               <w:pStyle w:val="aa"/>
               <w:rPr>
                 <w:noProof/>
+                <w:sz w:val="21"/>
+                <w:szCs w:val="21"/>
               </w:rPr>
             </w:pPr>
           </w:p>
@@ -4092,6 +4150,8 @@
               <w:pStyle w:val="aa"/>
               <w:rPr>
                 <w:noProof/>
+                <w:sz w:val="21"/>
+                <w:szCs w:val="21"/>
               </w:rPr>
             </w:pPr>
             <w:bookmarkStart w:id="164" w:name="Recommendation_7"/>
@@ -4107,8 +4167,8 @@
               <w:pStyle w:val="aa"/>
               <w:rPr>
                 <w:noProof/>
-                <w:sz w:val="13"/>
-                <w:szCs w:val="13"/>
+                <w:sz w:val="11"/>
+                <w:szCs w:val="11"/>
               </w:rPr>
             </w:pPr>
           </w:p>
@@ -4127,8 +4187,8 @@
               <w:spacing w:after="0" w:line="240" w:lineRule="auto"/>
               <w:rPr>
                 <w:rFonts w:ascii="Arial" w:hAnsi="Arial" w:cs="Arial"/>
-                <w:sz w:val="20"/>
-                <w:szCs w:val="20"/>
+                <w:sz w:val="18"/>
+                <w:szCs w:val="18"/>
               </w:rPr>
             </w:pPr>
           </w:p>
@@ -4142,6 +4202,8 @@
               <w:pStyle w:val="aa"/>
               <w:rPr>
                 <w:noProof/>
+                <w:sz w:val="21"/>
+                <w:szCs w:val="21"/>
               </w:rPr>
             </w:pPr>
             <w:bookmarkStart w:id="165" w:name="TestResult_8"/>
@@ -4157,6 +4219,8 @@
               <w:pStyle w:val="aa"/>
               <w:rPr>
                 <w:noProof/>
+                <w:sz w:val="21"/>
+                <w:szCs w:val="21"/>
               </w:rPr>
             </w:pPr>
           </w:p>
@@ -4170,6 +4234,8 @@
               <w:pStyle w:val="aa"/>
               <w:rPr>
                 <w:noProof/>
+                <w:sz w:val="21"/>
+                <w:szCs w:val="21"/>
               </w:rPr>
             </w:pPr>
             <w:bookmarkStart w:id="166" w:name="Recommendation_8"/>
@@ -4185,8 +4251,8 @@
               <w:pStyle w:val="aa"/>
               <w:rPr>
                 <w:noProof/>
-                <w:sz w:val="13"/>
-                <w:szCs w:val="13"/>
+                <w:sz w:val="11"/>
+                <w:szCs w:val="11"/>
               </w:rPr>
             </w:pPr>
           </w:p>
@@ -4205,8 +4271,8 @@
               <w:spacing w:after="0" w:line="240" w:lineRule="auto"/>
               <w:rPr>
                 <w:rFonts w:ascii="Arial" w:hAnsi="Arial" w:cs="Arial"/>
-                <w:sz w:val="20"/>
-                <w:szCs w:val="20"/>
+                <w:sz w:val="18"/>
+                <w:szCs w:val="18"/>
               </w:rPr>
             </w:pPr>
           </w:p>
@@ -4220,6 +4286,8 @@
               <w:pStyle w:val="aa"/>
               <w:rPr>
                 <w:noProof/>
+                <w:sz w:val="21"/>
+                <w:szCs w:val="21"/>
               </w:rPr>
             </w:pPr>
             <w:bookmarkStart w:id="167" w:name="TestResult_9"/>
@@ -4235,6 +4303,8 @@
               <w:pStyle w:val="aa"/>
               <w:rPr>
                 <w:noProof/>
+                <w:sz w:val="21"/>
+                <w:szCs w:val="21"/>
               </w:rPr>
             </w:pPr>
           </w:p>
@@ -4248,6 +4318,8 @@
               <w:pStyle w:val="aa"/>
               <w:rPr>
                 <w:noProof/>
+                <w:sz w:val="21"/>
+                <w:szCs w:val="21"/>
               </w:rPr>
             </w:pPr>
             <w:bookmarkStart w:id="168" w:name="Recommendation_9"/>
@@ -4263,8 +4335,8 @@
               <w:pStyle w:val="aa"/>
               <w:rPr>
                 <w:noProof/>
-                <w:sz w:val="13"/>
-                <w:szCs w:val="13"/>
+                <w:sz w:val="11"/>
+                <w:szCs w:val="11"/>
               </w:rPr>
             </w:pPr>
           </w:p>
@@ -4283,8 +4355,8 @@
               <w:spacing w:after="0" w:line="240" w:lineRule="auto"/>
               <w:rPr>
                 <w:rFonts w:ascii="Arial" w:hAnsi="Arial" w:cs="Arial"/>
-                <w:sz w:val="20"/>
-                <w:szCs w:val="20"/>
+                <w:sz w:val="18"/>
+                <w:szCs w:val="18"/>
               </w:rPr>
             </w:pPr>
           </w:p>
@@ -4298,6 +4370,8 @@
               <w:pStyle w:val="aa"/>
               <w:rPr>
                 <w:noProof/>
+                <w:sz w:val="21"/>
+                <w:szCs w:val="21"/>
               </w:rPr>
             </w:pPr>
             <w:bookmarkStart w:id="169" w:name="TestResult_10"/>
@@ -4313,6 +4387,8 @@
               <w:pStyle w:val="aa"/>
               <w:rPr>
                 <w:noProof/>
+                <w:sz w:val="21"/>
+                <w:szCs w:val="21"/>
               </w:rPr>
             </w:pPr>
           </w:p>
@@ -4326,6 +4402,8 @@
               <w:pStyle w:val="aa"/>
               <w:rPr>
                 <w:noProof/>
+                <w:sz w:val="21"/>
+                <w:szCs w:val="21"/>
               </w:rPr>
             </w:pPr>
             <w:bookmarkStart w:id="170" w:name="Recommendation_10"/>
@@ -4341,8 +4419,8 @@
               <w:pStyle w:val="aa"/>
               <w:rPr>
                 <w:noProof/>
-                <w:sz w:val="13"/>
-                <w:szCs w:val="13"/>
+                <w:sz w:val="11"/>
+                <w:szCs w:val="11"/>
               </w:rPr>
             </w:pPr>
           </w:p>
@@ -4355,8 +4433,8 @@
         <w:pStyle w:val="aa"/>
         <w:rPr>
           <w:rFonts w:ascii="Arial" w:eastAsia="黑体" w:hAnsi="Arial" w:cs="Arial"/>
-          <w:sz w:val="20"/>
-          <w:szCs w:val="20"/>
+          <w:sz w:val="18"/>
+          <w:szCs w:val="18"/>
         </w:rPr>
       </w:pPr>
     </w:p>
@@ -4391,16 +4469,16 @@
               <w:pStyle w:val="aa"/>
               <w:rPr>
                 <w:rFonts w:ascii="Arial" w:eastAsia="黑体" w:hAnsi="Arial" w:cs="Arial"/>
-                <w:sz w:val="20"/>
-                <w:szCs w:val="20"/>
+                <w:sz w:val="18"/>
+                <w:szCs w:val="18"/>
               </w:rPr>
             </w:pPr>
             <w:r>
               <w:rPr>
                 <w:rFonts w:ascii="Arial" w:hAnsi="Arial" w:cs="Arial" w:hint="eastAsia"/>
                 <w:bCs/>
-                <w:sz w:val="20"/>
-                <w:szCs w:val="20"/>
+                <w:sz w:val="18"/>
+                <w:szCs w:val="18"/>
               </w:rPr>
               <w:t>Conclusion</w:t>
             </w:r>
@@ -4408,8 +4486,8 @@
               <w:rPr>
                 <w:rFonts w:ascii="Arial" w:hAnsi="Arial" w:cs="Arial" w:hint="eastAsia"/>
                 <w:bCs/>
-                <w:sz w:val="20"/>
-                <w:szCs w:val="20"/>
+                <w:sz w:val="18"/>
+                <w:szCs w:val="18"/>
               </w:rPr>
               <w:t>:</w:t>
             </w:r>
@@ -4424,16 +4502,16 @@
               <w:pStyle w:val="aa"/>
               <w:rPr>
                 <w:rFonts w:ascii="Arial" w:eastAsia="黑体" w:hAnsi="Arial" w:cs="Arial"/>
-                <w:sz w:val="20"/>
-                <w:szCs w:val="20"/>
+                <w:sz w:val="18"/>
+                <w:szCs w:val="18"/>
               </w:rPr>
             </w:pPr>
             <w:r>
               <w:rPr>
                 <w:rFonts w:hint="eastAsia"/>
                 <w:noProof/>
-                <w:sz w:val="20"/>
-                <w:szCs w:val="20"/>
+                <w:sz w:val="18"/>
+                <w:szCs w:val="18"/>
               </w:rPr>
               <w:t>耐久标：</w:t>
             </w:r>
@@ -4448,16 +4526,16 @@
               <w:pStyle w:val="aa"/>
               <w:rPr>
                 <w:rFonts w:ascii="Arial" w:eastAsia="黑体" w:hAnsi="Arial" w:cs="Arial"/>
-                <w:sz w:val="20"/>
-                <w:szCs w:val="20"/>
+                <w:sz w:val="18"/>
+                <w:szCs w:val="18"/>
               </w:rPr>
             </w:pPr>
             <w:r>
               <w:rPr>
                 <w:rFonts w:hint="eastAsia"/>
                 <w:noProof/>
-                <w:sz w:val="20"/>
-                <w:szCs w:val="20"/>
+                <w:sz w:val="18"/>
+                <w:szCs w:val="18"/>
               </w:rPr>
               <w:t>其他标：</w:t>
             </w:r>
@@ -4472,16 +4550,16 @@
               <w:pStyle w:val="aa"/>
               <w:rPr>
                 <w:rFonts w:ascii="Arial" w:eastAsia="黑体" w:hAnsi="Arial" w:cs="Arial"/>
-                <w:sz w:val="20"/>
-                <w:szCs w:val="20"/>
+                <w:sz w:val="18"/>
+                <w:szCs w:val="18"/>
               </w:rPr>
             </w:pPr>
             <w:r>
               <w:rPr>
                 <w:rFonts w:hint="eastAsia"/>
                 <w:noProof/>
-                <w:sz w:val="20"/>
-                <w:szCs w:val="20"/>
+                <w:sz w:val="18"/>
+                <w:szCs w:val="18"/>
               </w:rPr>
               <w:t>页面：</w:t>
             </w:r>
@@ -4496,8 +4574,8 @@
               <w:pStyle w:val="aa"/>
               <w:rPr>
                 <w:rFonts w:ascii="Arial" w:eastAsia="黑体" w:hAnsi="Arial" w:cs="Arial"/>
-                <w:sz w:val="20"/>
-                <w:szCs w:val="20"/>
+                <w:sz w:val="18"/>
+                <w:szCs w:val="18"/>
               </w:rPr>
             </w:pPr>
             <w:r>
@@ -4506,8 +4584,8 @@
                 <w:b/>
                 <w:bCs/>
                 <w:noProof/>
-                <w:sz w:val="20"/>
-                <w:szCs w:val="20"/>
+                <w:sz w:val="18"/>
+                <w:szCs w:val="18"/>
               </w:rPr>
               <w:t>综合：</w:t>
             </w:r>
@@ -4524,8 +4602,8 @@
               <w:pStyle w:val="aa"/>
               <w:rPr>
                 <w:rFonts w:ascii="Arial" w:eastAsia="黑体" w:hAnsi="Arial" w:cs="Arial"/>
-                <w:sz w:val="20"/>
-                <w:szCs w:val="20"/>
+                <w:sz w:val="18"/>
+                <w:szCs w:val="18"/>
               </w:rPr>
             </w:pPr>
             <w:bookmarkStart w:id="171" w:name="VertifyResult"/>
@@ -4541,8 +4619,8 @@
               <w:pStyle w:val="aa"/>
               <w:rPr>
                 <w:rFonts w:ascii="Arial" w:eastAsia="黑体" w:hAnsi="Arial" w:cs="Arial"/>
-                <w:sz w:val="20"/>
-                <w:szCs w:val="20"/>
+                <w:sz w:val="18"/>
+                <w:szCs w:val="18"/>
               </w:rPr>
             </w:pPr>
             <w:bookmarkStart w:id="172" w:name="DurabilityLabel"/>
@@ -4558,8 +4636,8 @@
               <w:pStyle w:val="aa"/>
               <w:rPr>
                 <w:rFonts w:ascii="Arial" w:eastAsia="黑体" w:hAnsi="Arial" w:cs="Arial"/>
-                <w:sz w:val="20"/>
-                <w:szCs w:val="20"/>
+                <w:sz w:val="18"/>
+                <w:szCs w:val="18"/>
               </w:rPr>
             </w:pPr>
             <w:bookmarkStart w:id="173" w:name="OtherLabel"/>
@@ -4575,8 +4653,8 @@
               <w:pStyle w:val="aa"/>
               <w:rPr>
                 <w:rFonts w:ascii="Arial" w:eastAsia="黑体" w:hAnsi="Arial" w:cs="Arial"/>
-                <w:sz w:val="20"/>
-                <w:szCs w:val="20"/>
+                <w:sz w:val="18"/>
+                <w:szCs w:val="18"/>
               </w:rPr>
             </w:pPr>
             <w:bookmarkStart w:id="174" w:name="Comprehensive"/>
@@ -4592,8 +4670,8 @@
               <w:pStyle w:val="aa"/>
               <w:rPr>
                 <w:rFonts w:ascii="Arial" w:eastAsia="黑体" w:hAnsi="Arial" w:cs="Arial"/>
-                <w:sz w:val="20"/>
-                <w:szCs w:val="20"/>
+                <w:sz w:val="18"/>
+                <w:szCs w:val="18"/>
               </w:rPr>
             </w:pPr>
             <w:bookmarkStart w:id="175" w:name="FinalResult"/>
@@ -4607,8 +4685,8 @@
         <w:pStyle w:val="aa"/>
         <w:rPr>
           <w:rFonts w:ascii="Arial" w:eastAsia="黑体" w:hAnsi="Arial" w:cs="Arial"/>
-          <w:sz w:val="20"/>
-          <w:szCs w:val="20"/>
+          <w:sz w:val="18"/>
+          <w:szCs w:val="18"/>
         </w:rPr>
       </w:pPr>
     </w:p>
@@ -4643,48 +4721,48 @@
               <w:jc w:val="right"/>
               <w:rPr>
                 <w:rFonts w:ascii="Arial" w:eastAsia="黑体" w:hAnsi="Arial" w:cs="Arial"/>
+                <w:sz w:val="16"/>
+                <w:szCs w:val="16"/>
+              </w:rPr>
+            </w:pPr>
+            <w:r>
+              <w:rPr>
+                <w:rFonts w:ascii="Arial" w:eastAsia="黑体" w:hAnsi="Arial" w:cs="Arial" w:hint="eastAsia"/>
+                <w:sz w:val="16"/>
+                <w:szCs w:val="16"/>
+              </w:rPr>
+              <w:t>Remark:</w:t>
+            </w:r>
+          </w:p>
+        </w:tc>
+        <w:tc>
+          <w:tcPr>
+            <w:tcW w:w="3685" w:type="dxa"/>
+          </w:tcPr>
+          <w:p>
+            <w:pPr>
+              <w:pStyle w:val="aa"/>
+              <w:rPr>
+                <w:rFonts w:ascii="Arial" w:eastAsia="黑体" w:hAnsi="Arial" w:cs="Arial"/>
                 <w:sz w:val="18"/>
                 <w:szCs w:val="18"/>
               </w:rPr>
             </w:pPr>
-            <w:r>
-              <w:rPr>
-                <w:rFonts w:ascii="Arial" w:eastAsia="黑体" w:hAnsi="Arial" w:cs="Arial" w:hint="eastAsia"/>
+            <w:bookmarkStart w:id="176" w:name="ResultRemark"/>
+            <w:bookmarkEnd w:id="176"/>
+          </w:p>
+        </w:tc>
+        <w:tc>
+          <w:tcPr>
+            <w:tcW w:w="4077" w:type="dxa"/>
+          </w:tcPr>
+          <w:p>
+            <w:pPr>
+              <w:pStyle w:val="aa"/>
+              <w:rPr>
+                <w:rFonts w:ascii="Arial" w:eastAsia="黑体" w:hAnsi="Arial" w:cs="Arial"/>
                 <w:sz w:val="18"/>
                 <w:szCs w:val="18"/>
-              </w:rPr>
-              <w:t>Remark:</w:t>
-            </w:r>
-          </w:p>
-        </w:tc>
-        <w:tc>
-          <w:tcPr>
-            <w:tcW w:w="3685" w:type="dxa"/>
-          </w:tcPr>
-          <w:p>
-            <w:pPr>
-              <w:pStyle w:val="aa"/>
-              <w:rPr>
-                <w:rFonts w:ascii="Arial" w:eastAsia="黑体" w:hAnsi="Arial" w:cs="Arial"/>
-                <w:sz w:val="20"/>
-                <w:szCs w:val="20"/>
-              </w:rPr>
-            </w:pPr>
-            <w:bookmarkStart w:id="176" w:name="ResultRemark"/>
-            <w:bookmarkEnd w:id="176"/>
-          </w:p>
-        </w:tc>
-        <w:tc>
-          <w:tcPr>
-            <w:tcW w:w="4077" w:type="dxa"/>
-          </w:tcPr>
-          <w:p>
-            <w:pPr>
-              <w:pStyle w:val="aa"/>
-              <w:rPr>
-                <w:rFonts w:ascii="Arial" w:eastAsia="黑体" w:hAnsi="Arial" w:cs="Arial"/>
-                <w:sz w:val="20"/>
-                <w:szCs w:val="20"/>
               </w:rPr>
             </w:pPr>
             <w:bookmarkStart w:id="177" w:name="LabelRemark"/>
@@ -4704,24 +4782,24 @@
               <w:jc w:val="right"/>
               <w:rPr>
                 <w:rFonts w:ascii="Arial" w:eastAsia="黑体" w:hAnsi="Arial" w:cs="Arial"/>
+                <w:sz w:val="16"/>
+                <w:szCs w:val="16"/>
+              </w:rPr>
+            </w:pPr>
+          </w:p>
+        </w:tc>
+        <w:tc>
+          <w:tcPr>
+            <w:tcW w:w="7762" w:type="dxa"/>
+            <w:gridSpan w:val="2"/>
+          </w:tcPr>
+          <w:p>
+            <w:pPr>
+              <w:pStyle w:val="aa"/>
+              <w:rPr>
+                <w:rFonts w:ascii="Arial" w:eastAsia="黑体" w:hAnsi="Arial" w:cs="Arial"/>
                 <w:sz w:val="18"/>
                 <w:szCs w:val="18"/>
-              </w:rPr>
-            </w:pPr>
-          </w:p>
-        </w:tc>
-        <w:tc>
-          <w:tcPr>
-            <w:tcW w:w="7762" w:type="dxa"/>
-            <w:gridSpan w:val="2"/>
-          </w:tcPr>
-          <w:p>
-            <w:pPr>
-              <w:pStyle w:val="aa"/>
-              <w:rPr>
-                <w:rFonts w:ascii="Arial" w:eastAsia="黑体" w:hAnsi="Arial" w:cs="Arial"/>
-                <w:sz w:val="20"/>
-                <w:szCs w:val="20"/>
               </w:rPr>
             </w:pPr>
             <w:bookmarkStart w:id="178" w:name="JudgmentLabelRemark"/>
@@ -4741,24 +4819,24 @@
               <w:jc w:val="right"/>
               <w:rPr>
                 <w:rFonts w:ascii="Arial" w:eastAsia="黑体" w:hAnsi="Arial" w:cs="Arial"/>
+                <w:sz w:val="16"/>
+                <w:szCs w:val="16"/>
+              </w:rPr>
+            </w:pPr>
+          </w:p>
+        </w:tc>
+        <w:tc>
+          <w:tcPr>
+            <w:tcW w:w="7762" w:type="dxa"/>
+            <w:gridSpan w:val="2"/>
+          </w:tcPr>
+          <w:p>
+            <w:pPr>
+              <w:pStyle w:val="aa"/>
+              <w:rPr>
+                <w:rFonts w:ascii="Arial" w:eastAsia="黑体" w:hAnsi="Arial" w:cs="Arial"/>
                 <w:sz w:val="18"/>
                 <w:szCs w:val="18"/>
-              </w:rPr>
-            </w:pPr>
-          </w:p>
-        </w:tc>
-        <w:tc>
-          <w:tcPr>
-            <w:tcW w:w="7762" w:type="dxa"/>
-            <w:gridSpan w:val="2"/>
-          </w:tcPr>
-          <w:p>
-            <w:pPr>
-              <w:pStyle w:val="aa"/>
-              <w:rPr>
-                <w:rFonts w:ascii="Arial" w:eastAsia="黑体" w:hAnsi="Arial" w:cs="Arial"/>
-                <w:sz w:val="20"/>
-                <w:szCs w:val="20"/>
               </w:rPr>
             </w:pPr>
             <w:bookmarkStart w:id="179" w:name="LanguageLabelRemark"/>
@@ -4772,8 +4850,8 @@
         <w:pStyle w:val="aa"/>
         <w:rPr>
           <w:rFonts w:ascii="Arial" w:eastAsia="黑体" w:hAnsi="Arial" w:cs="Arial"/>
-          <w:sz w:val="20"/>
-          <w:szCs w:val="20"/>
+          <w:sz w:val="18"/>
+          <w:szCs w:val="18"/>
         </w:rPr>
       </w:pPr>
     </w:p>
@@ -4782,8 +4860,8 @@
         <w:pStyle w:val="aa"/>
         <w:rPr>
           <w:rFonts w:ascii="Arial" w:eastAsia="黑体" w:hAnsi="Arial" w:cs="Arial"/>
-          <w:sz w:val="20"/>
-          <w:szCs w:val="20"/>
+          <w:sz w:val="18"/>
+          <w:szCs w:val="18"/>
         </w:rPr>
       </w:pPr>
     </w:p>
@@ -4792,8 +4870,8 @@
         <w:spacing w:after="0" w:line="240" w:lineRule="auto"/>
         <w:rPr>
           <w:rFonts w:ascii="Arial" w:eastAsia="黑体" w:hAnsi="Arial" w:cs="Arial"/>
-          <w:sz w:val="20"/>
-          <w:szCs w:val="20"/>
+          <w:sz w:val="18"/>
+          <w:szCs w:val="18"/>
         </w:rPr>
       </w:pPr>
     </w:p>
@@ -7498,8 +7576,8 @@
             <w:rPr>
               <w:rFonts w:ascii="Arial" w:hAnsi="Arial" w:cs="Arial"/>
               <w:b/>
-              <w:sz w:val="40"/>
-              <w:szCs w:val="40"/>
+              <w:sz w:val="24"/>
+              <w:szCs w:val="24"/>
             </w:rPr>
           </w:pPr>
         </w:p>
@@ -7515,16 +7593,16 @@
             <w:rPr>
               <w:rFonts w:ascii="Arial" w:hAnsi="Arial" w:cs="Arial"/>
               <w:b/>
-              <w:sz w:val="40"/>
-              <w:szCs w:val="40"/>
+              <w:sz w:val="36"/>
+              <w:szCs w:val="36"/>
             </w:rPr>
           </w:pPr>
           <w:r>
             <w:rPr>
               <w:rFonts w:ascii="Arial" w:hAnsi="Arial" w:cs="Arial" w:hint="eastAsia"/>
               <w:b/>
-              <w:sz w:val="40"/>
-              <w:szCs w:val="40"/>
+              <w:sz w:val="36"/>
+              <w:szCs w:val="36"/>
             </w:rPr>
             <w:t>FIBER ANALYSIS</w:t>
           </w:r>
@@ -7532,8 +7610,8 @@
             <w:rPr>
               <w:rFonts w:ascii="Arial" w:hAnsi="Arial" w:cs="Arial"/>
               <w:b/>
-              <w:sz w:val="40"/>
-              <w:szCs w:val="40"/>
+              <w:sz w:val="36"/>
+              <w:szCs w:val="36"/>
             </w:rPr>
             <w:t xml:space="preserve"> </w:t>
           </w:r>
@@ -7541,8 +7619,8 @@
             <w:rPr>
               <w:rFonts w:ascii="Arial" w:hAnsi="Arial" w:cs="Arial" w:hint="eastAsia"/>
               <w:b/>
-              <w:sz w:val="40"/>
-              <w:szCs w:val="40"/>
+              <w:sz w:val="36"/>
+              <w:szCs w:val="36"/>
             </w:rPr>
             <w:t>DATA</w:t>
           </w:r>
@@ -7640,16 +7718,16 @@
             <w:rPr>
               <w:rFonts w:ascii="Arial" w:hAnsi="Arial" w:cs="Arial"/>
               <w:b/>
-              <w:sz w:val="28"/>
-              <w:szCs w:val="28"/>
+              <w:sz w:val="24"/>
+              <w:szCs w:val="24"/>
             </w:rPr>
           </w:pPr>
           <w:r>
             <w:rPr>
               <w:rFonts w:ascii="Arial" w:hAnsi="Arial" w:cs="Arial"/>
               <w:b/>
-              <w:sz w:val="28"/>
-              <w:szCs w:val="28"/>
+              <w:sz w:val="24"/>
+              <w:szCs w:val="24"/>
             </w:rPr>
             <w:t>Report No.</w:t>
           </w:r>
@@ -7666,8 +7744,8 @@
             <w:rPr>
               <w:rFonts w:ascii="Arial" w:hAnsi="Arial" w:cs="Arial"/>
               <w:b/>
-              <w:sz w:val="28"/>
-              <w:szCs w:val="28"/>
+              <w:sz w:val="24"/>
+              <w:szCs w:val="24"/>
             </w:rPr>
           </w:pPr>
           <w:bookmarkStart w:id="0" w:name="ReportNumber"/>
@@ -7708,16 +7786,16 @@
             <w:rPr>
               <w:rFonts w:ascii="Arial" w:hAnsi="Arial" w:cs="Arial"/>
               <w:b/>
-              <w:sz w:val="28"/>
-              <w:szCs w:val="28"/>
+              <w:sz w:val="24"/>
+              <w:szCs w:val="24"/>
             </w:rPr>
           </w:pPr>
           <w:r>
             <w:rPr>
               <w:rFonts w:ascii="Arial" w:hAnsi="Arial" w:cs="Arial" w:hint="eastAsia"/>
               <w:b/>
-              <w:sz w:val="28"/>
-              <w:szCs w:val="28"/>
+              <w:sz w:val="24"/>
+              <w:szCs w:val="24"/>
             </w:rPr>
             <w:t>Sample</w:t>
           </w:r>
@@ -7734,8 +7812,8 @@
             <w:rPr>
               <w:rFonts w:ascii="Arial" w:hAnsi="Arial" w:cs="Arial"/>
               <w:b/>
-              <w:sz w:val="28"/>
-              <w:szCs w:val="28"/>
+              <w:sz w:val="24"/>
+              <w:szCs w:val="24"/>
             </w:rPr>
           </w:pPr>
           <w:bookmarkStart w:id="1" w:name="Sample"/>

--- a/wwwroot/DocxModel/FIBER_ANALYSIS_DATA_SHEET.docx
+++ b/wwwroot/DocxModel/FIBER_ANALYSIS_DATA_SHEET.docx
@@ -533,7 +533,6 @@
           <w:p>
             <w:pPr>
               <w:pStyle w:val="aa"/>
-              <w:wordWrap w:val="0"/>
               <w:jc w:val="right"/>
               <w:rPr>
                 <w:rFonts w:ascii="Arial" w:eastAsia="黑体" w:hAnsi="Arial" w:cs="Arial"/>
@@ -3514,8 +3513,8 @@
         <w:gridCol w:w="3261"/>
         <w:gridCol w:w="1700"/>
         <w:gridCol w:w="2127"/>
-        <w:gridCol w:w="2126"/>
-        <w:gridCol w:w="1276"/>
+        <w:gridCol w:w="2268"/>
+        <w:gridCol w:w="1134"/>
       </w:tblGrid>
       <w:tr>
         <w:trPr>
@@ -3596,7 +3595,7 @@
         </w:tc>
         <w:tc>
           <w:tcPr>
-            <w:tcW w:w="2126" w:type="dxa"/>
+            <w:tcW w:w="2268" w:type="dxa"/>
           </w:tcPr>
           <w:p>
             <w:pPr>
@@ -3615,7 +3614,7 @@
         </w:tc>
         <w:tc>
           <w:tcPr>
-            <w:tcW w:w="1276" w:type="dxa"/>
+            <w:tcW w:w="1134" w:type="dxa"/>
           </w:tcPr>
           <w:p>
             <w:pPr>
@@ -3703,6 +3702,7 @@
           <w:p>
             <w:pPr>
               <w:pStyle w:val="aa"/>
+              <w:jc w:val="right"/>
               <w:rPr>
                 <w:rFonts w:ascii="Arial" w:hAnsi="Arial" w:cs="Arial"/>
                 <w:bCs/>
@@ -3710,11 +3710,13 @@
                 <w:szCs w:val="18"/>
               </w:rPr>
             </w:pPr>
-          </w:p>
-        </w:tc>
-        <w:tc>
-          <w:tcPr>
-            <w:tcW w:w="2126" w:type="dxa"/>
+            <w:bookmarkStart w:id="153" w:name="GBR"/>
+            <w:bookmarkEnd w:id="153"/>
+          </w:p>
+        </w:tc>
+        <w:tc>
+          <w:tcPr>
+            <w:tcW w:w="2268" w:type="dxa"/>
           </w:tcPr>
           <w:p>
             <w:pPr>
@@ -3726,13 +3728,13 @@
                 <w:szCs w:val="18"/>
               </w:rPr>
             </w:pPr>
-            <w:bookmarkStart w:id="153" w:name="Recommendation_2"/>
-            <w:bookmarkEnd w:id="153"/>
-          </w:p>
-        </w:tc>
-        <w:tc>
-          <w:tcPr>
-            <w:tcW w:w="1276" w:type="dxa"/>
+            <w:bookmarkStart w:id="154" w:name="Recommendation_2"/>
+            <w:bookmarkEnd w:id="154"/>
+          </w:p>
+        </w:tc>
+        <w:tc>
+          <w:tcPr>
+            <w:tcW w:w="1134" w:type="dxa"/>
             <w:vMerge w:val="restart"/>
           </w:tcPr>
           <w:p>
@@ -3747,8 +3749,8 @@
                 <w:szCs w:val="18"/>
               </w:rPr>
             </w:pPr>
-            <w:bookmarkStart w:id="154" w:name="FinalRemark"/>
-            <w:bookmarkEnd w:id="154"/>
+            <w:bookmarkStart w:id="155" w:name="FinalRemark"/>
+            <w:bookmarkEnd w:id="155"/>
           </w:p>
         </w:tc>
       </w:tr>
@@ -3763,12 +3765,15 @@
           <w:p>
             <w:pPr>
               <w:spacing w:after="0" w:line="240" w:lineRule="auto"/>
+              <w:jc w:val="right"/>
               <w:rPr>
                 <w:rFonts w:ascii="Arial" w:hAnsi="Arial" w:cs="Arial"/>
                 <w:sz w:val="18"/>
                 <w:szCs w:val="18"/>
               </w:rPr>
             </w:pPr>
+            <w:bookmarkStart w:id="156" w:name="GBTR"/>
+            <w:bookmarkEnd w:id="156"/>
           </w:p>
         </w:tc>
         <w:tc>
@@ -3784,8 +3789,8 @@
                 <w:szCs w:val="21"/>
               </w:rPr>
             </w:pPr>
-            <w:bookmarkStart w:id="155" w:name="TestResult_3"/>
-            <w:bookmarkEnd w:id="155"/>
+            <w:bookmarkStart w:id="157" w:name="TestResult_3"/>
+            <w:bookmarkEnd w:id="157"/>
           </w:p>
         </w:tc>
         <w:tc>
@@ -3805,7 +3810,7 @@
         </w:tc>
         <w:tc>
           <w:tcPr>
-            <w:tcW w:w="2126" w:type="dxa"/>
+            <w:tcW w:w="2268" w:type="dxa"/>
           </w:tcPr>
           <w:p>
             <w:pPr>
@@ -3816,13 +3821,13 @@
                 <w:szCs w:val="21"/>
               </w:rPr>
             </w:pPr>
-            <w:bookmarkStart w:id="156" w:name="Recommendation_3"/>
-            <w:bookmarkEnd w:id="156"/>
-          </w:p>
-        </w:tc>
-        <w:tc>
-          <w:tcPr>
-            <w:tcW w:w="1276" w:type="dxa"/>
+            <w:bookmarkStart w:id="158" w:name="Recommendation_3"/>
+            <w:bookmarkEnd w:id="158"/>
+          </w:p>
+        </w:tc>
+        <w:tc>
+          <w:tcPr>
+            <w:tcW w:w="1134" w:type="dxa"/>
             <w:vMerge/>
           </w:tcPr>
           <w:p>
@@ -3848,6 +3853,7 @@
           <w:p>
             <w:pPr>
               <w:spacing w:after="0" w:line="240" w:lineRule="auto"/>
+              <w:jc w:val="right"/>
               <w:rPr>
                 <w:rFonts w:ascii="Arial" w:hAnsi="Arial" w:cs="Arial"/>
                 <w:sz w:val="18"/>
@@ -3869,8 +3875,8 @@
                 <w:szCs w:val="21"/>
               </w:rPr>
             </w:pPr>
-            <w:bookmarkStart w:id="157" w:name="TestResult_4"/>
-            <w:bookmarkEnd w:id="157"/>
+            <w:bookmarkStart w:id="159" w:name="TestResult_4"/>
+            <w:bookmarkEnd w:id="159"/>
           </w:p>
         </w:tc>
         <w:tc>
@@ -3890,7 +3896,7 @@
         </w:tc>
         <w:tc>
           <w:tcPr>
-            <w:tcW w:w="2126" w:type="dxa"/>
+            <w:tcW w:w="2268" w:type="dxa"/>
           </w:tcPr>
           <w:p>
             <w:pPr>
@@ -3901,13 +3907,13 @@
                 <w:szCs w:val="21"/>
               </w:rPr>
             </w:pPr>
-            <w:bookmarkStart w:id="158" w:name="Recommendation_4"/>
-            <w:bookmarkEnd w:id="158"/>
-          </w:p>
-        </w:tc>
-        <w:tc>
-          <w:tcPr>
-            <w:tcW w:w="1276" w:type="dxa"/>
+            <w:bookmarkStart w:id="160" w:name="Recommendation_4"/>
+            <w:bookmarkEnd w:id="160"/>
+          </w:p>
+        </w:tc>
+        <w:tc>
+          <w:tcPr>
+            <w:tcW w:w="1134" w:type="dxa"/>
             <w:vMerge/>
           </w:tcPr>
           <w:p>
@@ -3954,8 +3960,8 @@
                 <w:szCs w:val="21"/>
               </w:rPr>
             </w:pPr>
-            <w:bookmarkStart w:id="159" w:name="TestResult_5"/>
-            <w:bookmarkEnd w:id="159"/>
+            <w:bookmarkStart w:id="161" w:name="TestResult_5"/>
+            <w:bookmarkEnd w:id="161"/>
           </w:p>
         </w:tc>
         <w:tc>
@@ -3975,7 +3981,7 @@
         </w:tc>
         <w:tc>
           <w:tcPr>
-            <w:tcW w:w="2126" w:type="dxa"/>
+            <w:tcW w:w="2268" w:type="dxa"/>
           </w:tcPr>
           <w:p>
             <w:pPr>
@@ -3986,13 +3992,13 @@
                 <w:szCs w:val="21"/>
               </w:rPr>
             </w:pPr>
-            <w:bookmarkStart w:id="160" w:name="Recommendation_5"/>
-            <w:bookmarkEnd w:id="160"/>
-          </w:p>
-        </w:tc>
-        <w:tc>
-          <w:tcPr>
-            <w:tcW w:w="1276" w:type="dxa"/>
+            <w:bookmarkStart w:id="162" w:name="Recommendation_5"/>
+            <w:bookmarkEnd w:id="162"/>
+          </w:p>
+        </w:tc>
+        <w:tc>
+          <w:tcPr>
+            <w:tcW w:w="1134" w:type="dxa"/>
           </w:tcPr>
           <w:p>
             <w:pPr>
@@ -4038,8 +4044,8 @@
                 <w:szCs w:val="21"/>
               </w:rPr>
             </w:pPr>
-            <w:bookmarkStart w:id="161" w:name="TestResult_6"/>
-            <w:bookmarkEnd w:id="161"/>
+            <w:bookmarkStart w:id="163" w:name="TestResult_6"/>
+            <w:bookmarkEnd w:id="163"/>
           </w:p>
         </w:tc>
         <w:tc>
@@ -4059,7 +4065,7 @@
         </w:tc>
         <w:tc>
           <w:tcPr>
-            <w:tcW w:w="2126" w:type="dxa"/>
+            <w:tcW w:w="2268" w:type="dxa"/>
           </w:tcPr>
           <w:p>
             <w:pPr>
@@ -4070,13 +4076,13 @@
                 <w:szCs w:val="21"/>
               </w:rPr>
             </w:pPr>
-            <w:bookmarkStart w:id="162" w:name="Recommendation_6"/>
-            <w:bookmarkEnd w:id="162"/>
-          </w:p>
-        </w:tc>
-        <w:tc>
-          <w:tcPr>
-            <w:tcW w:w="1276" w:type="dxa"/>
+            <w:bookmarkStart w:id="164" w:name="Recommendation_6"/>
+            <w:bookmarkEnd w:id="164"/>
+          </w:p>
+        </w:tc>
+        <w:tc>
+          <w:tcPr>
+            <w:tcW w:w="1134" w:type="dxa"/>
           </w:tcPr>
           <w:p>
             <w:pPr>
@@ -4122,8 +4128,8 @@
                 <w:szCs w:val="21"/>
               </w:rPr>
             </w:pPr>
-            <w:bookmarkStart w:id="163" w:name="TestResult_7"/>
-            <w:bookmarkEnd w:id="163"/>
+            <w:bookmarkStart w:id="165" w:name="TestResult_7"/>
+            <w:bookmarkEnd w:id="165"/>
           </w:p>
         </w:tc>
         <w:tc>
@@ -4143,7 +4149,7 @@
         </w:tc>
         <w:tc>
           <w:tcPr>
-            <w:tcW w:w="2126" w:type="dxa"/>
+            <w:tcW w:w="2268" w:type="dxa"/>
           </w:tcPr>
           <w:p>
             <w:pPr>
@@ -4154,13 +4160,13 @@
                 <w:szCs w:val="21"/>
               </w:rPr>
             </w:pPr>
-            <w:bookmarkStart w:id="164" w:name="Recommendation_7"/>
-            <w:bookmarkEnd w:id="164"/>
-          </w:p>
-        </w:tc>
-        <w:tc>
-          <w:tcPr>
-            <w:tcW w:w="1276" w:type="dxa"/>
+            <w:bookmarkStart w:id="166" w:name="Recommendation_7"/>
+            <w:bookmarkEnd w:id="166"/>
+          </w:p>
+        </w:tc>
+        <w:tc>
+          <w:tcPr>
+            <w:tcW w:w="1134" w:type="dxa"/>
           </w:tcPr>
           <w:p>
             <w:pPr>
@@ -4206,8 +4212,8 @@
                 <w:szCs w:val="21"/>
               </w:rPr>
             </w:pPr>
-            <w:bookmarkStart w:id="165" w:name="TestResult_8"/>
-            <w:bookmarkEnd w:id="165"/>
+            <w:bookmarkStart w:id="167" w:name="TestResult_8"/>
+            <w:bookmarkEnd w:id="167"/>
           </w:p>
         </w:tc>
         <w:tc>
@@ -4227,7 +4233,7 @@
         </w:tc>
         <w:tc>
           <w:tcPr>
-            <w:tcW w:w="2126" w:type="dxa"/>
+            <w:tcW w:w="2268" w:type="dxa"/>
           </w:tcPr>
           <w:p>
             <w:pPr>
@@ -4238,13 +4244,13 @@
                 <w:szCs w:val="21"/>
               </w:rPr>
             </w:pPr>
-            <w:bookmarkStart w:id="166" w:name="Recommendation_8"/>
-            <w:bookmarkEnd w:id="166"/>
-          </w:p>
-        </w:tc>
-        <w:tc>
-          <w:tcPr>
-            <w:tcW w:w="1276" w:type="dxa"/>
+            <w:bookmarkStart w:id="168" w:name="Recommendation_8"/>
+            <w:bookmarkEnd w:id="168"/>
+          </w:p>
+        </w:tc>
+        <w:tc>
+          <w:tcPr>
+            <w:tcW w:w="1134" w:type="dxa"/>
           </w:tcPr>
           <w:p>
             <w:pPr>
@@ -4290,8 +4296,8 @@
                 <w:szCs w:val="21"/>
               </w:rPr>
             </w:pPr>
-            <w:bookmarkStart w:id="167" w:name="TestResult_9"/>
-            <w:bookmarkEnd w:id="167"/>
+            <w:bookmarkStart w:id="169" w:name="TestResult_9"/>
+            <w:bookmarkEnd w:id="169"/>
           </w:p>
         </w:tc>
         <w:tc>
@@ -4311,7 +4317,7 @@
         </w:tc>
         <w:tc>
           <w:tcPr>
-            <w:tcW w:w="2126" w:type="dxa"/>
+            <w:tcW w:w="2268" w:type="dxa"/>
           </w:tcPr>
           <w:p>
             <w:pPr>
@@ -4322,13 +4328,13 @@
                 <w:szCs w:val="21"/>
               </w:rPr>
             </w:pPr>
-            <w:bookmarkStart w:id="168" w:name="Recommendation_9"/>
-            <w:bookmarkEnd w:id="168"/>
-          </w:p>
-        </w:tc>
-        <w:tc>
-          <w:tcPr>
-            <w:tcW w:w="1276" w:type="dxa"/>
+            <w:bookmarkStart w:id="170" w:name="Recommendation_9"/>
+            <w:bookmarkEnd w:id="170"/>
+          </w:p>
+        </w:tc>
+        <w:tc>
+          <w:tcPr>
+            <w:tcW w:w="1134" w:type="dxa"/>
           </w:tcPr>
           <w:p>
             <w:pPr>
@@ -4374,8 +4380,8 @@
                 <w:szCs w:val="21"/>
               </w:rPr>
             </w:pPr>
-            <w:bookmarkStart w:id="169" w:name="TestResult_10"/>
-            <w:bookmarkEnd w:id="169"/>
+            <w:bookmarkStart w:id="171" w:name="TestResult_10"/>
+            <w:bookmarkEnd w:id="171"/>
           </w:p>
         </w:tc>
         <w:tc>
@@ -4395,7 +4401,7 @@
         </w:tc>
         <w:tc>
           <w:tcPr>
-            <w:tcW w:w="2126" w:type="dxa"/>
+            <w:tcW w:w="2268" w:type="dxa"/>
           </w:tcPr>
           <w:p>
             <w:pPr>
@@ -4406,13 +4412,13 @@
                 <w:szCs w:val="21"/>
               </w:rPr>
             </w:pPr>
-            <w:bookmarkStart w:id="170" w:name="Recommendation_10"/>
-            <w:bookmarkEnd w:id="170"/>
-          </w:p>
-        </w:tc>
-        <w:tc>
-          <w:tcPr>
-            <w:tcW w:w="1276" w:type="dxa"/>
+            <w:bookmarkStart w:id="172" w:name="Recommendation_10"/>
+            <w:bookmarkEnd w:id="172"/>
+          </w:p>
+        </w:tc>
+        <w:tc>
+          <w:tcPr>
+            <w:tcW w:w="1134" w:type="dxa"/>
           </w:tcPr>
           <w:p>
             <w:pPr>
@@ -4606,8 +4612,8 @@
                 <w:szCs w:val="18"/>
               </w:rPr>
             </w:pPr>
-            <w:bookmarkStart w:id="171" w:name="VertifyResult"/>
-            <w:bookmarkEnd w:id="171"/>
+            <w:bookmarkStart w:id="173" w:name="VertifyResult"/>
+            <w:bookmarkEnd w:id="173"/>
           </w:p>
         </w:tc>
         <w:tc>
@@ -4623,8 +4629,8 @@
                 <w:szCs w:val="18"/>
               </w:rPr>
             </w:pPr>
-            <w:bookmarkStart w:id="172" w:name="DurabilityLabel"/>
-            <w:bookmarkEnd w:id="172"/>
+            <w:bookmarkStart w:id="174" w:name="DurabilityLabel"/>
+            <w:bookmarkEnd w:id="174"/>
           </w:p>
         </w:tc>
         <w:tc>
@@ -4640,8 +4646,8 @@
                 <w:szCs w:val="18"/>
               </w:rPr>
             </w:pPr>
-            <w:bookmarkStart w:id="173" w:name="OtherLabel"/>
-            <w:bookmarkEnd w:id="173"/>
+            <w:bookmarkStart w:id="175" w:name="OtherLabel"/>
+            <w:bookmarkEnd w:id="175"/>
           </w:p>
         </w:tc>
         <w:tc>
@@ -4657,8 +4663,8 @@
                 <w:szCs w:val="18"/>
               </w:rPr>
             </w:pPr>
-            <w:bookmarkStart w:id="174" w:name="Comprehensive"/>
-            <w:bookmarkEnd w:id="174"/>
+            <w:bookmarkStart w:id="176" w:name="Comprehensive"/>
+            <w:bookmarkEnd w:id="176"/>
           </w:p>
         </w:tc>
         <w:tc>
@@ -4674,8 +4680,8 @@
                 <w:szCs w:val="18"/>
               </w:rPr>
             </w:pPr>
-            <w:bookmarkStart w:id="175" w:name="FinalResult"/>
-            <w:bookmarkEnd w:id="175"/>
+            <w:bookmarkStart w:id="177" w:name="FinalResult"/>
+            <w:bookmarkEnd w:id="177"/>
           </w:p>
         </w:tc>
       </w:tr>
@@ -4748,8 +4754,8 @@
                 <w:szCs w:val="18"/>
               </w:rPr>
             </w:pPr>
-            <w:bookmarkStart w:id="176" w:name="ResultRemark"/>
-            <w:bookmarkEnd w:id="176"/>
+            <w:bookmarkStart w:id="178" w:name="ResultRemark"/>
+            <w:bookmarkEnd w:id="178"/>
           </w:p>
         </w:tc>
         <w:tc>
@@ -4765,8 +4771,8 @@
                 <w:szCs w:val="18"/>
               </w:rPr>
             </w:pPr>
-            <w:bookmarkStart w:id="177" w:name="LabelRemark"/>
-            <w:bookmarkEnd w:id="177"/>
+            <w:bookmarkStart w:id="179" w:name="LabelRemark"/>
+            <w:bookmarkEnd w:id="179"/>
           </w:p>
         </w:tc>
       </w:tr>
@@ -4802,8 +4808,8 @@
                 <w:szCs w:val="18"/>
               </w:rPr>
             </w:pPr>
-            <w:bookmarkStart w:id="178" w:name="JudgmentLabelRemark"/>
-            <w:bookmarkEnd w:id="178"/>
+            <w:bookmarkStart w:id="180" w:name="JudgmentLabelRemark"/>
+            <w:bookmarkEnd w:id="180"/>
           </w:p>
         </w:tc>
       </w:tr>
@@ -4839,8 +4845,8 @@
                 <w:szCs w:val="18"/>
               </w:rPr>
             </w:pPr>
-            <w:bookmarkStart w:id="179" w:name="LanguageLabelRemark"/>
-            <w:bookmarkEnd w:id="179"/>
+            <w:bookmarkStart w:id="181" w:name="LanguageLabelRemark"/>
+            <w:bookmarkEnd w:id="181"/>
           </w:p>
         </w:tc>
       </w:tr>

--- a/wwwroot/DocxModel/FIBER_ANALYSIS_DATA_SHEET.docx
+++ b/wwwroot/DocxModel/FIBER_ANALYSIS_DATA_SHEET.docx
@@ -4863,19 +4863,9 @@
     </w:p>
     <w:p>
       <w:pPr>
-        <w:pStyle w:val="aa"/>
-        <w:rPr>
-          <w:rFonts w:ascii="Arial" w:eastAsia="黑体" w:hAnsi="Arial" w:cs="Arial"/>
-          <w:sz w:val="18"/>
-          <w:szCs w:val="18"/>
-        </w:rPr>
-      </w:pPr>
-    </w:p>
-    <w:p>
-      <w:pPr>
         <w:spacing w:after="0" w:line="240" w:lineRule="auto"/>
         <w:rPr>
-          <w:rFonts w:ascii="Arial" w:eastAsia="黑体" w:hAnsi="Arial" w:cs="Arial"/>
+          <w:rFonts w:ascii="Arial" w:eastAsia="黑体" w:hAnsi="Arial" w:cs="Arial" w:hint="eastAsia"/>
           <w:sz w:val="18"/>
           <w:szCs w:val="18"/>
         </w:rPr>

--- a/wwwroot/DocxModel/FIBER_ANALYSIS_DATA_SHEET.docx
+++ b/wwwroot/DocxModel/FIBER_ANALYSIS_DATA_SHEET.docx
@@ -23,9 +23,10 @@
         <w:sectPr>
           <w:headerReference w:type="even" r:id="rId8"/>
           <w:headerReference w:type="default" r:id="rId9"/>
-          <w:footerReference w:type="default" r:id="rId10"/>
-          <w:headerReference w:type="first" r:id="rId11"/>
-          <w:footerReference w:type="first" r:id="rId12"/>
+          <w:footerReference w:type="even" r:id="rId10"/>
+          <w:footerReference w:type="default" r:id="rId11"/>
+          <w:headerReference w:type="first" r:id="rId12"/>
+          <w:footerReference w:type="first" r:id="rId13"/>
           <w:pgSz w:w="11906" w:h="16838"/>
           <w:pgMar w:top="720" w:right="720" w:bottom="720" w:left="720" w:header="60" w:footer="708" w:gutter="0"/>
           <w:cols w:space="708"/>
@@ -88,8 +89,8 @@
                 <w:szCs w:val="18"/>
               </w:rPr>
             </w:pPr>
-            <w:bookmarkStart w:id="4" w:name="Methods"/>
-            <w:bookmarkEnd w:id="4"/>
+            <w:bookmarkStart w:id="5" w:name="Methods"/>
+            <w:bookmarkEnd w:id="5"/>
           </w:p>
         </w:tc>
       </w:tr>
@@ -148,8 +149,8 @@
                 <w:szCs w:val="18"/>
               </w:rPr>
             </w:pPr>
-            <w:bookmarkStart w:id="5" w:name="Qualitative"/>
-            <w:bookmarkEnd w:id="5"/>
+            <w:bookmarkStart w:id="6" w:name="Qualitative"/>
+            <w:bookmarkEnd w:id="6"/>
           </w:p>
         </w:tc>
       </w:tr>
@@ -202,8 +203,8 @@
                 <w:szCs w:val="18"/>
               </w:rPr>
             </w:pPr>
-            <w:bookmarkStart w:id="6" w:name="Reagent"/>
-            <w:bookmarkEnd w:id="6"/>
+            <w:bookmarkStart w:id="7" w:name="Reagent"/>
+            <w:bookmarkEnd w:id="7"/>
           </w:p>
         </w:tc>
       </w:tr>
@@ -278,24 +279,7 @@
                       <w:szCs w:val="18"/>
                     </w:rPr>
                   </w:pPr>
-                  <w:bookmarkStart w:id="7" w:name="Microscopeview1"/>
-                  <w:bookmarkEnd w:id="7"/>
-                </w:p>
-              </w:tc>
-              <w:tc>
-                <w:tcPr>
-                  <w:tcW w:w="1116" w:type="dxa"/>
-                </w:tcPr>
-                <w:p>
-                  <w:pPr>
-                    <w:spacing w:after="0" w:line="240" w:lineRule="auto"/>
-                    <w:rPr>
-                      <w:rFonts w:ascii="Arial" w:eastAsia="黑体" w:hAnsi="Arial" w:cs="Arial"/>
-                      <w:sz w:val="18"/>
-                      <w:szCs w:val="18"/>
-                    </w:rPr>
-                  </w:pPr>
-                  <w:bookmarkStart w:id="8" w:name="Microscopeview2"/>
+                  <w:bookmarkStart w:id="8" w:name="Microscopeview1"/>
                   <w:bookmarkEnd w:id="8"/>
                 </w:p>
               </w:tc>
@@ -312,7 +296,7 @@
                       <w:szCs w:val="18"/>
                     </w:rPr>
                   </w:pPr>
-                  <w:bookmarkStart w:id="9" w:name="Microscopeview3"/>
+                  <w:bookmarkStart w:id="9" w:name="Microscopeview2"/>
                   <w:bookmarkEnd w:id="9"/>
                 </w:p>
               </w:tc>
@@ -329,7 +313,7 @@
                       <w:szCs w:val="18"/>
                     </w:rPr>
                   </w:pPr>
-                  <w:bookmarkStart w:id="10" w:name="Microscopeview4"/>
+                  <w:bookmarkStart w:id="10" w:name="Microscopeview3"/>
                   <w:bookmarkEnd w:id="10"/>
                 </w:p>
               </w:tc>
@@ -346,7 +330,7 @@
                       <w:szCs w:val="18"/>
                     </w:rPr>
                   </w:pPr>
-                  <w:bookmarkStart w:id="11" w:name="Microscopeview5"/>
+                  <w:bookmarkStart w:id="11" w:name="Microscopeview4"/>
                   <w:bookmarkEnd w:id="11"/>
                 </w:p>
               </w:tc>
@@ -363,8 +347,25 @@
                       <w:szCs w:val="18"/>
                     </w:rPr>
                   </w:pPr>
-                  <w:bookmarkStart w:id="12" w:name="Microscopeview6"/>
+                  <w:bookmarkStart w:id="12" w:name="Microscopeview5"/>
                   <w:bookmarkEnd w:id="12"/>
+                </w:p>
+              </w:tc>
+              <w:tc>
+                <w:tcPr>
+                  <w:tcW w:w="1116" w:type="dxa"/>
+                </w:tcPr>
+                <w:p>
+                  <w:pPr>
+                    <w:spacing w:after="0" w:line="240" w:lineRule="auto"/>
+                    <w:rPr>
+                      <w:rFonts w:ascii="Arial" w:eastAsia="黑体" w:hAnsi="Arial" w:cs="Arial"/>
+                      <w:sz w:val="18"/>
+                      <w:szCs w:val="18"/>
+                    </w:rPr>
+                  </w:pPr>
+                  <w:bookmarkStart w:id="13" w:name="Microscopeview6"/>
+                  <w:bookmarkEnd w:id="13"/>
                 </w:p>
               </w:tc>
               <w:tc>
@@ -380,8 +381,8 @@
                       <w:szCs w:val="18"/>
                     </w:rPr>
                   </w:pPr>
-                  <w:bookmarkStart w:id="13" w:name="Microscopeview7"/>
-                  <w:bookmarkEnd w:id="13"/>
+                  <w:bookmarkStart w:id="14" w:name="Microscopeview7"/>
+                  <w:bookmarkEnd w:id="14"/>
                 </w:p>
               </w:tc>
             </w:tr>
@@ -399,24 +400,7 @@
                       <w:szCs w:val="18"/>
                     </w:rPr>
                   </w:pPr>
-                  <w:bookmarkStart w:id="14" w:name="Microscopeview8"/>
-                  <w:bookmarkEnd w:id="14"/>
-                </w:p>
-              </w:tc>
-              <w:tc>
-                <w:tcPr>
-                  <w:tcW w:w="1116" w:type="dxa"/>
-                </w:tcPr>
-                <w:p>
-                  <w:pPr>
-                    <w:spacing w:after="0" w:line="240" w:lineRule="auto"/>
-                    <w:rPr>
-                      <w:rFonts w:ascii="Arial" w:eastAsia="黑体" w:hAnsi="Arial" w:cs="Arial"/>
-                      <w:sz w:val="18"/>
-                      <w:szCs w:val="18"/>
-                    </w:rPr>
-                  </w:pPr>
-                  <w:bookmarkStart w:id="15" w:name="Microscopeview9"/>
+                  <w:bookmarkStart w:id="15" w:name="Microscopeview8"/>
                   <w:bookmarkEnd w:id="15"/>
                 </w:p>
               </w:tc>
@@ -433,7 +417,7 @@
                       <w:szCs w:val="18"/>
                     </w:rPr>
                   </w:pPr>
-                  <w:bookmarkStart w:id="16" w:name="Microscopeview10"/>
+                  <w:bookmarkStart w:id="16" w:name="Microscopeview9"/>
                   <w:bookmarkEnd w:id="16"/>
                 </w:p>
               </w:tc>
@@ -450,7 +434,7 @@
                       <w:szCs w:val="18"/>
                     </w:rPr>
                   </w:pPr>
-                  <w:bookmarkStart w:id="17" w:name="Microscopeview11"/>
+                  <w:bookmarkStart w:id="17" w:name="Microscopeview10"/>
                   <w:bookmarkEnd w:id="17"/>
                 </w:p>
               </w:tc>
@@ -467,7 +451,7 @@
                       <w:szCs w:val="18"/>
                     </w:rPr>
                   </w:pPr>
-                  <w:bookmarkStart w:id="18" w:name="Microscopeview12"/>
+                  <w:bookmarkStart w:id="18" w:name="Microscopeview11"/>
                   <w:bookmarkEnd w:id="18"/>
                 </w:p>
               </w:tc>
@@ -484,8 +468,25 @@
                       <w:szCs w:val="18"/>
                     </w:rPr>
                   </w:pPr>
-                  <w:bookmarkStart w:id="19" w:name="Microscopeview13"/>
+                  <w:bookmarkStart w:id="19" w:name="Microscopeview12"/>
                   <w:bookmarkEnd w:id="19"/>
+                </w:p>
+              </w:tc>
+              <w:tc>
+                <w:tcPr>
+                  <w:tcW w:w="1116" w:type="dxa"/>
+                </w:tcPr>
+                <w:p>
+                  <w:pPr>
+                    <w:spacing w:after="0" w:line="240" w:lineRule="auto"/>
+                    <w:rPr>
+                      <w:rFonts w:ascii="Arial" w:eastAsia="黑体" w:hAnsi="Arial" w:cs="Arial"/>
+                      <w:sz w:val="18"/>
+                      <w:szCs w:val="18"/>
+                    </w:rPr>
+                  </w:pPr>
+                  <w:bookmarkStart w:id="20" w:name="Microscopeview13"/>
+                  <w:bookmarkEnd w:id="20"/>
                 </w:p>
               </w:tc>
               <w:tc>
@@ -501,8 +502,8 @@
                       <w:szCs w:val="18"/>
                     </w:rPr>
                   </w:pPr>
-                  <w:bookmarkStart w:id="20" w:name="Microscopeview14"/>
-                  <w:bookmarkEnd w:id="20"/>
+                  <w:bookmarkStart w:id="21" w:name="Microscopeview14"/>
+                  <w:bookmarkEnd w:id="21"/>
                 </w:p>
               </w:tc>
             </w:tr>
@@ -566,8 +567,8 @@
                 <w:szCs w:val="18"/>
               </w:rPr>
             </w:pPr>
-            <w:bookmarkStart w:id="21" w:name="Bottle"/>
-            <w:bookmarkEnd w:id="21"/>
+            <w:bookmarkStart w:id="22" w:name="Bottle"/>
+            <w:bookmarkEnd w:id="22"/>
           </w:p>
           <w:p>
             <w:pPr>
@@ -594,8 +595,8 @@
               </w:rPr>
               <w:t xml:space="preserve">  </w:t>
             </w:r>
-            <w:bookmarkStart w:id="22" w:name="BurningTest"/>
-            <w:bookmarkEnd w:id="22"/>
+            <w:bookmarkStart w:id="23" w:name="BurningTest"/>
+            <w:bookmarkEnd w:id="23"/>
           </w:p>
         </w:tc>
       </w:tr>
@@ -666,8 +667,8 @@
                 <w:szCs w:val="18"/>
               </w:rPr>
             </w:pPr>
-            <w:bookmarkStart w:id="23" w:name="Equipment"/>
-            <w:bookmarkEnd w:id="23"/>
+            <w:bookmarkStart w:id="24" w:name="Equipment"/>
+            <w:bookmarkEnd w:id="24"/>
           </w:p>
         </w:tc>
       </w:tr>
@@ -991,8 +992,8 @@
                 <w:u w:val="single"/>
               </w:rPr>
             </w:pPr>
-            <w:bookmarkStart w:id="24" w:name="GSMTrail1"/>
-            <w:bookmarkEnd w:id="24"/>
+            <w:bookmarkStart w:id="25" w:name="GSMTrail1"/>
+            <w:bookmarkEnd w:id="25"/>
           </w:p>
         </w:tc>
         <w:tc>
@@ -1010,8 +1011,8 @@
                 <w:u w:val="single"/>
               </w:rPr>
             </w:pPr>
-            <w:bookmarkStart w:id="25" w:name="RateTrail1"/>
-            <w:bookmarkEnd w:id="25"/>
+            <w:bookmarkStart w:id="26" w:name="RateTrail1"/>
+            <w:bookmarkEnd w:id="26"/>
           </w:p>
         </w:tc>
         <w:tc>
@@ -1029,8 +1030,8 @@
                 <w:u w:val="single"/>
               </w:rPr>
             </w:pPr>
-            <w:bookmarkStart w:id="26" w:name="GSMTrail2"/>
-            <w:bookmarkEnd w:id="26"/>
+            <w:bookmarkStart w:id="27" w:name="GSMTrail2"/>
+            <w:bookmarkEnd w:id="27"/>
           </w:p>
         </w:tc>
         <w:tc>
@@ -1048,8 +1049,8 @@
                 <w:u w:val="single"/>
               </w:rPr>
             </w:pPr>
-            <w:bookmarkStart w:id="27" w:name="RateTrail2"/>
-            <w:bookmarkEnd w:id="27"/>
+            <w:bookmarkStart w:id="28" w:name="RateTrail2"/>
+            <w:bookmarkEnd w:id="28"/>
           </w:p>
         </w:tc>
         <w:tc>
@@ -1066,8 +1067,8 @@
                 <w:u w:val="single"/>
               </w:rPr>
             </w:pPr>
-            <w:bookmarkStart w:id="28" w:name="Avg"/>
-            <w:bookmarkEnd w:id="28"/>
+            <w:bookmarkStart w:id="29" w:name="Avg"/>
+            <w:bookmarkEnd w:id="29"/>
           </w:p>
         </w:tc>
         <w:tc>
@@ -1116,8 +1117,8 @@
                 <w:u w:val="single"/>
               </w:rPr>
             </w:pPr>
-            <w:bookmarkStart w:id="29" w:name="Rate"/>
-            <w:bookmarkEnd w:id="29"/>
+            <w:bookmarkStart w:id="30" w:name="Rate"/>
+            <w:bookmarkEnd w:id="30"/>
           </w:p>
         </w:tc>
       </w:tr>
@@ -1308,8 +1309,8 @@
                 <w:szCs w:val="16"/>
               </w:rPr>
             </w:pPr>
-            <w:bookmarkStart w:id="30" w:name="Section_1"/>
-            <w:bookmarkEnd w:id="30"/>
+            <w:bookmarkStart w:id="31" w:name="Section_1"/>
+            <w:bookmarkEnd w:id="31"/>
           </w:p>
         </w:tc>
         <w:tc>
@@ -1325,8 +1326,8 @@
                 <w:szCs w:val="18"/>
               </w:rPr>
             </w:pPr>
-            <w:bookmarkStart w:id="31" w:name="Sum_1"/>
-            <w:bookmarkEnd w:id="31"/>
+            <w:bookmarkStart w:id="32" w:name="Sum_1"/>
+            <w:bookmarkEnd w:id="32"/>
           </w:p>
         </w:tc>
         <w:tc>
@@ -1343,8 +1344,8 @@
                 <w:szCs w:val="13"/>
               </w:rPr>
             </w:pPr>
-            <w:bookmarkStart w:id="32" w:name="GSMTrail1_1"/>
-            <w:bookmarkEnd w:id="32"/>
+            <w:bookmarkStart w:id="33" w:name="GSMTrail1_1"/>
+            <w:bookmarkEnd w:id="33"/>
           </w:p>
         </w:tc>
         <w:tc>
@@ -1361,8 +1362,8 @@
                 <w:szCs w:val="13"/>
               </w:rPr>
             </w:pPr>
-            <w:bookmarkStart w:id="33" w:name="RateTrail1_1"/>
-            <w:bookmarkEnd w:id="33"/>
+            <w:bookmarkStart w:id="34" w:name="RateTrail1_1"/>
+            <w:bookmarkEnd w:id="34"/>
           </w:p>
         </w:tc>
         <w:tc>
@@ -1379,8 +1380,8 @@
                 <w:szCs w:val="13"/>
               </w:rPr>
             </w:pPr>
-            <w:bookmarkStart w:id="34" w:name="GSMTrail2_1"/>
-            <w:bookmarkEnd w:id="34"/>
+            <w:bookmarkStart w:id="35" w:name="GSMTrail2_1"/>
+            <w:bookmarkEnd w:id="35"/>
           </w:p>
         </w:tc>
         <w:tc>
@@ -1397,8 +1398,8 @@
                 <w:szCs w:val="13"/>
               </w:rPr>
             </w:pPr>
-            <w:bookmarkStart w:id="35" w:name="RateTrail2_1"/>
-            <w:bookmarkEnd w:id="35"/>
+            <w:bookmarkStart w:id="36" w:name="RateTrail2_1"/>
+            <w:bookmarkEnd w:id="36"/>
           </w:p>
         </w:tc>
         <w:tc>
@@ -1415,8 +1416,8 @@
                 <w:szCs w:val="13"/>
               </w:rPr>
             </w:pPr>
-            <w:bookmarkStart w:id="36" w:name="Avg_1"/>
-            <w:bookmarkEnd w:id="36"/>
+            <w:bookmarkStart w:id="37" w:name="Avg_1"/>
+            <w:bookmarkEnd w:id="37"/>
           </w:p>
         </w:tc>
         <w:tc>
@@ -1433,8 +1434,8 @@
                 <w:szCs w:val="13"/>
               </w:rPr>
             </w:pPr>
-            <w:bookmarkStart w:id="37" w:name="Correct_1"/>
-            <w:bookmarkEnd w:id="37"/>
+            <w:bookmarkStart w:id="38" w:name="Correct_1"/>
+            <w:bookmarkEnd w:id="38"/>
           </w:p>
         </w:tc>
         <w:tc>
@@ -1451,8 +1452,8 @@
                 <w:szCs w:val="13"/>
               </w:rPr>
             </w:pPr>
-            <w:bookmarkStart w:id="38" w:name="MoistureRegain_1"/>
-            <w:bookmarkEnd w:id="38"/>
+            <w:bookmarkStart w:id="39" w:name="MoistureRegain_1"/>
+            <w:bookmarkEnd w:id="39"/>
           </w:p>
         </w:tc>
         <w:tc>
@@ -1469,8 +1470,8 @@
                 <w:szCs w:val="13"/>
               </w:rPr>
             </w:pPr>
-            <w:bookmarkStart w:id="39" w:name="Rate_1"/>
-            <w:bookmarkEnd w:id="39"/>
+            <w:bookmarkStart w:id="40" w:name="Rate_1"/>
+            <w:bookmarkEnd w:id="40"/>
           </w:p>
         </w:tc>
       </w:tr>
@@ -1492,8 +1493,8 @@
                 <w:szCs w:val="16"/>
               </w:rPr>
             </w:pPr>
-            <w:bookmarkStart w:id="40" w:name="Section_2"/>
-            <w:bookmarkEnd w:id="40"/>
+            <w:bookmarkStart w:id="41" w:name="Section_2"/>
+            <w:bookmarkEnd w:id="41"/>
           </w:p>
         </w:tc>
         <w:tc>
@@ -1509,8 +1510,8 @@
                 <w:szCs w:val="18"/>
               </w:rPr>
             </w:pPr>
-            <w:bookmarkStart w:id="41" w:name="Sum_2"/>
-            <w:bookmarkEnd w:id="41"/>
+            <w:bookmarkStart w:id="42" w:name="Sum_2"/>
+            <w:bookmarkEnd w:id="42"/>
           </w:p>
         </w:tc>
         <w:tc>
@@ -1527,8 +1528,8 @@
                 <w:szCs w:val="13"/>
               </w:rPr>
             </w:pPr>
-            <w:bookmarkStart w:id="42" w:name="GSMTrail1_2"/>
-            <w:bookmarkEnd w:id="42"/>
+            <w:bookmarkStart w:id="43" w:name="GSMTrail1_2"/>
+            <w:bookmarkEnd w:id="43"/>
           </w:p>
         </w:tc>
         <w:tc>
@@ -1545,8 +1546,8 @@
                 <w:szCs w:val="13"/>
               </w:rPr>
             </w:pPr>
-            <w:bookmarkStart w:id="43" w:name="RateTrail1_2"/>
-            <w:bookmarkEnd w:id="43"/>
+            <w:bookmarkStart w:id="44" w:name="RateTrail1_2"/>
+            <w:bookmarkEnd w:id="44"/>
           </w:p>
         </w:tc>
         <w:tc>
@@ -1563,8 +1564,8 @@
                 <w:szCs w:val="13"/>
               </w:rPr>
             </w:pPr>
-            <w:bookmarkStart w:id="44" w:name="GSMTrail2_2"/>
-            <w:bookmarkEnd w:id="44"/>
+            <w:bookmarkStart w:id="45" w:name="GSMTrail2_2"/>
+            <w:bookmarkEnd w:id="45"/>
           </w:p>
         </w:tc>
         <w:tc>
@@ -1581,8 +1582,8 @@
                 <w:szCs w:val="13"/>
               </w:rPr>
             </w:pPr>
-            <w:bookmarkStart w:id="45" w:name="RateTrail2_2"/>
-            <w:bookmarkEnd w:id="45"/>
+            <w:bookmarkStart w:id="46" w:name="RateTrail2_2"/>
+            <w:bookmarkEnd w:id="46"/>
           </w:p>
         </w:tc>
         <w:tc>
@@ -1599,8 +1600,8 @@
                 <w:szCs w:val="13"/>
               </w:rPr>
             </w:pPr>
-            <w:bookmarkStart w:id="46" w:name="Avg_2"/>
-            <w:bookmarkEnd w:id="46"/>
+            <w:bookmarkStart w:id="47" w:name="Avg_2"/>
+            <w:bookmarkEnd w:id="47"/>
           </w:p>
         </w:tc>
         <w:tc>
@@ -1617,8 +1618,8 @@
                 <w:szCs w:val="13"/>
               </w:rPr>
             </w:pPr>
-            <w:bookmarkStart w:id="47" w:name="Correct_2"/>
-            <w:bookmarkEnd w:id="47"/>
+            <w:bookmarkStart w:id="48" w:name="Correct_2"/>
+            <w:bookmarkEnd w:id="48"/>
           </w:p>
         </w:tc>
         <w:tc>
@@ -1635,8 +1636,8 @@
                 <w:szCs w:val="13"/>
               </w:rPr>
             </w:pPr>
-            <w:bookmarkStart w:id="48" w:name="MoistureRegain_2"/>
-            <w:bookmarkEnd w:id="48"/>
+            <w:bookmarkStart w:id="49" w:name="MoistureRegain_2"/>
+            <w:bookmarkEnd w:id="49"/>
           </w:p>
         </w:tc>
         <w:tc>
@@ -1653,8 +1654,8 @@
                 <w:szCs w:val="13"/>
               </w:rPr>
             </w:pPr>
-            <w:bookmarkStart w:id="49" w:name="Rate_2"/>
-            <w:bookmarkEnd w:id="49"/>
+            <w:bookmarkStart w:id="50" w:name="Rate_2"/>
+            <w:bookmarkEnd w:id="50"/>
           </w:p>
         </w:tc>
       </w:tr>
@@ -1676,8 +1677,8 @@
                 <w:szCs w:val="16"/>
               </w:rPr>
             </w:pPr>
-            <w:bookmarkStart w:id="50" w:name="Section_3"/>
-            <w:bookmarkEnd w:id="50"/>
+            <w:bookmarkStart w:id="51" w:name="Section_3"/>
+            <w:bookmarkEnd w:id="51"/>
           </w:p>
         </w:tc>
         <w:tc>
@@ -1693,8 +1694,8 @@
                 <w:szCs w:val="18"/>
               </w:rPr>
             </w:pPr>
-            <w:bookmarkStart w:id="51" w:name="Sum_3"/>
-            <w:bookmarkEnd w:id="51"/>
+            <w:bookmarkStart w:id="52" w:name="Sum_3"/>
+            <w:bookmarkEnd w:id="52"/>
           </w:p>
         </w:tc>
         <w:tc>
@@ -1711,8 +1712,8 @@
                 <w:szCs w:val="13"/>
               </w:rPr>
             </w:pPr>
-            <w:bookmarkStart w:id="52" w:name="GSMTrail1_3"/>
-            <w:bookmarkEnd w:id="52"/>
+            <w:bookmarkStart w:id="53" w:name="GSMTrail1_3"/>
+            <w:bookmarkEnd w:id="53"/>
           </w:p>
         </w:tc>
         <w:tc>
@@ -1729,8 +1730,8 @@
                 <w:szCs w:val="13"/>
               </w:rPr>
             </w:pPr>
-            <w:bookmarkStart w:id="53" w:name="RateTrail1_3"/>
-            <w:bookmarkEnd w:id="53"/>
+            <w:bookmarkStart w:id="54" w:name="RateTrail1_3"/>
+            <w:bookmarkEnd w:id="54"/>
           </w:p>
         </w:tc>
         <w:tc>
@@ -1747,8 +1748,8 @@
                 <w:szCs w:val="13"/>
               </w:rPr>
             </w:pPr>
-            <w:bookmarkStart w:id="54" w:name="GSMTrail2_3"/>
-            <w:bookmarkEnd w:id="54"/>
+            <w:bookmarkStart w:id="55" w:name="GSMTrail2_3"/>
+            <w:bookmarkEnd w:id="55"/>
           </w:p>
         </w:tc>
         <w:tc>
@@ -1767,8 +1768,8 @@
                 <w:szCs w:val="13"/>
               </w:rPr>
             </w:pPr>
-            <w:bookmarkStart w:id="55" w:name="RateTrail2_3"/>
-            <w:bookmarkEnd w:id="55"/>
+            <w:bookmarkStart w:id="56" w:name="RateTrail2_3"/>
+            <w:bookmarkEnd w:id="56"/>
           </w:p>
         </w:tc>
         <w:tc>
@@ -1784,8 +1785,8 @@
                 <w:szCs w:val="13"/>
               </w:rPr>
             </w:pPr>
-            <w:bookmarkStart w:id="56" w:name="Avg_3"/>
-            <w:bookmarkEnd w:id="56"/>
+            <w:bookmarkStart w:id="57" w:name="Avg_3"/>
+            <w:bookmarkEnd w:id="57"/>
           </w:p>
         </w:tc>
         <w:tc>
@@ -1801,8 +1802,8 @@
                 <w:szCs w:val="13"/>
               </w:rPr>
             </w:pPr>
-            <w:bookmarkStart w:id="57" w:name="Correct_3"/>
-            <w:bookmarkEnd w:id="57"/>
+            <w:bookmarkStart w:id="58" w:name="Correct_3"/>
+            <w:bookmarkEnd w:id="58"/>
           </w:p>
         </w:tc>
         <w:tc>
@@ -1818,8 +1819,8 @@
                 <w:szCs w:val="13"/>
               </w:rPr>
             </w:pPr>
-            <w:bookmarkStart w:id="58" w:name="MoistureRegain_3"/>
-            <w:bookmarkEnd w:id="58"/>
+            <w:bookmarkStart w:id="59" w:name="MoistureRegain_3"/>
+            <w:bookmarkEnd w:id="59"/>
           </w:p>
         </w:tc>
         <w:tc>
@@ -1835,8 +1836,8 @@
                 <w:szCs w:val="13"/>
               </w:rPr>
             </w:pPr>
-            <w:bookmarkStart w:id="59" w:name="Rate_3"/>
-            <w:bookmarkEnd w:id="59"/>
+            <w:bookmarkStart w:id="60" w:name="Rate_3"/>
+            <w:bookmarkEnd w:id="60"/>
           </w:p>
         </w:tc>
       </w:tr>
@@ -1858,8 +1859,8 @@
                 <w:szCs w:val="16"/>
               </w:rPr>
             </w:pPr>
-            <w:bookmarkStart w:id="60" w:name="Section_4"/>
-            <w:bookmarkEnd w:id="60"/>
+            <w:bookmarkStart w:id="61" w:name="Section_4"/>
+            <w:bookmarkEnd w:id="61"/>
           </w:p>
         </w:tc>
         <w:tc>
@@ -1875,8 +1876,8 @@
                 <w:szCs w:val="18"/>
               </w:rPr>
             </w:pPr>
-            <w:bookmarkStart w:id="61" w:name="Sum_4"/>
-            <w:bookmarkEnd w:id="61"/>
+            <w:bookmarkStart w:id="62" w:name="Sum_4"/>
+            <w:bookmarkEnd w:id="62"/>
           </w:p>
         </w:tc>
         <w:tc>
@@ -1893,8 +1894,8 @@
                 <w:szCs w:val="13"/>
               </w:rPr>
             </w:pPr>
-            <w:bookmarkStart w:id="62" w:name="GSMTrail1_4"/>
-            <w:bookmarkEnd w:id="62"/>
+            <w:bookmarkStart w:id="63" w:name="GSMTrail1_4"/>
+            <w:bookmarkEnd w:id="63"/>
           </w:p>
         </w:tc>
         <w:tc>
@@ -1911,8 +1912,8 @@
                 <w:szCs w:val="13"/>
               </w:rPr>
             </w:pPr>
-            <w:bookmarkStart w:id="63" w:name="RateTrail1_4"/>
-            <w:bookmarkEnd w:id="63"/>
+            <w:bookmarkStart w:id="64" w:name="RateTrail1_4"/>
+            <w:bookmarkEnd w:id="64"/>
           </w:p>
         </w:tc>
         <w:tc>
@@ -1929,8 +1930,8 @@
                 <w:szCs w:val="13"/>
               </w:rPr>
             </w:pPr>
-            <w:bookmarkStart w:id="64" w:name="GSMTrail2_4"/>
-            <w:bookmarkEnd w:id="64"/>
+            <w:bookmarkStart w:id="65" w:name="GSMTrail2_4"/>
+            <w:bookmarkEnd w:id="65"/>
           </w:p>
         </w:tc>
         <w:tc>
@@ -1947,8 +1948,8 @@
                 <w:szCs w:val="13"/>
               </w:rPr>
             </w:pPr>
-            <w:bookmarkStart w:id="65" w:name="RateTrail2_4"/>
-            <w:bookmarkEnd w:id="65"/>
+            <w:bookmarkStart w:id="66" w:name="RateTrail2_4"/>
+            <w:bookmarkEnd w:id="66"/>
           </w:p>
         </w:tc>
         <w:tc>
@@ -1965,8 +1966,8 @@
                 <w:szCs w:val="13"/>
               </w:rPr>
             </w:pPr>
-            <w:bookmarkStart w:id="66" w:name="Avg_4"/>
-            <w:bookmarkEnd w:id="66"/>
+            <w:bookmarkStart w:id="67" w:name="Avg_4"/>
+            <w:bookmarkEnd w:id="67"/>
           </w:p>
         </w:tc>
         <w:tc>
@@ -1983,8 +1984,8 @@
                 <w:szCs w:val="13"/>
               </w:rPr>
             </w:pPr>
-            <w:bookmarkStart w:id="67" w:name="Correct_4"/>
-            <w:bookmarkEnd w:id="67"/>
+            <w:bookmarkStart w:id="68" w:name="Correct_4"/>
+            <w:bookmarkEnd w:id="68"/>
           </w:p>
         </w:tc>
         <w:tc>
@@ -2001,8 +2002,8 @@
                 <w:szCs w:val="13"/>
               </w:rPr>
             </w:pPr>
-            <w:bookmarkStart w:id="68" w:name="MoistureRegain_4"/>
-            <w:bookmarkEnd w:id="68"/>
+            <w:bookmarkStart w:id="69" w:name="MoistureRegain_4"/>
+            <w:bookmarkEnd w:id="69"/>
           </w:p>
         </w:tc>
         <w:tc>
@@ -2019,8 +2020,8 @@
                 <w:szCs w:val="13"/>
               </w:rPr>
             </w:pPr>
-            <w:bookmarkStart w:id="69" w:name="Rate_4"/>
-            <w:bookmarkEnd w:id="69"/>
+            <w:bookmarkStart w:id="70" w:name="Rate_4"/>
+            <w:bookmarkEnd w:id="70"/>
           </w:p>
         </w:tc>
       </w:tr>
@@ -2042,8 +2043,8 @@
                 <w:szCs w:val="16"/>
               </w:rPr>
             </w:pPr>
-            <w:bookmarkStart w:id="70" w:name="Section_5"/>
-            <w:bookmarkEnd w:id="70"/>
+            <w:bookmarkStart w:id="71" w:name="Section_5"/>
+            <w:bookmarkEnd w:id="71"/>
           </w:p>
         </w:tc>
         <w:tc>
@@ -2059,8 +2060,8 @@
                 <w:szCs w:val="18"/>
               </w:rPr>
             </w:pPr>
-            <w:bookmarkStart w:id="71" w:name="Sum_5"/>
-            <w:bookmarkEnd w:id="71"/>
+            <w:bookmarkStart w:id="72" w:name="Sum_5"/>
+            <w:bookmarkEnd w:id="72"/>
           </w:p>
         </w:tc>
         <w:tc>
@@ -2077,8 +2078,8 @@
                 <w:szCs w:val="13"/>
               </w:rPr>
             </w:pPr>
-            <w:bookmarkStart w:id="72" w:name="GSMTrail1_5"/>
-            <w:bookmarkEnd w:id="72"/>
+            <w:bookmarkStart w:id="73" w:name="GSMTrail1_5"/>
+            <w:bookmarkEnd w:id="73"/>
           </w:p>
         </w:tc>
         <w:tc>
@@ -2095,8 +2096,8 @@
                 <w:szCs w:val="13"/>
               </w:rPr>
             </w:pPr>
-            <w:bookmarkStart w:id="73" w:name="RateTrail1_5"/>
-            <w:bookmarkEnd w:id="73"/>
+            <w:bookmarkStart w:id="74" w:name="RateTrail1_5"/>
+            <w:bookmarkEnd w:id="74"/>
           </w:p>
         </w:tc>
         <w:tc>
@@ -2113,8 +2114,8 @@
                 <w:szCs w:val="13"/>
               </w:rPr>
             </w:pPr>
-            <w:bookmarkStart w:id="74" w:name="GSMTrail2_5"/>
-            <w:bookmarkEnd w:id="74"/>
+            <w:bookmarkStart w:id="75" w:name="GSMTrail2_5"/>
+            <w:bookmarkEnd w:id="75"/>
           </w:p>
         </w:tc>
         <w:tc>
@@ -2131,8 +2132,8 @@
                 <w:szCs w:val="13"/>
               </w:rPr>
             </w:pPr>
-            <w:bookmarkStart w:id="75" w:name="RateTrail2_5"/>
-            <w:bookmarkEnd w:id="75"/>
+            <w:bookmarkStart w:id="76" w:name="RateTrail2_5"/>
+            <w:bookmarkEnd w:id="76"/>
           </w:p>
         </w:tc>
         <w:tc>
@@ -2149,8 +2150,8 @@
                 <w:szCs w:val="13"/>
               </w:rPr>
             </w:pPr>
-            <w:bookmarkStart w:id="76" w:name="Avg_5"/>
-            <w:bookmarkEnd w:id="76"/>
+            <w:bookmarkStart w:id="77" w:name="Avg_5"/>
+            <w:bookmarkEnd w:id="77"/>
           </w:p>
         </w:tc>
         <w:tc>
@@ -2167,8 +2168,8 @@
                 <w:szCs w:val="13"/>
               </w:rPr>
             </w:pPr>
-            <w:bookmarkStart w:id="77" w:name="Correct_5"/>
-            <w:bookmarkEnd w:id="77"/>
+            <w:bookmarkStart w:id="78" w:name="Correct_5"/>
+            <w:bookmarkEnd w:id="78"/>
           </w:p>
         </w:tc>
         <w:tc>
@@ -2185,8 +2186,8 @@
                 <w:szCs w:val="13"/>
               </w:rPr>
             </w:pPr>
-            <w:bookmarkStart w:id="78" w:name="MoistureRegain_5"/>
-            <w:bookmarkEnd w:id="78"/>
+            <w:bookmarkStart w:id="79" w:name="MoistureRegain_5"/>
+            <w:bookmarkEnd w:id="79"/>
           </w:p>
         </w:tc>
         <w:tc>
@@ -2203,8 +2204,8 @@
                 <w:szCs w:val="13"/>
               </w:rPr>
             </w:pPr>
-            <w:bookmarkStart w:id="79" w:name="Rate_5"/>
-            <w:bookmarkEnd w:id="79"/>
+            <w:bookmarkStart w:id="80" w:name="Rate_5"/>
+            <w:bookmarkEnd w:id="80"/>
           </w:p>
         </w:tc>
       </w:tr>
@@ -2226,8 +2227,8 @@
                 <w:szCs w:val="16"/>
               </w:rPr>
             </w:pPr>
-            <w:bookmarkStart w:id="80" w:name="Section_6"/>
-            <w:bookmarkEnd w:id="80"/>
+            <w:bookmarkStart w:id="81" w:name="Section_6"/>
+            <w:bookmarkEnd w:id="81"/>
           </w:p>
         </w:tc>
         <w:tc>
@@ -2243,8 +2244,8 @@
                 <w:szCs w:val="18"/>
               </w:rPr>
             </w:pPr>
-            <w:bookmarkStart w:id="81" w:name="Sum_6"/>
-            <w:bookmarkEnd w:id="81"/>
+            <w:bookmarkStart w:id="82" w:name="Sum_6"/>
+            <w:bookmarkEnd w:id="82"/>
           </w:p>
         </w:tc>
         <w:tc>
@@ -2261,8 +2262,8 @@
                 <w:szCs w:val="13"/>
               </w:rPr>
             </w:pPr>
-            <w:bookmarkStart w:id="82" w:name="GSMTrail1_6"/>
-            <w:bookmarkEnd w:id="82"/>
+            <w:bookmarkStart w:id="83" w:name="GSMTrail1_6"/>
+            <w:bookmarkEnd w:id="83"/>
           </w:p>
         </w:tc>
         <w:tc>
@@ -2279,8 +2280,8 @@
                 <w:szCs w:val="13"/>
               </w:rPr>
             </w:pPr>
-            <w:bookmarkStart w:id="83" w:name="RateTrail1_6"/>
-            <w:bookmarkEnd w:id="83"/>
+            <w:bookmarkStart w:id="84" w:name="RateTrail1_6"/>
+            <w:bookmarkEnd w:id="84"/>
           </w:p>
         </w:tc>
         <w:tc>
@@ -2297,8 +2298,8 @@
                 <w:szCs w:val="13"/>
               </w:rPr>
             </w:pPr>
-            <w:bookmarkStart w:id="84" w:name="GSMTrail2_6"/>
-            <w:bookmarkEnd w:id="84"/>
+            <w:bookmarkStart w:id="85" w:name="GSMTrail2_6"/>
+            <w:bookmarkEnd w:id="85"/>
           </w:p>
         </w:tc>
         <w:tc>
@@ -2315,8 +2316,8 @@
                 <w:szCs w:val="13"/>
               </w:rPr>
             </w:pPr>
-            <w:bookmarkStart w:id="85" w:name="RateTrail2_6"/>
-            <w:bookmarkEnd w:id="85"/>
+            <w:bookmarkStart w:id="86" w:name="RateTrail2_6"/>
+            <w:bookmarkEnd w:id="86"/>
           </w:p>
         </w:tc>
         <w:tc>
@@ -2333,8 +2334,8 @@
                 <w:szCs w:val="13"/>
               </w:rPr>
             </w:pPr>
-            <w:bookmarkStart w:id="86" w:name="Avg_6"/>
-            <w:bookmarkEnd w:id="86"/>
+            <w:bookmarkStart w:id="87" w:name="Avg_6"/>
+            <w:bookmarkEnd w:id="87"/>
           </w:p>
         </w:tc>
         <w:tc>
@@ -2351,8 +2352,8 @@
                 <w:szCs w:val="13"/>
               </w:rPr>
             </w:pPr>
-            <w:bookmarkStart w:id="87" w:name="Correct_6"/>
-            <w:bookmarkEnd w:id="87"/>
+            <w:bookmarkStart w:id="88" w:name="Correct_6"/>
+            <w:bookmarkEnd w:id="88"/>
           </w:p>
         </w:tc>
         <w:tc>
@@ -2369,8 +2370,8 @@
                 <w:szCs w:val="13"/>
               </w:rPr>
             </w:pPr>
-            <w:bookmarkStart w:id="88" w:name="MoistureRegain_6"/>
-            <w:bookmarkEnd w:id="88"/>
+            <w:bookmarkStart w:id="89" w:name="MoistureRegain_6"/>
+            <w:bookmarkEnd w:id="89"/>
           </w:p>
         </w:tc>
         <w:tc>
@@ -2387,8 +2388,8 @@
                 <w:szCs w:val="13"/>
               </w:rPr>
             </w:pPr>
-            <w:bookmarkStart w:id="89" w:name="Rate_6"/>
-            <w:bookmarkEnd w:id="89"/>
+            <w:bookmarkStart w:id="90" w:name="Rate_6"/>
+            <w:bookmarkEnd w:id="90"/>
           </w:p>
         </w:tc>
       </w:tr>
@@ -2410,8 +2411,8 @@
                 <w:szCs w:val="16"/>
               </w:rPr>
             </w:pPr>
-            <w:bookmarkStart w:id="90" w:name="Section_7"/>
-            <w:bookmarkEnd w:id="90"/>
+            <w:bookmarkStart w:id="91" w:name="Section_7"/>
+            <w:bookmarkEnd w:id="91"/>
           </w:p>
         </w:tc>
         <w:tc>
@@ -2427,8 +2428,8 @@
                 <w:szCs w:val="18"/>
               </w:rPr>
             </w:pPr>
-            <w:bookmarkStart w:id="91" w:name="Sum_7"/>
-            <w:bookmarkEnd w:id="91"/>
+            <w:bookmarkStart w:id="92" w:name="Sum_7"/>
+            <w:bookmarkEnd w:id="92"/>
           </w:p>
         </w:tc>
         <w:tc>
@@ -2445,8 +2446,8 @@
                 <w:szCs w:val="13"/>
               </w:rPr>
             </w:pPr>
-            <w:bookmarkStart w:id="92" w:name="GSMTrail1_7"/>
-            <w:bookmarkEnd w:id="92"/>
+            <w:bookmarkStart w:id="93" w:name="GSMTrail1_7"/>
+            <w:bookmarkEnd w:id="93"/>
           </w:p>
         </w:tc>
         <w:tc>
@@ -2463,8 +2464,8 @@
                 <w:szCs w:val="13"/>
               </w:rPr>
             </w:pPr>
-            <w:bookmarkStart w:id="93" w:name="RateTrail1_7"/>
-            <w:bookmarkEnd w:id="93"/>
+            <w:bookmarkStart w:id="94" w:name="RateTrail1_7"/>
+            <w:bookmarkEnd w:id="94"/>
           </w:p>
         </w:tc>
         <w:tc>
@@ -2481,8 +2482,8 @@
                 <w:szCs w:val="13"/>
               </w:rPr>
             </w:pPr>
-            <w:bookmarkStart w:id="94" w:name="GSMTrail2_7"/>
-            <w:bookmarkEnd w:id="94"/>
+            <w:bookmarkStart w:id="95" w:name="GSMTrail2_7"/>
+            <w:bookmarkEnd w:id="95"/>
           </w:p>
         </w:tc>
         <w:tc>
@@ -2499,8 +2500,8 @@
                 <w:szCs w:val="13"/>
               </w:rPr>
             </w:pPr>
-            <w:bookmarkStart w:id="95" w:name="RateTrail2_7"/>
-            <w:bookmarkEnd w:id="95"/>
+            <w:bookmarkStart w:id="96" w:name="RateTrail2_7"/>
+            <w:bookmarkEnd w:id="96"/>
           </w:p>
         </w:tc>
         <w:tc>
@@ -2517,8 +2518,8 @@
                 <w:szCs w:val="13"/>
               </w:rPr>
             </w:pPr>
-            <w:bookmarkStart w:id="96" w:name="Avg_7"/>
-            <w:bookmarkEnd w:id="96"/>
+            <w:bookmarkStart w:id="97" w:name="Avg_7"/>
+            <w:bookmarkEnd w:id="97"/>
           </w:p>
         </w:tc>
         <w:tc>
@@ -2535,8 +2536,8 @@
                 <w:szCs w:val="13"/>
               </w:rPr>
             </w:pPr>
-            <w:bookmarkStart w:id="97" w:name="Correct_7"/>
-            <w:bookmarkEnd w:id="97"/>
+            <w:bookmarkStart w:id="98" w:name="Correct_7"/>
+            <w:bookmarkEnd w:id="98"/>
           </w:p>
         </w:tc>
         <w:tc>
@@ -2553,8 +2554,8 @@
                 <w:szCs w:val="13"/>
               </w:rPr>
             </w:pPr>
-            <w:bookmarkStart w:id="98" w:name="MoistureRegain_7"/>
-            <w:bookmarkEnd w:id="98"/>
+            <w:bookmarkStart w:id="99" w:name="MoistureRegain_7"/>
+            <w:bookmarkEnd w:id="99"/>
           </w:p>
         </w:tc>
         <w:tc>
@@ -2571,8 +2572,8 @@
                 <w:szCs w:val="13"/>
               </w:rPr>
             </w:pPr>
-            <w:bookmarkStart w:id="99" w:name="Rate_7"/>
-            <w:bookmarkEnd w:id="99"/>
+            <w:bookmarkStart w:id="100" w:name="Rate_7"/>
+            <w:bookmarkEnd w:id="100"/>
           </w:p>
         </w:tc>
       </w:tr>
@@ -2594,8 +2595,8 @@
                 <w:szCs w:val="16"/>
               </w:rPr>
             </w:pPr>
-            <w:bookmarkStart w:id="100" w:name="Section_8"/>
-            <w:bookmarkEnd w:id="100"/>
+            <w:bookmarkStart w:id="101" w:name="Section_8"/>
+            <w:bookmarkEnd w:id="101"/>
           </w:p>
         </w:tc>
         <w:tc>
@@ -2611,8 +2612,8 @@
                 <w:szCs w:val="18"/>
               </w:rPr>
             </w:pPr>
-            <w:bookmarkStart w:id="101" w:name="Sum_8"/>
-            <w:bookmarkEnd w:id="101"/>
+            <w:bookmarkStart w:id="102" w:name="Sum_8"/>
+            <w:bookmarkEnd w:id="102"/>
           </w:p>
         </w:tc>
         <w:tc>
@@ -2629,8 +2630,8 @@
                 <w:szCs w:val="13"/>
               </w:rPr>
             </w:pPr>
-            <w:bookmarkStart w:id="102" w:name="GSMTrail1_8"/>
-            <w:bookmarkEnd w:id="102"/>
+            <w:bookmarkStart w:id="103" w:name="GSMTrail1_8"/>
+            <w:bookmarkEnd w:id="103"/>
           </w:p>
         </w:tc>
         <w:tc>
@@ -2647,8 +2648,8 @@
                 <w:szCs w:val="13"/>
               </w:rPr>
             </w:pPr>
-            <w:bookmarkStart w:id="103" w:name="RateTrail1_8"/>
-            <w:bookmarkEnd w:id="103"/>
+            <w:bookmarkStart w:id="104" w:name="RateTrail1_8"/>
+            <w:bookmarkEnd w:id="104"/>
           </w:p>
         </w:tc>
         <w:tc>
@@ -2665,8 +2666,8 @@
                 <w:szCs w:val="13"/>
               </w:rPr>
             </w:pPr>
-            <w:bookmarkStart w:id="104" w:name="GSMTrail2_8"/>
-            <w:bookmarkEnd w:id="104"/>
+            <w:bookmarkStart w:id="105" w:name="GSMTrail2_8"/>
+            <w:bookmarkEnd w:id="105"/>
           </w:p>
         </w:tc>
         <w:tc>
@@ -2683,8 +2684,8 @@
                 <w:szCs w:val="13"/>
               </w:rPr>
             </w:pPr>
-            <w:bookmarkStart w:id="105" w:name="RateTrail2_8"/>
-            <w:bookmarkEnd w:id="105"/>
+            <w:bookmarkStart w:id="106" w:name="RateTrail2_8"/>
+            <w:bookmarkEnd w:id="106"/>
           </w:p>
         </w:tc>
         <w:tc>
@@ -2701,8 +2702,8 @@
                 <w:szCs w:val="13"/>
               </w:rPr>
             </w:pPr>
-            <w:bookmarkStart w:id="106" w:name="Avg_8"/>
-            <w:bookmarkEnd w:id="106"/>
+            <w:bookmarkStart w:id="107" w:name="Avg_8"/>
+            <w:bookmarkEnd w:id="107"/>
           </w:p>
         </w:tc>
         <w:tc>
@@ -2719,8 +2720,8 @@
                 <w:szCs w:val="13"/>
               </w:rPr>
             </w:pPr>
-            <w:bookmarkStart w:id="107" w:name="Correct_8"/>
-            <w:bookmarkEnd w:id="107"/>
+            <w:bookmarkStart w:id="108" w:name="Correct_8"/>
+            <w:bookmarkEnd w:id="108"/>
           </w:p>
         </w:tc>
         <w:tc>
@@ -2737,8 +2738,8 @@
                 <w:szCs w:val="13"/>
               </w:rPr>
             </w:pPr>
-            <w:bookmarkStart w:id="108" w:name="MoistureRegain_8"/>
-            <w:bookmarkEnd w:id="108"/>
+            <w:bookmarkStart w:id="109" w:name="MoistureRegain_8"/>
+            <w:bookmarkEnd w:id="109"/>
           </w:p>
         </w:tc>
         <w:tc>
@@ -2755,8 +2756,8 @@
                 <w:szCs w:val="13"/>
               </w:rPr>
             </w:pPr>
-            <w:bookmarkStart w:id="109" w:name="Rate_8"/>
-            <w:bookmarkEnd w:id="109"/>
+            <w:bookmarkStart w:id="110" w:name="Rate_8"/>
+            <w:bookmarkEnd w:id="110"/>
           </w:p>
         </w:tc>
       </w:tr>
@@ -2778,8 +2779,8 @@
                 <w:szCs w:val="16"/>
               </w:rPr>
             </w:pPr>
-            <w:bookmarkStart w:id="110" w:name="Section_9"/>
-            <w:bookmarkEnd w:id="110"/>
+            <w:bookmarkStart w:id="111" w:name="Section_9"/>
+            <w:bookmarkEnd w:id="111"/>
           </w:p>
         </w:tc>
         <w:tc>
@@ -2795,8 +2796,8 @@
                 <w:szCs w:val="18"/>
               </w:rPr>
             </w:pPr>
-            <w:bookmarkStart w:id="111" w:name="Sum_9"/>
-            <w:bookmarkEnd w:id="111"/>
+            <w:bookmarkStart w:id="112" w:name="Sum_9"/>
+            <w:bookmarkEnd w:id="112"/>
           </w:p>
         </w:tc>
         <w:tc>
@@ -2813,8 +2814,8 @@
                 <w:szCs w:val="13"/>
               </w:rPr>
             </w:pPr>
-            <w:bookmarkStart w:id="112" w:name="GSMTrail1_9"/>
-            <w:bookmarkEnd w:id="112"/>
+            <w:bookmarkStart w:id="113" w:name="GSMTrail1_9"/>
+            <w:bookmarkEnd w:id="113"/>
           </w:p>
         </w:tc>
         <w:tc>
@@ -2831,8 +2832,8 @@
                 <w:szCs w:val="13"/>
               </w:rPr>
             </w:pPr>
-            <w:bookmarkStart w:id="113" w:name="RateTrail1_9"/>
-            <w:bookmarkEnd w:id="113"/>
+            <w:bookmarkStart w:id="114" w:name="RateTrail1_9"/>
+            <w:bookmarkEnd w:id="114"/>
           </w:p>
         </w:tc>
         <w:tc>
@@ -2849,8 +2850,8 @@
                 <w:szCs w:val="13"/>
               </w:rPr>
             </w:pPr>
-            <w:bookmarkStart w:id="114" w:name="GSMTrail2_9"/>
-            <w:bookmarkEnd w:id="114"/>
+            <w:bookmarkStart w:id="115" w:name="GSMTrail2_9"/>
+            <w:bookmarkEnd w:id="115"/>
           </w:p>
         </w:tc>
         <w:tc>
@@ -2867,8 +2868,8 @@
                 <w:szCs w:val="13"/>
               </w:rPr>
             </w:pPr>
-            <w:bookmarkStart w:id="115" w:name="RateTrail2_9"/>
-            <w:bookmarkEnd w:id="115"/>
+            <w:bookmarkStart w:id="116" w:name="RateTrail2_9"/>
+            <w:bookmarkEnd w:id="116"/>
           </w:p>
         </w:tc>
         <w:tc>
@@ -2885,8 +2886,8 @@
                 <w:szCs w:val="13"/>
               </w:rPr>
             </w:pPr>
-            <w:bookmarkStart w:id="116" w:name="Avg_9"/>
-            <w:bookmarkEnd w:id="116"/>
+            <w:bookmarkStart w:id="117" w:name="Avg_9"/>
+            <w:bookmarkEnd w:id="117"/>
           </w:p>
         </w:tc>
         <w:tc>
@@ -2903,8 +2904,8 @@
                 <w:szCs w:val="13"/>
               </w:rPr>
             </w:pPr>
-            <w:bookmarkStart w:id="117" w:name="Correct_9"/>
-            <w:bookmarkEnd w:id="117"/>
+            <w:bookmarkStart w:id="118" w:name="Correct_9"/>
+            <w:bookmarkEnd w:id="118"/>
           </w:p>
         </w:tc>
         <w:tc>
@@ -2921,8 +2922,8 @@
                 <w:szCs w:val="13"/>
               </w:rPr>
             </w:pPr>
-            <w:bookmarkStart w:id="118" w:name="MoistureRegain_9"/>
-            <w:bookmarkEnd w:id="118"/>
+            <w:bookmarkStart w:id="119" w:name="MoistureRegain_9"/>
+            <w:bookmarkEnd w:id="119"/>
           </w:p>
         </w:tc>
         <w:tc>
@@ -2939,8 +2940,8 @@
                 <w:szCs w:val="13"/>
               </w:rPr>
             </w:pPr>
-            <w:bookmarkStart w:id="119" w:name="Rate_9"/>
-            <w:bookmarkEnd w:id="119"/>
+            <w:bookmarkStart w:id="120" w:name="Rate_9"/>
+            <w:bookmarkEnd w:id="120"/>
           </w:p>
         </w:tc>
       </w:tr>
@@ -2962,8 +2963,8 @@
                 <w:szCs w:val="16"/>
               </w:rPr>
             </w:pPr>
-            <w:bookmarkStart w:id="120" w:name="Section_10"/>
-            <w:bookmarkEnd w:id="120"/>
+            <w:bookmarkStart w:id="121" w:name="Section_10"/>
+            <w:bookmarkEnd w:id="121"/>
           </w:p>
         </w:tc>
         <w:tc>
@@ -2979,8 +2980,8 @@
                 <w:szCs w:val="18"/>
               </w:rPr>
             </w:pPr>
-            <w:bookmarkStart w:id="121" w:name="Sum_10"/>
-            <w:bookmarkEnd w:id="121"/>
+            <w:bookmarkStart w:id="122" w:name="Sum_10"/>
+            <w:bookmarkEnd w:id="122"/>
           </w:p>
         </w:tc>
         <w:tc>
@@ -2997,8 +2998,8 @@
                 <w:szCs w:val="13"/>
               </w:rPr>
             </w:pPr>
-            <w:bookmarkStart w:id="122" w:name="GSMTrail1_10"/>
-            <w:bookmarkEnd w:id="122"/>
+            <w:bookmarkStart w:id="123" w:name="GSMTrail1_10"/>
+            <w:bookmarkEnd w:id="123"/>
           </w:p>
         </w:tc>
         <w:tc>
@@ -3015,8 +3016,8 @@
                 <w:szCs w:val="13"/>
               </w:rPr>
             </w:pPr>
-            <w:bookmarkStart w:id="123" w:name="RateTrail1_10"/>
-            <w:bookmarkEnd w:id="123"/>
+            <w:bookmarkStart w:id="124" w:name="RateTrail1_10"/>
+            <w:bookmarkEnd w:id="124"/>
           </w:p>
         </w:tc>
         <w:tc>
@@ -3033,8 +3034,8 @@
                 <w:szCs w:val="13"/>
               </w:rPr>
             </w:pPr>
-            <w:bookmarkStart w:id="124" w:name="GSMTrail2_10"/>
-            <w:bookmarkEnd w:id="124"/>
+            <w:bookmarkStart w:id="125" w:name="GSMTrail2_10"/>
+            <w:bookmarkEnd w:id="125"/>
           </w:p>
         </w:tc>
         <w:tc>
@@ -3051,8 +3052,8 @@
                 <w:szCs w:val="13"/>
               </w:rPr>
             </w:pPr>
-            <w:bookmarkStart w:id="125" w:name="RateTrail2_10"/>
-            <w:bookmarkEnd w:id="125"/>
+            <w:bookmarkStart w:id="126" w:name="RateTrail2_10"/>
+            <w:bookmarkEnd w:id="126"/>
           </w:p>
         </w:tc>
         <w:tc>
@@ -3069,8 +3070,8 @@
                 <w:szCs w:val="13"/>
               </w:rPr>
             </w:pPr>
-            <w:bookmarkStart w:id="126" w:name="Avg_10"/>
-            <w:bookmarkEnd w:id="126"/>
+            <w:bookmarkStart w:id="127" w:name="Avg_10"/>
+            <w:bookmarkEnd w:id="127"/>
           </w:p>
         </w:tc>
         <w:tc>
@@ -3087,8 +3088,8 @@
                 <w:szCs w:val="13"/>
               </w:rPr>
             </w:pPr>
-            <w:bookmarkStart w:id="127" w:name="Correct_10"/>
-            <w:bookmarkEnd w:id="127"/>
+            <w:bookmarkStart w:id="128" w:name="Correct_10"/>
+            <w:bookmarkEnd w:id="128"/>
           </w:p>
         </w:tc>
         <w:tc>
@@ -3105,8 +3106,8 @@
                 <w:szCs w:val="13"/>
               </w:rPr>
             </w:pPr>
-            <w:bookmarkStart w:id="128" w:name="MoistureRegain_10"/>
-            <w:bookmarkEnd w:id="128"/>
+            <w:bookmarkStart w:id="129" w:name="MoistureRegain_10"/>
+            <w:bookmarkEnd w:id="129"/>
           </w:p>
         </w:tc>
         <w:tc>
@@ -3123,8 +3124,8 @@
                 <w:szCs w:val="13"/>
               </w:rPr>
             </w:pPr>
-            <w:bookmarkStart w:id="129" w:name="Rate_10"/>
-            <w:bookmarkEnd w:id="129"/>
+            <w:bookmarkStart w:id="130" w:name="Rate_10"/>
+            <w:bookmarkEnd w:id="130"/>
           </w:p>
         </w:tc>
       </w:tr>
@@ -3161,8 +3162,8 @@
                 <w:szCs w:val="18"/>
               </w:rPr>
             </w:pPr>
-            <w:bookmarkStart w:id="130" w:name="Sum_11"/>
-            <w:bookmarkEnd w:id="130"/>
+            <w:bookmarkStart w:id="131" w:name="Sum_11"/>
+            <w:bookmarkEnd w:id="131"/>
           </w:p>
         </w:tc>
         <w:tc>
@@ -3179,8 +3180,8 @@
                 <w:szCs w:val="13"/>
               </w:rPr>
             </w:pPr>
-            <w:bookmarkStart w:id="131" w:name="GSMTrail1_11"/>
-            <w:bookmarkEnd w:id="131"/>
+            <w:bookmarkStart w:id="132" w:name="GSMTrail1_11"/>
+            <w:bookmarkEnd w:id="132"/>
           </w:p>
         </w:tc>
         <w:tc>
@@ -3197,8 +3198,8 @@
                 <w:szCs w:val="13"/>
               </w:rPr>
             </w:pPr>
-            <w:bookmarkStart w:id="132" w:name="RateTrail1_11"/>
-            <w:bookmarkEnd w:id="132"/>
+            <w:bookmarkStart w:id="133" w:name="RateTrail1_11"/>
+            <w:bookmarkEnd w:id="133"/>
           </w:p>
         </w:tc>
         <w:tc>
@@ -3215,8 +3216,8 @@
                 <w:szCs w:val="13"/>
               </w:rPr>
             </w:pPr>
-            <w:bookmarkStart w:id="133" w:name="GSMTrail2_11"/>
-            <w:bookmarkEnd w:id="133"/>
+            <w:bookmarkStart w:id="134" w:name="GSMTrail2_11"/>
+            <w:bookmarkEnd w:id="134"/>
           </w:p>
         </w:tc>
         <w:tc>
@@ -3233,8 +3234,8 @@
                 <w:szCs w:val="13"/>
               </w:rPr>
             </w:pPr>
-            <w:bookmarkStart w:id="134" w:name="RateTrail2_11"/>
-            <w:bookmarkEnd w:id="134"/>
+            <w:bookmarkStart w:id="135" w:name="RateTrail2_11"/>
+            <w:bookmarkEnd w:id="135"/>
           </w:p>
         </w:tc>
         <w:tc>
@@ -3251,8 +3252,8 @@
                 <w:szCs w:val="13"/>
               </w:rPr>
             </w:pPr>
-            <w:bookmarkStart w:id="135" w:name="Avg_11"/>
-            <w:bookmarkEnd w:id="135"/>
+            <w:bookmarkStart w:id="136" w:name="Avg_11"/>
+            <w:bookmarkEnd w:id="136"/>
           </w:p>
         </w:tc>
         <w:tc>
@@ -3269,8 +3270,8 @@
                 <w:szCs w:val="13"/>
               </w:rPr>
             </w:pPr>
-            <w:bookmarkStart w:id="136" w:name="Correct_11"/>
-            <w:bookmarkEnd w:id="136"/>
+            <w:bookmarkStart w:id="137" w:name="Correct_11"/>
+            <w:bookmarkEnd w:id="137"/>
           </w:p>
         </w:tc>
         <w:tc>
@@ -3287,8 +3288,8 @@
                 <w:szCs w:val="13"/>
               </w:rPr>
             </w:pPr>
-            <w:bookmarkStart w:id="137" w:name="MoistureRegain_11"/>
-            <w:bookmarkEnd w:id="137"/>
+            <w:bookmarkStart w:id="138" w:name="MoistureRegain_11"/>
+            <w:bookmarkEnd w:id="138"/>
           </w:p>
         </w:tc>
         <w:tc>
@@ -3305,8 +3306,8 @@
                 <w:szCs w:val="13"/>
               </w:rPr>
             </w:pPr>
-            <w:bookmarkStart w:id="138" w:name="Rate_11"/>
-            <w:bookmarkEnd w:id="138"/>
+            <w:bookmarkStart w:id="139" w:name="Rate_11"/>
+            <w:bookmarkEnd w:id="139"/>
           </w:p>
         </w:tc>
       </w:tr>
@@ -3343,8 +3344,8 @@
                 <w:szCs w:val="18"/>
               </w:rPr>
             </w:pPr>
-            <w:bookmarkStart w:id="139" w:name="Sum_12"/>
-            <w:bookmarkEnd w:id="139"/>
+            <w:bookmarkStart w:id="140" w:name="Sum_12"/>
+            <w:bookmarkEnd w:id="140"/>
           </w:p>
         </w:tc>
         <w:tc>
@@ -3361,8 +3362,8 @@
                 <w:szCs w:val="13"/>
               </w:rPr>
             </w:pPr>
-            <w:bookmarkStart w:id="140" w:name="GSMTrail1_12"/>
-            <w:bookmarkEnd w:id="140"/>
+            <w:bookmarkStart w:id="141" w:name="GSMTrail1_12"/>
+            <w:bookmarkEnd w:id="141"/>
           </w:p>
         </w:tc>
         <w:tc>
@@ -3379,8 +3380,8 @@
                 <w:szCs w:val="13"/>
               </w:rPr>
             </w:pPr>
-            <w:bookmarkStart w:id="141" w:name="RateTrail1_12"/>
-            <w:bookmarkEnd w:id="141"/>
+            <w:bookmarkStart w:id="142" w:name="RateTrail1_12"/>
+            <w:bookmarkEnd w:id="142"/>
           </w:p>
         </w:tc>
         <w:tc>
@@ -3397,8 +3398,8 @@
                 <w:szCs w:val="13"/>
               </w:rPr>
             </w:pPr>
-            <w:bookmarkStart w:id="142" w:name="GSMTrail2_12"/>
-            <w:bookmarkEnd w:id="142"/>
+            <w:bookmarkStart w:id="143" w:name="GSMTrail2_12"/>
+            <w:bookmarkEnd w:id="143"/>
           </w:p>
         </w:tc>
         <w:tc>
@@ -3415,8 +3416,8 @@
                 <w:szCs w:val="13"/>
               </w:rPr>
             </w:pPr>
-            <w:bookmarkStart w:id="143" w:name="RateTrail2_12"/>
-            <w:bookmarkEnd w:id="143"/>
+            <w:bookmarkStart w:id="144" w:name="RateTrail2_12"/>
+            <w:bookmarkEnd w:id="144"/>
           </w:p>
         </w:tc>
         <w:tc>
@@ -3433,8 +3434,8 @@
                 <w:szCs w:val="13"/>
               </w:rPr>
             </w:pPr>
-            <w:bookmarkStart w:id="144" w:name="Avg_12"/>
-            <w:bookmarkEnd w:id="144"/>
+            <w:bookmarkStart w:id="145" w:name="Avg_12"/>
+            <w:bookmarkEnd w:id="145"/>
           </w:p>
         </w:tc>
         <w:tc>
@@ -3451,8 +3452,8 @@
                 <w:szCs w:val="13"/>
               </w:rPr>
             </w:pPr>
-            <w:bookmarkStart w:id="145" w:name="Correct_12"/>
-            <w:bookmarkEnd w:id="145"/>
+            <w:bookmarkStart w:id="146" w:name="Correct_12"/>
+            <w:bookmarkEnd w:id="146"/>
           </w:p>
         </w:tc>
         <w:tc>
@@ -3469,8 +3470,8 @@
                 <w:szCs w:val="13"/>
               </w:rPr>
             </w:pPr>
-            <w:bookmarkStart w:id="146" w:name="MoistureRegain_12"/>
-            <w:bookmarkEnd w:id="146"/>
+            <w:bookmarkStart w:id="147" w:name="MoistureRegain_12"/>
+            <w:bookmarkEnd w:id="147"/>
           </w:p>
         </w:tc>
         <w:tc>
@@ -3487,8 +3488,8 @@
                 <w:szCs w:val="13"/>
               </w:rPr>
             </w:pPr>
-            <w:bookmarkStart w:id="147" w:name="Rate_12"/>
-            <w:bookmarkEnd w:id="147"/>
+            <w:bookmarkStart w:id="148" w:name="Rate_12"/>
+            <w:bookmarkEnd w:id="148"/>
           </w:p>
         </w:tc>
       </w:tr>
@@ -3535,7 +3536,7 @@
                 <w:szCs w:val="18"/>
               </w:rPr>
             </w:pPr>
-            <w:bookmarkStart w:id="148" w:name="_Hlk91160098"/>
+            <w:bookmarkStart w:id="149" w:name="_Hlk91160098"/>
             <w:r>
               <w:rPr>
                 <w:rFonts w:ascii="Arial" w:hAnsi="Arial" w:cs="Arial" w:hint="eastAsia"/>
@@ -3561,8 +3562,8 @@
                 <w:szCs w:val="18"/>
               </w:rPr>
             </w:pPr>
-            <w:bookmarkStart w:id="149" w:name="TestResult_1"/>
-            <w:bookmarkEnd w:id="149"/>
+            <w:bookmarkStart w:id="150" w:name="TestResult_1"/>
+            <w:bookmarkEnd w:id="150"/>
           </w:p>
         </w:tc>
         <w:tc>
@@ -3589,8 +3590,8 @@
               </w:rPr>
               <w:t>Recommendation:</w:t>
             </w:r>
-            <w:bookmarkStart w:id="150" w:name="Recommend"/>
-            <w:bookmarkEnd w:id="150"/>
+            <w:bookmarkStart w:id="151" w:name="Recommend"/>
+            <w:bookmarkEnd w:id="151"/>
           </w:p>
         </w:tc>
         <w:tc>
@@ -3608,8 +3609,8 @@
                 <w:szCs w:val="18"/>
               </w:rPr>
             </w:pPr>
-            <w:bookmarkStart w:id="151" w:name="Recommendation_1"/>
-            <w:bookmarkEnd w:id="151"/>
+            <w:bookmarkStart w:id="152" w:name="Recommendation_1"/>
+            <w:bookmarkEnd w:id="152"/>
           </w:p>
         </w:tc>
         <w:tc>
@@ -3691,8 +3692,8 @@
                 <w:szCs w:val="18"/>
               </w:rPr>
             </w:pPr>
-            <w:bookmarkStart w:id="152" w:name="TestResult_2"/>
-            <w:bookmarkEnd w:id="152"/>
+            <w:bookmarkStart w:id="153" w:name="TestResult_2"/>
+            <w:bookmarkEnd w:id="153"/>
           </w:p>
         </w:tc>
         <w:tc>
@@ -3710,8 +3711,8 @@
                 <w:szCs w:val="18"/>
               </w:rPr>
             </w:pPr>
-            <w:bookmarkStart w:id="153" w:name="GBR"/>
-            <w:bookmarkEnd w:id="153"/>
+            <w:bookmarkStart w:id="154" w:name="GBR"/>
+            <w:bookmarkEnd w:id="154"/>
           </w:p>
         </w:tc>
         <w:tc>
@@ -3728,8 +3729,8 @@
                 <w:szCs w:val="18"/>
               </w:rPr>
             </w:pPr>
-            <w:bookmarkStart w:id="154" w:name="Recommendation_2"/>
-            <w:bookmarkEnd w:id="154"/>
+            <w:bookmarkStart w:id="155" w:name="Recommendation_2"/>
+            <w:bookmarkEnd w:id="155"/>
           </w:p>
         </w:tc>
         <w:tc>
@@ -3749,8 +3750,8 @@
                 <w:szCs w:val="18"/>
               </w:rPr>
             </w:pPr>
-            <w:bookmarkStart w:id="155" w:name="FinalRemark"/>
-            <w:bookmarkEnd w:id="155"/>
+            <w:bookmarkStart w:id="156" w:name="FinalRemark"/>
+            <w:bookmarkEnd w:id="156"/>
           </w:p>
         </w:tc>
       </w:tr>
@@ -3772,8 +3773,8 @@
                 <w:szCs w:val="18"/>
               </w:rPr>
             </w:pPr>
-            <w:bookmarkStart w:id="156" w:name="GBTR"/>
-            <w:bookmarkEnd w:id="156"/>
+            <w:bookmarkStart w:id="157" w:name="GBTR"/>
+            <w:bookmarkEnd w:id="157"/>
           </w:p>
         </w:tc>
         <w:tc>
@@ -3789,8 +3790,8 @@
                 <w:szCs w:val="21"/>
               </w:rPr>
             </w:pPr>
-            <w:bookmarkStart w:id="157" w:name="TestResult_3"/>
-            <w:bookmarkEnd w:id="157"/>
+            <w:bookmarkStart w:id="158" w:name="TestResult_3"/>
+            <w:bookmarkEnd w:id="158"/>
           </w:p>
         </w:tc>
         <w:tc>
@@ -3821,8 +3822,8 @@
                 <w:szCs w:val="21"/>
               </w:rPr>
             </w:pPr>
-            <w:bookmarkStart w:id="158" w:name="Recommendation_3"/>
-            <w:bookmarkEnd w:id="158"/>
+            <w:bookmarkStart w:id="159" w:name="Recommendation_3"/>
+            <w:bookmarkEnd w:id="159"/>
           </w:p>
         </w:tc>
         <w:tc>
@@ -3875,8 +3876,8 @@
                 <w:szCs w:val="21"/>
               </w:rPr>
             </w:pPr>
-            <w:bookmarkStart w:id="159" w:name="TestResult_4"/>
-            <w:bookmarkEnd w:id="159"/>
+            <w:bookmarkStart w:id="160" w:name="TestResult_4"/>
+            <w:bookmarkEnd w:id="160"/>
           </w:p>
         </w:tc>
         <w:tc>
@@ -3907,8 +3908,8 @@
                 <w:szCs w:val="21"/>
               </w:rPr>
             </w:pPr>
-            <w:bookmarkStart w:id="160" w:name="Recommendation_4"/>
-            <w:bookmarkEnd w:id="160"/>
+            <w:bookmarkStart w:id="161" w:name="Recommendation_4"/>
+            <w:bookmarkEnd w:id="161"/>
           </w:p>
         </w:tc>
         <w:tc>
@@ -3960,8 +3961,8 @@
                 <w:szCs w:val="21"/>
               </w:rPr>
             </w:pPr>
-            <w:bookmarkStart w:id="161" w:name="TestResult_5"/>
-            <w:bookmarkEnd w:id="161"/>
+            <w:bookmarkStart w:id="162" w:name="TestResult_5"/>
+            <w:bookmarkEnd w:id="162"/>
           </w:p>
         </w:tc>
         <w:tc>
@@ -3992,8 +3993,8 @@
                 <w:szCs w:val="21"/>
               </w:rPr>
             </w:pPr>
-            <w:bookmarkStart w:id="162" w:name="Recommendation_5"/>
-            <w:bookmarkEnd w:id="162"/>
+            <w:bookmarkStart w:id="163" w:name="Recommendation_5"/>
+            <w:bookmarkEnd w:id="163"/>
           </w:p>
         </w:tc>
         <w:tc>
@@ -4044,8 +4045,8 @@
                 <w:szCs w:val="21"/>
               </w:rPr>
             </w:pPr>
-            <w:bookmarkStart w:id="163" w:name="TestResult_6"/>
-            <w:bookmarkEnd w:id="163"/>
+            <w:bookmarkStart w:id="164" w:name="TestResult_6"/>
+            <w:bookmarkEnd w:id="164"/>
           </w:p>
         </w:tc>
         <w:tc>
@@ -4076,8 +4077,8 @@
                 <w:szCs w:val="21"/>
               </w:rPr>
             </w:pPr>
-            <w:bookmarkStart w:id="164" w:name="Recommendation_6"/>
-            <w:bookmarkEnd w:id="164"/>
+            <w:bookmarkStart w:id="165" w:name="Recommendation_6"/>
+            <w:bookmarkEnd w:id="165"/>
           </w:p>
         </w:tc>
         <w:tc>
@@ -4128,8 +4129,8 @@
                 <w:szCs w:val="21"/>
               </w:rPr>
             </w:pPr>
-            <w:bookmarkStart w:id="165" w:name="TestResult_7"/>
-            <w:bookmarkEnd w:id="165"/>
+            <w:bookmarkStart w:id="166" w:name="TestResult_7"/>
+            <w:bookmarkEnd w:id="166"/>
           </w:p>
         </w:tc>
         <w:tc>
@@ -4160,8 +4161,8 @@
                 <w:szCs w:val="21"/>
               </w:rPr>
             </w:pPr>
-            <w:bookmarkStart w:id="166" w:name="Recommendation_7"/>
-            <w:bookmarkEnd w:id="166"/>
+            <w:bookmarkStart w:id="167" w:name="Recommendation_7"/>
+            <w:bookmarkEnd w:id="167"/>
           </w:p>
         </w:tc>
         <w:tc>
@@ -4212,8 +4213,8 @@
                 <w:szCs w:val="21"/>
               </w:rPr>
             </w:pPr>
-            <w:bookmarkStart w:id="167" w:name="TestResult_8"/>
-            <w:bookmarkEnd w:id="167"/>
+            <w:bookmarkStart w:id="168" w:name="TestResult_8"/>
+            <w:bookmarkEnd w:id="168"/>
           </w:p>
         </w:tc>
         <w:tc>
@@ -4244,8 +4245,8 @@
                 <w:szCs w:val="21"/>
               </w:rPr>
             </w:pPr>
-            <w:bookmarkStart w:id="168" w:name="Recommendation_8"/>
-            <w:bookmarkEnd w:id="168"/>
+            <w:bookmarkStart w:id="169" w:name="Recommendation_8"/>
+            <w:bookmarkEnd w:id="169"/>
           </w:p>
         </w:tc>
         <w:tc>
@@ -4296,8 +4297,8 @@
                 <w:szCs w:val="21"/>
               </w:rPr>
             </w:pPr>
-            <w:bookmarkStart w:id="169" w:name="TestResult_9"/>
-            <w:bookmarkEnd w:id="169"/>
+            <w:bookmarkStart w:id="170" w:name="TestResult_9"/>
+            <w:bookmarkEnd w:id="170"/>
           </w:p>
         </w:tc>
         <w:tc>
@@ -4328,8 +4329,8 @@
                 <w:szCs w:val="21"/>
               </w:rPr>
             </w:pPr>
-            <w:bookmarkStart w:id="170" w:name="Recommendation_9"/>
-            <w:bookmarkEnd w:id="170"/>
+            <w:bookmarkStart w:id="171" w:name="Recommendation_9"/>
+            <w:bookmarkEnd w:id="171"/>
           </w:p>
         </w:tc>
         <w:tc>
@@ -4380,8 +4381,8 @@
                 <w:szCs w:val="21"/>
               </w:rPr>
             </w:pPr>
-            <w:bookmarkStart w:id="171" w:name="TestResult_10"/>
-            <w:bookmarkEnd w:id="171"/>
+            <w:bookmarkStart w:id="172" w:name="TestResult_10"/>
+            <w:bookmarkEnd w:id="172"/>
           </w:p>
         </w:tc>
         <w:tc>
@@ -4412,8 +4413,8 @@
                 <w:szCs w:val="21"/>
               </w:rPr>
             </w:pPr>
-            <w:bookmarkStart w:id="172" w:name="Recommendation_10"/>
-            <w:bookmarkEnd w:id="172"/>
+            <w:bookmarkStart w:id="173" w:name="Recommendation_10"/>
+            <w:bookmarkEnd w:id="173"/>
           </w:p>
         </w:tc>
         <w:tc>
@@ -4432,7 +4433,7 @@
           </w:p>
         </w:tc>
       </w:tr>
-      <w:bookmarkEnd w:id="148"/>
+      <w:bookmarkEnd w:id="149"/>
     </w:tbl>
     <w:p>
       <w:pPr>
@@ -4612,8 +4613,8 @@
                 <w:szCs w:val="18"/>
               </w:rPr>
             </w:pPr>
-            <w:bookmarkStart w:id="173" w:name="VertifyResult"/>
-            <w:bookmarkEnd w:id="173"/>
+            <w:bookmarkStart w:id="174" w:name="VertifyResult"/>
+            <w:bookmarkEnd w:id="174"/>
           </w:p>
         </w:tc>
         <w:tc>
@@ -4629,8 +4630,8 @@
                 <w:szCs w:val="18"/>
               </w:rPr>
             </w:pPr>
-            <w:bookmarkStart w:id="174" w:name="DurabilityLabel"/>
-            <w:bookmarkEnd w:id="174"/>
+            <w:bookmarkStart w:id="175" w:name="DurabilityLabel"/>
+            <w:bookmarkEnd w:id="175"/>
           </w:p>
         </w:tc>
         <w:tc>
@@ -4646,8 +4647,8 @@
                 <w:szCs w:val="18"/>
               </w:rPr>
             </w:pPr>
-            <w:bookmarkStart w:id="175" w:name="OtherLabel"/>
-            <w:bookmarkEnd w:id="175"/>
+            <w:bookmarkStart w:id="176" w:name="OtherLabel"/>
+            <w:bookmarkEnd w:id="176"/>
           </w:p>
         </w:tc>
         <w:tc>
@@ -4663,8 +4664,8 @@
                 <w:szCs w:val="18"/>
               </w:rPr>
             </w:pPr>
-            <w:bookmarkStart w:id="176" w:name="Comprehensive"/>
-            <w:bookmarkEnd w:id="176"/>
+            <w:bookmarkStart w:id="177" w:name="Comprehensive"/>
+            <w:bookmarkEnd w:id="177"/>
           </w:p>
         </w:tc>
         <w:tc>
@@ -4680,8 +4681,8 @@
                 <w:szCs w:val="18"/>
               </w:rPr>
             </w:pPr>
-            <w:bookmarkStart w:id="177" w:name="FinalResult"/>
-            <w:bookmarkEnd w:id="177"/>
+            <w:bookmarkStart w:id="178" w:name="FinalResult"/>
+            <w:bookmarkEnd w:id="178"/>
           </w:p>
         </w:tc>
       </w:tr>
@@ -4727,15 +4728,15 @@
               <w:jc w:val="right"/>
               <w:rPr>
                 <w:rFonts w:ascii="Arial" w:eastAsia="黑体" w:hAnsi="Arial" w:cs="Arial"/>
-                <w:sz w:val="16"/>
-                <w:szCs w:val="16"/>
+                <w:sz w:val="18"/>
+                <w:szCs w:val="18"/>
               </w:rPr>
             </w:pPr>
             <w:r>
               <w:rPr>
                 <w:rFonts w:ascii="Arial" w:eastAsia="黑体" w:hAnsi="Arial" w:cs="Arial" w:hint="eastAsia"/>
-                <w:sz w:val="16"/>
-                <w:szCs w:val="16"/>
+                <w:sz w:val="18"/>
+                <w:szCs w:val="18"/>
               </w:rPr>
               <w:t>Remark:</w:t>
             </w:r>
@@ -4754,8 +4755,8 @@
                 <w:szCs w:val="18"/>
               </w:rPr>
             </w:pPr>
-            <w:bookmarkStart w:id="178" w:name="ResultRemark"/>
-            <w:bookmarkEnd w:id="178"/>
+            <w:bookmarkStart w:id="179" w:name="ResultRemark"/>
+            <w:bookmarkEnd w:id="179"/>
           </w:p>
         </w:tc>
         <w:tc>
@@ -4771,8 +4772,8 @@
                 <w:szCs w:val="18"/>
               </w:rPr>
             </w:pPr>
-            <w:bookmarkStart w:id="179" w:name="LabelRemark"/>
-            <w:bookmarkEnd w:id="179"/>
+            <w:bookmarkStart w:id="180" w:name="LabelRemark"/>
+            <w:bookmarkEnd w:id="180"/>
           </w:p>
         </w:tc>
       </w:tr>
@@ -4808,8 +4809,8 @@
                 <w:szCs w:val="18"/>
               </w:rPr>
             </w:pPr>
-            <w:bookmarkStart w:id="180" w:name="JudgmentLabelRemark"/>
-            <w:bookmarkEnd w:id="180"/>
+            <w:bookmarkStart w:id="181" w:name="JudgmentLabelRemark"/>
+            <w:bookmarkEnd w:id="181"/>
           </w:p>
         </w:tc>
       </w:tr>
@@ -4845,15 +4846,15 @@
                 <w:szCs w:val="18"/>
               </w:rPr>
             </w:pPr>
-            <w:bookmarkStart w:id="181" w:name="LanguageLabelRemark"/>
-            <w:bookmarkEnd w:id="181"/>
+            <w:bookmarkStart w:id="182" w:name="LanguageLabelRemark"/>
+            <w:bookmarkEnd w:id="182"/>
           </w:p>
         </w:tc>
       </w:tr>
     </w:tbl>
     <w:p>
       <w:pPr>
-        <w:pStyle w:val="aa"/>
+        <w:spacing w:after="0" w:line="240" w:lineRule="auto"/>
         <w:rPr>
           <w:rFonts w:ascii="Arial" w:eastAsia="黑体" w:hAnsi="Arial" w:cs="Arial"/>
           <w:sz w:val="18"/>
@@ -4861,18 +4862,8 @@
         </w:rPr>
       </w:pPr>
     </w:p>
-    <w:p>
-      <w:pPr>
-        <w:spacing w:after="0" w:line="240" w:lineRule="auto"/>
-        <w:rPr>
-          <w:rFonts w:ascii="Arial" w:eastAsia="黑体" w:hAnsi="Arial" w:cs="Arial" w:hint="eastAsia"/>
-          <w:sz w:val="18"/>
-          <w:szCs w:val="18"/>
-        </w:rPr>
-      </w:pPr>
-    </w:p>
     <w:sectPr>
-      <w:footerReference w:type="default" r:id="rId13"/>
+      <w:footerReference w:type="default" r:id="rId14"/>
       <w:type w:val="continuous"/>
       <w:pgSz w:w="11906" w:h="16838"/>
       <w:pgMar w:top="720" w:right="720" w:bottom="720" w:left="720" w:header="60" w:footer="708" w:gutter="0"/>
@@ -4909,6 +4900,16 @@
 </file>
 
 <file path=word/footer1.xml><?xml version="1.0" encoding="utf-8"?>
+<w:ftr xmlns:wpc="http://schemas.microsoft.com/office/word/2010/wordprocessingCanvas" xmlns:cx="http://schemas.microsoft.com/office/drawing/2014/chartex" xmlns:cx1="http://schemas.microsoft.com/office/drawing/2015/9/8/chartex" xmlns:cx2="http://schemas.microsoft.com/office/drawing/2015/10/21/chartex" xmlns:cx3="http://schemas.microsoft.com/office/drawing/2016/5/9/chartex" xmlns:cx4="http://schemas.microsoft.com/office/drawing/2016/5/10/chartex" xmlns:cx5="http://schemas.microsoft.com/office/drawing/2016/5/11/chartex" xmlns:cx6="http://schemas.microsoft.com/office/drawing/2016/5/12/chartex" xmlns:cx7="http://schemas.microsoft.com/office/drawing/2016/5/13/chartex" xmlns:cx8="http://schemas.microsoft.com/office/drawing/2016/5/14/chartex" xmlns:mc="http://schemas.openxmlformats.org/markup-compatibility/2006" xmlns:aink="http://schemas.microsoft.com/office/drawing/2016/ink" xmlns:am3d="http://schemas.microsoft.com/office/drawing/2017/model3d" xmlns:o="urn:schemas-microsoft-com:office:office" xmlns:oel="http://schemas.microsoft.com/office/2019/extlst" xmlns:r="http://schemas.openxmlformats.org/officeDocument/2006/relationships" xmlns:m="http://schemas.openxmlformats.org/officeDocument/2006/math" xmlns:v="urn:schemas-microsoft-com:vml" xmlns:wp14="http://schemas.microsoft.com/office/word/2010/wordprocessingDrawing" xmlns:wp="http://schemas.openxmlformats.org/drawingml/2006/wordprocessingDrawing" xmlns:w10="urn:schemas-microsoft-com:office:word" xmlns:w="http://schemas.openxmlformats.org/wordprocessingml/2006/main" xmlns:w14="http://schemas.microsoft.com/office/word/2010/wordml" xmlns:w15="http://schemas.microsoft.com/office/word/2012/wordml" xmlns:w16cex="http://schemas.microsoft.com/office/word/2018/wordml/cex" xmlns:w16cid="http://schemas.microsoft.com/office/word/2016/wordml/cid" xmlns:w16="http://schemas.microsoft.com/office/word/2018/wordml" xmlns:w16du="http://schemas.microsoft.com/office/word/2023/wordml/word16du" xmlns:w16sdtdh="http://schemas.microsoft.com/office/word/2020/wordml/sdtdatahash" xmlns:w16sdtfl="http://schemas.microsoft.com/office/word/2024/wordml/sdtformatlock" xmlns:w16se="http://schemas.microsoft.com/office/word/2015/wordml/symex" xmlns:wpg="http://schemas.microsoft.com/office/word/2010/wordprocessingGroup" xmlns:wpi="http://schemas.microsoft.com/office/word/2010/wordprocessingInk" xmlns:wne="http://schemas.microsoft.com/office/word/2006/wordml" xmlns:wps="http://schemas.microsoft.com/office/word/2010/wordprocessingShape" mc:Ignorable="w14 w15 w16se w16cid w16 w16cex w16sdtdh w16sdtfl w16du wp14">
+  <w:p>
+    <w:pPr>
+      <w:pStyle w:val="a5"/>
+    </w:pPr>
+  </w:p>
+</w:ftr>
+</file>
+
+<file path=word/footer2.xml><?xml version="1.0" encoding="utf-8"?>
 <w:ftr xmlns:wpc="http://schemas.microsoft.com/office/word/2010/wordprocessingCanvas" xmlns:cx="http://schemas.microsoft.com/office/drawing/2014/chartex" xmlns:cx1="http://schemas.microsoft.com/office/drawing/2015/9/8/chartex" xmlns:cx2="http://schemas.microsoft.com/office/drawing/2015/10/21/chartex" xmlns:cx3="http://schemas.microsoft.com/office/drawing/2016/5/9/chartex" xmlns:cx4="http://schemas.microsoft.com/office/drawing/2016/5/10/chartex" xmlns:cx5="http://schemas.microsoft.com/office/drawing/2016/5/11/chartex" xmlns:cx6="http://schemas.microsoft.com/office/drawing/2016/5/12/chartex" xmlns:cx7="http://schemas.microsoft.com/office/drawing/2016/5/13/chartex" xmlns:cx8="http://schemas.microsoft.com/office/drawing/2016/5/14/chartex" xmlns:mc="http://schemas.openxmlformats.org/markup-compatibility/2006" xmlns:aink="http://schemas.microsoft.com/office/drawing/2016/ink" xmlns:am3d="http://schemas.microsoft.com/office/drawing/2017/model3d" xmlns:o="urn:schemas-microsoft-com:office:office" xmlns:oel="http://schemas.microsoft.com/office/2019/extlst" xmlns:r="http://schemas.openxmlformats.org/officeDocument/2006/relationships" xmlns:m="http://schemas.openxmlformats.org/officeDocument/2006/math" xmlns:v="urn:schemas-microsoft-com:vml" xmlns:wp14="http://schemas.microsoft.com/office/word/2010/wordprocessingDrawing" xmlns:wp="http://schemas.openxmlformats.org/drawingml/2006/wordprocessingDrawing" xmlns:w10="urn:schemas-microsoft-com:office:word" xmlns:w="http://schemas.openxmlformats.org/wordprocessingml/2006/main" xmlns:w14="http://schemas.microsoft.com/office/word/2010/wordml" xmlns:w15="http://schemas.microsoft.com/office/word/2012/wordml" xmlns:w16cex="http://schemas.microsoft.com/office/word/2018/wordml/cex" xmlns:w16cid="http://schemas.microsoft.com/office/word/2016/wordml/cid" xmlns:w16="http://schemas.microsoft.com/office/word/2018/wordml" xmlns:w16du="http://schemas.microsoft.com/office/word/2023/wordml/word16du" xmlns:w16sdtdh="http://schemas.microsoft.com/office/word/2020/wordml/sdtdatahash" xmlns:w16sdtfl="http://schemas.microsoft.com/office/word/2024/wordml/sdtformatlock" xmlns:w16se="http://schemas.microsoft.com/office/word/2015/wordml/symex" xmlns:wpg="http://schemas.microsoft.com/office/word/2010/wordprocessingGroup" xmlns:wpi="http://schemas.microsoft.com/office/word/2010/wordprocessingInk" xmlns:wne="http://schemas.microsoft.com/office/word/2006/wordml" xmlns:wps="http://schemas.microsoft.com/office/word/2010/wordprocessingShape" mc:Ignorable="w14 w15 w16se w16cid w16 w16cex w16sdtdh w16sdtfl w16du wp14">
   <w:tbl>
     <w:tblPr>
@@ -4994,6 +4995,8 @@
             </w:rPr>
             <w:t>:</w:t>
           </w:r>
+          <w:bookmarkStart w:id="2" w:name="MR"/>
+          <w:bookmarkEnd w:id="2"/>
         </w:p>
         <w:p>
           <w:pPr>
@@ -5259,7 +5262,7 @@
 </w:ftr>
 </file>
 
-<file path=word/footer2.xml><?xml version="1.0" encoding="utf-8"?>
+<file path=word/footer3.xml><?xml version="1.0" encoding="utf-8"?>
 <w:ftr xmlns:wpc="http://schemas.microsoft.com/office/word/2010/wordprocessingCanvas" xmlns:cx="http://schemas.microsoft.com/office/drawing/2014/chartex" xmlns:cx1="http://schemas.microsoft.com/office/drawing/2015/9/8/chartex" xmlns:cx2="http://schemas.microsoft.com/office/drawing/2015/10/21/chartex" xmlns:cx3="http://schemas.microsoft.com/office/drawing/2016/5/9/chartex" xmlns:cx4="http://schemas.microsoft.com/office/drawing/2016/5/10/chartex" xmlns:cx5="http://schemas.microsoft.com/office/drawing/2016/5/11/chartex" xmlns:cx6="http://schemas.microsoft.com/office/drawing/2016/5/12/chartex" xmlns:cx7="http://schemas.microsoft.com/office/drawing/2016/5/13/chartex" xmlns:cx8="http://schemas.microsoft.com/office/drawing/2016/5/14/chartex" xmlns:mc="http://schemas.openxmlformats.org/markup-compatibility/2006" xmlns:aink="http://schemas.microsoft.com/office/drawing/2016/ink" xmlns:am3d="http://schemas.microsoft.com/office/drawing/2017/model3d" xmlns:o="urn:schemas-microsoft-com:office:office" xmlns:oel="http://schemas.microsoft.com/office/2019/extlst" xmlns:r="http://schemas.openxmlformats.org/officeDocument/2006/relationships" xmlns:m="http://schemas.openxmlformats.org/officeDocument/2006/math" xmlns:v="urn:schemas-microsoft-com:vml" xmlns:wp14="http://schemas.microsoft.com/office/word/2010/wordprocessingDrawing" xmlns:wp="http://schemas.openxmlformats.org/drawingml/2006/wordprocessingDrawing" xmlns:w10="urn:schemas-microsoft-com:office:word" xmlns:w="http://schemas.openxmlformats.org/wordprocessingml/2006/main" xmlns:w14="http://schemas.microsoft.com/office/word/2010/wordml" xmlns:w15="http://schemas.microsoft.com/office/word/2012/wordml" xmlns:w16cex="http://schemas.microsoft.com/office/word/2018/wordml/cex" xmlns:w16cid="http://schemas.microsoft.com/office/word/2016/wordml/cid" xmlns:w16="http://schemas.microsoft.com/office/word/2018/wordml" xmlns:w16du="http://schemas.microsoft.com/office/word/2023/wordml/word16du" xmlns:w16sdtdh="http://schemas.microsoft.com/office/word/2020/wordml/sdtdatahash" xmlns:w16sdtfl="http://schemas.microsoft.com/office/word/2024/wordml/sdtformatlock" xmlns:w16se="http://schemas.microsoft.com/office/word/2015/wordml/symex" xmlns:wpg="http://schemas.microsoft.com/office/word/2010/wordprocessingGroup" xmlns:wpi="http://schemas.microsoft.com/office/word/2010/wordprocessingInk" xmlns:wne="http://schemas.microsoft.com/office/word/2006/wordml" xmlns:wps="http://schemas.microsoft.com/office/word/2010/wordprocessingShape" mc:Ignorable="w14 w15 w16se w16cid w16 w16cex w16sdtdh w16sdtfl w16du wp14">
   <w:tbl>
     <w:tblPr>
@@ -5684,8 +5687,8 @@
               <w:szCs w:val="16"/>
             </w:rPr>
           </w:pPr>
-          <w:bookmarkStart w:id="2" w:name="OLE_LINK4"/>
-          <w:bookmarkStart w:id="3" w:name="OLE_LINK5"/>
+          <w:bookmarkStart w:id="3" w:name="OLE_LINK4"/>
+          <w:bookmarkStart w:id="4" w:name="OLE_LINK5"/>
           <w:r>
             <w:rPr>
               <w:rFonts w:ascii="Arial Narrow" w:hAnsi="Arial Narrow"/>
@@ -5769,8 +5772,8 @@
             </w:rPr>
             <w:t>(2)</w:t>
           </w:r>
-          <w:bookmarkEnd w:id="2"/>
           <w:bookmarkEnd w:id="3"/>
+          <w:bookmarkEnd w:id="4"/>
           <w:r>
             <w:rPr>
               <w:rFonts w:ascii="Arial Narrow" w:hAnsi="Arial Narrow"/>
@@ -6798,7 +6801,7 @@
 </w:ftr>
 </file>
 
-<file path=word/footer3.xml><?xml version="1.0" encoding="utf-8"?>
+<file path=word/footer4.xml><?xml version="1.0" encoding="utf-8"?>
 <w:ftr xmlns:wpc="http://schemas.microsoft.com/office/word/2010/wordprocessingCanvas" xmlns:cx="http://schemas.microsoft.com/office/drawing/2014/chartex" xmlns:cx1="http://schemas.microsoft.com/office/drawing/2015/9/8/chartex" xmlns:cx2="http://schemas.microsoft.com/office/drawing/2015/10/21/chartex" xmlns:cx3="http://schemas.microsoft.com/office/drawing/2016/5/9/chartex" xmlns:cx4="http://schemas.microsoft.com/office/drawing/2016/5/10/chartex" xmlns:cx5="http://schemas.microsoft.com/office/drawing/2016/5/11/chartex" xmlns:cx6="http://schemas.microsoft.com/office/drawing/2016/5/12/chartex" xmlns:cx7="http://schemas.microsoft.com/office/drawing/2016/5/13/chartex" xmlns:cx8="http://schemas.microsoft.com/office/drawing/2016/5/14/chartex" xmlns:mc="http://schemas.openxmlformats.org/markup-compatibility/2006" xmlns:aink="http://schemas.microsoft.com/office/drawing/2016/ink" xmlns:am3d="http://schemas.microsoft.com/office/drawing/2017/model3d" xmlns:o="urn:schemas-microsoft-com:office:office" xmlns:oel="http://schemas.microsoft.com/office/2019/extlst" xmlns:r="http://schemas.openxmlformats.org/officeDocument/2006/relationships" xmlns:m="http://schemas.openxmlformats.org/officeDocument/2006/math" xmlns:v="urn:schemas-microsoft-com:vml" xmlns:wp14="http://schemas.microsoft.com/office/word/2010/wordprocessingDrawing" xmlns:wp="http://schemas.openxmlformats.org/drawingml/2006/wordprocessingDrawing" xmlns:w10="urn:schemas-microsoft-com:office:word" xmlns:w="http://schemas.openxmlformats.org/wordprocessingml/2006/main" xmlns:w14="http://schemas.microsoft.com/office/word/2010/wordml" xmlns:w15="http://schemas.microsoft.com/office/word/2012/wordml" xmlns:w16cex="http://schemas.microsoft.com/office/word/2018/wordml/cex" xmlns:w16cid="http://schemas.microsoft.com/office/word/2016/wordml/cid" xmlns:w16="http://schemas.microsoft.com/office/word/2018/wordml" xmlns:w16du="http://schemas.microsoft.com/office/word/2023/wordml/word16du" xmlns:w16sdtdh="http://schemas.microsoft.com/office/word/2020/wordml/sdtdatahash" xmlns:w16sdtfl="http://schemas.microsoft.com/office/word/2024/wordml/sdtformatlock" xmlns:w16se="http://schemas.microsoft.com/office/word/2015/wordml/symex" xmlns:wpg="http://schemas.microsoft.com/office/word/2010/wordprocessingGroup" xmlns:wpi="http://schemas.microsoft.com/office/word/2010/wordprocessingInk" xmlns:wne="http://schemas.microsoft.com/office/word/2006/wordml" xmlns:wps="http://schemas.microsoft.com/office/word/2010/wordprocessingShape" mc:Ignorable="w14 w15 w16se w16cid w16 w16cex w16sdtdh w16sdtfl w16du wp14">
   <w:tbl>
     <w:tblPr>
@@ -7516,21 +7519,6 @@
 
 <file path=word/header2.xml><?xml version="1.0" encoding="utf-8"?>
 <w:hdr xmlns:wpc="http://schemas.microsoft.com/office/word/2010/wordprocessingCanvas" xmlns:cx="http://schemas.microsoft.com/office/drawing/2014/chartex" xmlns:cx1="http://schemas.microsoft.com/office/drawing/2015/9/8/chartex" xmlns:cx2="http://schemas.microsoft.com/office/drawing/2015/10/21/chartex" xmlns:cx3="http://schemas.microsoft.com/office/drawing/2016/5/9/chartex" xmlns:cx4="http://schemas.microsoft.com/office/drawing/2016/5/10/chartex" xmlns:cx5="http://schemas.microsoft.com/office/drawing/2016/5/11/chartex" xmlns:cx6="http://schemas.microsoft.com/office/drawing/2016/5/12/chartex" xmlns:cx7="http://schemas.microsoft.com/office/drawing/2016/5/13/chartex" xmlns:cx8="http://schemas.microsoft.com/office/drawing/2016/5/14/chartex" xmlns:mc="http://schemas.openxmlformats.org/markup-compatibility/2006" xmlns:aink="http://schemas.microsoft.com/office/drawing/2016/ink" xmlns:am3d="http://schemas.microsoft.com/office/drawing/2017/model3d" xmlns:o="urn:schemas-microsoft-com:office:office" xmlns:oel="http://schemas.microsoft.com/office/2019/extlst" xmlns:r="http://schemas.openxmlformats.org/officeDocument/2006/relationships" xmlns:m="http://schemas.openxmlformats.org/officeDocument/2006/math" xmlns:v="urn:schemas-microsoft-com:vml" xmlns:wp14="http://schemas.microsoft.com/office/word/2010/wordprocessingDrawing" xmlns:wp="http://schemas.openxmlformats.org/drawingml/2006/wordprocessingDrawing" xmlns:w10="urn:schemas-microsoft-com:office:word" xmlns:w="http://schemas.openxmlformats.org/wordprocessingml/2006/main" xmlns:w14="http://schemas.microsoft.com/office/word/2010/wordml" xmlns:w15="http://schemas.microsoft.com/office/word/2012/wordml" xmlns:w16cex="http://schemas.microsoft.com/office/word/2018/wordml/cex" xmlns:w16cid="http://schemas.microsoft.com/office/word/2016/wordml/cid" xmlns:w16="http://schemas.microsoft.com/office/word/2018/wordml" xmlns:w16du="http://schemas.microsoft.com/office/word/2023/wordml/word16du" xmlns:w16sdtdh="http://schemas.microsoft.com/office/word/2020/wordml/sdtdatahash" xmlns:w16sdtfl="http://schemas.microsoft.com/office/word/2024/wordml/sdtformatlock" xmlns:w16se="http://schemas.microsoft.com/office/word/2015/wordml/symex" xmlns:wpg="http://schemas.microsoft.com/office/word/2010/wordprocessingGroup" xmlns:wpi="http://schemas.microsoft.com/office/word/2010/wordprocessingInk" xmlns:wne="http://schemas.microsoft.com/office/word/2006/wordml" xmlns:wps="http://schemas.microsoft.com/office/word/2010/wordprocessingShape" mc:Ignorable="w14 w15 w16se w16cid w16 w16cex w16sdtdh w16sdtfl w16du wp14">
-  <w:p>
-    <w:pPr>
-      <w:pStyle w:val="a3"/>
-      <w:tabs>
-        <w:tab w:val="clear" w:pos="8306"/>
-        <w:tab w:val="left" w:pos="6825"/>
-        <w:tab w:val="right" w:pos="10490"/>
-      </w:tabs>
-      <w:rPr>
-        <w:rFonts w:ascii="Arial" w:hAnsi="Arial" w:cs="Arial"/>
-        <w:sz w:val="20"/>
-        <w:szCs w:val="20"/>
-      </w:rPr>
-    </w:pPr>
-  </w:p>
   <w:p>
     <w:pPr>
       <w:pStyle w:val="a3"/>

--- a/wwwroot/DocxModel/FIBER_ANALYSIS_DATA_SHEET.docx
+++ b/wwwroot/DocxModel/FIBER_ANALYSIS_DATA_SHEET.docx
@@ -4857,6 +4857,2028 @@
         <w:spacing w:after="0" w:line="240" w:lineRule="auto"/>
         <w:rPr>
           <w:rFonts w:ascii="Arial" w:eastAsia="黑体" w:hAnsi="Arial" w:cs="Arial"/>
+          <w:sz w:val="18"/>
+          <w:szCs w:val="18"/>
+        </w:rPr>
+      </w:pPr>
+      <w:r>
+        <w:rPr>
+          <w:rFonts w:ascii="Arial" w:eastAsia="黑体" w:hAnsi="Arial" w:cs="Arial"/>
+          <w:sz w:val="18"/>
+          <w:szCs w:val="18"/>
+        </w:rPr>
+        <w:br w:type="page"/>
+      </w:r>
+    </w:p>
+    <w:p>
+      <w:pPr>
+        <w:spacing w:after="0" w:line="240" w:lineRule="auto"/>
+        <w:rPr>
+          <w:rFonts w:ascii="Arial" w:eastAsia="黑体" w:hAnsi="Arial" w:cs="Arial"/>
+          <w:sz w:val="18"/>
+          <w:szCs w:val="18"/>
+        </w:rPr>
+      </w:pPr>
+    </w:p>
+    <w:tbl>
+      <w:tblPr>
+        <w:tblW w:w="10490" w:type="dxa"/>
+        <w:jc w:val="center"/>
+        <w:tblLayout w:type="fixed"/>
+        <w:tblLook w:val="04A0" w:firstRow="1" w:lastRow="0" w:firstColumn="1" w:lastColumn="0" w:noHBand="0" w:noVBand="1"/>
+      </w:tblPr>
+      <w:tblGrid>
+        <w:gridCol w:w="1276"/>
+        <w:gridCol w:w="1276"/>
+        <w:gridCol w:w="1417"/>
+        <w:gridCol w:w="1276"/>
+        <w:gridCol w:w="1276"/>
+        <w:gridCol w:w="1276"/>
+        <w:gridCol w:w="1275"/>
+        <w:gridCol w:w="1418"/>
+      </w:tblGrid>
+      <w:tr>
+        <w:trPr>
+          <w:trHeight w:val="191"/>
+          <w:jc w:val="center"/>
+        </w:trPr>
+        <w:tc>
+          <w:tcPr>
+            <w:tcW w:w="1276" w:type="dxa"/>
+            <w:vMerge w:val="restart"/>
+            <w:shd w:val="thinDiagCross" w:color="D9D9D9" w:themeColor="background1" w:themeShade="D9" w:fill="FFFFFF" w:themeFill="background1"/>
+            <w:vAlign w:val="center"/>
+          </w:tcPr>
+          <w:p>
+            <w:pPr>
+              <w:spacing w:after="0" w:line="240" w:lineRule="auto"/>
+              <w:jc w:val="center"/>
+              <w:rPr>
+                <w:rFonts w:ascii="Arial" w:eastAsia="黑体" w:hAnsi="Arial" w:cs="Arial"/>
+                <w:color w:val="538135" w:themeColor="accent6" w:themeShade="BF"/>
+                <w:sz w:val="16"/>
+                <w:szCs w:val="16"/>
+              </w:rPr>
+            </w:pPr>
+            <w:r>
+              <w:rPr>
+                <w:rFonts w:ascii="Arial" w:eastAsia="黑体" w:hAnsi="Arial" w:cs="Arial" w:hint="eastAsia"/>
+                <w:color w:val="538135" w:themeColor="accent6" w:themeShade="BF"/>
+                <w:sz w:val="16"/>
+                <w:szCs w:val="16"/>
+              </w:rPr>
+              <w:t>Description</w:t>
+            </w:r>
+          </w:p>
+        </w:tc>
+        <w:tc>
+          <w:tcPr>
+            <w:tcW w:w="1276" w:type="dxa"/>
+            <w:vMerge w:val="restart"/>
+            <w:shd w:val="thinDiagCross" w:color="D9D9D9" w:themeColor="background1" w:themeShade="D9" w:fill="FFFFFF" w:themeFill="background1"/>
+            <w:vAlign w:val="center"/>
+          </w:tcPr>
+          <w:p>
+            <w:pPr>
+              <w:spacing w:after="0" w:line="240" w:lineRule="auto"/>
+              <w:jc w:val="center"/>
+              <w:rPr>
+                <w:rFonts w:ascii="Arial" w:eastAsia="黑体" w:hAnsi="Arial" w:cs="Arial" w:hint="eastAsia"/>
+                <w:color w:val="538135" w:themeColor="accent6" w:themeShade="BF"/>
+                <w:sz w:val="16"/>
+                <w:szCs w:val="16"/>
+              </w:rPr>
+            </w:pPr>
+            <w:r>
+              <w:rPr>
+                <w:rFonts w:ascii="Arial" w:eastAsia="黑体" w:hAnsi="Arial" w:cs="Arial" w:hint="eastAsia"/>
+                <w:color w:val="538135" w:themeColor="accent6" w:themeShade="BF"/>
+                <w:sz w:val="16"/>
+                <w:szCs w:val="16"/>
+              </w:rPr>
+              <w:t>Component</w:t>
+            </w:r>
+          </w:p>
+        </w:tc>
+        <w:tc>
+          <w:tcPr>
+            <w:tcW w:w="3969" w:type="dxa"/>
+            <w:gridSpan w:val="3"/>
+            <w:shd w:val="thinDiagCross" w:color="D9D9D9" w:themeColor="background1" w:themeShade="D9" w:fill="FFFFFF" w:themeFill="background1"/>
+          </w:tcPr>
+          <w:p>
+            <w:pPr>
+              <w:spacing w:after="0" w:line="240" w:lineRule="auto"/>
+              <w:jc w:val="center"/>
+              <w:rPr>
+                <w:rFonts w:ascii="Arial" w:eastAsia="黑体" w:hAnsi="Arial" w:cs="Arial" w:hint="eastAsia"/>
+                <w:color w:val="538135" w:themeColor="accent6" w:themeShade="BF"/>
+                <w:sz w:val="16"/>
+                <w:szCs w:val="16"/>
+              </w:rPr>
+            </w:pPr>
+            <w:r>
+              <w:rPr>
+                <w:rFonts w:ascii="Arial" w:eastAsia="黑体" w:hAnsi="Arial" w:cs="Arial" w:hint="eastAsia"/>
+                <w:color w:val="538135" w:themeColor="accent6" w:themeShade="BF"/>
+                <w:sz w:val="16"/>
+                <w:szCs w:val="16"/>
+              </w:rPr>
+              <w:t>Trial # 1</w:t>
+            </w:r>
+          </w:p>
+        </w:tc>
+        <w:tc>
+          <w:tcPr>
+            <w:tcW w:w="3969" w:type="dxa"/>
+            <w:gridSpan w:val="3"/>
+            <w:shd w:val="thinDiagCross" w:color="D9D9D9" w:themeColor="background1" w:themeShade="D9" w:fill="FFFFFF" w:themeFill="background1"/>
+          </w:tcPr>
+          <w:p>
+            <w:pPr>
+              <w:spacing w:after="0" w:line="240" w:lineRule="auto"/>
+              <w:jc w:val="center"/>
+              <w:rPr>
+                <w:rFonts w:ascii="Arial" w:eastAsia="黑体" w:hAnsi="Arial" w:cs="Arial" w:hint="eastAsia"/>
+                <w:color w:val="538135" w:themeColor="accent6" w:themeShade="BF"/>
+                <w:sz w:val="16"/>
+                <w:szCs w:val="16"/>
+              </w:rPr>
+            </w:pPr>
+            <w:r>
+              <w:rPr>
+                <w:rFonts w:ascii="Arial" w:eastAsia="黑体" w:hAnsi="Arial" w:cs="Arial" w:hint="eastAsia"/>
+                <w:color w:val="538135" w:themeColor="accent6" w:themeShade="BF"/>
+                <w:sz w:val="16"/>
+                <w:szCs w:val="16"/>
+              </w:rPr>
+              <w:t>Trial # 2</w:t>
+            </w:r>
+          </w:p>
+        </w:tc>
+      </w:tr>
+      <w:tr>
+        <w:trPr>
+          <w:trHeight w:val="448"/>
+          <w:jc w:val="center"/>
+        </w:trPr>
+        <w:tc>
+          <w:tcPr>
+            <w:tcW w:w="1276" w:type="dxa"/>
+            <w:vMerge/>
+          </w:tcPr>
+          <w:p>
+            <w:pPr>
+              <w:spacing w:after="0" w:line="240" w:lineRule="auto"/>
+              <w:rPr>
+                <w:rFonts w:ascii="Arial" w:eastAsia="黑体" w:hAnsi="Arial" w:cs="Arial"/>
+                <w:color w:val="538135" w:themeColor="accent6" w:themeShade="BF"/>
+                <w:sz w:val="18"/>
+                <w:szCs w:val="18"/>
+              </w:rPr>
+            </w:pPr>
+          </w:p>
+        </w:tc>
+        <w:tc>
+          <w:tcPr>
+            <w:tcW w:w="1276" w:type="dxa"/>
+            <w:vMerge/>
+          </w:tcPr>
+          <w:p>
+            <w:pPr>
+              <w:spacing w:after="0" w:line="240" w:lineRule="auto"/>
+              <w:jc w:val="center"/>
+              <w:rPr>
+                <w:rFonts w:ascii="Arial" w:eastAsia="黑体" w:hAnsi="Arial" w:cs="Arial"/>
+                <w:sz w:val="16"/>
+                <w:szCs w:val="16"/>
+              </w:rPr>
+            </w:pPr>
+          </w:p>
+        </w:tc>
+        <w:tc>
+          <w:tcPr>
+            <w:tcW w:w="1417" w:type="dxa"/>
+            <w:vAlign w:val="center"/>
+          </w:tcPr>
+          <w:p>
+            <w:pPr>
+              <w:spacing w:after="0" w:line="240" w:lineRule="auto"/>
+              <w:jc w:val="center"/>
+              <w:rPr>
+                <w:rFonts w:ascii="Arial" w:eastAsia="黑体" w:hAnsi="Arial" w:cs="Arial"/>
+                <w:sz w:val="13"/>
+                <w:szCs w:val="13"/>
+                <w:u w:val="single"/>
+              </w:rPr>
+            </w:pPr>
+            <w:r>
+              <w:rPr>
+                <w:rFonts w:ascii="Arial" w:eastAsia="黑体" w:hAnsi="Arial" w:cs="Arial" w:hint="eastAsia"/>
+                <w:sz w:val="13"/>
+                <w:szCs w:val="13"/>
+                <w:u w:val="single"/>
+              </w:rPr>
+              <w:t>Weighing</w:t>
+            </w:r>
+          </w:p>
+        </w:tc>
+        <w:tc>
+          <w:tcPr>
+            <w:tcW w:w="1276" w:type="dxa"/>
+            <w:vAlign w:val="center"/>
+          </w:tcPr>
+          <w:p>
+            <w:pPr>
+              <w:spacing w:after="0" w:line="240" w:lineRule="auto"/>
+              <w:jc w:val="center"/>
+              <w:rPr>
+                <w:rFonts w:ascii="Arial" w:eastAsia="黑体" w:hAnsi="Arial" w:cs="Arial" w:hint="eastAsia"/>
+                <w:sz w:val="13"/>
+                <w:szCs w:val="13"/>
+                <w:u w:val="single"/>
+              </w:rPr>
+            </w:pPr>
+            <w:r>
+              <w:rPr>
+                <w:rFonts w:ascii="Arial" w:eastAsia="黑体" w:hAnsi="Arial" w:cs="Arial"/>
+                <w:sz w:val="13"/>
+                <w:szCs w:val="13"/>
+                <w:u w:val="single"/>
+              </w:rPr>
+              <w:t>W</w:t>
+            </w:r>
+            <w:r>
+              <w:rPr>
+                <w:rFonts w:ascii="Arial" w:eastAsia="黑体" w:hAnsi="Arial" w:cs="Arial" w:hint="eastAsia"/>
+                <w:sz w:val="13"/>
+                <w:szCs w:val="13"/>
+                <w:u w:val="single"/>
+              </w:rPr>
+              <w:t xml:space="preserve">eighing </w:t>
+            </w:r>
+            <w:proofErr w:type="spellStart"/>
+            <w:r>
+              <w:rPr>
+                <w:rFonts w:ascii="Arial" w:eastAsia="黑体" w:hAnsi="Arial" w:cs="Arial" w:hint="eastAsia"/>
+                <w:sz w:val="13"/>
+                <w:szCs w:val="13"/>
+                <w:u w:val="single"/>
+              </w:rPr>
+              <w:t>bottle+sample</w:t>
+            </w:r>
+            <w:proofErr w:type="spellEnd"/>
+          </w:p>
+        </w:tc>
+        <w:tc>
+          <w:tcPr>
+            <w:tcW w:w="1276" w:type="dxa"/>
+            <w:vAlign w:val="center"/>
+          </w:tcPr>
+          <w:p>
+            <w:pPr>
+              <w:spacing w:after="0" w:line="240" w:lineRule="auto"/>
+              <w:jc w:val="center"/>
+              <w:rPr>
+                <w:rFonts w:ascii="Arial" w:eastAsia="黑体" w:hAnsi="Arial" w:cs="Arial"/>
+                <w:sz w:val="13"/>
+                <w:szCs w:val="13"/>
+                <w:u w:val="single"/>
+              </w:rPr>
+            </w:pPr>
+            <w:r>
+              <w:rPr>
+                <w:rFonts w:ascii="Arial" w:eastAsia="黑体" w:hAnsi="Arial" w:cs="Arial"/>
+                <w:sz w:val="13"/>
+                <w:szCs w:val="13"/>
+                <w:u w:val="single"/>
+              </w:rPr>
+              <w:t>S</w:t>
+            </w:r>
+            <w:r>
+              <w:rPr>
+                <w:rFonts w:ascii="Arial" w:eastAsia="黑体" w:hAnsi="Arial" w:cs="Arial" w:hint="eastAsia"/>
+                <w:sz w:val="13"/>
+                <w:szCs w:val="13"/>
+                <w:u w:val="single"/>
+              </w:rPr>
+              <w:t>ample</w:t>
+            </w:r>
+          </w:p>
+        </w:tc>
+        <w:tc>
+          <w:tcPr>
+            <w:tcW w:w="1276" w:type="dxa"/>
+            <w:vAlign w:val="center"/>
+          </w:tcPr>
+          <w:p>
+            <w:pPr>
+              <w:spacing w:after="0" w:line="240" w:lineRule="auto"/>
+              <w:jc w:val="center"/>
+              <w:rPr>
+                <w:rFonts w:ascii="Arial" w:eastAsia="黑体" w:hAnsi="Arial" w:cs="Arial"/>
+                <w:sz w:val="13"/>
+                <w:szCs w:val="13"/>
+                <w:u w:val="single"/>
+              </w:rPr>
+            </w:pPr>
+            <w:r>
+              <w:rPr>
+                <w:rFonts w:ascii="Arial" w:eastAsia="黑体" w:hAnsi="Arial" w:cs="Arial" w:hint="eastAsia"/>
+                <w:sz w:val="13"/>
+                <w:szCs w:val="13"/>
+                <w:u w:val="single"/>
+              </w:rPr>
+              <w:t>Weighing</w:t>
+            </w:r>
+          </w:p>
+        </w:tc>
+        <w:tc>
+          <w:tcPr>
+            <w:tcW w:w="1275" w:type="dxa"/>
+            <w:vAlign w:val="center"/>
+          </w:tcPr>
+          <w:p>
+            <w:pPr>
+              <w:spacing w:after="0" w:line="240" w:lineRule="auto"/>
+              <w:jc w:val="center"/>
+              <w:rPr>
+                <w:rFonts w:ascii="Arial" w:eastAsia="黑体" w:hAnsi="Arial" w:cs="Arial"/>
+                <w:sz w:val="13"/>
+                <w:szCs w:val="13"/>
+                <w:u w:val="single"/>
+              </w:rPr>
+            </w:pPr>
+            <w:r>
+              <w:rPr>
+                <w:rFonts w:ascii="Arial" w:eastAsia="黑体" w:hAnsi="Arial" w:cs="Arial"/>
+                <w:sz w:val="13"/>
+                <w:szCs w:val="13"/>
+                <w:u w:val="single"/>
+              </w:rPr>
+              <w:t>W</w:t>
+            </w:r>
+            <w:r>
+              <w:rPr>
+                <w:rFonts w:ascii="Arial" w:eastAsia="黑体" w:hAnsi="Arial" w:cs="Arial" w:hint="eastAsia"/>
+                <w:sz w:val="13"/>
+                <w:szCs w:val="13"/>
+                <w:u w:val="single"/>
+              </w:rPr>
+              <w:t xml:space="preserve">eighing </w:t>
+            </w:r>
+            <w:proofErr w:type="spellStart"/>
+            <w:r>
+              <w:rPr>
+                <w:rFonts w:ascii="Arial" w:eastAsia="黑体" w:hAnsi="Arial" w:cs="Arial" w:hint="eastAsia"/>
+                <w:sz w:val="13"/>
+                <w:szCs w:val="13"/>
+                <w:u w:val="single"/>
+              </w:rPr>
+              <w:t>bottle+sample</w:t>
+            </w:r>
+            <w:proofErr w:type="spellEnd"/>
+          </w:p>
+        </w:tc>
+        <w:tc>
+          <w:tcPr>
+            <w:tcW w:w="1418" w:type="dxa"/>
+            <w:vAlign w:val="center"/>
+          </w:tcPr>
+          <w:p>
+            <w:pPr>
+              <w:spacing w:after="0" w:line="240" w:lineRule="auto"/>
+              <w:jc w:val="center"/>
+              <w:rPr>
+                <w:sz w:val="13"/>
+                <w:szCs w:val="13"/>
+                <w:u w:val="single"/>
+              </w:rPr>
+            </w:pPr>
+            <w:r>
+              <w:rPr>
+                <w:rFonts w:ascii="Arial" w:eastAsia="黑体" w:hAnsi="Arial" w:cs="Arial"/>
+                <w:sz w:val="13"/>
+                <w:szCs w:val="13"/>
+                <w:u w:val="single"/>
+              </w:rPr>
+              <w:t>S</w:t>
+            </w:r>
+            <w:r>
+              <w:rPr>
+                <w:rFonts w:ascii="Arial" w:eastAsia="黑体" w:hAnsi="Arial" w:cs="Arial" w:hint="eastAsia"/>
+                <w:sz w:val="13"/>
+                <w:szCs w:val="13"/>
+                <w:u w:val="single"/>
+              </w:rPr>
+              <w:t>ample</w:t>
+            </w:r>
+          </w:p>
+        </w:tc>
+      </w:tr>
+      <w:tr>
+        <w:trPr>
+          <w:trHeight w:val="191"/>
+          <w:jc w:val="center"/>
+        </w:trPr>
+        <w:tc>
+          <w:tcPr>
+            <w:tcW w:w="1276" w:type="dxa"/>
+          </w:tcPr>
+          <w:p>
+            <w:pPr>
+              <w:spacing w:after="0" w:line="240" w:lineRule="auto"/>
+              <w:rPr>
+                <w:rFonts w:ascii="Arial" w:eastAsia="黑体" w:hAnsi="Arial" w:cs="Arial"/>
+                <w:color w:val="538135" w:themeColor="accent6" w:themeShade="BF"/>
+                <w:sz w:val="16"/>
+                <w:szCs w:val="16"/>
+              </w:rPr>
+            </w:pPr>
+          </w:p>
+        </w:tc>
+        <w:tc>
+          <w:tcPr>
+            <w:tcW w:w="1276" w:type="dxa"/>
+          </w:tcPr>
+          <w:p>
+            <w:pPr>
+              <w:spacing w:after="0" w:line="240" w:lineRule="auto"/>
+              <w:rPr>
+                <w:rFonts w:ascii="Arial" w:eastAsia="黑体" w:hAnsi="Arial" w:cs="Arial"/>
+                <w:sz w:val="18"/>
+                <w:szCs w:val="18"/>
+              </w:rPr>
+            </w:pPr>
+          </w:p>
+        </w:tc>
+        <w:tc>
+          <w:tcPr>
+            <w:tcW w:w="1417" w:type="dxa"/>
+          </w:tcPr>
+          <w:p>
+            <w:pPr>
+              <w:spacing w:after="0" w:line="240" w:lineRule="auto"/>
+              <w:jc w:val="center"/>
+              <w:rPr>
+                <w:rFonts w:ascii="Arial" w:eastAsia="黑体" w:hAnsi="Arial" w:cs="Arial"/>
+                <w:sz w:val="13"/>
+                <w:szCs w:val="13"/>
+              </w:rPr>
+            </w:pPr>
+          </w:p>
+        </w:tc>
+        <w:tc>
+          <w:tcPr>
+            <w:tcW w:w="1276" w:type="dxa"/>
+          </w:tcPr>
+          <w:p>
+            <w:pPr>
+              <w:spacing w:after="0" w:line="240" w:lineRule="auto"/>
+              <w:jc w:val="center"/>
+              <w:rPr>
+                <w:rFonts w:ascii="Arial" w:eastAsia="黑体" w:hAnsi="Arial" w:cs="Arial"/>
+                <w:sz w:val="13"/>
+                <w:szCs w:val="13"/>
+              </w:rPr>
+            </w:pPr>
+          </w:p>
+        </w:tc>
+        <w:tc>
+          <w:tcPr>
+            <w:tcW w:w="1276" w:type="dxa"/>
+          </w:tcPr>
+          <w:p>
+            <w:pPr>
+              <w:spacing w:after="0" w:line="240" w:lineRule="auto"/>
+              <w:jc w:val="center"/>
+              <w:rPr>
+                <w:rFonts w:ascii="Arial" w:eastAsia="黑体" w:hAnsi="Arial" w:cs="Arial"/>
+                <w:sz w:val="13"/>
+                <w:szCs w:val="13"/>
+              </w:rPr>
+            </w:pPr>
+          </w:p>
+        </w:tc>
+        <w:tc>
+          <w:tcPr>
+            <w:tcW w:w="1276" w:type="dxa"/>
+          </w:tcPr>
+          <w:p>
+            <w:pPr>
+              <w:spacing w:after="0" w:line="240" w:lineRule="auto"/>
+              <w:jc w:val="center"/>
+              <w:rPr>
+                <w:rFonts w:ascii="Arial" w:eastAsia="黑体" w:hAnsi="Arial" w:cs="Arial"/>
+                <w:sz w:val="13"/>
+                <w:szCs w:val="13"/>
+              </w:rPr>
+            </w:pPr>
+          </w:p>
+        </w:tc>
+        <w:tc>
+          <w:tcPr>
+            <w:tcW w:w="1275" w:type="dxa"/>
+          </w:tcPr>
+          <w:p>
+            <w:pPr>
+              <w:spacing w:after="0" w:line="240" w:lineRule="auto"/>
+              <w:jc w:val="center"/>
+              <w:rPr>
+                <w:rFonts w:ascii="Arial" w:eastAsia="黑体" w:hAnsi="Arial" w:cs="Arial"/>
+                <w:sz w:val="13"/>
+                <w:szCs w:val="13"/>
+              </w:rPr>
+            </w:pPr>
+          </w:p>
+        </w:tc>
+        <w:tc>
+          <w:tcPr>
+            <w:tcW w:w="1418" w:type="dxa"/>
+          </w:tcPr>
+          <w:p>
+            <w:pPr>
+              <w:spacing w:after="0" w:line="240" w:lineRule="auto"/>
+              <w:jc w:val="center"/>
+              <w:rPr>
+                <w:rFonts w:ascii="Arial" w:eastAsia="黑体" w:hAnsi="Arial" w:cs="Arial"/>
+                <w:sz w:val="13"/>
+                <w:szCs w:val="13"/>
+              </w:rPr>
+            </w:pPr>
+          </w:p>
+        </w:tc>
+      </w:tr>
+      <w:tr>
+        <w:trPr>
+          <w:trHeight w:val="191"/>
+          <w:jc w:val="center"/>
+        </w:trPr>
+        <w:tc>
+          <w:tcPr>
+            <w:tcW w:w="1276" w:type="dxa"/>
+          </w:tcPr>
+          <w:p>
+            <w:pPr>
+              <w:spacing w:after="0" w:line="240" w:lineRule="auto"/>
+              <w:rPr>
+                <w:rFonts w:ascii="Arial" w:eastAsia="黑体" w:hAnsi="Arial" w:cs="Arial"/>
+                <w:color w:val="538135" w:themeColor="accent6" w:themeShade="BF"/>
+                <w:sz w:val="16"/>
+                <w:szCs w:val="16"/>
+              </w:rPr>
+            </w:pPr>
+          </w:p>
+        </w:tc>
+        <w:tc>
+          <w:tcPr>
+            <w:tcW w:w="1276" w:type="dxa"/>
+          </w:tcPr>
+          <w:p>
+            <w:pPr>
+              <w:spacing w:after="0" w:line="240" w:lineRule="auto"/>
+              <w:rPr>
+                <w:rFonts w:ascii="Arial" w:eastAsia="黑体" w:hAnsi="Arial" w:cs="Arial"/>
+                <w:sz w:val="18"/>
+                <w:szCs w:val="18"/>
+              </w:rPr>
+            </w:pPr>
+          </w:p>
+        </w:tc>
+        <w:tc>
+          <w:tcPr>
+            <w:tcW w:w="1417" w:type="dxa"/>
+          </w:tcPr>
+          <w:p>
+            <w:pPr>
+              <w:spacing w:after="0" w:line="240" w:lineRule="auto"/>
+              <w:jc w:val="center"/>
+              <w:rPr>
+                <w:rFonts w:ascii="Arial" w:eastAsia="黑体" w:hAnsi="Arial" w:cs="Arial"/>
+                <w:sz w:val="13"/>
+                <w:szCs w:val="13"/>
+              </w:rPr>
+            </w:pPr>
+          </w:p>
+        </w:tc>
+        <w:tc>
+          <w:tcPr>
+            <w:tcW w:w="1276" w:type="dxa"/>
+          </w:tcPr>
+          <w:p>
+            <w:pPr>
+              <w:spacing w:after="0" w:line="240" w:lineRule="auto"/>
+              <w:jc w:val="center"/>
+              <w:rPr>
+                <w:rFonts w:ascii="Arial" w:eastAsia="黑体" w:hAnsi="Arial" w:cs="Arial"/>
+                <w:sz w:val="13"/>
+                <w:szCs w:val="13"/>
+              </w:rPr>
+            </w:pPr>
+          </w:p>
+        </w:tc>
+        <w:tc>
+          <w:tcPr>
+            <w:tcW w:w="1276" w:type="dxa"/>
+          </w:tcPr>
+          <w:p>
+            <w:pPr>
+              <w:spacing w:after="0" w:line="240" w:lineRule="auto"/>
+              <w:jc w:val="center"/>
+              <w:rPr>
+                <w:rFonts w:ascii="Arial" w:eastAsia="黑体" w:hAnsi="Arial" w:cs="Arial"/>
+                <w:sz w:val="13"/>
+                <w:szCs w:val="13"/>
+              </w:rPr>
+            </w:pPr>
+          </w:p>
+        </w:tc>
+        <w:tc>
+          <w:tcPr>
+            <w:tcW w:w="1276" w:type="dxa"/>
+          </w:tcPr>
+          <w:p>
+            <w:pPr>
+              <w:spacing w:after="0" w:line="240" w:lineRule="auto"/>
+              <w:jc w:val="center"/>
+              <w:rPr>
+                <w:rFonts w:ascii="Arial" w:eastAsia="黑体" w:hAnsi="Arial" w:cs="Arial"/>
+                <w:sz w:val="13"/>
+                <w:szCs w:val="13"/>
+              </w:rPr>
+            </w:pPr>
+          </w:p>
+        </w:tc>
+        <w:tc>
+          <w:tcPr>
+            <w:tcW w:w="1275" w:type="dxa"/>
+          </w:tcPr>
+          <w:p>
+            <w:pPr>
+              <w:spacing w:after="0" w:line="240" w:lineRule="auto"/>
+              <w:jc w:val="center"/>
+              <w:rPr>
+                <w:rFonts w:ascii="Arial" w:eastAsia="黑体" w:hAnsi="Arial" w:cs="Arial"/>
+                <w:sz w:val="13"/>
+                <w:szCs w:val="13"/>
+              </w:rPr>
+            </w:pPr>
+          </w:p>
+        </w:tc>
+        <w:tc>
+          <w:tcPr>
+            <w:tcW w:w="1418" w:type="dxa"/>
+          </w:tcPr>
+          <w:p>
+            <w:pPr>
+              <w:spacing w:after="0" w:line="240" w:lineRule="auto"/>
+              <w:jc w:val="center"/>
+              <w:rPr>
+                <w:rFonts w:ascii="Arial" w:eastAsia="黑体" w:hAnsi="Arial" w:cs="Arial"/>
+                <w:sz w:val="13"/>
+                <w:szCs w:val="13"/>
+              </w:rPr>
+            </w:pPr>
+          </w:p>
+        </w:tc>
+      </w:tr>
+      <w:tr>
+        <w:trPr>
+          <w:trHeight w:val="191"/>
+          <w:jc w:val="center"/>
+        </w:trPr>
+        <w:tc>
+          <w:tcPr>
+            <w:tcW w:w="1276" w:type="dxa"/>
+          </w:tcPr>
+          <w:p>
+            <w:pPr>
+              <w:spacing w:after="0" w:line="240" w:lineRule="auto"/>
+              <w:rPr>
+                <w:rFonts w:ascii="Arial" w:eastAsia="黑体" w:hAnsi="Arial" w:cs="Arial"/>
+                <w:color w:val="538135" w:themeColor="accent6" w:themeShade="BF"/>
+                <w:sz w:val="16"/>
+                <w:szCs w:val="16"/>
+              </w:rPr>
+            </w:pPr>
+          </w:p>
+        </w:tc>
+        <w:tc>
+          <w:tcPr>
+            <w:tcW w:w="1276" w:type="dxa"/>
+          </w:tcPr>
+          <w:p>
+            <w:pPr>
+              <w:spacing w:after="0" w:line="240" w:lineRule="auto"/>
+              <w:rPr>
+                <w:rFonts w:ascii="Arial" w:eastAsia="黑体" w:hAnsi="Arial" w:cs="Arial"/>
+                <w:sz w:val="18"/>
+                <w:szCs w:val="18"/>
+              </w:rPr>
+            </w:pPr>
+          </w:p>
+        </w:tc>
+        <w:tc>
+          <w:tcPr>
+            <w:tcW w:w="1417" w:type="dxa"/>
+          </w:tcPr>
+          <w:p>
+            <w:pPr>
+              <w:spacing w:after="0" w:line="240" w:lineRule="auto"/>
+              <w:jc w:val="center"/>
+              <w:rPr>
+                <w:rFonts w:ascii="Arial" w:eastAsia="黑体" w:hAnsi="Arial" w:cs="Arial"/>
+                <w:sz w:val="13"/>
+                <w:szCs w:val="13"/>
+              </w:rPr>
+            </w:pPr>
+          </w:p>
+        </w:tc>
+        <w:tc>
+          <w:tcPr>
+            <w:tcW w:w="1276" w:type="dxa"/>
+          </w:tcPr>
+          <w:p>
+            <w:pPr>
+              <w:spacing w:after="0" w:line="240" w:lineRule="auto"/>
+              <w:jc w:val="center"/>
+              <w:rPr>
+                <w:rFonts w:ascii="Arial" w:eastAsia="黑体" w:hAnsi="Arial" w:cs="Arial"/>
+                <w:sz w:val="13"/>
+                <w:szCs w:val="13"/>
+              </w:rPr>
+            </w:pPr>
+          </w:p>
+        </w:tc>
+        <w:tc>
+          <w:tcPr>
+            <w:tcW w:w="1276" w:type="dxa"/>
+          </w:tcPr>
+          <w:p>
+            <w:pPr>
+              <w:spacing w:after="0" w:line="240" w:lineRule="auto"/>
+              <w:jc w:val="center"/>
+              <w:rPr>
+                <w:rFonts w:ascii="Arial" w:eastAsia="黑体" w:hAnsi="Arial" w:cs="Arial"/>
+                <w:sz w:val="13"/>
+                <w:szCs w:val="13"/>
+              </w:rPr>
+            </w:pPr>
+          </w:p>
+        </w:tc>
+        <w:tc>
+          <w:tcPr>
+            <w:tcW w:w="1276" w:type="dxa"/>
+          </w:tcPr>
+          <w:p>
+            <w:pPr>
+              <w:spacing w:after="0" w:line="240" w:lineRule="auto"/>
+              <w:jc w:val="center"/>
+              <w:rPr>
+                <w:rFonts w:ascii="Arial" w:eastAsia="黑体" w:hAnsi="Arial" w:cs="Arial"/>
+                <w:sz w:val="13"/>
+                <w:szCs w:val="13"/>
+              </w:rPr>
+            </w:pPr>
+          </w:p>
+        </w:tc>
+        <w:tc>
+          <w:tcPr>
+            <w:tcW w:w="1275" w:type="dxa"/>
+          </w:tcPr>
+          <w:p>
+            <w:pPr>
+              <w:spacing w:after="0" w:line="240" w:lineRule="auto"/>
+              <w:jc w:val="center"/>
+              <w:rPr>
+                <w:rFonts w:ascii="Arial" w:eastAsia="黑体" w:hAnsi="Arial" w:cs="Arial"/>
+                <w:b/>
+                <w:bCs/>
+                <w:sz w:val="13"/>
+                <w:szCs w:val="13"/>
+              </w:rPr>
+            </w:pPr>
+          </w:p>
+        </w:tc>
+        <w:tc>
+          <w:tcPr>
+            <w:tcW w:w="1418" w:type="dxa"/>
+          </w:tcPr>
+          <w:p>
+            <w:pPr>
+              <w:spacing w:after="0" w:line="240" w:lineRule="auto"/>
+              <w:jc w:val="center"/>
+              <w:rPr>
+                <w:sz w:val="13"/>
+                <w:szCs w:val="13"/>
+              </w:rPr>
+            </w:pPr>
+          </w:p>
+        </w:tc>
+      </w:tr>
+      <w:tr>
+        <w:trPr>
+          <w:trHeight w:val="191"/>
+          <w:jc w:val="center"/>
+        </w:trPr>
+        <w:tc>
+          <w:tcPr>
+            <w:tcW w:w="1276" w:type="dxa"/>
+          </w:tcPr>
+          <w:p>
+            <w:pPr>
+              <w:spacing w:after="0" w:line="240" w:lineRule="auto"/>
+              <w:rPr>
+                <w:rFonts w:ascii="Arial" w:eastAsia="黑体" w:hAnsi="Arial" w:cs="Arial"/>
+                <w:color w:val="538135" w:themeColor="accent6" w:themeShade="BF"/>
+                <w:sz w:val="16"/>
+                <w:szCs w:val="16"/>
+              </w:rPr>
+            </w:pPr>
+          </w:p>
+        </w:tc>
+        <w:tc>
+          <w:tcPr>
+            <w:tcW w:w="1276" w:type="dxa"/>
+          </w:tcPr>
+          <w:p>
+            <w:pPr>
+              <w:spacing w:after="0" w:line="240" w:lineRule="auto"/>
+              <w:rPr>
+                <w:rFonts w:ascii="Arial" w:eastAsia="黑体" w:hAnsi="Arial" w:cs="Arial"/>
+                <w:sz w:val="18"/>
+                <w:szCs w:val="18"/>
+              </w:rPr>
+            </w:pPr>
+          </w:p>
+        </w:tc>
+        <w:tc>
+          <w:tcPr>
+            <w:tcW w:w="1417" w:type="dxa"/>
+          </w:tcPr>
+          <w:p>
+            <w:pPr>
+              <w:spacing w:after="0" w:line="240" w:lineRule="auto"/>
+              <w:jc w:val="center"/>
+              <w:rPr>
+                <w:rFonts w:ascii="Arial" w:eastAsia="黑体" w:hAnsi="Arial" w:cs="Arial"/>
+                <w:sz w:val="13"/>
+                <w:szCs w:val="13"/>
+              </w:rPr>
+            </w:pPr>
+          </w:p>
+        </w:tc>
+        <w:tc>
+          <w:tcPr>
+            <w:tcW w:w="1276" w:type="dxa"/>
+          </w:tcPr>
+          <w:p>
+            <w:pPr>
+              <w:spacing w:after="0" w:line="240" w:lineRule="auto"/>
+              <w:jc w:val="center"/>
+              <w:rPr>
+                <w:rFonts w:ascii="Arial" w:eastAsia="黑体" w:hAnsi="Arial" w:cs="Arial"/>
+                <w:sz w:val="13"/>
+                <w:szCs w:val="13"/>
+              </w:rPr>
+            </w:pPr>
+          </w:p>
+        </w:tc>
+        <w:tc>
+          <w:tcPr>
+            <w:tcW w:w="1276" w:type="dxa"/>
+          </w:tcPr>
+          <w:p>
+            <w:pPr>
+              <w:spacing w:after="0" w:line="240" w:lineRule="auto"/>
+              <w:jc w:val="center"/>
+              <w:rPr>
+                <w:rFonts w:ascii="Arial" w:eastAsia="黑体" w:hAnsi="Arial" w:cs="Arial"/>
+                <w:sz w:val="13"/>
+                <w:szCs w:val="13"/>
+              </w:rPr>
+            </w:pPr>
+          </w:p>
+        </w:tc>
+        <w:tc>
+          <w:tcPr>
+            <w:tcW w:w="1276" w:type="dxa"/>
+          </w:tcPr>
+          <w:p>
+            <w:pPr>
+              <w:spacing w:after="0" w:line="240" w:lineRule="auto"/>
+              <w:jc w:val="center"/>
+              <w:rPr>
+                <w:rFonts w:ascii="Arial" w:eastAsia="黑体" w:hAnsi="Arial" w:cs="Arial"/>
+                <w:sz w:val="13"/>
+                <w:szCs w:val="13"/>
+              </w:rPr>
+            </w:pPr>
+          </w:p>
+        </w:tc>
+        <w:tc>
+          <w:tcPr>
+            <w:tcW w:w="1275" w:type="dxa"/>
+          </w:tcPr>
+          <w:p>
+            <w:pPr>
+              <w:spacing w:after="0" w:line="240" w:lineRule="auto"/>
+              <w:jc w:val="center"/>
+              <w:rPr>
+                <w:rFonts w:ascii="Arial" w:eastAsia="黑体" w:hAnsi="Arial" w:cs="Arial"/>
+                <w:sz w:val="13"/>
+                <w:szCs w:val="13"/>
+              </w:rPr>
+            </w:pPr>
+          </w:p>
+        </w:tc>
+        <w:tc>
+          <w:tcPr>
+            <w:tcW w:w="1418" w:type="dxa"/>
+          </w:tcPr>
+          <w:p>
+            <w:pPr>
+              <w:spacing w:after="0" w:line="240" w:lineRule="auto"/>
+              <w:jc w:val="center"/>
+              <w:rPr>
+                <w:rFonts w:ascii="Arial" w:eastAsia="黑体" w:hAnsi="Arial" w:cs="Arial"/>
+                <w:sz w:val="13"/>
+                <w:szCs w:val="13"/>
+              </w:rPr>
+            </w:pPr>
+          </w:p>
+        </w:tc>
+      </w:tr>
+      <w:tr>
+        <w:trPr>
+          <w:trHeight w:val="191"/>
+          <w:jc w:val="center"/>
+        </w:trPr>
+        <w:tc>
+          <w:tcPr>
+            <w:tcW w:w="1276" w:type="dxa"/>
+          </w:tcPr>
+          <w:p>
+            <w:pPr>
+              <w:spacing w:after="0" w:line="240" w:lineRule="auto"/>
+              <w:rPr>
+                <w:rFonts w:ascii="Arial" w:eastAsia="黑体" w:hAnsi="Arial" w:cs="Arial"/>
+                <w:color w:val="538135" w:themeColor="accent6" w:themeShade="BF"/>
+                <w:sz w:val="16"/>
+                <w:szCs w:val="16"/>
+              </w:rPr>
+            </w:pPr>
+          </w:p>
+        </w:tc>
+        <w:tc>
+          <w:tcPr>
+            <w:tcW w:w="1276" w:type="dxa"/>
+          </w:tcPr>
+          <w:p>
+            <w:pPr>
+              <w:spacing w:after="0" w:line="240" w:lineRule="auto"/>
+              <w:rPr>
+                <w:rFonts w:ascii="Arial" w:eastAsia="黑体" w:hAnsi="Arial" w:cs="Arial"/>
+                <w:sz w:val="18"/>
+                <w:szCs w:val="18"/>
+              </w:rPr>
+            </w:pPr>
+          </w:p>
+        </w:tc>
+        <w:tc>
+          <w:tcPr>
+            <w:tcW w:w="1417" w:type="dxa"/>
+          </w:tcPr>
+          <w:p>
+            <w:pPr>
+              <w:spacing w:after="0" w:line="240" w:lineRule="auto"/>
+              <w:jc w:val="center"/>
+              <w:rPr>
+                <w:rFonts w:ascii="Arial" w:eastAsia="黑体" w:hAnsi="Arial" w:cs="Arial"/>
+                <w:sz w:val="13"/>
+                <w:szCs w:val="13"/>
+              </w:rPr>
+            </w:pPr>
+          </w:p>
+        </w:tc>
+        <w:tc>
+          <w:tcPr>
+            <w:tcW w:w="1276" w:type="dxa"/>
+          </w:tcPr>
+          <w:p>
+            <w:pPr>
+              <w:spacing w:after="0" w:line="240" w:lineRule="auto"/>
+              <w:jc w:val="center"/>
+              <w:rPr>
+                <w:rFonts w:ascii="Arial" w:eastAsia="黑体" w:hAnsi="Arial" w:cs="Arial"/>
+                <w:sz w:val="13"/>
+                <w:szCs w:val="13"/>
+              </w:rPr>
+            </w:pPr>
+          </w:p>
+        </w:tc>
+        <w:tc>
+          <w:tcPr>
+            <w:tcW w:w="1276" w:type="dxa"/>
+          </w:tcPr>
+          <w:p>
+            <w:pPr>
+              <w:spacing w:after="0" w:line="240" w:lineRule="auto"/>
+              <w:jc w:val="center"/>
+              <w:rPr>
+                <w:rFonts w:ascii="Arial" w:eastAsia="黑体" w:hAnsi="Arial" w:cs="Arial"/>
+                <w:sz w:val="13"/>
+                <w:szCs w:val="13"/>
+              </w:rPr>
+            </w:pPr>
+          </w:p>
+        </w:tc>
+        <w:tc>
+          <w:tcPr>
+            <w:tcW w:w="1276" w:type="dxa"/>
+          </w:tcPr>
+          <w:p>
+            <w:pPr>
+              <w:spacing w:after="0" w:line="240" w:lineRule="auto"/>
+              <w:jc w:val="center"/>
+              <w:rPr>
+                <w:rFonts w:ascii="Arial" w:eastAsia="黑体" w:hAnsi="Arial" w:cs="Arial"/>
+                <w:sz w:val="13"/>
+                <w:szCs w:val="13"/>
+              </w:rPr>
+            </w:pPr>
+          </w:p>
+        </w:tc>
+        <w:tc>
+          <w:tcPr>
+            <w:tcW w:w="1275" w:type="dxa"/>
+          </w:tcPr>
+          <w:p>
+            <w:pPr>
+              <w:spacing w:after="0" w:line="240" w:lineRule="auto"/>
+              <w:jc w:val="center"/>
+              <w:rPr>
+                <w:rFonts w:ascii="Arial" w:eastAsia="黑体" w:hAnsi="Arial" w:cs="Arial"/>
+                <w:sz w:val="13"/>
+                <w:szCs w:val="13"/>
+              </w:rPr>
+            </w:pPr>
+          </w:p>
+        </w:tc>
+        <w:tc>
+          <w:tcPr>
+            <w:tcW w:w="1418" w:type="dxa"/>
+          </w:tcPr>
+          <w:p>
+            <w:pPr>
+              <w:spacing w:after="0" w:line="240" w:lineRule="auto"/>
+              <w:jc w:val="center"/>
+              <w:rPr>
+                <w:rFonts w:ascii="Arial" w:eastAsia="黑体" w:hAnsi="Arial" w:cs="Arial"/>
+                <w:sz w:val="13"/>
+                <w:szCs w:val="13"/>
+              </w:rPr>
+            </w:pPr>
+          </w:p>
+        </w:tc>
+      </w:tr>
+      <w:tr>
+        <w:trPr>
+          <w:trHeight w:val="191"/>
+          <w:jc w:val="center"/>
+        </w:trPr>
+        <w:tc>
+          <w:tcPr>
+            <w:tcW w:w="1276" w:type="dxa"/>
+          </w:tcPr>
+          <w:p>
+            <w:pPr>
+              <w:spacing w:after="0" w:line="240" w:lineRule="auto"/>
+              <w:rPr>
+                <w:rFonts w:ascii="Arial" w:eastAsia="黑体" w:hAnsi="Arial" w:cs="Arial"/>
+                <w:color w:val="538135" w:themeColor="accent6" w:themeShade="BF"/>
+                <w:sz w:val="16"/>
+                <w:szCs w:val="16"/>
+              </w:rPr>
+            </w:pPr>
+          </w:p>
+        </w:tc>
+        <w:tc>
+          <w:tcPr>
+            <w:tcW w:w="1276" w:type="dxa"/>
+          </w:tcPr>
+          <w:p>
+            <w:pPr>
+              <w:spacing w:after="0" w:line="240" w:lineRule="auto"/>
+              <w:rPr>
+                <w:rFonts w:ascii="Arial" w:eastAsia="黑体" w:hAnsi="Arial" w:cs="Arial"/>
+                <w:sz w:val="18"/>
+                <w:szCs w:val="18"/>
+              </w:rPr>
+            </w:pPr>
+          </w:p>
+        </w:tc>
+        <w:tc>
+          <w:tcPr>
+            <w:tcW w:w="1417" w:type="dxa"/>
+          </w:tcPr>
+          <w:p>
+            <w:pPr>
+              <w:spacing w:after="0" w:line="240" w:lineRule="auto"/>
+              <w:jc w:val="center"/>
+              <w:rPr>
+                <w:rFonts w:ascii="Arial" w:eastAsia="黑体" w:hAnsi="Arial" w:cs="Arial"/>
+                <w:sz w:val="13"/>
+                <w:szCs w:val="13"/>
+              </w:rPr>
+            </w:pPr>
+          </w:p>
+        </w:tc>
+        <w:tc>
+          <w:tcPr>
+            <w:tcW w:w="1276" w:type="dxa"/>
+          </w:tcPr>
+          <w:p>
+            <w:pPr>
+              <w:spacing w:after="0" w:line="240" w:lineRule="auto"/>
+              <w:jc w:val="center"/>
+              <w:rPr>
+                <w:rFonts w:ascii="Arial" w:eastAsia="黑体" w:hAnsi="Arial" w:cs="Arial"/>
+                <w:sz w:val="13"/>
+                <w:szCs w:val="13"/>
+              </w:rPr>
+            </w:pPr>
+          </w:p>
+        </w:tc>
+        <w:tc>
+          <w:tcPr>
+            <w:tcW w:w="1276" w:type="dxa"/>
+          </w:tcPr>
+          <w:p>
+            <w:pPr>
+              <w:spacing w:after="0" w:line="240" w:lineRule="auto"/>
+              <w:jc w:val="center"/>
+              <w:rPr>
+                <w:rFonts w:ascii="Arial" w:eastAsia="黑体" w:hAnsi="Arial" w:cs="Arial"/>
+                <w:sz w:val="13"/>
+                <w:szCs w:val="13"/>
+              </w:rPr>
+            </w:pPr>
+          </w:p>
+        </w:tc>
+        <w:tc>
+          <w:tcPr>
+            <w:tcW w:w="1276" w:type="dxa"/>
+          </w:tcPr>
+          <w:p>
+            <w:pPr>
+              <w:spacing w:after="0" w:line="240" w:lineRule="auto"/>
+              <w:jc w:val="center"/>
+              <w:rPr>
+                <w:rFonts w:ascii="Arial" w:eastAsia="黑体" w:hAnsi="Arial" w:cs="Arial"/>
+                <w:sz w:val="13"/>
+                <w:szCs w:val="13"/>
+              </w:rPr>
+            </w:pPr>
+          </w:p>
+        </w:tc>
+        <w:tc>
+          <w:tcPr>
+            <w:tcW w:w="1275" w:type="dxa"/>
+          </w:tcPr>
+          <w:p>
+            <w:pPr>
+              <w:spacing w:after="0" w:line="240" w:lineRule="auto"/>
+              <w:jc w:val="center"/>
+              <w:rPr>
+                <w:rFonts w:ascii="Arial" w:eastAsia="黑体" w:hAnsi="Arial" w:cs="Arial"/>
+                <w:sz w:val="13"/>
+                <w:szCs w:val="13"/>
+              </w:rPr>
+            </w:pPr>
+          </w:p>
+        </w:tc>
+        <w:tc>
+          <w:tcPr>
+            <w:tcW w:w="1418" w:type="dxa"/>
+          </w:tcPr>
+          <w:p>
+            <w:pPr>
+              <w:spacing w:after="0" w:line="240" w:lineRule="auto"/>
+              <w:jc w:val="center"/>
+              <w:rPr>
+                <w:rFonts w:ascii="Arial" w:eastAsia="黑体" w:hAnsi="Arial" w:cs="Arial"/>
+                <w:sz w:val="13"/>
+                <w:szCs w:val="13"/>
+              </w:rPr>
+            </w:pPr>
+          </w:p>
+        </w:tc>
+      </w:tr>
+      <w:tr>
+        <w:trPr>
+          <w:trHeight w:val="191"/>
+          <w:jc w:val="center"/>
+        </w:trPr>
+        <w:tc>
+          <w:tcPr>
+            <w:tcW w:w="1276" w:type="dxa"/>
+          </w:tcPr>
+          <w:p>
+            <w:pPr>
+              <w:spacing w:after="0" w:line="240" w:lineRule="auto"/>
+              <w:rPr>
+                <w:rFonts w:ascii="Arial" w:eastAsia="黑体" w:hAnsi="Arial" w:cs="Arial"/>
+                <w:color w:val="538135" w:themeColor="accent6" w:themeShade="BF"/>
+                <w:sz w:val="16"/>
+                <w:szCs w:val="16"/>
+              </w:rPr>
+            </w:pPr>
+          </w:p>
+        </w:tc>
+        <w:tc>
+          <w:tcPr>
+            <w:tcW w:w="1276" w:type="dxa"/>
+          </w:tcPr>
+          <w:p>
+            <w:pPr>
+              <w:spacing w:after="0" w:line="240" w:lineRule="auto"/>
+              <w:rPr>
+                <w:rFonts w:ascii="Arial" w:eastAsia="黑体" w:hAnsi="Arial" w:cs="Arial"/>
+                <w:sz w:val="18"/>
+                <w:szCs w:val="18"/>
+              </w:rPr>
+            </w:pPr>
+          </w:p>
+        </w:tc>
+        <w:tc>
+          <w:tcPr>
+            <w:tcW w:w="1417" w:type="dxa"/>
+          </w:tcPr>
+          <w:p>
+            <w:pPr>
+              <w:spacing w:after="0" w:line="240" w:lineRule="auto"/>
+              <w:jc w:val="center"/>
+              <w:rPr>
+                <w:rFonts w:ascii="Arial" w:eastAsia="黑体" w:hAnsi="Arial" w:cs="Arial"/>
+                <w:sz w:val="13"/>
+                <w:szCs w:val="13"/>
+              </w:rPr>
+            </w:pPr>
+          </w:p>
+        </w:tc>
+        <w:tc>
+          <w:tcPr>
+            <w:tcW w:w="1276" w:type="dxa"/>
+          </w:tcPr>
+          <w:p>
+            <w:pPr>
+              <w:spacing w:after="0" w:line="240" w:lineRule="auto"/>
+              <w:jc w:val="center"/>
+              <w:rPr>
+                <w:rFonts w:ascii="Arial" w:eastAsia="黑体" w:hAnsi="Arial" w:cs="Arial"/>
+                <w:sz w:val="13"/>
+                <w:szCs w:val="13"/>
+              </w:rPr>
+            </w:pPr>
+          </w:p>
+        </w:tc>
+        <w:tc>
+          <w:tcPr>
+            <w:tcW w:w="1276" w:type="dxa"/>
+          </w:tcPr>
+          <w:p>
+            <w:pPr>
+              <w:spacing w:after="0" w:line="240" w:lineRule="auto"/>
+              <w:jc w:val="center"/>
+              <w:rPr>
+                <w:rFonts w:ascii="Arial" w:eastAsia="黑体" w:hAnsi="Arial" w:cs="Arial"/>
+                <w:sz w:val="13"/>
+                <w:szCs w:val="13"/>
+              </w:rPr>
+            </w:pPr>
+          </w:p>
+        </w:tc>
+        <w:tc>
+          <w:tcPr>
+            <w:tcW w:w="1276" w:type="dxa"/>
+          </w:tcPr>
+          <w:p>
+            <w:pPr>
+              <w:spacing w:after="0" w:line="240" w:lineRule="auto"/>
+              <w:jc w:val="center"/>
+              <w:rPr>
+                <w:rFonts w:ascii="Arial" w:eastAsia="黑体" w:hAnsi="Arial" w:cs="Arial"/>
+                <w:sz w:val="13"/>
+                <w:szCs w:val="13"/>
+              </w:rPr>
+            </w:pPr>
+          </w:p>
+        </w:tc>
+        <w:tc>
+          <w:tcPr>
+            <w:tcW w:w="1275" w:type="dxa"/>
+          </w:tcPr>
+          <w:p>
+            <w:pPr>
+              <w:spacing w:after="0" w:line="240" w:lineRule="auto"/>
+              <w:jc w:val="center"/>
+              <w:rPr>
+                <w:rFonts w:ascii="Arial" w:eastAsia="黑体" w:hAnsi="Arial" w:cs="Arial"/>
+                <w:sz w:val="13"/>
+                <w:szCs w:val="13"/>
+              </w:rPr>
+            </w:pPr>
+          </w:p>
+        </w:tc>
+        <w:tc>
+          <w:tcPr>
+            <w:tcW w:w="1418" w:type="dxa"/>
+          </w:tcPr>
+          <w:p>
+            <w:pPr>
+              <w:spacing w:after="0" w:line="240" w:lineRule="auto"/>
+              <w:jc w:val="center"/>
+              <w:rPr>
+                <w:rFonts w:ascii="Arial" w:eastAsia="黑体" w:hAnsi="Arial" w:cs="Arial"/>
+                <w:sz w:val="13"/>
+                <w:szCs w:val="13"/>
+              </w:rPr>
+            </w:pPr>
+          </w:p>
+        </w:tc>
+      </w:tr>
+      <w:tr>
+        <w:trPr>
+          <w:trHeight w:val="191"/>
+          <w:jc w:val="center"/>
+        </w:trPr>
+        <w:tc>
+          <w:tcPr>
+            <w:tcW w:w="1276" w:type="dxa"/>
+          </w:tcPr>
+          <w:p>
+            <w:pPr>
+              <w:spacing w:after="0" w:line="240" w:lineRule="auto"/>
+              <w:rPr>
+                <w:rFonts w:ascii="Arial" w:eastAsia="黑体" w:hAnsi="Arial" w:cs="Arial"/>
+                <w:color w:val="538135" w:themeColor="accent6" w:themeShade="BF"/>
+                <w:sz w:val="16"/>
+                <w:szCs w:val="16"/>
+              </w:rPr>
+            </w:pPr>
+          </w:p>
+        </w:tc>
+        <w:tc>
+          <w:tcPr>
+            <w:tcW w:w="1276" w:type="dxa"/>
+          </w:tcPr>
+          <w:p>
+            <w:pPr>
+              <w:spacing w:after="0" w:line="240" w:lineRule="auto"/>
+              <w:rPr>
+                <w:rFonts w:ascii="Arial" w:eastAsia="黑体" w:hAnsi="Arial" w:cs="Arial"/>
+                <w:sz w:val="18"/>
+                <w:szCs w:val="18"/>
+              </w:rPr>
+            </w:pPr>
+          </w:p>
+        </w:tc>
+        <w:tc>
+          <w:tcPr>
+            <w:tcW w:w="1417" w:type="dxa"/>
+          </w:tcPr>
+          <w:p>
+            <w:pPr>
+              <w:spacing w:after="0" w:line="240" w:lineRule="auto"/>
+              <w:jc w:val="center"/>
+              <w:rPr>
+                <w:rFonts w:ascii="Arial" w:eastAsia="黑体" w:hAnsi="Arial" w:cs="Arial"/>
+                <w:sz w:val="13"/>
+                <w:szCs w:val="13"/>
+              </w:rPr>
+            </w:pPr>
+          </w:p>
+        </w:tc>
+        <w:tc>
+          <w:tcPr>
+            <w:tcW w:w="1276" w:type="dxa"/>
+          </w:tcPr>
+          <w:p>
+            <w:pPr>
+              <w:spacing w:after="0" w:line="240" w:lineRule="auto"/>
+              <w:jc w:val="center"/>
+              <w:rPr>
+                <w:rFonts w:ascii="Arial" w:eastAsia="黑体" w:hAnsi="Arial" w:cs="Arial"/>
+                <w:sz w:val="13"/>
+                <w:szCs w:val="13"/>
+              </w:rPr>
+            </w:pPr>
+          </w:p>
+        </w:tc>
+        <w:tc>
+          <w:tcPr>
+            <w:tcW w:w="1276" w:type="dxa"/>
+          </w:tcPr>
+          <w:p>
+            <w:pPr>
+              <w:spacing w:after="0" w:line="240" w:lineRule="auto"/>
+              <w:jc w:val="center"/>
+              <w:rPr>
+                <w:rFonts w:ascii="Arial" w:eastAsia="黑体" w:hAnsi="Arial" w:cs="Arial"/>
+                <w:sz w:val="13"/>
+                <w:szCs w:val="13"/>
+              </w:rPr>
+            </w:pPr>
+          </w:p>
+        </w:tc>
+        <w:tc>
+          <w:tcPr>
+            <w:tcW w:w="1276" w:type="dxa"/>
+          </w:tcPr>
+          <w:p>
+            <w:pPr>
+              <w:spacing w:after="0" w:line="240" w:lineRule="auto"/>
+              <w:jc w:val="center"/>
+              <w:rPr>
+                <w:rFonts w:ascii="Arial" w:eastAsia="黑体" w:hAnsi="Arial" w:cs="Arial"/>
+                <w:sz w:val="13"/>
+                <w:szCs w:val="13"/>
+              </w:rPr>
+            </w:pPr>
+          </w:p>
+        </w:tc>
+        <w:tc>
+          <w:tcPr>
+            <w:tcW w:w="1275" w:type="dxa"/>
+          </w:tcPr>
+          <w:p>
+            <w:pPr>
+              <w:spacing w:after="0" w:line="240" w:lineRule="auto"/>
+              <w:jc w:val="center"/>
+              <w:rPr>
+                <w:rFonts w:ascii="Arial" w:eastAsia="黑体" w:hAnsi="Arial" w:cs="Arial"/>
+                <w:sz w:val="13"/>
+                <w:szCs w:val="13"/>
+              </w:rPr>
+            </w:pPr>
+          </w:p>
+        </w:tc>
+        <w:tc>
+          <w:tcPr>
+            <w:tcW w:w="1418" w:type="dxa"/>
+          </w:tcPr>
+          <w:p>
+            <w:pPr>
+              <w:spacing w:after="0" w:line="240" w:lineRule="auto"/>
+              <w:jc w:val="center"/>
+              <w:rPr>
+                <w:rFonts w:ascii="Arial" w:eastAsia="黑体" w:hAnsi="Arial" w:cs="Arial"/>
+                <w:sz w:val="13"/>
+                <w:szCs w:val="13"/>
+              </w:rPr>
+            </w:pPr>
+          </w:p>
+        </w:tc>
+      </w:tr>
+      <w:tr>
+        <w:trPr>
+          <w:trHeight w:val="191"/>
+          <w:jc w:val="center"/>
+        </w:trPr>
+        <w:tc>
+          <w:tcPr>
+            <w:tcW w:w="1276" w:type="dxa"/>
+          </w:tcPr>
+          <w:p>
+            <w:pPr>
+              <w:spacing w:after="0" w:line="240" w:lineRule="auto"/>
+              <w:rPr>
+                <w:rFonts w:ascii="Arial" w:eastAsia="黑体" w:hAnsi="Arial" w:cs="Arial"/>
+                <w:color w:val="538135" w:themeColor="accent6" w:themeShade="BF"/>
+                <w:sz w:val="16"/>
+                <w:szCs w:val="16"/>
+              </w:rPr>
+            </w:pPr>
+          </w:p>
+        </w:tc>
+        <w:tc>
+          <w:tcPr>
+            <w:tcW w:w="1276" w:type="dxa"/>
+          </w:tcPr>
+          <w:p>
+            <w:pPr>
+              <w:spacing w:after="0" w:line="240" w:lineRule="auto"/>
+              <w:rPr>
+                <w:rFonts w:ascii="Arial" w:eastAsia="黑体" w:hAnsi="Arial" w:cs="Arial"/>
+                <w:sz w:val="18"/>
+                <w:szCs w:val="18"/>
+              </w:rPr>
+            </w:pPr>
+          </w:p>
+        </w:tc>
+        <w:tc>
+          <w:tcPr>
+            <w:tcW w:w="1417" w:type="dxa"/>
+          </w:tcPr>
+          <w:p>
+            <w:pPr>
+              <w:spacing w:after="0" w:line="240" w:lineRule="auto"/>
+              <w:jc w:val="center"/>
+              <w:rPr>
+                <w:rFonts w:ascii="Arial" w:eastAsia="黑体" w:hAnsi="Arial" w:cs="Arial"/>
+                <w:sz w:val="13"/>
+                <w:szCs w:val="13"/>
+              </w:rPr>
+            </w:pPr>
+          </w:p>
+        </w:tc>
+        <w:tc>
+          <w:tcPr>
+            <w:tcW w:w="1276" w:type="dxa"/>
+          </w:tcPr>
+          <w:p>
+            <w:pPr>
+              <w:spacing w:after="0" w:line="240" w:lineRule="auto"/>
+              <w:jc w:val="center"/>
+              <w:rPr>
+                <w:rFonts w:ascii="Arial" w:eastAsia="黑体" w:hAnsi="Arial" w:cs="Arial"/>
+                <w:sz w:val="13"/>
+                <w:szCs w:val="13"/>
+              </w:rPr>
+            </w:pPr>
+          </w:p>
+        </w:tc>
+        <w:tc>
+          <w:tcPr>
+            <w:tcW w:w="1276" w:type="dxa"/>
+          </w:tcPr>
+          <w:p>
+            <w:pPr>
+              <w:spacing w:after="0" w:line="240" w:lineRule="auto"/>
+              <w:jc w:val="center"/>
+              <w:rPr>
+                <w:rFonts w:ascii="Arial" w:eastAsia="黑体" w:hAnsi="Arial" w:cs="Arial"/>
+                <w:sz w:val="13"/>
+                <w:szCs w:val="13"/>
+              </w:rPr>
+            </w:pPr>
+          </w:p>
+        </w:tc>
+        <w:tc>
+          <w:tcPr>
+            <w:tcW w:w="1276" w:type="dxa"/>
+          </w:tcPr>
+          <w:p>
+            <w:pPr>
+              <w:spacing w:after="0" w:line="240" w:lineRule="auto"/>
+              <w:jc w:val="center"/>
+              <w:rPr>
+                <w:rFonts w:ascii="Arial" w:eastAsia="黑体" w:hAnsi="Arial" w:cs="Arial"/>
+                <w:sz w:val="13"/>
+                <w:szCs w:val="13"/>
+              </w:rPr>
+            </w:pPr>
+          </w:p>
+        </w:tc>
+        <w:tc>
+          <w:tcPr>
+            <w:tcW w:w="1275" w:type="dxa"/>
+          </w:tcPr>
+          <w:p>
+            <w:pPr>
+              <w:spacing w:after="0" w:line="240" w:lineRule="auto"/>
+              <w:jc w:val="center"/>
+              <w:rPr>
+                <w:rFonts w:ascii="Arial" w:eastAsia="黑体" w:hAnsi="Arial" w:cs="Arial"/>
+                <w:sz w:val="13"/>
+                <w:szCs w:val="13"/>
+              </w:rPr>
+            </w:pPr>
+          </w:p>
+        </w:tc>
+        <w:tc>
+          <w:tcPr>
+            <w:tcW w:w="1418" w:type="dxa"/>
+          </w:tcPr>
+          <w:p>
+            <w:pPr>
+              <w:spacing w:after="0" w:line="240" w:lineRule="auto"/>
+              <w:jc w:val="center"/>
+              <w:rPr>
+                <w:rFonts w:ascii="Arial" w:eastAsia="黑体" w:hAnsi="Arial" w:cs="Arial"/>
+                <w:sz w:val="13"/>
+                <w:szCs w:val="13"/>
+              </w:rPr>
+            </w:pPr>
+          </w:p>
+        </w:tc>
+      </w:tr>
+      <w:tr>
+        <w:trPr>
+          <w:trHeight w:val="191"/>
+          <w:jc w:val="center"/>
+        </w:trPr>
+        <w:tc>
+          <w:tcPr>
+            <w:tcW w:w="1276" w:type="dxa"/>
+          </w:tcPr>
+          <w:p>
+            <w:pPr>
+              <w:spacing w:after="0" w:line="240" w:lineRule="auto"/>
+              <w:rPr>
+                <w:rFonts w:ascii="Arial" w:eastAsia="黑体" w:hAnsi="Arial" w:cs="Arial"/>
+                <w:color w:val="538135" w:themeColor="accent6" w:themeShade="BF"/>
+                <w:sz w:val="16"/>
+                <w:szCs w:val="16"/>
+              </w:rPr>
+            </w:pPr>
+          </w:p>
+        </w:tc>
+        <w:tc>
+          <w:tcPr>
+            <w:tcW w:w="1276" w:type="dxa"/>
+          </w:tcPr>
+          <w:p>
+            <w:pPr>
+              <w:spacing w:after="0" w:line="240" w:lineRule="auto"/>
+              <w:rPr>
+                <w:rFonts w:ascii="Arial" w:eastAsia="黑体" w:hAnsi="Arial" w:cs="Arial"/>
+                <w:sz w:val="18"/>
+                <w:szCs w:val="18"/>
+              </w:rPr>
+            </w:pPr>
+          </w:p>
+        </w:tc>
+        <w:tc>
+          <w:tcPr>
+            <w:tcW w:w="1417" w:type="dxa"/>
+          </w:tcPr>
+          <w:p>
+            <w:pPr>
+              <w:spacing w:after="0" w:line="240" w:lineRule="auto"/>
+              <w:jc w:val="center"/>
+              <w:rPr>
+                <w:rFonts w:ascii="Arial" w:eastAsia="黑体" w:hAnsi="Arial" w:cs="Arial"/>
+                <w:sz w:val="13"/>
+                <w:szCs w:val="13"/>
+              </w:rPr>
+            </w:pPr>
+          </w:p>
+        </w:tc>
+        <w:tc>
+          <w:tcPr>
+            <w:tcW w:w="1276" w:type="dxa"/>
+          </w:tcPr>
+          <w:p>
+            <w:pPr>
+              <w:spacing w:after="0" w:line="240" w:lineRule="auto"/>
+              <w:jc w:val="center"/>
+              <w:rPr>
+                <w:rFonts w:ascii="Arial" w:eastAsia="黑体" w:hAnsi="Arial" w:cs="Arial"/>
+                <w:sz w:val="13"/>
+                <w:szCs w:val="13"/>
+              </w:rPr>
+            </w:pPr>
+          </w:p>
+        </w:tc>
+        <w:tc>
+          <w:tcPr>
+            <w:tcW w:w="1276" w:type="dxa"/>
+          </w:tcPr>
+          <w:p>
+            <w:pPr>
+              <w:spacing w:after="0" w:line="240" w:lineRule="auto"/>
+              <w:jc w:val="center"/>
+              <w:rPr>
+                <w:rFonts w:ascii="Arial" w:eastAsia="黑体" w:hAnsi="Arial" w:cs="Arial"/>
+                <w:sz w:val="13"/>
+                <w:szCs w:val="13"/>
+              </w:rPr>
+            </w:pPr>
+          </w:p>
+        </w:tc>
+        <w:tc>
+          <w:tcPr>
+            <w:tcW w:w="1276" w:type="dxa"/>
+          </w:tcPr>
+          <w:p>
+            <w:pPr>
+              <w:spacing w:after="0" w:line="240" w:lineRule="auto"/>
+              <w:jc w:val="center"/>
+              <w:rPr>
+                <w:rFonts w:ascii="Arial" w:eastAsia="黑体" w:hAnsi="Arial" w:cs="Arial"/>
+                <w:sz w:val="13"/>
+                <w:szCs w:val="13"/>
+              </w:rPr>
+            </w:pPr>
+          </w:p>
+        </w:tc>
+        <w:tc>
+          <w:tcPr>
+            <w:tcW w:w="1275" w:type="dxa"/>
+          </w:tcPr>
+          <w:p>
+            <w:pPr>
+              <w:spacing w:after="0" w:line="240" w:lineRule="auto"/>
+              <w:jc w:val="center"/>
+              <w:rPr>
+                <w:rFonts w:ascii="Arial" w:eastAsia="黑体" w:hAnsi="Arial" w:cs="Arial"/>
+                <w:sz w:val="13"/>
+                <w:szCs w:val="13"/>
+              </w:rPr>
+            </w:pPr>
+          </w:p>
+        </w:tc>
+        <w:tc>
+          <w:tcPr>
+            <w:tcW w:w="1418" w:type="dxa"/>
+          </w:tcPr>
+          <w:p>
+            <w:pPr>
+              <w:spacing w:after="0" w:line="240" w:lineRule="auto"/>
+              <w:jc w:val="center"/>
+              <w:rPr>
+                <w:rFonts w:ascii="Arial" w:eastAsia="黑体" w:hAnsi="Arial" w:cs="Arial"/>
+                <w:sz w:val="13"/>
+                <w:szCs w:val="13"/>
+              </w:rPr>
+            </w:pPr>
+          </w:p>
+        </w:tc>
+      </w:tr>
+      <w:tr>
+        <w:trPr>
+          <w:trHeight w:val="191"/>
+          <w:jc w:val="center"/>
+        </w:trPr>
+        <w:tc>
+          <w:tcPr>
+            <w:tcW w:w="1276" w:type="dxa"/>
+          </w:tcPr>
+          <w:p>
+            <w:pPr>
+              <w:spacing w:after="0" w:line="240" w:lineRule="auto"/>
+              <w:rPr>
+                <w:rFonts w:ascii="Arial" w:eastAsia="黑体" w:hAnsi="Arial" w:cs="Arial"/>
+                <w:color w:val="538135" w:themeColor="accent6" w:themeShade="BF"/>
+                <w:sz w:val="16"/>
+                <w:szCs w:val="16"/>
+              </w:rPr>
+            </w:pPr>
+          </w:p>
+        </w:tc>
+        <w:tc>
+          <w:tcPr>
+            <w:tcW w:w="1276" w:type="dxa"/>
+          </w:tcPr>
+          <w:p>
+            <w:pPr>
+              <w:spacing w:after="0" w:line="240" w:lineRule="auto"/>
+              <w:rPr>
+                <w:rFonts w:ascii="Arial" w:eastAsia="黑体" w:hAnsi="Arial" w:cs="Arial"/>
+                <w:sz w:val="18"/>
+                <w:szCs w:val="18"/>
+              </w:rPr>
+            </w:pPr>
+          </w:p>
+        </w:tc>
+        <w:tc>
+          <w:tcPr>
+            <w:tcW w:w="1417" w:type="dxa"/>
+          </w:tcPr>
+          <w:p>
+            <w:pPr>
+              <w:spacing w:after="0" w:line="240" w:lineRule="auto"/>
+              <w:jc w:val="center"/>
+              <w:rPr>
+                <w:rFonts w:ascii="Arial" w:eastAsia="黑体" w:hAnsi="Arial" w:cs="Arial"/>
+                <w:sz w:val="13"/>
+                <w:szCs w:val="13"/>
+              </w:rPr>
+            </w:pPr>
+          </w:p>
+        </w:tc>
+        <w:tc>
+          <w:tcPr>
+            <w:tcW w:w="1276" w:type="dxa"/>
+          </w:tcPr>
+          <w:p>
+            <w:pPr>
+              <w:spacing w:after="0" w:line="240" w:lineRule="auto"/>
+              <w:jc w:val="center"/>
+              <w:rPr>
+                <w:rFonts w:ascii="Arial" w:eastAsia="黑体" w:hAnsi="Arial" w:cs="Arial"/>
+                <w:sz w:val="13"/>
+                <w:szCs w:val="13"/>
+              </w:rPr>
+            </w:pPr>
+          </w:p>
+        </w:tc>
+        <w:tc>
+          <w:tcPr>
+            <w:tcW w:w="1276" w:type="dxa"/>
+          </w:tcPr>
+          <w:p>
+            <w:pPr>
+              <w:spacing w:after="0" w:line="240" w:lineRule="auto"/>
+              <w:jc w:val="center"/>
+              <w:rPr>
+                <w:rFonts w:ascii="Arial" w:eastAsia="黑体" w:hAnsi="Arial" w:cs="Arial"/>
+                <w:sz w:val="13"/>
+                <w:szCs w:val="13"/>
+              </w:rPr>
+            </w:pPr>
+          </w:p>
+        </w:tc>
+        <w:tc>
+          <w:tcPr>
+            <w:tcW w:w="1276" w:type="dxa"/>
+          </w:tcPr>
+          <w:p>
+            <w:pPr>
+              <w:spacing w:after="0" w:line="240" w:lineRule="auto"/>
+              <w:jc w:val="center"/>
+              <w:rPr>
+                <w:rFonts w:ascii="Arial" w:eastAsia="黑体" w:hAnsi="Arial" w:cs="Arial"/>
+                <w:sz w:val="13"/>
+                <w:szCs w:val="13"/>
+              </w:rPr>
+            </w:pPr>
+          </w:p>
+        </w:tc>
+        <w:tc>
+          <w:tcPr>
+            <w:tcW w:w="1275" w:type="dxa"/>
+          </w:tcPr>
+          <w:p>
+            <w:pPr>
+              <w:spacing w:after="0" w:line="240" w:lineRule="auto"/>
+              <w:jc w:val="center"/>
+              <w:rPr>
+                <w:rFonts w:ascii="Arial" w:eastAsia="黑体" w:hAnsi="Arial" w:cs="Arial"/>
+                <w:sz w:val="13"/>
+                <w:szCs w:val="13"/>
+              </w:rPr>
+            </w:pPr>
+          </w:p>
+        </w:tc>
+        <w:tc>
+          <w:tcPr>
+            <w:tcW w:w="1418" w:type="dxa"/>
+          </w:tcPr>
+          <w:p>
+            <w:pPr>
+              <w:spacing w:after="0" w:line="240" w:lineRule="auto"/>
+              <w:jc w:val="center"/>
+              <w:rPr>
+                <w:rFonts w:ascii="Arial" w:eastAsia="黑体" w:hAnsi="Arial" w:cs="Arial"/>
+                <w:sz w:val="13"/>
+                <w:szCs w:val="13"/>
+              </w:rPr>
+            </w:pPr>
+          </w:p>
+        </w:tc>
+      </w:tr>
+      <w:tr>
+        <w:trPr>
+          <w:trHeight w:val="191"/>
+          <w:jc w:val="center"/>
+        </w:trPr>
+        <w:tc>
+          <w:tcPr>
+            <w:tcW w:w="1276" w:type="dxa"/>
+          </w:tcPr>
+          <w:p>
+            <w:pPr>
+              <w:spacing w:after="0" w:line="240" w:lineRule="auto"/>
+              <w:rPr>
+                <w:rFonts w:ascii="Arial" w:eastAsia="黑体" w:hAnsi="Arial" w:cs="Arial"/>
+                <w:color w:val="538135" w:themeColor="accent6" w:themeShade="BF"/>
+                <w:sz w:val="16"/>
+                <w:szCs w:val="16"/>
+              </w:rPr>
+            </w:pPr>
+          </w:p>
+        </w:tc>
+        <w:tc>
+          <w:tcPr>
+            <w:tcW w:w="1276" w:type="dxa"/>
+          </w:tcPr>
+          <w:p>
+            <w:pPr>
+              <w:spacing w:after="0" w:line="240" w:lineRule="auto"/>
+              <w:rPr>
+                <w:rFonts w:ascii="Arial" w:eastAsia="黑体" w:hAnsi="Arial" w:cs="Arial"/>
+                <w:sz w:val="18"/>
+                <w:szCs w:val="18"/>
+              </w:rPr>
+            </w:pPr>
+          </w:p>
+        </w:tc>
+        <w:tc>
+          <w:tcPr>
+            <w:tcW w:w="1417" w:type="dxa"/>
+          </w:tcPr>
+          <w:p>
+            <w:pPr>
+              <w:spacing w:after="0" w:line="240" w:lineRule="auto"/>
+              <w:jc w:val="center"/>
+              <w:rPr>
+                <w:rFonts w:ascii="Arial" w:eastAsia="黑体" w:hAnsi="Arial" w:cs="Arial"/>
+                <w:sz w:val="13"/>
+                <w:szCs w:val="13"/>
+              </w:rPr>
+            </w:pPr>
+          </w:p>
+        </w:tc>
+        <w:tc>
+          <w:tcPr>
+            <w:tcW w:w="1276" w:type="dxa"/>
+          </w:tcPr>
+          <w:p>
+            <w:pPr>
+              <w:spacing w:after="0" w:line="240" w:lineRule="auto"/>
+              <w:jc w:val="center"/>
+              <w:rPr>
+                <w:rFonts w:ascii="Arial" w:eastAsia="黑体" w:hAnsi="Arial" w:cs="Arial"/>
+                <w:sz w:val="13"/>
+                <w:szCs w:val="13"/>
+              </w:rPr>
+            </w:pPr>
+          </w:p>
+        </w:tc>
+        <w:tc>
+          <w:tcPr>
+            <w:tcW w:w="1276" w:type="dxa"/>
+          </w:tcPr>
+          <w:p>
+            <w:pPr>
+              <w:spacing w:after="0" w:line="240" w:lineRule="auto"/>
+              <w:jc w:val="center"/>
+              <w:rPr>
+                <w:rFonts w:ascii="Arial" w:eastAsia="黑体" w:hAnsi="Arial" w:cs="Arial"/>
+                <w:sz w:val="13"/>
+                <w:szCs w:val="13"/>
+              </w:rPr>
+            </w:pPr>
+          </w:p>
+        </w:tc>
+        <w:tc>
+          <w:tcPr>
+            <w:tcW w:w="1276" w:type="dxa"/>
+          </w:tcPr>
+          <w:p>
+            <w:pPr>
+              <w:spacing w:after="0" w:line="240" w:lineRule="auto"/>
+              <w:jc w:val="center"/>
+              <w:rPr>
+                <w:rFonts w:ascii="Arial" w:eastAsia="黑体" w:hAnsi="Arial" w:cs="Arial"/>
+                <w:sz w:val="13"/>
+                <w:szCs w:val="13"/>
+              </w:rPr>
+            </w:pPr>
+          </w:p>
+        </w:tc>
+        <w:tc>
+          <w:tcPr>
+            <w:tcW w:w="1275" w:type="dxa"/>
+          </w:tcPr>
+          <w:p>
+            <w:pPr>
+              <w:spacing w:after="0" w:line="240" w:lineRule="auto"/>
+              <w:jc w:val="center"/>
+              <w:rPr>
+                <w:rFonts w:ascii="Arial" w:eastAsia="黑体" w:hAnsi="Arial" w:cs="Arial"/>
+                <w:sz w:val="13"/>
+                <w:szCs w:val="13"/>
+              </w:rPr>
+            </w:pPr>
+          </w:p>
+        </w:tc>
+        <w:tc>
+          <w:tcPr>
+            <w:tcW w:w="1418" w:type="dxa"/>
+          </w:tcPr>
+          <w:p>
+            <w:pPr>
+              <w:spacing w:after="0" w:line="240" w:lineRule="auto"/>
+              <w:jc w:val="center"/>
+              <w:rPr>
+                <w:rFonts w:ascii="Arial" w:eastAsia="黑体" w:hAnsi="Arial" w:cs="Arial"/>
+                <w:sz w:val="13"/>
+                <w:szCs w:val="13"/>
+              </w:rPr>
+            </w:pPr>
+          </w:p>
+        </w:tc>
+      </w:tr>
+    </w:tbl>
+    <w:p>
+      <w:pPr>
+        <w:spacing w:after="0" w:line="240" w:lineRule="auto"/>
+        <w:rPr>
+          <w:rFonts w:ascii="Arial" w:eastAsia="黑体" w:hAnsi="Arial" w:cs="Arial" w:hint="eastAsia"/>
           <w:sz w:val="18"/>
           <w:szCs w:val="18"/>
         </w:rPr>

--- a/wwwroot/DocxModel/FIBER_ANALYSIS_DATA_SHEET.docx
+++ b/wwwroot/DocxModel/FIBER_ANALYSIS_DATA_SHEET.docx
@@ -23,10 +23,9 @@
         <w:sectPr>
           <w:headerReference w:type="even" r:id="rId8"/>
           <w:headerReference w:type="default" r:id="rId9"/>
-          <w:footerReference w:type="even" r:id="rId10"/>
-          <w:footerReference w:type="default" r:id="rId11"/>
-          <w:headerReference w:type="first" r:id="rId12"/>
-          <w:footerReference w:type="first" r:id="rId13"/>
+          <w:footerReference w:type="default" r:id="rId10"/>
+          <w:headerReference w:type="first" r:id="rId11"/>
+          <w:footerReference w:type="first" r:id="rId12"/>
           <w:pgSz w:w="11906" w:h="16838"/>
           <w:pgMar w:top="720" w:right="720" w:bottom="720" w:left="720" w:header="60" w:footer="708" w:gutter="0"/>
           <w:cols w:space="708"/>
@@ -3512,10 +3511,10 @@
       </w:tblPr>
       <w:tblGrid>
         <w:gridCol w:w="3261"/>
-        <w:gridCol w:w="1700"/>
-        <w:gridCol w:w="2127"/>
-        <w:gridCol w:w="2268"/>
-        <w:gridCol w:w="1134"/>
+        <w:gridCol w:w="2409"/>
+        <w:gridCol w:w="1843"/>
+        <w:gridCol w:w="2552"/>
+        <w:gridCol w:w="425"/>
       </w:tblGrid>
       <w:tr>
         <w:trPr>
@@ -3550,7 +3549,7 @@
         </w:tc>
         <w:tc>
           <w:tcPr>
-            <w:tcW w:w="1700" w:type="dxa"/>
+            <w:tcW w:w="2409" w:type="dxa"/>
           </w:tcPr>
           <w:p>
             <w:pPr>
@@ -3568,7 +3567,7 @@
         </w:tc>
         <w:tc>
           <w:tcPr>
-            <w:tcW w:w="2127" w:type="dxa"/>
+            <w:tcW w:w="1843" w:type="dxa"/>
           </w:tcPr>
           <w:p>
             <w:pPr>
@@ -3596,7 +3595,7 @@
         </w:tc>
         <w:tc>
           <w:tcPr>
-            <w:tcW w:w="2268" w:type="dxa"/>
+            <w:tcW w:w="2552" w:type="dxa"/>
           </w:tcPr>
           <w:p>
             <w:pPr>
@@ -3615,7 +3614,7 @@
         </w:tc>
         <w:tc>
           <w:tcPr>
-            <w:tcW w:w="1134" w:type="dxa"/>
+            <w:tcW w:w="425" w:type="dxa"/>
           </w:tcPr>
           <w:p>
             <w:pPr>
@@ -3680,7 +3679,7 @@
         </w:tc>
         <w:tc>
           <w:tcPr>
-            <w:tcW w:w="1700" w:type="dxa"/>
+            <w:tcW w:w="2409" w:type="dxa"/>
           </w:tcPr>
           <w:p>
             <w:pPr>
@@ -3698,7 +3697,7 @@
         </w:tc>
         <w:tc>
           <w:tcPr>
-            <w:tcW w:w="2127" w:type="dxa"/>
+            <w:tcW w:w="1843" w:type="dxa"/>
           </w:tcPr>
           <w:p>
             <w:pPr>
@@ -3717,7 +3716,7 @@
         </w:tc>
         <w:tc>
           <w:tcPr>
-            <w:tcW w:w="2268" w:type="dxa"/>
+            <w:tcW w:w="2552" w:type="dxa"/>
           </w:tcPr>
           <w:p>
             <w:pPr>
@@ -3735,7 +3734,7 @@
         </w:tc>
         <w:tc>
           <w:tcPr>
-            <w:tcW w:w="1134" w:type="dxa"/>
+            <w:tcW w:w="425" w:type="dxa"/>
             <w:vMerge w:val="restart"/>
           </w:tcPr>
           <w:p>
@@ -3779,7 +3778,7 @@
         </w:tc>
         <w:tc>
           <w:tcPr>
-            <w:tcW w:w="1700" w:type="dxa"/>
+            <w:tcW w:w="2409" w:type="dxa"/>
           </w:tcPr>
           <w:p>
             <w:pPr>
@@ -3796,7 +3795,7 @@
         </w:tc>
         <w:tc>
           <w:tcPr>
-            <w:tcW w:w="2127" w:type="dxa"/>
+            <w:tcW w:w="1843" w:type="dxa"/>
           </w:tcPr>
           <w:p>
             <w:pPr>
@@ -3811,7 +3810,7 @@
         </w:tc>
         <w:tc>
           <w:tcPr>
-            <w:tcW w:w="2268" w:type="dxa"/>
+            <w:tcW w:w="2552" w:type="dxa"/>
           </w:tcPr>
           <w:p>
             <w:pPr>
@@ -3828,7 +3827,7 @@
         </w:tc>
         <w:tc>
           <w:tcPr>
-            <w:tcW w:w="1134" w:type="dxa"/>
+            <w:tcW w:w="425" w:type="dxa"/>
             <w:vMerge/>
           </w:tcPr>
           <w:p>
@@ -3865,7 +3864,7 @@
         </w:tc>
         <w:tc>
           <w:tcPr>
-            <w:tcW w:w="1700" w:type="dxa"/>
+            <w:tcW w:w="2409" w:type="dxa"/>
           </w:tcPr>
           <w:p>
             <w:pPr>
@@ -3882,7 +3881,7 @@
         </w:tc>
         <w:tc>
           <w:tcPr>
-            <w:tcW w:w="2127" w:type="dxa"/>
+            <w:tcW w:w="1843" w:type="dxa"/>
           </w:tcPr>
           <w:p>
             <w:pPr>
@@ -3897,7 +3896,7 @@
         </w:tc>
         <w:tc>
           <w:tcPr>
-            <w:tcW w:w="2268" w:type="dxa"/>
+            <w:tcW w:w="2552" w:type="dxa"/>
           </w:tcPr>
           <w:p>
             <w:pPr>
@@ -3914,7 +3913,7 @@
         </w:tc>
         <w:tc>
           <w:tcPr>
-            <w:tcW w:w="1134" w:type="dxa"/>
+            <w:tcW w:w="425" w:type="dxa"/>
             <w:vMerge/>
           </w:tcPr>
           <w:p>
@@ -3950,7 +3949,7 @@
         </w:tc>
         <w:tc>
           <w:tcPr>
-            <w:tcW w:w="1700" w:type="dxa"/>
+            <w:tcW w:w="2409" w:type="dxa"/>
           </w:tcPr>
           <w:p>
             <w:pPr>
@@ -3967,7 +3966,7 @@
         </w:tc>
         <w:tc>
           <w:tcPr>
-            <w:tcW w:w="2127" w:type="dxa"/>
+            <w:tcW w:w="1843" w:type="dxa"/>
           </w:tcPr>
           <w:p>
             <w:pPr>
@@ -3982,7 +3981,7 @@
         </w:tc>
         <w:tc>
           <w:tcPr>
-            <w:tcW w:w="2268" w:type="dxa"/>
+            <w:tcW w:w="2552" w:type="dxa"/>
           </w:tcPr>
           <w:p>
             <w:pPr>
@@ -3999,7 +3998,7 @@
         </w:tc>
         <w:tc>
           <w:tcPr>
-            <w:tcW w:w="1134" w:type="dxa"/>
+            <w:tcW w:w="425" w:type="dxa"/>
           </w:tcPr>
           <w:p>
             <w:pPr>
@@ -4034,7 +4033,7 @@
         </w:tc>
         <w:tc>
           <w:tcPr>
-            <w:tcW w:w="1700" w:type="dxa"/>
+            <w:tcW w:w="2409" w:type="dxa"/>
           </w:tcPr>
           <w:p>
             <w:pPr>
@@ -4051,7 +4050,7 @@
         </w:tc>
         <w:tc>
           <w:tcPr>
-            <w:tcW w:w="2127" w:type="dxa"/>
+            <w:tcW w:w="1843" w:type="dxa"/>
           </w:tcPr>
           <w:p>
             <w:pPr>
@@ -4066,7 +4065,7 @@
         </w:tc>
         <w:tc>
           <w:tcPr>
-            <w:tcW w:w="2268" w:type="dxa"/>
+            <w:tcW w:w="2552" w:type="dxa"/>
           </w:tcPr>
           <w:p>
             <w:pPr>
@@ -4083,7 +4082,7 @@
         </w:tc>
         <w:tc>
           <w:tcPr>
-            <w:tcW w:w="1134" w:type="dxa"/>
+            <w:tcW w:w="425" w:type="dxa"/>
           </w:tcPr>
           <w:p>
             <w:pPr>
@@ -4118,7 +4117,7 @@
         </w:tc>
         <w:tc>
           <w:tcPr>
-            <w:tcW w:w="1700" w:type="dxa"/>
+            <w:tcW w:w="2409" w:type="dxa"/>
           </w:tcPr>
           <w:p>
             <w:pPr>
@@ -4135,7 +4134,7 @@
         </w:tc>
         <w:tc>
           <w:tcPr>
-            <w:tcW w:w="2127" w:type="dxa"/>
+            <w:tcW w:w="1843" w:type="dxa"/>
           </w:tcPr>
           <w:p>
             <w:pPr>
@@ -4150,7 +4149,7 @@
         </w:tc>
         <w:tc>
           <w:tcPr>
-            <w:tcW w:w="2268" w:type="dxa"/>
+            <w:tcW w:w="2552" w:type="dxa"/>
           </w:tcPr>
           <w:p>
             <w:pPr>
@@ -4167,7 +4166,7 @@
         </w:tc>
         <w:tc>
           <w:tcPr>
-            <w:tcW w:w="1134" w:type="dxa"/>
+            <w:tcW w:w="425" w:type="dxa"/>
           </w:tcPr>
           <w:p>
             <w:pPr>
@@ -4202,7 +4201,7 @@
         </w:tc>
         <w:tc>
           <w:tcPr>
-            <w:tcW w:w="1700" w:type="dxa"/>
+            <w:tcW w:w="2409" w:type="dxa"/>
           </w:tcPr>
           <w:p>
             <w:pPr>
@@ -4219,7 +4218,7 @@
         </w:tc>
         <w:tc>
           <w:tcPr>
-            <w:tcW w:w="2127" w:type="dxa"/>
+            <w:tcW w:w="1843" w:type="dxa"/>
           </w:tcPr>
           <w:p>
             <w:pPr>
@@ -4234,7 +4233,7 @@
         </w:tc>
         <w:tc>
           <w:tcPr>
-            <w:tcW w:w="2268" w:type="dxa"/>
+            <w:tcW w:w="2552" w:type="dxa"/>
           </w:tcPr>
           <w:p>
             <w:pPr>
@@ -4251,7 +4250,7 @@
         </w:tc>
         <w:tc>
           <w:tcPr>
-            <w:tcW w:w="1134" w:type="dxa"/>
+            <w:tcW w:w="425" w:type="dxa"/>
           </w:tcPr>
           <w:p>
             <w:pPr>
@@ -4286,7 +4285,7 @@
         </w:tc>
         <w:tc>
           <w:tcPr>
-            <w:tcW w:w="1700" w:type="dxa"/>
+            <w:tcW w:w="2409" w:type="dxa"/>
           </w:tcPr>
           <w:p>
             <w:pPr>
@@ -4303,7 +4302,7 @@
         </w:tc>
         <w:tc>
           <w:tcPr>
-            <w:tcW w:w="2127" w:type="dxa"/>
+            <w:tcW w:w="1843" w:type="dxa"/>
           </w:tcPr>
           <w:p>
             <w:pPr>
@@ -4318,7 +4317,7 @@
         </w:tc>
         <w:tc>
           <w:tcPr>
-            <w:tcW w:w="2268" w:type="dxa"/>
+            <w:tcW w:w="2552" w:type="dxa"/>
           </w:tcPr>
           <w:p>
             <w:pPr>
@@ -4335,7 +4334,7 @@
         </w:tc>
         <w:tc>
           <w:tcPr>
-            <w:tcW w:w="1134" w:type="dxa"/>
+            <w:tcW w:w="425" w:type="dxa"/>
           </w:tcPr>
           <w:p>
             <w:pPr>
@@ -4370,7 +4369,7 @@
         </w:tc>
         <w:tc>
           <w:tcPr>
-            <w:tcW w:w="1700" w:type="dxa"/>
+            <w:tcW w:w="2409" w:type="dxa"/>
           </w:tcPr>
           <w:p>
             <w:pPr>
@@ -4387,7 +4386,7 @@
         </w:tc>
         <w:tc>
           <w:tcPr>
-            <w:tcW w:w="2127" w:type="dxa"/>
+            <w:tcW w:w="1843" w:type="dxa"/>
           </w:tcPr>
           <w:p>
             <w:pPr>
@@ -4402,7 +4401,7 @@
         </w:tc>
         <w:tc>
           <w:tcPr>
-            <w:tcW w:w="2268" w:type="dxa"/>
+            <w:tcW w:w="2552" w:type="dxa"/>
           </w:tcPr>
           <w:p>
             <w:pPr>
@@ -4419,7 +4418,7 @@
         </w:tc>
         <w:tc>
           <w:tcPr>
-            <w:tcW w:w="1134" w:type="dxa"/>
+            <w:tcW w:w="425" w:type="dxa"/>
           </w:tcPr>
           <w:p>
             <w:pPr>
@@ -4943,11 +4942,39 @@
               <w:spacing w:after="0" w:line="240" w:lineRule="auto"/>
               <w:jc w:val="center"/>
               <w:rPr>
+                <w:rFonts w:ascii="Arial" w:eastAsia="黑体" w:hAnsi="Arial" w:cs="Arial"/>
+                <w:color w:val="538135" w:themeColor="accent6" w:themeShade="BF"/>
+                <w:sz w:val="16"/>
+                <w:szCs w:val="16"/>
+              </w:rPr>
+            </w:pPr>
+            <w:r>
+              <w:rPr>
                 <w:rFonts w:ascii="Arial" w:eastAsia="黑体" w:hAnsi="Arial" w:cs="Arial" w:hint="eastAsia"/>
                 <w:color w:val="538135" w:themeColor="accent6" w:themeShade="BF"/>
                 <w:sz w:val="16"/>
                 <w:szCs w:val="16"/>
               </w:rPr>
+              <w:t>Component</w:t>
+            </w:r>
+          </w:p>
+        </w:tc>
+        <w:tc>
+          <w:tcPr>
+            <w:tcW w:w="3969" w:type="dxa"/>
+            <w:gridSpan w:val="3"/>
+            <w:shd w:val="thinDiagCross" w:color="D9D9D9" w:themeColor="background1" w:themeShade="D9" w:fill="FFFFFF" w:themeFill="background1"/>
+          </w:tcPr>
+          <w:p>
+            <w:pPr>
+              <w:spacing w:after="0" w:line="240" w:lineRule="auto"/>
+              <w:jc w:val="center"/>
+              <w:rPr>
+                <w:rFonts w:ascii="Arial" w:eastAsia="黑体" w:hAnsi="Arial" w:cs="Arial"/>
+                <w:color w:val="538135" w:themeColor="accent6" w:themeShade="BF"/>
+                <w:sz w:val="16"/>
+                <w:szCs w:val="16"/>
+              </w:rPr>
             </w:pPr>
             <w:r>
               <w:rPr>
@@ -4956,7 +4983,7 @@
                 <w:sz w:val="16"/>
                 <w:szCs w:val="16"/>
               </w:rPr>
-              <w:t>Component</w:t>
+              <w:t>Trial # 1</w:t>
             </w:r>
           </w:p>
         </w:tc>
@@ -4971,35 +4998,7 @@
               <w:spacing w:after="0" w:line="240" w:lineRule="auto"/>
               <w:jc w:val="center"/>
               <w:rPr>
-                <w:rFonts w:ascii="Arial" w:eastAsia="黑体" w:hAnsi="Arial" w:cs="Arial" w:hint="eastAsia"/>
-                <w:color w:val="538135" w:themeColor="accent6" w:themeShade="BF"/>
-                <w:sz w:val="16"/>
-                <w:szCs w:val="16"/>
-              </w:rPr>
-            </w:pPr>
-            <w:r>
-              <w:rPr>
-                <w:rFonts w:ascii="Arial" w:eastAsia="黑体" w:hAnsi="Arial" w:cs="Arial" w:hint="eastAsia"/>
-                <w:color w:val="538135" w:themeColor="accent6" w:themeShade="BF"/>
-                <w:sz w:val="16"/>
-                <w:szCs w:val="16"/>
-              </w:rPr>
-              <w:t>Trial # 1</w:t>
-            </w:r>
-          </w:p>
-        </w:tc>
-        <w:tc>
-          <w:tcPr>
-            <w:tcW w:w="3969" w:type="dxa"/>
-            <w:gridSpan w:val="3"/>
-            <w:shd w:val="thinDiagCross" w:color="D9D9D9" w:themeColor="background1" w:themeShade="D9" w:fill="FFFFFF" w:themeFill="background1"/>
-          </w:tcPr>
-          <w:p>
-            <w:pPr>
-              <w:spacing w:after="0" w:line="240" w:lineRule="auto"/>
-              <w:jc w:val="center"/>
-              <w:rPr>
-                <w:rFonts w:ascii="Arial" w:eastAsia="黑体" w:hAnsi="Arial" w:cs="Arial" w:hint="eastAsia"/>
+                <w:rFonts w:ascii="Arial" w:eastAsia="黑体" w:hAnsi="Arial" w:cs="Arial"/>
                 <w:color w:val="538135" w:themeColor="accent6" w:themeShade="BF"/>
                 <w:sz w:val="16"/>
                 <w:szCs w:val="16"/>
@@ -5093,7 +5092,7 @@
               <w:spacing w:after="0" w:line="240" w:lineRule="auto"/>
               <w:jc w:val="center"/>
               <w:rPr>
-                <w:rFonts w:ascii="Arial" w:eastAsia="黑体" w:hAnsi="Arial" w:cs="Arial" w:hint="eastAsia"/>
+                <w:rFonts w:ascii="Arial" w:eastAsia="黑体" w:hAnsi="Arial" w:cs="Arial"/>
                 <w:sz w:val="13"/>
                 <w:szCs w:val="13"/>
                 <w:u w:val="single"/>
@@ -5295,6 +5294,8 @@
                 <w:szCs w:val="16"/>
               </w:rPr>
             </w:pPr>
+            <w:bookmarkStart w:id="183" w:name="Description1"/>
+            <w:bookmarkEnd w:id="183"/>
           </w:p>
         </w:tc>
         <w:tc>
@@ -5310,6 +5311,8 @@
                 <w:szCs w:val="18"/>
               </w:rPr>
             </w:pPr>
+            <w:bookmarkStart w:id="184" w:name="Component1"/>
+            <w:bookmarkEnd w:id="184"/>
           </w:p>
         </w:tc>
         <w:tc>
@@ -5326,6 +5329,8 @@
                 <w:szCs w:val="13"/>
               </w:rPr>
             </w:pPr>
+            <w:bookmarkStart w:id="185" w:name="WeighingA1"/>
+            <w:bookmarkEnd w:id="185"/>
           </w:p>
         </w:tc>
         <w:tc>
@@ -5342,6 +5347,8 @@
                 <w:szCs w:val="13"/>
               </w:rPr>
             </w:pPr>
+            <w:bookmarkStart w:id="186" w:name="TotalA1"/>
+            <w:bookmarkEnd w:id="186"/>
           </w:p>
         </w:tc>
         <w:tc>
@@ -5358,6 +5365,8 @@
                 <w:szCs w:val="13"/>
               </w:rPr>
             </w:pPr>
+            <w:bookmarkStart w:id="187" w:name="sampleA1"/>
+            <w:bookmarkEnd w:id="187"/>
           </w:p>
         </w:tc>
         <w:tc>
@@ -5374,6 +5383,8 @@
                 <w:szCs w:val="13"/>
               </w:rPr>
             </w:pPr>
+            <w:bookmarkStart w:id="188" w:name="WeighingB1"/>
+            <w:bookmarkEnd w:id="188"/>
           </w:p>
         </w:tc>
         <w:tc>
@@ -5390,6 +5401,8 @@
                 <w:szCs w:val="13"/>
               </w:rPr>
             </w:pPr>
+            <w:bookmarkStart w:id="189" w:name="TotalB1"/>
+            <w:bookmarkEnd w:id="189"/>
           </w:p>
         </w:tc>
         <w:tc>
@@ -5406,6 +5419,8 @@
                 <w:szCs w:val="13"/>
               </w:rPr>
             </w:pPr>
+            <w:bookmarkStart w:id="190" w:name="sampleB1"/>
+            <w:bookmarkEnd w:id="190"/>
           </w:p>
         </w:tc>
       </w:tr>
@@ -5428,6 +5443,8 @@
                 <w:szCs w:val="16"/>
               </w:rPr>
             </w:pPr>
+            <w:bookmarkStart w:id="191" w:name="Description2"/>
+            <w:bookmarkEnd w:id="191"/>
           </w:p>
         </w:tc>
         <w:tc>
@@ -5443,6 +5460,8 @@
                 <w:szCs w:val="18"/>
               </w:rPr>
             </w:pPr>
+            <w:bookmarkStart w:id="192" w:name="Component2"/>
+            <w:bookmarkEnd w:id="192"/>
           </w:p>
         </w:tc>
         <w:tc>
@@ -5459,6 +5478,8 @@
                 <w:szCs w:val="13"/>
               </w:rPr>
             </w:pPr>
+            <w:bookmarkStart w:id="193" w:name="WeighingA2"/>
+            <w:bookmarkEnd w:id="193"/>
           </w:p>
         </w:tc>
         <w:tc>
@@ -5475,6 +5496,8 @@
                 <w:szCs w:val="13"/>
               </w:rPr>
             </w:pPr>
+            <w:bookmarkStart w:id="194" w:name="TotalA2"/>
+            <w:bookmarkEnd w:id="194"/>
           </w:p>
         </w:tc>
         <w:tc>
@@ -5491,6 +5514,8 @@
                 <w:szCs w:val="13"/>
               </w:rPr>
             </w:pPr>
+            <w:bookmarkStart w:id="195" w:name="sampleA2"/>
+            <w:bookmarkEnd w:id="195"/>
           </w:p>
         </w:tc>
         <w:tc>
@@ -5507,6 +5532,8 @@
                 <w:szCs w:val="13"/>
               </w:rPr>
             </w:pPr>
+            <w:bookmarkStart w:id="196" w:name="WeighingB2"/>
+            <w:bookmarkEnd w:id="196"/>
           </w:p>
         </w:tc>
         <w:tc>
@@ -5523,6 +5550,8 @@
                 <w:szCs w:val="13"/>
               </w:rPr>
             </w:pPr>
+            <w:bookmarkStart w:id="197" w:name="TotalB2"/>
+            <w:bookmarkEnd w:id="197"/>
           </w:p>
         </w:tc>
         <w:tc>
@@ -5539,6 +5568,8 @@
                 <w:szCs w:val="13"/>
               </w:rPr>
             </w:pPr>
+            <w:bookmarkStart w:id="198" w:name="sampleB2"/>
+            <w:bookmarkEnd w:id="198"/>
           </w:p>
         </w:tc>
       </w:tr>
@@ -5561,6 +5592,8 @@
                 <w:szCs w:val="16"/>
               </w:rPr>
             </w:pPr>
+            <w:bookmarkStart w:id="199" w:name="Description3"/>
+            <w:bookmarkEnd w:id="199"/>
           </w:p>
         </w:tc>
         <w:tc>
@@ -5576,6 +5609,8 @@
                 <w:szCs w:val="18"/>
               </w:rPr>
             </w:pPr>
+            <w:bookmarkStart w:id="200" w:name="Component3"/>
+            <w:bookmarkEnd w:id="200"/>
           </w:p>
         </w:tc>
         <w:tc>
@@ -5592,6 +5627,8 @@
                 <w:szCs w:val="13"/>
               </w:rPr>
             </w:pPr>
+            <w:bookmarkStart w:id="201" w:name="WeighingA3"/>
+            <w:bookmarkEnd w:id="201"/>
           </w:p>
         </w:tc>
         <w:tc>
@@ -5608,6 +5645,8 @@
                 <w:szCs w:val="13"/>
               </w:rPr>
             </w:pPr>
+            <w:bookmarkStart w:id="202" w:name="TotalA3"/>
+            <w:bookmarkEnd w:id="202"/>
           </w:p>
         </w:tc>
         <w:tc>
@@ -5624,6 +5663,8 @@
                 <w:szCs w:val="13"/>
               </w:rPr>
             </w:pPr>
+            <w:bookmarkStart w:id="203" w:name="sampleA3"/>
+            <w:bookmarkEnd w:id="203"/>
           </w:p>
         </w:tc>
         <w:tc>
@@ -5640,6 +5681,8 @@
                 <w:szCs w:val="13"/>
               </w:rPr>
             </w:pPr>
+            <w:bookmarkStart w:id="204" w:name="WeighingB3"/>
+            <w:bookmarkEnd w:id="204"/>
           </w:p>
         </w:tc>
         <w:tc>
@@ -5658,6 +5701,8 @@
                 <w:szCs w:val="13"/>
               </w:rPr>
             </w:pPr>
+            <w:bookmarkStart w:id="205" w:name="TotalB3"/>
+            <w:bookmarkEnd w:id="205"/>
           </w:p>
         </w:tc>
         <w:tc>
@@ -5673,6 +5718,8 @@
                 <w:szCs w:val="13"/>
               </w:rPr>
             </w:pPr>
+            <w:bookmarkStart w:id="206" w:name="sampleB3"/>
+            <w:bookmarkEnd w:id="206"/>
           </w:p>
         </w:tc>
       </w:tr>
@@ -5695,6 +5742,8 @@
                 <w:szCs w:val="16"/>
               </w:rPr>
             </w:pPr>
+            <w:bookmarkStart w:id="207" w:name="Description4"/>
+            <w:bookmarkEnd w:id="207"/>
           </w:p>
         </w:tc>
         <w:tc>
@@ -5710,6 +5759,8 @@
                 <w:szCs w:val="18"/>
               </w:rPr>
             </w:pPr>
+            <w:bookmarkStart w:id="208" w:name="Component4"/>
+            <w:bookmarkEnd w:id="208"/>
           </w:p>
         </w:tc>
         <w:tc>
@@ -5726,6 +5777,8 @@
                 <w:szCs w:val="13"/>
               </w:rPr>
             </w:pPr>
+            <w:bookmarkStart w:id="209" w:name="WeighingA4"/>
+            <w:bookmarkEnd w:id="209"/>
           </w:p>
         </w:tc>
         <w:tc>
@@ -5742,6 +5795,8 @@
                 <w:szCs w:val="13"/>
               </w:rPr>
             </w:pPr>
+            <w:bookmarkStart w:id="210" w:name="TotalA4"/>
+            <w:bookmarkEnd w:id="210"/>
           </w:p>
         </w:tc>
         <w:tc>
@@ -5758,6 +5813,8 @@
                 <w:szCs w:val="13"/>
               </w:rPr>
             </w:pPr>
+            <w:bookmarkStart w:id="211" w:name="sampleA4"/>
+            <w:bookmarkEnd w:id="211"/>
           </w:p>
         </w:tc>
         <w:tc>
@@ -5774,6 +5831,8 @@
                 <w:szCs w:val="13"/>
               </w:rPr>
             </w:pPr>
+            <w:bookmarkStart w:id="212" w:name="WeighingB4"/>
+            <w:bookmarkEnd w:id="212"/>
           </w:p>
         </w:tc>
         <w:tc>
@@ -5790,6 +5849,8 @@
                 <w:szCs w:val="13"/>
               </w:rPr>
             </w:pPr>
+            <w:bookmarkStart w:id="213" w:name="TotalB4"/>
+            <w:bookmarkEnd w:id="213"/>
           </w:p>
         </w:tc>
         <w:tc>
@@ -5806,6 +5867,8 @@
                 <w:szCs w:val="13"/>
               </w:rPr>
             </w:pPr>
+            <w:bookmarkStart w:id="214" w:name="sampleB4"/>
+            <w:bookmarkEnd w:id="214"/>
           </w:p>
         </w:tc>
       </w:tr>
@@ -5828,6 +5891,8 @@
                 <w:szCs w:val="16"/>
               </w:rPr>
             </w:pPr>
+            <w:bookmarkStart w:id="215" w:name="Description5"/>
+            <w:bookmarkEnd w:id="215"/>
           </w:p>
         </w:tc>
         <w:tc>
@@ -5843,6 +5908,8 @@
                 <w:szCs w:val="18"/>
               </w:rPr>
             </w:pPr>
+            <w:bookmarkStart w:id="216" w:name="Component5"/>
+            <w:bookmarkEnd w:id="216"/>
           </w:p>
         </w:tc>
         <w:tc>
@@ -5859,6 +5926,8 @@
                 <w:szCs w:val="13"/>
               </w:rPr>
             </w:pPr>
+            <w:bookmarkStart w:id="217" w:name="WeighingA5"/>
+            <w:bookmarkEnd w:id="217"/>
           </w:p>
         </w:tc>
         <w:tc>
@@ -5875,6 +5944,8 @@
                 <w:szCs w:val="13"/>
               </w:rPr>
             </w:pPr>
+            <w:bookmarkStart w:id="218" w:name="TotalA5"/>
+            <w:bookmarkEnd w:id="218"/>
           </w:p>
         </w:tc>
         <w:tc>
@@ -5891,6 +5962,8 @@
                 <w:szCs w:val="13"/>
               </w:rPr>
             </w:pPr>
+            <w:bookmarkStart w:id="219" w:name="sampleA5"/>
+            <w:bookmarkEnd w:id="219"/>
           </w:p>
         </w:tc>
         <w:tc>
@@ -5907,6 +5980,8 @@
                 <w:szCs w:val="13"/>
               </w:rPr>
             </w:pPr>
+            <w:bookmarkStart w:id="220" w:name="WeighingB5"/>
+            <w:bookmarkEnd w:id="220"/>
           </w:p>
         </w:tc>
         <w:tc>
@@ -5923,6 +5998,8 @@
                 <w:szCs w:val="13"/>
               </w:rPr>
             </w:pPr>
+            <w:bookmarkStart w:id="221" w:name="TotalB5"/>
+            <w:bookmarkEnd w:id="221"/>
           </w:p>
         </w:tc>
         <w:tc>
@@ -5939,6 +6016,8 @@
                 <w:szCs w:val="13"/>
               </w:rPr>
             </w:pPr>
+            <w:bookmarkStart w:id="222" w:name="sampleB5"/>
+            <w:bookmarkEnd w:id="222"/>
           </w:p>
         </w:tc>
       </w:tr>
@@ -5961,6 +6040,8 @@
                 <w:szCs w:val="16"/>
               </w:rPr>
             </w:pPr>
+            <w:bookmarkStart w:id="223" w:name="Description6"/>
+            <w:bookmarkEnd w:id="223"/>
           </w:p>
         </w:tc>
         <w:tc>
@@ -5976,6 +6057,8 @@
                 <w:szCs w:val="18"/>
               </w:rPr>
             </w:pPr>
+            <w:bookmarkStart w:id="224" w:name="Component6"/>
+            <w:bookmarkEnd w:id="224"/>
           </w:p>
         </w:tc>
         <w:tc>
@@ -5992,6 +6075,8 @@
                 <w:szCs w:val="13"/>
               </w:rPr>
             </w:pPr>
+            <w:bookmarkStart w:id="225" w:name="WeighingA6"/>
+            <w:bookmarkEnd w:id="225"/>
           </w:p>
         </w:tc>
         <w:tc>
@@ -6008,6 +6093,8 @@
                 <w:szCs w:val="13"/>
               </w:rPr>
             </w:pPr>
+            <w:bookmarkStart w:id="226" w:name="TotalA6"/>
+            <w:bookmarkEnd w:id="226"/>
           </w:p>
         </w:tc>
         <w:tc>
@@ -6024,6 +6111,8 @@
                 <w:szCs w:val="13"/>
               </w:rPr>
             </w:pPr>
+            <w:bookmarkStart w:id="227" w:name="sampleA6"/>
+            <w:bookmarkEnd w:id="227"/>
           </w:p>
         </w:tc>
         <w:tc>
@@ -6040,6 +6129,8 @@
                 <w:szCs w:val="13"/>
               </w:rPr>
             </w:pPr>
+            <w:bookmarkStart w:id="228" w:name="WeighingB6"/>
+            <w:bookmarkEnd w:id="228"/>
           </w:p>
         </w:tc>
         <w:tc>
@@ -6056,6 +6147,8 @@
                 <w:szCs w:val="13"/>
               </w:rPr>
             </w:pPr>
+            <w:bookmarkStart w:id="229" w:name="TotalB6"/>
+            <w:bookmarkEnd w:id="229"/>
           </w:p>
         </w:tc>
         <w:tc>
@@ -6072,6 +6165,8 @@
                 <w:szCs w:val="13"/>
               </w:rPr>
             </w:pPr>
+            <w:bookmarkStart w:id="230" w:name="sampleB6"/>
+            <w:bookmarkEnd w:id="230"/>
           </w:p>
         </w:tc>
       </w:tr>
@@ -6094,6 +6189,8 @@
                 <w:szCs w:val="16"/>
               </w:rPr>
             </w:pPr>
+            <w:bookmarkStart w:id="231" w:name="Description7"/>
+            <w:bookmarkEnd w:id="231"/>
           </w:p>
         </w:tc>
         <w:tc>
@@ -6109,6 +6206,8 @@
                 <w:szCs w:val="18"/>
               </w:rPr>
             </w:pPr>
+            <w:bookmarkStart w:id="232" w:name="Component7"/>
+            <w:bookmarkEnd w:id="232"/>
           </w:p>
         </w:tc>
         <w:tc>
@@ -6125,6 +6224,8 @@
                 <w:szCs w:val="13"/>
               </w:rPr>
             </w:pPr>
+            <w:bookmarkStart w:id="233" w:name="WeighingA7"/>
+            <w:bookmarkEnd w:id="233"/>
           </w:p>
         </w:tc>
         <w:tc>
@@ -6141,6 +6242,8 @@
                 <w:szCs w:val="13"/>
               </w:rPr>
             </w:pPr>
+            <w:bookmarkStart w:id="234" w:name="TotalA7"/>
+            <w:bookmarkEnd w:id="234"/>
           </w:p>
         </w:tc>
         <w:tc>
@@ -6157,6 +6260,8 @@
                 <w:szCs w:val="13"/>
               </w:rPr>
             </w:pPr>
+            <w:bookmarkStart w:id="235" w:name="sampleA7"/>
+            <w:bookmarkEnd w:id="235"/>
           </w:p>
         </w:tc>
         <w:tc>
@@ -6173,6 +6278,8 @@
                 <w:szCs w:val="13"/>
               </w:rPr>
             </w:pPr>
+            <w:bookmarkStart w:id="236" w:name="WeighingB7"/>
+            <w:bookmarkEnd w:id="236"/>
           </w:p>
         </w:tc>
         <w:tc>
@@ -6189,6 +6296,8 @@
                 <w:szCs w:val="13"/>
               </w:rPr>
             </w:pPr>
+            <w:bookmarkStart w:id="237" w:name="TotalB7"/>
+            <w:bookmarkEnd w:id="237"/>
           </w:p>
         </w:tc>
         <w:tc>
@@ -6205,6 +6314,8 @@
                 <w:szCs w:val="13"/>
               </w:rPr>
             </w:pPr>
+            <w:bookmarkStart w:id="238" w:name="sampleB7"/>
+            <w:bookmarkEnd w:id="238"/>
           </w:p>
         </w:tc>
       </w:tr>
@@ -6227,6 +6338,8 @@
                 <w:szCs w:val="16"/>
               </w:rPr>
             </w:pPr>
+            <w:bookmarkStart w:id="239" w:name="Description8"/>
+            <w:bookmarkEnd w:id="239"/>
           </w:p>
         </w:tc>
         <w:tc>
@@ -6242,6 +6355,8 @@
                 <w:szCs w:val="18"/>
               </w:rPr>
             </w:pPr>
+            <w:bookmarkStart w:id="240" w:name="Component8"/>
+            <w:bookmarkEnd w:id="240"/>
           </w:p>
         </w:tc>
         <w:tc>
@@ -6258,6 +6373,8 @@
                 <w:szCs w:val="13"/>
               </w:rPr>
             </w:pPr>
+            <w:bookmarkStart w:id="241" w:name="WeighingA8"/>
+            <w:bookmarkEnd w:id="241"/>
           </w:p>
         </w:tc>
         <w:tc>
@@ -6274,6 +6391,8 @@
                 <w:szCs w:val="13"/>
               </w:rPr>
             </w:pPr>
+            <w:bookmarkStart w:id="242" w:name="TotalA8"/>
+            <w:bookmarkEnd w:id="242"/>
           </w:p>
         </w:tc>
         <w:tc>
@@ -6290,6 +6409,8 @@
                 <w:szCs w:val="13"/>
               </w:rPr>
             </w:pPr>
+            <w:bookmarkStart w:id="243" w:name="sampleA8"/>
+            <w:bookmarkEnd w:id="243"/>
           </w:p>
         </w:tc>
         <w:tc>
@@ -6306,6 +6427,8 @@
                 <w:szCs w:val="13"/>
               </w:rPr>
             </w:pPr>
+            <w:bookmarkStart w:id="244" w:name="WeighingB8"/>
+            <w:bookmarkEnd w:id="244"/>
           </w:p>
         </w:tc>
         <w:tc>
@@ -6322,6 +6445,8 @@
                 <w:szCs w:val="13"/>
               </w:rPr>
             </w:pPr>
+            <w:bookmarkStart w:id="245" w:name="TotalB8"/>
+            <w:bookmarkEnd w:id="245"/>
           </w:p>
         </w:tc>
         <w:tc>
@@ -6338,6 +6463,8 @@
                 <w:szCs w:val="13"/>
               </w:rPr>
             </w:pPr>
+            <w:bookmarkStart w:id="246" w:name="sampleB8"/>
+            <w:bookmarkEnd w:id="246"/>
           </w:p>
         </w:tc>
       </w:tr>
@@ -6360,6 +6487,8 @@
                 <w:szCs w:val="16"/>
               </w:rPr>
             </w:pPr>
+            <w:bookmarkStart w:id="247" w:name="Description9"/>
+            <w:bookmarkEnd w:id="247"/>
           </w:p>
         </w:tc>
         <w:tc>
@@ -6375,6 +6504,8 @@
                 <w:szCs w:val="18"/>
               </w:rPr>
             </w:pPr>
+            <w:bookmarkStart w:id="248" w:name="Component9"/>
+            <w:bookmarkEnd w:id="248"/>
           </w:p>
         </w:tc>
         <w:tc>
@@ -6391,6 +6522,8 @@
                 <w:szCs w:val="13"/>
               </w:rPr>
             </w:pPr>
+            <w:bookmarkStart w:id="249" w:name="WeighingA9"/>
+            <w:bookmarkEnd w:id="249"/>
           </w:p>
         </w:tc>
         <w:tc>
@@ -6407,6 +6540,8 @@
                 <w:szCs w:val="13"/>
               </w:rPr>
             </w:pPr>
+            <w:bookmarkStart w:id="250" w:name="TotalA9"/>
+            <w:bookmarkEnd w:id="250"/>
           </w:p>
         </w:tc>
         <w:tc>
@@ -6423,6 +6558,8 @@
                 <w:szCs w:val="13"/>
               </w:rPr>
             </w:pPr>
+            <w:bookmarkStart w:id="251" w:name="sampleA9"/>
+            <w:bookmarkEnd w:id="251"/>
           </w:p>
         </w:tc>
         <w:tc>
@@ -6439,6 +6576,8 @@
                 <w:szCs w:val="13"/>
               </w:rPr>
             </w:pPr>
+            <w:bookmarkStart w:id="252" w:name="WeighingB9"/>
+            <w:bookmarkEnd w:id="252"/>
           </w:p>
         </w:tc>
         <w:tc>
@@ -6455,6 +6594,8 @@
                 <w:szCs w:val="13"/>
               </w:rPr>
             </w:pPr>
+            <w:bookmarkStart w:id="253" w:name="TotalB9"/>
+            <w:bookmarkEnd w:id="253"/>
           </w:p>
         </w:tc>
         <w:tc>
@@ -6471,6 +6612,8 @@
                 <w:szCs w:val="13"/>
               </w:rPr>
             </w:pPr>
+            <w:bookmarkStart w:id="254" w:name="sampleB9"/>
+            <w:bookmarkEnd w:id="254"/>
           </w:p>
         </w:tc>
       </w:tr>
@@ -6493,6 +6636,8 @@
                 <w:szCs w:val="16"/>
               </w:rPr>
             </w:pPr>
+            <w:bookmarkStart w:id="255" w:name="Description10"/>
+            <w:bookmarkEnd w:id="255"/>
           </w:p>
         </w:tc>
         <w:tc>
@@ -6508,6 +6653,8 @@
                 <w:szCs w:val="18"/>
               </w:rPr>
             </w:pPr>
+            <w:bookmarkStart w:id="256" w:name="Component10"/>
+            <w:bookmarkEnd w:id="256"/>
           </w:p>
         </w:tc>
         <w:tc>
@@ -6524,6 +6671,8 @@
                 <w:szCs w:val="13"/>
               </w:rPr>
             </w:pPr>
+            <w:bookmarkStart w:id="257" w:name="WeighingA10"/>
+            <w:bookmarkEnd w:id="257"/>
           </w:p>
         </w:tc>
         <w:tc>
@@ -6540,6 +6689,8 @@
                 <w:szCs w:val="13"/>
               </w:rPr>
             </w:pPr>
+            <w:bookmarkStart w:id="258" w:name="TotalA10"/>
+            <w:bookmarkEnd w:id="258"/>
           </w:p>
         </w:tc>
         <w:tc>
@@ -6556,6 +6707,8 @@
                 <w:szCs w:val="13"/>
               </w:rPr>
             </w:pPr>
+            <w:bookmarkStart w:id="259" w:name="sampleA10"/>
+            <w:bookmarkEnd w:id="259"/>
           </w:p>
         </w:tc>
         <w:tc>
@@ -6572,6 +6725,8 @@
                 <w:szCs w:val="13"/>
               </w:rPr>
             </w:pPr>
+            <w:bookmarkStart w:id="260" w:name="WeighingB10"/>
+            <w:bookmarkEnd w:id="260"/>
           </w:p>
         </w:tc>
         <w:tc>
@@ -6588,6 +6743,8 @@
                 <w:szCs w:val="13"/>
               </w:rPr>
             </w:pPr>
+            <w:bookmarkStart w:id="261" w:name="TotalB10"/>
+            <w:bookmarkEnd w:id="261"/>
           </w:p>
         </w:tc>
         <w:tc>
@@ -6604,6 +6761,8 @@
                 <w:szCs w:val="13"/>
               </w:rPr>
             </w:pPr>
+            <w:bookmarkStart w:id="262" w:name="sampleB10"/>
+            <w:bookmarkEnd w:id="262"/>
           </w:p>
         </w:tc>
       </w:tr>
@@ -6626,6 +6785,8 @@
                 <w:szCs w:val="16"/>
               </w:rPr>
             </w:pPr>
+            <w:bookmarkStart w:id="263" w:name="Description11"/>
+            <w:bookmarkEnd w:id="263"/>
           </w:p>
         </w:tc>
         <w:tc>
@@ -6641,6 +6802,8 @@
                 <w:szCs w:val="18"/>
               </w:rPr>
             </w:pPr>
+            <w:bookmarkStart w:id="264" w:name="Component11"/>
+            <w:bookmarkEnd w:id="264"/>
           </w:p>
         </w:tc>
         <w:tc>
@@ -6657,6 +6820,8 @@
                 <w:szCs w:val="13"/>
               </w:rPr>
             </w:pPr>
+            <w:bookmarkStart w:id="265" w:name="WeighingA11"/>
+            <w:bookmarkEnd w:id="265"/>
           </w:p>
         </w:tc>
         <w:tc>
@@ -6673,6 +6838,8 @@
                 <w:szCs w:val="13"/>
               </w:rPr>
             </w:pPr>
+            <w:bookmarkStart w:id="266" w:name="TotalA11"/>
+            <w:bookmarkEnd w:id="266"/>
           </w:p>
         </w:tc>
         <w:tc>
@@ -6689,6 +6856,8 @@
                 <w:szCs w:val="13"/>
               </w:rPr>
             </w:pPr>
+            <w:bookmarkStart w:id="267" w:name="sampleA11"/>
+            <w:bookmarkEnd w:id="267"/>
           </w:p>
         </w:tc>
         <w:tc>
@@ -6705,6 +6874,8 @@
                 <w:szCs w:val="13"/>
               </w:rPr>
             </w:pPr>
+            <w:bookmarkStart w:id="268" w:name="WeighingB11"/>
+            <w:bookmarkEnd w:id="268"/>
           </w:p>
         </w:tc>
         <w:tc>
@@ -6721,6 +6892,8 @@
                 <w:szCs w:val="13"/>
               </w:rPr>
             </w:pPr>
+            <w:bookmarkStart w:id="269" w:name="TotalB11"/>
+            <w:bookmarkEnd w:id="269"/>
           </w:p>
         </w:tc>
         <w:tc>
@@ -6737,6 +6910,8 @@
                 <w:szCs w:val="13"/>
               </w:rPr>
             </w:pPr>
+            <w:bookmarkStart w:id="270" w:name="sampleB11"/>
+            <w:bookmarkEnd w:id="270"/>
           </w:p>
         </w:tc>
       </w:tr>
@@ -6759,6 +6934,8 @@
                 <w:szCs w:val="16"/>
               </w:rPr>
             </w:pPr>
+            <w:bookmarkStart w:id="271" w:name="Description12"/>
+            <w:bookmarkEnd w:id="271"/>
           </w:p>
         </w:tc>
         <w:tc>
@@ -6774,6 +6951,8 @@
                 <w:szCs w:val="18"/>
               </w:rPr>
             </w:pPr>
+            <w:bookmarkStart w:id="272" w:name="Component12"/>
+            <w:bookmarkEnd w:id="272"/>
           </w:p>
         </w:tc>
         <w:tc>
@@ -6790,6 +6969,8 @@
                 <w:szCs w:val="13"/>
               </w:rPr>
             </w:pPr>
+            <w:bookmarkStart w:id="273" w:name="WeighingA12"/>
+            <w:bookmarkEnd w:id="273"/>
           </w:p>
         </w:tc>
         <w:tc>
@@ -6806,6 +6987,8 @@
                 <w:szCs w:val="13"/>
               </w:rPr>
             </w:pPr>
+            <w:bookmarkStart w:id="274" w:name="TotalA12"/>
+            <w:bookmarkEnd w:id="274"/>
           </w:p>
         </w:tc>
         <w:tc>
@@ -6822,6 +7005,8 @@
                 <w:szCs w:val="13"/>
               </w:rPr>
             </w:pPr>
+            <w:bookmarkStart w:id="275" w:name="sampleA12"/>
+            <w:bookmarkEnd w:id="275"/>
           </w:p>
         </w:tc>
         <w:tc>
@@ -6838,6 +7023,8 @@
                 <w:szCs w:val="13"/>
               </w:rPr>
             </w:pPr>
+            <w:bookmarkStart w:id="276" w:name="WeighingB12"/>
+            <w:bookmarkEnd w:id="276"/>
           </w:p>
         </w:tc>
         <w:tc>
@@ -6854,6 +7041,8 @@
                 <w:szCs w:val="13"/>
               </w:rPr>
             </w:pPr>
+            <w:bookmarkStart w:id="277" w:name="TotalB12"/>
+            <w:bookmarkEnd w:id="277"/>
           </w:p>
         </w:tc>
         <w:tc>
@@ -6870,6 +7059,306 @@
                 <w:szCs w:val="13"/>
               </w:rPr>
             </w:pPr>
+            <w:bookmarkStart w:id="278" w:name="sampleB12"/>
+            <w:bookmarkEnd w:id="278"/>
+          </w:p>
+        </w:tc>
+      </w:tr>
+      <w:tr>
+        <w:trPr>
+          <w:trHeight w:val="191"/>
+          <w:jc w:val="center"/>
+        </w:trPr>
+        <w:tc>
+          <w:tcPr>
+            <w:tcW w:w="1276" w:type="dxa"/>
+          </w:tcPr>
+          <w:p>
+            <w:pPr>
+              <w:spacing w:after="0" w:line="240" w:lineRule="auto"/>
+              <w:rPr>
+                <w:rFonts w:ascii="Arial" w:eastAsia="黑体" w:hAnsi="Arial" w:cs="Arial"/>
+                <w:color w:val="538135" w:themeColor="accent6" w:themeShade="BF"/>
+                <w:sz w:val="16"/>
+                <w:szCs w:val="16"/>
+              </w:rPr>
+            </w:pPr>
+            <w:bookmarkStart w:id="279" w:name="Description13"/>
+            <w:bookmarkEnd w:id="279"/>
+          </w:p>
+        </w:tc>
+        <w:tc>
+          <w:tcPr>
+            <w:tcW w:w="1276" w:type="dxa"/>
+          </w:tcPr>
+          <w:p>
+            <w:pPr>
+              <w:spacing w:after="0" w:line="240" w:lineRule="auto"/>
+              <w:rPr>
+                <w:rFonts w:ascii="Arial" w:eastAsia="黑体" w:hAnsi="Arial" w:cs="Arial"/>
+                <w:sz w:val="18"/>
+                <w:szCs w:val="18"/>
+              </w:rPr>
+            </w:pPr>
+            <w:bookmarkStart w:id="280" w:name="Component13"/>
+            <w:bookmarkEnd w:id="280"/>
+          </w:p>
+        </w:tc>
+        <w:tc>
+          <w:tcPr>
+            <w:tcW w:w="1417" w:type="dxa"/>
+          </w:tcPr>
+          <w:p>
+            <w:pPr>
+              <w:spacing w:after="0" w:line="240" w:lineRule="auto"/>
+              <w:jc w:val="center"/>
+              <w:rPr>
+                <w:rFonts w:ascii="Arial" w:eastAsia="黑体" w:hAnsi="Arial" w:cs="Arial"/>
+                <w:sz w:val="13"/>
+                <w:szCs w:val="13"/>
+              </w:rPr>
+            </w:pPr>
+            <w:bookmarkStart w:id="281" w:name="WeighingA13"/>
+            <w:bookmarkEnd w:id="281"/>
+          </w:p>
+        </w:tc>
+        <w:tc>
+          <w:tcPr>
+            <w:tcW w:w="1276" w:type="dxa"/>
+          </w:tcPr>
+          <w:p>
+            <w:pPr>
+              <w:spacing w:after="0" w:line="240" w:lineRule="auto"/>
+              <w:jc w:val="center"/>
+              <w:rPr>
+                <w:rFonts w:ascii="Arial" w:eastAsia="黑体" w:hAnsi="Arial" w:cs="Arial"/>
+                <w:sz w:val="13"/>
+                <w:szCs w:val="13"/>
+              </w:rPr>
+            </w:pPr>
+            <w:bookmarkStart w:id="282" w:name="TotalA13"/>
+            <w:bookmarkEnd w:id="282"/>
+          </w:p>
+        </w:tc>
+        <w:tc>
+          <w:tcPr>
+            <w:tcW w:w="1276" w:type="dxa"/>
+          </w:tcPr>
+          <w:p>
+            <w:pPr>
+              <w:spacing w:after="0" w:line="240" w:lineRule="auto"/>
+              <w:jc w:val="center"/>
+              <w:rPr>
+                <w:rFonts w:ascii="Arial" w:eastAsia="黑体" w:hAnsi="Arial" w:cs="Arial"/>
+                <w:sz w:val="13"/>
+                <w:szCs w:val="13"/>
+              </w:rPr>
+            </w:pPr>
+            <w:bookmarkStart w:id="283" w:name="sampleA13"/>
+            <w:bookmarkEnd w:id="283"/>
+          </w:p>
+        </w:tc>
+        <w:tc>
+          <w:tcPr>
+            <w:tcW w:w="1276" w:type="dxa"/>
+          </w:tcPr>
+          <w:p>
+            <w:pPr>
+              <w:spacing w:after="0" w:line="240" w:lineRule="auto"/>
+              <w:jc w:val="center"/>
+              <w:rPr>
+                <w:rFonts w:ascii="Arial" w:eastAsia="黑体" w:hAnsi="Arial" w:cs="Arial"/>
+                <w:sz w:val="13"/>
+                <w:szCs w:val="13"/>
+              </w:rPr>
+            </w:pPr>
+            <w:bookmarkStart w:id="284" w:name="WeighingB13"/>
+            <w:bookmarkEnd w:id="284"/>
+          </w:p>
+        </w:tc>
+        <w:tc>
+          <w:tcPr>
+            <w:tcW w:w="1275" w:type="dxa"/>
+          </w:tcPr>
+          <w:p>
+            <w:pPr>
+              <w:spacing w:after="0" w:line="240" w:lineRule="auto"/>
+              <w:jc w:val="center"/>
+              <w:rPr>
+                <w:rFonts w:ascii="Arial" w:eastAsia="黑体" w:hAnsi="Arial" w:cs="Arial"/>
+                <w:sz w:val="13"/>
+                <w:szCs w:val="13"/>
+              </w:rPr>
+            </w:pPr>
+            <w:bookmarkStart w:id="285" w:name="TotalB13"/>
+            <w:bookmarkEnd w:id="285"/>
+          </w:p>
+        </w:tc>
+        <w:tc>
+          <w:tcPr>
+            <w:tcW w:w="1418" w:type="dxa"/>
+          </w:tcPr>
+          <w:p>
+            <w:pPr>
+              <w:spacing w:after="0" w:line="240" w:lineRule="auto"/>
+              <w:jc w:val="center"/>
+              <w:rPr>
+                <w:rFonts w:ascii="Arial" w:eastAsia="黑体" w:hAnsi="Arial" w:cs="Arial"/>
+                <w:sz w:val="13"/>
+                <w:szCs w:val="13"/>
+              </w:rPr>
+            </w:pPr>
+            <w:bookmarkStart w:id="286" w:name="sampleB13"/>
+            <w:bookmarkEnd w:id="286"/>
+          </w:p>
+        </w:tc>
+      </w:tr>
+      <w:tr>
+        <w:trPr>
+          <w:trHeight w:val="191"/>
+          <w:jc w:val="center"/>
+        </w:trPr>
+        <w:tc>
+          <w:tcPr>
+            <w:tcW w:w="1276" w:type="dxa"/>
+          </w:tcPr>
+          <w:p>
+            <w:pPr>
+              <w:spacing w:after="0" w:line="240" w:lineRule="auto"/>
+              <w:rPr>
+                <w:rFonts w:ascii="Arial" w:eastAsia="黑体" w:hAnsi="Arial" w:cs="Arial"/>
+                <w:color w:val="538135" w:themeColor="accent6" w:themeShade="BF"/>
+                <w:sz w:val="16"/>
+                <w:szCs w:val="16"/>
+              </w:rPr>
+            </w:pPr>
+            <w:bookmarkStart w:id="287" w:name="Description14"/>
+            <w:bookmarkEnd w:id="287"/>
+          </w:p>
+        </w:tc>
+        <w:tc>
+          <w:tcPr>
+            <w:tcW w:w="1276" w:type="dxa"/>
+          </w:tcPr>
+          <w:p>
+            <w:pPr>
+              <w:spacing w:after="0" w:line="240" w:lineRule="auto"/>
+              <w:rPr>
+                <w:rFonts w:ascii="Arial" w:eastAsia="黑体" w:hAnsi="Arial" w:cs="Arial"/>
+                <w:sz w:val="18"/>
+                <w:szCs w:val="18"/>
+              </w:rPr>
+            </w:pPr>
+            <w:bookmarkStart w:id="288" w:name="Component14"/>
+            <w:bookmarkEnd w:id="288"/>
+          </w:p>
+        </w:tc>
+        <w:tc>
+          <w:tcPr>
+            <w:tcW w:w="1417" w:type="dxa"/>
+          </w:tcPr>
+          <w:p>
+            <w:pPr>
+              <w:spacing w:after="0" w:line="240" w:lineRule="auto"/>
+              <w:jc w:val="center"/>
+              <w:rPr>
+                <w:rFonts w:ascii="Arial" w:eastAsia="黑体" w:hAnsi="Arial" w:cs="Arial"/>
+                <w:sz w:val="13"/>
+                <w:szCs w:val="13"/>
+              </w:rPr>
+            </w:pPr>
+            <w:bookmarkStart w:id="289" w:name="WeighingA14"/>
+            <w:bookmarkEnd w:id="289"/>
+          </w:p>
+        </w:tc>
+        <w:tc>
+          <w:tcPr>
+            <w:tcW w:w="1276" w:type="dxa"/>
+          </w:tcPr>
+          <w:p>
+            <w:pPr>
+              <w:spacing w:after="0" w:line="240" w:lineRule="auto"/>
+              <w:jc w:val="center"/>
+              <w:rPr>
+                <w:rFonts w:ascii="Arial" w:eastAsia="黑体" w:hAnsi="Arial" w:cs="Arial"/>
+                <w:sz w:val="13"/>
+                <w:szCs w:val="13"/>
+              </w:rPr>
+            </w:pPr>
+            <w:bookmarkStart w:id="290" w:name="TotalA14"/>
+            <w:bookmarkEnd w:id="290"/>
+          </w:p>
+        </w:tc>
+        <w:tc>
+          <w:tcPr>
+            <w:tcW w:w="1276" w:type="dxa"/>
+          </w:tcPr>
+          <w:p>
+            <w:pPr>
+              <w:spacing w:after="0" w:line="240" w:lineRule="auto"/>
+              <w:jc w:val="center"/>
+              <w:rPr>
+                <w:rFonts w:ascii="Arial" w:eastAsia="黑体" w:hAnsi="Arial" w:cs="Arial"/>
+                <w:sz w:val="13"/>
+                <w:szCs w:val="13"/>
+              </w:rPr>
+            </w:pPr>
+            <w:bookmarkStart w:id="291" w:name="sampleA14"/>
+            <w:bookmarkEnd w:id="291"/>
+          </w:p>
+        </w:tc>
+        <w:tc>
+          <w:tcPr>
+            <w:tcW w:w="1276" w:type="dxa"/>
+          </w:tcPr>
+          <w:p>
+            <w:pPr>
+              <w:spacing w:after="0" w:line="240" w:lineRule="auto"/>
+              <w:jc w:val="center"/>
+              <w:rPr>
+                <w:rFonts w:ascii="Arial" w:eastAsia="黑体" w:hAnsi="Arial" w:cs="Arial"/>
+                <w:sz w:val="13"/>
+                <w:szCs w:val="13"/>
+              </w:rPr>
+            </w:pPr>
+            <w:bookmarkStart w:id="292" w:name="WeighingB14"/>
+            <w:bookmarkEnd w:id="292"/>
+          </w:p>
+        </w:tc>
+        <w:tc>
+          <w:tcPr>
+            <w:tcW w:w="1275" w:type="dxa"/>
+          </w:tcPr>
+          <w:p>
+            <w:pPr>
+              <w:spacing w:after="0" w:line="240" w:lineRule="auto"/>
+              <w:jc w:val="center"/>
+              <w:rPr>
+                <w:rFonts w:ascii="Arial" w:eastAsia="黑体" w:hAnsi="Arial" w:cs="Arial"/>
+                <w:sz w:val="13"/>
+                <w:szCs w:val="13"/>
+              </w:rPr>
+            </w:pPr>
+            <w:bookmarkStart w:id="293" w:name="TotalB14"/>
+            <w:bookmarkEnd w:id="293"/>
+          </w:p>
+        </w:tc>
+        <w:tc>
+          <w:tcPr>
+            <w:tcW w:w="1418" w:type="dxa"/>
+          </w:tcPr>
+          <w:p>
+            <w:pPr>
+              <w:spacing w:after="0" w:line="240" w:lineRule="auto"/>
+              <w:jc w:val="center"/>
+              <w:rPr>
+                <w:rFonts w:ascii="Arial" w:eastAsia="黑体" w:hAnsi="Arial" w:cs="Arial"/>
+                <w:sz w:val="13"/>
+                <w:szCs w:val="13"/>
+              </w:rPr>
+            </w:pPr>
+            <w:bookmarkStart w:id="294" w:name="sampleB14"/>
+            <w:bookmarkEnd w:id="294"/>
           </w:p>
         </w:tc>
       </w:tr>
@@ -6878,14 +7367,14 @@
       <w:pPr>
         <w:spacing w:after="0" w:line="240" w:lineRule="auto"/>
         <w:rPr>
-          <w:rFonts w:ascii="Arial" w:eastAsia="黑体" w:hAnsi="Arial" w:cs="Arial" w:hint="eastAsia"/>
+          <w:rFonts w:ascii="Arial" w:eastAsia="黑体" w:hAnsi="Arial" w:cs="Arial"/>
           <w:sz w:val="18"/>
           <w:szCs w:val="18"/>
         </w:rPr>
       </w:pPr>
     </w:p>
     <w:sectPr>
-      <w:footerReference w:type="default" r:id="rId14"/>
+      <w:footerReference w:type="default" r:id="rId13"/>
       <w:type w:val="continuous"/>
       <w:pgSz w:w="11906" w:h="16838"/>
       <w:pgMar w:top="720" w:right="720" w:bottom="720" w:left="720" w:header="60" w:footer="708" w:gutter="0"/>
@@ -6922,16 +7411,6 @@
 </file>
 
 <file path=word/footer1.xml><?xml version="1.0" encoding="utf-8"?>
-<w:ftr xmlns:wpc="http://schemas.microsoft.com/office/word/2010/wordprocessingCanvas" xmlns:cx="http://schemas.microsoft.com/office/drawing/2014/chartex" xmlns:cx1="http://schemas.microsoft.com/office/drawing/2015/9/8/chartex" xmlns:cx2="http://schemas.microsoft.com/office/drawing/2015/10/21/chartex" xmlns:cx3="http://schemas.microsoft.com/office/drawing/2016/5/9/chartex" xmlns:cx4="http://schemas.microsoft.com/office/drawing/2016/5/10/chartex" xmlns:cx5="http://schemas.microsoft.com/office/drawing/2016/5/11/chartex" xmlns:cx6="http://schemas.microsoft.com/office/drawing/2016/5/12/chartex" xmlns:cx7="http://schemas.microsoft.com/office/drawing/2016/5/13/chartex" xmlns:cx8="http://schemas.microsoft.com/office/drawing/2016/5/14/chartex" xmlns:mc="http://schemas.openxmlformats.org/markup-compatibility/2006" xmlns:aink="http://schemas.microsoft.com/office/drawing/2016/ink" xmlns:am3d="http://schemas.microsoft.com/office/drawing/2017/model3d" xmlns:o="urn:schemas-microsoft-com:office:office" xmlns:oel="http://schemas.microsoft.com/office/2019/extlst" xmlns:r="http://schemas.openxmlformats.org/officeDocument/2006/relationships" xmlns:m="http://schemas.openxmlformats.org/officeDocument/2006/math" xmlns:v="urn:schemas-microsoft-com:vml" xmlns:wp14="http://schemas.microsoft.com/office/word/2010/wordprocessingDrawing" xmlns:wp="http://schemas.openxmlformats.org/drawingml/2006/wordprocessingDrawing" xmlns:w10="urn:schemas-microsoft-com:office:word" xmlns:w="http://schemas.openxmlformats.org/wordprocessingml/2006/main" xmlns:w14="http://schemas.microsoft.com/office/word/2010/wordml" xmlns:w15="http://schemas.microsoft.com/office/word/2012/wordml" xmlns:w16cex="http://schemas.microsoft.com/office/word/2018/wordml/cex" xmlns:w16cid="http://schemas.microsoft.com/office/word/2016/wordml/cid" xmlns:w16="http://schemas.microsoft.com/office/word/2018/wordml" xmlns:w16du="http://schemas.microsoft.com/office/word/2023/wordml/word16du" xmlns:w16sdtdh="http://schemas.microsoft.com/office/word/2020/wordml/sdtdatahash" xmlns:w16sdtfl="http://schemas.microsoft.com/office/word/2024/wordml/sdtformatlock" xmlns:w16se="http://schemas.microsoft.com/office/word/2015/wordml/symex" xmlns:wpg="http://schemas.microsoft.com/office/word/2010/wordprocessingGroup" xmlns:wpi="http://schemas.microsoft.com/office/word/2010/wordprocessingInk" xmlns:wne="http://schemas.microsoft.com/office/word/2006/wordml" xmlns:wps="http://schemas.microsoft.com/office/word/2010/wordprocessingShape" mc:Ignorable="w14 w15 w16se w16cid w16 w16cex w16sdtdh w16sdtfl w16du wp14">
-  <w:p>
-    <w:pPr>
-      <w:pStyle w:val="a5"/>
-    </w:pPr>
-  </w:p>
-</w:ftr>
-</file>
-
-<file path=word/footer2.xml><?xml version="1.0" encoding="utf-8"?>
 <w:ftr xmlns:wpc="http://schemas.microsoft.com/office/word/2010/wordprocessingCanvas" xmlns:cx="http://schemas.microsoft.com/office/drawing/2014/chartex" xmlns:cx1="http://schemas.microsoft.com/office/drawing/2015/9/8/chartex" xmlns:cx2="http://schemas.microsoft.com/office/drawing/2015/10/21/chartex" xmlns:cx3="http://schemas.microsoft.com/office/drawing/2016/5/9/chartex" xmlns:cx4="http://schemas.microsoft.com/office/drawing/2016/5/10/chartex" xmlns:cx5="http://schemas.microsoft.com/office/drawing/2016/5/11/chartex" xmlns:cx6="http://schemas.microsoft.com/office/drawing/2016/5/12/chartex" xmlns:cx7="http://schemas.microsoft.com/office/drawing/2016/5/13/chartex" xmlns:cx8="http://schemas.microsoft.com/office/drawing/2016/5/14/chartex" xmlns:mc="http://schemas.openxmlformats.org/markup-compatibility/2006" xmlns:aink="http://schemas.microsoft.com/office/drawing/2016/ink" xmlns:am3d="http://schemas.microsoft.com/office/drawing/2017/model3d" xmlns:o="urn:schemas-microsoft-com:office:office" xmlns:oel="http://schemas.microsoft.com/office/2019/extlst" xmlns:r="http://schemas.openxmlformats.org/officeDocument/2006/relationships" xmlns:m="http://schemas.openxmlformats.org/officeDocument/2006/math" xmlns:v="urn:schemas-microsoft-com:vml" xmlns:wp14="http://schemas.microsoft.com/office/word/2010/wordprocessingDrawing" xmlns:wp="http://schemas.openxmlformats.org/drawingml/2006/wordprocessingDrawing" xmlns:w10="urn:schemas-microsoft-com:office:word" xmlns:w="http://schemas.openxmlformats.org/wordprocessingml/2006/main" xmlns:w14="http://schemas.microsoft.com/office/word/2010/wordml" xmlns:w15="http://schemas.microsoft.com/office/word/2012/wordml" xmlns:w16cex="http://schemas.microsoft.com/office/word/2018/wordml/cex" xmlns:w16cid="http://schemas.microsoft.com/office/word/2016/wordml/cid" xmlns:w16="http://schemas.microsoft.com/office/word/2018/wordml" xmlns:w16du="http://schemas.microsoft.com/office/word/2023/wordml/word16du" xmlns:w16sdtdh="http://schemas.microsoft.com/office/word/2020/wordml/sdtdatahash" xmlns:w16sdtfl="http://schemas.microsoft.com/office/word/2024/wordml/sdtformatlock" xmlns:w16se="http://schemas.microsoft.com/office/word/2015/wordml/symex" xmlns:wpg="http://schemas.microsoft.com/office/word/2010/wordprocessingGroup" xmlns:wpi="http://schemas.microsoft.com/office/word/2010/wordprocessingInk" xmlns:wne="http://schemas.microsoft.com/office/word/2006/wordml" xmlns:wps="http://schemas.microsoft.com/office/word/2010/wordprocessingShape" mc:Ignorable="w14 w15 w16se w16cid w16 w16cex w16sdtdh w16sdtfl w16du wp14">
   <w:tbl>
     <w:tblPr>
@@ -7284,7 +7763,7 @@
 </w:ftr>
 </file>
 
-<file path=word/footer3.xml><?xml version="1.0" encoding="utf-8"?>
+<file path=word/footer2.xml><?xml version="1.0" encoding="utf-8"?>
 <w:ftr xmlns:wpc="http://schemas.microsoft.com/office/word/2010/wordprocessingCanvas" xmlns:cx="http://schemas.microsoft.com/office/drawing/2014/chartex" xmlns:cx1="http://schemas.microsoft.com/office/drawing/2015/9/8/chartex" xmlns:cx2="http://schemas.microsoft.com/office/drawing/2015/10/21/chartex" xmlns:cx3="http://schemas.microsoft.com/office/drawing/2016/5/9/chartex" xmlns:cx4="http://schemas.microsoft.com/office/drawing/2016/5/10/chartex" xmlns:cx5="http://schemas.microsoft.com/office/drawing/2016/5/11/chartex" xmlns:cx6="http://schemas.microsoft.com/office/drawing/2016/5/12/chartex" xmlns:cx7="http://schemas.microsoft.com/office/drawing/2016/5/13/chartex" xmlns:cx8="http://schemas.microsoft.com/office/drawing/2016/5/14/chartex" xmlns:mc="http://schemas.openxmlformats.org/markup-compatibility/2006" xmlns:aink="http://schemas.microsoft.com/office/drawing/2016/ink" xmlns:am3d="http://schemas.microsoft.com/office/drawing/2017/model3d" xmlns:o="urn:schemas-microsoft-com:office:office" xmlns:oel="http://schemas.microsoft.com/office/2019/extlst" xmlns:r="http://schemas.openxmlformats.org/officeDocument/2006/relationships" xmlns:m="http://schemas.openxmlformats.org/officeDocument/2006/math" xmlns:v="urn:schemas-microsoft-com:vml" xmlns:wp14="http://schemas.microsoft.com/office/word/2010/wordprocessingDrawing" xmlns:wp="http://schemas.openxmlformats.org/drawingml/2006/wordprocessingDrawing" xmlns:w10="urn:schemas-microsoft-com:office:word" xmlns:w="http://schemas.openxmlformats.org/wordprocessingml/2006/main" xmlns:w14="http://schemas.microsoft.com/office/word/2010/wordml" xmlns:w15="http://schemas.microsoft.com/office/word/2012/wordml" xmlns:w16cex="http://schemas.microsoft.com/office/word/2018/wordml/cex" xmlns:w16cid="http://schemas.microsoft.com/office/word/2016/wordml/cid" xmlns:w16="http://schemas.microsoft.com/office/word/2018/wordml" xmlns:w16du="http://schemas.microsoft.com/office/word/2023/wordml/word16du" xmlns:w16sdtdh="http://schemas.microsoft.com/office/word/2020/wordml/sdtdatahash" xmlns:w16sdtfl="http://schemas.microsoft.com/office/word/2024/wordml/sdtformatlock" xmlns:w16se="http://schemas.microsoft.com/office/word/2015/wordml/symex" xmlns:wpg="http://schemas.microsoft.com/office/word/2010/wordprocessingGroup" xmlns:wpi="http://schemas.microsoft.com/office/word/2010/wordprocessingInk" xmlns:wne="http://schemas.microsoft.com/office/word/2006/wordml" xmlns:wps="http://schemas.microsoft.com/office/word/2010/wordprocessingShape" mc:Ignorable="w14 w15 w16se w16cid w16 w16cex w16sdtdh w16sdtfl w16du wp14">
   <w:tbl>
     <w:tblPr>
@@ -8823,7 +9302,7 @@
 </w:ftr>
 </file>
 
-<file path=word/footer4.xml><?xml version="1.0" encoding="utf-8"?>
+<file path=word/footer3.xml><?xml version="1.0" encoding="utf-8"?>
 <w:ftr xmlns:wpc="http://schemas.microsoft.com/office/word/2010/wordprocessingCanvas" xmlns:cx="http://schemas.microsoft.com/office/drawing/2014/chartex" xmlns:cx1="http://schemas.microsoft.com/office/drawing/2015/9/8/chartex" xmlns:cx2="http://schemas.microsoft.com/office/drawing/2015/10/21/chartex" xmlns:cx3="http://schemas.microsoft.com/office/drawing/2016/5/9/chartex" xmlns:cx4="http://schemas.microsoft.com/office/drawing/2016/5/10/chartex" xmlns:cx5="http://schemas.microsoft.com/office/drawing/2016/5/11/chartex" xmlns:cx6="http://schemas.microsoft.com/office/drawing/2016/5/12/chartex" xmlns:cx7="http://schemas.microsoft.com/office/drawing/2016/5/13/chartex" xmlns:cx8="http://schemas.microsoft.com/office/drawing/2016/5/14/chartex" xmlns:mc="http://schemas.openxmlformats.org/markup-compatibility/2006" xmlns:aink="http://schemas.microsoft.com/office/drawing/2016/ink" xmlns:am3d="http://schemas.microsoft.com/office/drawing/2017/model3d" xmlns:o="urn:schemas-microsoft-com:office:office" xmlns:oel="http://schemas.microsoft.com/office/2019/extlst" xmlns:r="http://schemas.openxmlformats.org/officeDocument/2006/relationships" xmlns:m="http://schemas.openxmlformats.org/officeDocument/2006/math" xmlns:v="urn:schemas-microsoft-com:vml" xmlns:wp14="http://schemas.microsoft.com/office/word/2010/wordprocessingDrawing" xmlns:wp="http://schemas.openxmlformats.org/drawingml/2006/wordprocessingDrawing" xmlns:w10="urn:schemas-microsoft-com:office:word" xmlns:w="http://schemas.openxmlformats.org/wordprocessingml/2006/main" xmlns:w14="http://schemas.microsoft.com/office/word/2010/wordml" xmlns:w15="http://schemas.microsoft.com/office/word/2012/wordml" xmlns:w16cex="http://schemas.microsoft.com/office/word/2018/wordml/cex" xmlns:w16cid="http://schemas.microsoft.com/office/word/2016/wordml/cid" xmlns:w16="http://schemas.microsoft.com/office/word/2018/wordml" xmlns:w16du="http://schemas.microsoft.com/office/word/2023/wordml/word16du" xmlns:w16sdtdh="http://schemas.microsoft.com/office/word/2020/wordml/sdtdatahash" xmlns:w16sdtfl="http://schemas.microsoft.com/office/word/2024/wordml/sdtformatlock" xmlns:w16se="http://schemas.microsoft.com/office/word/2015/wordml/symex" xmlns:wpg="http://schemas.microsoft.com/office/word/2010/wordprocessingGroup" xmlns:wpi="http://schemas.microsoft.com/office/word/2010/wordprocessingInk" xmlns:wne="http://schemas.microsoft.com/office/word/2006/wordml" xmlns:wps="http://schemas.microsoft.com/office/word/2010/wordprocessingShape" mc:Ignorable="w14 w15 w16se w16cid w16 w16cex w16sdtdh w16sdtfl w16du wp14">
   <w:tbl>
     <w:tblPr>
@@ -9073,29 +9552,7 @@
               <w:sz w:val="14"/>
               <w:szCs w:val="14"/>
             </w:rPr>
-            <w:t>浙江省宁波市高新区菁华路350号菁华</w:t>
-          </w:r>
-          <w:proofErr w:type="gramStart"/>
-          <w:r>
-            <w:rPr>
-              <w:rFonts w:ascii="思源黑体" w:eastAsia="思源黑体" w:hAnsi="思源黑体"/>
-              <w:b/>
-              <w:bCs/>
-              <w:sz w:val="14"/>
-              <w:szCs w:val="14"/>
-            </w:rPr>
-            <w:t>创梦空间</w:t>
-          </w:r>
-          <w:proofErr w:type="gramEnd"/>
-          <w:r>
-            <w:rPr>
-              <w:rFonts w:ascii="思源黑体" w:eastAsia="思源黑体" w:hAnsi="思源黑体"/>
-              <w:b/>
-              <w:bCs/>
-              <w:sz w:val="14"/>
-              <w:szCs w:val="14"/>
-            </w:rPr>
-            <w:t>二期2号楼</w:t>
+            <w:t>浙江省宁波市高新区菁华路350号菁华创梦空间二期2号楼</w:t>
           </w:r>
         </w:p>
       </w:tc>

--- a/wwwroot/DocxModel/FIBER_ANALYSIS_DATA_SHEET.docx
+++ b/wwwroot/DocxModel/FIBER_ANALYSIS_DATA_SHEET.docx
@@ -4711,14 +4711,14 @@
         <w:tblLook w:val="04A0" w:firstRow="1" w:lastRow="0" w:firstColumn="1" w:lastColumn="0" w:noHBand="0" w:noVBand="1"/>
       </w:tblPr>
       <w:tblGrid>
-        <w:gridCol w:w="2694"/>
-        <w:gridCol w:w="3685"/>
-        <w:gridCol w:w="4077"/>
+        <w:gridCol w:w="1134"/>
+        <w:gridCol w:w="4536"/>
+        <w:gridCol w:w="4786"/>
       </w:tblGrid>
       <w:tr>
         <w:tc>
           <w:tcPr>
-            <w:tcW w:w="2694" w:type="dxa"/>
+            <w:tcW w:w="1134" w:type="dxa"/>
           </w:tcPr>
           <w:p>
             <w:pPr>
@@ -4743,7 +4743,7 @@
         </w:tc>
         <w:tc>
           <w:tcPr>
-            <w:tcW w:w="3685" w:type="dxa"/>
+            <w:tcW w:w="4536" w:type="dxa"/>
           </w:tcPr>
           <w:p>
             <w:pPr>
@@ -4760,7 +4760,7 @@
         </w:tc>
         <w:tc>
           <w:tcPr>
-            <w:tcW w:w="4077" w:type="dxa"/>
+            <w:tcW w:w="4786" w:type="dxa"/>
           </w:tcPr>
           <w:p>
             <w:pPr>
@@ -4779,7 +4779,7 @@
       <w:tr>
         <w:tc>
           <w:tcPr>
-            <w:tcW w:w="2694" w:type="dxa"/>
+            <w:tcW w:w="1134" w:type="dxa"/>
           </w:tcPr>
           <w:p>
             <w:pPr>
@@ -4796,7 +4796,7 @@
         </w:tc>
         <w:tc>
           <w:tcPr>
-            <w:tcW w:w="7762" w:type="dxa"/>
+            <w:tcW w:w="9322" w:type="dxa"/>
             <w:gridSpan w:val="2"/>
           </w:tcPr>
           <w:p>
@@ -4816,7 +4816,7 @@
       <w:tr>
         <w:tc>
           <w:tcPr>
-            <w:tcW w:w="2694" w:type="dxa"/>
+            <w:tcW w:w="1134" w:type="dxa"/>
           </w:tcPr>
           <w:p>
             <w:pPr>
@@ -4833,7 +4833,7 @@
         </w:tc>
         <w:tc>
           <w:tcPr>
-            <w:tcW w:w="7762" w:type="dxa"/>
+            <w:tcW w:w="9322" w:type="dxa"/>
             <w:gridSpan w:val="2"/>
           </w:tcPr>
           <w:p>

--- a/wwwroot/DocxModel/FIBER_ANALYSIS_DATA_SHEET.docx
+++ b/wwwroot/DocxModel/FIBER_ANALYSIS_DATA_SHEET.docx
@@ -3510,11 +3510,10 @@
         <w:tblLook w:val="04A0" w:firstRow="1" w:lastRow="0" w:firstColumn="1" w:lastColumn="0" w:noHBand="0" w:noVBand="1"/>
       </w:tblPr>
       <w:tblGrid>
-        <w:gridCol w:w="3261"/>
-        <w:gridCol w:w="2409"/>
-        <w:gridCol w:w="1843"/>
+        <w:gridCol w:w="2977"/>
         <w:gridCol w:w="2552"/>
-        <w:gridCol w:w="425"/>
+        <w:gridCol w:w="1842"/>
+        <w:gridCol w:w="3119"/>
       </w:tblGrid>
       <w:tr>
         <w:trPr>
@@ -3522,7 +3521,7 @@
         </w:trPr>
         <w:tc>
           <w:tcPr>
-            <w:tcW w:w="3261" w:type="dxa"/>
+            <w:tcW w:w="2977" w:type="dxa"/>
           </w:tcPr>
           <w:p>
             <w:pPr>
@@ -3546,20 +3545,68 @@
               <w:t>Test Result:</w:t>
             </w:r>
           </w:p>
-        </w:tc>
-        <w:tc>
-          <w:tcPr>
-            <w:tcW w:w="2409" w:type="dxa"/>
-          </w:tcPr>
           <w:p>
             <w:pPr>
               <w:pStyle w:val="aa"/>
+              <w:jc w:val="right"/>
+              <w:rPr>
+                <w:rFonts w:ascii="Arial" w:hAnsi="Arial" w:cs="Arial"/>
+                <w:b/>
+                <w:sz w:val="18"/>
+                <w:szCs w:val="18"/>
+              </w:rPr>
+            </w:pPr>
+            <w:r>
+              <w:rPr>
+                <w:rFonts w:ascii="Arial" w:hAnsi="Arial" w:cs="Arial" w:hint="eastAsia"/>
+                <w:bCs/>
+                <w:sz w:val="18"/>
+                <w:szCs w:val="18"/>
+              </w:rPr>
+              <w:t xml:space="preserve">Based on </w:t>
+            </w:r>
+            <w:r>
               <w:rPr>
                 <w:rFonts w:ascii="Arial" w:hAnsi="Arial" w:cs="Arial"/>
                 <w:bCs/>
                 <w:sz w:val="18"/>
                 <w:szCs w:val="18"/>
               </w:rPr>
+              <w:t>moisture</w:t>
+            </w:r>
+            <w:r>
+              <w:rPr>
+                <w:rFonts w:ascii="Arial" w:hAnsi="Arial" w:cs="Arial" w:hint="eastAsia"/>
+                <w:bCs/>
+                <w:sz w:val="18"/>
+                <w:szCs w:val="18"/>
+              </w:rPr>
+              <w:t xml:space="preserve"> regain weight</w:t>
+            </w:r>
+            <w:r>
+              <w:rPr>
+                <w:rFonts w:ascii="Arial" w:hAnsi="Arial" w:cs="Arial" w:hint="eastAsia"/>
+                <w:bCs/>
+                <w:sz w:val="18"/>
+                <w:szCs w:val="18"/>
+              </w:rPr>
+              <w:t>:</w:t>
+            </w:r>
+          </w:p>
+        </w:tc>
+        <w:tc>
+          <w:tcPr>
+            <w:tcW w:w="2552" w:type="dxa"/>
+          </w:tcPr>
+          <w:p>
+            <w:pPr>
+              <w:pStyle w:val="aa"/>
+              <w:rPr>
+                <w:rFonts w:ascii="Arial" w:hAnsi="Arial" w:cs="Arial"/>
+                <w:bCs/>
+                <w:sz w:val="18"/>
+                <w:szCs w:val="18"/>
+              </w:rPr>
             </w:pPr>
             <w:bookmarkStart w:id="150" w:name="TestResult_1"/>
             <w:bookmarkEnd w:id="150"/>
@@ -3567,7 +3614,7 @@
         </w:tc>
         <w:tc>
           <w:tcPr>
-            <w:tcW w:w="1843" w:type="dxa"/>
+            <w:tcW w:w="1842" w:type="dxa"/>
           </w:tcPr>
           <w:p>
             <w:pPr>
@@ -3595,7 +3642,7 @@
         </w:tc>
         <w:tc>
           <w:tcPr>
-            <w:tcW w:w="2552" w:type="dxa"/>
+            <w:tcW w:w="3119" w:type="dxa"/>
           </w:tcPr>
           <w:p>
             <w:pPr>
@@ -3610,22 +3657,6 @@
             </w:pPr>
             <w:bookmarkStart w:id="152" w:name="Recommendation_1"/>
             <w:bookmarkEnd w:id="152"/>
-          </w:p>
-        </w:tc>
-        <w:tc>
-          <w:tcPr>
-            <w:tcW w:w="425" w:type="dxa"/>
-          </w:tcPr>
-          <w:p>
-            <w:pPr>
-              <w:pStyle w:val="aa"/>
-              <w:rPr>
-                <w:rFonts w:ascii="Arial" w:hAnsi="Arial" w:cs="Arial"/>
-                <w:bCs/>
-                <w:sz w:val="18"/>
-                <w:szCs w:val="18"/>
-              </w:rPr>
-            </w:pPr>
           </w:p>
         </w:tc>
       </w:tr>
@@ -3635,12 +3666,12 @@
         </w:trPr>
         <w:tc>
           <w:tcPr>
-            <w:tcW w:w="3261" w:type="dxa"/>
+            <w:tcW w:w="2977" w:type="dxa"/>
           </w:tcPr>
           <w:p>
             <w:pPr>
               <w:pStyle w:val="aa"/>
-              <w:jc w:val="right"/>
+              <w:ind w:right="720"/>
               <w:rPr>
                 <w:rFonts w:ascii="Arial" w:hAnsi="Arial" w:cs="Arial"/>
                 <w:bCs/>
@@ -3648,42 +3679,34 @@
                 <w:szCs w:val="18"/>
               </w:rPr>
             </w:pPr>
-            <w:r>
-              <w:rPr>
-                <w:rFonts w:ascii="Arial" w:hAnsi="Arial" w:cs="Arial" w:hint="eastAsia"/>
-                <w:bCs/>
-                <w:sz w:val="18"/>
-                <w:szCs w:val="18"/>
-              </w:rPr>
-              <w:t xml:space="preserve">Based on </w:t>
-            </w:r>
-            <w:r>
+          </w:p>
+        </w:tc>
+        <w:tc>
+          <w:tcPr>
+            <w:tcW w:w="2552" w:type="dxa"/>
+          </w:tcPr>
+          <w:p>
+            <w:pPr>
+              <w:pStyle w:val="aa"/>
               <w:rPr>
                 <w:rFonts w:ascii="Arial" w:hAnsi="Arial" w:cs="Arial"/>
                 <w:bCs/>
                 <w:sz w:val="18"/>
                 <w:szCs w:val="18"/>
               </w:rPr>
-              <w:t>moisture</w:t>
-            </w:r>
-            <w:r>
-              <w:rPr>
-                <w:rFonts w:ascii="Arial" w:hAnsi="Arial" w:cs="Arial" w:hint="eastAsia"/>
-                <w:bCs/>
-                <w:sz w:val="18"/>
-                <w:szCs w:val="18"/>
-              </w:rPr>
-              <w:t xml:space="preserve"> regain weight:</w:t>
-            </w:r>
-          </w:p>
-        </w:tc>
-        <w:tc>
-          <w:tcPr>
-            <w:tcW w:w="2409" w:type="dxa"/>
+            </w:pPr>
+            <w:bookmarkStart w:id="153" w:name="TestResult_2"/>
+            <w:bookmarkEnd w:id="153"/>
+          </w:p>
+        </w:tc>
+        <w:tc>
+          <w:tcPr>
+            <w:tcW w:w="1842" w:type="dxa"/>
           </w:tcPr>
           <w:p>
             <w:pPr>
               <w:pStyle w:val="aa"/>
+              <w:jc w:val="right"/>
               <w:rPr>
                 <w:rFonts w:ascii="Arial" w:hAnsi="Arial" w:cs="Arial"/>
                 <w:bCs/>
@@ -3691,18 +3714,17 @@
                 <w:szCs w:val="18"/>
               </w:rPr>
             </w:pPr>
-            <w:bookmarkStart w:id="153" w:name="TestResult_2"/>
-            <w:bookmarkEnd w:id="153"/>
-          </w:p>
-        </w:tc>
-        <w:tc>
-          <w:tcPr>
-            <w:tcW w:w="1843" w:type="dxa"/>
+            <w:bookmarkStart w:id="154" w:name="GBR"/>
+            <w:bookmarkEnd w:id="154"/>
+          </w:p>
+        </w:tc>
+        <w:tc>
+          <w:tcPr>
+            <w:tcW w:w="3119" w:type="dxa"/>
           </w:tcPr>
           <w:p>
             <w:pPr>
               <w:pStyle w:val="aa"/>
-              <w:jc w:val="right"/>
               <w:rPr>
                 <w:rFonts w:ascii="Arial" w:hAnsi="Arial" w:cs="Arial"/>
                 <w:bCs/>
@@ -3710,49 +3732,12 @@
                 <w:szCs w:val="18"/>
               </w:rPr>
             </w:pPr>
-            <w:bookmarkStart w:id="154" w:name="GBR"/>
-            <w:bookmarkEnd w:id="154"/>
-          </w:p>
-        </w:tc>
-        <w:tc>
-          <w:tcPr>
-            <w:tcW w:w="2552" w:type="dxa"/>
-          </w:tcPr>
-          <w:p>
-            <w:pPr>
-              <w:pStyle w:val="aa"/>
-              <w:rPr>
-                <w:rFonts w:ascii="Arial" w:hAnsi="Arial" w:cs="Arial"/>
-                <w:bCs/>
-                <w:sz w:val="18"/>
-                <w:szCs w:val="18"/>
-              </w:rPr>
-            </w:pPr>
             <w:bookmarkStart w:id="155" w:name="Recommendation_2"/>
             <w:bookmarkEnd w:id="155"/>
           </w:p>
         </w:tc>
-        <w:tc>
-          <w:tcPr>
-            <w:tcW w:w="425" w:type="dxa"/>
-            <w:vMerge w:val="restart"/>
-          </w:tcPr>
-          <w:p>
-            <w:pPr>
-              <w:pStyle w:val="aa"/>
-              <w:ind w:right="1000"/>
-              <w:jc w:val="right"/>
-              <w:rPr>
-                <w:rFonts w:ascii="Arial" w:hAnsi="Arial" w:cs="Arial"/>
-                <w:bCs/>
-                <w:sz w:val="18"/>
-                <w:szCs w:val="18"/>
-              </w:rPr>
-            </w:pPr>
-            <w:bookmarkStart w:id="156" w:name="FinalRemark"/>
-            <w:bookmarkEnd w:id="156"/>
-          </w:p>
-        </w:tc>
+        <w:bookmarkStart w:id="156" w:name="FinalRemark"/>
+        <w:bookmarkEnd w:id="156"/>
       </w:tr>
       <w:tr>
         <w:trPr>
@@ -3760,7 +3745,7 @@
         </w:trPr>
         <w:tc>
           <w:tcPr>
-            <w:tcW w:w="3261" w:type="dxa"/>
+            <w:tcW w:w="2977" w:type="dxa"/>
           </w:tcPr>
           <w:p>
             <w:pPr>
@@ -3778,7 +3763,7 @@
         </w:tc>
         <w:tc>
           <w:tcPr>
-            <w:tcW w:w="2409" w:type="dxa"/>
+            <w:tcW w:w="2552" w:type="dxa"/>
           </w:tcPr>
           <w:p>
             <w:pPr>
@@ -3795,7 +3780,7 @@
         </w:tc>
         <w:tc>
           <w:tcPr>
-            <w:tcW w:w="1843" w:type="dxa"/>
+            <w:tcW w:w="1842" w:type="dxa"/>
           </w:tcPr>
           <w:p>
             <w:pPr>
@@ -3810,7 +3795,7 @@
         </w:tc>
         <w:tc>
           <w:tcPr>
-            <w:tcW w:w="2552" w:type="dxa"/>
+            <w:tcW w:w="3119" w:type="dxa"/>
           </w:tcPr>
           <w:p>
             <w:pPr>
@@ -3823,22 +3808,6 @@
             </w:pPr>
             <w:bookmarkStart w:id="159" w:name="Recommendation_3"/>
             <w:bookmarkEnd w:id="159"/>
-          </w:p>
-        </w:tc>
-        <w:tc>
-          <w:tcPr>
-            <w:tcW w:w="425" w:type="dxa"/>
-            <w:vMerge/>
-          </w:tcPr>
-          <w:p>
-            <w:pPr>
-              <w:pStyle w:val="aa"/>
-              <w:rPr>
-                <w:noProof/>
-                <w:sz w:val="21"/>
-                <w:szCs w:val="21"/>
-              </w:rPr>
-            </w:pPr>
           </w:p>
         </w:tc>
       </w:tr>
@@ -3848,7 +3817,7 @@
         </w:trPr>
         <w:tc>
           <w:tcPr>
-            <w:tcW w:w="3261" w:type="dxa"/>
+            <w:tcW w:w="2977" w:type="dxa"/>
           </w:tcPr>
           <w:p>
             <w:pPr>
@@ -3864,7 +3833,7 @@
         </w:tc>
         <w:tc>
           <w:tcPr>
-            <w:tcW w:w="2409" w:type="dxa"/>
+            <w:tcW w:w="2552" w:type="dxa"/>
           </w:tcPr>
           <w:p>
             <w:pPr>
@@ -3881,7 +3850,7 @@
         </w:tc>
         <w:tc>
           <w:tcPr>
-            <w:tcW w:w="1843" w:type="dxa"/>
+            <w:tcW w:w="1842" w:type="dxa"/>
           </w:tcPr>
           <w:p>
             <w:pPr>
@@ -3896,7 +3865,7 @@
         </w:tc>
         <w:tc>
           <w:tcPr>
-            <w:tcW w:w="2552" w:type="dxa"/>
+            <w:tcW w:w="3119" w:type="dxa"/>
           </w:tcPr>
           <w:p>
             <w:pPr>
@@ -3909,22 +3878,6 @@
             </w:pPr>
             <w:bookmarkStart w:id="161" w:name="Recommendation_4"/>
             <w:bookmarkEnd w:id="161"/>
-          </w:p>
-        </w:tc>
-        <w:tc>
-          <w:tcPr>
-            <w:tcW w:w="425" w:type="dxa"/>
-            <w:vMerge/>
-          </w:tcPr>
-          <w:p>
-            <w:pPr>
-              <w:pStyle w:val="aa"/>
-              <w:rPr>
-                <w:noProof/>
-                <w:sz w:val="21"/>
-                <w:szCs w:val="21"/>
-              </w:rPr>
-            </w:pPr>
           </w:p>
         </w:tc>
       </w:tr>
@@ -3934,7 +3887,7 @@
         </w:trPr>
         <w:tc>
           <w:tcPr>
-            <w:tcW w:w="3261" w:type="dxa"/>
+            <w:tcW w:w="2977" w:type="dxa"/>
           </w:tcPr>
           <w:p>
             <w:pPr>
@@ -3949,7 +3902,7 @@
         </w:tc>
         <w:tc>
           <w:tcPr>
-            <w:tcW w:w="2409" w:type="dxa"/>
+            <w:tcW w:w="2552" w:type="dxa"/>
           </w:tcPr>
           <w:p>
             <w:pPr>
@@ -3966,7 +3919,7 @@
         </w:tc>
         <w:tc>
           <w:tcPr>
-            <w:tcW w:w="1843" w:type="dxa"/>
+            <w:tcW w:w="1842" w:type="dxa"/>
           </w:tcPr>
           <w:p>
             <w:pPr>
@@ -3981,7 +3934,7 @@
         </w:tc>
         <w:tc>
           <w:tcPr>
-            <w:tcW w:w="2552" w:type="dxa"/>
+            <w:tcW w:w="3119" w:type="dxa"/>
           </w:tcPr>
           <w:p>
             <w:pPr>
@@ -3994,21 +3947,6 @@
             </w:pPr>
             <w:bookmarkStart w:id="163" w:name="Recommendation_5"/>
             <w:bookmarkEnd w:id="163"/>
-          </w:p>
-        </w:tc>
-        <w:tc>
-          <w:tcPr>
-            <w:tcW w:w="425" w:type="dxa"/>
-          </w:tcPr>
-          <w:p>
-            <w:pPr>
-              <w:pStyle w:val="aa"/>
-              <w:rPr>
-                <w:noProof/>
-                <w:sz w:val="13"/>
-                <w:szCs w:val="13"/>
-              </w:rPr>
-            </w:pPr>
           </w:p>
         </w:tc>
       </w:tr>
@@ -4018,7 +3956,7 @@
         </w:trPr>
         <w:tc>
           <w:tcPr>
-            <w:tcW w:w="3261" w:type="dxa"/>
+            <w:tcW w:w="2977" w:type="dxa"/>
           </w:tcPr>
           <w:p>
             <w:pPr>
@@ -4033,7 +3971,7 @@
         </w:tc>
         <w:tc>
           <w:tcPr>
-            <w:tcW w:w="2409" w:type="dxa"/>
+            <w:tcW w:w="2552" w:type="dxa"/>
           </w:tcPr>
           <w:p>
             <w:pPr>
@@ -4050,7 +3988,7 @@
         </w:tc>
         <w:tc>
           <w:tcPr>
-            <w:tcW w:w="1843" w:type="dxa"/>
+            <w:tcW w:w="1842" w:type="dxa"/>
           </w:tcPr>
           <w:p>
             <w:pPr>
@@ -4065,7 +4003,7 @@
         </w:tc>
         <w:tc>
           <w:tcPr>
-            <w:tcW w:w="2552" w:type="dxa"/>
+            <w:tcW w:w="3119" w:type="dxa"/>
           </w:tcPr>
           <w:p>
             <w:pPr>
@@ -4078,21 +4016,6 @@
             </w:pPr>
             <w:bookmarkStart w:id="165" w:name="Recommendation_6"/>
             <w:bookmarkEnd w:id="165"/>
-          </w:p>
-        </w:tc>
-        <w:tc>
-          <w:tcPr>
-            <w:tcW w:w="425" w:type="dxa"/>
-          </w:tcPr>
-          <w:p>
-            <w:pPr>
-              <w:pStyle w:val="aa"/>
-              <w:rPr>
-                <w:noProof/>
-                <w:sz w:val="11"/>
-                <w:szCs w:val="11"/>
-              </w:rPr>
-            </w:pPr>
           </w:p>
         </w:tc>
       </w:tr>
@@ -4102,7 +4025,7 @@
         </w:trPr>
         <w:tc>
           <w:tcPr>
-            <w:tcW w:w="3261" w:type="dxa"/>
+            <w:tcW w:w="2977" w:type="dxa"/>
           </w:tcPr>
           <w:p>
             <w:pPr>
@@ -4117,7 +4040,7 @@
         </w:tc>
         <w:tc>
           <w:tcPr>
-            <w:tcW w:w="2409" w:type="dxa"/>
+            <w:tcW w:w="2552" w:type="dxa"/>
           </w:tcPr>
           <w:p>
             <w:pPr>
@@ -4134,7 +4057,7 @@
         </w:tc>
         <w:tc>
           <w:tcPr>
-            <w:tcW w:w="1843" w:type="dxa"/>
+            <w:tcW w:w="1842" w:type="dxa"/>
           </w:tcPr>
           <w:p>
             <w:pPr>
@@ -4149,7 +4072,7 @@
         </w:tc>
         <w:tc>
           <w:tcPr>
-            <w:tcW w:w="2552" w:type="dxa"/>
+            <w:tcW w:w="3119" w:type="dxa"/>
           </w:tcPr>
           <w:p>
             <w:pPr>
@@ -4162,21 +4085,6 @@
             </w:pPr>
             <w:bookmarkStart w:id="167" w:name="Recommendation_7"/>
             <w:bookmarkEnd w:id="167"/>
-          </w:p>
-        </w:tc>
-        <w:tc>
-          <w:tcPr>
-            <w:tcW w:w="425" w:type="dxa"/>
-          </w:tcPr>
-          <w:p>
-            <w:pPr>
-              <w:pStyle w:val="aa"/>
-              <w:rPr>
-                <w:noProof/>
-                <w:sz w:val="11"/>
-                <w:szCs w:val="11"/>
-              </w:rPr>
-            </w:pPr>
           </w:p>
         </w:tc>
       </w:tr>
@@ -4186,7 +4094,7 @@
         </w:trPr>
         <w:tc>
           <w:tcPr>
-            <w:tcW w:w="3261" w:type="dxa"/>
+            <w:tcW w:w="2977" w:type="dxa"/>
           </w:tcPr>
           <w:p>
             <w:pPr>
@@ -4201,7 +4109,7 @@
         </w:tc>
         <w:tc>
           <w:tcPr>
-            <w:tcW w:w="2409" w:type="dxa"/>
+            <w:tcW w:w="2552" w:type="dxa"/>
           </w:tcPr>
           <w:p>
             <w:pPr>
@@ -4218,7 +4126,7 @@
         </w:tc>
         <w:tc>
           <w:tcPr>
-            <w:tcW w:w="1843" w:type="dxa"/>
+            <w:tcW w:w="1842" w:type="dxa"/>
           </w:tcPr>
           <w:p>
             <w:pPr>
@@ -4233,7 +4141,7 @@
         </w:tc>
         <w:tc>
           <w:tcPr>
-            <w:tcW w:w="2552" w:type="dxa"/>
+            <w:tcW w:w="3119" w:type="dxa"/>
           </w:tcPr>
           <w:p>
             <w:pPr>
@@ -4246,21 +4154,6 @@
             </w:pPr>
             <w:bookmarkStart w:id="169" w:name="Recommendation_8"/>
             <w:bookmarkEnd w:id="169"/>
-          </w:p>
-        </w:tc>
-        <w:tc>
-          <w:tcPr>
-            <w:tcW w:w="425" w:type="dxa"/>
-          </w:tcPr>
-          <w:p>
-            <w:pPr>
-              <w:pStyle w:val="aa"/>
-              <w:rPr>
-                <w:noProof/>
-                <w:sz w:val="11"/>
-                <w:szCs w:val="11"/>
-              </w:rPr>
-            </w:pPr>
           </w:p>
         </w:tc>
       </w:tr>
@@ -4270,7 +4163,7 @@
         </w:trPr>
         <w:tc>
           <w:tcPr>
-            <w:tcW w:w="3261" w:type="dxa"/>
+            <w:tcW w:w="2977" w:type="dxa"/>
           </w:tcPr>
           <w:p>
             <w:pPr>
@@ -4285,7 +4178,7 @@
         </w:tc>
         <w:tc>
           <w:tcPr>
-            <w:tcW w:w="2409" w:type="dxa"/>
+            <w:tcW w:w="2552" w:type="dxa"/>
           </w:tcPr>
           <w:p>
             <w:pPr>
@@ -4302,7 +4195,7 @@
         </w:tc>
         <w:tc>
           <w:tcPr>
-            <w:tcW w:w="1843" w:type="dxa"/>
+            <w:tcW w:w="1842" w:type="dxa"/>
           </w:tcPr>
           <w:p>
             <w:pPr>
@@ -4317,7 +4210,7 @@
         </w:tc>
         <w:tc>
           <w:tcPr>
-            <w:tcW w:w="2552" w:type="dxa"/>
+            <w:tcW w:w="3119" w:type="dxa"/>
           </w:tcPr>
           <w:p>
             <w:pPr>
@@ -4330,21 +4223,6 @@
             </w:pPr>
             <w:bookmarkStart w:id="171" w:name="Recommendation_9"/>
             <w:bookmarkEnd w:id="171"/>
-          </w:p>
-        </w:tc>
-        <w:tc>
-          <w:tcPr>
-            <w:tcW w:w="425" w:type="dxa"/>
-          </w:tcPr>
-          <w:p>
-            <w:pPr>
-              <w:pStyle w:val="aa"/>
-              <w:rPr>
-                <w:noProof/>
-                <w:sz w:val="11"/>
-                <w:szCs w:val="11"/>
-              </w:rPr>
-            </w:pPr>
           </w:p>
         </w:tc>
       </w:tr>
@@ -4354,7 +4232,7 @@
         </w:trPr>
         <w:tc>
           <w:tcPr>
-            <w:tcW w:w="3261" w:type="dxa"/>
+            <w:tcW w:w="2977" w:type="dxa"/>
           </w:tcPr>
           <w:p>
             <w:pPr>
@@ -4369,7 +4247,7 @@
         </w:tc>
         <w:tc>
           <w:tcPr>
-            <w:tcW w:w="2409" w:type="dxa"/>
+            <w:tcW w:w="2552" w:type="dxa"/>
           </w:tcPr>
           <w:p>
             <w:pPr>
@@ -4386,7 +4264,7 @@
         </w:tc>
         <w:tc>
           <w:tcPr>
-            <w:tcW w:w="1843" w:type="dxa"/>
+            <w:tcW w:w="1842" w:type="dxa"/>
           </w:tcPr>
           <w:p>
             <w:pPr>
@@ -4401,7 +4279,7 @@
         </w:tc>
         <w:tc>
           <w:tcPr>
-            <w:tcW w:w="2552" w:type="dxa"/>
+            <w:tcW w:w="3119" w:type="dxa"/>
           </w:tcPr>
           <w:p>
             <w:pPr>
@@ -4414,21 +4292,6 @@
             </w:pPr>
             <w:bookmarkStart w:id="173" w:name="Recommendation_10"/>
             <w:bookmarkEnd w:id="173"/>
-          </w:p>
-        </w:tc>
-        <w:tc>
-          <w:tcPr>
-            <w:tcW w:w="425" w:type="dxa"/>
-          </w:tcPr>
-          <w:p>
-            <w:pPr>
-              <w:pStyle w:val="aa"/>
-              <w:rPr>
-                <w:noProof/>
-                <w:sz w:val="11"/>
-                <w:szCs w:val="11"/>
-              </w:rPr>
-            </w:pPr>
           </w:p>
         </w:tc>
       </w:tr>
